--- a/EXPORTS/DOCX/published/niveau3/English/RMO.docx
+++ b/EXPORTS/DOCX/published/niveau3/English/RMO.docx
@@ -145,7 +145,7 @@
           <w:rFonts w:ascii="Charis SIL Regular" w:hAnsi="Charis SIL Regular" w:eastAsia="Charis SIL Regular"/>
           <w:b w:val="0"/>
           <w:i w:val="0"/>
-          <w:color w:val="0066CC"/>
+          <w:color w:val="0000FF"/>
           <w:sz w:val="24"/>
           <w:u w:val="single"/>
         </w:rPr>
@@ -163,7 +163,7 @@
           <w:rFonts w:ascii="Charis SIL Regular" w:hAnsi="Charis SIL Regular" w:eastAsia="Charis SIL Regular"/>
           <w:b w:val="0"/>
           <w:i w:val="0"/>
-          <w:color w:val="0066CC"/>
+          <w:color w:val="0000FF"/>
           <w:sz w:val="24"/>
           <w:u w:val="single"/>
         </w:rPr>
@@ -174,7 +174,7 @@
           <w:rFonts w:ascii="Charis SIL Regular" w:hAnsi="Charis SIL Regular" w:eastAsia="Charis SIL Regular"/>
           <w:b w:val="0"/>
           <w:i w:val="0"/>
-          <w:color w:val="0066CC"/>
+          <w:color w:val="0000FF"/>
           <w:sz w:val="24"/>
           <w:u w:val="single"/>
         </w:rPr>
@@ -192,7 +192,7 @@
           <w:rFonts w:ascii="Charis SIL Regular" w:hAnsi="Charis SIL Regular" w:eastAsia="Charis SIL Regular"/>
           <w:b w:val="0"/>
           <w:i w:val="0"/>
-          <w:color w:val="0066CC"/>
+          <w:color w:val="0000FF"/>
           <w:sz w:val="24"/>
           <w:u w:val="single"/>
         </w:rPr>
@@ -203,7 +203,7 @@
           <w:rFonts w:ascii="Charis SIL Regular" w:hAnsi="Charis SIL Regular" w:eastAsia="Charis SIL Regular"/>
           <w:b w:val="0"/>
           <w:i w:val="0"/>
-          <w:color w:val="0066CC"/>
+          <w:color w:val="0000FF"/>
           <w:sz w:val="24"/>
           <w:u w:val="single"/>
         </w:rPr>
@@ -241,7 +241,7 @@
       </w:r>
       <w:r>
         <w:rPr>
-          <w:u w:val="single" w:color="0066cc"/>
+          <w:u w:val="single" w:color="0000ff"/>
           <w:rFonts w:ascii="Charis SIL Regular" w:hAnsi="Charis SIL Regular" w:eastAsia="Charis SIL Regular"/>
           <w:b w:val="0"/>
           <w:i w:val="0"/>
@@ -259,7 +259,7 @@
       </w:r>
       <w:r>
         <w:rPr>
-          <w:u w:val="single" w:color="0066cc"/>
+          <w:u w:val="single" w:color="0000ff"/>
           <w:rFonts w:ascii="Charis SIL Regular" w:hAnsi="Charis SIL Regular" w:eastAsia="Charis SIL Regular"/>
           <w:b w:val="0"/>
           <w:i w:val="0"/>
@@ -270,7 +270,7 @@
       </w:r>
       <w:r>
         <w:rPr>
-          <w:u w:val="single" w:color="0066cc"/>
+          <w:u w:val="single" w:color="0000ff"/>
           <w:rFonts w:ascii="Charis SIL Regular" w:hAnsi="Charis SIL Regular" w:eastAsia="Charis SIL Regular"/>
           <w:b w:val="0"/>
           <w:i w:val="0"/>
@@ -288,7 +288,7 @@
       </w:r>
       <w:r>
         <w:rPr>
-          <w:u w:val="single" w:color="0066cc"/>
+          <w:u w:val="single" w:color="0000ff"/>
           <w:rFonts w:ascii="Charis SIL Regular" w:hAnsi="Charis SIL Regular" w:eastAsia="Charis SIL Regular"/>
           <w:b w:val="0"/>
           <w:i w:val="0"/>
@@ -306,7 +306,7 @@
       </w:r>
       <w:r>
         <w:rPr>
-          <w:u w:val="single" w:color="0066cc"/>
+          <w:u w:val="single" w:color="0000ff"/>
           <w:rFonts w:ascii="Charis SIL Regular" w:hAnsi="Charis SIL Regular" w:eastAsia="Charis SIL Regular"/>
           <w:b w:val="0"/>
           <w:i w:val="0"/>
@@ -337,7 +337,7 @@
           <w:rFonts w:ascii="Charis SIL Regular" w:hAnsi="Charis SIL Regular" w:eastAsia="Charis SIL Regular"/>
           <w:b w:val="0"/>
           <w:i w:val="0"/>
-          <w:color w:val="0066CC"/>
+          <w:color w:val="0000FF"/>
           <w:sz w:val="24"/>
           <w:u w:val="single"/>
         </w:rPr>
@@ -355,7 +355,7 @@
           <w:rFonts w:ascii="Charis SIL Regular" w:hAnsi="Charis SIL Regular" w:eastAsia="Charis SIL Regular"/>
           <w:b w:val="0"/>
           <w:i w:val="0"/>
-          <w:color w:val="0066CC"/>
+          <w:color w:val="0000FF"/>
           <w:sz w:val="24"/>
           <w:u w:val="single"/>
         </w:rPr>
@@ -366,7 +366,7 @@
           <w:rFonts w:ascii="Charis SIL Regular" w:hAnsi="Charis SIL Regular" w:eastAsia="Charis SIL Regular"/>
           <w:b w:val="0"/>
           <w:i w:val="0"/>
-          <w:color w:val="0066CC"/>
+          <w:color w:val="0000FF"/>
           <w:sz w:val="24"/>
           <w:u w:val="single"/>
         </w:rPr>
@@ -397,11 +397,39 @@
           <w:color w:val="000000"/>
           <w:sz w:val="24"/>
         </w:rPr>
-        <w:t>appointed professor of archaeology at Leiden University, thus also becom</w:t>
+        <w:t>appointed professor of archaeology at Leiden University, thus als</w:t>
       </w:r>
       <w:r>
         <w:rPr>
-          <w:u w:val="single" w:color="0066cc"/>
+          <w:u w:val="single" w:color="0000ff"/>
+          <w:rFonts w:ascii="Charis SIL Regular" w:hAnsi="Charis SIL Regular" w:eastAsia="Charis SIL Regular"/>
+          <w:b w:val="0"/>
+          <w:i w:val="0"/>
+          <w:color w:val="000000"/>
+          <w:sz w:val="24"/>
+        </w:rPr>
+        <w:hyperlink r:id="rId10" w:history="1">
+          <w:r>
+            <w:rPr>
+              <w:rStyle w:val="Hyperlink"/>
+            </w:rPr>
+            <w:t>o beco</w:t>
+          </w:r>
+        </w:hyperlink>
+      </w:r>
+      <w:r>
+        <w:rPr>
+          <w:rFonts w:ascii="Charis SIL Regular" w:hAnsi="Charis SIL Regular" w:eastAsia="Charis SIL Regular"/>
+          <w:b w:val="0"/>
+          <w:i w:val="0"/>
+          <w:color w:val="000000"/>
+          <w:sz w:val="24"/>
+        </w:rPr>
+        <w:t>m</w:t>
+      </w:r>
+      <w:r>
+        <w:rPr>
+          <w:u w:val="single" w:color="0000ff"/>
           <w:rFonts w:ascii="Charis SIL Regular" w:hAnsi="Charis SIL Regular" w:eastAsia="Charis SIL Regular"/>
           <w:b w:val="0"/>
           <w:i w:val="0"/>
@@ -502,7 +530,7 @@
           <w:rFonts w:ascii="Charis SIL Regular" w:hAnsi="Charis SIL Regular" w:eastAsia="Charis SIL Regular"/>
           <w:b w:val="0"/>
           <w:i w:val="0"/>
-          <w:color w:val="0066CC"/>
+          <w:color w:val="0000FF"/>
           <w:sz w:val="24"/>
           <w:u w:val="single"/>
         </w:rPr>
@@ -530,7 +558,7 @@
           <w:rFonts w:ascii="Charis SIL Regular" w:hAnsi="Charis SIL Regular" w:eastAsia="Charis SIL Regular"/>
           <w:b w:val="0"/>
           <w:i w:val="0"/>
-          <w:color w:val="0066CC"/>
+          <w:color w:val="0000FF"/>
           <w:sz w:val="24"/>
           <w:u w:val="single"/>
         </w:rPr>
@@ -548,7 +576,7 @@
           <w:rFonts w:ascii="Charis SIL Regular" w:hAnsi="Charis SIL Regular" w:eastAsia="Charis SIL Regular"/>
           <w:b w:val="0"/>
           <w:i w:val="0"/>
-          <w:color w:val="0066CC"/>
+          <w:color w:val="0000FF"/>
           <w:sz w:val="24"/>
           <w:u w:val="single"/>
         </w:rPr>
@@ -559,7 +587,7 @@
           <w:rFonts w:ascii="Charis SIL Regular" w:hAnsi="Charis SIL Regular" w:eastAsia="Charis SIL Regular"/>
           <w:b w:val="0"/>
           <w:i w:val="0"/>
-          <w:color w:val="0066CC"/>
+          <w:color w:val="0000FF"/>
           <w:sz w:val="24"/>
           <w:u w:val="single"/>
         </w:rPr>
@@ -577,7 +605,7 @@
           <w:rFonts w:ascii="Charis SIL Regular" w:hAnsi="Charis SIL Regular" w:eastAsia="Charis SIL Regular"/>
           <w:b w:val="0"/>
           <w:i w:val="0"/>
-          <w:color w:val="0066CC"/>
+          <w:color w:val="0000FF"/>
           <w:sz w:val="24"/>
           <w:u w:val="single"/>
         </w:rPr>
@@ -588,7 +616,7 @@
           <w:rFonts w:ascii="Charis SIL Regular" w:hAnsi="Charis SIL Regular" w:eastAsia="Charis SIL Regular"/>
           <w:b w:val="0"/>
           <w:i w:val="0"/>
-          <w:color w:val="0066CC"/>
+          <w:color w:val="0000FF"/>
           <w:sz w:val="24"/>
           <w:u w:val="single"/>
         </w:rPr>
@@ -606,7 +634,7 @@
           <w:rFonts w:ascii="Charis SIL Regular" w:hAnsi="Charis SIL Regular" w:eastAsia="Charis SIL Regular"/>
           <w:b w:val="0"/>
           <w:i w:val="0"/>
-          <w:color w:val="0066CC"/>
+          <w:color w:val="0000FF"/>
           <w:sz w:val="24"/>
           <w:u w:val="single"/>
         </w:rPr>
@@ -617,7 +645,7 @@
           <w:rFonts w:ascii="Charis SIL Regular" w:hAnsi="Charis SIL Regular" w:eastAsia="Charis SIL Regular"/>
           <w:b w:val="0"/>
           <w:i w:val="0"/>
-          <w:color w:val="0066CC"/>
+          <w:color w:val="0000FF"/>
           <w:sz w:val="24"/>
           <w:u w:val="single"/>
         </w:rPr>
@@ -652,7 +680,7 @@
       </w:r>
       <w:r>
         <w:rPr>
-          <w:u w:val="single" w:color="0066cc"/>
+          <w:u w:val="single" w:color="0000ff"/>
           <w:rFonts w:ascii="Charis SIL Regular" w:hAnsi="Charis SIL Regular" w:eastAsia="Charis SIL Regular"/>
           <w:b w:val="0"/>
           <w:i w:val="0"/>
@@ -680,79 +708,18 @@
       </w:r>
       <w:r>
         <w:rPr>
-          <w:u w:val="single" w:color="0066cc"/>
+          <w:u w:val="single" w:color="0000ff"/>
           <w:rFonts w:ascii="Charis SIL Regular" w:hAnsi="Charis SIL Regular" w:eastAsia="Charis SIL Regular"/>
           <w:b w:val="0"/>
           <w:i w:val="0"/>
           <w:color w:val="000000"/>
           <w:sz w:val="24"/>
         </w:rPr>
-        <w:hyperlink r:id="rId12" w:history="1">
-          <w:r>
-            <w:rPr>
-              <w:rStyle w:val="Hyperlink"/>
-            </w:rPr>
-            <w:t>lisatio</w:t>
-          </w:r>
-        </w:hyperlink>
+        <w:t>lisation of museu</w:t>
       </w:r>
       <w:r>
         <w:rPr>
-          <w:u w:val="single" w:color="0066cc"/>
-          <w:rFonts w:ascii="Charis SIL Regular" w:hAnsi="Charis SIL Regular" w:eastAsia="Charis SIL Regular"/>
-          <w:b w:val="0"/>
-          <w:i w:val="0"/>
-          <w:color w:val="000000"/>
-          <w:sz w:val="24"/>
-        </w:rPr>
-        <w:hyperlink r:id="rId12" w:history="1">
-          <w:r>
-            <w:rPr>
-              <w:rStyle w:val="Hyperlink"/>
-            </w:rPr>
-            <w:t>n of mu</w:t>
-          </w:r>
-        </w:hyperlink>
-      </w:r>
-      <w:r>
-        <w:rPr>
-          <w:u w:val="single" w:color="0066cc"/>
-          <w:rFonts w:ascii="Charis SIL Regular" w:hAnsi="Charis SIL Regular" w:eastAsia="Charis SIL Regular"/>
-          <w:b w:val="0"/>
-          <w:i w:val="0"/>
-          <w:color w:val="000000"/>
-          <w:sz w:val="24"/>
-        </w:rPr>
-        <w:hyperlink r:id="rId12" w:history="1">
-          <w:r>
-            <w:rPr>
-              <w:rStyle w:val="Hyperlink"/>
-            </w:rPr>
-            <w:t>s</w:t>
-          </w:r>
-        </w:hyperlink>
-      </w:r>
-      <w:r>
-        <w:rPr>
-          <w:u w:val="single" w:color="0066cc"/>
-          <w:rFonts w:ascii="Charis SIL Regular" w:hAnsi="Charis SIL Regular" w:eastAsia="Charis SIL Regular"/>
-          <w:b w:val="0"/>
-          <w:i w:val="0"/>
-          <w:color w:val="000000"/>
-          <w:sz w:val="24"/>
-        </w:rPr>
-        <w:hyperlink r:id="rId12" w:history="1">
-          <w:r>
-            <w:rPr>
-              <w:rStyle w:val="Hyperlink"/>
-            </w:rPr>
-            <w:t>eu</w:t>
-          </w:r>
-        </w:hyperlink>
-      </w:r>
-      <w:r>
-        <w:rPr>
-          <w:u w:val="single" w:color="0066cc"/>
+          <w:u w:val="single" w:color="0000ff"/>
           <w:rFonts w:ascii="Charis SIL Regular" w:hAnsi="Charis SIL Regular" w:eastAsia="Charis SIL Regular"/>
           <w:b w:val="0"/>
           <w:i w:val="0"/>
@@ -899,7 +866,7 @@
           <w:rFonts w:ascii="Charis SIL Regular" w:hAnsi="Charis SIL Regular" w:eastAsia="Charis SIL Regular"/>
           <w:b w:val="0"/>
           <w:i w:val="0"/>
-          <w:color w:val="0066CC"/>
+          <w:color w:val="0000FF"/>
           <w:sz w:val="24"/>
           <w:u w:val="single"/>
         </w:rPr>
@@ -917,7 +884,7 @@
           <w:rFonts w:ascii="Charis SIL Regular" w:hAnsi="Charis SIL Regular" w:eastAsia="Charis SIL Regular"/>
           <w:b w:val="0"/>
           <w:i w:val="0"/>
-          <w:color w:val="0066CC"/>
+          <w:color w:val="0000FF"/>
           <w:sz w:val="24"/>
           <w:u w:val="single"/>
         </w:rPr>
@@ -928,7 +895,7 @@
           <w:rFonts w:ascii="Charis SIL Regular" w:hAnsi="Charis SIL Regular" w:eastAsia="Charis SIL Regular"/>
           <w:b w:val="0"/>
           <w:i w:val="0"/>
-          <w:color w:val="0066CC"/>
+          <w:color w:val="0000FF"/>
           <w:sz w:val="24"/>
           <w:u w:val="single"/>
         </w:rPr>
@@ -946,7 +913,7 @@
           <w:rFonts w:ascii="Charis SIL Regular" w:hAnsi="Charis SIL Regular" w:eastAsia="Charis SIL Regular"/>
           <w:b w:val="0"/>
           <w:i w:val="0"/>
-          <w:color w:val="0066CC"/>
+          <w:color w:val="0000FF"/>
           <w:sz w:val="24"/>
           <w:u w:val="single"/>
         </w:rPr>
@@ -957,7 +924,7 @@
           <w:rFonts w:ascii="Charis SIL Regular" w:hAnsi="Charis SIL Regular" w:eastAsia="Charis SIL Regular"/>
           <w:b w:val="0"/>
           <w:i w:val="0"/>
-          <w:color w:val="0066CC"/>
+          <w:color w:val="0000FF"/>
           <w:sz w:val="24"/>
           <w:u w:val="single"/>
         </w:rPr>
@@ -975,7 +942,7 @@
           <w:rFonts w:ascii="Charis SIL Regular" w:hAnsi="Charis SIL Regular" w:eastAsia="Charis SIL Regular"/>
           <w:b w:val="0"/>
           <w:i w:val="0"/>
-          <w:color w:val="0066CC"/>
+          <w:color w:val="0000FF"/>
           <w:sz w:val="24"/>
           <w:u w:val="single"/>
         </w:rPr>
@@ -986,7 +953,7 @@
           <w:rFonts w:ascii="Charis SIL Regular" w:hAnsi="Charis SIL Regular" w:eastAsia="Charis SIL Regular"/>
           <w:b w:val="0"/>
           <w:i w:val="0"/>
-          <w:color w:val="0066CC"/>
+          <w:color w:val="0000FF"/>
           <w:sz w:val="24"/>
           <w:u w:val="single"/>
         </w:rPr>
@@ -1017,11 +984,65 @@
           <w:color w:val="000000"/>
           <w:sz w:val="24"/>
         </w:rPr>
-        <w:t>Wereldmuseum Leiden). In 2023 and 2024 several of the Sin</w:t>
+        <w:t xml:space="preserve">Wereldmuseum Leiden). In 2023 and 2024 several of </w:t>
       </w:r>
       <w:r>
         <w:rPr>
-          <w:u w:val="single" w:color="0066cc"/>
+          <w:u w:val="single" w:color="0000ff"/>
+          <w:rFonts w:ascii="Charis SIL Regular" w:hAnsi="Charis SIL Regular" w:eastAsia="Charis SIL Regular"/>
+          <w:b w:val="0"/>
+          <w:i w:val="0"/>
+          <w:color w:val="000000"/>
+          <w:sz w:val="24"/>
+        </w:rPr>
+        <w:hyperlink r:id="rId13" w:history="1">
+          <w:r>
+            <w:rPr>
+              <w:rStyle w:val="Hyperlink"/>
+            </w:rPr>
+            <w:t>t</w:t>
+          </w:r>
+        </w:hyperlink>
+      </w:r>
+      <w:r>
+        <w:rPr>
+          <w:u w:val="single" w:color="0000ff"/>
+          <w:rFonts w:ascii="Charis SIL Regular" w:hAnsi="Charis SIL Regular" w:eastAsia="Charis SIL Regular"/>
+          <w:b w:val="0"/>
+          <w:i w:val="0"/>
+          <w:color w:val="000000"/>
+          <w:sz w:val="24"/>
+        </w:rPr>
+        <w:hyperlink r:id="rId13" w:history="1">
+          <w:r>
+            <w:rPr>
+              <w:rStyle w:val="Hyperlink"/>
+            </w:rPr>
+            <w:t>h</w:t>
+          </w:r>
+        </w:hyperlink>
+      </w:r>
+      <w:r>
+        <w:rPr>
+          <w:u w:val="single" w:color="0000ff"/>
+          <w:rFonts w:ascii="Charis SIL Regular" w:hAnsi="Charis SIL Regular" w:eastAsia="Charis SIL Regular"/>
+          <w:b w:val="0"/>
+          <w:i w:val="0"/>
+          <w:color w:val="000000"/>
+          <w:sz w:val="24"/>
+        </w:rPr>
+        <w:hyperlink r:id="rId13" w:history="1">
+          <w:r>
+            <w:rPr>
+              <w:rStyle w:val="Hyperlink"/>
+            </w:rPr>
+            <w:t>e Sin</w:t>
+          </w:r>
+        </w:hyperlink>
+      </w:r>
+      <w:r>
+        <w:rPr>
+          <w:u w:val="single" w:color="0000ff"/>
           <w:rFonts w:ascii="Charis SIL Regular" w:hAnsi="Charis SIL Regular" w:eastAsia="Charis SIL Regular"/>
           <w:b w:val="0"/>
           <w:i w:val="0"/>
@@ -1039,7 +1060,7 @@
       </w:r>
       <w:r>
         <w:rPr>
-          <w:u w:val="single" w:color="0066cc"/>
+          <w:u w:val="single" w:color="0000ff"/>
           <w:rFonts w:ascii="Charis SIL Regular" w:hAnsi="Charis SIL Regular" w:eastAsia="Charis SIL Regular"/>
           <w:b w:val="0"/>
           <w:i w:val="0"/>
@@ -1220,7 +1241,7 @@
           <w:rFonts w:ascii="Charis SIL Regular" w:hAnsi="Charis SIL Regular" w:eastAsia="Charis SIL Regular"/>
           <w:b w:val="0"/>
           <w:i w:val="0"/>
-          <w:color w:val="0066CC"/>
+          <w:color w:val="0000FF"/>
           <w:sz w:val="24"/>
           <w:u w:val="single"/>
         </w:rPr>
@@ -1238,7 +1259,7 @@
           <w:rFonts w:ascii="Charis SIL Regular" w:hAnsi="Charis SIL Regular" w:eastAsia="Charis SIL Regular"/>
           <w:b w:val="0"/>
           <w:i w:val="0"/>
-          <w:color w:val="0066CC"/>
+          <w:color w:val="0000FF"/>
           <w:sz w:val="24"/>
           <w:u w:val="single"/>
         </w:rPr>
@@ -1249,7 +1270,7 @@
           <w:rFonts w:ascii="Charis SIL Regular" w:hAnsi="Charis SIL Regular" w:eastAsia="Charis SIL Regular"/>
           <w:b w:val="0"/>
           <w:i w:val="0"/>
-          <w:color w:val="0066CC"/>
+          <w:color w:val="0000FF"/>
           <w:sz w:val="24"/>
           <w:u w:val="single"/>
         </w:rPr>
@@ -1267,7 +1288,7 @@
           <w:rFonts w:ascii="Charis SIL Regular" w:hAnsi="Charis SIL Regular" w:eastAsia="Charis SIL Regular"/>
           <w:b w:val="0"/>
           <w:i w:val="0"/>
-          <w:color w:val="0066CC"/>
+          <w:color w:val="0000FF"/>
           <w:sz w:val="24"/>
           <w:u w:val="single"/>
         </w:rPr>
@@ -1278,7 +1299,7 @@
           <w:rFonts w:ascii="Charis SIL Regular" w:hAnsi="Charis SIL Regular" w:eastAsia="Charis SIL Regular"/>
           <w:b w:val="0"/>
           <w:i w:val="0"/>
-          <w:color w:val="0066CC"/>
+          <w:color w:val="0000FF"/>
           <w:sz w:val="24"/>
           <w:u w:val="single"/>
         </w:rPr>
@@ -1296,7 +1317,7 @@
           <w:rFonts w:ascii="Charis SIL Regular" w:hAnsi="Charis SIL Regular" w:eastAsia="Charis SIL Regular"/>
           <w:b w:val="0"/>
           <w:i w:val="0"/>
-          <w:color w:val="0066CC"/>
+          <w:color w:val="0000FF"/>
           <w:sz w:val="24"/>
           <w:u w:val="single"/>
         </w:rPr>
@@ -1307,7 +1328,7 @@
           <w:rFonts w:ascii="Charis SIL Regular" w:hAnsi="Charis SIL Regular" w:eastAsia="Charis SIL Regular"/>
           <w:b w:val="0"/>
           <w:i w:val="0"/>
-          <w:color w:val="0066CC"/>
+          <w:color w:val="0000FF"/>
           <w:sz w:val="24"/>
           <w:u w:val="single"/>
         </w:rPr>
@@ -1338,25 +1359,32 @@
           <w:color w:val="000000"/>
           <w:sz w:val="24"/>
         </w:rPr>
-        <w:t>the museum, its his</w:t>
+        <w:t xml:space="preserve">the museum, its history and collection. </w:t>
       </w:r>
       <w:r>
         <w:rPr>
-          <w:u w:val="single" w:color="0066cc"/>
+          <w:u w:val="single" w:color="0000ff"/>
           <w:rFonts w:ascii="Charis SIL Regular" w:hAnsi="Charis SIL Regular" w:eastAsia="Charis SIL Regular"/>
           <w:b w:val="0"/>
           <w:i w:val="0"/>
           <w:color w:val="000000"/>
           <w:sz w:val="24"/>
         </w:rPr>
-        <w:t xml:space="preserve">tory and collection. The </w:t>
+        <w:hyperlink r:id="rId9" w:history="1">
+          <w:r>
+            <w:rPr>
+              <w:rStyle w:val="Hyperlink"/>
+            </w:rPr>
+            <w:t xml:space="preserve">The </w:t>
+          </w:r>
+        </w:hyperlink>
       </w:r>
       <w:r>
         <w:rPr>
           <w:rFonts w:ascii="Charis SIL Regular" w:hAnsi="Charis SIL Regular" w:eastAsia="Charis SIL Regular"/>
           <w:b w:val="0"/>
           <w:i w:val="0"/>
-          <w:color w:val="0066CC"/>
+          <w:color w:val="0000FF"/>
           <w:sz w:val="24"/>
           <w:u w:val="single"/>
         </w:rPr>
@@ -1374,7 +1402,7 @@
           <w:rFonts w:ascii="Charis SIL Regular" w:hAnsi="Charis SIL Regular" w:eastAsia="Charis SIL Regular"/>
           <w:b w:val="0"/>
           <w:i w:val="0"/>
-          <w:color w:val="0066CC"/>
+          <w:color w:val="0000FF"/>
           <w:sz w:val="24"/>
           <w:u w:val="single"/>
         </w:rPr>
@@ -1392,7 +1420,7 @@
           <w:rFonts w:ascii="Charis SIL Regular" w:hAnsi="Charis SIL Regular" w:eastAsia="Charis SIL Regular"/>
           <w:b w:val="0"/>
           <w:i w:val="0"/>
-          <w:color w:val="0066CC"/>
+          <w:color w:val="0000FF"/>
           <w:sz w:val="24"/>
           <w:u w:val="single"/>
         </w:rPr>
@@ -1403,7 +1431,7 @@
           <w:rFonts w:ascii="Charis SIL Regular" w:hAnsi="Charis SIL Regular" w:eastAsia="Charis SIL Regular"/>
           <w:b w:val="0"/>
           <w:i w:val="0"/>
-          <w:color w:val="0066CC"/>
+          <w:color w:val="0000FF"/>
           <w:sz w:val="24"/>
           <w:u w:val="single"/>
         </w:rPr>
@@ -1590,7 +1618,7 @@
           <w:rFonts w:ascii="Charis SIL Regular" w:hAnsi="Charis SIL Regular" w:eastAsia="Charis SIL Regular"/>
           <w:b w:val="0"/>
           <w:i w:val="0"/>
-          <w:color w:val="0066CC"/>
+          <w:color w:val="0000FF"/>
           <w:sz w:val="24"/>
           <w:u w:val="single"/>
         </w:rPr>
@@ -1608,7 +1636,7 @@
           <w:rFonts w:ascii="Charis SIL Regular" w:hAnsi="Charis SIL Regular" w:eastAsia="Charis SIL Regular"/>
           <w:b w:val="0"/>
           <w:i w:val="0"/>
-          <w:color w:val="0066CC"/>
+          <w:color w:val="0000FF"/>
           <w:sz w:val="24"/>
           <w:u w:val="single"/>
         </w:rPr>
@@ -1619,7 +1647,7 @@
           <w:rFonts w:ascii="Charis SIL Regular" w:hAnsi="Charis SIL Regular" w:eastAsia="Charis SIL Regular"/>
           <w:b w:val="0"/>
           <w:i w:val="0"/>
-          <w:color w:val="0066CC"/>
+          <w:color w:val="0000FF"/>
           <w:sz w:val="24"/>
           <w:u w:val="single"/>
         </w:rPr>
@@ -1637,7 +1665,7 @@
           <w:rFonts w:ascii="Charis SIL Regular" w:hAnsi="Charis SIL Regular" w:eastAsia="Charis SIL Regular"/>
           <w:b w:val="0"/>
           <w:i w:val="0"/>
-          <w:color w:val="0066CC"/>
+          <w:color w:val="0000FF"/>
           <w:sz w:val="24"/>
           <w:u w:val="single"/>
         </w:rPr>
@@ -1648,7 +1676,7 @@
           <w:rFonts w:ascii="Charis SIL Regular" w:hAnsi="Charis SIL Regular" w:eastAsia="Charis SIL Regular"/>
           <w:b w:val="0"/>
           <w:i w:val="0"/>
-          <w:color w:val="0066CC"/>
+          <w:color w:val="0000FF"/>
           <w:sz w:val="24"/>
           <w:u w:val="single"/>
         </w:rPr>
@@ -1666,7 +1694,7 @@
           <w:rFonts w:ascii="Charis SIL Regular" w:hAnsi="Charis SIL Regular" w:eastAsia="Charis SIL Regular"/>
           <w:b w:val="0"/>
           <w:i w:val="0"/>
-          <w:color w:val="0066CC"/>
+          <w:color w:val="0000FF"/>
           <w:sz w:val="24"/>
           <w:u w:val="single"/>
         </w:rPr>
@@ -1677,7 +1705,7 @@
           <w:rFonts w:ascii="Charis SIL Regular" w:hAnsi="Charis SIL Regular" w:eastAsia="Charis SIL Regular"/>
           <w:b w:val="0"/>
           <w:i w:val="0"/>
-          <w:color w:val="0066CC"/>
+          <w:color w:val="0000FF"/>
           <w:sz w:val="24"/>
           <w:u w:val="single"/>
         </w:rPr>
@@ -1705,7 +1733,7 @@
           <w:rFonts w:ascii="Charis SIL Regular" w:hAnsi="Charis SIL Regular" w:eastAsia="Charis SIL Regular"/>
           <w:b w:val="0"/>
           <w:i w:val="0"/>
-          <w:color w:val="0066CC"/>
+          <w:color w:val="0000FF"/>
           <w:sz w:val="24"/>
           <w:u w:val="single"/>
         </w:rPr>
@@ -1723,7 +1751,7 @@
           <w:rFonts w:ascii="Charis SIL Regular" w:hAnsi="Charis SIL Regular" w:eastAsia="Charis SIL Regular"/>
           <w:b w:val="0"/>
           <w:i w:val="0"/>
-          <w:color w:val="0066CC"/>
+          <w:color w:val="0000FF"/>
           <w:sz w:val="24"/>
           <w:u w:val="single"/>
         </w:rPr>
@@ -1744,150 +1772,11 @@
           <w:color w:val="000000"/>
           <w:sz w:val="24"/>
         </w:rPr>
-        <w:t xml:space="preserve">. The archive of </w:t>
+        <w:t xml:space="preserve">. The archive of the KKZ, which is part of the Rijksmuseum archive, is managed by the </w:t>
       </w:r>
       <w:r>
         <w:rPr>
-          <w:u w:val="single" w:color="0066cc"/>
-          <w:rFonts w:ascii="Charis SIL Regular" w:hAnsi="Charis SIL Regular" w:eastAsia="Charis SIL Regular"/>
-          <w:b w:val="0"/>
-          <w:i w:val="0"/>
-          <w:color w:val="000000"/>
-          <w:sz w:val="24"/>
-        </w:rPr>
-        <w:hyperlink r:id="rId12" w:history="1">
-          <w:r>
-            <w:rPr>
-              <w:rStyle w:val="Hyperlink"/>
-            </w:rPr>
-            <w:t>the K</w:t>
-          </w:r>
-        </w:hyperlink>
-      </w:r>
-      <w:r>
-        <w:rPr>
-          <w:u w:val="single" w:color="0066cc"/>
-          <w:rFonts w:ascii="Charis SIL Regular" w:hAnsi="Charis SIL Regular" w:eastAsia="Charis SIL Regular"/>
-          <w:b w:val="0"/>
-          <w:i w:val="0"/>
-          <w:color w:val="000000"/>
-          <w:sz w:val="24"/>
-        </w:rPr>
-        <w:t>K</w:t>
-      </w:r>
-      <w:r>
-        <w:rPr>
-          <w:u w:val="single" w:color="0066cc"/>
-          <w:rFonts w:ascii="Charis SIL Regular" w:hAnsi="Charis SIL Regular" w:eastAsia="Charis SIL Regular"/>
-          <w:b w:val="0"/>
-          <w:i w:val="0"/>
-          <w:color w:val="000000"/>
-          <w:sz w:val="24"/>
-        </w:rPr>
-        <w:hyperlink r:id="rId12" w:history="1">
-          <w:r>
-            <w:rPr>
-              <w:rStyle w:val="Hyperlink"/>
-            </w:rPr>
-            <w:t>Z, whic</w:t>
-          </w:r>
-        </w:hyperlink>
-      </w:r>
-      <w:r>
-        <w:rPr>
-          <w:u w:val="single" w:color="0066cc"/>
-          <w:rFonts w:ascii="Charis SIL Regular" w:hAnsi="Charis SIL Regular" w:eastAsia="Charis SIL Regular"/>
-          <w:b w:val="0"/>
-          <w:i w:val="0"/>
-          <w:color w:val="000000"/>
-          <w:sz w:val="24"/>
-        </w:rPr>
-        <w:hyperlink r:id="rId12" w:history="1">
-          <w:r>
-            <w:rPr>
-              <w:rStyle w:val="Hyperlink"/>
-            </w:rPr>
-            <w:t>h i</w:t>
-          </w:r>
-        </w:hyperlink>
-      </w:r>
-      <w:r>
-        <w:rPr>
-          <w:u w:val="single" w:color="0066cc"/>
-          <w:rFonts w:ascii="Charis SIL Regular" w:hAnsi="Charis SIL Regular" w:eastAsia="Charis SIL Regular"/>
-          <w:b w:val="0"/>
-          <w:i w:val="0"/>
-          <w:color w:val="000000"/>
-          <w:sz w:val="24"/>
-        </w:rPr>
-        <w:hyperlink r:id="rId12" w:history="1">
-          <w:r>
-            <w:rPr>
-              <w:rStyle w:val="Hyperlink"/>
-            </w:rPr>
-            <w:t>s</w:t>
-          </w:r>
-        </w:hyperlink>
-      </w:r>
-      <w:r>
-        <w:rPr>
-          <w:u w:val="single" w:color="0066cc"/>
-          <w:rFonts w:ascii="Charis SIL Regular" w:hAnsi="Charis SIL Regular" w:eastAsia="Charis SIL Regular"/>
-          <w:b w:val="0"/>
-          <w:i w:val="0"/>
-          <w:color w:val="000000"/>
-          <w:sz w:val="24"/>
-        </w:rPr>
-        <w:hyperlink r:id="rId12" w:history="1">
-          <w:r>
-            <w:rPr>
-              <w:rStyle w:val="Hyperlink"/>
-            </w:rPr>
-            <w:t xml:space="preserve"> part of th</w:t>
-          </w:r>
-        </w:hyperlink>
-      </w:r>
-      <w:r>
-        <w:rPr>
-          <w:rFonts w:ascii="Charis SIL Regular" w:hAnsi="Charis SIL Regular" w:eastAsia="Charis SIL Regular"/>
-          <w:b w:val="0"/>
-          <w:i w:val="0"/>
-          <w:color w:val="000000"/>
-          <w:sz w:val="24"/>
-        </w:rPr>
-        <w:t xml:space="preserve">e Rijksmuseum archive, </w:t>
-      </w:r>
-      <w:r>
-        <w:rPr>
-          <w:u w:val="single" w:color="0066cc"/>
-          <w:rFonts w:ascii="Charis SIL Regular" w:hAnsi="Charis SIL Regular" w:eastAsia="Charis SIL Regular"/>
-          <w:b w:val="0"/>
-          <w:i w:val="0"/>
-          <w:color w:val="000000"/>
-          <w:sz w:val="24"/>
-        </w:rPr>
-        <w:hyperlink r:id="rId13" w:history="1">
-          <w:r>
-            <w:rPr>
-              <w:rStyle w:val="Hyperlink"/>
-            </w:rPr>
-            <w:t>is managed by t</w:t>
-          </w:r>
-        </w:hyperlink>
-      </w:r>
-      <w:r>
-        <w:rPr>
-          <w:rFonts w:ascii="Charis SIL Regular" w:hAnsi="Charis SIL Regular" w:eastAsia="Charis SIL Regular"/>
-          <w:b w:val="0"/>
-          <w:i w:val="0"/>
-          <w:color w:val="000000"/>
-          <w:sz w:val="24"/>
-        </w:rPr>
-        <w:t xml:space="preserve">he </w:t>
-      </w:r>
-      <w:r>
-        <w:rPr>
-          <w:u w:val="single" w:color="0066cc"/>
+          <w:u w:val="single" w:color="0000ff"/>
           <w:rFonts w:ascii="Charis SIL Regular" w:hAnsi="Charis SIL Regular" w:eastAsia="Charis SIL Regular"/>
           <w:b w:val="0"/>
           <w:i w:val="0"/>
@@ -1948,7 +1837,7 @@
           <w:rFonts w:ascii="Charis SIL Regular" w:hAnsi="Charis SIL Regular" w:eastAsia="Charis SIL Regular"/>
           <w:b w:val="0"/>
           <w:i w:val="0"/>
-          <w:color w:val="0066CC"/>
+          <w:color w:val="0000FF"/>
           <w:sz w:val="24"/>
           <w:u w:val="single"/>
         </w:rPr>
@@ -2076,7 +1965,7 @@
           <w:rFonts w:ascii="Charis SIL Regular" w:hAnsi="Charis SIL Regular" w:eastAsia="Charis SIL Regular"/>
           <w:b w:val="0"/>
           <w:i w:val="0"/>
-          <w:color w:val="0066CC"/>
+          <w:color w:val="0000FF"/>
           <w:sz w:val="24"/>
           <w:u w:val="single"/>
         </w:rPr>
@@ -2100,7 +1989,7 @@
           <w:rFonts w:ascii="Charis SIL Regular" w:hAnsi="Charis SIL Regular" w:eastAsia="Charis SIL Regular"/>
           <w:b w:val="0"/>
           <w:i w:val="0"/>
-          <w:color w:val="0066CC"/>
+          <w:color w:val="0000FF"/>
           <w:sz w:val="24"/>
           <w:u w:val="single"/>
         </w:rPr>
@@ -2111,7 +2000,7 @@
           <w:rFonts w:ascii="Charis SIL Regular" w:hAnsi="Charis SIL Regular" w:eastAsia="Charis SIL Regular"/>
           <w:b w:val="0"/>
           <w:i w:val="0"/>
-          <w:color w:val="0066CC"/>
+          <w:color w:val="0000FF"/>
           <w:sz w:val="24"/>
         </w:rPr>
         <w:t>i</w:t>
@@ -2121,7 +2010,7 @@
           <w:rFonts w:ascii="Charis SIL Regular" w:hAnsi="Charis SIL Regular" w:eastAsia="Charis SIL Regular"/>
           <w:b w:val="0"/>
           <w:i w:val="0"/>
-          <w:color w:val="0066CC"/>
+          <w:color w:val="0000FF"/>
           <w:sz w:val="24"/>
           <w:u w:val="single"/>
         </w:rPr>
@@ -2145,7 +2034,7 @@
           <w:rFonts w:ascii="Charis SIL Regular" w:hAnsi="Charis SIL Regular" w:eastAsia="Charis SIL Regular"/>
           <w:b w:val="0"/>
           <w:i w:val="0"/>
-          <w:color w:val="0066CC"/>
+          <w:color w:val="0000FF"/>
           <w:sz w:val="24"/>
           <w:u w:val="single"/>
         </w:rPr>
@@ -2156,7 +2045,7 @@
           <w:rFonts w:ascii="Charis SIL Regular" w:hAnsi="Charis SIL Regular" w:eastAsia="Charis SIL Regular"/>
           <w:b w:val="0"/>
           <w:i w:val="0"/>
-          <w:color w:val="0066CC"/>
+          <w:color w:val="0000FF"/>
           <w:sz w:val="24"/>
           <w:u w:val="single"/>
         </w:rPr>
@@ -2180,7 +2069,7 @@
           <w:rFonts w:ascii="Charis SIL Regular" w:hAnsi="Charis SIL Regular" w:eastAsia="Charis SIL Regular"/>
           <w:b w:val="0"/>
           <w:i w:val="0"/>
-          <w:color w:val="0066CC"/>
+          <w:color w:val="0000FF"/>
           <w:sz w:val="24"/>
           <w:u w:val="single"/>
         </w:rPr>
@@ -2191,7 +2080,7 @@
           <w:rFonts w:ascii="Charis SIL Regular" w:hAnsi="Charis SIL Regular" w:eastAsia="Charis SIL Regular"/>
           <w:b w:val="0"/>
           <w:i w:val="0"/>
-          <w:color w:val="0066CC"/>
+          <w:color w:val="0000FF"/>
           <w:sz w:val="24"/>
           <w:u w:val="single"/>
         </w:rPr>
@@ -2212,7 +2101,7 @@
           <w:rFonts w:ascii="Charis SIL Regular" w:hAnsi="Charis SIL Regular" w:eastAsia="Charis SIL Regular"/>
           <w:b w:val="0"/>
           <w:i w:val="0"/>
-          <w:color w:val="0066CC"/>
+          <w:color w:val="0000FF"/>
           <w:sz w:val="24"/>
           <w:u w:val="single"/>
         </w:rPr>
@@ -2236,7 +2125,7 @@
           <w:rFonts w:ascii="Charis SIL Regular" w:hAnsi="Charis SIL Regular" w:eastAsia="Charis SIL Regular"/>
           <w:b w:val="0"/>
           <w:i w:val="0"/>
-          <w:color w:val="0066CC"/>
+          <w:color w:val="0000FF"/>
           <w:sz w:val="24"/>
           <w:u w:val="single"/>
         </w:rPr>
@@ -2260,7 +2149,7 @@
           <w:rFonts w:ascii="Charis SIL Regular" w:hAnsi="Charis SIL Regular" w:eastAsia="Charis SIL Regular"/>
           <w:b w:val="0"/>
           <w:i w:val="0"/>
-          <w:color w:val="0066CC"/>
+          <w:color w:val="0000FF"/>
           <w:sz w:val="24"/>
           <w:u w:val="single"/>
         </w:rPr>
@@ -2271,7 +2160,7 @@
           <w:rFonts w:ascii="Charis SIL Regular" w:hAnsi="Charis SIL Regular" w:eastAsia="Charis SIL Regular"/>
           <w:b w:val="0"/>
           <w:i w:val="0"/>
-          <w:color w:val="0066CC"/>
+          <w:color w:val="0000FF"/>
           <w:sz w:val="24"/>
           <w:u w:val="single"/>
         </w:rPr>
@@ -2295,7 +2184,7 @@
           <w:rFonts w:ascii="Charis SIL Regular" w:hAnsi="Charis SIL Regular" w:eastAsia="Charis SIL Regular"/>
           <w:b w:val="0"/>
           <w:i w:val="0"/>
-          <w:color w:val="0066CC"/>
+          <w:color w:val="0000FF"/>
           <w:sz w:val="24"/>
           <w:u w:val="single"/>
         </w:rPr>
@@ -2406,7 +2295,7 @@
           <w:rFonts w:ascii="Charis SIL Regular" w:hAnsi="Charis SIL Regular" w:eastAsia="Charis SIL Regular"/>
           <w:b w:val="0"/>
           <w:i w:val="0"/>
-          <w:color w:val="0066CC"/>
+          <w:color w:val="0000FF"/>
           <w:sz w:val="24"/>
           <w:u w:val="single"/>
         </w:rPr>
@@ -2424,7 +2313,7 @@
           <w:rFonts w:ascii="Charis SIL Regular" w:hAnsi="Charis SIL Regular" w:eastAsia="Charis SIL Regular"/>
           <w:b w:val="0"/>
           <w:i w:val="0"/>
-          <w:color w:val="0066CC"/>
+          <w:color w:val="0000FF"/>
           <w:sz w:val="24"/>
           <w:u w:val="single"/>
         </w:rPr>
@@ -2744,7 +2633,7 @@
           <w:rFonts w:ascii="Charis SIL Regular" w:hAnsi="Charis SIL Regular" w:eastAsia="Charis SIL Regular"/>
           <w:b w:val="0"/>
           <w:i w:val="0"/>
-          <w:color w:val="0066CC"/>
+          <w:color w:val="0000FF"/>
           <w:sz w:val="24"/>
           <w:u w:val="single"/>
         </w:rPr>
@@ -2762,7 +2651,7 @@
           <w:rFonts w:ascii="Charis SIL Regular" w:hAnsi="Charis SIL Regular" w:eastAsia="Charis SIL Regular"/>
           <w:b w:val="0"/>
           <w:i w:val="0"/>
-          <w:color w:val="0066CC"/>
+          <w:color w:val="0000FF"/>
           <w:sz w:val="24"/>
           <w:u w:val="single"/>
         </w:rPr>
@@ -2780,7 +2669,7 @@
           <w:rFonts w:ascii="Charis SIL Regular" w:hAnsi="Charis SIL Regular" w:eastAsia="Charis SIL Regular"/>
           <w:b w:val="0"/>
           <w:i w:val="0"/>
-          <w:color w:val="0066CC"/>
+          <w:color w:val="0000FF"/>
           <w:sz w:val="24"/>
           <w:u w:val="single"/>
         </w:rPr>
@@ -2808,7 +2697,7 @@
           <w:rFonts w:ascii="Charis SIL Regular" w:hAnsi="Charis SIL Regular" w:eastAsia="Charis SIL Regular"/>
           <w:b w:val="0"/>
           <w:i w:val="0"/>
-          <w:color w:val="0066CC"/>
+          <w:color w:val="0000FF"/>
           <w:sz w:val="24"/>
         </w:rPr>
         <w:hyperlink r:id="rId16" w:history="1">
@@ -2825,7 +2714,7 @@
           <w:rFonts w:ascii="Charis SIL Regular" w:hAnsi="Charis SIL Regular" w:eastAsia="Charis SIL Regular"/>
           <w:b w:val="0"/>
           <w:i w:val="0"/>
-          <w:color w:val="0066CC"/>
+          <w:color w:val="0000FF"/>
           <w:sz w:val="24"/>
         </w:rPr>
         <w:hyperlink r:id="rId16" w:history="1">
@@ -2842,7 +2731,7 @@
           <w:rFonts w:ascii="Charis SIL Regular" w:hAnsi="Charis SIL Regular" w:eastAsia="Charis SIL Regular"/>
           <w:b w:val="0"/>
           <w:i w:val="0"/>
-          <w:color w:val="0066CC"/>
+          <w:color w:val="0000FF"/>
           <w:sz w:val="24"/>
         </w:rPr>
         <w:t>%</w:t>
@@ -2852,7 +2741,7 @@
           <w:rFonts w:ascii="Charis SIL Regular" w:hAnsi="Charis SIL Regular" w:eastAsia="Charis SIL Regular"/>
           <w:b w:val="0"/>
           <w:i w:val="0"/>
-          <w:color w:val="0066CC"/>
+          <w:color w:val="0000FF"/>
           <w:sz w:val="24"/>
         </w:rPr>
         <w:hyperlink r:id="rId16" w:history="1">
@@ -2869,7 +2758,7 @@
           <w:rFonts w:ascii="Charis SIL Regular" w:hAnsi="Charis SIL Regular" w:eastAsia="Charis SIL Regular"/>
           <w:b w:val="0"/>
           <w:i w:val="0"/>
-          <w:color w:val="0066CC"/>
+          <w:color w:val="0000FF"/>
           <w:sz w:val="24"/>
         </w:rPr>
         <w:hyperlink r:id="rId16" w:history="1">
@@ -2886,7 +2775,7 @@
           <w:rFonts w:ascii="Charis SIL Regular" w:hAnsi="Charis SIL Regular" w:eastAsia="Charis SIL Regular"/>
           <w:b w:val="0"/>
           <w:i w:val="0"/>
-          <w:color w:val="0066CC"/>
+          <w:color w:val="0000FF"/>
           <w:sz w:val="24"/>
         </w:rPr>
         <w:t>t</w:t>
@@ -2896,7 +2785,7 @@
           <w:rFonts w:ascii="Charis SIL Regular" w:hAnsi="Charis SIL Regular" w:eastAsia="Charis SIL Regular"/>
           <w:b w:val="0"/>
           <w:i w:val="0"/>
-          <w:color w:val="0066CC"/>
+          <w:color w:val="0000FF"/>
           <w:sz w:val="24"/>
         </w:rPr>
         <w:hyperlink r:id="rId16" w:history="1">
@@ -2913,7 +2802,7 @@
           <w:rFonts w:ascii="Charis SIL Regular" w:hAnsi="Charis SIL Regular" w:eastAsia="Charis SIL Regular"/>
           <w:b w:val="0"/>
           <w:i w:val="0"/>
-          <w:color w:val="0066CC"/>
+          <w:color w:val="0000FF"/>
           <w:sz w:val="24"/>
         </w:rPr>
         <w:hyperlink r:id="rId16" w:history="1">
@@ -2930,7 +2819,7 @@
           <w:rFonts w:ascii="Charis SIL Regular" w:hAnsi="Charis SIL Regular" w:eastAsia="Charis SIL Regular"/>
           <w:b w:val="0"/>
           <w:i w:val="0"/>
-          <w:color w:val="0066CC"/>
+          <w:color w:val="0000FF"/>
           <w:sz w:val="24"/>
         </w:rPr>
         <w:hyperlink r:id="rId16" w:history="1">
@@ -3060,7 +2949,7 @@
           <w:rFonts w:ascii="Charis SIL Regular" w:hAnsi="Charis SIL Regular" w:eastAsia="Charis SIL Regular"/>
           <w:b w:val="0"/>
           <w:i w:val="0"/>
-          <w:color w:val="0066CC"/>
+          <w:color w:val="0000FF"/>
           <w:sz w:val="24"/>
           <w:u w:val="single"/>
         </w:rPr>
@@ -3078,7 +2967,7 @@
           <w:rFonts w:ascii="Charis SIL Regular" w:hAnsi="Charis SIL Regular" w:eastAsia="Charis SIL Regular"/>
           <w:b w:val="0"/>
           <w:i w:val="0"/>
-          <w:color w:val="0066CC"/>
+          <w:color w:val="0000FF"/>
           <w:sz w:val="24"/>
           <w:u w:val="single"/>
         </w:rPr>
@@ -3096,7 +2985,7 @@
           <w:rFonts w:ascii="Charis SIL Regular" w:hAnsi="Charis SIL Regular" w:eastAsia="Charis SIL Regular"/>
           <w:b w:val="0"/>
           <w:i w:val="0"/>
-          <w:color w:val="0066CC"/>
+          <w:color w:val="0000FF"/>
           <w:sz w:val="24"/>
           <w:u w:val="single"/>
         </w:rPr>
@@ -3124,7 +3013,7 @@
           <w:rFonts w:ascii="Charis SIL Regular" w:hAnsi="Charis SIL Regular" w:eastAsia="Charis SIL Regular"/>
           <w:b w:val="0"/>
           <w:i w:val="0"/>
-          <w:color w:val="0066CC"/>
+          <w:color w:val="0000FF"/>
           <w:sz w:val="24"/>
         </w:rPr>
         <w:hyperlink r:id="rId16" w:history="1">
@@ -3141,7 +3030,7 @@
           <w:rFonts w:ascii="Charis SIL Regular" w:hAnsi="Charis SIL Regular" w:eastAsia="Charis SIL Regular"/>
           <w:b w:val="0"/>
           <w:i w:val="0"/>
-          <w:color w:val="0066CC"/>
+          <w:color w:val="0000FF"/>
           <w:sz w:val="24"/>
         </w:rPr>
         <w:hyperlink r:id="rId16" w:history="1">
@@ -3158,7 +3047,7 @@
           <w:rFonts w:ascii="Charis SIL Regular" w:hAnsi="Charis SIL Regular" w:eastAsia="Charis SIL Regular"/>
           <w:b w:val="0"/>
           <w:i w:val="0"/>
-          <w:color w:val="0066CC"/>
+          <w:color w:val="0000FF"/>
           <w:sz w:val="24"/>
         </w:rPr>
         <w:t>%</w:t>
@@ -3168,7 +3057,7 @@
           <w:rFonts w:ascii="Charis SIL Regular" w:hAnsi="Charis SIL Regular" w:eastAsia="Charis SIL Regular"/>
           <w:b w:val="0"/>
           <w:i w:val="0"/>
-          <w:color w:val="0066CC"/>
+          <w:color w:val="0000FF"/>
           <w:sz w:val="24"/>
         </w:rPr>
         <w:hyperlink r:id="rId16" w:history="1">
@@ -3185,7 +3074,7 @@
           <w:rFonts w:ascii="Charis SIL Regular" w:hAnsi="Charis SIL Regular" w:eastAsia="Charis SIL Regular"/>
           <w:b w:val="0"/>
           <w:i w:val="0"/>
-          <w:color w:val="0066CC"/>
+          <w:color w:val="0000FF"/>
           <w:sz w:val="24"/>
         </w:rPr>
         <w:hyperlink r:id="rId16" w:history="1">
@@ -3202,7 +3091,7 @@
           <w:rFonts w:ascii="Charis SIL Regular" w:hAnsi="Charis SIL Regular" w:eastAsia="Charis SIL Regular"/>
           <w:b w:val="0"/>
           <w:i w:val="0"/>
-          <w:color w:val="0066CC"/>
+          <w:color w:val="0000FF"/>
           <w:sz w:val="24"/>
         </w:rPr>
         <w:t>t</w:t>
@@ -3212,7 +3101,7 @@
           <w:rFonts w:ascii="Charis SIL Regular" w:hAnsi="Charis SIL Regular" w:eastAsia="Charis SIL Regular"/>
           <w:b w:val="0"/>
           <w:i w:val="0"/>
-          <w:color w:val="0066CC"/>
+          <w:color w:val="0000FF"/>
           <w:sz w:val="24"/>
         </w:rPr>
         <w:hyperlink r:id="rId16" w:history="1">
@@ -3229,7 +3118,7 @@
           <w:rFonts w:ascii="Charis SIL Regular" w:hAnsi="Charis SIL Regular" w:eastAsia="Charis SIL Regular"/>
           <w:b w:val="0"/>
           <w:i w:val="0"/>
-          <w:color w:val="0066CC"/>
+          <w:color w:val="0000FF"/>
           <w:sz w:val="24"/>
         </w:rPr>
         <w:hyperlink r:id="rId16" w:history="1">
@@ -3246,7 +3135,7 @@
           <w:rFonts w:ascii="Charis SIL Regular" w:hAnsi="Charis SIL Regular" w:eastAsia="Charis SIL Regular"/>
           <w:b w:val="0"/>
           <w:i w:val="0"/>
-          <w:color w:val="0066CC"/>
+          <w:color w:val="0000FF"/>
           <w:sz w:val="24"/>
         </w:rPr>
         <w:hyperlink r:id="rId16" w:history="1">
@@ -3353,7 +3242,7 @@
           <w:rFonts w:ascii="Charis SIL Regular" w:hAnsi="Charis SIL Regular" w:eastAsia="Charis SIL Regular"/>
           <w:b w:val="0"/>
           <w:i w:val="0"/>
-          <w:color w:val="0066CC"/>
+          <w:color w:val="0000FF"/>
           <w:sz w:val="24"/>
           <w:u w:val="single"/>
         </w:rPr>
@@ -3371,7 +3260,7 @@
           <w:rFonts w:ascii="Charis SIL Regular" w:hAnsi="Charis SIL Regular" w:eastAsia="Charis SIL Regular"/>
           <w:b w:val="0"/>
           <w:i w:val="0"/>
-          <w:color w:val="0066CC"/>
+          <w:color w:val="0000FF"/>
           <w:sz w:val="24"/>
           <w:u w:val="single"/>
         </w:rPr>
@@ -3389,7 +3278,7 @@
           <w:rFonts w:ascii="Charis SIL Regular" w:hAnsi="Charis SIL Regular" w:eastAsia="Charis SIL Regular"/>
           <w:b w:val="0"/>
           <w:i w:val="0"/>
-          <w:color w:val="0066CC"/>
+          <w:color w:val="0000FF"/>
           <w:sz w:val="24"/>
           <w:u w:val="single"/>
         </w:rPr>
@@ -3417,7 +3306,7 @@
           <w:rFonts w:ascii="Charis SIL Regular" w:hAnsi="Charis SIL Regular" w:eastAsia="Charis SIL Regular"/>
           <w:b w:val="0"/>
           <w:i w:val="0"/>
-          <w:color w:val="0066CC"/>
+          <w:color w:val="0000FF"/>
           <w:sz w:val="24"/>
         </w:rPr>
         <w:hyperlink r:id="rId16" w:history="1">
@@ -3425,7 +3314,7 @@
             <w:rPr>
               <w:rStyle w:val="Hyperlink"/>
             </w:rPr>
-            <w:t>filter</w:t>
+            <w:t>filters</w:t>
           </w:r>
         </w:hyperlink>
       </w:r>
@@ -3434,7 +3323,7 @@
           <w:rFonts w:ascii="Charis SIL Regular" w:hAnsi="Charis SIL Regular" w:eastAsia="Charis SIL Regular"/>
           <w:b w:val="0"/>
           <w:i w:val="0"/>
-          <w:color w:val="0066CC"/>
+          <w:color w:val="0000FF"/>
           <w:sz w:val="24"/>
         </w:rPr>
         <w:hyperlink r:id="rId16" w:history="1">
@@ -3442,7 +3331,7 @@
             <w:rPr>
               <w:rStyle w:val="Hyperlink"/>
             </w:rPr>
-            <w:t>s</w:t>
+            <w:t>%</w:t>
           </w:r>
         </w:hyperlink>
       </w:r>
@@ -3451,17 +3340,7 @@
           <w:rFonts w:ascii="Charis SIL Regular" w:hAnsi="Charis SIL Regular" w:eastAsia="Charis SIL Regular"/>
           <w:b w:val="0"/>
           <w:i w:val="0"/>
-          <w:color w:val="0066CC"/>
-          <w:sz w:val="24"/>
-        </w:rPr>
-        <w:t>%</w:t>
-      </w:r>
-      <w:r>
-        <w:rPr>
-          <w:rFonts w:ascii="Charis SIL Regular" w:hAnsi="Charis SIL Regular" w:eastAsia="Charis SIL Regular"/>
-          <w:b w:val="0"/>
-          <w:i w:val="0"/>
-          <w:color w:val="0066CC"/>
+          <w:color w:val="0000FF"/>
           <w:sz w:val="24"/>
         </w:rPr>
         <w:hyperlink r:id="rId16" w:history="1">
@@ -3469,7 +3348,7 @@
             <w:rPr>
               <w:rStyle w:val="Hyperlink"/>
             </w:rPr>
-            <w:t>5B0%5D%5Bfield%5D=inform</w:t>
+            <w:t>5B0%5D%5Bfield%5D=informa</w:t>
           </w:r>
         </w:hyperlink>
       </w:r>
@@ -3478,51 +3357,7 @@
           <w:rFonts w:ascii="Charis SIL Regular" w:hAnsi="Charis SIL Regular" w:eastAsia="Charis SIL Regular"/>
           <w:b w:val="0"/>
           <w:i w:val="0"/>
-          <w:color w:val="0066CC"/>
-          <w:sz w:val="24"/>
-        </w:rPr>
-        <w:hyperlink r:id="rId16" w:history="1">
-          <w:r>
-            <w:rPr>
-              <w:rStyle w:val="Hyperlink"/>
-            </w:rPr>
-            <w:t>a</w:t>
-          </w:r>
-        </w:hyperlink>
-      </w:r>
-      <w:r>
-        <w:rPr>
-          <w:rFonts w:ascii="Charis SIL Regular" w:hAnsi="Charis SIL Regular" w:eastAsia="Charis SIL Regular"/>
-          <w:b w:val="0"/>
-          <w:i w:val="0"/>
-          <w:color w:val="0066CC"/>
-          <w:sz w:val="24"/>
-        </w:rPr>
-        <w:t>t</w:t>
-      </w:r>
-      <w:r>
-        <w:rPr>
-          <w:rFonts w:ascii="Charis SIL Regular" w:hAnsi="Charis SIL Regular" w:eastAsia="Charis SIL Regular"/>
-          <w:b w:val="0"/>
-          <w:i w:val="0"/>
-          <w:color w:val="0066CC"/>
-          <w:sz w:val="24"/>
-        </w:rPr>
-        <w:hyperlink r:id="rId16" w:history="1">
-          <w:r>
-            <w:rPr>
-              <w:rStyle w:val="Hyperlink"/>
-            </w:rPr>
-            <w:t>ion_type&amp;fil</w:t>
-          </w:r>
-        </w:hyperlink>
-      </w:r>
-      <w:r>
-        <w:rPr>
-          <w:rFonts w:ascii="Charis SIL Regular" w:hAnsi="Charis SIL Regular" w:eastAsia="Charis SIL Regular"/>
-          <w:b w:val="0"/>
-          <w:i w:val="0"/>
-          <w:color w:val="0066CC"/>
+          <w:color w:val="0000FF"/>
           <w:sz w:val="24"/>
         </w:rPr>
         <w:hyperlink r:id="rId16" w:history="1">
@@ -3539,7 +3374,7 @@
           <w:rFonts w:ascii="Charis SIL Regular" w:hAnsi="Charis SIL Regular" w:eastAsia="Charis SIL Regular"/>
           <w:b w:val="0"/>
           <w:i w:val="0"/>
-          <w:color w:val="0066CC"/>
+          <w:color w:val="0000FF"/>
           <w:sz w:val="24"/>
         </w:rPr>
         <w:hyperlink r:id="rId16" w:history="1">
@@ -3547,9 +3382,36 @@
             <w:rPr>
               <w:rStyle w:val="Hyperlink"/>
             </w:rPr>
-            <w:t>ers%5B0%5D%5Bvalues%5D%5B0</w:t>
+            <w:t>ion_type&amp;filt</w:t>
           </w:r>
         </w:hyperlink>
+      </w:r>
+      <w:r>
+        <w:rPr>
+          <w:rFonts w:ascii="Charis SIL Regular" w:hAnsi="Charis SIL Regular" w:eastAsia="Charis SIL Regular"/>
+          <w:b w:val="0"/>
+          <w:i w:val="0"/>
+          <w:color w:val="0000FF"/>
+          <w:sz w:val="24"/>
+        </w:rPr>
+        <w:hyperlink r:id="rId16" w:history="1">
+          <w:r>
+            <w:rPr>
+              <w:rStyle w:val="Hyperlink"/>
+            </w:rPr>
+            <w:t>ers%5B0%5D%5Bvalues%5D%</w:t>
+          </w:r>
+        </w:hyperlink>
+      </w:r>
+      <w:r>
+        <w:rPr>
+          <w:rFonts w:ascii="Charis SIL Regular" w:hAnsi="Charis SIL Regular" w:eastAsia="Charis SIL Regular"/>
+          <w:b w:val="0"/>
+          <w:i w:val="0"/>
+          <w:color w:val="0000FF"/>
+          <w:sz w:val="24"/>
+        </w:rPr>
+        <w:t>5B0</w:t>
       </w:r>
     </w:p>
     <w:p>
@@ -3649,7 +3511,7 @@
           <w:rFonts w:ascii="Charis SIL Regular" w:hAnsi="Charis SIL Regular" w:eastAsia="Charis SIL Regular"/>
           <w:b w:val="0"/>
           <w:i w:val="0"/>
-          <w:color w:val="0066CC"/>
+          <w:color w:val="0000FF"/>
           <w:sz w:val="24"/>
           <w:u w:val="single"/>
         </w:rPr>
@@ -3667,7 +3529,7 @@
           <w:rFonts w:ascii="Charis SIL Regular" w:hAnsi="Charis SIL Regular" w:eastAsia="Charis SIL Regular"/>
           <w:b w:val="0"/>
           <w:i w:val="0"/>
-          <w:color w:val="0066CC"/>
+          <w:color w:val="0000FF"/>
           <w:sz w:val="24"/>
           <w:u w:val="single"/>
         </w:rPr>
@@ -3685,7 +3547,7 @@
           <w:rFonts w:ascii="Charis SIL Regular" w:hAnsi="Charis SIL Regular" w:eastAsia="Charis SIL Regular"/>
           <w:b w:val="0"/>
           <w:i w:val="0"/>
-          <w:color w:val="0066CC"/>
+          <w:color w:val="0000FF"/>
           <w:sz w:val="24"/>
           <w:u w:val="single"/>
         </w:rPr>
@@ -3713,7 +3575,7 @@
           <w:rFonts w:ascii="Charis SIL Regular" w:hAnsi="Charis SIL Regular" w:eastAsia="Charis SIL Regular"/>
           <w:b w:val="0"/>
           <w:i w:val="0"/>
-          <w:color w:val="0066CC"/>
+          <w:color w:val="0000FF"/>
           <w:sz w:val="24"/>
         </w:rPr>
         <w:hyperlink r:id="rId16" w:history="1">
@@ -3730,7 +3592,7 @@
           <w:rFonts w:ascii="Charis SIL Regular" w:hAnsi="Charis SIL Regular" w:eastAsia="Charis SIL Regular"/>
           <w:b w:val="0"/>
           <w:i w:val="0"/>
-          <w:color w:val="0066CC"/>
+          <w:color w:val="0000FF"/>
           <w:sz w:val="24"/>
         </w:rPr>
         <w:hyperlink r:id="rId16" w:history="1">
@@ -3747,7 +3609,7 @@
           <w:rFonts w:ascii="Charis SIL Regular" w:hAnsi="Charis SIL Regular" w:eastAsia="Charis SIL Regular"/>
           <w:b w:val="0"/>
           <w:i w:val="0"/>
-          <w:color w:val="0066CC"/>
+          <w:color w:val="0000FF"/>
           <w:sz w:val="24"/>
         </w:rPr>
         <w:t>%</w:t>
@@ -3757,7 +3619,7 @@
           <w:rFonts w:ascii="Charis SIL Regular" w:hAnsi="Charis SIL Regular" w:eastAsia="Charis SIL Regular"/>
           <w:b w:val="0"/>
           <w:i w:val="0"/>
-          <w:color w:val="0066CC"/>
+          <w:color w:val="0000FF"/>
           <w:sz w:val="24"/>
         </w:rPr>
         <w:hyperlink r:id="rId16" w:history="1">
@@ -3774,7 +3636,7 @@
           <w:rFonts w:ascii="Charis SIL Regular" w:hAnsi="Charis SIL Regular" w:eastAsia="Charis SIL Regular"/>
           <w:b w:val="0"/>
           <w:i w:val="0"/>
-          <w:color w:val="0066CC"/>
+          <w:color w:val="0000FF"/>
           <w:sz w:val="24"/>
         </w:rPr>
         <w:hyperlink r:id="rId16" w:history="1">
@@ -3791,34 +3653,7 @@
           <w:rFonts w:ascii="Charis SIL Regular" w:hAnsi="Charis SIL Regular" w:eastAsia="Charis SIL Regular"/>
           <w:b w:val="0"/>
           <w:i w:val="0"/>
-          <w:color w:val="0066CC"/>
-          <w:sz w:val="24"/>
-        </w:rPr>
-        <w:t>t</w:t>
-      </w:r>
-      <w:r>
-        <w:rPr>
-          <w:rFonts w:ascii="Charis SIL Regular" w:hAnsi="Charis SIL Regular" w:eastAsia="Charis SIL Regular"/>
-          <w:b w:val="0"/>
-          <w:i w:val="0"/>
-          <w:color w:val="0066CC"/>
-          <w:sz w:val="24"/>
-        </w:rPr>
-        <w:hyperlink r:id="rId16" w:history="1">
-          <w:r>
-            <w:rPr>
-              <w:rStyle w:val="Hyperlink"/>
-            </w:rPr>
-            <w:t>ion_type&amp;fil</w:t>
-          </w:r>
-        </w:hyperlink>
-      </w:r>
-      <w:r>
-        <w:rPr>
-          <w:rFonts w:ascii="Charis SIL Regular" w:hAnsi="Charis SIL Regular" w:eastAsia="Charis SIL Regular"/>
-          <w:b w:val="0"/>
-          <w:i w:val="0"/>
-          <w:color w:val="0066CC"/>
+          <w:color w:val="0000FF"/>
           <w:sz w:val="24"/>
         </w:rPr>
         <w:hyperlink r:id="rId16" w:history="1">
@@ -3835,7 +3670,7 @@
           <w:rFonts w:ascii="Charis SIL Regular" w:hAnsi="Charis SIL Regular" w:eastAsia="Charis SIL Regular"/>
           <w:b w:val="0"/>
           <w:i w:val="0"/>
-          <w:color w:val="0066CC"/>
+          <w:color w:val="0000FF"/>
           <w:sz w:val="24"/>
         </w:rPr>
         <w:hyperlink r:id="rId16" w:history="1">
@@ -3843,9 +3678,36 @@
             <w:rPr>
               <w:rStyle w:val="Hyperlink"/>
             </w:rPr>
-            <w:t>ers%5B0%5D%5Bvalues%5D%5B0</w:t>
+            <w:t>ion_type&amp;filt</w:t>
           </w:r>
         </w:hyperlink>
+      </w:r>
+      <w:r>
+        <w:rPr>
+          <w:rFonts w:ascii="Charis SIL Regular" w:hAnsi="Charis SIL Regular" w:eastAsia="Charis SIL Regular"/>
+          <w:b w:val="0"/>
+          <w:i w:val="0"/>
+          <w:color w:val="0000FF"/>
+          <w:sz w:val="24"/>
+        </w:rPr>
+        <w:hyperlink r:id="rId16" w:history="1">
+          <w:r>
+            <w:rPr>
+              <w:rStyle w:val="Hyperlink"/>
+            </w:rPr>
+            <w:t>ers%5B0%5D%5Bvalues%5D%5B</w:t>
+          </w:r>
+        </w:hyperlink>
+      </w:r>
+      <w:r>
+        <w:rPr>
+          <w:rFonts w:ascii="Charis SIL Regular" w:hAnsi="Charis SIL Regular" w:eastAsia="Charis SIL Regular"/>
+          <w:b w:val="0"/>
+          <w:i w:val="0"/>
+          <w:color w:val="0000FF"/>
+          <w:sz w:val="24"/>
+        </w:rPr>
+        <w:t>0</w:t>
       </w:r>
     </w:p>
     <w:p>
@@ -4004,7 +3866,7 @@
           <w:rFonts w:ascii="Charis SIL Regular" w:hAnsi="Charis SIL Regular" w:eastAsia="Charis SIL Regular"/>
           <w:b w:val="0"/>
           <w:i w:val="0"/>
-          <w:color w:val="0066CC"/>
+          <w:color w:val="0000FF"/>
           <w:sz w:val="24"/>
           <w:u w:val="single"/>
         </w:rPr>
@@ -4022,7 +3884,7 @@
           <w:rFonts w:ascii="Charis SIL Regular" w:hAnsi="Charis SIL Regular" w:eastAsia="Charis SIL Regular"/>
           <w:b w:val="0"/>
           <w:i w:val="0"/>
-          <w:color w:val="0066CC"/>
+          <w:color w:val="0000FF"/>
           <w:sz w:val="24"/>
           <w:u w:val="single"/>
         </w:rPr>
@@ -4033,7 +3895,7 @@
           <w:rFonts w:ascii="Charis SIL Regular" w:hAnsi="Charis SIL Regular" w:eastAsia="Charis SIL Regular"/>
           <w:b w:val="0"/>
           <w:i w:val="0"/>
-          <w:color w:val="0066CC"/>
+          <w:color w:val="0000FF"/>
           <w:sz w:val="24"/>
           <w:u w:val="single"/>
         </w:rPr>
@@ -4061,7 +3923,7 @@
           <w:rFonts w:ascii="Charis SIL Regular" w:hAnsi="Charis SIL Regular" w:eastAsia="Charis SIL Regular"/>
           <w:b w:val="0"/>
           <w:i w:val="0"/>
-          <w:color w:val="0066CC"/>
+          <w:color w:val="0000FF"/>
           <w:sz w:val="24"/>
           <w:u w:val="single"/>
         </w:rPr>
@@ -4079,7 +3941,7 @@
           <w:rFonts w:ascii="Charis SIL Regular" w:hAnsi="Charis SIL Regular" w:eastAsia="Charis SIL Regular"/>
           <w:b w:val="0"/>
           <w:i w:val="0"/>
-          <w:color w:val="0066CC"/>
+          <w:color w:val="0000FF"/>
           <w:sz w:val="24"/>
           <w:u w:val="single"/>
         </w:rPr>
@@ -4090,7 +3952,7 @@
           <w:rFonts w:ascii="Charis SIL Regular" w:hAnsi="Charis SIL Regular" w:eastAsia="Charis SIL Regular"/>
           <w:b w:val="0"/>
           <w:i w:val="0"/>
-          <w:color w:val="0066CC"/>
+          <w:color w:val="0000FF"/>
           <w:sz w:val="24"/>
           <w:u w:val="single"/>
         </w:rPr>

--- a/EXPORTS/DOCX/published/niveau3/English/RMO.docx
+++ b/EXPORTS/DOCX/published/niveau3/English/RMO.docx
@@ -715,7 +715,68 @@
           <w:color w:val="000000"/>
           <w:sz w:val="24"/>
         </w:rPr>
-        <w:t>lisation of museu</w:t>
+        <w:hyperlink r:id="rId12" w:history="1">
+          <w:r>
+            <w:rPr>
+              <w:rStyle w:val="Hyperlink"/>
+            </w:rPr>
+            <w:t>lisatio</w:t>
+          </w:r>
+        </w:hyperlink>
+      </w:r>
+      <w:r>
+        <w:rPr>
+          <w:u w:val="single" w:color="0000ff"/>
+          <w:rFonts w:ascii="Charis SIL Regular" w:hAnsi="Charis SIL Regular" w:eastAsia="Charis SIL Regular"/>
+          <w:b w:val="0"/>
+          <w:i w:val="0"/>
+          <w:color w:val="000000"/>
+          <w:sz w:val="24"/>
+        </w:rPr>
+        <w:hyperlink r:id="rId12" w:history="1">
+          <w:r>
+            <w:rPr>
+              <w:rStyle w:val="Hyperlink"/>
+            </w:rPr>
+            <w:t>n of mu</w:t>
+          </w:r>
+        </w:hyperlink>
+      </w:r>
+      <w:r>
+        <w:rPr>
+          <w:u w:val="single" w:color="0000ff"/>
+          <w:rFonts w:ascii="Charis SIL Regular" w:hAnsi="Charis SIL Regular" w:eastAsia="Charis SIL Regular"/>
+          <w:b w:val="0"/>
+          <w:i w:val="0"/>
+          <w:color w:val="000000"/>
+          <w:sz w:val="24"/>
+        </w:rPr>
+        <w:hyperlink r:id="rId12" w:history="1">
+          <w:r>
+            <w:rPr>
+              <w:rStyle w:val="Hyperlink"/>
+            </w:rPr>
+            <w:t>s</w:t>
+          </w:r>
+        </w:hyperlink>
+      </w:r>
+      <w:r>
+        <w:rPr>
+          <w:u w:val="single" w:color="0000ff"/>
+          <w:rFonts w:ascii="Charis SIL Regular" w:hAnsi="Charis SIL Regular" w:eastAsia="Charis SIL Regular"/>
+          <w:b w:val="0"/>
+          <w:i w:val="0"/>
+          <w:color w:val="000000"/>
+          <w:sz w:val="24"/>
+        </w:rPr>
+        <w:hyperlink r:id="rId12" w:history="1">
+          <w:r>
+            <w:rPr>
+              <w:rStyle w:val="Hyperlink"/>
+            </w:rPr>
+            <w:t>eu</w:t>
+          </w:r>
+        </w:hyperlink>
       </w:r>
       <w:r>
         <w:rPr>
@@ -1359,7 +1420,25 @@
           <w:color w:val="000000"/>
           <w:sz w:val="24"/>
         </w:rPr>
-        <w:t xml:space="preserve">the museum, its history and collection. </w:t>
+        <w:t>the museum, its history and collectio</w:t>
+      </w:r>
+      <w:r>
+        <w:rPr>
+          <w:u w:val="single" w:color="0000ff"/>
+          <w:rFonts w:ascii="Charis SIL Regular" w:hAnsi="Charis SIL Regular" w:eastAsia="Charis SIL Regular"/>
+          <w:b w:val="0"/>
+          <w:i w:val="0"/>
+          <w:color w:val="000000"/>
+          <w:sz w:val="24"/>
+        </w:rPr>
+        <w:hyperlink r:id="rId9" w:history="1">
+          <w:r>
+            <w:rPr>
+              <w:rStyle w:val="Hyperlink"/>
+            </w:rPr>
+            <w:t xml:space="preserve">n. </w:t>
+          </w:r>
+        </w:hyperlink>
       </w:r>
       <w:r>
         <w:rPr>
@@ -1772,7 +1851,146 @@
           <w:color w:val="000000"/>
           <w:sz w:val="24"/>
         </w:rPr>
-        <w:t xml:space="preserve">. The archive of the KKZ, which is part of the Rijksmuseum archive, is managed by the </w:t>
+        <w:t xml:space="preserve">. The archive of </w:t>
+      </w:r>
+      <w:r>
+        <w:rPr>
+          <w:u w:val="single" w:color="0000ff"/>
+          <w:rFonts w:ascii="Charis SIL Regular" w:hAnsi="Charis SIL Regular" w:eastAsia="Charis SIL Regular"/>
+          <w:b w:val="0"/>
+          <w:i w:val="0"/>
+          <w:color w:val="000000"/>
+          <w:sz w:val="24"/>
+        </w:rPr>
+        <w:hyperlink r:id="rId12" w:history="1">
+          <w:r>
+            <w:rPr>
+              <w:rStyle w:val="Hyperlink"/>
+            </w:rPr>
+            <w:t>the K</w:t>
+          </w:r>
+        </w:hyperlink>
+      </w:r>
+      <w:r>
+        <w:rPr>
+          <w:u w:val="single" w:color="0000ff"/>
+          <w:rFonts w:ascii="Charis SIL Regular" w:hAnsi="Charis SIL Regular" w:eastAsia="Charis SIL Regular"/>
+          <w:b w:val="0"/>
+          <w:i w:val="0"/>
+          <w:color w:val="000000"/>
+          <w:sz w:val="24"/>
+        </w:rPr>
+        <w:t>K</w:t>
+      </w:r>
+      <w:r>
+        <w:rPr>
+          <w:u w:val="single" w:color="0000ff"/>
+          <w:rFonts w:ascii="Charis SIL Regular" w:hAnsi="Charis SIL Regular" w:eastAsia="Charis SIL Regular"/>
+          <w:b w:val="0"/>
+          <w:i w:val="0"/>
+          <w:color w:val="000000"/>
+          <w:sz w:val="24"/>
+        </w:rPr>
+        <w:hyperlink r:id="rId12" w:history="1">
+          <w:r>
+            <w:rPr>
+              <w:rStyle w:val="Hyperlink"/>
+            </w:rPr>
+            <w:t>Z, whic</w:t>
+          </w:r>
+        </w:hyperlink>
+      </w:r>
+      <w:r>
+        <w:rPr>
+          <w:u w:val="single" w:color="0000ff"/>
+          <w:rFonts w:ascii="Charis SIL Regular" w:hAnsi="Charis SIL Regular" w:eastAsia="Charis SIL Regular"/>
+          <w:b w:val="0"/>
+          <w:i w:val="0"/>
+          <w:color w:val="000000"/>
+          <w:sz w:val="24"/>
+        </w:rPr>
+        <w:hyperlink r:id="rId12" w:history="1">
+          <w:r>
+            <w:rPr>
+              <w:rStyle w:val="Hyperlink"/>
+            </w:rPr>
+            <w:t>h i</w:t>
+          </w:r>
+        </w:hyperlink>
+      </w:r>
+      <w:r>
+        <w:rPr>
+          <w:u w:val="single" w:color="0000ff"/>
+          <w:rFonts w:ascii="Charis SIL Regular" w:hAnsi="Charis SIL Regular" w:eastAsia="Charis SIL Regular"/>
+          <w:b w:val="0"/>
+          <w:i w:val="0"/>
+          <w:color w:val="000000"/>
+          <w:sz w:val="24"/>
+        </w:rPr>
+        <w:hyperlink r:id="rId12" w:history="1">
+          <w:r>
+            <w:rPr>
+              <w:rStyle w:val="Hyperlink"/>
+            </w:rPr>
+            <w:t>s</w:t>
+          </w:r>
+        </w:hyperlink>
+      </w:r>
+      <w:r>
+        <w:rPr>
+          <w:u w:val="single" w:color="0000ff"/>
+          <w:rFonts w:ascii="Charis SIL Regular" w:hAnsi="Charis SIL Regular" w:eastAsia="Charis SIL Regular"/>
+          <w:b w:val="0"/>
+          <w:i w:val="0"/>
+          <w:color w:val="000000"/>
+          <w:sz w:val="24"/>
+        </w:rPr>
+        <w:hyperlink r:id="rId12" w:history="1">
+          <w:r>
+            <w:rPr>
+              <w:rStyle w:val="Hyperlink"/>
+            </w:rPr>
+            <w:t xml:space="preserve"> part of th</w:t>
+          </w:r>
+        </w:hyperlink>
+      </w:r>
+      <w:r>
+        <w:rPr>
+          <w:rFonts w:ascii="Charis SIL Regular" w:hAnsi="Charis SIL Regular" w:eastAsia="Charis SIL Regular"/>
+          <w:b w:val="0"/>
+          <w:i w:val="0"/>
+          <w:color w:val="000000"/>
+          <w:sz w:val="24"/>
+        </w:rPr>
+        <w:t xml:space="preserve">e Rijksmuseum archive, </w:t>
+      </w:r>
+      <w:r>
+        <w:rPr>
+          <w:u w:val="single" w:color="0000ff"/>
+          <w:rFonts w:ascii="Charis SIL Regular" w:hAnsi="Charis SIL Regular" w:eastAsia="Charis SIL Regular"/>
+          <w:b w:val="0"/>
+          <w:i w:val="0"/>
+          <w:color w:val="000000"/>
+          <w:sz w:val="24"/>
+        </w:rPr>
+        <w:hyperlink r:id="rId13" w:history="1">
+          <w:r>
+            <w:rPr>
+              <w:rStyle w:val="Hyperlink"/>
+            </w:rPr>
+            <w:t>is managed by t</w:t>
+          </w:r>
+        </w:hyperlink>
+      </w:r>
+      <w:r>
+        <w:rPr>
+          <w:rFonts w:ascii="Charis SIL Regular" w:hAnsi="Charis SIL Regular" w:eastAsia="Charis SIL Regular"/>
+          <w:b w:val="0"/>
+          <w:i w:val="0"/>
+          <w:color w:val="000000"/>
+          <w:sz w:val="24"/>
+        </w:rPr>
+        <w:t xml:space="preserve">he </w:t>
       </w:r>
       <w:r>
         <w:rPr>
@@ -3314,7 +3532,7 @@
             <w:rPr>
               <w:rStyle w:val="Hyperlink"/>
             </w:rPr>
-            <w:t>filters</w:t>
+            <w:t>filter</w:t>
           </w:r>
         </w:hyperlink>
       </w:r>
@@ -3331,7 +3549,7 @@
             <w:rPr>
               <w:rStyle w:val="Hyperlink"/>
             </w:rPr>
-            <w:t>%</w:t>
+            <w:t>s</w:t>
           </w:r>
         </w:hyperlink>
       </w:r>
@@ -3343,12 +3561,66 @@
           <w:color w:val="0000FF"/>
           <w:sz w:val="24"/>
         </w:rPr>
+        <w:t>%</w:t>
+      </w:r>
+      <w:r>
+        <w:rPr>
+          <w:rFonts w:ascii="Charis SIL Regular" w:hAnsi="Charis SIL Regular" w:eastAsia="Charis SIL Regular"/>
+          <w:b w:val="0"/>
+          <w:i w:val="0"/>
+          <w:color w:val="0000FF"/>
+          <w:sz w:val="24"/>
+        </w:rPr>
         <w:hyperlink r:id="rId16" w:history="1">
           <w:r>
             <w:rPr>
               <w:rStyle w:val="Hyperlink"/>
             </w:rPr>
-            <w:t>5B0%5D%5Bfield%5D=informa</w:t>
+            <w:t>5B0%5D%5Bfield%5D=inform</w:t>
+          </w:r>
+        </w:hyperlink>
+      </w:r>
+      <w:r>
+        <w:rPr>
+          <w:rFonts w:ascii="Charis SIL Regular" w:hAnsi="Charis SIL Regular" w:eastAsia="Charis SIL Regular"/>
+          <w:b w:val="0"/>
+          <w:i w:val="0"/>
+          <w:color w:val="0000FF"/>
+          <w:sz w:val="24"/>
+        </w:rPr>
+        <w:hyperlink r:id="rId16" w:history="1">
+          <w:r>
+            <w:rPr>
+              <w:rStyle w:val="Hyperlink"/>
+            </w:rPr>
+            <w:t>a</w:t>
+          </w:r>
+        </w:hyperlink>
+      </w:r>
+      <w:r>
+        <w:rPr>
+          <w:rFonts w:ascii="Charis SIL Regular" w:hAnsi="Charis SIL Regular" w:eastAsia="Charis SIL Regular"/>
+          <w:b w:val="0"/>
+          <w:i w:val="0"/>
+          <w:color w:val="0000FF"/>
+          <w:sz w:val="24"/>
+        </w:rPr>
+        <w:t>t</w:t>
+      </w:r>
+      <w:r>
+        <w:rPr>
+          <w:rFonts w:ascii="Charis SIL Regular" w:hAnsi="Charis SIL Regular" w:eastAsia="Charis SIL Regular"/>
+          <w:b w:val="0"/>
+          <w:i w:val="0"/>
+          <w:color w:val="0000FF"/>
+          <w:sz w:val="24"/>
+        </w:rPr>
+        <w:hyperlink r:id="rId16" w:history="1">
+          <w:r>
+            <w:rPr>
+              <w:rStyle w:val="Hyperlink"/>
+            </w:rPr>
+            <w:t>ion_type&amp;fil</w:t>
           </w:r>
         </w:hyperlink>
       </w:r>
@@ -3382,36 +3654,9 @@
             <w:rPr>
               <w:rStyle w:val="Hyperlink"/>
             </w:rPr>
-            <w:t>ion_type&amp;filt</w:t>
+            <w:t>ers%5B0%5D%5Bvalues%5D%5B0</w:t>
           </w:r>
         </w:hyperlink>
-      </w:r>
-      <w:r>
-        <w:rPr>
-          <w:rFonts w:ascii="Charis SIL Regular" w:hAnsi="Charis SIL Regular" w:eastAsia="Charis SIL Regular"/>
-          <w:b w:val="0"/>
-          <w:i w:val="0"/>
-          <w:color w:val="0000FF"/>
-          <w:sz w:val="24"/>
-        </w:rPr>
-        <w:hyperlink r:id="rId16" w:history="1">
-          <w:r>
-            <w:rPr>
-              <w:rStyle w:val="Hyperlink"/>
-            </w:rPr>
-            <w:t>ers%5B0%5D%5Bvalues%5D%</w:t>
-          </w:r>
-        </w:hyperlink>
-      </w:r>
-      <w:r>
-        <w:rPr>
-          <w:rFonts w:ascii="Charis SIL Regular" w:hAnsi="Charis SIL Regular" w:eastAsia="Charis SIL Regular"/>
-          <w:b w:val="0"/>
-          <w:i w:val="0"/>
-          <w:color w:val="0000FF"/>
-          <w:sz w:val="24"/>
-        </w:rPr>
-        <w:t>5B0</w:t>
       </w:r>
     </w:p>
     <w:p>
@@ -3656,6 +3901,33 @@
           <w:color w:val="0000FF"/>
           <w:sz w:val="24"/>
         </w:rPr>
+        <w:t>t</w:t>
+      </w:r>
+      <w:r>
+        <w:rPr>
+          <w:rFonts w:ascii="Charis SIL Regular" w:hAnsi="Charis SIL Regular" w:eastAsia="Charis SIL Regular"/>
+          <w:b w:val="0"/>
+          <w:i w:val="0"/>
+          <w:color w:val="0000FF"/>
+          <w:sz w:val="24"/>
+        </w:rPr>
+        <w:hyperlink r:id="rId16" w:history="1">
+          <w:r>
+            <w:rPr>
+              <w:rStyle w:val="Hyperlink"/>
+            </w:rPr>
+            <w:t>ion_type&amp;fil</w:t>
+          </w:r>
+        </w:hyperlink>
+      </w:r>
+      <w:r>
+        <w:rPr>
+          <w:rFonts w:ascii="Charis SIL Regular" w:hAnsi="Charis SIL Regular" w:eastAsia="Charis SIL Regular"/>
+          <w:b w:val="0"/>
+          <w:i w:val="0"/>
+          <w:color w:val="0000FF"/>
+          <w:sz w:val="24"/>
+        </w:rPr>
         <w:hyperlink r:id="rId16" w:history="1">
           <w:r>
             <w:rPr>
@@ -3678,36 +3950,9 @@
             <w:rPr>
               <w:rStyle w:val="Hyperlink"/>
             </w:rPr>
-            <w:t>ion_type&amp;filt</w:t>
+            <w:t>ers%5B0%5D%5Bvalues%5D%5B0</w:t>
           </w:r>
         </w:hyperlink>
-      </w:r>
-      <w:r>
-        <w:rPr>
-          <w:rFonts w:ascii="Charis SIL Regular" w:hAnsi="Charis SIL Regular" w:eastAsia="Charis SIL Regular"/>
-          <w:b w:val="0"/>
-          <w:i w:val="0"/>
-          <w:color w:val="0000FF"/>
-          <w:sz w:val="24"/>
-        </w:rPr>
-        <w:hyperlink r:id="rId16" w:history="1">
-          <w:r>
-            <w:rPr>
-              <w:rStyle w:val="Hyperlink"/>
-            </w:rPr>
-            <w:t>ers%5B0%5D%5Bvalues%5D%5B</w:t>
-          </w:r>
-        </w:hyperlink>
-      </w:r>
-      <w:r>
-        <w:rPr>
-          <w:rFonts w:ascii="Charis SIL Regular" w:hAnsi="Charis SIL Regular" w:eastAsia="Charis SIL Regular"/>
-          <w:b w:val="0"/>
-          <w:i w:val="0"/>
-          <w:color w:val="0000FF"/>
-          <w:sz w:val="24"/>
-        </w:rPr>
-        <w:t>0</w:t>
       </w:r>
     </w:p>
     <w:p>

--- a/EXPORTS/DOCX/published/niveau3/English/RMO.docx
+++ b/EXPORTS/DOCX/published/niveau3/English/RMO.docx
@@ -419,6 +419,7 @@
       </w:r>
       <w:r>
         <w:rPr>
+          <w:u w:val="single" w:color="0000ff"/>
           <w:rFonts w:ascii="Charis SIL Regular" w:hAnsi="Charis SIL Regular" w:eastAsia="Charis SIL Regular"/>
           <w:b w:val="0"/>
           <w:i w:val="0"/>
@@ -1420,7 +1421,7 @@
           <w:color w:val="000000"/>
           <w:sz w:val="24"/>
         </w:rPr>
-        <w:t>the museum, its history and collectio</w:t>
+        <w:t>the museum, its his</w:t>
       </w:r>
       <w:r>
         <w:rPr>
@@ -1436,7 +1437,7 @@
             <w:rPr>
               <w:rStyle w:val="Hyperlink"/>
             </w:rPr>
-            <w:t xml:space="preserve">n. </w:t>
+            <w:t>tory and</w:t>
           </w:r>
         </w:hyperlink>
       </w:r>
@@ -1449,14 +1450,36 @@
           <w:color w:val="000000"/>
           <w:sz w:val="24"/>
         </w:rPr>
+        <w:t xml:space="preserve"> </w:t>
+      </w:r>
+      <w:r>
+        <w:rPr>
+          <w:u w:val="single" w:color="0000ff"/>
+          <w:rFonts w:ascii="Charis SIL Regular" w:hAnsi="Charis SIL Regular" w:eastAsia="Charis SIL Regular"/>
+          <w:b w:val="0"/>
+          <w:i w:val="0"/>
+          <w:color w:val="000000"/>
+          <w:sz w:val="24"/>
+        </w:rPr>
         <w:hyperlink r:id="rId9" w:history="1">
           <w:r>
             <w:rPr>
               <w:rStyle w:val="Hyperlink"/>
             </w:rPr>
-            <w:t xml:space="preserve">The </w:t>
+            <w:t>collectio</w:t>
           </w:r>
         </w:hyperlink>
+      </w:r>
+      <w:r>
+        <w:rPr>
+          <w:u w:val="single" w:color="0000ff"/>
+          <w:rFonts w:ascii="Charis SIL Regular" w:hAnsi="Charis SIL Regular" w:eastAsia="Charis SIL Regular"/>
+          <w:b w:val="0"/>
+          <w:i w:val="0"/>
+          <w:color w:val="000000"/>
+          <w:sz w:val="24"/>
+        </w:rPr>
+        <w:t xml:space="preserve">n. The </w:t>
       </w:r>
       <w:r>
         <w:rPr>
@@ -1862,25 +1885,7 @@
           <w:color w:val="000000"/>
           <w:sz w:val="24"/>
         </w:rPr>
-        <w:hyperlink r:id="rId12" w:history="1">
-          <w:r>
-            <w:rPr>
-              <w:rStyle w:val="Hyperlink"/>
-            </w:rPr>
-            <w:t>the K</w:t>
-          </w:r>
-        </w:hyperlink>
-      </w:r>
-      <w:r>
-        <w:rPr>
-          <w:u w:val="single" w:color="0000ff"/>
-          <w:rFonts w:ascii="Charis SIL Regular" w:hAnsi="Charis SIL Regular" w:eastAsia="Charis SIL Regular"/>
-          <w:b w:val="0"/>
-          <w:i w:val="0"/>
-          <w:color w:val="000000"/>
-          <w:sz w:val="24"/>
-        </w:rPr>
-        <w:t>K</w:t>
+        <w:t>the KK</w:t>
       </w:r>
       <w:r>
         <w:rPr>
@@ -2220,8 +2225,9 @@
           <w:i w:val="0"/>
           <w:color w:val="0000FF"/>
           <w:sz w:val="24"/>
-        </w:rPr>
-        <w:t>i</w:t>
+          <w:u w:val="single"/>
+        </w:rPr>
+        <w:t>ic research in colonised territorie</w:t>
       </w:r>
       <w:r>
         <w:rPr>
@@ -2230,9 +2236,8 @@
           <w:i w:val="0"/>
           <w:color w:val="0000FF"/>
           <w:sz w:val="24"/>
-          <w:u w:val="single"/>
-        </w:rPr>
-        <w:t>c research in colonised territories</w:t>
+        </w:rPr>
+        <w:t>s</w:t>
       </w:r>
       <w:r>
         <w:br/>
@@ -3532,7 +3537,7 @@
             <w:rPr>
               <w:rStyle w:val="Hyperlink"/>
             </w:rPr>
-            <w:t>filter</w:t>
+            <w:t>filters</w:t>
           </w:r>
         </w:hyperlink>
       </w:r>
@@ -3549,7 +3554,7 @@
             <w:rPr>
               <w:rStyle w:val="Hyperlink"/>
             </w:rPr>
-            <w:t>s</w:t>
+            <w:t>%</w:t>
           </w:r>
         </w:hyperlink>
       </w:r>
@@ -3561,7 +3566,14 @@
           <w:color w:val="0000FF"/>
           <w:sz w:val="24"/>
         </w:rPr>
-        <w:t>%</w:t>
+        <w:hyperlink r:id="rId16" w:history="1">
+          <w:r>
+            <w:rPr>
+              <w:rStyle w:val="Hyperlink"/>
+            </w:rPr>
+            <w:t>5B0%5D%5Bfield%5D=infor</w:t>
+          </w:r>
+        </w:hyperlink>
       </w:r>
       <w:r>
         <w:rPr>
@@ -3576,7 +3588,7 @@
             <w:rPr>
               <w:rStyle w:val="Hyperlink"/>
             </w:rPr>
-            <w:t>5B0%5D%5Bfield%5D=inform</w:t>
+            <w:t>m</w:t>
           </w:r>
         </w:hyperlink>
       </w:r>
@@ -3588,24 +3600,7 @@
           <w:color w:val="0000FF"/>
           <w:sz w:val="24"/>
         </w:rPr>
-        <w:hyperlink r:id="rId16" w:history="1">
-          <w:r>
-            <w:rPr>
-              <w:rStyle w:val="Hyperlink"/>
-            </w:rPr>
-            <w:t>a</w:t>
-          </w:r>
-        </w:hyperlink>
-      </w:r>
-      <w:r>
-        <w:rPr>
-          <w:rFonts w:ascii="Charis SIL Regular" w:hAnsi="Charis SIL Regular" w:eastAsia="Charis SIL Regular"/>
-          <w:b w:val="0"/>
-          <w:i w:val="0"/>
-          <w:color w:val="0000FF"/>
-          <w:sz w:val="24"/>
-        </w:rPr>
-        <w:t>t</w:t>
+        <w:t>at</w:t>
       </w:r>
       <w:r>
         <w:rPr>

--- a/EXPORTS/DOCX/published/niveau3/English/RMO.docx
+++ b/EXPORTS/DOCX/published/niveau3/English/RMO.docx
@@ -419,7 +419,6 @@
       </w:r>
       <w:r>
         <w:rPr>
-          <w:u w:val="single" w:color="0000ff"/>
           <w:rFonts w:ascii="Charis SIL Regular" w:hAnsi="Charis SIL Regular" w:eastAsia="Charis SIL Regular"/>
           <w:b w:val="0"/>
           <w:i w:val="0"/>
@@ -1421,65 +1420,7 @@
           <w:color w:val="000000"/>
           <w:sz w:val="24"/>
         </w:rPr>
-        <w:t>the museum, its his</w:t>
-      </w:r>
-      <w:r>
-        <w:rPr>
-          <w:u w:val="single" w:color="0000ff"/>
-          <w:rFonts w:ascii="Charis SIL Regular" w:hAnsi="Charis SIL Regular" w:eastAsia="Charis SIL Regular"/>
-          <w:b w:val="0"/>
-          <w:i w:val="0"/>
-          <w:color w:val="000000"/>
-          <w:sz w:val="24"/>
-        </w:rPr>
-        <w:hyperlink r:id="rId9" w:history="1">
-          <w:r>
-            <w:rPr>
-              <w:rStyle w:val="Hyperlink"/>
-            </w:rPr>
-            <w:t>tory and</w:t>
-          </w:r>
-        </w:hyperlink>
-      </w:r>
-      <w:r>
-        <w:rPr>
-          <w:u w:val="single" w:color="0000ff"/>
-          <w:rFonts w:ascii="Charis SIL Regular" w:hAnsi="Charis SIL Regular" w:eastAsia="Charis SIL Regular"/>
-          <w:b w:val="0"/>
-          <w:i w:val="0"/>
-          <w:color w:val="000000"/>
-          <w:sz w:val="24"/>
-        </w:rPr>
-        <w:t xml:space="preserve"> </w:t>
-      </w:r>
-      <w:r>
-        <w:rPr>
-          <w:u w:val="single" w:color="0000ff"/>
-          <w:rFonts w:ascii="Charis SIL Regular" w:hAnsi="Charis SIL Regular" w:eastAsia="Charis SIL Regular"/>
-          <w:b w:val="0"/>
-          <w:i w:val="0"/>
-          <w:color w:val="000000"/>
-          <w:sz w:val="24"/>
-        </w:rPr>
-        <w:hyperlink r:id="rId9" w:history="1">
-          <w:r>
-            <w:rPr>
-              <w:rStyle w:val="Hyperlink"/>
-            </w:rPr>
-            <w:t>collectio</w:t>
-          </w:r>
-        </w:hyperlink>
-      </w:r>
-      <w:r>
-        <w:rPr>
-          <w:u w:val="single" w:color="0000ff"/>
-          <w:rFonts w:ascii="Charis SIL Regular" w:hAnsi="Charis SIL Regular" w:eastAsia="Charis SIL Regular"/>
-          <w:b w:val="0"/>
-          <w:i w:val="0"/>
-          <w:color w:val="000000"/>
-          <w:sz w:val="24"/>
-        </w:rPr>
-        <w:t xml:space="preserve">n. The </w:t>
+        <w:t xml:space="preserve">the museum, its history and collection. The </w:t>
       </w:r>
       <w:r>
         <w:rPr>
@@ -1885,7 +1826,25 @@
           <w:color w:val="000000"/>
           <w:sz w:val="24"/>
         </w:rPr>
-        <w:t>the KK</w:t>
+        <w:hyperlink r:id="rId12" w:history="1">
+          <w:r>
+            <w:rPr>
+              <w:rStyle w:val="Hyperlink"/>
+            </w:rPr>
+            <w:t>the K</w:t>
+          </w:r>
+        </w:hyperlink>
+      </w:r>
+      <w:r>
+        <w:rPr>
+          <w:u w:val="single" w:color="0000ff"/>
+          <w:rFonts w:ascii="Charis SIL Regular" w:hAnsi="Charis SIL Regular" w:eastAsia="Charis SIL Regular"/>
+          <w:b w:val="0"/>
+          <w:i w:val="0"/>
+          <w:color w:val="000000"/>
+          <w:sz w:val="24"/>
+        </w:rPr>
+        <w:t>K</w:t>
       </w:r>
       <w:r>
         <w:rPr>
@@ -3244,7 +3203,7 @@
             <w:rPr>
               <w:rStyle w:val="Hyperlink"/>
             </w:rPr>
-            <w:t>filter</w:t>
+            <w:t>filters</w:t>
           </w:r>
         </w:hyperlink>
       </w:r>
@@ -3261,19 +3220,9 @@
             <w:rPr>
               <w:rStyle w:val="Hyperlink"/>
             </w:rPr>
-            <w:t>s</w:t>
+            <w:t>%</w:t>
           </w:r>
         </w:hyperlink>
-      </w:r>
-      <w:r>
-        <w:rPr>
-          <w:rFonts w:ascii="Charis SIL Regular" w:hAnsi="Charis SIL Regular" w:eastAsia="Charis SIL Regular"/>
-          <w:b w:val="0"/>
-          <w:i w:val="0"/>
-          <w:color w:val="0000FF"/>
-          <w:sz w:val="24"/>
-        </w:rPr>
-        <w:t>%</w:t>
       </w:r>
       <w:r>
         <w:rPr>
@@ -3288,51 +3237,7 @@
             <w:rPr>
               <w:rStyle w:val="Hyperlink"/>
             </w:rPr>
-            <w:t>5B0%5D%5Bfield%5D=inform</w:t>
-          </w:r>
-        </w:hyperlink>
-      </w:r>
-      <w:r>
-        <w:rPr>
-          <w:rFonts w:ascii="Charis SIL Regular" w:hAnsi="Charis SIL Regular" w:eastAsia="Charis SIL Regular"/>
-          <w:b w:val="0"/>
-          <w:i w:val="0"/>
-          <w:color w:val="0000FF"/>
-          <w:sz w:val="24"/>
-        </w:rPr>
-        <w:hyperlink r:id="rId16" w:history="1">
-          <w:r>
-            <w:rPr>
-              <w:rStyle w:val="Hyperlink"/>
-            </w:rPr>
-            <w:t>a</w:t>
-          </w:r>
-        </w:hyperlink>
-      </w:r>
-      <w:r>
-        <w:rPr>
-          <w:rFonts w:ascii="Charis SIL Regular" w:hAnsi="Charis SIL Regular" w:eastAsia="Charis SIL Regular"/>
-          <w:b w:val="0"/>
-          <w:i w:val="0"/>
-          <w:color w:val="0000FF"/>
-          <w:sz w:val="24"/>
-        </w:rPr>
-        <w:t>t</w:t>
-      </w:r>
-      <w:r>
-        <w:rPr>
-          <w:rFonts w:ascii="Charis SIL Regular" w:hAnsi="Charis SIL Regular" w:eastAsia="Charis SIL Regular"/>
-          <w:b w:val="0"/>
-          <w:i w:val="0"/>
-          <w:color w:val="0000FF"/>
-          <w:sz w:val="24"/>
-        </w:rPr>
-        <w:hyperlink r:id="rId16" w:history="1">
-          <w:r>
-            <w:rPr>
-              <w:rStyle w:val="Hyperlink"/>
-            </w:rPr>
-            <w:t>ion_type&amp;fil</w:t>
+            <w:t>5B0%5D%5Bfield%5D=informa</w:t>
           </w:r>
         </w:hyperlink>
       </w:r>
@@ -3366,9 +3271,36 @@
             <w:rPr>
               <w:rStyle w:val="Hyperlink"/>
             </w:rPr>
-            <w:t>ers%5B0%5D%5Bvalues%5D%5B0</w:t>
+            <w:t>ion_type&amp;filt</w:t>
           </w:r>
         </w:hyperlink>
+      </w:r>
+      <w:r>
+        <w:rPr>
+          <w:rFonts w:ascii="Charis SIL Regular" w:hAnsi="Charis SIL Regular" w:eastAsia="Charis SIL Regular"/>
+          <w:b w:val="0"/>
+          <w:i w:val="0"/>
+          <w:color w:val="0000FF"/>
+          <w:sz w:val="24"/>
+        </w:rPr>
+        <w:hyperlink r:id="rId16" w:history="1">
+          <w:r>
+            <w:rPr>
+              <w:rStyle w:val="Hyperlink"/>
+            </w:rPr>
+            <w:t>ers%5B0%5D%5Bvalues%5D%</w:t>
+          </w:r>
+        </w:hyperlink>
+      </w:r>
+      <w:r>
+        <w:rPr>
+          <w:rFonts w:ascii="Charis SIL Regular" w:hAnsi="Charis SIL Regular" w:eastAsia="Charis SIL Regular"/>
+          <w:b w:val="0"/>
+          <w:i w:val="0"/>
+          <w:color w:val="0000FF"/>
+          <w:sz w:val="24"/>
+        </w:rPr>
+        <w:t>5B0</w:t>
       </w:r>
     </w:p>
     <w:p>
@@ -3537,7 +3469,7 @@
             <w:rPr>
               <w:rStyle w:val="Hyperlink"/>
             </w:rPr>
-            <w:t>filters</w:t>
+            <w:t>filter</w:t>
           </w:r>
         </w:hyperlink>
       </w:r>
@@ -3554,9 +3486,19 @@
             <w:rPr>
               <w:rStyle w:val="Hyperlink"/>
             </w:rPr>
-            <w:t>%</w:t>
+            <w:t>s</w:t>
           </w:r>
         </w:hyperlink>
+      </w:r>
+      <w:r>
+        <w:rPr>
+          <w:rFonts w:ascii="Charis SIL Regular" w:hAnsi="Charis SIL Regular" w:eastAsia="Charis SIL Regular"/>
+          <w:b w:val="0"/>
+          <w:i w:val="0"/>
+          <w:color w:val="0000FF"/>
+          <w:sz w:val="24"/>
+        </w:rPr>
+        <w:t>%</w:t>
       </w:r>
       <w:r>
         <w:rPr>
@@ -3571,7 +3513,7 @@
             <w:rPr>
               <w:rStyle w:val="Hyperlink"/>
             </w:rPr>
-            <w:t>5B0%5D%5Bfield%5D=infor</w:t>
+            <w:t>5B0%5D%5Bfield%5D=inform</w:t>
           </w:r>
         </w:hyperlink>
       </w:r>
@@ -3588,7 +3530,7 @@
             <w:rPr>
               <w:rStyle w:val="Hyperlink"/>
             </w:rPr>
-            <w:t>m</w:t>
+            <w:t>a</w:t>
           </w:r>
         </w:hyperlink>
       </w:r>
@@ -3600,7 +3542,7 @@
           <w:color w:val="0000FF"/>
           <w:sz w:val="24"/>
         </w:rPr>
-        <w:t>at</w:t>
+        <w:t>t</w:t>
       </w:r>
       <w:r>
         <w:rPr>

--- a/EXPORTS/DOCX/published/niveau3/English/RMO.docx
+++ b/EXPORTS/DOCX/published/niveau3/English/RMO.docx
@@ -1045,61 +1045,7 @@
           <w:color w:val="000000"/>
           <w:sz w:val="24"/>
         </w:rPr>
-        <w:t xml:space="preserve">Wereldmuseum Leiden). In 2023 and 2024 several of </w:t>
-      </w:r>
-      <w:r>
-        <w:rPr>
-          <w:u w:val="single" w:color="0000ff"/>
-          <w:rFonts w:ascii="Charis SIL Regular" w:hAnsi="Charis SIL Regular" w:eastAsia="Charis SIL Regular"/>
-          <w:b w:val="0"/>
-          <w:i w:val="0"/>
-          <w:color w:val="000000"/>
-          <w:sz w:val="24"/>
-        </w:rPr>
-        <w:hyperlink r:id="rId13" w:history="1">
-          <w:r>
-            <w:rPr>
-              <w:rStyle w:val="Hyperlink"/>
-            </w:rPr>
-            <w:t>t</w:t>
-          </w:r>
-        </w:hyperlink>
-      </w:r>
-      <w:r>
-        <w:rPr>
-          <w:u w:val="single" w:color="0000ff"/>
-          <w:rFonts w:ascii="Charis SIL Regular" w:hAnsi="Charis SIL Regular" w:eastAsia="Charis SIL Regular"/>
-          <w:b w:val="0"/>
-          <w:i w:val="0"/>
-          <w:color w:val="000000"/>
-          <w:sz w:val="24"/>
-        </w:rPr>
-        <w:hyperlink r:id="rId13" w:history="1">
-          <w:r>
-            <w:rPr>
-              <w:rStyle w:val="Hyperlink"/>
-            </w:rPr>
-            <w:t>h</w:t>
-          </w:r>
-        </w:hyperlink>
-      </w:r>
-      <w:r>
-        <w:rPr>
-          <w:u w:val="single" w:color="0000ff"/>
-          <w:rFonts w:ascii="Charis SIL Regular" w:hAnsi="Charis SIL Regular" w:eastAsia="Charis SIL Regular"/>
-          <w:b w:val="0"/>
-          <w:i w:val="0"/>
-          <w:color w:val="000000"/>
-          <w:sz w:val="24"/>
-        </w:rPr>
-        <w:hyperlink r:id="rId13" w:history="1">
-          <w:r>
-            <w:rPr>
-              <w:rStyle w:val="Hyperlink"/>
-            </w:rPr>
-            <w:t>e Sin</w:t>
-          </w:r>
-        </w:hyperlink>
+        <w:t>Wereldmuseum Leiden). In 2023 and 2024 several of the Sin</w:t>
       </w:r>
       <w:r>
         <w:rPr>
@@ -1420,7 +1366,65 @@
           <w:color w:val="000000"/>
           <w:sz w:val="24"/>
         </w:rPr>
-        <w:t xml:space="preserve">the museum, its history and collection. The </w:t>
+        <w:t>the museum, its his</w:t>
+      </w:r>
+      <w:r>
+        <w:rPr>
+          <w:u w:val="single" w:color="0000ff"/>
+          <w:rFonts w:ascii="Charis SIL Regular" w:hAnsi="Charis SIL Regular" w:eastAsia="Charis SIL Regular"/>
+          <w:b w:val="0"/>
+          <w:i w:val="0"/>
+          <w:color w:val="000000"/>
+          <w:sz w:val="24"/>
+        </w:rPr>
+        <w:hyperlink r:id="rId9" w:history="1">
+          <w:r>
+            <w:rPr>
+              <w:rStyle w:val="Hyperlink"/>
+            </w:rPr>
+            <w:t>tory and</w:t>
+          </w:r>
+        </w:hyperlink>
+      </w:r>
+      <w:r>
+        <w:rPr>
+          <w:u w:val="single" w:color="0000ff"/>
+          <w:rFonts w:ascii="Charis SIL Regular" w:hAnsi="Charis SIL Regular" w:eastAsia="Charis SIL Regular"/>
+          <w:b w:val="0"/>
+          <w:i w:val="0"/>
+          <w:color w:val="000000"/>
+          <w:sz w:val="24"/>
+        </w:rPr>
+        <w:t xml:space="preserve"> </w:t>
+      </w:r>
+      <w:r>
+        <w:rPr>
+          <w:u w:val="single" w:color="0000ff"/>
+          <w:rFonts w:ascii="Charis SIL Regular" w:hAnsi="Charis SIL Regular" w:eastAsia="Charis SIL Regular"/>
+          <w:b w:val="0"/>
+          <w:i w:val="0"/>
+          <w:color w:val="000000"/>
+          <w:sz w:val="24"/>
+        </w:rPr>
+        <w:hyperlink r:id="rId9" w:history="1">
+          <w:r>
+            <w:rPr>
+              <w:rStyle w:val="Hyperlink"/>
+            </w:rPr>
+            <w:t>collectio</w:t>
+          </w:r>
+        </w:hyperlink>
+      </w:r>
+      <w:r>
+        <w:rPr>
+          <w:u w:val="single" w:color="0000ff"/>
+          <w:rFonts w:ascii="Charis SIL Regular" w:hAnsi="Charis SIL Regular" w:eastAsia="Charis SIL Regular"/>
+          <w:b w:val="0"/>
+          <w:i w:val="0"/>
+          <w:color w:val="000000"/>
+          <w:sz w:val="24"/>
+        </w:rPr>
+        <w:t xml:space="preserve">n. The </w:t>
       </w:r>
       <w:r>
         <w:rPr>
@@ -1837,7 +1841,6 @@
       </w:r>
       <w:r>
         <w:rPr>
-          <w:u w:val="single" w:color="0000ff"/>
           <w:rFonts w:ascii="Charis SIL Regular" w:hAnsi="Charis SIL Regular" w:eastAsia="Charis SIL Regular"/>
           <w:b w:val="0"/>
           <w:i w:val="0"/>
@@ -2184,9 +2187,8 @@
           <w:i w:val="0"/>
           <w:color w:val="0000FF"/>
           <w:sz w:val="24"/>
-          <w:u w:val="single"/>
         </w:rPr>
-        <w:t>ic research in colonised territorie</w:t>
+        <w:t>i</w:t>
       </w:r>
       <w:r>
         <w:rPr>
@@ -2195,8 +2197,9 @@
           <w:i w:val="0"/>
           <w:color w:val="0000FF"/>
           <w:sz w:val="24"/>
+          <w:u w:val="single"/>
         </w:rPr>
-        <w:t>s</w:t>
+        <w:t>c research in colonised territories</w:t>
       </w:r>
       <w:r>
         <w:br/>
@@ -3203,7 +3206,7 @@
             <w:rPr>
               <w:rStyle w:val="Hyperlink"/>
             </w:rPr>
-            <w:t>filters</w:t>
+            <w:t>filter</w:t>
           </w:r>
         </w:hyperlink>
       </w:r>
@@ -3220,9 +3223,19 @@
             <w:rPr>
               <w:rStyle w:val="Hyperlink"/>
             </w:rPr>
-            <w:t>%</w:t>
+            <w:t>s</w:t>
           </w:r>
         </w:hyperlink>
+      </w:r>
+      <w:r>
+        <w:rPr>
+          <w:rFonts w:ascii="Charis SIL Regular" w:hAnsi="Charis SIL Regular" w:eastAsia="Charis SIL Regular"/>
+          <w:b w:val="0"/>
+          <w:i w:val="0"/>
+          <w:color w:val="0000FF"/>
+          <w:sz w:val="24"/>
+        </w:rPr>
+        <w:t>%</w:t>
       </w:r>
       <w:r>
         <w:rPr>
@@ -3237,7 +3250,51 @@
             <w:rPr>
               <w:rStyle w:val="Hyperlink"/>
             </w:rPr>
-            <w:t>5B0%5D%5Bfield%5D=informa</w:t>
+            <w:t>5B0%5D%5Bfield%5D=inform</w:t>
+          </w:r>
+        </w:hyperlink>
+      </w:r>
+      <w:r>
+        <w:rPr>
+          <w:rFonts w:ascii="Charis SIL Regular" w:hAnsi="Charis SIL Regular" w:eastAsia="Charis SIL Regular"/>
+          <w:b w:val="0"/>
+          <w:i w:val="0"/>
+          <w:color w:val="0000FF"/>
+          <w:sz w:val="24"/>
+        </w:rPr>
+        <w:hyperlink r:id="rId16" w:history="1">
+          <w:r>
+            <w:rPr>
+              <w:rStyle w:val="Hyperlink"/>
+            </w:rPr>
+            <w:t>a</w:t>
+          </w:r>
+        </w:hyperlink>
+      </w:r>
+      <w:r>
+        <w:rPr>
+          <w:rFonts w:ascii="Charis SIL Regular" w:hAnsi="Charis SIL Regular" w:eastAsia="Charis SIL Regular"/>
+          <w:b w:val="0"/>
+          <w:i w:val="0"/>
+          <w:color w:val="0000FF"/>
+          <w:sz w:val="24"/>
+        </w:rPr>
+        <w:t>t</w:t>
+      </w:r>
+      <w:r>
+        <w:rPr>
+          <w:rFonts w:ascii="Charis SIL Regular" w:hAnsi="Charis SIL Regular" w:eastAsia="Charis SIL Regular"/>
+          <w:b w:val="0"/>
+          <w:i w:val="0"/>
+          <w:color w:val="0000FF"/>
+          <w:sz w:val="24"/>
+        </w:rPr>
+        <w:hyperlink r:id="rId16" w:history="1">
+          <w:r>
+            <w:rPr>
+              <w:rStyle w:val="Hyperlink"/>
+            </w:rPr>
+            <w:t>ion_type&amp;fil</w:t>
           </w:r>
         </w:hyperlink>
       </w:r>
@@ -3271,36 +3328,9 @@
             <w:rPr>
               <w:rStyle w:val="Hyperlink"/>
             </w:rPr>
-            <w:t>ion_type&amp;filt</w:t>
+            <w:t>ers%5B0%5D%5Bvalues%5D%5B0</w:t>
           </w:r>
         </w:hyperlink>
-      </w:r>
-      <w:r>
-        <w:rPr>
-          <w:rFonts w:ascii="Charis SIL Regular" w:hAnsi="Charis SIL Regular" w:eastAsia="Charis SIL Regular"/>
-          <w:b w:val="0"/>
-          <w:i w:val="0"/>
-          <w:color w:val="0000FF"/>
-          <w:sz w:val="24"/>
-        </w:rPr>
-        <w:hyperlink r:id="rId16" w:history="1">
-          <w:r>
-            <w:rPr>
-              <w:rStyle w:val="Hyperlink"/>
-            </w:rPr>
-            <w:t>ers%5B0%5D%5Bvalues%5D%</w:t>
-          </w:r>
-        </w:hyperlink>
-      </w:r>
-      <w:r>
-        <w:rPr>
-          <w:rFonts w:ascii="Charis SIL Regular" w:hAnsi="Charis SIL Regular" w:eastAsia="Charis SIL Regular"/>
-          <w:b w:val="0"/>
-          <w:i w:val="0"/>
-          <w:color w:val="0000FF"/>
-          <w:sz w:val="24"/>
-        </w:rPr>
-        <w:t>5B0</w:t>
       </w:r>
     </w:p>
     <w:p>
@@ -3765,7 +3795,7 @@
             <w:rPr>
               <w:rStyle w:val="Hyperlink"/>
             </w:rPr>
-            <w:t>filter</w:t>
+            <w:t>filters</w:t>
           </w:r>
         </w:hyperlink>
       </w:r>
@@ -3782,19 +3812,9 @@
             <w:rPr>
               <w:rStyle w:val="Hyperlink"/>
             </w:rPr>
-            <w:t>s</w:t>
+            <w:t>%</w:t>
           </w:r>
         </w:hyperlink>
-      </w:r>
-      <w:r>
-        <w:rPr>
-          <w:rFonts w:ascii="Charis SIL Regular" w:hAnsi="Charis SIL Regular" w:eastAsia="Charis SIL Regular"/>
-          <w:b w:val="0"/>
-          <w:i w:val="0"/>
-          <w:color w:val="0000FF"/>
-          <w:sz w:val="24"/>
-        </w:rPr>
-        <w:t>%</w:t>
       </w:r>
       <w:r>
         <w:rPr>
@@ -3809,7 +3829,7 @@
             <w:rPr>
               <w:rStyle w:val="Hyperlink"/>
             </w:rPr>
-            <w:t>5B0%5D%5Bfield%5D=inform</w:t>
+            <w:t>5B0%5D%5Bfield%5D=infor</w:t>
           </w:r>
         </w:hyperlink>
       </w:r>
@@ -3826,7 +3846,7 @@
             <w:rPr>
               <w:rStyle w:val="Hyperlink"/>
             </w:rPr>
-            <w:t>a</w:t>
+            <w:t>m</w:t>
           </w:r>
         </w:hyperlink>
       </w:r>
@@ -3838,7 +3858,7 @@
           <w:color w:val="0000FF"/>
           <w:sz w:val="24"/>
         </w:rPr>
-        <w:t>t</w:t>
+        <w:t>at</w:t>
       </w:r>
       <w:r>
         <w:rPr>

--- a/EXPORTS/DOCX/published/niveau3/English/RMO.docx
+++ b/EXPORTS/DOCX/published/niveau3/English/RMO.docx
@@ -676,53 +676,7 @@
           <w:color w:val="000000"/>
           <w:sz w:val="24"/>
         </w:rPr>
-        <w:t>played an important role</w:t>
-      </w:r>
-      <w:r>
-        <w:rPr>
-          <w:u w:val="single" w:color="0000ff"/>
-          <w:rFonts w:ascii="Charis SIL Regular" w:hAnsi="Charis SIL Regular" w:eastAsia="Charis SIL Regular"/>
-          <w:b w:val="0"/>
-          <w:i w:val="0"/>
-          <w:color w:val="000000"/>
-          <w:sz w:val="24"/>
-        </w:rPr>
-        <w:hyperlink r:id="rId11" w:history="1">
-          <w:r>
-            <w:rPr>
-              <w:rStyle w:val="Hyperlink"/>
-            </w:rPr>
-            <w:t xml:space="preserve"> in the pr</w:t>
-          </w:r>
-        </w:hyperlink>
-      </w:r>
-      <w:r>
-        <w:rPr>
-          <w:rFonts w:ascii="Charis SIL Regular" w:hAnsi="Charis SIL Regular" w:eastAsia="Charis SIL Regular"/>
-          <w:b w:val="0"/>
-          <w:i w:val="0"/>
-          <w:color w:val="000000"/>
-          <w:sz w:val="24"/>
-        </w:rPr>
-        <w:t>ofessiona</w:t>
-      </w:r>
-      <w:r>
-        <w:rPr>
-          <w:u w:val="single" w:color="0000ff"/>
-          <w:rFonts w:ascii="Charis SIL Regular" w:hAnsi="Charis SIL Regular" w:eastAsia="Charis SIL Regular"/>
-          <w:b w:val="0"/>
-          <w:i w:val="0"/>
-          <w:color w:val="000000"/>
-          <w:sz w:val="24"/>
-        </w:rPr>
-        <w:hyperlink r:id="rId12" w:history="1">
-          <w:r>
-            <w:rPr>
-              <w:rStyle w:val="Hyperlink"/>
-            </w:rPr>
-            <w:t>lisatio</w:t>
-          </w:r>
-        </w:hyperlink>
+        <w:t>played an important role in the professionalisatio</w:t>
       </w:r>
       <w:r>
         <w:rPr>
@@ -1045,7 +999,61 @@
           <w:color w:val="000000"/>
           <w:sz w:val="24"/>
         </w:rPr>
-        <w:t>Wereldmuseum Leiden). In 2023 and 2024 several of the Sin</w:t>
+        <w:t xml:space="preserve">Wereldmuseum Leiden). In 2023 and 2024 several of </w:t>
+      </w:r>
+      <w:r>
+        <w:rPr>
+          <w:u w:val="single" w:color="0000ff"/>
+          <w:rFonts w:ascii="Charis SIL Regular" w:hAnsi="Charis SIL Regular" w:eastAsia="Charis SIL Regular"/>
+          <w:b w:val="0"/>
+          <w:i w:val="0"/>
+          <w:color w:val="000000"/>
+          <w:sz w:val="24"/>
+        </w:rPr>
+        <w:hyperlink r:id="rId13" w:history="1">
+          <w:r>
+            <w:rPr>
+              <w:rStyle w:val="Hyperlink"/>
+            </w:rPr>
+            <w:t>t</w:t>
+          </w:r>
+        </w:hyperlink>
+      </w:r>
+      <w:r>
+        <w:rPr>
+          <w:u w:val="single" w:color="0000ff"/>
+          <w:rFonts w:ascii="Charis SIL Regular" w:hAnsi="Charis SIL Regular" w:eastAsia="Charis SIL Regular"/>
+          <w:b w:val="0"/>
+          <w:i w:val="0"/>
+          <w:color w:val="000000"/>
+          <w:sz w:val="24"/>
+        </w:rPr>
+        <w:hyperlink r:id="rId13" w:history="1">
+          <w:r>
+            <w:rPr>
+              <w:rStyle w:val="Hyperlink"/>
+            </w:rPr>
+            <w:t>h</w:t>
+          </w:r>
+        </w:hyperlink>
+      </w:r>
+      <w:r>
+        <w:rPr>
+          <w:u w:val="single" w:color="0000ff"/>
+          <w:rFonts w:ascii="Charis SIL Regular" w:hAnsi="Charis SIL Regular" w:eastAsia="Charis SIL Regular"/>
+          <w:b w:val="0"/>
+          <w:i w:val="0"/>
+          <w:color w:val="000000"/>
+          <w:sz w:val="24"/>
+        </w:rPr>
+        <w:hyperlink r:id="rId13" w:history="1">
+          <w:r>
+            <w:rPr>
+              <w:rStyle w:val="Hyperlink"/>
+            </w:rPr>
+            <w:t>e Sin</w:t>
+          </w:r>
+        </w:hyperlink>
       </w:r>
       <w:r>
         <w:rPr>
@@ -3206,7 +3214,7 @@
             <w:rPr>
               <w:rStyle w:val="Hyperlink"/>
             </w:rPr>
-            <w:t>filter</w:t>
+            <w:t>filters</w:t>
           </w:r>
         </w:hyperlink>
       </w:r>
@@ -3223,19 +3231,9 @@
             <w:rPr>
               <w:rStyle w:val="Hyperlink"/>
             </w:rPr>
-            <w:t>s</w:t>
+            <w:t>%</w:t>
           </w:r>
         </w:hyperlink>
-      </w:r>
-      <w:r>
-        <w:rPr>
-          <w:rFonts w:ascii="Charis SIL Regular" w:hAnsi="Charis SIL Regular" w:eastAsia="Charis SIL Regular"/>
-          <w:b w:val="0"/>
-          <w:i w:val="0"/>
-          <w:color w:val="0000FF"/>
-          <w:sz w:val="24"/>
-        </w:rPr>
-        <w:t>%</w:t>
       </w:r>
       <w:r>
         <w:rPr>
@@ -3250,51 +3248,7 @@
             <w:rPr>
               <w:rStyle w:val="Hyperlink"/>
             </w:rPr>
-            <w:t>5B0%5D%5Bfield%5D=inform</w:t>
-          </w:r>
-        </w:hyperlink>
-      </w:r>
-      <w:r>
-        <w:rPr>
-          <w:rFonts w:ascii="Charis SIL Regular" w:hAnsi="Charis SIL Regular" w:eastAsia="Charis SIL Regular"/>
-          <w:b w:val="0"/>
-          <w:i w:val="0"/>
-          <w:color w:val="0000FF"/>
-          <w:sz w:val="24"/>
-        </w:rPr>
-        <w:hyperlink r:id="rId16" w:history="1">
-          <w:r>
-            <w:rPr>
-              <w:rStyle w:val="Hyperlink"/>
-            </w:rPr>
-            <w:t>a</w:t>
-          </w:r>
-        </w:hyperlink>
-      </w:r>
-      <w:r>
-        <w:rPr>
-          <w:rFonts w:ascii="Charis SIL Regular" w:hAnsi="Charis SIL Regular" w:eastAsia="Charis SIL Regular"/>
-          <w:b w:val="0"/>
-          <w:i w:val="0"/>
-          <w:color w:val="0000FF"/>
-          <w:sz w:val="24"/>
-        </w:rPr>
-        <w:t>t</w:t>
-      </w:r>
-      <w:r>
-        <w:rPr>
-          <w:rFonts w:ascii="Charis SIL Regular" w:hAnsi="Charis SIL Regular" w:eastAsia="Charis SIL Regular"/>
-          <w:b w:val="0"/>
-          <w:i w:val="0"/>
-          <w:color w:val="0000FF"/>
-          <w:sz w:val="24"/>
-        </w:rPr>
-        <w:hyperlink r:id="rId16" w:history="1">
-          <w:r>
-            <w:rPr>
-              <w:rStyle w:val="Hyperlink"/>
-            </w:rPr>
-            <w:t>ion_type&amp;fil</w:t>
+            <w:t>5B0%5D%5Bfield%5D=informa</w:t>
           </w:r>
         </w:hyperlink>
       </w:r>
@@ -3328,9 +3282,36 @@
             <w:rPr>
               <w:rStyle w:val="Hyperlink"/>
             </w:rPr>
-            <w:t>ers%5B0%5D%5Bvalues%5D%5B0</w:t>
+            <w:t>ion_type&amp;filt</w:t>
           </w:r>
         </w:hyperlink>
+      </w:r>
+      <w:r>
+        <w:rPr>
+          <w:rFonts w:ascii="Charis SIL Regular" w:hAnsi="Charis SIL Regular" w:eastAsia="Charis SIL Regular"/>
+          <w:b w:val="0"/>
+          <w:i w:val="0"/>
+          <w:color w:val="0000FF"/>
+          <w:sz w:val="24"/>
+        </w:rPr>
+        <w:hyperlink r:id="rId16" w:history="1">
+          <w:r>
+            <w:rPr>
+              <w:rStyle w:val="Hyperlink"/>
+            </w:rPr>
+            <w:t>ers%5B0%5D%5Bvalues%5D%</w:t>
+          </w:r>
+        </w:hyperlink>
+      </w:r>
+      <w:r>
+        <w:rPr>
+          <w:rFonts w:ascii="Charis SIL Regular" w:hAnsi="Charis SIL Regular" w:eastAsia="Charis SIL Regular"/>
+          <w:b w:val="0"/>
+          <w:i w:val="0"/>
+          <w:color w:val="0000FF"/>
+          <w:sz w:val="24"/>
+        </w:rPr>
+        <w:t>5B0</w:t>
       </w:r>
     </w:p>
     <w:p>
@@ -3829,51 +3810,7 @@
             <w:rPr>
               <w:rStyle w:val="Hyperlink"/>
             </w:rPr>
-            <w:t>5B0%5D%5Bfield%5D=infor</w:t>
-          </w:r>
-        </w:hyperlink>
-      </w:r>
-      <w:r>
-        <w:rPr>
-          <w:rFonts w:ascii="Charis SIL Regular" w:hAnsi="Charis SIL Regular" w:eastAsia="Charis SIL Regular"/>
-          <w:b w:val="0"/>
-          <w:i w:val="0"/>
-          <w:color w:val="0000FF"/>
-          <w:sz w:val="24"/>
-        </w:rPr>
-        <w:hyperlink r:id="rId16" w:history="1">
-          <w:r>
-            <w:rPr>
-              <w:rStyle w:val="Hyperlink"/>
-            </w:rPr>
-            <w:t>m</w:t>
-          </w:r>
-        </w:hyperlink>
-      </w:r>
-      <w:r>
-        <w:rPr>
-          <w:rFonts w:ascii="Charis SIL Regular" w:hAnsi="Charis SIL Regular" w:eastAsia="Charis SIL Regular"/>
-          <w:b w:val="0"/>
-          <w:i w:val="0"/>
-          <w:color w:val="0000FF"/>
-          <w:sz w:val="24"/>
-        </w:rPr>
-        <w:t>at</w:t>
-      </w:r>
-      <w:r>
-        <w:rPr>
-          <w:rFonts w:ascii="Charis SIL Regular" w:hAnsi="Charis SIL Regular" w:eastAsia="Charis SIL Regular"/>
-          <w:b w:val="0"/>
-          <w:i w:val="0"/>
-          <w:color w:val="0000FF"/>
-          <w:sz w:val="24"/>
-        </w:rPr>
-        <w:hyperlink r:id="rId16" w:history="1">
-          <w:r>
-            <w:rPr>
-              <w:rStyle w:val="Hyperlink"/>
-            </w:rPr>
-            <w:t>ion_type&amp;fil</w:t>
+            <w:t>5B0%5D%5Bfield%5D=informa</w:t>
           </w:r>
         </w:hyperlink>
       </w:r>
@@ -3907,9 +3844,36 @@
             <w:rPr>
               <w:rStyle w:val="Hyperlink"/>
             </w:rPr>
-            <w:t>ers%5B0%5D%5Bvalues%5D%5B0</w:t>
+            <w:t>ion_type&amp;filt</w:t>
           </w:r>
         </w:hyperlink>
+      </w:r>
+      <w:r>
+        <w:rPr>
+          <w:rFonts w:ascii="Charis SIL Regular" w:hAnsi="Charis SIL Regular" w:eastAsia="Charis SIL Regular"/>
+          <w:b w:val="0"/>
+          <w:i w:val="0"/>
+          <w:color w:val="0000FF"/>
+          <w:sz w:val="24"/>
+        </w:rPr>
+        <w:hyperlink r:id="rId16" w:history="1">
+          <w:r>
+            <w:rPr>
+              <w:rStyle w:val="Hyperlink"/>
+            </w:rPr>
+            <w:t>ers%5B0%5D%5Bvalues%5D%</w:t>
+          </w:r>
+        </w:hyperlink>
+      </w:r>
+      <w:r>
+        <w:rPr>
+          <w:rFonts w:ascii="Charis SIL Regular" w:hAnsi="Charis SIL Regular" w:eastAsia="Charis SIL Regular"/>
+          <w:b w:val="0"/>
+          <w:i w:val="0"/>
+          <w:color w:val="0000FF"/>
+          <w:sz w:val="24"/>
+        </w:rPr>
+        <w:t>5B0</w:t>
       </w:r>
     </w:p>
     <w:p>

--- a/EXPORTS/DOCX/published/niveau3/English/RMO.docx
+++ b/EXPORTS/DOCX/published/niveau3/English/RMO.docx
@@ -419,6 +419,7 @@
       </w:r>
       <w:r>
         <w:rPr>
+          <w:u w:val="single" w:color="0000ff"/>
           <w:rFonts w:ascii="Charis SIL Regular" w:hAnsi="Charis SIL Regular" w:eastAsia="Charis SIL Regular"/>
           <w:b w:val="0"/>
           <w:i w:val="0"/>
@@ -676,7 +677,53 @@
           <w:color w:val="000000"/>
           <w:sz w:val="24"/>
         </w:rPr>
-        <w:t>played an important role in the professionalisatio</w:t>
+        <w:t>played an important role</w:t>
+      </w:r>
+      <w:r>
+        <w:rPr>
+          <w:u w:val="single" w:color="0000ff"/>
+          <w:rFonts w:ascii="Charis SIL Regular" w:hAnsi="Charis SIL Regular" w:eastAsia="Charis SIL Regular"/>
+          <w:b w:val="0"/>
+          <w:i w:val="0"/>
+          <w:color w:val="000000"/>
+          <w:sz w:val="24"/>
+        </w:rPr>
+        <w:hyperlink r:id="rId11" w:history="1">
+          <w:r>
+            <w:rPr>
+              <w:rStyle w:val="Hyperlink"/>
+            </w:rPr>
+            <w:t xml:space="preserve"> in the pr</w:t>
+          </w:r>
+        </w:hyperlink>
+      </w:r>
+      <w:r>
+        <w:rPr>
+          <w:rFonts w:ascii="Charis SIL Regular" w:hAnsi="Charis SIL Regular" w:eastAsia="Charis SIL Regular"/>
+          <w:b w:val="0"/>
+          <w:i w:val="0"/>
+          <w:color w:val="000000"/>
+          <w:sz w:val="24"/>
+        </w:rPr>
+        <w:t>ofessiona</w:t>
+      </w:r>
+      <w:r>
+        <w:rPr>
+          <w:u w:val="single" w:color="0000ff"/>
+          <w:rFonts w:ascii="Charis SIL Regular" w:hAnsi="Charis SIL Regular" w:eastAsia="Charis SIL Regular"/>
+          <w:b w:val="0"/>
+          <w:i w:val="0"/>
+          <w:color w:val="000000"/>
+          <w:sz w:val="24"/>
+        </w:rPr>
+        <w:hyperlink r:id="rId12" w:history="1">
+          <w:r>
+            <w:rPr>
+              <w:rStyle w:val="Hyperlink"/>
+            </w:rPr>
+            <w:t>lisatio</w:t>
+          </w:r>
+        </w:hyperlink>
       </w:r>
       <w:r>
         <w:rPr>
@@ -999,79 +1046,7 @@
           <w:color w:val="000000"/>
           <w:sz w:val="24"/>
         </w:rPr>
-        <w:t xml:space="preserve">Wereldmuseum Leiden). In 2023 and 2024 several of </w:t>
-      </w:r>
-      <w:r>
-        <w:rPr>
-          <w:u w:val="single" w:color="0000ff"/>
-          <w:rFonts w:ascii="Charis SIL Regular" w:hAnsi="Charis SIL Regular" w:eastAsia="Charis SIL Regular"/>
-          <w:b w:val="0"/>
-          <w:i w:val="0"/>
-          <w:color w:val="000000"/>
-          <w:sz w:val="24"/>
-        </w:rPr>
-        <w:hyperlink r:id="rId13" w:history="1">
-          <w:r>
-            <w:rPr>
-              <w:rStyle w:val="Hyperlink"/>
-            </w:rPr>
-            <w:t>t</w:t>
-          </w:r>
-        </w:hyperlink>
-      </w:r>
-      <w:r>
-        <w:rPr>
-          <w:u w:val="single" w:color="0000ff"/>
-          <w:rFonts w:ascii="Charis SIL Regular" w:hAnsi="Charis SIL Regular" w:eastAsia="Charis SIL Regular"/>
-          <w:b w:val="0"/>
-          <w:i w:val="0"/>
-          <w:color w:val="000000"/>
-          <w:sz w:val="24"/>
-        </w:rPr>
-        <w:hyperlink r:id="rId13" w:history="1">
-          <w:r>
-            <w:rPr>
-              <w:rStyle w:val="Hyperlink"/>
-            </w:rPr>
-            <w:t>h</w:t>
-          </w:r>
-        </w:hyperlink>
-      </w:r>
-      <w:r>
-        <w:rPr>
-          <w:u w:val="single" w:color="0000ff"/>
-          <w:rFonts w:ascii="Charis SIL Regular" w:hAnsi="Charis SIL Regular" w:eastAsia="Charis SIL Regular"/>
-          <w:b w:val="0"/>
-          <w:i w:val="0"/>
-          <w:color w:val="000000"/>
-          <w:sz w:val="24"/>
-        </w:rPr>
-        <w:hyperlink r:id="rId13" w:history="1">
-          <w:r>
-            <w:rPr>
-              <w:rStyle w:val="Hyperlink"/>
-            </w:rPr>
-            <w:t>e Sin</w:t>
-          </w:r>
-        </w:hyperlink>
-      </w:r>
-      <w:r>
-        <w:rPr>
-          <w:u w:val="single" w:color="0000ff"/>
-          <w:rFonts w:ascii="Charis SIL Regular" w:hAnsi="Charis SIL Regular" w:eastAsia="Charis SIL Regular"/>
-          <w:b w:val="0"/>
-          <w:i w:val="0"/>
-          <w:color w:val="000000"/>
-          <w:sz w:val="24"/>
-        </w:rPr>
-        <w:hyperlink r:id="rId13" w:history="1">
-          <w:r>
-            <w:rPr>
-              <w:rStyle w:val="Hyperlink"/>
-            </w:rPr>
-            <w:t>ghasari statues o</w:t>
-          </w:r>
-        </w:hyperlink>
+        <w:t>Wereldmuseum Leiden). In 2023 and 2024 several of the Singhasari statues o</w:t>
       </w:r>
       <w:r>
         <w:rPr>
@@ -1849,6 +1824,7 @@
       </w:r>
       <w:r>
         <w:rPr>
+          <w:u w:val="single" w:color="0000ff"/>
           <w:rFonts w:ascii="Charis SIL Regular" w:hAnsi="Charis SIL Regular" w:eastAsia="Charis SIL Regular"/>
           <w:b w:val="0"/>
           <w:i w:val="0"/>
@@ -3214,7 +3190,7 @@
             <w:rPr>
               <w:rStyle w:val="Hyperlink"/>
             </w:rPr>
-            <w:t>filters</w:t>
+            <w:t>filter</w:t>
           </w:r>
         </w:hyperlink>
       </w:r>
@@ -3231,9 +3207,19 @@
             <w:rPr>
               <w:rStyle w:val="Hyperlink"/>
             </w:rPr>
-            <w:t>%</w:t>
+            <w:t>s</w:t>
           </w:r>
         </w:hyperlink>
+      </w:r>
+      <w:r>
+        <w:rPr>
+          <w:rFonts w:ascii="Charis SIL Regular" w:hAnsi="Charis SIL Regular" w:eastAsia="Charis SIL Regular"/>
+          <w:b w:val="0"/>
+          <w:i w:val="0"/>
+          <w:color w:val="0000FF"/>
+          <w:sz w:val="24"/>
+        </w:rPr>
+        <w:t>%</w:t>
       </w:r>
       <w:r>
         <w:rPr>
@@ -3248,7 +3234,51 @@
             <w:rPr>
               <w:rStyle w:val="Hyperlink"/>
             </w:rPr>
-            <w:t>5B0%5D%5Bfield%5D=informa</w:t>
+            <w:t>5B0%5D%5Bfield%5D=inform</w:t>
+          </w:r>
+        </w:hyperlink>
+      </w:r>
+      <w:r>
+        <w:rPr>
+          <w:rFonts w:ascii="Charis SIL Regular" w:hAnsi="Charis SIL Regular" w:eastAsia="Charis SIL Regular"/>
+          <w:b w:val="0"/>
+          <w:i w:val="0"/>
+          <w:color w:val="0000FF"/>
+          <w:sz w:val="24"/>
+        </w:rPr>
+        <w:hyperlink r:id="rId16" w:history="1">
+          <w:r>
+            <w:rPr>
+              <w:rStyle w:val="Hyperlink"/>
+            </w:rPr>
+            <w:t>a</w:t>
+          </w:r>
+        </w:hyperlink>
+      </w:r>
+      <w:r>
+        <w:rPr>
+          <w:rFonts w:ascii="Charis SIL Regular" w:hAnsi="Charis SIL Regular" w:eastAsia="Charis SIL Regular"/>
+          <w:b w:val="0"/>
+          <w:i w:val="0"/>
+          <w:color w:val="0000FF"/>
+          <w:sz w:val="24"/>
+        </w:rPr>
+        <w:t>t</w:t>
+      </w:r>
+      <w:r>
+        <w:rPr>
+          <w:rFonts w:ascii="Charis SIL Regular" w:hAnsi="Charis SIL Regular" w:eastAsia="Charis SIL Regular"/>
+          <w:b w:val="0"/>
+          <w:i w:val="0"/>
+          <w:color w:val="0000FF"/>
+          <w:sz w:val="24"/>
+        </w:rPr>
+        <w:hyperlink r:id="rId16" w:history="1">
+          <w:r>
+            <w:rPr>
+              <w:rStyle w:val="Hyperlink"/>
+            </w:rPr>
+            <w:t>ion_type&amp;fil</w:t>
           </w:r>
         </w:hyperlink>
       </w:r>
@@ -3282,36 +3312,9 @@
             <w:rPr>
               <w:rStyle w:val="Hyperlink"/>
             </w:rPr>
-            <w:t>ion_type&amp;filt</w:t>
+            <w:t>ers%5B0%5D%5Bvalues%5D%5B0</w:t>
           </w:r>
         </w:hyperlink>
-      </w:r>
-      <w:r>
-        <w:rPr>
-          <w:rFonts w:ascii="Charis SIL Regular" w:hAnsi="Charis SIL Regular" w:eastAsia="Charis SIL Regular"/>
-          <w:b w:val="0"/>
-          <w:i w:val="0"/>
-          <w:color w:val="0000FF"/>
-          <w:sz w:val="24"/>
-        </w:rPr>
-        <w:hyperlink r:id="rId16" w:history="1">
-          <w:r>
-            <w:rPr>
-              <w:rStyle w:val="Hyperlink"/>
-            </w:rPr>
-            <w:t>ers%5B0%5D%5Bvalues%5D%</w:t>
-          </w:r>
-        </w:hyperlink>
-      </w:r>
-      <w:r>
-        <w:rPr>
-          <w:rFonts w:ascii="Charis SIL Regular" w:hAnsi="Charis SIL Regular" w:eastAsia="Charis SIL Regular"/>
-          <w:b w:val="0"/>
-          <w:i w:val="0"/>
-          <w:color w:val="0000FF"/>
-          <w:sz w:val="24"/>
-        </w:rPr>
-        <w:t>5B0</w:t>
       </w:r>
     </w:p>
     <w:p>
@@ -3776,7 +3779,7 @@
             <w:rPr>
               <w:rStyle w:val="Hyperlink"/>
             </w:rPr>
-            <w:t>filters</w:t>
+            <w:t>filter</w:t>
           </w:r>
         </w:hyperlink>
       </w:r>
@@ -3793,9 +3796,19 @@
             <w:rPr>
               <w:rStyle w:val="Hyperlink"/>
             </w:rPr>
-            <w:t>%</w:t>
+            <w:t>s</w:t>
           </w:r>
         </w:hyperlink>
+      </w:r>
+      <w:r>
+        <w:rPr>
+          <w:rFonts w:ascii="Charis SIL Regular" w:hAnsi="Charis SIL Regular" w:eastAsia="Charis SIL Regular"/>
+          <w:b w:val="0"/>
+          <w:i w:val="0"/>
+          <w:color w:val="0000FF"/>
+          <w:sz w:val="24"/>
+        </w:rPr>
+        <w:t>%</w:t>
       </w:r>
       <w:r>
         <w:rPr>
@@ -3810,7 +3823,51 @@
             <w:rPr>
               <w:rStyle w:val="Hyperlink"/>
             </w:rPr>
-            <w:t>5B0%5D%5Bfield%5D=informa</w:t>
+            <w:t>5B0%5D%5Bfield%5D=inform</w:t>
+          </w:r>
+        </w:hyperlink>
+      </w:r>
+      <w:r>
+        <w:rPr>
+          <w:rFonts w:ascii="Charis SIL Regular" w:hAnsi="Charis SIL Regular" w:eastAsia="Charis SIL Regular"/>
+          <w:b w:val="0"/>
+          <w:i w:val="0"/>
+          <w:color w:val="0000FF"/>
+          <w:sz w:val="24"/>
+        </w:rPr>
+        <w:hyperlink r:id="rId16" w:history="1">
+          <w:r>
+            <w:rPr>
+              <w:rStyle w:val="Hyperlink"/>
+            </w:rPr>
+            <w:t>a</w:t>
+          </w:r>
+        </w:hyperlink>
+      </w:r>
+      <w:r>
+        <w:rPr>
+          <w:rFonts w:ascii="Charis SIL Regular" w:hAnsi="Charis SIL Regular" w:eastAsia="Charis SIL Regular"/>
+          <w:b w:val="0"/>
+          <w:i w:val="0"/>
+          <w:color w:val="0000FF"/>
+          <w:sz w:val="24"/>
+        </w:rPr>
+        <w:t>t</w:t>
+      </w:r>
+      <w:r>
+        <w:rPr>
+          <w:rFonts w:ascii="Charis SIL Regular" w:hAnsi="Charis SIL Regular" w:eastAsia="Charis SIL Regular"/>
+          <w:b w:val="0"/>
+          <w:i w:val="0"/>
+          <w:color w:val="0000FF"/>
+          <w:sz w:val="24"/>
+        </w:rPr>
+        <w:hyperlink r:id="rId16" w:history="1">
+          <w:r>
+            <w:rPr>
+              <w:rStyle w:val="Hyperlink"/>
+            </w:rPr>
+            <w:t>ion_type&amp;fil</w:t>
           </w:r>
         </w:hyperlink>
       </w:r>
@@ -3844,36 +3901,9 @@
             <w:rPr>
               <w:rStyle w:val="Hyperlink"/>
             </w:rPr>
-            <w:t>ion_type&amp;filt</w:t>
+            <w:t>ers%5B0%5D%5Bvalues%5D%5B0</w:t>
           </w:r>
         </w:hyperlink>
-      </w:r>
-      <w:r>
-        <w:rPr>
-          <w:rFonts w:ascii="Charis SIL Regular" w:hAnsi="Charis SIL Regular" w:eastAsia="Charis SIL Regular"/>
-          <w:b w:val="0"/>
-          <w:i w:val="0"/>
-          <w:color w:val="0000FF"/>
-          <w:sz w:val="24"/>
-        </w:rPr>
-        <w:hyperlink r:id="rId16" w:history="1">
-          <w:r>
-            <w:rPr>
-              <w:rStyle w:val="Hyperlink"/>
-            </w:rPr>
-            <w:t>ers%5B0%5D%5Bvalues%5D%</w:t>
-          </w:r>
-        </w:hyperlink>
-      </w:r>
-      <w:r>
-        <w:rPr>
-          <w:rFonts w:ascii="Charis SIL Regular" w:hAnsi="Charis SIL Regular" w:eastAsia="Charis SIL Regular"/>
-          <w:b w:val="0"/>
-          <w:i w:val="0"/>
-          <w:color w:val="0000FF"/>
-          <w:sz w:val="24"/>
-        </w:rPr>
-        <w:t>5B0</w:t>
       </w:r>
     </w:p>
     <w:p>

--- a/EXPORTS/DOCX/published/niveau3/English/RMO.docx
+++ b/EXPORTS/DOCX/published/niveau3/English/RMO.docx
@@ -677,53 +677,7 @@
           <w:color w:val="000000"/>
           <w:sz w:val="24"/>
         </w:rPr>
-        <w:t>played an important role</w:t>
-      </w:r>
-      <w:r>
-        <w:rPr>
-          <w:u w:val="single" w:color="0000ff"/>
-          <w:rFonts w:ascii="Charis SIL Regular" w:hAnsi="Charis SIL Regular" w:eastAsia="Charis SIL Regular"/>
-          <w:b w:val="0"/>
-          <w:i w:val="0"/>
-          <w:color w:val="000000"/>
-          <w:sz w:val="24"/>
-        </w:rPr>
-        <w:hyperlink r:id="rId11" w:history="1">
-          <w:r>
-            <w:rPr>
-              <w:rStyle w:val="Hyperlink"/>
-            </w:rPr>
-            <w:t xml:space="preserve"> in the pr</w:t>
-          </w:r>
-        </w:hyperlink>
-      </w:r>
-      <w:r>
-        <w:rPr>
-          <w:rFonts w:ascii="Charis SIL Regular" w:hAnsi="Charis SIL Regular" w:eastAsia="Charis SIL Regular"/>
-          <w:b w:val="0"/>
-          <w:i w:val="0"/>
-          <w:color w:val="000000"/>
-          <w:sz w:val="24"/>
-        </w:rPr>
-        <w:t>ofessiona</w:t>
-      </w:r>
-      <w:r>
-        <w:rPr>
-          <w:u w:val="single" w:color="0000ff"/>
-          <w:rFonts w:ascii="Charis SIL Regular" w:hAnsi="Charis SIL Regular" w:eastAsia="Charis SIL Regular"/>
-          <w:b w:val="0"/>
-          <w:i w:val="0"/>
-          <w:color w:val="000000"/>
-          <w:sz w:val="24"/>
-        </w:rPr>
-        <w:hyperlink r:id="rId12" w:history="1">
-          <w:r>
-            <w:rPr>
-              <w:rStyle w:val="Hyperlink"/>
-            </w:rPr>
-            <w:t>lisatio</w:t>
-          </w:r>
-        </w:hyperlink>
+        <w:t>played an important role in the professionalisatio</w:t>
       </w:r>
       <w:r>
         <w:rPr>
@@ -1046,7 +1000,79 @@
           <w:color w:val="000000"/>
           <w:sz w:val="24"/>
         </w:rPr>
-        <w:t>Wereldmuseum Leiden). In 2023 and 2024 several of the Singhasari statues o</w:t>
+        <w:t xml:space="preserve">Wereldmuseum Leiden). In 2023 and 2024 several of </w:t>
+      </w:r>
+      <w:r>
+        <w:rPr>
+          <w:u w:val="single" w:color="0000ff"/>
+          <w:rFonts w:ascii="Charis SIL Regular" w:hAnsi="Charis SIL Regular" w:eastAsia="Charis SIL Regular"/>
+          <w:b w:val="0"/>
+          <w:i w:val="0"/>
+          <w:color w:val="000000"/>
+          <w:sz w:val="24"/>
+        </w:rPr>
+        <w:hyperlink r:id="rId13" w:history="1">
+          <w:r>
+            <w:rPr>
+              <w:rStyle w:val="Hyperlink"/>
+            </w:rPr>
+            <w:t>t</w:t>
+          </w:r>
+        </w:hyperlink>
+      </w:r>
+      <w:r>
+        <w:rPr>
+          <w:u w:val="single" w:color="0000ff"/>
+          <w:rFonts w:ascii="Charis SIL Regular" w:hAnsi="Charis SIL Regular" w:eastAsia="Charis SIL Regular"/>
+          <w:b w:val="0"/>
+          <w:i w:val="0"/>
+          <w:color w:val="000000"/>
+          <w:sz w:val="24"/>
+        </w:rPr>
+        <w:hyperlink r:id="rId13" w:history="1">
+          <w:r>
+            <w:rPr>
+              <w:rStyle w:val="Hyperlink"/>
+            </w:rPr>
+            <w:t>h</w:t>
+          </w:r>
+        </w:hyperlink>
+      </w:r>
+      <w:r>
+        <w:rPr>
+          <w:u w:val="single" w:color="0000ff"/>
+          <w:rFonts w:ascii="Charis SIL Regular" w:hAnsi="Charis SIL Regular" w:eastAsia="Charis SIL Regular"/>
+          <w:b w:val="0"/>
+          <w:i w:val="0"/>
+          <w:color w:val="000000"/>
+          <w:sz w:val="24"/>
+        </w:rPr>
+        <w:hyperlink r:id="rId13" w:history="1">
+          <w:r>
+            <w:rPr>
+              <w:rStyle w:val="Hyperlink"/>
+            </w:rPr>
+            <w:t>e Sin</w:t>
+          </w:r>
+        </w:hyperlink>
+      </w:r>
+      <w:r>
+        <w:rPr>
+          <w:u w:val="single" w:color="0000ff"/>
+          <w:rFonts w:ascii="Charis SIL Regular" w:hAnsi="Charis SIL Regular" w:eastAsia="Charis SIL Regular"/>
+          <w:b w:val="0"/>
+          <w:i w:val="0"/>
+          <w:color w:val="000000"/>
+          <w:sz w:val="24"/>
+        </w:rPr>
+        <w:hyperlink r:id="rId13" w:history="1">
+          <w:r>
+            <w:rPr>
+              <w:rStyle w:val="Hyperlink"/>
+            </w:rPr>
+            <w:t>ghasari statues o</w:t>
+          </w:r>
+        </w:hyperlink>
       </w:r>
       <w:r>
         <w:rPr>
@@ -1400,7 +1426,6 @@
       </w:r>
       <w:r>
         <w:rPr>
-          <w:u w:val="single" w:color="0000ff"/>
           <w:rFonts w:ascii="Charis SIL Regular" w:hAnsi="Charis SIL Regular" w:eastAsia="Charis SIL Regular"/>
           <w:b w:val="0"/>
           <w:i w:val="0"/>
@@ -1802,36 +1827,7 @@
           <w:color w:val="000000"/>
           <w:sz w:val="24"/>
         </w:rPr>
-        <w:t xml:space="preserve">. The archive of </w:t>
-      </w:r>
-      <w:r>
-        <w:rPr>
-          <w:u w:val="single" w:color="0000ff"/>
-          <w:rFonts w:ascii="Charis SIL Regular" w:hAnsi="Charis SIL Regular" w:eastAsia="Charis SIL Regular"/>
-          <w:b w:val="0"/>
-          <w:i w:val="0"/>
-          <w:color w:val="000000"/>
-          <w:sz w:val="24"/>
-        </w:rPr>
-        <w:hyperlink r:id="rId12" w:history="1">
-          <w:r>
-            <w:rPr>
-              <w:rStyle w:val="Hyperlink"/>
-            </w:rPr>
-            <w:t>the K</w:t>
-          </w:r>
-        </w:hyperlink>
-      </w:r>
-      <w:r>
-        <w:rPr>
-          <w:u w:val="single" w:color="0000ff"/>
-          <w:rFonts w:ascii="Charis SIL Regular" w:hAnsi="Charis SIL Regular" w:eastAsia="Charis SIL Regular"/>
-          <w:b w:val="0"/>
-          <w:i w:val="0"/>
-          <w:color w:val="000000"/>
-          <w:sz w:val="24"/>
-        </w:rPr>
-        <w:t>K</w:t>
+        <w:t>. The archive of the KK</w:t>
       </w:r>
       <w:r>
         <w:rPr>

--- a/EXPORTS/DOCX/published/niveau3/English/RMO.docx
+++ b/EXPORTS/DOCX/published/niveau3/English/RMO.docx
@@ -419,7 +419,6 @@
       </w:r>
       <w:r>
         <w:rPr>
-          <w:u w:val="single" w:color="0000ff"/>
           <w:rFonts w:ascii="Charis SIL Regular" w:hAnsi="Charis SIL Regular" w:eastAsia="Charis SIL Regular"/>
           <w:b w:val="0"/>
           <w:i w:val="0"/>
@@ -677,7 +676,53 @@
           <w:color w:val="000000"/>
           <w:sz w:val="24"/>
         </w:rPr>
-        <w:t>played an important role in the professionalisatio</w:t>
+        <w:t>played an important role</w:t>
+      </w:r>
+      <w:r>
+        <w:rPr>
+          <w:u w:val="single" w:color="0000ff"/>
+          <w:rFonts w:ascii="Charis SIL Regular" w:hAnsi="Charis SIL Regular" w:eastAsia="Charis SIL Regular"/>
+          <w:b w:val="0"/>
+          <w:i w:val="0"/>
+          <w:color w:val="000000"/>
+          <w:sz w:val="24"/>
+        </w:rPr>
+        <w:hyperlink r:id="rId11" w:history="1">
+          <w:r>
+            <w:rPr>
+              <w:rStyle w:val="Hyperlink"/>
+            </w:rPr>
+            <w:t xml:space="preserve"> in the pr</w:t>
+          </w:r>
+        </w:hyperlink>
+      </w:r>
+      <w:r>
+        <w:rPr>
+          <w:rFonts w:ascii="Charis SIL Regular" w:hAnsi="Charis SIL Regular" w:eastAsia="Charis SIL Regular"/>
+          <w:b w:val="0"/>
+          <w:i w:val="0"/>
+          <w:color w:val="000000"/>
+          <w:sz w:val="24"/>
+        </w:rPr>
+        <w:t>ofessiona</w:t>
+      </w:r>
+      <w:r>
+        <w:rPr>
+          <w:u w:val="single" w:color="0000ff"/>
+          <w:rFonts w:ascii="Charis SIL Regular" w:hAnsi="Charis SIL Regular" w:eastAsia="Charis SIL Regular"/>
+          <w:b w:val="0"/>
+          <w:i w:val="0"/>
+          <w:color w:val="000000"/>
+          <w:sz w:val="24"/>
+        </w:rPr>
+        <w:hyperlink r:id="rId12" w:history="1">
+          <w:r>
+            <w:rPr>
+              <w:rStyle w:val="Hyperlink"/>
+            </w:rPr>
+            <w:t>lisatio</w:t>
+          </w:r>
+        </w:hyperlink>
       </w:r>
       <w:r>
         <w:rPr>
@@ -1000,79 +1045,7 @@
           <w:color w:val="000000"/>
           <w:sz w:val="24"/>
         </w:rPr>
-        <w:t xml:space="preserve">Wereldmuseum Leiden). In 2023 and 2024 several of </w:t>
-      </w:r>
-      <w:r>
-        <w:rPr>
-          <w:u w:val="single" w:color="0000ff"/>
-          <w:rFonts w:ascii="Charis SIL Regular" w:hAnsi="Charis SIL Regular" w:eastAsia="Charis SIL Regular"/>
-          <w:b w:val="0"/>
-          <w:i w:val="0"/>
-          <w:color w:val="000000"/>
-          <w:sz w:val="24"/>
-        </w:rPr>
-        <w:hyperlink r:id="rId13" w:history="1">
-          <w:r>
-            <w:rPr>
-              <w:rStyle w:val="Hyperlink"/>
-            </w:rPr>
-            <w:t>t</w:t>
-          </w:r>
-        </w:hyperlink>
-      </w:r>
-      <w:r>
-        <w:rPr>
-          <w:u w:val="single" w:color="0000ff"/>
-          <w:rFonts w:ascii="Charis SIL Regular" w:hAnsi="Charis SIL Regular" w:eastAsia="Charis SIL Regular"/>
-          <w:b w:val="0"/>
-          <w:i w:val="0"/>
-          <w:color w:val="000000"/>
-          <w:sz w:val="24"/>
-        </w:rPr>
-        <w:hyperlink r:id="rId13" w:history="1">
-          <w:r>
-            <w:rPr>
-              <w:rStyle w:val="Hyperlink"/>
-            </w:rPr>
-            <w:t>h</w:t>
-          </w:r>
-        </w:hyperlink>
-      </w:r>
-      <w:r>
-        <w:rPr>
-          <w:u w:val="single" w:color="0000ff"/>
-          <w:rFonts w:ascii="Charis SIL Regular" w:hAnsi="Charis SIL Regular" w:eastAsia="Charis SIL Regular"/>
-          <w:b w:val="0"/>
-          <w:i w:val="0"/>
-          <w:color w:val="000000"/>
-          <w:sz w:val="24"/>
-        </w:rPr>
-        <w:hyperlink r:id="rId13" w:history="1">
-          <w:r>
-            <w:rPr>
-              <w:rStyle w:val="Hyperlink"/>
-            </w:rPr>
-            <w:t>e Sin</w:t>
-          </w:r>
-        </w:hyperlink>
-      </w:r>
-      <w:r>
-        <w:rPr>
-          <w:u w:val="single" w:color="0000ff"/>
-          <w:rFonts w:ascii="Charis SIL Regular" w:hAnsi="Charis SIL Regular" w:eastAsia="Charis SIL Regular"/>
-          <w:b w:val="0"/>
-          <w:i w:val="0"/>
-          <w:color w:val="000000"/>
-          <w:sz w:val="24"/>
-        </w:rPr>
-        <w:hyperlink r:id="rId13" w:history="1">
-          <w:r>
-            <w:rPr>
-              <w:rStyle w:val="Hyperlink"/>
-            </w:rPr>
-            <w:t>ghasari statues o</w:t>
-          </w:r>
-        </w:hyperlink>
+        <w:t>Wereldmuseum Leiden). In 2023 and 2024 several of the Singhasari statues o</w:t>
       </w:r>
       <w:r>
         <w:rPr>
@@ -1426,6 +1399,7 @@
       </w:r>
       <w:r>
         <w:rPr>
+          <w:u w:val="single" w:color="0000ff"/>
           <w:rFonts w:ascii="Charis SIL Regular" w:hAnsi="Charis SIL Regular" w:eastAsia="Charis SIL Regular"/>
           <w:b w:val="0"/>
           <w:i w:val="0"/>

--- a/EXPORTS/DOCX/published/niveau3/English/RMO.docx
+++ b/EXPORTS/DOCX/published/niveau3/English/RMO.docx
@@ -1045,7 +1045,72 @@
           <w:color w:val="000000"/>
           <w:sz w:val="24"/>
         </w:rPr>
-        <w:t>Wereldmuseum Leiden). In 2023 and 2024 several of the Singhasari statues o</w:t>
+        <w:t xml:space="preserve">Wereldmuseum Leiden). In 2023 and 2024 several of </w:t>
+      </w:r>
+      <w:r>
+        <w:rPr>
+          <w:u w:val="single" w:color="0000ff"/>
+          <w:rFonts w:ascii="Charis SIL Regular" w:hAnsi="Charis SIL Regular" w:eastAsia="Charis SIL Regular"/>
+          <w:b w:val="0"/>
+          <w:i w:val="0"/>
+          <w:color w:val="000000"/>
+          <w:sz w:val="24"/>
+        </w:rPr>
+        <w:hyperlink r:id="rId13" w:history="1">
+          <w:r>
+            <w:rPr>
+              <w:rStyle w:val="Hyperlink"/>
+            </w:rPr>
+            <w:t>t</w:t>
+          </w:r>
+        </w:hyperlink>
+      </w:r>
+      <w:r>
+        <w:rPr>
+          <w:u w:val="single" w:color="0000ff"/>
+          <w:rFonts w:ascii="Charis SIL Regular" w:hAnsi="Charis SIL Regular" w:eastAsia="Charis SIL Regular"/>
+          <w:b w:val="0"/>
+          <w:i w:val="0"/>
+          <w:color w:val="000000"/>
+          <w:sz w:val="24"/>
+        </w:rPr>
+        <w:hyperlink r:id="rId13" w:history="1">
+          <w:r>
+            <w:rPr>
+              <w:rStyle w:val="Hyperlink"/>
+            </w:rPr>
+            <w:t>h</w:t>
+          </w:r>
+        </w:hyperlink>
+      </w:r>
+      <w:r>
+        <w:rPr>
+          <w:u w:val="single" w:color="0000ff"/>
+          <w:rFonts w:ascii="Charis SIL Regular" w:hAnsi="Charis SIL Regular" w:eastAsia="Charis SIL Regular"/>
+          <w:b w:val="0"/>
+          <w:i w:val="0"/>
+          <w:color w:val="000000"/>
+          <w:sz w:val="24"/>
+        </w:rPr>
+        <w:hyperlink r:id="rId13" w:history="1">
+          <w:r>
+            <w:rPr>
+              <w:rStyle w:val="Hyperlink"/>
+            </w:rPr>
+            <w:t>e Sin</w:t>
+          </w:r>
+        </w:hyperlink>
+      </w:r>
+      <w:r>
+        <w:rPr>
+          <w:u w:val="single" w:color="0000ff"/>
+          <w:rFonts w:ascii="Charis SIL Regular" w:hAnsi="Charis SIL Regular" w:eastAsia="Charis SIL Regular"/>
+          <w:b w:val="0"/>
+          <w:i w:val="0"/>
+          <w:color w:val="000000"/>
+          <w:sz w:val="24"/>
+        </w:rPr>
+        <w:t>ghasari statues o</w:t>
       </w:r>
       <w:r>
         <w:rPr>
@@ -1348,11 +1413,10 @@
           <w:color w:val="000000"/>
           <w:sz w:val="24"/>
         </w:rPr>
-        <w:t>the museum, its his</w:t>
-      </w:r>
-      <w:r>
-        <w:rPr>
-          <w:u w:val="single" w:color="0000ff"/>
+        <w:t xml:space="preserve">the museum, its history and collection. </w:t>
+      </w:r>
+      <w:r>
+        <w:rPr>
           <w:rFonts w:ascii="Charis SIL Regular" w:hAnsi="Charis SIL Regular" w:eastAsia="Charis SIL Regular"/>
           <w:b w:val="0"/>
           <w:i w:val="0"/>
@@ -1364,49 +1428,9 @@
             <w:rPr>
               <w:rStyle w:val="Hyperlink"/>
             </w:rPr>
-            <w:t>tory and</w:t>
+            <w:t xml:space="preserve">The </w:t>
           </w:r>
         </w:hyperlink>
-      </w:r>
-      <w:r>
-        <w:rPr>
-          <w:u w:val="single" w:color="0000ff"/>
-          <w:rFonts w:ascii="Charis SIL Regular" w:hAnsi="Charis SIL Regular" w:eastAsia="Charis SIL Regular"/>
-          <w:b w:val="0"/>
-          <w:i w:val="0"/>
-          <w:color w:val="000000"/>
-          <w:sz w:val="24"/>
-        </w:rPr>
-        <w:t xml:space="preserve"> </w:t>
-      </w:r>
-      <w:r>
-        <w:rPr>
-          <w:u w:val="single" w:color="0000ff"/>
-          <w:rFonts w:ascii="Charis SIL Regular" w:hAnsi="Charis SIL Regular" w:eastAsia="Charis SIL Regular"/>
-          <w:b w:val="0"/>
-          <w:i w:val="0"/>
-          <w:color w:val="000000"/>
-          <w:sz w:val="24"/>
-        </w:rPr>
-        <w:hyperlink r:id="rId9" w:history="1">
-          <w:r>
-            <w:rPr>
-              <w:rStyle w:val="Hyperlink"/>
-            </w:rPr>
-            <w:t>collectio</w:t>
-          </w:r>
-        </w:hyperlink>
-      </w:r>
-      <w:r>
-        <w:rPr>
-          <w:u w:val="single" w:color="0000ff"/>
-          <w:rFonts w:ascii="Charis SIL Regular" w:hAnsi="Charis SIL Regular" w:eastAsia="Charis SIL Regular"/>
-          <w:b w:val="0"/>
-          <w:i w:val="0"/>
-          <w:color w:val="000000"/>
-          <w:sz w:val="24"/>
-        </w:rPr>
-        <w:t xml:space="preserve">n. The </w:t>
       </w:r>
       <w:r>
         <w:rPr>
@@ -1801,7 +1825,35 @@
           <w:color w:val="000000"/>
           <w:sz w:val="24"/>
         </w:rPr>
-        <w:t>. The archive of the KK</w:t>
+        <w:t xml:space="preserve">. The archive of </w:t>
+      </w:r>
+      <w:r>
+        <w:rPr>
+          <w:u w:val="single" w:color="0000ff"/>
+          <w:rFonts w:ascii="Charis SIL Regular" w:hAnsi="Charis SIL Regular" w:eastAsia="Charis SIL Regular"/>
+          <w:b w:val="0"/>
+          <w:i w:val="0"/>
+          <w:color w:val="000000"/>
+          <w:sz w:val="24"/>
+        </w:rPr>
+        <w:hyperlink r:id="rId12" w:history="1">
+          <w:r>
+            <w:rPr>
+              <w:rStyle w:val="Hyperlink"/>
+            </w:rPr>
+            <w:t>the K</w:t>
+          </w:r>
+        </w:hyperlink>
+      </w:r>
+      <w:r>
+        <w:rPr>
+          <w:rFonts w:ascii="Charis SIL Regular" w:hAnsi="Charis SIL Regular" w:eastAsia="Charis SIL Regular"/>
+          <w:b w:val="0"/>
+          <w:i w:val="0"/>
+          <w:color w:val="000000"/>
+          <w:sz w:val="24"/>
+        </w:rPr>
+        <w:t>K</w:t>
       </w:r>
       <w:r>
         <w:rPr>

--- a/EXPORTS/DOCX/published/niveau3/English/RMO.docx
+++ b/EXPORTS/DOCX/published/niveau3/English/RMO.docx
@@ -419,6 +419,7 @@
       </w:r>
       <w:r>
         <w:rPr>
+          <w:u w:val="single" w:color="0000ff"/>
           <w:rFonts w:ascii="Charis SIL Regular" w:hAnsi="Charis SIL Regular" w:eastAsia="Charis SIL Regular"/>
           <w:b w:val="0"/>
           <w:i w:val="0"/>
@@ -1110,7 +1111,14 @@
           <w:color w:val="000000"/>
           <w:sz w:val="24"/>
         </w:rPr>
-        <w:t>ghasari statues o</w:t>
+        <w:hyperlink r:id="rId13" w:history="1">
+          <w:r>
+            <w:rPr>
+              <w:rStyle w:val="Hyperlink"/>
+            </w:rPr>
+            <w:t>ghasari statues o</w:t>
+          </w:r>
+        </w:hyperlink>
       </w:r>
       <w:r>
         <w:rPr>
@@ -1413,10 +1421,11 @@
           <w:color w:val="000000"/>
           <w:sz w:val="24"/>
         </w:rPr>
-        <w:t xml:space="preserve">the museum, its history and collection. </w:t>
-      </w:r>
-      <w:r>
-        <w:rPr>
+        <w:t>the museum, its his</w:t>
+      </w:r>
+      <w:r>
+        <w:rPr>
+          <w:u w:val="single" w:color="0000ff"/>
           <w:rFonts w:ascii="Charis SIL Regular" w:hAnsi="Charis SIL Regular" w:eastAsia="Charis SIL Regular"/>
           <w:b w:val="0"/>
           <w:i w:val="0"/>
@@ -1428,9 +1437,49 @@
             <w:rPr>
               <w:rStyle w:val="Hyperlink"/>
             </w:rPr>
-            <w:t xml:space="preserve">The </w:t>
+            <w:t>tory and</w:t>
           </w:r>
         </w:hyperlink>
+      </w:r>
+      <w:r>
+        <w:rPr>
+          <w:u w:val="single" w:color="0000ff"/>
+          <w:rFonts w:ascii="Charis SIL Regular" w:hAnsi="Charis SIL Regular" w:eastAsia="Charis SIL Regular"/>
+          <w:b w:val="0"/>
+          <w:i w:val="0"/>
+          <w:color w:val="000000"/>
+          <w:sz w:val="24"/>
+        </w:rPr>
+        <w:t xml:space="preserve"> </w:t>
+      </w:r>
+      <w:r>
+        <w:rPr>
+          <w:u w:val="single" w:color="0000ff"/>
+          <w:rFonts w:ascii="Charis SIL Regular" w:hAnsi="Charis SIL Regular" w:eastAsia="Charis SIL Regular"/>
+          <w:b w:val="0"/>
+          <w:i w:val="0"/>
+          <w:color w:val="000000"/>
+          <w:sz w:val="24"/>
+        </w:rPr>
+        <w:hyperlink r:id="rId9" w:history="1">
+          <w:r>
+            <w:rPr>
+              <w:rStyle w:val="Hyperlink"/>
+            </w:rPr>
+            <w:t>collectio</w:t>
+          </w:r>
+        </w:hyperlink>
+      </w:r>
+      <w:r>
+        <w:rPr>
+          <w:u w:val="single" w:color="0000ff"/>
+          <w:rFonts w:ascii="Charis SIL Regular" w:hAnsi="Charis SIL Regular" w:eastAsia="Charis SIL Regular"/>
+          <w:b w:val="0"/>
+          <w:i w:val="0"/>
+          <w:color w:val="000000"/>
+          <w:sz w:val="24"/>
+        </w:rPr>
+        <w:t xml:space="preserve">n. The </w:t>
       </w:r>
       <w:r>
         <w:rPr>

--- a/EXPORTS/DOCX/published/niveau3/English/RMO.docx
+++ b/EXPORTS/DOCX/published/niveau3/English/RMO.docx
@@ -408,25 +408,7 @@
           <w:color w:val="000000"/>
           <w:sz w:val="24"/>
         </w:rPr>
-        <w:hyperlink r:id="rId10" w:history="1">
-          <w:r>
-            <w:rPr>
-              <w:rStyle w:val="Hyperlink"/>
-            </w:rPr>
-            <w:t>o beco</w:t>
-          </w:r>
-        </w:hyperlink>
-      </w:r>
-      <w:r>
-        <w:rPr>
-          <w:u w:val="single" w:color="0000ff"/>
-          <w:rFonts w:ascii="Charis SIL Regular" w:hAnsi="Charis SIL Regular" w:eastAsia="Charis SIL Regular"/>
-          <w:b w:val="0"/>
-          <w:i w:val="0"/>
-          <w:color w:val="000000"/>
-          <w:sz w:val="24"/>
-        </w:rPr>
-        <w:t>m</w:t>
+        <w:t>o becom</w:t>
       </w:r>
       <w:r>
         <w:rPr>
@@ -1046,79 +1028,7 @@
           <w:color w:val="000000"/>
           <w:sz w:val="24"/>
         </w:rPr>
-        <w:t xml:space="preserve">Wereldmuseum Leiden). In 2023 and 2024 several of </w:t>
-      </w:r>
-      <w:r>
-        <w:rPr>
-          <w:u w:val="single" w:color="0000ff"/>
-          <w:rFonts w:ascii="Charis SIL Regular" w:hAnsi="Charis SIL Regular" w:eastAsia="Charis SIL Regular"/>
-          <w:b w:val="0"/>
-          <w:i w:val="0"/>
-          <w:color w:val="000000"/>
-          <w:sz w:val="24"/>
-        </w:rPr>
-        <w:hyperlink r:id="rId13" w:history="1">
-          <w:r>
-            <w:rPr>
-              <w:rStyle w:val="Hyperlink"/>
-            </w:rPr>
-            <w:t>t</w:t>
-          </w:r>
-        </w:hyperlink>
-      </w:r>
-      <w:r>
-        <w:rPr>
-          <w:u w:val="single" w:color="0000ff"/>
-          <w:rFonts w:ascii="Charis SIL Regular" w:hAnsi="Charis SIL Regular" w:eastAsia="Charis SIL Regular"/>
-          <w:b w:val="0"/>
-          <w:i w:val="0"/>
-          <w:color w:val="000000"/>
-          <w:sz w:val="24"/>
-        </w:rPr>
-        <w:hyperlink r:id="rId13" w:history="1">
-          <w:r>
-            <w:rPr>
-              <w:rStyle w:val="Hyperlink"/>
-            </w:rPr>
-            <w:t>h</w:t>
-          </w:r>
-        </w:hyperlink>
-      </w:r>
-      <w:r>
-        <w:rPr>
-          <w:u w:val="single" w:color="0000ff"/>
-          <w:rFonts w:ascii="Charis SIL Regular" w:hAnsi="Charis SIL Regular" w:eastAsia="Charis SIL Regular"/>
-          <w:b w:val="0"/>
-          <w:i w:val="0"/>
-          <w:color w:val="000000"/>
-          <w:sz w:val="24"/>
-        </w:rPr>
-        <w:hyperlink r:id="rId13" w:history="1">
-          <w:r>
-            <w:rPr>
-              <w:rStyle w:val="Hyperlink"/>
-            </w:rPr>
-            <w:t>e Sin</w:t>
-          </w:r>
-        </w:hyperlink>
-      </w:r>
-      <w:r>
-        <w:rPr>
-          <w:u w:val="single" w:color="0000ff"/>
-          <w:rFonts w:ascii="Charis SIL Regular" w:hAnsi="Charis SIL Regular" w:eastAsia="Charis SIL Regular"/>
-          <w:b w:val="0"/>
-          <w:i w:val="0"/>
-          <w:color w:val="000000"/>
-          <w:sz w:val="24"/>
-        </w:rPr>
-        <w:hyperlink r:id="rId13" w:history="1">
-          <w:r>
-            <w:rPr>
-              <w:rStyle w:val="Hyperlink"/>
-            </w:rPr>
-            <w:t>ghasari statues o</w:t>
-          </w:r>
-        </w:hyperlink>
+        <w:t>Wereldmuseum Leiden). In 2023 and 2024 several of the Singhasari statues o</w:t>
       </w:r>
       <w:r>
         <w:rPr>
@@ -1479,7 +1389,31 @@
           <w:color w:val="000000"/>
           <w:sz w:val="24"/>
         </w:rPr>
-        <w:t xml:space="preserve">n. The </w:t>
+        <w:hyperlink r:id="rId9" w:history="1">
+          <w:r>
+            <w:rPr>
+              <w:rStyle w:val="Hyperlink"/>
+            </w:rPr>
+            <w:t xml:space="preserve">n. </w:t>
+          </w:r>
+        </w:hyperlink>
+      </w:r>
+      <w:r>
+        <w:rPr>
+          <w:rFonts w:ascii="Charis SIL Regular" w:hAnsi="Charis SIL Regular" w:eastAsia="Charis SIL Regular"/>
+          <w:b w:val="0"/>
+          <w:i w:val="0"/>
+          <w:color w:val="000000"/>
+          <w:sz w:val="24"/>
+        </w:rPr>
+        <w:hyperlink r:id="rId9" w:history="1">
+          <w:r>
+            <w:rPr>
+              <w:rStyle w:val="Hyperlink"/>
+            </w:rPr>
+            <w:t xml:space="preserve">The </w:t>
+          </w:r>
+        </w:hyperlink>
       </w:r>
       <w:r>
         <w:rPr>
@@ -1874,35 +1808,7 @@
           <w:color w:val="000000"/>
           <w:sz w:val="24"/>
         </w:rPr>
-        <w:t xml:space="preserve">. The archive of </w:t>
-      </w:r>
-      <w:r>
-        <w:rPr>
-          <w:u w:val="single" w:color="0000ff"/>
-          <w:rFonts w:ascii="Charis SIL Regular" w:hAnsi="Charis SIL Regular" w:eastAsia="Charis SIL Regular"/>
-          <w:b w:val="0"/>
-          <w:i w:val="0"/>
-          <w:color w:val="000000"/>
-          <w:sz w:val="24"/>
-        </w:rPr>
-        <w:hyperlink r:id="rId12" w:history="1">
-          <w:r>
-            <w:rPr>
-              <w:rStyle w:val="Hyperlink"/>
-            </w:rPr>
-            <w:t>the K</w:t>
-          </w:r>
-        </w:hyperlink>
-      </w:r>
-      <w:r>
-        <w:rPr>
-          <w:rFonts w:ascii="Charis SIL Regular" w:hAnsi="Charis SIL Regular" w:eastAsia="Charis SIL Regular"/>
-          <w:b w:val="0"/>
-          <w:i w:val="0"/>
-          <w:color w:val="000000"/>
-          <w:sz w:val="24"/>
-        </w:rPr>
-        <w:t>K</w:t>
+        <w:t>. The archive of the KK</w:t>
       </w:r>
       <w:r>
         <w:rPr>

--- a/EXPORTS/DOCX/published/niveau3/English/RMO.docx
+++ b/EXPORTS/DOCX/published/niveau3/English/RMO.docx
@@ -408,7 +408,25 @@
           <w:color w:val="000000"/>
           <w:sz w:val="24"/>
         </w:rPr>
-        <w:t>o becom</w:t>
+        <w:hyperlink r:id="rId10" w:history="1">
+          <w:r>
+            <w:rPr>
+              <w:rStyle w:val="Hyperlink"/>
+            </w:rPr>
+            <w:t>o beco</w:t>
+          </w:r>
+        </w:hyperlink>
+      </w:r>
+      <w:r>
+        <w:rPr>
+          <w:u w:val="single" w:color="0000ff"/>
+          <w:rFonts w:ascii="Charis SIL Regular" w:hAnsi="Charis SIL Regular" w:eastAsia="Charis SIL Regular"/>
+          <w:b w:val="0"/>
+          <w:i w:val="0"/>
+          <w:color w:val="000000"/>
+          <w:sz w:val="24"/>
+        </w:rPr>
+        <w:t>m</w:t>
       </w:r>
       <w:r>
         <w:rPr>
@@ -1389,31 +1407,7 @@
           <w:color w:val="000000"/>
           <w:sz w:val="24"/>
         </w:rPr>
-        <w:hyperlink r:id="rId9" w:history="1">
-          <w:r>
-            <w:rPr>
-              <w:rStyle w:val="Hyperlink"/>
-            </w:rPr>
-            <w:t xml:space="preserve">n. </w:t>
-          </w:r>
-        </w:hyperlink>
-      </w:r>
-      <w:r>
-        <w:rPr>
-          <w:rFonts w:ascii="Charis SIL Regular" w:hAnsi="Charis SIL Regular" w:eastAsia="Charis SIL Regular"/>
-          <w:b w:val="0"/>
-          <w:i w:val="0"/>
-          <w:color w:val="000000"/>
-          <w:sz w:val="24"/>
-        </w:rPr>
-        <w:hyperlink r:id="rId9" w:history="1">
-          <w:r>
-            <w:rPr>
-              <w:rStyle w:val="Hyperlink"/>
-            </w:rPr>
-            <w:t xml:space="preserve">The </w:t>
-          </w:r>
-        </w:hyperlink>
+        <w:t xml:space="preserve">n. The </w:t>
       </w:r>
       <w:r>
         <w:rPr>
@@ -1808,7 +1802,7 @@
           <w:color w:val="000000"/>
           <w:sz w:val="24"/>
         </w:rPr>
-        <w:t>. The archive of the KK</w:t>
+        <w:t xml:space="preserve">. The archive of </w:t>
       </w:r>
       <w:r>
         <w:rPr>
@@ -1824,9 +1818,20 @@
             <w:rPr>
               <w:rStyle w:val="Hyperlink"/>
             </w:rPr>
-            <w:t>Z, whic</w:t>
+            <w:t>the K</w:t>
           </w:r>
         </w:hyperlink>
+      </w:r>
+      <w:r>
+        <w:rPr>
+          <w:u w:val="single" w:color="0000ff"/>
+          <w:rFonts w:ascii="Charis SIL Regular" w:hAnsi="Charis SIL Regular" w:eastAsia="Charis SIL Regular"/>
+          <w:b w:val="0"/>
+          <w:i w:val="0"/>
+          <w:color w:val="000000"/>
+          <w:sz w:val="24"/>
+        </w:rPr>
+        <w:t>KZ, whic</w:t>
       </w:r>
       <w:r>
         <w:rPr>
@@ -2148,8 +2153,9 @@
           <w:i w:val="0"/>
           <w:color w:val="0000FF"/>
           <w:sz w:val="24"/>
+          <w:u w:val="single"/>
         </w:rPr>
-        <w:t>i</w:t>
+        <w:t>ic research in colonised territorie</w:t>
       </w:r>
       <w:r>
         <w:rPr>
@@ -2158,9 +2164,8 @@
           <w:i w:val="0"/>
           <w:color w:val="0000FF"/>
           <w:sz w:val="24"/>
-          <w:u w:val="single"/>
         </w:rPr>
-        <w:t>c research in colonised territories</w:t>
+        <w:t>s</w:t>
       </w:r>
       <w:r>
         <w:br/>
@@ -2851,7 +2856,7 @@
             <w:rPr>
               <w:rStyle w:val="Hyperlink"/>
             </w:rPr>
-            <w:t>filter</w:t>
+            <w:t>filters</w:t>
           </w:r>
         </w:hyperlink>
       </w:r>
@@ -2868,19 +2873,9 @@
             <w:rPr>
               <w:rStyle w:val="Hyperlink"/>
             </w:rPr>
-            <w:t>s</w:t>
+            <w:t>%</w:t>
           </w:r>
         </w:hyperlink>
-      </w:r>
-      <w:r>
-        <w:rPr>
-          <w:rFonts w:ascii="Charis SIL Regular" w:hAnsi="Charis SIL Regular" w:eastAsia="Charis SIL Regular"/>
-          <w:b w:val="0"/>
-          <w:i w:val="0"/>
-          <w:color w:val="0000FF"/>
-          <w:sz w:val="24"/>
-        </w:rPr>
-        <w:t>%</w:t>
       </w:r>
       <w:r>
         <w:rPr>
@@ -2895,51 +2890,7 @@
             <w:rPr>
               <w:rStyle w:val="Hyperlink"/>
             </w:rPr>
-            <w:t>5B0%5D%5Bfield%5D=inform</w:t>
-          </w:r>
-        </w:hyperlink>
-      </w:r>
-      <w:r>
-        <w:rPr>
-          <w:rFonts w:ascii="Charis SIL Regular" w:hAnsi="Charis SIL Regular" w:eastAsia="Charis SIL Regular"/>
-          <w:b w:val="0"/>
-          <w:i w:val="0"/>
-          <w:color w:val="0000FF"/>
-          <w:sz w:val="24"/>
-        </w:rPr>
-        <w:hyperlink r:id="rId16" w:history="1">
-          <w:r>
-            <w:rPr>
-              <w:rStyle w:val="Hyperlink"/>
-            </w:rPr>
-            <w:t>a</w:t>
-          </w:r>
-        </w:hyperlink>
-      </w:r>
-      <w:r>
-        <w:rPr>
-          <w:rFonts w:ascii="Charis SIL Regular" w:hAnsi="Charis SIL Regular" w:eastAsia="Charis SIL Regular"/>
-          <w:b w:val="0"/>
-          <w:i w:val="0"/>
-          <w:color w:val="0000FF"/>
-          <w:sz w:val="24"/>
-        </w:rPr>
-        <w:t>t</w:t>
-      </w:r>
-      <w:r>
-        <w:rPr>
-          <w:rFonts w:ascii="Charis SIL Regular" w:hAnsi="Charis SIL Regular" w:eastAsia="Charis SIL Regular"/>
-          <w:b w:val="0"/>
-          <w:i w:val="0"/>
-          <w:color w:val="0000FF"/>
-          <w:sz w:val="24"/>
-        </w:rPr>
-        <w:hyperlink r:id="rId16" w:history="1">
-          <w:r>
-            <w:rPr>
-              <w:rStyle w:val="Hyperlink"/>
-            </w:rPr>
-            <w:t>ion_type&amp;fil</w:t>
+            <w:t>5B0%5D%5Bfield%5D=informa</w:t>
           </w:r>
         </w:hyperlink>
       </w:r>
@@ -2973,9 +2924,36 @@
             <w:rPr>
               <w:rStyle w:val="Hyperlink"/>
             </w:rPr>
-            <w:t>ers%5B0%5D%5Bvalues%5D%5B0</w:t>
+            <w:t>ion_type&amp;filt</w:t>
           </w:r>
         </w:hyperlink>
+      </w:r>
+      <w:r>
+        <w:rPr>
+          <w:rFonts w:ascii="Charis SIL Regular" w:hAnsi="Charis SIL Regular" w:eastAsia="Charis SIL Regular"/>
+          <w:b w:val="0"/>
+          <w:i w:val="0"/>
+          <w:color w:val="0000FF"/>
+          <w:sz w:val="24"/>
+        </w:rPr>
+        <w:hyperlink r:id="rId16" w:history="1">
+          <w:r>
+            <w:rPr>
+              <w:rStyle w:val="Hyperlink"/>
+            </w:rPr>
+            <w:t>ers%5B0%5D%5Bvalues%5D%</w:t>
+          </w:r>
+        </w:hyperlink>
+      </w:r>
+      <w:r>
+        <w:rPr>
+          <w:rFonts w:ascii="Charis SIL Regular" w:hAnsi="Charis SIL Regular" w:eastAsia="Charis SIL Regular"/>
+          <w:b w:val="0"/>
+          <w:i w:val="0"/>
+          <w:color w:val="0000FF"/>
+          <w:sz w:val="24"/>
+        </w:rPr>
+        <w:t>5B0</w:t>
       </w:r>
     </w:p>
     <w:p>
@@ -3460,7 +3438,7 @@
             <w:rPr>
               <w:rStyle w:val="Hyperlink"/>
             </w:rPr>
-            <w:t>filter</w:t>
+            <w:t>filters</w:t>
           </w:r>
         </w:hyperlink>
       </w:r>
@@ -3477,19 +3455,9 @@
             <w:rPr>
               <w:rStyle w:val="Hyperlink"/>
             </w:rPr>
-            <w:t>s</w:t>
+            <w:t>%</w:t>
           </w:r>
         </w:hyperlink>
-      </w:r>
-      <w:r>
-        <w:rPr>
-          <w:rFonts w:ascii="Charis SIL Regular" w:hAnsi="Charis SIL Regular" w:eastAsia="Charis SIL Regular"/>
-          <w:b w:val="0"/>
-          <w:i w:val="0"/>
-          <w:color w:val="0000FF"/>
-          <w:sz w:val="24"/>
-        </w:rPr>
-        <w:t>%</w:t>
       </w:r>
       <w:r>
         <w:rPr>
@@ -3504,51 +3472,7 @@
             <w:rPr>
               <w:rStyle w:val="Hyperlink"/>
             </w:rPr>
-            <w:t>5B0%5D%5Bfield%5D=inform</w:t>
-          </w:r>
-        </w:hyperlink>
-      </w:r>
-      <w:r>
-        <w:rPr>
-          <w:rFonts w:ascii="Charis SIL Regular" w:hAnsi="Charis SIL Regular" w:eastAsia="Charis SIL Regular"/>
-          <w:b w:val="0"/>
-          <w:i w:val="0"/>
-          <w:color w:val="0000FF"/>
-          <w:sz w:val="24"/>
-        </w:rPr>
-        <w:hyperlink r:id="rId16" w:history="1">
-          <w:r>
-            <w:rPr>
-              <w:rStyle w:val="Hyperlink"/>
-            </w:rPr>
-            <w:t>a</w:t>
-          </w:r>
-        </w:hyperlink>
-      </w:r>
-      <w:r>
-        <w:rPr>
-          <w:rFonts w:ascii="Charis SIL Regular" w:hAnsi="Charis SIL Regular" w:eastAsia="Charis SIL Regular"/>
-          <w:b w:val="0"/>
-          <w:i w:val="0"/>
-          <w:color w:val="0000FF"/>
-          <w:sz w:val="24"/>
-        </w:rPr>
-        <w:t>t</w:t>
-      </w:r>
-      <w:r>
-        <w:rPr>
-          <w:rFonts w:ascii="Charis SIL Regular" w:hAnsi="Charis SIL Regular" w:eastAsia="Charis SIL Regular"/>
-          <w:b w:val="0"/>
-          <w:i w:val="0"/>
-          <w:color w:val="0000FF"/>
-          <w:sz w:val="24"/>
-        </w:rPr>
-        <w:hyperlink r:id="rId16" w:history="1">
-          <w:r>
-            <w:rPr>
-              <w:rStyle w:val="Hyperlink"/>
-            </w:rPr>
-            <w:t>ion_type&amp;fil</w:t>
+            <w:t>5B0%5D%5Bfield%5D=informa</w:t>
           </w:r>
         </w:hyperlink>
       </w:r>
@@ -3582,9 +3506,36 @@
             <w:rPr>
               <w:rStyle w:val="Hyperlink"/>
             </w:rPr>
-            <w:t>ers%5B0%5D%5Bvalues%5D%5B0</w:t>
+            <w:t>ion_type&amp;filt</w:t>
           </w:r>
         </w:hyperlink>
+      </w:r>
+      <w:r>
+        <w:rPr>
+          <w:rFonts w:ascii="Charis SIL Regular" w:hAnsi="Charis SIL Regular" w:eastAsia="Charis SIL Regular"/>
+          <w:b w:val="0"/>
+          <w:i w:val="0"/>
+          <w:color w:val="0000FF"/>
+          <w:sz w:val="24"/>
+        </w:rPr>
+        <w:hyperlink r:id="rId16" w:history="1">
+          <w:r>
+            <w:rPr>
+              <w:rStyle w:val="Hyperlink"/>
+            </w:rPr>
+            <w:t>ers%5B0%5D%5Bvalues%5D%</w:t>
+          </w:r>
+        </w:hyperlink>
+      </w:r>
+      <w:r>
+        <w:rPr>
+          <w:rFonts w:ascii="Charis SIL Regular" w:hAnsi="Charis SIL Regular" w:eastAsia="Charis SIL Regular"/>
+          <w:b w:val="0"/>
+          <w:i w:val="0"/>
+          <w:color w:val="0000FF"/>
+          <w:sz w:val="24"/>
+        </w:rPr>
+        <w:t>5B0</w:t>
       </w:r>
     </w:p>
     <w:p>

--- a/EXPORTS/DOCX/published/niveau3/English/RMO.docx
+++ b/EXPORTS/DOCX/published/niveau3/English/RMO.docx
@@ -770,14 +770,7 @@
           <w:color w:val="000000"/>
           <w:sz w:val="24"/>
         </w:rPr>
-        <w:hyperlink r:id="rId12" w:history="1">
-          <w:r>
-            <w:rPr>
-              <w:rStyle w:val="Hyperlink"/>
-            </w:rPr>
-            <w:t>eu</w:t>
-          </w:r>
-        </w:hyperlink>
+        <w:t>eu</w:t>
       </w:r>
       <w:r>
         <w:rPr>
@@ -1046,7 +1039,54 @@
           <w:color w:val="000000"/>
           <w:sz w:val="24"/>
         </w:rPr>
-        <w:t>Wereldmuseum Leiden). In 2023 and 2024 several of the Singhasari statues o</w:t>
+        <w:t xml:space="preserve">Wereldmuseum Leiden). In 2023 and 2024 several of </w:t>
+      </w:r>
+      <w:r>
+        <w:rPr>
+          <w:u w:val="single" w:color="0000ff"/>
+          <w:rFonts w:ascii="Charis SIL Regular" w:hAnsi="Charis SIL Regular" w:eastAsia="Charis SIL Regular"/>
+          <w:b w:val="0"/>
+          <w:i w:val="0"/>
+          <w:color w:val="000000"/>
+          <w:sz w:val="24"/>
+        </w:rPr>
+        <w:hyperlink r:id="rId13" w:history="1">
+          <w:r>
+            <w:rPr>
+              <w:rStyle w:val="Hyperlink"/>
+            </w:rPr>
+            <w:t>t</w:t>
+          </w:r>
+        </w:hyperlink>
+      </w:r>
+      <w:r>
+        <w:rPr>
+          <w:u w:val="single" w:color="0000ff"/>
+          <w:rFonts w:ascii="Charis SIL Regular" w:hAnsi="Charis SIL Regular" w:eastAsia="Charis SIL Regular"/>
+          <w:b w:val="0"/>
+          <w:i w:val="0"/>
+          <w:color w:val="000000"/>
+          <w:sz w:val="24"/>
+        </w:rPr>
+        <w:hyperlink r:id="rId13" w:history="1">
+          <w:r>
+            <w:rPr>
+              <w:rStyle w:val="Hyperlink"/>
+            </w:rPr>
+            <w:t>h</w:t>
+          </w:r>
+        </w:hyperlink>
+      </w:r>
+      <w:r>
+        <w:rPr>
+          <w:u w:val="single" w:color="0000ff"/>
+          <w:rFonts w:ascii="Charis SIL Regular" w:hAnsi="Charis SIL Regular" w:eastAsia="Charis SIL Regular"/>
+          <w:b w:val="0"/>
+          <w:i w:val="0"/>
+          <w:color w:val="000000"/>
+          <w:sz w:val="24"/>
+        </w:rPr>
+        <w:t>e Singhasari statues o</w:t>
       </w:r>
       <w:r>
         <w:rPr>
@@ -1407,7 +1447,32 @@
           <w:color w:val="000000"/>
           <w:sz w:val="24"/>
         </w:rPr>
-        <w:t xml:space="preserve">n. The </w:t>
+        <w:hyperlink r:id="rId9" w:history="1">
+          <w:r>
+            <w:rPr>
+              <w:rStyle w:val="Hyperlink"/>
+            </w:rPr>
+            <w:t xml:space="preserve">n. </w:t>
+          </w:r>
+        </w:hyperlink>
+      </w:r>
+      <w:r>
+        <w:rPr>
+          <w:u w:val="single" w:color="0000ff"/>
+          <w:rFonts w:ascii="Charis SIL Regular" w:hAnsi="Charis SIL Regular" w:eastAsia="Charis SIL Regular"/>
+          <w:b w:val="0"/>
+          <w:i w:val="0"/>
+          <w:color w:val="000000"/>
+          <w:sz w:val="24"/>
+        </w:rPr>
+        <w:hyperlink r:id="rId9" w:history="1">
+          <w:r>
+            <w:rPr>
+              <w:rStyle w:val="Hyperlink"/>
+            </w:rPr>
+            <w:t xml:space="preserve">The </w:t>
+          </w:r>
+        </w:hyperlink>
       </w:r>
       <w:r>
         <w:rPr>
@@ -1418,7 +1483,7 @@
           <w:sz w:val="24"/>
           <w:u w:val="single"/>
         </w:rPr>
-        <w:hyperlink r:id="rId9" w:history="1">
+        <w:hyperlink r:id="rId14" w:history="1">
           <w:r>
             <w:rPr>
               <w:rStyle w:val="Hyperlink"/>
@@ -1824,6 +1889,16 @@
       </w:r>
       <w:r>
         <w:rPr>
+          <w:rFonts w:ascii="Charis SIL Regular" w:hAnsi="Charis SIL Regular" w:eastAsia="Charis SIL Regular"/>
+          <w:b w:val="0"/>
+          <w:i w:val="0"/>
+          <w:color w:val="000000"/>
+          <w:sz w:val="24"/>
+        </w:rPr>
+        <w:t>K</w:t>
+      </w:r>
+      <w:r>
+        <w:rPr>
           <w:u w:val="single" w:color="0000ff"/>
           <w:rFonts w:ascii="Charis SIL Regular" w:hAnsi="Charis SIL Regular" w:eastAsia="Charis SIL Regular"/>
           <w:b w:val="0"/>
@@ -1831,7 +1906,14 @@
           <w:color w:val="000000"/>
           <w:sz w:val="24"/>
         </w:rPr>
-        <w:t>KZ, whic</w:t>
+        <w:hyperlink r:id="rId12" w:history="1">
+          <w:r>
+            <w:rPr>
+              <w:rStyle w:val="Hyperlink"/>
+            </w:rPr>
+            <w:t>Z, whic</w:t>
+          </w:r>
+        </w:hyperlink>
       </w:r>
       <w:r>
         <w:rPr>
@@ -1871,31 +1953,13 @@
       </w:r>
       <w:r>
         <w:rPr>
-          <w:u w:val="single" w:color="0000ff"/>
           <w:rFonts w:ascii="Charis SIL Regular" w:hAnsi="Charis SIL Regular" w:eastAsia="Charis SIL Regular"/>
           <w:b w:val="0"/>
           <w:i w:val="0"/>
           <w:color w:val="000000"/>
           <w:sz w:val="24"/>
         </w:rPr>
-        <w:hyperlink r:id="rId12" w:history="1">
-          <w:r>
-            <w:rPr>
-              <w:rStyle w:val="Hyperlink"/>
-            </w:rPr>
-            <w:t xml:space="preserve"> part of th</w:t>
-          </w:r>
-        </w:hyperlink>
-      </w:r>
-      <w:r>
-        <w:rPr>
-          <w:rFonts w:ascii="Charis SIL Regular" w:hAnsi="Charis SIL Regular" w:eastAsia="Charis SIL Regular"/>
-          <w:b w:val="0"/>
-          <w:i w:val="0"/>
-          <w:color w:val="000000"/>
-          <w:sz w:val="24"/>
-        </w:rPr>
-        <w:t xml:space="preserve">e Rijksmuseum archive, </w:t>
+        <w:t xml:space="preserve"> part of the Rijksmuseum archive, </w:t>
       </w:r>
       <w:r>
         <w:rPr>
@@ -2153,9 +2217,8 @@
           <w:i w:val="0"/>
           <w:color w:val="0000FF"/>
           <w:sz w:val="24"/>
-          <w:u w:val="single"/>
-        </w:rPr>
-        <w:t>ic research in colonised territorie</w:t>
+        </w:rPr>
+        <w:t>i</w:t>
       </w:r>
       <w:r>
         <w:rPr>
@@ -2164,8 +2227,9 @@
           <w:i w:val="0"/>
           <w:color w:val="0000FF"/>
           <w:sz w:val="24"/>
-        </w:rPr>
-        <w:t>s</w:t>
+          <w:u w:val="single"/>
+        </w:rPr>
+        <w:t>c research in colonised territories</w:t>
       </w:r>
       <w:r>
         <w:br/>
@@ -2856,7 +2920,7 @@
             <w:rPr>
               <w:rStyle w:val="Hyperlink"/>
             </w:rPr>
-            <w:t>filters</w:t>
+            <w:t>filter</w:t>
           </w:r>
         </w:hyperlink>
       </w:r>
@@ -2873,7 +2937,7 @@
             <w:rPr>
               <w:rStyle w:val="Hyperlink"/>
             </w:rPr>
-            <w:t>%</w:t>
+            <w:t>s</w:t>
           </w:r>
         </w:hyperlink>
       </w:r>
@@ -2885,12 +2949,66 @@
           <w:color w:val="0000FF"/>
           <w:sz w:val="24"/>
         </w:rPr>
+        <w:t>%</w:t>
+      </w:r>
+      <w:r>
+        <w:rPr>
+          <w:rFonts w:ascii="Charis SIL Regular" w:hAnsi="Charis SIL Regular" w:eastAsia="Charis SIL Regular"/>
+          <w:b w:val="0"/>
+          <w:i w:val="0"/>
+          <w:color w:val="0000FF"/>
+          <w:sz w:val="24"/>
+        </w:rPr>
         <w:hyperlink r:id="rId16" w:history="1">
           <w:r>
             <w:rPr>
               <w:rStyle w:val="Hyperlink"/>
             </w:rPr>
-            <w:t>5B0%5D%5Bfield%5D=informa</w:t>
+            <w:t>5B0%5D%5Bfield%5D=inform</w:t>
+          </w:r>
+        </w:hyperlink>
+      </w:r>
+      <w:r>
+        <w:rPr>
+          <w:rFonts w:ascii="Charis SIL Regular" w:hAnsi="Charis SIL Regular" w:eastAsia="Charis SIL Regular"/>
+          <w:b w:val="0"/>
+          <w:i w:val="0"/>
+          <w:color w:val="0000FF"/>
+          <w:sz w:val="24"/>
+        </w:rPr>
+        <w:hyperlink r:id="rId16" w:history="1">
+          <w:r>
+            <w:rPr>
+              <w:rStyle w:val="Hyperlink"/>
+            </w:rPr>
+            <w:t>a</w:t>
+          </w:r>
+        </w:hyperlink>
+      </w:r>
+      <w:r>
+        <w:rPr>
+          <w:rFonts w:ascii="Charis SIL Regular" w:hAnsi="Charis SIL Regular" w:eastAsia="Charis SIL Regular"/>
+          <w:b w:val="0"/>
+          <w:i w:val="0"/>
+          <w:color w:val="0000FF"/>
+          <w:sz w:val="24"/>
+        </w:rPr>
+        <w:t>t</w:t>
+      </w:r>
+      <w:r>
+        <w:rPr>
+          <w:rFonts w:ascii="Charis SIL Regular" w:hAnsi="Charis SIL Regular" w:eastAsia="Charis SIL Regular"/>
+          <w:b w:val="0"/>
+          <w:i w:val="0"/>
+          <w:color w:val="0000FF"/>
+          <w:sz w:val="24"/>
+        </w:rPr>
+        <w:hyperlink r:id="rId16" w:history="1">
+          <w:r>
+            <w:rPr>
+              <w:rStyle w:val="Hyperlink"/>
+            </w:rPr>
+            <w:t>ion_type&amp;fil</w:t>
           </w:r>
         </w:hyperlink>
       </w:r>
@@ -2924,36 +3042,9 @@
             <w:rPr>
               <w:rStyle w:val="Hyperlink"/>
             </w:rPr>
-            <w:t>ion_type&amp;filt</w:t>
+            <w:t>ers%5B0%5D%5Bvalues%5D%5B0</w:t>
           </w:r>
         </w:hyperlink>
-      </w:r>
-      <w:r>
-        <w:rPr>
-          <w:rFonts w:ascii="Charis SIL Regular" w:hAnsi="Charis SIL Regular" w:eastAsia="Charis SIL Regular"/>
-          <w:b w:val="0"/>
-          <w:i w:val="0"/>
-          <w:color w:val="0000FF"/>
-          <w:sz w:val="24"/>
-        </w:rPr>
-        <w:hyperlink r:id="rId16" w:history="1">
-          <w:r>
-            <w:rPr>
-              <w:rStyle w:val="Hyperlink"/>
-            </w:rPr>
-            <w:t>ers%5B0%5D%5Bvalues%5D%</w:t>
-          </w:r>
-        </w:hyperlink>
-      </w:r>
-      <w:r>
-        <w:rPr>
-          <w:rFonts w:ascii="Charis SIL Regular" w:hAnsi="Charis SIL Regular" w:eastAsia="Charis SIL Regular"/>
-          <w:b w:val="0"/>
-          <w:i w:val="0"/>
-          <w:color w:val="0000FF"/>
-          <w:sz w:val="24"/>
-        </w:rPr>
-        <w:t>5B0</w:t>
       </w:r>
     </w:p>
     <w:p>
@@ -3438,7 +3529,7 @@
             <w:rPr>
               <w:rStyle w:val="Hyperlink"/>
             </w:rPr>
-            <w:t>filters</w:t>
+            <w:t>filter</w:t>
           </w:r>
         </w:hyperlink>
       </w:r>
@@ -3455,7 +3546,7 @@
             <w:rPr>
               <w:rStyle w:val="Hyperlink"/>
             </w:rPr>
-            <w:t>%</w:t>
+            <w:t>s</w:t>
           </w:r>
         </w:hyperlink>
       </w:r>
@@ -3467,12 +3558,66 @@
           <w:color w:val="0000FF"/>
           <w:sz w:val="24"/>
         </w:rPr>
+        <w:t>%</w:t>
+      </w:r>
+      <w:r>
+        <w:rPr>
+          <w:rFonts w:ascii="Charis SIL Regular" w:hAnsi="Charis SIL Regular" w:eastAsia="Charis SIL Regular"/>
+          <w:b w:val="0"/>
+          <w:i w:val="0"/>
+          <w:color w:val="0000FF"/>
+          <w:sz w:val="24"/>
+        </w:rPr>
         <w:hyperlink r:id="rId16" w:history="1">
           <w:r>
             <w:rPr>
               <w:rStyle w:val="Hyperlink"/>
             </w:rPr>
-            <w:t>5B0%5D%5Bfield%5D=informa</w:t>
+            <w:t>5B0%5D%5Bfield%5D=inform</w:t>
+          </w:r>
+        </w:hyperlink>
+      </w:r>
+      <w:r>
+        <w:rPr>
+          <w:rFonts w:ascii="Charis SIL Regular" w:hAnsi="Charis SIL Regular" w:eastAsia="Charis SIL Regular"/>
+          <w:b w:val="0"/>
+          <w:i w:val="0"/>
+          <w:color w:val="0000FF"/>
+          <w:sz w:val="24"/>
+        </w:rPr>
+        <w:hyperlink r:id="rId16" w:history="1">
+          <w:r>
+            <w:rPr>
+              <w:rStyle w:val="Hyperlink"/>
+            </w:rPr>
+            <w:t>a</w:t>
+          </w:r>
+        </w:hyperlink>
+      </w:r>
+      <w:r>
+        <w:rPr>
+          <w:rFonts w:ascii="Charis SIL Regular" w:hAnsi="Charis SIL Regular" w:eastAsia="Charis SIL Regular"/>
+          <w:b w:val="0"/>
+          <w:i w:val="0"/>
+          <w:color w:val="0000FF"/>
+          <w:sz w:val="24"/>
+        </w:rPr>
+        <w:t>t</w:t>
+      </w:r>
+      <w:r>
+        <w:rPr>
+          <w:rFonts w:ascii="Charis SIL Regular" w:hAnsi="Charis SIL Regular" w:eastAsia="Charis SIL Regular"/>
+          <w:b w:val="0"/>
+          <w:i w:val="0"/>
+          <w:color w:val="0000FF"/>
+          <w:sz w:val="24"/>
+        </w:rPr>
+        <w:hyperlink r:id="rId16" w:history="1">
+          <w:r>
+            <w:rPr>
+              <w:rStyle w:val="Hyperlink"/>
+            </w:rPr>
+            <w:t>ion_type&amp;fil</w:t>
           </w:r>
         </w:hyperlink>
       </w:r>
@@ -3506,36 +3651,9 @@
             <w:rPr>
               <w:rStyle w:val="Hyperlink"/>
             </w:rPr>
-            <w:t>ion_type&amp;filt</w:t>
+            <w:t>ers%5B0%5D%5Bvalues%5D%5B0</w:t>
           </w:r>
         </w:hyperlink>
-      </w:r>
-      <w:r>
-        <w:rPr>
-          <w:rFonts w:ascii="Charis SIL Regular" w:hAnsi="Charis SIL Regular" w:eastAsia="Charis SIL Regular"/>
-          <w:b w:val="0"/>
-          <w:i w:val="0"/>
-          <w:color w:val="0000FF"/>
-          <w:sz w:val="24"/>
-        </w:rPr>
-        <w:hyperlink r:id="rId16" w:history="1">
-          <w:r>
-            <w:rPr>
-              <w:rStyle w:val="Hyperlink"/>
-            </w:rPr>
-            <w:t>ers%5B0%5D%5Bvalues%5D%</w:t>
-          </w:r>
-        </w:hyperlink>
-      </w:r>
-      <w:r>
-        <w:rPr>
-          <w:rFonts w:ascii="Charis SIL Regular" w:hAnsi="Charis SIL Regular" w:eastAsia="Charis SIL Regular"/>
-          <w:b w:val="0"/>
-          <w:i w:val="0"/>
-          <w:color w:val="0000FF"/>
-          <w:sz w:val="24"/>
-        </w:rPr>
-        <w:t>5B0</w:t>
       </w:r>
     </w:p>
     <w:p>

--- a/EXPORTS/DOCX/published/niveau3/English/RMO.docx
+++ b/EXPORTS/DOCX/published/niveau3/English/RMO.docx
@@ -419,7 +419,6 @@
       </w:r>
       <w:r>
         <w:rPr>
-          <w:u w:val="single" w:color="0000ff"/>
           <w:rFonts w:ascii="Charis SIL Regular" w:hAnsi="Charis SIL Regular" w:eastAsia="Charis SIL Regular"/>
           <w:b w:val="0"/>
           <w:i w:val="0"/>
@@ -770,7 +769,14 @@
           <w:color w:val="000000"/>
           <w:sz w:val="24"/>
         </w:rPr>
-        <w:t>eu</w:t>
+        <w:hyperlink r:id="rId12" w:history="1">
+          <w:r>
+            <w:rPr>
+              <w:rStyle w:val="Hyperlink"/>
+            </w:rPr>
+            <w:t>eu</w:t>
+          </w:r>
+        </w:hyperlink>
       </w:r>
       <w:r>
         <w:rPr>
@@ -1086,7 +1092,32 @@
           <w:color w:val="000000"/>
           <w:sz w:val="24"/>
         </w:rPr>
-        <w:t>e Singhasari statues o</w:t>
+        <w:hyperlink r:id="rId13" w:history="1">
+          <w:r>
+            <w:rPr>
+              <w:rStyle w:val="Hyperlink"/>
+            </w:rPr>
+            <w:t>e Sin</w:t>
+          </w:r>
+        </w:hyperlink>
+      </w:r>
+      <w:r>
+        <w:rPr>
+          <w:u w:val="single" w:color="0000ff"/>
+          <w:rFonts w:ascii="Charis SIL Regular" w:hAnsi="Charis SIL Regular" w:eastAsia="Charis SIL Regular"/>
+          <w:b w:val="0"/>
+          <w:i w:val="0"/>
+          <w:color w:val="000000"/>
+          <w:sz w:val="24"/>
+        </w:rPr>
+        <w:hyperlink r:id="rId13" w:history="1">
+          <w:r>
+            <w:rPr>
+              <w:rStyle w:val="Hyperlink"/>
+            </w:rPr>
+            <w:t>ghasari statues o</w:t>
+          </w:r>
+        </w:hyperlink>
       </w:r>
       <w:r>
         <w:rPr>
@@ -1447,32 +1478,7 @@
           <w:color w:val="000000"/>
           <w:sz w:val="24"/>
         </w:rPr>
-        <w:hyperlink r:id="rId9" w:history="1">
-          <w:r>
-            <w:rPr>
-              <w:rStyle w:val="Hyperlink"/>
-            </w:rPr>
-            <w:t xml:space="preserve">n. </w:t>
-          </w:r>
-        </w:hyperlink>
-      </w:r>
-      <w:r>
-        <w:rPr>
-          <w:u w:val="single" w:color="0000ff"/>
-          <w:rFonts w:ascii="Charis SIL Regular" w:hAnsi="Charis SIL Regular" w:eastAsia="Charis SIL Regular"/>
-          <w:b w:val="0"/>
-          <w:i w:val="0"/>
-          <w:color w:val="000000"/>
-          <w:sz w:val="24"/>
-        </w:rPr>
-        <w:hyperlink r:id="rId9" w:history="1">
-          <w:r>
-            <w:rPr>
-              <w:rStyle w:val="Hyperlink"/>
-            </w:rPr>
-            <w:t xml:space="preserve">The </w:t>
-          </w:r>
-        </w:hyperlink>
+        <w:t xml:space="preserve">n. The </w:t>
       </w:r>
       <w:r>
         <w:rPr>
@@ -1483,7 +1489,7 @@
           <w:sz w:val="24"/>
           <w:u w:val="single"/>
         </w:rPr>
-        <w:hyperlink r:id="rId14" w:history="1">
+        <w:hyperlink r:id="rId9" w:history="1">
           <w:r>
             <w:rPr>
               <w:rStyle w:val="Hyperlink"/>
@@ -1889,6 +1895,7 @@
       </w:r>
       <w:r>
         <w:rPr>
+          <w:u w:val="single" w:color="0000ff"/>
           <w:rFonts w:ascii="Charis SIL Regular" w:hAnsi="Charis SIL Regular" w:eastAsia="Charis SIL Regular"/>
           <w:b w:val="0"/>
           <w:i w:val="0"/>
@@ -1953,13 +1960,31 @@
       </w:r>
       <w:r>
         <w:rPr>
+          <w:u w:val="single" w:color="0000ff"/>
           <w:rFonts w:ascii="Charis SIL Regular" w:hAnsi="Charis SIL Regular" w:eastAsia="Charis SIL Regular"/>
           <w:b w:val="0"/>
           <w:i w:val="0"/>
           <w:color w:val="000000"/>
           <w:sz w:val="24"/>
         </w:rPr>
-        <w:t xml:space="preserve"> part of the Rijksmuseum archive, </w:t>
+        <w:hyperlink r:id="rId12" w:history="1">
+          <w:r>
+            <w:rPr>
+              <w:rStyle w:val="Hyperlink"/>
+            </w:rPr>
+            <w:t xml:space="preserve"> part of th</w:t>
+          </w:r>
+        </w:hyperlink>
+      </w:r>
+      <w:r>
+        <w:rPr>
+          <w:rFonts w:ascii="Charis SIL Regular" w:hAnsi="Charis SIL Regular" w:eastAsia="Charis SIL Regular"/>
+          <w:b w:val="0"/>
+          <w:i w:val="0"/>
+          <w:color w:val="000000"/>
+          <w:sz w:val="24"/>
+        </w:rPr>
+        <w:t xml:space="preserve">e Rijksmuseum archive, </w:t>
       </w:r>
       <w:r>
         <w:rPr>
@@ -3236,7 +3261,7 @@
             <w:rPr>
               <w:rStyle w:val="Hyperlink"/>
             </w:rPr>
-            <w:t>filter</w:t>
+            <w:t>filters</w:t>
           </w:r>
         </w:hyperlink>
       </w:r>
@@ -3253,7 +3278,7 @@
             <w:rPr>
               <w:rStyle w:val="Hyperlink"/>
             </w:rPr>
-            <w:t>s</w:t>
+            <w:t>%</w:t>
           </w:r>
         </w:hyperlink>
       </w:r>
@@ -3265,7 +3290,14 @@
           <w:color w:val="0000FF"/>
           <w:sz w:val="24"/>
         </w:rPr>
-        <w:t>%</w:t>
+        <w:hyperlink r:id="rId16" w:history="1">
+          <w:r>
+            <w:rPr>
+              <w:rStyle w:val="Hyperlink"/>
+            </w:rPr>
+            <w:t>5B0%5D%5Bfield%5D=infor</w:t>
+          </w:r>
+        </w:hyperlink>
       </w:r>
       <w:r>
         <w:rPr>
@@ -3280,7 +3312,7 @@
             <w:rPr>
               <w:rStyle w:val="Hyperlink"/>
             </w:rPr>
-            <w:t>5B0%5D%5Bfield%5D=inform</w:t>
+            <w:t>m</w:t>
           </w:r>
         </w:hyperlink>
       </w:r>
@@ -3292,24 +3324,7 @@
           <w:color w:val="0000FF"/>
           <w:sz w:val="24"/>
         </w:rPr>
-        <w:hyperlink r:id="rId16" w:history="1">
-          <w:r>
-            <w:rPr>
-              <w:rStyle w:val="Hyperlink"/>
-            </w:rPr>
-            <w:t>a</w:t>
-          </w:r>
-        </w:hyperlink>
-      </w:r>
-      <w:r>
-        <w:rPr>
-          <w:rFonts w:ascii="Charis SIL Regular" w:hAnsi="Charis SIL Regular" w:eastAsia="Charis SIL Regular"/>
-          <w:b w:val="0"/>
-          <w:i w:val="0"/>
-          <w:color w:val="0000FF"/>
-          <w:sz w:val="24"/>
-        </w:rPr>
-        <w:t>t</w:t>
+        <w:t>at</w:t>
       </w:r>
       <w:r>
         <w:rPr>
@@ -3825,7 +3840,7 @@
             <w:rPr>
               <w:rStyle w:val="Hyperlink"/>
             </w:rPr>
-            <w:t>filter</w:t>
+            <w:t>filters</w:t>
           </w:r>
         </w:hyperlink>
       </w:r>
@@ -3842,7 +3857,7 @@
             <w:rPr>
               <w:rStyle w:val="Hyperlink"/>
             </w:rPr>
-            <w:t>s</w:t>
+            <w:t>%</w:t>
           </w:r>
         </w:hyperlink>
       </w:r>
@@ -3854,7 +3869,14 @@
           <w:color w:val="0000FF"/>
           <w:sz w:val="24"/>
         </w:rPr>
-        <w:t>%</w:t>
+        <w:hyperlink r:id="rId16" w:history="1">
+          <w:r>
+            <w:rPr>
+              <w:rStyle w:val="Hyperlink"/>
+            </w:rPr>
+            <w:t>5B0%5D%5Bfield%5D=infor</w:t>
+          </w:r>
+        </w:hyperlink>
       </w:r>
       <w:r>
         <w:rPr>
@@ -3869,7 +3891,7 @@
             <w:rPr>
               <w:rStyle w:val="Hyperlink"/>
             </w:rPr>
-            <w:t>5B0%5D%5Bfield%5D=inform</w:t>
+            <w:t>m</w:t>
           </w:r>
         </w:hyperlink>
       </w:r>
@@ -3881,24 +3903,7 @@
           <w:color w:val="0000FF"/>
           <w:sz w:val="24"/>
         </w:rPr>
-        <w:hyperlink r:id="rId16" w:history="1">
-          <w:r>
-            <w:rPr>
-              <w:rStyle w:val="Hyperlink"/>
-            </w:rPr>
-            <w:t>a</w:t>
-          </w:r>
-        </w:hyperlink>
-      </w:r>
-      <w:r>
-        <w:rPr>
-          <w:rFonts w:ascii="Charis SIL Regular" w:hAnsi="Charis SIL Regular" w:eastAsia="Charis SIL Regular"/>
-          <w:b w:val="0"/>
-          <w:i w:val="0"/>
-          <w:color w:val="0000FF"/>
-          <w:sz w:val="24"/>
-        </w:rPr>
-        <w:t>t</w:t>
+        <w:t>at</w:t>
       </w:r>
       <w:r>
         <w:rPr>

--- a/EXPORTS/DOCX/published/niveau3/English/RMO.docx
+++ b/EXPORTS/DOCX/published/niveau3/English/RMO.docx
@@ -408,24 +408,7 @@
           <w:color w:val="000000"/>
           <w:sz w:val="24"/>
         </w:rPr>
-        <w:hyperlink r:id="rId10" w:history="1">
-          <w:r>
-            <w:rPr>
-              <w:rStyle w:val="Hyperlink"/>
-            </w:rPr>
-            <w:t>o beco</w:t>
-          </w:r>
-        </w:hyperlink>
-      </w:r>
-      <w:r>
-        <w:rPr>
-          <w:rFonts w:ascii="Charis SIL Regular" w:hAnsi="Charis SIL Regular" w:eastAsia="Charis SIL Regular"/>
-          <w:b w:val="0"/>
-          <w:i w:val="0"/>
-          <w:color w:val="000000"/>
-          <w:sz w:val="24"/>
-        </w:rPr>
-        <w:t>m</w:t>
+        <w:t>o becom</w:t>
       </w:r>
       <w:r>
         <w:rPr>
@@ -715,14 +698,7 @@
           <w:color w:val="000000"/>
           <w:sz w:val="24"/>
         </w:rPr>
-        <w:hyperlink r:id="rId12" w:history="1">
-          <w:r>
-            <w:rPr>
-              <w:rStyle w:val="Hyperlink"/>
-            </w:rPr>
-            <w:t>lisatio</w:t>
-          </w:r>
-        </w:hyperlink>
+        <w:t>lisatio</w:t>
       </w:r>
       <w:r>
         <w:rPr>
@@ -1092,32 +1068,7 @@
           <w:color w:val="000000"/>
           <w:sz w:val="24"/>
         </w:rPr>
-        <w:hyperlink r:id="rId13" w:history="1">
-          <w:r>
-            <w:rPr>
-              <w:rStyle w:val="Hyperlink"/>
-            </w:rPr>
-            <w:t>e Sin</w:t>
-          </w:r>
-        </w:hyperlink>
-      </w:r>
-      <w:r>
-        <w:rPr>
-          <w:u w:val="single" w:color="0000ff"/>
-          <w:rFonts w:ascii="Charis SIL Regular" w:hAnsi="Charis SIL Regular" w:eastAsia="Charis SIL Regular"/>
-          <w:b w:val="0"/>
-          <w:i w:val="0"/>
-          <w:color w:val="000000"/>
-          <w:sz w:val="24"/>
-        </w:rPr>
-        <w:hyperlink r:id="rId13" w:history="1">
-          <w:r>
-            <w:rPr>
-              <w:rStyle w:val="Hyperlink"/>
-            </w:rPr>
-            <w:t>ghasari statues o</w:t>
-          </w:r>
-        </w:hyperlink>
+        <w:t>e Singhasari statues o</w:t>
       </w:r>
       <w:r>
         <w:rPr>
@@ -1431,54 +1382,7 @@
           <w:color w:val="000000"/>
           <w:sz w:val="24"/>
         </w:rPr>
-        <w:hyperlink r:id="rId9" w:history="1">
-          <w:r>
-            <w:rPr>
-              <w:rStyle w:val="Hyperlink"/>
-            </w:rPr>
-            <w:t>tory and</w:t>
-          </w:r>
-        </w:hyperlink>
-      </w:r>
-      <w:r>
-        <w:rPr>
-          <w:u w:val="single" w:color="0000ff"/>
-          <w:rFonts w:ascii="Charis SIL Regular" w:hAnsi="Charis SIL Regular" w:eastAsia="Charis SIL Regular"/>
-          <w:b w:val="0"/>
-          <w:i w:val="0"/>
-          <w:color w:val="000000"/>
-          <w:sz w:val="24"/>
-        </w:rPr>
-        <w:t xml:space="preserve"> </w:t>
-      </w:r>
-      <w:r>
-        <w:rPr>
-          <w:u w:val="single" w:color="0000ff"/>
-          <w:rFonts w:ascii="Charis SIL Regular" w:hAnsi="Charis SIL Regular" w:eastAsia="Charis SIL Regular"/>
-          <w:b w:val="0"/>
-          <w:i w:val="0"/>
-          <w:color w:val="000000"/>
-          <w:sz w:val="24"/>
-        </w:rPr>
-        <w:hyperlink r:id="rId9" w:history="1">
-          <w:r>
-            <w:rPr>
-              <w:rStyle w:val="Hyperlink"/>
-            </w:rPr>
-            <w:t>collectio</w:t>
-          </w:r>
-        </w:hyperlink>
-      </w:r>
-      <w:r>
-        <w:rPr>
-          <w:u w:val="single" w:color="0000ff"/>
-          <w:rFonts w:ascii="Charis SIL Regular" w:hAnsi="Charis SIL Regular" w:eastAsia="Charis SIL Regular"/>
-          <w:b w:val="0"/>
-          <w:i w:val="0"/>
-          <w:color w:val="000000"/>
-          <w:sz w:val="24"/>
-        </w:rPr>
-        <w:t xml:space="preserve">n. The </w:t>
+        <w:t xml:space="preserve">tory and collection. The </w:t>
       </w:r>
       <w:r>
         <w:rPr>
@@ -1489,7 +1393,7 @@
           <w:sz w:val="24"/>
           <w:u w:val="single"/>
         </w:rPr>
-        <w:hyperlink r:id="rId9" w:history="1">
+        <w:hyperlink r:id="rId14" w:history="1">
           <w:r>
             <w:rPr>
               <w:rStyle w:val="Hyperlink"/>
@@ -1873,36 +1777,7 @@
           <w:color w:val="000000"/>
           <w:sz w:val="24"/>
         </w:rPr>
-        <w:t xml:space="preserve">. The archive of </w:t>
-      </w:r>
-      <w:r>
-        <w:rPr>
-          <w:u w:val="single" w:color="0000ff"/>
-          <w:rFonts w:ascii="Charis SIL Regular" w:hAnsi="Charis SIL Regular" w:eastAsia="Charis SIL Regular"/>
-          <w:b w:val="0"/>
-          <w:i w:val="0"/>
-          <w:color w:val="000000"/>
-          <w:sz w:val="24"/>
-        </w:rPr>
-        <w:hyperlink r:id="rId12" w:history="1">
-          <w:r>
-            <w:rPr>
-              <w:rStyle w:val="Hyperlink"/>
-            </w:rPr>
-            <w:t>the K</w:t>
-          </w:r>
-        </w:hyperlink>
-      </w:r>
-      <w:r>
-        <w:rPr>
-          <w:u w:val="single" w:color="0000ff"/>
-          <w:rFonts w:ascii="Charis SIL Regular" w:hAnsi="Charis SIL Regular" w:eastAsia="Charis SIL Regular"/>
-          <w:b w:val="0"/>
-          <w:i w:val="0"/>
-          <w:color w:val="000000"/>
-          <w:sz w:val="24"/>
-        </w:rPr>
-        <w:t>K</w:t>
+        <w:t>. The archive of the KK</w:t>
       </w:r>
       <w:r>
         <w:rPr>
@@ -3295,51 +3170,7 @@
             <w:rPr>
               <w:rStyle w:val="Hyperlink"/>
             </w:rPr>
-            <w:t>5B0%5D%5Bfield%5D=infor</w:t>
-          </w:r>
-        </w:hyperlink>
-      </w:r>
-      <w:r>
-        <w:rPr>
-          <w:rFonts w:ascii="Charis SIL Regular" w:hAnsi="Charis SIL Regular" w:eastAsia="Charis SIL Regular"/>
-          <w:b w:val="0"/>
-          <w:i w:val="0"/>
-          <w:color w:val="0000FF"/>
-          <w:sz w:val="24"/>
-        </w:rPr>
-        <w:hyperlink r:id="rId16" w:history="1">
-          <w:r>
-            <w:rPr>
-              <w:rStyle w:val="Hyperlink"/>
-            </w:rPr>
-            <w:t>m</w:t>
-          </w:r>
-        </w:hyperlink>
-      </w:r>
-      <w:r>
-        <w:rPr>
-          <w:rFonts w:ascii="Charis SIL Regular" w:hAnsi="Charis SIL Regular" w:eastAsia="Charis SIL Regular"/>
-          <w:b w:val="0"/>
-          <w:i w:val="0"/>
-          <w:color w:val="0000FF"/>
-          <w:sz w:val="24"/>
-        </w:rPr>
-        <w:t>at</w:t>
-      </w:r>
-      <w:r>
-        <w:rPr>
-          <w:rFonts w:ascii="Charis SIL Regular" w:hAnsi="Charis SIL Regular" w:eastAsia="Charis SIL Regular"/>
-          <w:b w:val="0"/>
-          <w:i w:val="0"/>
-          <w:color w:val="0000FF"/>
-          <w:sz w:val="24"/>
-        </w:rPr>
-        <w:hyperlink r:id="rId16" w:history="1">
-          <w:r>
-            <w:rPr>
-              <w:rStyle w:val="Hyperlink"/>
-            </w:rPr>
-            <w:t>ion_type&amp;fil</w:t>
+            <w:t>5B0%5D%5Bfield%5D=informa</w:t>
           </w:r>
         </w:hyperlink>
       </w:r>
@@ -3373,9 +3204,36 @@
             <w:rPr>
               <w:rStyle w:val="Hyperlink"/>
             </w:rPr>
-            <w:t>ers%5B0%5D%5Bvalues%5D%5B0</w:t>
+            <w:t>ion_type&amp;filt</w:t>
           </w:r>
         </w:hyperlink>
+      </w:r>
+      <w:r>
+        <w:rPr>
+          <w:rFonts w:ascii="Charis SIL Regular" w:hAnsi="Charis SIL Regular" w:eastAsia="Charis SIL Regular"/>
+          <w:b w:val="0"/>
+          <w:i w:val="0"/>
+          <w:color w:val="0000FF"/>
+          <w:sz w:val="24"/>
+        </w:rPr>
+        <w:hyperlink r:id="rId16" w:history="1">
+          <w:r>
+            <w:rPr>
+              <w:rStyle w:val="Hyperlink"/>
+            </w:rPr>
+            <w:t>ers%5B0%5D%5Bvalues%5D%</w:t>
+          </w:r>
+        </w:hyperlink>
+      </w:r>
+      <w:r>
+        <w:rPr>
+          <w:rFonts w:ascii="Charis SIL Regular" w:hAnsi="Charis SIL Regular" w:eastAsia="Charis SIL Regular"/>
+          <w:b w:val="0"/>
+          <w:i w:val="0"/>
+          <w:color w:val="0000FF"/>
+          <w:sz w:val="24"/>
+        </w:rPr>
+        <w:t>5B0</w:t>
       </w:r>
     </w:p>
     <w:p>
@@ -3874,51 +3732,7 @@
             <w:rPr>
               <w:rStyle w:val="Hyperlink"/>
             </w:rPr>
-            <w:t>5B0%5D%5Bfield%5D=infor</w:t>
-          </w:r>
-        </w:hyperlink>
-      </w:r>
-      <w:r>
-        <w:rPr>
-          <w:rFonts w:ascii="Charis SIL Regular" w:hAnsi="Charis SIL Regular" w:eastAsia="Charis SIL Regular"/>
-          <w:b w:val="0"/>
-          <w:i w:val="0"/>
-          <w:color w:val="0000FF"/>
-          <w:sz w:val="24"/>
-        </w:rPr>
-        <w:hyperlink r:id="rId16" w:history="1">
-          <w:r>
-            <w:rPr>
-              <w:rStyle w:val="Hyperlink"/>
-            </w:rPr>
-            <w:t>m</w:t>
-          </w:r>
-        </w:hyperlink>
-      </w:r>
-      <w:r>
-        <w:rPr>
-          <w:rFonts w:ascii="Charis SIL Regular" w:hAnsi="Charis SIL Regular" w:eastAsia="Charis SIL Regular"/>
-          <w:b w:val="0"/>
-          <w:i w:val="0"/>
-          <w:color w:val="0000FF"/>
-          <w:sz w:val="24"/>
-        </w:rPr>
-        <w:t>at</w:t>
-      </w:r>
-      <w:r>
-        <w:rPr>
-          <w:rFonts w:ascii="Charis SIL Regular" w:hAnsi="Charis SIL Regular" w:eastAsia="Charis SIL Regular"/>
-          <w:b w:val="0"/>
-          <w:i w:val="0"/>
-          <w:color w:val="0000FF"/>
-          <w:sz w:val="24"/>
-        </w:rPr>
-        <w:hyperlink r:id="rId16" w:history="1">
-          <w:r>
-            <w:rPr>
-              <w:rStyle w:val="Hyperlink"/>
-            </w:rPr>
-            <w:t>ion_type&amp;fil</w:t>
+            <w:t>5B0%5D%5Bfield%5D=informa</w:t>
           </w:r>
         </w:hyperlink>
       </w:r>
@@ -3952,9 +3766,36 @@
             <w:rPr>
               <w:rStyle w:val="Hyperlink"/>
             </w:rPr>
-            <w:t>ers%5B0%5D%5Bvalues%5D%5B0</w:t>
+            <w:t>ion_type&amp;filt</w:t>
           </w:r>
         </w:hyperlink>
+      </w:r>
+      <w:r>
+        <w:rPr>
+          <w:rFonts w:ascii="Charis SIL Regular" w:hAnsi="Charis SIL Regular" w:eastAsia="Charis SIL Regular"/>
+          <w:b w:val="0"/>
+          <w:i w:val="0"/>
+          <w:color w:val="0000FF"/>
+          <w:sz w:val="24"/>
+        </w:rPr>
+        <w:hyperlink r:id="rId16" w:history="1">
+          <w:r>
+            <w:rPr>
+              <w:rStyle w:val="Hyperlink"/>
+            </w:rPr>
+            <w:t>ers%5B0%5D%5Bvalues%5D%</w:t>
+          </w:r>
+        </w:hyperlink>
+      </w:r>
+      <w:r>
+        <w:rPr>
+          <w:rFonts w:ascii="Charis SIL Regular" w:hAnsi="Charis SIL Regular" w:eastAsia="Charis SIL Regular"/>
+          <w:b w:val="0"/>
+          <w:i w:val="0"/>
+          <w:color w:val="0000FF"/>
+          <w:sz w:val="24"/>
+        </w:rPr>
+        <w:t>5B0</w:t>
       </w:r>
     </w:p>
     <w:p>

--- a/EXPORTS/DOCX/published/niveau3/English/RMO.docx
+++ b/EXPORTS/DOCX/published/niveau3/English/RMO.docx
@@ -408,7 +408,25 @@
           <w:color w:val="000000"/>
           <w:sz w:val="24"/>
         </w:rPr>
-        <w:t>o becom</w:t>
+        <w:hyperlink r:id="rId10" w:history="1">
+          <w:r>
+            <w:rPr>
+              <w:rStyle w:val="Hyperlink"/>
+            </w:rPr>
+            <w:t>o beco</w:t>
+          </w:r>
+        </w:hyperlink>
+      </w:r>
+      <w:r>
+        <w:rPr>
+          <w:u w:val="single" w:color="0000ff"/>
+          <w:rFonts w:ascii="Charis SIL Regular" w:hAnsi="Charis SIL Regular" w:eastAsia="Charis SIL Regular"/>
+          <w:b w:val="0"/>
+          <w:i w:val="0"/>
+          <w:color w:val="000000"/>
+          <w:sz w:val="24"/>
+        </w:rPr>
+        <w:t>m</w:t>
       </w:r>
       <w:r>
         <w:rPr>
@@ -659,46 +677,7 @@
           <w:color w:val="000000"/>
           <w:sz w:val="24"/>
         </w:rPr>
-        <w:t>played an important role</w:t>
-      </w:r>
-      <w:r>
-        <w:rPr>
-          <w:u w:val="single" w:color="0000ff"/>
-          <w:rFonts w:ascii="Charis SIL Regular" w:hAnsi="Charis SIL Regular" w:eastAsia="Charis SIL Regular"/>
-          <w:b w:val="0"/>
-          <w:i w:val="0"/>
-          <w:color w:val="000000"/>
-          <w:sz w:val="24"/>
-        </w:rPr>
-        <w:hyperlink r:id="rId11" w:history="1">
-          <w:r>
-            <w:rPr>
-              <w:rStyle w:val="Hyperlink"/>
-            </w:rPr>
-            <w:t xml:space="preserve"> in the pr</w:t>
-          </w:r>
-        </w:hyperlink>
-      </w:r>
-      <w:r>
-        <w:rPr>
-          <w:rFonts w:ascii="Charis SIL Regular" w:hAnsi="Charis SIL Regular" w:eastAsia="Charis SIL Regular"/>
-          <w:b w:val="0"/>
-          <w:i w:val="0"/>
-          <w:color w:val="000000"/>
-          <w:sz w:val="24"/>
-        </w:rPr>
-        <w:t>ofessiona</w:t>
-      </w:r>
-      <w:r>
-        <w:rPr>
-          <w:u w:val="single" w:color="0000ff"/>
-          <w:rFonts w:ascii="Charis SIL Regular" w:hAnsi="Charis SIL Regular" w:eastAsia="Charis SIL Regular"/>
-          <w:b w:val="0"/>
-          <w:i w:val="0"/>
-          <w:color w:val="000000"/>
-          <w:sz w:val="24"/>
-        </w:rPr>
-        <w:t>lisatio</w:t>
+        <w:t>played an important role in the professionalisatio</w:t>
       </w:r>
       <w:r>
         <w:rPr>
@@ -1043,6 +1022,16 @@
       </w:r>
       <w:r>
         <w:rPr>
+          <w:rFonts w:ascii="Charis SIL Regular" w:hAnsi="Charis SIL Regular" w:eastAsia="Charis SIL Regular"/>
+          <w:b w:val="0"/>
+          <w:i w:val="0"/>
+          <w:color w:val="000000"/>
+          <w:sz w:val="24"/>
+        </w:rPr>
+        <w:t>he Sin</w:t>
+      </w:r>
+      <w:r>
+        <w:rPr>
           <w:u w:val="single" w:color="0000ff"/>
           <w:rFonts w:ascii="Charis SIL Regular" w:hAnsi="Charis SIL Regular" w:eastAsia="Charis SIL Regular"/>
           <w:b w:val="0"/>
@@ -1055,20 +1044,9 @@
             <w:rPr>
               <w:rStyle w:val="Hyperlink"/>
             </w:rPr>
-            <w:t>h</w:t>
+            <w:t>ghasari statues o</w:t>
           </w:r>
         </w:hyperlink>
-      </w:r>
-      <w:r>
-        <w:rPr>
-          <w:u w:val="single" w:color="0000ff"/>
-          <w:rFonts w:ascii="Charis SIL Regular" w:hAnsi="Charis SIL Regular" w:eastAsia="Charis SIL Regular"/>
-          <w:b w:val="0"/>
-          <w:i w:val="0"/>
-          <w:color w:val="000000"/>
-          <w:sz w:val="24"/>
-        </w:rPr>
-        <w:t>e Singhasari statues o</w:t>
       </w:r>
       <w:r>
         <w:rPr>
@@ -1382,7 +1360,61 @@
           <w:color w:val="000000"/>
           <w:sz w:val="24"/>
         </w:rPr>
-        <w:t xml:space="preserve">tory and collection. The </w:t>
+        <w:hyperlink r:id="rId9" w:history="1">
+          <w:r>
+            <w:rPr>
+              <w:rStyle w:val="Hyperlink"/>
+            </w:rPr>
+            <w:t>tory and</w:t>
+          </w:r>
+        </w:hyperlink>
+      </w:r>
+      <w:r>
+        <w:rPr>
+          <w:u w:val="single" w:color="0000ff"/>
+          <w:rFonts w:ascii="Charis SIL Regular" w:hAnsi="Charis SIL Regular" w:eastAsia="Charis SIL Regular"/>
+          <w:b w:val="0"/>
+          <w:i w:val="0"/>
+          <w:color w:val="000000"/>
+          <w:sz w:val="24"/>
+        </w:rPr>
+        <w:t xml:space="preserve"> collectio</w:t>
+      </w:r>
+      <w:r>
+        <w:rPr>
+          <w:u w:val="single" w:color="0000ff"/>
+          <w:rFonts w:ascii="Charis SIL Regular" w:hAnsi="Charis SIL Regular" w:eastAsia="Charis SIL Regular"/>
+          <w:b w:val="0"/>
+          <w:i w:val="0"/>
+          <w:color w:val="000000"/>
+          <w:sz w:val="24"/>
+        </w:rPr>
+        <w:hyperlink r:id="rId9" w:history="1">
+          <w:r>
+            <w:rPr>
+              <w:rStyle w:val="Hyperlink"/>
+            </w:rPr>
+            <w:t xml:space="preserve">n. </w:t>
+          </w:r>
+        </w:hyperlink>
+      </w:r>
+      <w:r>
+        <w:rPr>
+          <w:u w:val="single" w:color="0000ff"/>
+          <w:rFonts w:ascii="Charis SIL Regular" w:hAnsi="Charis SIL Regular" w:eastAsia="Charis SIL Regular"/>
+          <w:b w:val="0"/>
+          <w:i w:val="0"/>
+          <w:color w:val="000000"/>
+          <w:sz w:val="24"/>
+        </w:rPr>
+        <w:hyperlink r:id="rId9" w:history="1">
+          <w:r>
+            <w:rPr>
+              <w:rStyle w:val="Hyperlink"/>
+            </w:rPr>
+            <w:t xml:space="preserve">The </w:t>
+          </w:r>
+        </w:hyperlink>
       </w:r>
       <w:r>
         <w:rPr>
@@ -1393,7 +1425,7 @@
           <w:sz w:val="24"/>
           <w:u w:val="single"/>
         </w:rPr>
-        <w:hyperlink r:id="rId14" w:history="1">
+        <w:hyperlink r:id="rId9" w:history="1">
           <w:r>
             <w:rPr>
               <w:rStyle w:val="Hyperlink"/>
@@ -1777,7 +1809,35 @@
           <w:color w:val="000000"/>
           <w:sz w:val="24"/>
         </w:rPr>
-        <w:t>. The archive of the KK</w:t>
+        <w:t xml:space="preserve">. The archive of </w:t>
+      </w:r>
+      <w:r>
+        <w:rPr>
+          <w:u w:val="single" w:color="0000ff"/>
+          <w:rFonts w:ascii="Charis SIL Regular" w:hAnsi="Charis SIL Regular" w:eastAsia="Charis SIL Regular"/>
+          <w:b w:val="0"/>
+          <w:i w:val="0"/>
+          <w:color w:val="000000"/>
+          <w:sz w:val="24"/>
+        </w:rPr>
+        <w:hyperlink r:id="rId12" w:history="1">
+          <w:r>
+            <w:rPr>
+              <w:rStyle w:val="Hyperlink"/>
+            </w:rPr>
+            <w:t>the K</w:t>
+          </w:r>
+        </w:hyperlink>
+      </w:r>
+      <w:r>
+        <w:rPr>
+          <w:rFonts w:ascii="Charis SIL Regular" w:hAnsi="Charis SIL Regular" w:eastAsia="Charis SIL Regular"/>
+          <w:b w:val="0"/>
+          <w:i w:val="0"/>
+          <w:color w:val="000000"/>
+          <w:sz w:val="24"/>
+        </w:rPr>
+        <w:t>K</w:t>
       </w:r>
       <w:r>
         <w:rPr>
@@ -3136,7 +3196,7 @@
             <w:rPr>
               <w:rStyle w:val="Hyperlink"/>
             </w:rPr>
-            <w:t>filters</w:t>
+            <w:t>filter</w:t>
           </w:r>
         </w:hyperlink>
       </w:r>
@@ -3153,9 +3213,19 @@
             <w:rPr>
               <w:rStyle w:val="Hyperlink"/>
             </w:rPr>
-            <w:t>%</w:t>
+            <w:t>s</w:t>
           </w:r>
         </w:hyperlink>
+      </w:r>
+      <w:r>
+        <w:rPr>
+          <w:rFonts w:ascii="Charis SIL Regular" w:hAnsi="Charis SIL Regular" w:eastAsia="Charis SIL Regular"/>
+          <w:b w:val="0"/>
+          <w:i w:val="0"/>
+          <w:color w:val="0000FF"/>
+          <w:sz w:val="24"/>
+        </w:rPr>
+        <w:t>%</w:t>
       </w:r>
       <w:r>
         <w:rPr>
@@ -3170,7 +3240,51 @@
             <w:rPr>
               <w:rStyle w:val="Hyperlink"/>
             </w:rPr>
-            <w:t>5B0%5D%5Bfield%5D=informa</w:t>
+            <w:t>5B0%5D%5Bfield%5D=inform</w:t>
+          </w:r>
+        </w:hyperlink>
+      </w:r>
+      <w:r>
+        <w:rPr>
+          <w:rFonts w:ascii="Charis SIL Regular" w:hAnsi="Charis SIL Regular" w:eastAsia="Charis SIL Regular"/>
+          <w:b w:val="0"/>
+          <w:i w:val="0"/>
+          <w:color w:val="0000FF"/>
+          <w:sz w:val="24"/>
+        </w:rPr>
+        <w:hyperlink r:id="rId16" w:history="1">
+          <w:r>
+            <w:rPr>
+              <w:rStyle w:val="Hyperlink"/>
+            </w:rPr>
+            <w:t>a</w:t>
+          </w:r>
+        </w:hyperlink>
+      </w:r>
+      <w:r>
+        <w:rPr>
+          <w:rFonts w:ascii="Charis SIL Regular" w:hAnsi="Charis SIL Regular" w:eastAsia="Charis SIL Regular"/>
+          <w:b w:val="0"/>
+          <w:i w:val="0"/>
+          <w:color w:val="0000FF"/>
+          <w:sz w:val="24"/>
+        </w:rPr>
+        <w:t>t</w:t>
+      </w:r>
+      <w:r>
+        <w:rPr>
+          <w:rFonts w:ascii="Charis SIL Regular" w:hAnsi="Charis SIL Regular" w:eastAsia="Charis SIL Regular"/>
+          <w:b w:val="0"/>
+          <w:i w:val="0"/>
+          <w:color w:val="0000FF"/>
+          <w:sz w:val="24"/>
+        </w:rPr>
+        <w:hyperlink r:id="rId16" w:history="1">
+          <w:r>
+            <w:rPr>
+              <w:rStyle w:val="Hyperlink"/>
+            </w:rPr>
+            <w:t>ion_type&amp;fil</w:t>
           </w:r>
         </w:hyperlink>
       </w:r>
@@ -3204,36 +3318,9 @@
             <w:rPr>
               <w:rStyle w:val="Hyperlink"/>
             </w:rPr>
-            <w:t>ion_type&amp;filt</w:t>
+            <w:t>ers%5B0%5D%5Bvalues%5D%5B0</w:t>
           </w:r>
         </w:hyperlink>
-      </w:r>
-      <w:r>
-        <w:rPr>
-          <w:rFonts w:ascii="Charis SIL Regular" w:hAnsi="Charis SIL Regular" w:eastAsia="Charis SIL Regular"/>
-          <w:b w:val="0"/>
-          <w:i w:val="0"/>
-          <w:color w:val="0000FF"/>
-          <w:sz w:val="24"/>
-        </w:rPr>
-        <w:hyperlink r:id="rId16" w:history="1">
-          <w:r>
-            <w:rPr>
-              <w:rStyle w:val="Hyperlink"/>
-            </w:rPr>
-            <w:t>ers%5B0%5D%5Bvalues%5D%</w:t>
-          </w:r>
-        </w:hyperlink>
-      </w:r>
-      <w:r>
-        <w:rPr>
-          <w:rFonts w:ascii="Charis SIL Regular" w:hAnsi="Charis SIL Regular" w:eastAsia="Charis SIL Regular"/>
-          <w:b w:val="0"/>
-          <w:i w:val="0"/>
-          <w:color w:val="0000FF"/>
-          <w:sz w:val="24"/>
-        </w:rPr>
-        <w:t>5B0</w:t>
       </w:r>
     </w:p>
     <w:p>
@@ -3698,7 +3785,7 @@
             <w:rPr>
               <w:rStyle w:val="Hyperlink"/>
             </w:rPr>
-            <w:t>filters</w:t>
+            <w:t>filter</w:t>
           </w:r>
         </w:hyperlink>
       </w:r>
@@ -3715,9 +3802,19 @@
             <w:rPr>
               <w:rStyle w:val="Hyperlink"/>
             </w:rPr>
-            <w:t>%</w:t>
+            <w:t>s</w:t>
           </w:r>
         </w:hyperlink>
+      </w:r>
+      <w:r>
+        <w:rPr>
+          <w:rFonts w:ascii="Charis SIL Regular" w:hAnsi="Charis SIL Regular" w:eastAsia="Charis SIL Regular"/>
+          <w:b w:val="0"/>
+          <w:i w:val="0"/>
+          <w:color w:val="0000FF"/>
+          <w:sz w:val="24"/>
+        </w:rPr>
+        <w:t>%</w:t>
       </w:r>
       <w:r>
         <w:rPr>
@@ -3732,7 +3829,51 @@
             <w:rPr>
               <w:rStyle w:val="Hyperlink"/>
             </w:rPr>
-            <w:t>5B0%5D%5Bfield%5D=informa</w:t>
+            <w:t>5B0%5D%5Bfield%5D=inform</w:t>
+          </w:r>
+        </w:hyperlink>
+      </w:r>
+      <w:r>
+        <w:rPr>
+          <w:rFonts w:ascii="Charis SIL Regular" w:hAnsi="Charis SIL Regular" w:eastAsia="Charis SIL Regular"/>
+          <w:b w:val="0"/>
+          <w:i w:val="0"/>
+          <w:color w:val="0000FF"/>
+          <w:sz w:val="24"/>
+        </w:rPr>
+        <w:hyperlink r:id="rId16" w:history="1">
+          <w:r>
+            <w:rPr>
+              <w:rStyle w:val="Hyperlink"/>
+            </w:rPr>
+            <w:t>a</w:t>
+          </w:r>
+        </w:hyperlink>
+      </w:r>
+      <w:r>
+        <w:rPr>
+          <w:rFonts w:ascii="Charis SIL Regular" w:hAnsi="Charis SIL Regular" w:eastAsia="Charis SIL Regular"/>
+          <w:b w:val="0"/>
+          <w:i w:val="0"/>
+          <w:color w:val="0000FF"/>
+          <w:sz w:val="24"/>
+        </w:rPr>
+        <w:t>t</w:t>
+      </w:r>
+      <w:r>
+        <w:rPr>
+          <w:rFonts w:ascii="Charis SIL Regular" w:hAnsi="Charis SIL Regular" w:eastAsia="Charis SIL Regular"/>
+          <w:b w:val="0"/>
+          <w:i w:val="0"/>
+          <w:color w:val="0000FF"/>
+          <w:sz w:val="24"/>
+        </w:rPr>
+        <w:hyperlink r:id="rId16" w:history="1">
+          <w:r>
+            <w:rPr>
+              <w:rStyle w:val="Hyperlink"/>
+            </w:rPr>
+            <w:t>ion_type&amp;fil</w:t>
           </w:r>
         </w:hyperlink>
       </w:r>
@@ -3766,36 +3907,9 @@
             <w:rPr>
               <w:rStyle w:val="Hyperlink"/>
             </w:rPr>
-            <w:t>ion_type&amp;filt</w:t>
+            <w:t>ers%5B0%5D%5Bvalues%5D%5B0</w:t>
           </w:r>
         </w:hyperlink>
-      </w:r>
-      <w:r>
-        <w:rPr>
-          <w:rFonts w:ascii="Charis SIL Regular" w:hAnsi="Charis SIL Regular" w:eastAsia="Charis SIL Regular"/>
-          <w:b w:val="0"/>
-          <w:i w:val="0"/>
-          <w:color w:val="0000FF"/>
-          <w:sz w:val="24"/>
-        </w:rPr>
-        <w:hyperlink r:id="rId16" w:history="1">
-          <w:r>
-            <w:rPr>
-              <w:rStyle w:val="Hyperlink"/>
-            </w:rPr>
-            <w:t>ers%5B0%5D%5Bvalues%5D%</w:t>
-          </w:r>
-        </w:hyperlink>
-      </w:r>
-      <w:r>
-        <w:rPr>
-          <w:rFonts w:ascii="Charis SIL Regular" w:hAnsi="Charis SIL Regular" w:eastAsia="Charis SIL Regular"/>
-          <w:b w:val="0"/>
-          <w:i w:val="0"/>
-          <w:color w:val="0000FF"/>
-          <w:sz w:val="24"/>
-        </w:rPr>
-        <w:t>5B0</w:t>
       </w:r>
     </w:p>
     <w:p>

--- a/EXPORTS/DOCX/published/niveau3/English/RMO.docx
+++ b/EXPORTS/DOCX/published/niveau3/English/RMO.docx
@@ -677,7 +677,53 @@
           <w:color w:val="000000"/>
           <w:sz w:val="24"/>
         </w:rPr>
-        <w:t>played an important role in the professionalisatio</w:t>
+        <w:t>played an important role</w:t>
+      </w:r>
+      <w:r>
+        <w:rPr>
+          <w:u w:val="single" w:color="0000ff"/>
+          <w:rFonts w:ascii="Charis SIL Regular" w:hAnsi="Charis SIL Regular" w:eastAsia="Charis SIL Regular"/>
+          <w:b w:val="0"/>
+          <w:i w:val="0"/>
+          <w:color w:val="000000"/>
+          <w:sz w:val="24"/>
+        </w:rPr>
+        <w:hyperlink r:id="rId11" w:history="1">
+          <w:r>
+            <w:rPr>
+              <w:rStyle w:val="Hyperlink"/>
+            </w:rPr>
+            <w:t xml:space="preserve"> in the pr</w:t>
+          </w:r>
+        </w:hyperlink>
+      </w:r>
+      <w:r>
+        <w:rPr>
+          <w:rFonts w:ascii="Charis SIL Regular" w:hAnsi="Charis SIL Regular" w:eastAsia="Charis SIL Regular"/>
+          <w:b w:val="0"/>
+          <w:i w:val="0"/>
+          <w:color w:val="000000"/>
+          <w:sz w:val="24"/>
+        </w:rPr>
+        <w:t>ofessiona</w:t>
+      </w:r>
+      <w:r>
+        <w:rPr>
+          <w:u w:val="single" w:color="0000ff"/>
+          <w:rFonts w:ascii="Charis SIL Regular" w:hAnsi="Charis SIL Regular" w:eastAsia="Charis SIL Regular"/>
+          <w:b w:val="0"/>
+          <w:i w:val="0"/>
+          <w:color w:val="000000"/>
+          <w:sz w:val="24"/>
+        </w:rPr>
+        <w:hyperlink r:id="rId12" w:history="1">
+          <w:r>
+            <w:rPr>
+              <w:rStyle w:val="Hyperlink"/>
+            </w:rPr>
+            <w:t>lisatio</w:t>
+          </w:r>
+        </w:hyperlink>
       </w:r>
       <w:r>
         <w:rPr>
@@ -1000,53 +1046,7 @@
           <w:color w:val="000000"/>
           <w:sz w:val="24"/>
         </w:rPr>
-        <w:t xml:space="preserve">Wereldmuseum Leiden). In 2023 and 2024 several of </w:t>
-      </w:r>
-      <w:r>
-        <w:rPr>
-          <w:u w:val="single" w:color="0000ff"/>
-          <w:rFonts w:ascii="Charis SIL Regular" w:hAnsi="Charis SIL Regular" w:eastAsia="Charis SIL Regular"/>
-          <w:b w:val="0"/>
-          <w:i w:val="0"/>
-          <w:color w:val="000000"/>
-          <w:sz w:val="24"/>
-        </w:rPr>
-        <w:hyperlink r:id="rId13" w:history="1">
-          <w:r>
-            <w:rPr>
-              <w:rStyle w:val="Hyperlink"/>
-            </w:rPr>
-            <w:t>t</w:t>
-          </w:r>
-        </w:hyperlink>
-      </w:r>
-      <w:r>
-        <w:rPr>
-          <w:rFonts w:ascii="Charis SIL Regular" w:hAnsi="Charis SIL Regular" w:eastAsia="Charis SIL Regular"/>
-          <w:b w:val="0"/>
-          <w:i w:val="0"/>
-          <w:color w:val="000000"/>
-          <w:sz w:val="24"/>
-        </w:rPr>
-        <w:t>he Sin</w:t>
-      </w:r>
-      <w:r>
-        <w:rPr>
-          <w:u w:val="single" w:color="0000ff"/>
-          <w:rFonts w:ascii="Charis SIL Regular" w:hAnsi="Charis SIL Regular" w:eastAsia="Charis SIL Regular"/>
-          <w:b w:val="0"/>
-          <w:i w:val="0"/>
-          <w:color w:val="000000"/>
-          <w:sz w:val="24"/>
-        </w:rPr>
-        <w:hyperlink r:id="rId13" w:history="1">
-          <w:r>
-            <w:rPr>
-              <w:rStyle w:val="Hyperlink"/>
-            </w:rPr>
-            <w:t>ghasari statues o</w:t>
-          </w:r>
-        </w:hyperlink>
+        <w:t>Wereldmuseum Leiden). In 2023 and 2024 several of the Singhasari statues o</w:t>
       </w:r>
       <w:r>
         <w:rPr>
@@ -1378,7 +1378,7 @@
           <w:color w:val="000000"/>
           <w:sz w:val="24"/>
         </w:rPr>
-        <w:t xml:space="preserve"> collectio</w:t>
+        <w:t xml:space="preserve"> </w:t>
       </w:r>
       <w:r>
         <w:rPr>
@@ -1394,7 +1394,7 @@
             <w:rPr>
               <w:rStyle w:val="Hyperlink"/>
             </w:rPr>
-            <w:t xml:space="preserve">n. </w:t>
+            <w:t>collectio</w:t>
           </w:r>
         </w:hyperlink>
       </w:r>
@@ -1407,14 +1407,7 @@
           <w:color w:val="000000"/>
           <w:sz w:val="24"/>
         </w:rPr>
-        <w:hyperlink r:id="rId9" w:history="1">
-          <w:r>
-            <w:rPr>
-              <w:rStyle w:val="Hyperlink"/>
-            </w:rPr>
-            <w:t xml:space="preserve">The </w:t>
-          </w:r>
-        </w:hyperlink>
+        <w:t xml:space="preserve">n. The </w:t>
       </w:r>
       <w:r>
         <w:rPr>
@@ -1831,6 +1824,7 @@
       </w:r>
       <w:r>
         <w:rPr>
+          <w:u w:val="single" w:color="0000ff"/>
           <w:rFonts w:ascii="Charis SIL Regular" w:hAnsi="Charis SIL Regular" w:eastAsia="Charis SIL Regular"/>
           <w:b w:val="0"/>
           <w:i w:val="0"/>
@@ -2880,7 +2874,7 @@
             <w:rPr>
               <w:rStyle w:val="Hyperlink"/>
             </w:rPr>
-            <w:t>filter</w:t>
+            <w:t>filters</w:t>
           </w:r>
         </w:hyperlink>
       </w:r>
@@ -2897,19 +2891,9 @@
             <w:rPr>
               <w:rStyle w:val="Hyperlink"/>
             </w:rPr>
-            <w:t>s</w:t>
+            <w:t>%</w:t>
           </w:r>
         </w:hyperlink>
-      </w:r>
-      <w:r>
-        <w:rPr>
-          <w:rFonts w:ascii="Charis SIL Regular" w:hAnsi="Charis SIL Regular" w:eastAsia="Charis SIL Regular"/>
-          <w:b w:val="0"/>
-          <w:i w:val="0"/>
-          <w:color w:val="0000FF"/>
-          <w:sz w:val="24"/>
-        </w:rPr>
-        <w:t>%</w:t>
       </w:r>
       <w:r>
         <w:rPr>
@@ -2924,7 +2908,7 @@
             <w:rPr>
               <w:rStyle w:val="Hyperlink"/>
             </w:rPr>
-            <w:t>5B0%5D%5Bfield%5D=inform</w:t>
+            <w:t>5B0%5D%5Bfield%5D=infor</w:t>
           </w:r>
         </w:hyperlink>
       </w:r>
@@ -2941,7 +2925,7 @@
             <w:rPr>
               <w:rStyle w:val="Hyperlink"/>
             </w:rPr>
-            <w:t>a</w:t>
+            <w:t>m</w:t>
           </w:r>
         </w:hyperlink>
       </w:r>
@@ -2953,7 +2937,7 @@
           <w:color w:val="0000FF"/>
           <w:sz w:val="24"/>
         </w:rPr>
-        <w:t>t</w:t>
+        <w:t>at</w:t>
       </w:r>
       <w:r>
         <w:rPr>
@@ -3489,7 +3473,7 @@
             <w:rPr>
               <w:rStyle w:val="Hyperlink"/>
             </w:rPr>
-            <w:t>filter</w:t>
+            <w:t>filters</w:t>
           </w:r>
         </w:hyperlink>
       </w:r>
@@ -3506,19 +3490,9 @@
             <w:rPr>
               <w:rStyle w:val="Hyperlink"/>
             </w:rPr>
-            <w:t>s</w:t>
+            <w:t>%</w:t>
           </w:r>
         </w:hyperlink>
-      </w:r>
-      <w:r>
-        <w:rPr>
-          <w:rFonts w:ascii="Charis SIL Regular" w:hAnsi="Charis SIL Regular" w:eastAsia="Charis SIL Regular"/>
-          <w:b w:val="0"/>
-          <w:i w:val="0"/>
-          <w:color w:val="0000FF"/>
-          <w:sz w:val="24"/>
-        </w:rPr>
-        <w:t>%</w:t>
       </w:r>
       <w:r>
         <w:rPr>
@@ -3533,7 +3507,7 @@
             <w:rPr>
               <w:rStyle w:val="Hyperlink"/>
             </w:rPr>
-            <w:t>5B0%5D%5Bfield%5D=inform</w:t>
+            <w:t>5B0%5D%5Bfield%5D=infor</w:t>
           </w:r>
         </w:hyperlink>
       </w:r>
@@ -3550,7 +3524,7 @@
             <w:rPr>
               <w:rStyle w:val="Hyperlink"/>
             </w:rPr>
-            <w:t>a</w:t>
+            <w:t>m</w:t>
           </w:r>
         </w:hyperlink>
       </w:r>
@@ -3562,7 +3536,7 @@
           <w:color w:val="0000FF"/>
           <w:sz w:val="24"/>
         </w:rPr>
-        <w:t>t</w:t>
+        <w:t>at</w:t>
       </w:r>
       <w:r>
         <w:rPr>

--- a/EXPORTS/DOCX/published/niveau3/English/RMO.docx
+++ b/EXPORTS/DOCX/published/niveau3/English/RMO.docx
@@ -419,7 +419,6 @@
       </w:r>
       <w:r>
         <w:rPr>
-          <w:u w:val="single" w:color="0000ff"/>
           <w:rFonts w:ascii="Charis SIL Regular" w:hAnsi="Charis SIL Regular" w:eastAsia="Charis SIL Regular"/>
           <w:b w:val="0"/>
           <w:i w:val="0"/>
@@ -1046,7 +1045,79 @@
           <w:color w:val="000000"/>
           <w:sz w:val="24"/>
         </w:rPr>
-        <w:t>Wereldmuseum Leiden). In 2023 and 2024 several of the Singhasari statues o</w:t>
+        <w:t xml:space="preserve">Wereldmuseum Leiden). In 2023 and 2024 several of </w:t>
+      </w:r>
+      <w:r>
+        <w:rPr>
+          <w:u w:val="single" w:color="0000ff"/>
+          <w:rFonts w:ascii="Charis SIL Regular" w:hAnsi="Charis SIL Regular" w:eastAsia="Charis SIL Regular"/>
+          <w:b w:val="0"/>
+          <w:i w:val="0"/>
+          <w:color w:val="000000"/>
+          <w:sz w:val="24"/>
+        </w:rPr>
+        <w:hyperlink r:id="rId13" w:history="1">
+          <w:r>
+            <w:rPr>
+              <w:rStyle w:val="Hyperlink"/>
+            </w:rPr>
+            <w:t>t</w:t>
+          </w:r>
+        </w:hyperlink>
+      </w:r>
+      <w:r>
+        <w:rPr>
+          <w:u w:val="single" w:color="0000ff"/>
+          <w:rFonts w:ascii="Charis SIL Regular" w:hAnsi="Charis SIL Regular" w:eastAsia="Charis SIL Regular"/>
+          <w:b w:val="0"/>
+          <w:i w:val="0"/>
+          <w:color w:val="000000"/>
+          <w:sz w:val="24"/>
+        </w:rPr>
+        <w:hyperlink r:id="rId13" w:history="1">
+          <w:r>
+            <w:rPr>
+              <w:rStyle w:val="Hyperlink"/>
+            </w:rPr>
+            <w:t>h</w:t>
+          </w:r>
+        </w:hyperlink>
+      </w:r>
+      <w:r>
+        <w:rPr>
+          <w:u w:val="single" w:color="0000ff"/>
+          <w:rFonts w:ascii="Charis SIL Regular" w:hAnsi="Charis SIL Regular" w:eastAsia="Charis SIL Regular"/>
+          <w:b w:val="0"/>
+          <w:i w:val="0"/>
+          <w:color w:val="000000"/>
+          <w:sz w:val="24"/>
+        </w:rPr>
+        <w:hyperlink r:id="rId13" w:history="1">
+          <w:r>
+            <w:rPr>
+              <w:rStyle w:val="Hyperlink"/>
+            </w:rPr>
+            <w:t>e Sin</w:t>
+          </w:r>
+        </w:hyperlink>
+      </w:r>
+      <w:r>
+        <w:rPr>
+          <w:u w:val="single" w:color="0000ff"/>
+          <w:rFonts w:ascii="Charis SIL Regular" w:hAnsi="Charis SIL Regular" w:eastAsia="Charis SIL Regular"/>
+          <w:b w:val="0"/>
+          <w:i w:val="0"/>
+          <w:color w:val="000000"/>
+          <w:sz w:val="24"/>
+        </w:rPr>
+        <w:hyperlink r:id="rId13" w:history="1">
+          <w:r>
+            <w:rPr>
+              <w:rStyle w:val="Hyperlink"/>
+            </w:rPr>
+            <w:t>ghasari statues o</w:t>
+          </w:r>
+        </w:hyperlink>
       </w:r>
       <w:r>
         <w:rPr>
@@ -1824,7 +1895,6 @@
       </w:r>
       <w:r>
         <w:rPr>
-          <w:u w:val="single" w:color="0000ff"/>
           <w:rFonts w:ascii="Charis SIL Regular" w:hAnsi="Charis SIL Regular" w:eastAsia="Charis SIL Regular"/>
           <w:b w:val="0"/>
           <w:i w:val="0"/>
@@ -2874,7 +2944,7 @@
             <w:rPr>
               <w:rStyle w:val="Hyperlink"/>
             </w:rPr>
-            <w:t>filters</w:t>
+            <w:t>filter</w:t>
           </w:r>
         </w:hyperlink>
       </w:r>
@@ -2891,7 +2961,7 @@
             <w:rPr>
               <w:rStyle w:val="Hyperlink"/>
             </w:rPr>
-            <w:t>%</w:t>
+            <w:t>s</w:t>
           </w:r>
         </w:hyperlink>
       </w:r>
@@ -2903,12 +2973,22 @@
           <w:color w:val="0000FF"/>
           <w:sz w:val="24"/>
         </w:rPr>
+        <w:t>%</w:t>
+      </w:r>
+      <w:r>
+        <w:rPr>
+          <w:rFonts w:ascii="Charis SIL Regular" w:hAnsi="Charis SIL Regular" w:eastAsia="Charis SIL Regular"/>
+          <w:b w:val="0"/>
+          <w:i w:val="0"/>
+          <w:color w:val="0000FF"/>
+          <w:sz w:val="24"/>
+        </w:rPr>
         <w:hyperlink r:id="rId16" w:history="1">
           <w:r>
             <w:rPr>
               <w:rStyle w:val="Hyperlink"/>
             </w:rPr>
-            <w:t>5B0%5D%5Bfield%5D=infor</w:t>
+            <w:t>5B0%5D%5Bfield%5D=inform</w:t>
           </w:r>
         </w:hyperlink>
       </w:r>
@@ -2925,7 +3005,7 @@
             <w:rPr>
               <w:rStyle w:val="Hyperlink"/>
             </w:rPr>
-            <w:t>m</w:t>
+            <w:t>a</w:t>
           </w:r>
         </w:hyperlink>
       </w:r>
@@ -2937,7 +3017,7 @@
           <w:color w:val="0000FF"/>
           <w:sz w:val="24"/>
         </w:rPr>
-        <w:t>at</w:t>
+        <w:t>t</w:t>
       </w:r>
       <w:r>
         <w:rPr>
@@ -3473,7 +3553,7 @@
             <w:rPr>
               <w:rStyle w:val="Hyperlink"/>
             </w:rPr>
-            <w:t>filters</w:t>
+            <w:t>filter</w:t>
           </w:r>
         </w:hyperlink>
       </w:r>
@@ -3490,7 +3570,7 @@
             <w:rPr>
               <w:rStyle w:val="Hyperlink"/>
             </w:rPr>
-            <w:t>%</w:t>
+            <w:t>s</w:t>
           </w:r>
         </w:hyperlink>
       </w:r>
@@ -3502,12 +3582,22 @@
           <w:color w:val="0000FF"/>
           <w:sz w:val="24"/>
         </w:rPr>
+        <w:t>%</w:t>
+      </w:r>
+      <w:r>
+        <w:rPr>
+          <w:rFonts w:ascii="Charis SIL Regular" w:hAnsi="Charis SIL Regular" w:eastAsia="Charis SIL Regular"/>
+          <w:b w:val="0"/>
+          <w:i w:val="0"/>
+          <w:color w:val="0000FF"/>
+          <w:sz w:val="24"/>
+        </w:rPr>
         <w:hyperlink r:id="rId16" w:history="1">
           <w:r>
             <w:rPr>
               <w:rStyle w:val="Hyperlink"/>
             </w:rPr>
-            <w:t>5B0%5D%5Bfield%5D=infor</w:t>
+            <w:t>5B0%5D%5Bfield%5D=inform</w:t>
           </w:r>
         </w:hyperlink>
       </w:r>
@@ -3524,7 +3614,7 @@
             <w:rPr>
               <w:rStyle w:val="Hyperlink"/>
             </w:rPr>
-            <w:t>m</w:t>
+            <w:t>a</w:t>
           </w:r>
         </w:hyperlink>
       </w:r>
@@ -3536,7 +3626,7 @@
           <w:color w:val="0000FF"/>
           <w:sz w:val="24"/>
         </w:rPr>
-        <w:t>at</w:t>
+        <w:t>t</w:t>
       </w:r>
       <w:r>
         <w:rPr>
@@ -3759,7 +3849,7 @@
             <w:rPr>
               <w:rStyle w:val="Hyperlink"/>
             </w:rPr>
-            <w:t>filter</w:t>
+            <w:t>filters</w:t>
           </w:r>
         </w:hyperlink>
       </w:r>
@@ -3776,7 +3866,7 @@
             <w:rPr>
               <w:rStyle w:val="Hyperlink"/>
             </w:rPr>
-            <w:t>s</w:t>
+            <w:t>%</w:t>
           </w:r>
         </w:hyperlink>
       </w:r>
@@ -3788,7 +3878,14 @@
           <w:color w:val="0000FF"/>
           <w:sz w:val="24"/>
         </w:rPr>
-        <w:t>%</w:t>
+        <w:hyperlink r:id="rId16" w:history="1">
+          <w:r>
+            <w:rPr>
+              <w:rStyle w:val="Hyperlink"/>
+            </w:rPr>
+            <w:t>5B0%5D%5Bfield%5D=infor</w:t>
+          </w:r>
+        </w:hyperlink>
       </w:r>
       <w:r>
         <w:rPr>
@@ -3803,7 +3900,7 @@
             <w:rPr>
               <w:rStyle w:val="Hyperlink"/>
             </w:rPr>
-            <w:t>5B0%5D%5Bfield%5D=inform</w:t>
+            <w:t>m</w:t>
           </w:r>
         </w:hyperlink>
       </w:r>
@@ -3815,24 +3912,7 @@
           <w:color w:val="0000FF"/>
           <w:sz w:val="24"/>
         </w:rPr>
-        <w:hyperlink r:id="rId16" w:history="1">
-          <w:r>
-            <w:rPr>
-              <w:rStyle w:val="Hyperlink"/>
-            </w:rPr>
-            <w:t>a</w:t>
-          </w:r>
-        </w:hyperlink>
-      </w:r>
-      <w:r>
-        <w:rPr>
-          <w:rFonts w:ascii="Charis SIL Regular" w:hAnsi="Charis SIL Regular" w:eastAsia="Charis SIL Regular"/>
-          <w:b w:val="0"/>
-          <w:i w:val="0"/>
-          <w:color w:val="0000FF"/>
-          <w:sz w:val="24"/>
-        </w:rPr>
-        <w:t>t</w:t>
+        <w:t>at</w:t>
       </w:r>
       <w:r>
         <w:rPr>

--- a/EXPORTS/DOCX/published/niveau3/English/RMO.docx
+++ b/EXPORTS/DOCX/published/niveau3/English/RMO.docx
@@ -419,6 +419,7 @@
       </w:r>
       <w:r>
         <w:rPr>
+          <w:u w:val="single" w:color="0000ff"/>
           <w:rFonts w:ascii="Charis SIL Regular" w:hAnsi="Charis SIL Regular" w:eastAsia="Charis SIL Regular"/>
           <w:b w:val="0"/>
           <w:i w:val="0"/>
@@ -1045,79 +1046,7 @@
           <w:color w:val="000000"/>
           <w:sz w:val="24"/>
         </w:rPr>
-        <w:t xml:space="preserve">Wereldmuseum Leiden). In 2023 and 2024 several of </w:t>
-      </w:r>
-      <w:r>
-        <w:rPr>
-          <w:u w:val="single" w:color="0000ff"/>
-          <w:rFonts w:ascii="Charis SIL Regular" w:hAnsi="Charis SIL Regular" w:eastAsia="Charis SIL Regular"/>
-          <w:b w:val="0"/>
-          <w:i w:val="0"/>
-          <w:color w:val="000000"/>
-          <w:sz w:val="24"/>
-        </w:rPr>
-        <w:hyperlink r:id="rId13" w:history="1">
-          <w:r>
-            <w:rPr>
-              <w:rStyle w:val="Hyperlink"/>
-            </w:rPr>
-            <w:t>t</w:t>
-          </w:r>
-        </w:hyperlink>
-      </w:r>
-      <w:r>
-        <w:rPr>
-          <w:u w:val="single" w:color="0000ff"/>
-          <w:rFonts w:ascii="Charis SIL Regular" w:hAnsi="Charis SIL Regular" w:eastAsia="Charis SIL Regular"/>
-          <w:b w:val="0"/>
-          <w:i w:val="0"/>
-          <w:color w:val="000000"/>
-          <w:sz w:val="24"/>
-        </w:rPr>
-        <w:hyperlink r:id="rId13" w:history="1">
-          <w:r>
-            <w:rPr>
-              <w:rStyle w:val="Hyperlink"/>
-            </w:rPr>
-            <w:t>h</w:t>
-          </w:r>
-        </w:hyperlink>
-      </w:r>
-      <w:r>
-        <w:rPr>
-          <w:u w:val="single" w:color="0000ff"/>
-          <w:rFonts w:ascii="Charis SIL Regular" w:hAnsi="Charis SIL Regular" w:eastAsia="Charis SIL Regular"/>
-          <w:b w:val="0"/>
-          <w:i w:val="0"/>
-          <w:color w:val="000000"/>
-          <w:sz w:val="24"/>
-        </w:rPr>
-        <w:hyperlink r:id="rId13" w:history="1">
-          <w:r>
-            <w:rPr>
-              <w:rStyle w:val="Hyperlink"/>
-            </w:rPr>
-            <w:t>e Sin</w:t>
-          </w:r>
-        </w:hyperlink>
-      </w:r>
-      <w:r>
-        <w:rPr>
-          <w:u w:val="single" w:color="0000ff"/>
-          <w:rFonts w:ascii="Charis SIL Regular" w:hAnsi="Charis SIL Regular" w:eastAsia="Charis SIL Regular"/>
-          <w:b w:val="0"/>
-          <w:i w:val="0"/>
-          <w:color w:val="000000"/>
-          <w:sz w:val="24"/>
-        </w:rPr>
-        <w:hyperlink r:id="rId13" w:history="1">
-          <w:r>
-            <w:rPr>
-              <w:rStyle w:val="Hyperlink"/>
-            </w:rPr>
-            <w:t>ghasari statues o</w:t>
-          </w:r>
-        </w:hyperlink>
+        <w:t>Wereldmuseum Leiden). In 2023 and 2024 several of the Singhasari statues o</w:t>
       </w:r>
       <w:r>
         <w:rPr>
@@ -1895,6 +1824,7 @@
       </w:r>
       <w:r>
         <w:rPr>
+          <w:u w:val="single" w:color="0000ff"/>
           <w:rFonts w:ascii="Charis SIL Regular" w:hAnsi="Charis SIL Regular" w:eastAsia="Charis SIL Regular"/>
           <w:b w:val="0"/>
           <w:i w:val="0"/>
@@ -3849,7 +3779,7 @@
             <w:rPr>
               <w:rStyle w:val="Hyperlink"/>
             </w:rPr>
-            <w:t>filters</w:t>
+            <w:t>filter</w:t>
           </w:r>
         </w:hyperlink>
       </w:r>
@@ -3866,9 +3796,19 @@
             <w:rPr>
               <w:rStyle w:val="Hyperlink"/>
             </w:rPr>
-            <w:t>%</w:t>
+            <w:t>s</w:t>
           </w:r>
         </w:hyperlink>
+      </w:r>
+      <w:r>
+        <w:rPr>
+          <w:rFonts w:ascii="Charis SIL Regular" w:hAnsi="Charis SIL Regular" w:eastAsia="Charis SIL Regular"/>
+          <w:b w:val="0"/>
+          <w:i w:val="0"/>
+          <w:color w:val="0000FF"/>
+          <w:sz w:val="24"/>
+        </w:rPr>
+        <w:t>%</w:t>
       </w:r>
       <w:r>
         <w:rPr>
@@ -3883,7 +3823,7 @@
             <w:rPr>
               <w:rStyle w:val="Hyperlink"/>
             </w:rPr>
-            <w:t>5B0%5D%5Bfield%5D=infor</w:t>
+            <w:t>5B0%5D%5Bfield%5D=inform</w:t>
           </w:r>
         </w:hyperlink>
       </w:r>
@@ -3900,7 +3840,7 @@
             <w:rPr>
               <w:rStyle w:val="Hyperlink"/>
             </w:rPr>
-            <w:t>m</w:t>
+            <w:t>a</w:t>
           </w:r>
         </w:hyperlink>
       </w:r>
@@ -3912,7 +3852,7 @@
           <w:color w:val="0000FF"/>
           <w:sz w:val="24"/>
         </w:rPr>
-        <w:t>at</w:t>
+        <w:t>t</w:t>
       </w:r>
       <w:r>
         <w:rPr>

--- a/EXPORTS/DOCX/published/niveau3/English/RMO.docx
+++ b/EXPORTS/DOCX/published/niveau3/English/RMO.docx
@@ -677,107 +677,7 @@
           <w:color w:val="000000"/>
           <w:sz w:val="24"/>
         </w:rPr>
-        <w:t>played an important role</w:t>
-      </w:r>
-      <w:r>
-        <w:rPr>
-          <w:u w:val="single" w:color="0000ff"/>
-          <w:rFonts w:ascii="Charis SIL Regular" w:hAnsi="Charis SIL Regular" w:eastAsia="Charis SIL Regular"/>
-          <w:b w:val="0"/>
-          <w:i w:val="0"/>
-          <w:color w:val="000000"/>
-          <w:sz w:val="24"/>
-        </w:rPr>
-        <w:hyperlink r:id="rId11" w:history="1">
-          <w:r>
-            <w:rPr>
-              <w:rStyle w:val="Hyperlink"/>
-            </w:rPr>
-            <w:t xml:space="preserve"> in the pr</w:t>
-          </w:r>
-        </w:hyperlink>
-      </w:r>
-      <w:r>
-        <w:rPr>
-          <w:rFonts w:ascii="Charis SIL Regular" w:hAnsi="Charis SIL Regular" w:eastAsia="Charis SIL Regular"/>
-          <w:b w:val="0"/>
-          <w:i w:val="0"/>
-          <w:color w:val="000000"/>
-          <w:sz w:val="24"/>
-        </w:rPr>
-        <w:t>ofessiona</w:t>
-      </w:r>
-      <w:r>
-        <w:rPr>
-          <w:u w:val="single" w:color="0000ff"/>
-          <w:rFonts w:ascii="Charis SIL Regular" w:hAnsi="Charis SIL Regular" w:eastAsia="Charis SIL Regular"/>
-          <w:b w:val="0"/>
-          <w:i w:val="0"/>
-          <w:color w:val="000000"/>
-          <w:sz w:val="24"/>
-        </w:rPr>
-        <w:hyperlink r:id="rId12" w:history="1">
-          <w:r>
-            <w:rPr>
-              <w:rStyle w:val="Hyperlink"/>
-            </w:rPr>
-            <w:t>lisatio</w:t>
-          </w:r>
-        </w:hyperlink>
-      </w:r>
-      <w:r>
-        <w:rPr>
-          <w:u w:val="single" w:color="0000ff"/>
-          <w:rFonts w:ascii="Charis SIL Regular" w:hAnsi="Charis SIL Regular" w:eastAsia="Charis SIL Regular"/>
-          <w:b w:val="0"/>
-          <w:i w:val="0"/>
-          <w:color w:val="000000"/>
-          <w:sz w:val="24"/>
-        </w:rPr>
-        <w:hyperlink r:id="rId12" w:history="1">
-          <w:r>
-            <w:rPr>
-              <w:rStyle w:val="Hyperlink"/>
-            </w:rPr>
-            <w:t>n of mu</w:t>
-          </w:r>
-        </w:hyperlink>
-      </w:r>
-      <w:r>
-        <w:rPr>
-          <w:u w:val="single" w:color="0000ff"/>
-          <w:rFonts w:ascii="Charis SIL Regular" w:hAnsi="Charis SIL Regular" w:eastAsia="Charis SIL Regular"/>
-          <w:b w:val="0"/>
-          <w:i w:val="0"/>
-          <w:color w:val="000000"/>
-          <w:sz w:val="24"/>
-        </w:rPr>
-        <w:hyperlink r:id="rId12" w:history="1">
-          <w:r>
-            <w:rPr>
-              <w:rStyle w:val="Hyperlink"/>
-            </w:rPr>
-            <w:t>s</w:t>
-          </w:r>
-        </w:hyperlink>
-      </w:r>
-      <w:r>
-        <w:rPr>
-          <w:u w:val="single" w:color="0000ff"/>
-          <w:rFonts w:ascii="Charis SIL Regular" w:hAnsi="Charis SIL Regular" w:eastAsia="Charis SIL Regular"/>
-          <w:b w:val="0"/>
-          <w:i w:val="0"/>
-          <w:color w:val="000000"/>
-          <w:sz w:val="24"/>
-        </w:rPr>
-        <w:hyperlink r:id="rId12" w:history="1">
-          <w:r>
-            <w:rPr>
-              <w:rStyle w:val="Hyperlink"/>
-            </w:rPr>
-            <w:t>eu</w:t>
-          </w:r>
-        </w:hyperlink>
+        <w:t>played an important role in the professionalisation of museu</w:t>
       </w:r>
       <w:r>
         <w:rPr>
@@ -1046,7 +946,53 @@
           <w:color w:val="000000"/>
           <w:sz w:val="24"/>
         </w:rPr>
-        <w:t>Wereldmuseum Leiden). In 2023 and 2024 several of the Singhasari statues o</w:t>
+        <w:t xml:space="preserve">Wereldmuseum Leiden). In 2023 and 2024 several of </w:t>
+      </w:r>
+      <w:r>
+        <w:rPr>
+          <w:u w:val="single" w:color="0000ff"/>
+          <w:rFonts w:ascii="Charis SIL Regular" w:hAnsi="Charis SIL Regular" w:eastAsia="Charis SIL Regular"/>
+          <w:b w:val="0"/>
+          <w:i w:val="0"/>
+          <w:color w:val="000000"/>
+          <w:sz w:val="24"/>
+        </w:rPr>
+        <w:hyperlink r:id="rId13" w:history="1">
+          <w:r>
+            <w:rPr>
+              <w:rStyle w:val="Hyperlink"/>
+            </w:rPr>
+            <w:t>t</w:t>
+          </w:r>
+        </w:hyperlink>
+      </w:r>
+      <w:r>
+        <w:rPr>
+          <w:u w:val="single" w:color="0000ff"/>
+          <w:rFonts w:ascii="Charis SIL Regular" w:hAnsi="Charis SIL Regular" w:eastAsia="Charis SIL Regular"/>
+          <w:b w:val="0"/>
+          <w:i w:val="0"/>
+          <w:color w:val="000000"/>
+          <w:sz w:val="24"/>
+        </w:rPr>
+        <w:hyperlink r:id="rId13" w:history="1">
+          <w:r>
+            <w:rPr>
+              <w:rStyle w:val="Hyperlink"/>
+            </w:rPr>
+            <w:t>h</w:t>
+          </w:r>
+        </w:hyperlink>
+      </w:r>
+      <w:r>
+        <w:rPr>
+          <w:rFonts w:ascii="Charis SIL Regular" w:hAnsi="Charis SIL Regular" w:eastAsia="Charis SIL Regular"/>
+          <w:b w:val="0"/>
+          <w:i w:val="0"/>
+          <w:color w:val="000000"/>
+          <w:sz w:val="24"/>
+        </w:rPr>
+        <w:t>e Singhasari statues o</w:t>
       </w:r>
       <w:r>
         <w:rPr>
@@ -1389,14 +1335,7 @@
           <w:color w:val="000000"/>
           <w:sz w:val="24"/>
         </w:rPr>
-        <w:hyperlink r:id="rId9" w:history="1">
-          <w:r>
-            <w:rPr>
-              <w:rStyle w:val="Hyperlink"/>
-            </w:rPr>
-            <w:t>collectio</w:t>
-          </w:r>
-        </w:hyperlink>
+        <w:t xml:space="preserve">collection. </w:t>
       </w:r>
       <w:r>
         <w:rPr>
@@ -1407,7 +1346,14 @@
           <w:color w:val="000000"/>
           <w:sz w:val="24"/>
         </w:rPr>
-        <w:t xml:space="preserve">n. The </w:t>
+        <w:hyperlink r:id="rId9" w:history="1">
+          <w:r>
+            <w:rPr>
+              <w:rStyle w:val="Hyperlink"/>
+            </w:rPr>
+            <w:t xml:space="preserve">The </w:t>
+          </w:r>
+        </w:hyperlink>
       </w:r>
       <w:r>
         <w:rPr>
@@ -1418,7 +1364,7 @@
           <w:sz w:val="24"/>
           <w:u w:val="single"/>
         </w:rPr>
-        <w:hyperlink r:id="rId9" w:history="1">
+        <w:hyperlink r:id="rId14" w:history="1">
           <w:r>
             <w:rPr>
               <w:rStyle w:val="Hyperlink"/>
@@ -2171,8 +2117,9 @@
           <w:i w:val="0"/>
           <w:color w:val="0000FF"/>
           <w:sz w:val="24"/>
+          <w:u w:val="single"/>
         </w:rPr>
-        <w:t>i</w:t>
+        <w:t>ic research in colonised territorie</w:t>
       </w:r>
       <w:r>
         <w:rPr>
@@ -2181,9 +2128,8 @@
           <w:i w:val="0"/>
           <w:color w:val="0000FF"/>
           <w:sz w:val="24"/>
-          <w:u w:val="single"/>
         </w:rPr>
-        <w:t>c research in colonised territories</w:t>
+        <w:t>s</w:t>
       </w:r>
       <w:r>
         <w:br/>

--- a/EXPORTS/DOCX/published/niveau3/English/RMO.docx
+++ b/EXPORTS/DOCX/published/niveau3/English/RMO.docx
@@ -408,25 +408,7 @@
           <w:color w:val="000000"/>
           <w:sz w:val="24"/>
         </w:rPr>
-        <w:hyperlink r:id="rId10" w:history="1">
-          <w:r>
-            <w:rPr>
-              <w:rStyle w:val="Hyperlink"/>
-            </w:rPr>
-            <w:t>o beco</w:t>
-          </w:r>
-        </w:hyperlink>
-      </w:r>
-      <w:r>
-        <w:rPr>
-          <w:u w:val="single" w:color="0000ff"/>
-          <w:rFonts w:ascii="Charis SIL Regular" w:hAnsi="Charis SIL Regular" w:eastAsia="Charis SIL Regular"/>
-          <w:b w:val="0"/>
-          <w:i w:val="0"/>
-          <w:color w:val="000000"/>
-          <w:sz w:val="24"/>
-        </w:rPr>
-        <w:t>m</w:t>
+        <w:t>o becom</w:t>
       </w:r>
       <w:r>
         <w:rPr>
@@ -677,7 +659,18 @@
           <w:color w:val="000000"/>
           <w:sz w:val="24"/>
         </w:rPr>
-        <w:t>played an important role in the professionalisation of museu</w:t>
+        <w:t>played an important role in the professiona</w:t>
+      </w:r>
+      <w:r>
+        <w:rPr>
+          <w:u w:val="single" w:color="0000ff"/>
+          <w:rFonts w:ascii="Charis SIL Regular" w:hAnsi="Charis SIL Regular" w:eastAsia="Charis SIL Regular"/>
+          <w:b w:val="0"/>
+          <w:i w:val="0"/>
+          <w:color w:val="000000"/>
+          <w:sz w:val="24"/>
+        </w:rPr>
+        <w:t>lisation of museu</w:t>
       </w:r>
       <w:r>
         <w:rPr>
@@ -986,13 +979,39 @@
       </w:r>
       <w:r>
         <w:rPr>
+          <w:u w:val="single" w:color="0000ff"/>
           <w:rFonts w:ascii="Charis SIL Regular" w:hAnsi="Charis SIL Regular" w:eastAsia="Charis SIL Regular"/>
           <w:b w:val="0"/>
           <w:i w:val="0"/>
           <w:color w:val="000000"/>
           <w:sz w:val="24"/>
         </w:rPr>
-        <w:t>e Singhasari statues o</w:t>
+        <w:hyperlink r:id="rId13" w:history="1">
+          <w:r>
+            <w:rPr>
+              <w:rStyle w:val="Hyperlink"/>
+            </w:rPr>
+            <w:t>e Sin</w:t>
+          </w:r>
+        </w:hyperlink>
+      </w:r>
+      <w:r>
+        <w:rPr>
+          <w:u w:val="single" w:color="0000ff"/>
+          <w:rFonts w:ascii="Charis SIL Regular" w:hAnsi="Charis SIL Regular" w:eastAsia="Charis SIL Regular"/>
+          <w:b w:val="0"/>
+          <w:i w:val="0"/>
+          <w:color w:val="000000"/>
+          <w:sz w:val="24"/>
+        </w:rPr>
+        <w:hyperlink r:id="rId13" w:history="1">
+          <w:r>
+            <w:rPr>
+              <w:rStyle w:val="Hyperlink"/>
+            </w:rPr>
+            <w:t>ghasari statues o</w:t>
+          </w:r>
+        </w:hyperlink>
       </w:r>
       <w:r>
         <w:rPr>
@@ -1295,65 +1314,7 @@
           <w:color w:val="000000"/>
           <w:sz w:val="24"/>
         </w:rPr>
-        <w:t>the museum, its his</w:t>
-      </w:r>
-      <w:r>
-        <w:rPr>
-          <w:u w:val="single" w:color="0000ff"/>
-          <w:rFonts w:ascii="Charis SIL Regular" w:hAnsi="Charis SIL Regular" w:eastAsia="Charis SIL Regular"/>
-          <w:b w:val="0"/>
-          <w:i w:val="0"/>
-          <w:color w:val="000000"/>
-          <w:sz w:val="24"/>
-        </w:rPr>
-        <w:hyperlink r:id="rId9" w:history="1">
-          <w:r>
-            <w:rPr>
-              <w:rStyle w:val="Hyperlink"/>
-            </w:rPr>
-            <w:t>tory and</w:t>
-          </w:r>
-        </w:hyperlink>
-      </w:r>
-      <w:r>
-        <w:rPr>
-          <w:u w:val="single" w:color="0000ff"/>
-          <w:rFonts w:ascii="Charis SIL Regular" w:hAnsi="Charis SIL Regular" w:eastAsia="Charis SIL Regular"/>
-          <w:b w:val="0"/>
-          <w:i w:val="0"/>
-          <w:color w:val="000000"/>
-          <w:sz w:val="24"/>
-        </w:rPr>
-        <w:t xml:space="preserve"> </w:t>
-      </w:r>
-      <w:r>
-        <w:rPr>
-          <w:u w:val="single" w:color="0000ff"/>
-          <w:rFonts w:ascii="Charis SIL Regular" w:hAnsi="Charis SIL Regular" w:eastAsia="Charis SIL Regular"/>
-          <w:b w:val="0"/>
-          <w:i w:val="0"/>
-          <w:color w:val="000000"/>
-          <w:sz w:val="24"/>
-        </w:rPr>
-        <w:t xml:space="preserve">collection. </w:t>
-      </w:r>
-      <w:r>
-        <w:rPr>
-          <w:u w:val="single" w:color="0000ff"/>
-          <w:rFonts w:ascii="Charis SIL Regular" w:hAnsi="Charis SIL Regular" w:eastAsia="Charis SIL Regular"/>
-          <w:b w:val="0"/>
-          <w:i w:val="0"/>
-          <w:color w:val="000000"/>
-          <w:sz w:val="24"/>
-        </w:rPr>
-        <w:hyperlink r:id="rId9" w:history="1">
-          <w:r>
-            <w:rPr>
-              <w:rStyle w:val="Hyperlink"/>
-            </w:rPr>
-            <w:t xml:space="preserve">The </w:t>
-          </w:r>
-        </w:hyperlink>
+        <w:t xml:space="preserve">the museum, its history and collection. The </w:t>
       </w:r>
       <w:r>
         <w:rPr>
@@ -1364,7 +1325,7 @@
           <w:sz w:val="24"/>
           <w:u w:val="single"/>
         </w:rPr>
-        <w:hyperlink r:id="rId14" w:history="1">
+        <w:hyperlink r:id="rId9" w:history="1">
           <w:r>
             <w:rPr>
               <w:rStyle w:val="Hyperlink"/>
@@ -1748,146 +1709,7 @@
           <w:color w:val="000000"/>
           <w:sz w:val="24"/>
         </w:rPr>
-        <w:t xml:space="preserve">. The archive of </w:t>
-      </w:r>
-      <w:r>
-        <w:rPr>
-          <w:u w:val="single" w:color="0000ff"/>
-          <w:rFonts w:ascii="Charis SIL Regular" w:hAnsi="Charis SIL Regular" w:eastAsia="Charis SIL Regular"/>
-          <w:b w:val="0"/>
-          <w:i w:val="0"/>
-          <w:color w:val="000000"/>
-          <w:sz w:val="24"/>
-        </w:rPr>
-        <w:hyperlink r:id="rId12" w:history="1">
-          <w:r>
-            <w:rPr>
-              <w:rStyle w:val="Hyperlink"/>
-            </w:rPr>
-            <w:t>the K</w:t>
-          </w:r>
-        </w:hyperlink>
-      </w:r>
-      <w:r>
-        <w:rPr>
-          <w:u w:val="single" w:color="0000ff"/>
-          <w:rFonts w:ascii="Charis SIL Regular" w:hAnsi="Charis SIL Regular" w:eastAsia="Charis SIL Regular"/>
-          <w:b w:val="0"/>
-          <w:i w:val="0"/>
-          <w:color w:val="000000"/>
-          <w:sz w:val="24"/>
-        </w:rPr>
-        <w:t>K</w:t>
-      </w:r>
-      <w:r>
-        <w:rPr>
-          <w:u w:val="single" w:color="0000ff"/>
-          <w:rFonts w:ascii="Charis SIL Regular" w:hAnsi="Charis SIL Regular" w:eastAsia="Charis SIL Regular"/>
-          <w:b w:val="0"/>
-          <w:i w:val="0"/>
-          <w:color w:val="000000"/>
-          <w:sz w:val="24"/>
-        </w:rPr>
-        <w:hyperlink r:id="rId12" w:history="1">
-          <w:r>
-            <w:rPr>
-              <w:rStyle w:val="Hyperlink"/>
-            </w:rPr>
-            <w:t>Z, whic</w:t>
-          </w:r>
-        </w:hyperlink>
-      </w:r>
-      <w:r>
-        <w:rPr>
-          <w:u w:val="single" w:color="0000ff"/>
-          <w:rFonts w:ascii="Charis SIL Regular" w:hAnsi="Charis SIL Regular" w:eastAsia="Charis SIL Regular"/>
-          <w:b w:val="0"/>
-          <w:i w:val="0"/>
-          <w:color w:val="000000"/>
-          <w:sz w:val="24"/>
-        </w:rPr>
-        <w:hyperlink r:id="rId12" w:history="1">
-          <w:r>
-            <w:rPr>
-              <w:rStyle w:val="Hyperlink"/>
-            </w:rPr>
-            <w:t>h i</w:t>
-          </w:r>
-        </w:hyperlink>
-      </w:r>
-      <w:r>
-        <w:rPr>
-          <w:u w:val="single" w:color="0000ff"/>
-          <w:rFonts w:ascii="Charis SIL Regular" w:hAnsi="Charis SIL Regular" w:eastAsia="Charis SIL Regular"/>
-          <w:b w:val="0"/>
-          <w:i w:val="0"/>
-          <w:color w:val="000000"/>
-          <w:sz w:val="24"/>
-        </w:rPr>
-        <w:hyperlink r:id="rId12" w:history="1">
-          <w:r>
-            <w:rPr>
-              <w:rStyle w:val="Hyperlink"/>
-            </w:rPr>
-            <w:t>s</w:t>
-          </w:r>
-        </w:hyperlink>
-      </w:r>
-      <w:r>
-        <w:rPr>
-          <w:u w:val="single" w:color="0000ff"/>
-          <w:rFonts w:ascii="Charis SIL Regular" w:hAnsi="Charis SIL Regular" w:eastAsia="Charis SIL Regular"/>
-          <w:b w:val="0"/>
-          <w:i w:val="0"/>
-          <w:color w:val="000000"/>
-          <w:sz w:val="24"/>
-        </w:rPr>
-        <w:hyperlink r:id="rId12" w:history="1">
-          <w:r>
-            <w:rPr>
-              <w:rStyle w:val="Hyperlink"/>
-            </w:rPr>
-            <w:t xml:space="preserve"> part of th</w:t>
-          </w:r>
-        </w:hyperlink>
-      </w:r>
-      <w:r>
-        <w:rPr>
-          <w:rFonts w:ascii="Charis SIL Regular" w:hAnsi="Charis SIL Regular" w:eastAsia="Charis SIL Regular"/>
-          <w:b w:val="0"/>
-          <w:i w:val="0"/>
-          <w:color w:val="000000"/>
-          <w:sz w:val="24"/>
-        </w:rPr>
-        <w:t xml:space="preserve">e Rijksmuseum archive, </w:t>
-      </w:r>
-      <w:r>
-        <w:rPr>
-          <w:u w:val="single" w:color="0000ff"/>
-          <w:rFonts w:ascii="Charis SIL Regular" w:hAnsi="Charis SIL Regular" w:eastAsia="Charis SIL Regular"/>
-          <w:b w:val="0"/>
-          <w:i w:val="0"/>
-          <w:color w:val="000000"/>
-          <w:sz w:val="24"/>
-        </w:rPr>
-        <w:hyperlink r:id="rId13" w:history="1">
-          <w:r>
-            <w:rPr>
-              <w:rStyle w:val="Hyperlink"/>
-            </w:rPr>
-            <w:t>is managed by t</w:t>
-          </w:r>
-        </w:hyperlink>
-      </w:r>
-      <w:r>
-        <w:rPr>
-          <w:rFonts w:ascii="Charis SIL Regular" w:hAnsi="Charis SIL Regular" w:eastAsia="Charis SIL Regular"/>
-          <w:b w:val="0"/>
-          <w:i w:val="0"/>
-          <w:color w:val="000000"/>
-          <w:sz w:val="24"/>
-        </w:rPr>
-        <w:t xml:space="preserve">he </w:t>
+        <w:t xml:space="preserve">. The archive of the KKZ, which is part of the Rijksmuseum archive, is managed by the </w:t>
       </w:r>
       <w:r>
         <w:rPr>
@@ -2820,7 +2642,7 @@
             <w:rPr>
               <w:rStyle w:val="Hyperlink"/>
             </w:rPr>
-            <w:t>filter</w:t>
+            <w:t>filters</w:t>
           </w:r>
         </w:hyperlink>
       </w:r>
@@ -2837,34 +2659,7 @@
             <w:rPr>
               <w:rStyle w:val="Hyperlink"/>
             </w:rPr>
-            <w:t>s</w:t>
-          </w:r>
-        </w:hyperlink>
-      </w:r>
-      <w:r>
-        <w:rPr>
-          <w:rFonts w:ascii="Charis SIL Regular" w:hAnsi="Charis SIL Regular" w:eastAsia="Charis SIL Regular"/>
-          <w:b w:val="0"/>
-          <w:i w:val="0"/>
-          <w:color w:val="0000FF"/>
-          <w:sz w:val="24"/>
-        </w:rPr>
-        <w:t>%</w:t>
-      </w:r>
-      <w:r>
-        <w:rPr>
-          <w:rFonts w:ascii="Charis SIL Regular" w:hAnsi="Charis SIL Regular" w:eastAsia="Charis SIL Regular"/>
-          <w:b w:val="0"/>
-          <w:i w:val="0"/>
-          <w:color w:val="0000FF"/>
-          <w:sz w:val="24"/>
-        </w:rPr>
-        <w:hyperlink r:id="rId16" w:history="1">
-          <w:r>
-            <w:rPr>
-              <w:rStyle w:val="Hyperlink"/>
-            </w:rPr>
-            <w:t>5B0%5D%5Bfield%5D=inform</w:t>
+            <w:t>%</w:t>
           </w:r>
         </w:hyperlink>
       </w:r>
@@ -2881,7 +2676,7 @@
             <w:rPr>
               <w:rStyle w:val="Hyperlink"/>
             </w:rPr>
-            <w:t>a</w:t>
+            <w:t>5B0%5D%5Bfield%5D=infor</w:t>
           </w:r>
         </w:hyperlink>
       </w:r>
@@ -2893,7 +2688,24 @@
           <w:color w:val="0000FF"/>
           <w:sz w:val="24"/>
         </w:rPr>
-        <w:t>t</w:t>
+        <w:hyperlink r:id="rId16" w:history="1">
+          <w:r>
+            <w:rPr>
+              <w:rStyle w:val="Hyperlink"/>
+            </w:rPr>
+            <w:t>m</w:t>
+          </w:r>
+        </w:hyperlink>
+      </w:r>
+      <w:r>
+        <w:rPr>
+          <w:rFonts w:ascii="Charis SIL Regular" w:hAnsi="Charis SIL Regular" w:eastAsia="Charis SIL Regular"/>
+          <w:b w:val="0"/>
+          <w:i w:val="0"/>
+          <w:color w:val="0000FF"/>
+          <w:sz w:val="24"/>
+        </w:rPr>
+        <w:t>at</w:t>
       </w:r>
       <w:r>
         <w:rPr>
@@ -3429,7 +3241,7 @@
             <w:rPr>
               <w:rStyle w:val="Hyperlink"/>
             </w:rPr>
-            <w:t>filter</w:t>
+            <w:t>filters</w:t>
           </w:r>
         </w:hyperlink>
       </w:r>
@@ -3446,34 +3258,7 @@
             <w:rPr>
               <w:rStyle w:val="Hyperlink"/>
             </w:rPr>
-            <w:t>s</w:t>
-          </w:r>
-        </w:hyperlink>
-      </w:r>
-      <w:r>
-        <w:rPr>
-          <w:rFonts w:ascii="Charis SIL Regular" w:hAnsi="Charis SIL Regular" w:eastAsia="Charis SIL Regular"/>
-          <w:b w:val="0"/>
-          <w:i w:val="0"/>
-          <w:color w:val="0000FF"/>
-          <w:sz w:val="24"/>
-        </w:rPr>
-        <w:t>%</w:t>
-      </w:r>
-      <w:r>
-        <w:rPr>
-          <w:rFonts w:ascii="Charis SIL Regular" w:hAnsi="Charis SIL Regular" w:eastAsia="Charis SIL Regular"/>
-          <w:b w:val="0"/>
-          <w:i w:val="0"/>
-          <w:color w:val="0000FF"/>
-          <w:sz w:val="24"/>
-        </w:rPr>
-        <w:hyperlink r:id="rId16" w:history="1">
-          <w:r>
-            <w:rPr>
-              <w:rStyle w:val="Hyperlink"/>
-            </w:rPr>
-            <w:t>5B0%5D%5Bfield%5D=inform</w:t>
+            <w:t>%</w:t>
           </w:r>
         </w:hyperlink>
       </w:r>
@@ -3490,7 +3275,7 @@
             <w:rPr>
               <w:rStyle w:val="Hyperlink"/>
             </w:rPr>
-            <w:t>a</w:t>
+            <w:t>5B0%5D%5Bfield%5D=infor</w:t>
           </w:r>
         </w:hyperlink>
       </w:r>
@@ -3502,7 +3287,24 @@
           <w:color w:val="0000FF"/>
           <w:sz w:val="24"/>
         </w:rPr>
-        <w:t>t</w:t>
+        <w:hyperlink r:id="rId16" w:history="1">
+          <w:r>
+            <w:rPr>
+              <w:rStyle w:val="Hyperlink"/>
+            </w:rPr>
+            <w:t>m</w:t>
+          </w:r>
+        </w:hyperlink>
+      </w:r>
+      <w:r>
+        <w:rPr>
+          <w:rFonts w:ascii="Charis SIL Regular" w:hAnsi="Charis SIL Regular" w:eastAsia="Charis SIL Regular"/>
+          <w:b w:val="0"/>
+          <w:i w:val="0"/>
+          <w:color w:val="0000FF"/>
+          <w:sz w:val="24"/>
+        </w:rPr>
+        <w:t>at</w:t>
       </w:r>
       <w:r>
         <w:rPr>

--- a/EXPORTS/DOCX/published/niveau3/English/RMO.docx
+++ b/EXPORTS/DOCX/published/niveau3/English/RMO.docx
@@ -408,7 +408,24 @@
           <w:color w:val="000000"/>
           <w:sz w:val="24"/>
         </w:rPr>
-        <w:t>o becom</w:t>
+        <w:hyperlink r:id="rId10" w:history="1">
+          <w:r>
+            <w:rPr>
+              <w:rStyle w:val="Hyperlink"/>
+            </w:rPr>
+            <w:t>o beco</w:t>
+          </w:r>
+        </w:hyperlink>
+      </w:r>
+      <w:r>
+        <w:rPr>
+          <w:rFonts w:ascii="Charis SIL Regular" w:hAnsi="Charis SIL Regular" w:eastAsia="Charis SIL Regular"/>
+          <w:b w:val="0"/>
+          <w:i w:val="0"/>
+          <w:color w:val="000000"/>
+          <w:sz w:val="24"/>
+        </w:rPr>
+        <w:t>m</w:t>
       </w:r>
       <w:r>
         <w:rPr>
@@ -659,7 +676,7 @@
           <w:color w:val="000000"/>
           <w:sz w:val="24"/>
         </w:rPr>
-        <w:t>played an important role in the professiona</w:t>
+        <w:t>played an important role</w:t>
       </w:r>
       <w:r>
         <w:rPr>
@@ -670,7 +687,96 @@
           <w:color w:val="000000"/>
           <w:sz w:val="24"/>
         </w:rPr>
-        <w:t>lisation of museu</w:t>
+        <w:hyperlink r:id="rId11" w:history="1">
+          <w:r>
+            <w:rPr>
+              <w:rStyle w:val="Hyperlink"/>
+            </w:rPr>
+            <w:t xml:space="preserve"> in the pr</w:t>
+          </w:r>
+        </w:hyperlink>
+      </w:r>
+      <w:r>
+        <w:rPr>
+          <w:rFonts w:ascii="Charis SIL Regular" w:hAnsi="Charis SIL Regular" w:eastAsia="Charis SIL Regular"/>
+          <w:b w:val="0"/>
+          <w:i w:val="0"/>
+          <w:color w:val="000000"/>
+          <w:sz w:val="24"/>
+        </w:rPr>
+        <w:t>ofessiona</w:t>
+      </w:r>
+      <w:r>
+        <w:rPr>
+          <w:u w:val="single" w:color="0000ff"/>
+          <w:rFonts w:ascii="Charis SIL Regular" w:hAnsi="Charis SIL Regular" w:eastAsia="Charis SIL Regular"/>
+          <w:b w:val="0"/>
+          <w:i w:val="0"/>
+          <w:color w:val="000000"/>
+          <w:sz w:val="24"/>
+        </w:rPr>
+        <w:hyperlink r:id="rId12" w:history="1">
+          <w:r>
+            <w:rPr>
+              <w:rStyle w:val="Hyperlink"/>
+            </w:rPr>
+            <w:t>lisatio</w:t>
+          </w:r>
+        </w:hyperlink>
+      </w:r>
+      <w:r>
+        <w:rPr>
+          <w:u w:val="single" w:color="0000ff"/>
+          <w:rFonts w:ascii="Charis SIL Regular" w:hAnsi="Charis SIL Regular" w:eastAsia="Charis SIL Regular"/>
+          <w:b w:val="0"/>
+          <w:i w:val="0"/>
+          <w:color w:val="000000"/>
+          <w:sz w:val="24"/>
+        </w:rPr>
+        <w:hyperlink r:id="rId12" w:history="1">
+          <w:r>
+            <w:rPr>
+              <w:rStyle w:val="Hyperlink"/>
+            </w:rPr>
+            <w:t>n of mu</w:t>
+          </w:r>
+        </w:hyperlink>
+      </w:r>
+      <w:r>
+        <w:rPr>
+          <w:u w:val="single" w:color="0000ff"/>
+          <w:rFonts w:ascii="Charis SIL Regular" w:hAnsi="Charis SIL Regular" w:eastAsia="Charis SIL Regular"/>
+          <w:b w:val="0"/>
+          <w:i w:val="0"/>
+          <w:color w:val="000000"/>
+          <w:sz w:val="24"/>
+        </w:rPr>
+        <w:hyperlink r:id="rId12" w:history="1">
+          <w:r>
+            <w:rPr>
+              <w:rStyle w:val="Hyperlink"/>
+            </w:rPr>
+            <w:t>s</w:t>
+          </w:r>
+        </w:hyperlink>
+      </w:r>
+      <w:r>
+        <w:rPr>
+          <w:u w:val="single" w:color="0000ff"/>
+          <w:rFonts w:ascii="Charis SIL Regular" w:hAnsi="Charis SIL Regular" w:eastAsia="Charis SIL Regular"/>
+          <w:b w:val="0"/>
+          <w:i w:val="0"/>
+          <w:color w:val="000000"/>
+          <w:sz w:val="24"/>
+        </w:rPr>
+        <w:hyperlink r:id="rId12" w:history="1">
+          <w:r>
+            <w:rPr>
+              <w:rStyle w:val="Hyperlink"/>
+            </w:rPr>
+            <w:t>eu</w:t>
+          </w:r>
+        </w:hyperlink>
       </w:r>
       <w:r>
         <w:rPr>
@@ -1314,7 +1420,65 @@
           <w:color w:val="000000"/>
           <w:sz w:val="24"/>
         </w:rPr>
-        <w:t xml:space="preserve">the museum, its history and collection. The </w:t>
+        <w:t>the museum, its his</w:t>
+      </w:r>
+      <w:r>
+        <w:rPr>
+          <w:u w:val="single" w:color="0000ff"/>
+          <w:rFonts w:ascii="Charis SIL Regular" w:hAnsi="Charis SIL Regular" w:eastAsia="Charis SIL Regular"/>
+          <w:b w:val="0"/>
+          <w:i w:val="0"/>
+          <w:color w:val="000000"/>
+          <w:sz w:val="24"/>
+        </w:rPr>
+        <w:hyperlink r:id="rId9" w:history="1">
+          <w:r>
+            <w:rPr>
+              <w:rStyle w:val="Hyperlink"/>
+            </w:rPr>
+            <w:t>tory and</w:t>
+          </w:r>
+        </w:hyperlink>
+      </w:r>
+      <w:r>
+        <w:rPr>
+          <w:u w:val="single" w:color="0000ff"/>
+          <w:rFonts w:ascii="Charis SIL Regular" w:hAnsi="Charis SIL Regular" w:eastAsia="Charis SIL Regular"/>
+          <w:b w:val="0"/>
+          <w:i w:val="0"/>
+          <w:color w:val="000000"/>
+          <w:sz w:val="24"/>
+        </w:rPr>
+        <w:t xml:space="preserve"> </w:t>
+      </w:r>
+      <w:r>
+        <w:rPr>
+          <w:u w:val="single" w:color="0000ff"/>
+          <w:rFonts w:ascii="Charis SIL Regular" w:hAnsi="Charis SIL Regular" w:eastAsia="Charis SIL Regular"/>
+          <w:b w:val="0"/>
+          <w:i w:val="0"/>
+          <w:color w:val="000000"/>
+          <w:sz w:val="24"/>
+        </w:rPr>
+        <w:hyperlink r:id="rId9" w:history="1">
+          <w:r>
+            <w:rPr>
+              <w:rStyle w:val="Hyperlink"/>
+            </w:rPr>
+            <w:t>collectio</w:t>
+          </w:r>
+        </w:hyperlink>
+      </w:r>
+      <w:r>
+        <w:rPr>
+          <w:u w:val="single" w:color="0000ff"/>
+          <w:rFonts w:ascii="Charis SIL Regular" w:hAnsi="Charis SIL Regular" w:eastAsia="Charis SIL Regular"/>
+          <w:b w:val="0"/>
+          <w:i w:val="0"/>
+          <w:color w:val="000000"/>
+          <w:sz w:val="24"/>
+        </w:rPr>
+        <w:t xml:space="preserve">n. The </w:t>
       </w:r>
       <w:r>
         <w:rPr>
@@ -1709,7 +1873,145 @@
           <w:color w:val="000000"/>
           <w:sz w:val="24"/>
         </w:rPr>
-        <w:t xml:space="preserve">. The archive of the KKZ, which is part of the Rijksmuseum archive, is managed by the </w:t>
+        <w:t xml:space="preserve">. The archive of </w:t>
+      </w:r>
+      <w:r>
+        <w:rPr>
+          <w:u w:val="single" w:color="0000ff"/>
+          <w:rFonts w:ascii="Charis SIL Regular" w:hAnsi="Charis SIL Regular" w:eastAsia="Charis SIL Regular"/>
+          <w:b w:val="0"/>
+          <w:i w:val="0"/>
+          <w:color w:val="000000"/>
+          <w:sz w:val="24"/>
+        </w:rPr>
+        <w:hyperlink r:id="rId12" w:history="1">
+          <w:r>
+            <w:rPr>
+              <w:rStyle w:val="Hyperlink"/>
+            </w:rPr>
+            <w:t>the K</w:t>
+          </w:r>
+        </w:hyperlink>
+      </w:r>
+      <w:r>
+        <w:rPr>
+          <w:rFonts w:ascii="Charis SIL Regular" w:hAnsi="Charis SIL Regular" w:eastAsia="Charis SIL Regular"/>
+          <w:b w:val="0"/>
+          <w:i w:val="0"/>
+          <w:color w:val="000000"/>
+          <w:sz w:val="24"/>
+        </w:rPr>
+        <w:t>K</w:t>
+      </w:r>
+      <w:r>
+        <w:rPr>
+          <w:u w:val="single" w:color="0000ff"/>
+          <w:rFonts w:ascii="Charis SIL Regular" w:hAnsi="Charis SIL Regular" w:eastAsia="Charis SIL Regular"/>
+          <w:b w:val="0"/>
+          <w:i w:val="0"/>
+          <w:color w:val="000000"/>
+          <w:sz w:val="24"/>
+        </w:rPr>
+        <w:hyperlink r:id="rId12" w:history="1">
+          <w:r>
+            <w:rPr>
+              <w:rStyle w:val="Hyperlink"/>
+            </w:rPr>
+            <w:t>Z, whic</w:t>
+          </w:r>
+        </w:hyperlink>
+      </w:r>
+      <w:r>
+        <w:rPr>
+          <w:u w:val="single" w:color="0000ff"/>
+          <w:rFonts w:ascii="Charis SIL Regular" w:hAnsi="Charis SIL Regular" w:eastAsia="Charis SIL Regular"/>
+          <w:b w:val="0"/>
+          <w:i w:val="0"/>
+          <w:color w:val="000000"/>
+          <w:sz w:val="24"/>
+        </w:rPr>
+        <w:hyperlink r:id="rId12" w:history="1">
+          <w:r>
+            <w:rPr>
+              <w:rStyle w:val="Hyperlink"/>
+            </w:rPr>
+            <w:t>h i</w:t>
+          </w:r>
+        </w:hyperlink>
+      </w:r>
+      <w:r>
+        <w:rPr>
+          <w:u w:val="single" w:color="0000ff"/>
+          <w:rFonts w:ascii="Charis SIL Regular" w:hAnsi="Charis SIL Regular" w:eastAsia="Charis SIL Regular"/>
+          <w:b w:val="0"/>
+          <w:i w:val="0"/>
+          <w:color w:val="000000"/>
+          <w:sz w:val="24"/>
+        </w:rPr>
+        <w:hyperlink r:id="rId12" w:history="1">
+          <w:r>
+            <w:rPr>
+              <w:rStyle w:val="Hyperlink"/>
+            </w:rPr>
+            <w:t>s</w:t>
+          </w:r>
+        </w:hyperlink>
+      </w:r>
+      <w:r>
+        <w:rPr>
+          <w:u w:val="single" w:color="0000ff"/>
+          <w:rFonts w:ascii="Charis SIL Regular" w:hAnsi="Charis SIL Regular" w:eastAsia="Charis SIL Regular"/>
+          <w:b w:val="0"/>
+          <w:i w:val="0"/>
+          <w:color w:val="000000"/>
+          <w:sz w:val="24"/>
+        </w:rPr>
+        <w:hyperlink r:id="rId12" w:history="1">
+          <w:r>
+            <w:rPr>
+              <w:rStyle w:val="Hyperlink"/>
+            </w:rPr>
+            <w:t xml:space="preserve"> part of th</w:t>
+          </w:r>
+        </w:hyperlink>
+      </w:r>
+      <w:r>
+        <w:rPr>
+          <w:rFonts w:ascii="Charis SIL Regular" w:hAnsi="Charis SIL Regular" w:eastAsia="Charis SIL Regular"/>
+          <w:b w:val="0"/>
+          <w:i w:val="0"/>
+          <w:color w:val="000000"/>
+          <w:sz w:val="24"/>
+        </w:rPr>
+        <w:t xml:space="preserve">e Rijksmuseum archive, </w:t>
+      </w:r>
+      <w:r>
+        <w:rPr>
+          <w:u w:val="single" w:color="0000ff"/>
+          <w:rFonts w:ascii="Charis SIL Regular" w:hAnsi="Charis SIL Regular" w:eastAsia="Charis SIL Regular"/>
+          <w:b w:val="0"/>
+          <w:i w:val="0"/>
+          <w:color w:val="000000"/>
+          <w:sz w:val="24"/>
+        </w:rPr>
+        <w:hyperlink r:id="rId13" w:history="1">
+          <w:r>
+            <w:rPr>
+              <w:rStyle w:val="Hyperlink"/>
+            </w:rPr>
+            <w:t>is managed by t</w:t>
+          </w:r>
+        </w:hyperlink>
+      </w:r>
+      <w:r>
+        <w:rPr>
+          <w:rFonts w:ascii="Charis SIL Regular" w:hAnsi="Charis SIL Regular" w:eastAsia="Charis SIL Regular"/>
+          <w:b w:val="0"/>
+          <w:i w:val="0"/>
+          <w:color w:val="000000"/>
+          <w:sz w:val="24"/>
+        </w:rPr>
+        <w:t xml:space="preserve">he </w:t>
       </w:r>
       <w:r>
         <w:rPr>
@@ -1939,9 +2241,8 @@
           <w:i w:val="0"/>
           <w:color w:val="0000FF"/>
           <w:sz w:val="24"/>
-          <w:u w:val="single"/>
         </w:rPr>
-        <w:t>ic research in colonised territorie</w:t>
+        <w:t>i</w:t>
       </w:r>
       <w:r>
         <w:rPr>
@@ -1950,8 +2251,9 @@
           <w:i w:val="0"/>
           <w:color w:val="0000FF"/>
           <w:sz w:val="24"/>
+          <w:u w:val="single"/>
         </w:rPr>
-        <w:t>s</w:t>
+        <w:t>c research in colonised territories</w:t>
       </w:r>
       <w:r>
         <w:br/>
@@ -2642,7 +2944,7 @@
             <w:rPr>
               <w:rStyle w:val="Hyperlink"/>
             </w:rPr>
-            <w:t>filters</w:t>
+            <w:t>filter</w:t>
           </w:r>
         </w:hyperlink>
       </w:r>
@@ -2659,9 +2961,19 @@
             <w:rPr>
               <w:rStyle w:val="Hyperlink"/>
             </w:rPr>
-            <w:t>%</w:t>
+            <w:t>s</w:t>
           </w:r>
         </w:hyperlink>
+      </w:r>
+      <w:r>
+        <w:rPr>
+          <w:rFonts w:ascii="Charis SIL Regular" w:hAnsi="Charis SIL Regular" w:eastAsia="Charis SIL Regular"/>
+          <w:b w:val="0"/>
+          <w:i w:val="0"/>
+          <w:color w:val="0000FF"/>
+          <w:sz w:val="24"/>
+        </w:rPr>
+        <w:t>%</w:t>
       </w:r>
       <w:r>
         <w:rPr>
@@ -2676,7 +2988,7 @@
             <w:rPr>
               <w:rStyle w:val="Hyperlink"/>
             </w:rPr>
-            <w:t>5B0%5D%5Bfield%5D=infor</w:t>
+            <w:t>5B0%5D%5Bfield%5D=inform</w:t>
           </w:r>
         </w:hyperlink>
       </w:r>
@@ -2693,7 +3005,7 @@
             <w:rPr>
               <w:rStyle w:val="Hyperlink"/>
             </w:rPr>
-            <w:t>m</w:t>
+            <w:t>a</w:t>
           </w:r>
         </w:hyperlink>
       </w:r>
@@ -2705,7 +3017,7 @@
           <w:color w:val="0000FF"/>
           <w:sz w:val="24"/>
         </w:rPr>
-        <w:t>at</w:t>
+        <w:t>t</w:t>
       </w:r>
       <w:r>
         <w:rPr>
@@ -2948,7 +3260,7 @@
             <w:rPr>
               <w:rStyle w:val="Hyperlink"/>
             </w:rPr>
-            <w:t>filter</w:t>
+            <w:t>filters</w:t>
           </w:r>
         </w:hyperlink>
       </w:r>
@@ -2965,19 +3277,9 @@
             <w:rPr>
               <w:rStyle w:val="Hyperlink"/>
             </w:rPr>
-            <w:t>s</w:t>
+            <w:t>%</w:t>
           </w:r>
         </w:hyperlink>
-      </w:r>
-      <w:r>
-        <w:rPr>
-          <w:rFonts w:ascii="Charis SIL Regular" w:hAnsi="Charis SIL Regular" w:eastAsia="Charis SIL Regular"/>
-          <w:b w:val="0"/>
-          <w:i w:val="0"/>
-          <w:color w:val="0000FF"/>
-          <w:sz w:val="24"/>
-        </w:rPr>
-        <w:t>%</w:t>
       </w:r>
       <w:r>
         <w:rPr>
@@ -2992,51 +3294,7 @@
             <w:rPr>
               <w:rStyle w:val="Hyperlink"/>
             </w:rPr>
-            <w:t>5B0%5D%5Bfield%5D=inform</w:t>
-          </w:r>
-        </w:hyperlink>
-      </w:r>
-      <w:r>
-        <w:rPr>
-          <w:rFonts w:ascii="Charis SIL Regular" w:hAnsi="Charis SIL Regular" w:eastAsia="Charis SIL Regular"/>
-          <w:b w:val="0"/>
-          <w:i w:val="0"/>
-          <w:color w:val="0000FF"/>
-          <w:sz w:val="24"/>
-        </w:rPr>
-        <w:hyperlink r:id="rId16" w:history="1">
-          <w:r>
-            <w:rPr>
-              <w:rStyle w:val="Hyperlink"/>
-            </w:rPr>
-            <w:t>a</w:t>
-          </w:r>
-        </w:hyperlink>
-      </w:r>
-      <w:r>
-        <w:rPr>
-          <w:rFonts w:ascii="Charis SIL Regular" w:hAnsi="Charis SIL Regular" w:eastAsia="Charis SIL Regular"/>
-          <w:b w:val="0"/>
-          <w:i w:val="0"/>
-          <w:color w:val="0000FF"/>
-          <w:sz w:val="24"/>
-        </w:rPr>
-        <w:t>t</w:t>
-      </w:r>
-      <w:r>
-        <w:rPr>
-          <w:rFonts w:ascii="Charis SIL Regular" w:hAnsi="Charis SIL Regular" w:eastAsia="Charis SIL Regular"/>
-          <w:b w:val="0"/>
-          <w:i w:val="0"/>
-          <w:color w:val="0000FF"/>
-          <w:sz w:val="24"/>
-        </w:rPr>
-        <w:hyperlink r:id="rId16" w:history="1">
-          <w:r>
-            <w:rPr>
-              <w:rStyle w:val="Hyperlink"/>
-            </w:rPr>
-            <w:t>ion_type&amp;fil</w:t>
+            <w:t>5B0%5D%5Bfield%5D=informa</w:t>
           </w:r>
         </w:hyperlink>
       </w:r>
@@ -3070,9 +3328,36 @@
             <w:rPr>
               <w:rStyle w:val="Hyperlink"/>
             </w:rPr>
-            <w:t>ers%5B0%5D%5Bvalues%5D%5B0</w:t>
+            <w:t>ion_type&amp;filt</w:t>
           </w:r>
         </w:hyperlink>
+      </w:r>
+      <w:r>
+        <w:rPr>
+          <w:rFonts w:ascii="Charis SIL Regular" w:hAnsi="Charis SIL Regular" w:eastAsia="Charis SIL Regular"/>
+          <w:b w:val="0"/>
+          <w:i w:val="0"/>
+          <w:color w:val="0000FF"/>
+          <w:sz w:val="24"/>
+        </w:rPr>
+        <w:hyperlink r:id="rId16" w:history="1">
+          <w:r>
+            <w:rPr>
+              <w:rStyle w:val="Hyperlink"/>
+            </w:rPr>
+            <w:t>ers%5B0%5D%5Bvalues%5D%</w:t>
+          </w:r>
+        </w:hyperlink>
+      </w:r>
+      <w:r>
+        <w:rPr>
+          <w:rFonts w:ascii="Charis SIL Regular" w:hAnsi="Charis SIL Regular" w:eastAsia="Charis SIL Regular"/>
+          <w:b w:val="0"/>
+          <w:i w:val="0"/>
+          <w:color w:val="0000FF"/>
+          <w:sz w:val="24"/>
+        </w:rPr>
+        <w:t>5B0</w:t>
       </w:r>
     </w:p>
     <w:p>
@@ -3241,7 +3526,7 @@
             <w:rPr>
               <w:rStyle w:val="Hyperlink"/>
             </w:rPr>
-            <w:t>filters</w:t>
+            <w:t>filter</w:t>
           </w:r>
         </w:hyperlink>
       </w:r>
@@ -3258,9 +3543,19 @@
             <w:rPr>
               <w:rStyle w:val="Hyperlink"/>
             </w:rPr>
-            <w:t>%</w:t>
+            <w:t>s</w:t>
           </w:r>
         </w:hyperlink>
+      </w:r>
+      <w:r>
+        <w:rPr>
+          <w:rFonts w:ascii="Charis SIL Regular" w:hAnsi="Charis SIL Regular" w:eastAsia="Charis SIL Regular"/>
+          <w:b w:val="0"/>
+          <w:i w:val="0"/>
+          <w:color w:val="0000FF"/>
+          <w:sz w:val="24"/>
+        </w:rPr>
+        <w:t>%</w:t>
       </w:r>
       <w:r>
         <w:rPr>
@@ -3275,7 +3570,7 @@
             <w:rPr>
               <w:rStyle w:val="Hyperlink"/>
             </w:rPr>
-            <w:t>5B0%5D%5Bfield%5D=infor</w:t>
+            <w:t>5B0%5D%5Bfield%5D=inform</w:t>
           </w:r>
         </w:hyperlink>
       </w:r>
@@ -3292,7 +3587,7 @@
             <w:rPr>
               <w:rStyle w:val="Hyperlink"/>
             </w:rPr>
-            <w:t>m</w:t>
+            <w:t>a</w:t>
           </w:r>
         </w:hyperlink>
       </w:r>
@@ -3304,7 +3599,7 @@
           <w:color w:val="0000FF"/>
           <w:sz w:val="24"/>
         </w:rPr>
-        <w:t>at</w:t>
+        <w:t>t</w:t>
       </w:r>
       <w:r>
         <w:rPr>
@@ -3527,7 +3822,7 @@
             <w:rPr>
               <w:rStyle w:val="Hyperlink"/>
             </w:rPr>
-            <w:t>filter</w:t>
+            <w:t>filters</w:t>
           </w:r>
         </w:hyperlink>
       </w:r>
@@ -3544,19 +3839,9 @@
             <w:rPr>
               <w:rStyle w:val="Hyperlink"/>
             </w:rPr>
-            <w:t>s</w:t>
+            <w:t>%</w:t>
           </w:r>
         </w:hyperlink>
-      </w:r>
-      <w:r>
-        <w:rPr>
-          <w:rFonts w:ascii="Charis SIL Regular" w:hAnsi="Charis SIL Regular" w:eastAsia="Charis SIL Regular"/>
-          <w:b w:val="0"/>
-          <w:i w:val="0"/>
-          <w:color w:val="0000FF"/>
-          <w:sz w:val="24"/>
-        </w:rPr>
-        <w:t>%</w:t>
       </w:r>
       <w:r>
         <w:rPr>
@@ -3571,51 +3856,7 @@
             <w:rPr>
               <w:rStyle w:val="Hyperlink"/>
             </w:rPr>
-            <w:t>5B0%5D%5Bfield%5D=inform</w:t>
-          </w:r>
-        </w:hyperlink>
-      </w:r>
-      <w:r>
-        <w:rPr>
-          <w:rFonts w:ascii="Charis SIL Regular" w:hAnsi="Charis SIL Regular" w:eastAsia="Charis SIL Regular"/>
-          <w:b w:val="0"/>
-          <w:i w:val="0"/>
-          <w:color w:val="0000FF"/>
-          <w:sz w:val="24"/>
-        </w:rPr>
-        <w:hyperlink r:id="rId16" w:history="1">
-          <w:r>
-            <w:rPr>
-              <w:rStyle w:val="Hyperlink"/>
-            </w:rPr>
-            <w:t>a</w:t>
-          </w:r>
-        </w:hyperlink>
-      </w:r>
-      <w:r>
-        <w:rPr>
-          <w:rFonts w:ascii="Charis SIL Regular" w:hAnsi="Charis SIL Regular" w:eastAsia="Charis SIL Regular"/>
-          <w:b w:val="0"/>
-          <w:i w:val="0"/>
-          <w:color w:val="0000FF"/>
-          <w:sz w:val="24"/>
-        </w:rPr>
-        <w:t>t</w:t>
-      </w:r>
-      <w:r>
-        <w:rPr>
-          <w:rFonts w:ascii="Charis SIL Regular" w:hAnsi="Charis SIL Regular" w:eastAsia="Charis SIL Regular"/>
-          <w:b w:val="0"/>
-          <w:i w:val="0"/>
-          <w:color w:val="0000FF"/>
-          <w:sz w:val="24"/>
-        </w:rPr>
-        <w:hyperlink r:id="rId16" w:history="1">
-          <w:r>
-            <w:rPr>
-              <w:rStyle w:val="Hyperlink"/>
-            </w:rPr>
-            <w:t>ion_type&amp;fil</w:t>
+            <w:t>5B0%5D%5Bfield%5D=informa</w:t>
           </w:r>
         </w:hyperlink>
       </w:r>
@@ -3649,9 +3890,36 @@
             <w:rPr>
               <w:rStyle w:val="Hyperlink"/>
             </w:rPr>
-            <w:t>ers%5B0%5D%5Bvalues%5D%5B0</w:t>
+            <w:t>ion_type&amp;filt</w:t>
           </w:r>
         </w:hyperlink>
+      </w:r>
+      <w:r>
+        <w:rPr>
+          <w:rFonts w:ascii="Charis SIL Regular" w:hAnsi="Charis SIL Regular" w:eastAsia="Charis SIL Regular"/>
+          <w:b w:val="0"/>
+          <w:i w:val="0"/>
+          <w:color w:val="0000FF"/>
+          <w:sz w:val="24"/>
+        </w:rPr>
+        <w:hyperlink r:id="rId16" w:history="1">
+          <w:r>
+            <w:rPr>
+              <w:rStyle w:val="Hyperlink"/>
+            </w:rPr>
+            <w:t>ers%5B0%5D%5Bvalues%5D%</w:t>
+          </w:r>
+        </w:hyperlink>
+      </w:r>
+      <w:r>
+        <w:rPr>
+          <w:rFonts w:ascii="Charis SIL Regular" w:hAnsi="Charis SIL Regular" w:eastAsia="Charis SIL Regular"/>
+          <w:b w:val="0"/>
+          <w:i w:val="0"/>
+          <w:color w:val="0000FF"/>
+          <w:sz w:val="24"/>
+        </w:rPr>
+        <w:t>5B0</w:t>
       </w:r>
     </w:p>
     <w:p>

--- a/EXPORTS/DOCX/published/niveau3/English/RMO.docx
+++ b/EXPORTS/DOCX/published/niveau3/English/RMO.docx
@@ -1478,7 +1478,24 @@
           <w:color w:val="000000"/>
           <w:sz w:val="24"/>
         </w:rPr>
-        <w:t xml:space="preserve">n. The </w:t>
+        <w:hyperlink r:id="rId9" w:history="1">
+          <w:r>
+            <w:rPr>
+              <w:rStyle w:val="Hyperlink"/>
+            </w:rPr>
+            <w:t xml:space="preserve">n. </w:t>
+          </w:r>
+        </w:hyperlink>
+      </w:r>
+      <w:r>
+        <w:rPr>
+          <w:rFonts w:ascii="Charis SIL Regular" w:hAnsi="Charis SIL Regular" w:eastAsia="Charis SIL Regular"/>
+          <w:b w:val="0"/>
+          <w:i w:val="0"/>
+          <w:color w:val="000000"/>
+          <w:sz w:val="24"/>
+        </w:rPr>
+        <w:t xml:space="preserve">The </w:t>
       </w:r>
       <w:r>
         <w:rPr>
@@ -1489,7 +1506,7 @@
           <w:sz w:val="24"/>
           <w:u w:val="single"/>
         </w:rPr>
-        <w:hyperlink r:id="rId9" w:history="1">
+        <w:hyperlink r:id="rId14" w:history="1">
           <w:r>
             <w:rPr>
               <w:rStyle w:val="Hyperlink"/>
@@ -1873,53 +1890,7 @@
           <w:color w:val="000000"/>
           <w:sz w:val="24"/>
         </w:rPr>
-        <w:t xml:space="preserve">. The archive of </w:t>
-      </w:r>
-      <w:r>
-        <w:rPr>
-          <w:u w:val="single" w:color="0000ff"/>
-          <w:rFonts w:ascii="Charis SIL Regular" w:hAnsi="Charis SIL Regular" w:eastAsia="Charis SIL Regular"/>
-          <w:b w:val="0"/>
-          <w:i w:val="0"/>
-          <w:color w:val="000000"/>
-          <w:sz w:val="24"/>
-        </w:rPr>
-        <w:hyperlink r:id="rId12" w:history="1">
-          <w:r>
-            <w:rPr>
-              <w:rStyle w:val="Hyperlink"/>
-            </w:rPr>
-            <w:t>the K</w:t>
-          </w:r>
-        </w:hyperlink>
-      </w:r>
-      <w:r>
-        <w:rPr>
-          <w:rFonts w:ascii="Charis SIL Regular" w:hAnsi="Charis SIL Regular" w:eastAsia="Charis SIL Regular"/>
-          <w:b w:val="0"/>
-          <w:i w:val="0"/>
-          <w:color w:val="000000"/>
-          <w:sz w:val="24"/>
-        </w:rPr>
-        <w:t>K</w:t>
-      </w:r>
-      <w:r>
-        <w:rPr>
-          <w:u w:val="single" w:color="0000ff"/>
-          <w:rFonts w:ascii="Charis SIL Regular" w:hAnsi="Charis SIL Regular" w:eastAsia="Charis SIL Regular"/>
-          <w:b w:val="0"/>
-          <w:i w:val="0"/>
-          <w:color w:val="000000"/>
-          <w:sz w:val="24"/>
-        </w:rPr>
-        <w:hyperlink r:id="rId12" w:history="1">
-          <w:r>
-            <w:rPr>
-              <w:rStyle w:val="Hyperlink"/>
-            </w:rPr>
-            <w:t>Z, whic</w:t>
-          </w:r>
-        </w:hyperlink>
+        <w:t>. The archive of the KKZ, whic</w:t>
       </w:r>
       <w:r>
         <w:rPr>

--- a/EXPORTS/DOCX/published/niveau3/English/RMO.docx
+++ b/EXPORTS/DOCX/published/niveau3/English/RMO.docx
@@ -419,6 +419,7 @@
       </w:r>
       <w:r>
         <w:rPr>
+          <w:u w:val="single" w:color="0000ff"/>
           <w:rFonts w:ascii="Charis SIL Regular" w:hAnsi="Charis SIL Regular" w:eastAsia="Charis SIL Regular"/>
           <w:b w:val="0"/>
           <w:i w:val="0"/>
@@ -676,53 +677,7 @@
           <w:color w:val="000000"/>
           <w:sz w:val="24"/>
         </w:rPr>
-        <w:t>played an important role</w:t>
-      </w:r>
-      <w:r>
-        <w:rPr>
-          <w:u w:val="single" w:color="0000ff"/>
-          <w:rFonts w:ascii="Charis SIL Regular" w:hAnsi="Charis SIL Regular" w:eastAsia="Charis SIL Regular"/>
-          <w:b w:val="0"/>
-          <w:i w:val="0"/>
-          <w:color w:val="000000"/>
-          <w:sz w:val="24"/>
-        </w:rPr>
-        <w:hyperlink r:id="rId11" w:history="1">
-          <w:r>
-            <w:rPr>
-              <w:rStyle w:val="Hyperlink"/>
-            </w:rPr>
-            <w:t xml:space="preserve"> in the pr</w:t>
-          </w:r>
-        </w:hyperlink>
-      </w:r>
-      <w:r>
-        <w:rPr>
-          <w:rFonts w:ascii="Charis SIL Regular" w:hAnsi="Charis SIL Regular" w:eastAsia="Charis SIL Regular"/>
-          <w:b w:val="0"/>
-          <w:i w:val="0"/>
-          <w:color w:val="000000"/>
-          <w:sz w:val="24"/>
-        </w:rPr>
-        <w:t>ofessiona</w:t>
-      </w:r>
-      <w:r>
-        <w:rPr>
-          <w:u w:val="single" w:color="0000ff"/>
-          <w:rFonts w:ascii="Charis SIL Regular" w:hAnsi="Charis SIL Regular" w:eastAsia="Charis SIL Regular"/>
-          <w:b w:val="0"/>
-          <w:i w:val="0"/>
-          <w:color w:val="000000"/>
-          <w:sz w:val="24"/>
-        </w:rPr>
-        <w:hyperlink r:id="rId12" w:history="1">
-          <w:r>
-            <w:rPr>
-              <w:rStyle w:val="Hyperlink"/>
-            </w:rPr>
-            <w:t>lisatio</w:t>
-          </w:r>
-        </w:hyperlink>
+        <w:t>played an important role in the professionalisatio</w:t>
       </w:r>
       <w:r>
         <w:rPr>
@@ -1420,82 +1375,7 @@
           <w:color w:val="000000"/>
           <w:sz w:val="24"/>
         </w:rPr>
-        <w:t>the museum, its his</w:t>
-      </w:r>
-      <w:r>
-        <w:rPr>
-          <w:u w:val="single" w:color="0000ff"/>
-          <w:rFonts w:ascii="Charis SIL Regular" w:hAnsi="Charis SIL Regular" w:eastAsia="Charis SIL Regular"/>
-          <w:b w:val="0"/>
-          <w:i w:val="0"/>
-          <w:color w:val="000000"/>
-          <w:sz w:val="24"/>
-        </w:rPr>
-        <w:hyperlink r:id="rId9" w:history="1">
-          <w:r>
-            <w:rPr>
-              <w:rStyle w:val="Hyperlink"/>
-            </w:rPr>
-            <w:t>tory and</w:t>
-          </w:r>
-        </w:hyperlink>
-      </w:r>
-      <w:r>
-        <w:rPr>
-          <w:u w:val="single" w:color="0000ff"/>
-          <w:rFonts w:ascii="Charis SIL Regular" w:hAnsi="Charis SIL Regular" w:eastAsia="Charis SIL Regular"/>
-          <w:b w:val="0"/>
-          <w:i w:val="0"/>
-          <w:color w:val="000000"/>
-          <w:sz w:val="24"/>
-        </w:rPr>
-        <w:t xml:space="preserve"> </w:t>
-      </w:r>
-      <w:r>
-        <w:rPr>
-          <w:u w:val="single" w:color="0000ff"/>
-          <w:rFonts w:ascii="Charis SIL Regular" w:hAnsi="Charis SIL Regular" w:eastAsia="Charis SIL Regular"/>
-          <w:b w:val="0"/>
-          <w:i w:val="0"/>
-          <w:color w:val="000000"/>
-          <w:sz w:val="24"/>
-        </w:rPr>
-        <w:hyperlink r:id="rId9" w:history="1">
-          <w:r>
-            <w:rPr>
-              <w:rStyle w:val="Hyperlink"/>
-            </w:rPr>
-            <w:t>collectio</w:t>
-          </w:r>
-        </w:hyperlink>
-      </w:r>
-      <w:r>
-        <w:rPr>
-          <w:u w:val="single" w:color="0000ff"/>
-          <w:rFonts w:ascii="Charis SIL Regular" w:hAnsi="Charis SIL Regular" w:eastAsia="Charis SIL Regular"/>
-          <w:b w:val="0"/>
-          <w:i w:val="0"/>
-          <w:color w:val="000000"/>
-          <w:sz w:val="24"/>
-        </w:rPr>
-        <w:hyperlink r:id="rId9" w:history="1">
-          <w:r>
-            <w:rPr>
-              <w:rStyle w:val="Hyperlink"/>
-            </w:rPr>
-            <w:t xml:space="preserve">n. </w:t>
-          </w:r>
-        </w:hyperlink>
-      </w:r>
-      <w:r>
-        <w:rPr>
-          <w:rFonts w:ascii="Charis SIL Regular" w:hAnsi="Charis SIL Regular" w:eastAsia="Charis SIL Regular"/>
-          <w:b w:val="0"/>
-          <w:i w:val="0"/>
-          <w:color w:val="000000"/>
-          <w:sz w:val="24"/>
-        </w:rPr>
-        <w:t xml:space="preserve">The </w:t>
+        <w:t xml:space="preserve">the museum, its history and collection. The </w:t>
       </w:r>
       <w:r>
         <w:rPr>
@@ -1890,7 +1770,54 @@
           <w:color w:val="000000"/>
           <w:sz w:val="24"/>
         </w:rPr>
-        <w:t>. The archive of the KKZ, whic</w:t>
+        <w:t xml:space="preserve">. The archive of </w:t>
+      </w:r>
+      <w:r>
+        <w:rPr>
+          <w:u w:val="single" w:color="0000ff"/>
+          <w:rFonts w:ascii="Charis SIL Regular" w:hAnsi="Charis SIL Regular" w:eastAsia="Charis SIL Regular"/>
+          <w:b w:val="0"/>
+          <w:i w:val="0"/>
+          <w:color w:val="000000"/>
+          <w:sz w:val="24"/>
+        </w:rPr>
+        <w:hyperlink r:id="rId12" w:history="1">
+          <w:r>
+            <w:rPr>
+              <w:rStyle w:val="Hyperlink"/>
+            </w:rPr>
+            <w:t>the K</w:t>
+          </w:r>
+        </w:hyperlink>
+      </w:r>
+      <w:r>
+        <w:rPr>
+          <w:u w:val="single" w:color="0000ff"/>
+          <w:rFonts w:ascii="Charis SIL Regular" w:hAnsi="Charis SIL Regular" w:eastAsia="Charis SIL Regular"/>
+          <w:b w:val="0"/>
+          <w:i w:val="0"/>
+          <w:color w:val="000000"/>
+          <w:sz w:val="24"/>
+        </w:rPr>
+        <w:t>K</w:t>
+      </w:r>
+      <w:r>
+        <w:rPr>
+          <w:u w:val="single" w:color="0000ff"/>
+          <w:rFonts w:ascii="Charis SIL Regular" w:hAnsi="Charis SIL Regular" w:eastAsia="Charis SIL Regular"/>
+          <w:b w:val="0"/>
+          <w:i w:val="0"/>
+          <w:color w:val="000000"/>
+          <w:sz w:val="24"/>
+        </w:rPr>
+        <w:hyperlink r:id="rId12" w:history="1">
+          <w:r>
+            <w:rPr>
+              <w:rStyle w:val="Hyperlink"/>
+            </w:rPr>
+            <w:t>Z, whic</w:t>
+          </w:r>
+        </w:hyperlink>
       </w:r>
       <w:r>
         <w:rPr>
@@ -3231,7 +3158,7 @@
             <w:rPr>
               <w:rStyle w:val="Hyperlink"/>
             </w:rPr>
-            <w:t>filters</w:t>
+            <w:t>filter</w:t>
           </w:r>
         </w:hyperlink>
       </w:r>
@@ -3248,9 +3175,19 @@
             <w:rPr>
               <w:rStyle w:val="Hyperlink"/>
             </w:rPr>
-            <w:t>%</w:t>
+            <w:t>s</w:t>
           </w:r>
         </w:hyperlink>
+      </w:r>
+      <w:r>
+        <w:rPr>
+          <w:rFonts w:ascii="Charis SIL Regular" w:hAnsi="Charis SIL Regular" w:eastAsia="Charis SIL Regular"/>
+          <w:b w:val="0"/>
+          <w:i w:val="0"/>
+          <w:color w:val="0000FF"/>
+          <w:sz w:val="24"/>
+        </w:rPr>
+        <w:t>%</w:t>
       </w:r>
       <w:r>
         <w:rPr>
@@ -3265,7 +3202,51 @@
             <w:rPr>
               <w:rStyle w:val="Hyperlink"/>
             </w:rPr>
-            <w:t>5B0%5D%5Bfield%5D=informa</w:t>
+            <w:t>5B0%5D%5Bfield%5D=inform</w:t>
+          </w:r>
+        </w:hyperlink>
+      </w:r>
+      <w:r>
+        <w:rPr>
+          <w:rFonts w:ascii="Charis SIL Regular" w:hAnsi="Charis SIL Regular" w:eastAsia="Charis SIL Regular"/>
+          <w:b w:val="0"/>
+          <w:i w:val="0"/>
+          <w:color w:val="0000FF"/>
+          <w:sz w:val="24"/>
+        </w:rPr>
+        <w:hyperlink r:id="rId16" w:history="1">
+          <w:r>
+            <w:rPr>
+              <w:rStyle w:val="Hyperlink"/>
+            </w:rPr>
+            <w:t>a</w:t>
+          </w:r>
+        </w:hyperlink>
+      </w:r>
+      <w:r>
+        <w:rPr>
+          <w:rFonts w:ascii="Charis SIL Regular" w:hAnsi="Charis SIL Regular" w:eastAsia="Charis SIL Regular"/>
+          <w:b w:val="0"/>
+          <w:i w:val="0"/>
+          <w:color w:val="0000FF"/>
+          <w:sz w:val="24"/>
+        </w:rPr>
+        <w:t>t</w:t>
+      </w:r>
+      <w:r>
+        <w:rPr>
+          <w:rFonts w:ascii="Charis SIL Regular" w:hAnsi="Charis SIL Regular" w:eastAsia="Charis SIL Regular"/>
+          <w:b w:val="0"/>
+          <w:i w:val="0"/>
+          <w:color w:val="0000FF"/>
+          <w:sz w:val="24"/>
+        </w:rPr>
+        <w:hyperlink r:id="rId16" w:history="1">
+          <w:r>
+            <w:rPr>
+              <w:rStyle w:val="Hyperlink"/>
+            </w:rPr>
+            <w:t>ion_type&amp;fil</w:t>
           </w:r>
         </w:hyperlink>
       </w:r>
@@ -3299,36 +3280,9 @@
             <w:rPr>
               <w:rStyle w:val="Hyperlink"/>
             </w:rPr>
-            <w:t>ion_type&amp;filt</w:t>
+            <w:t>ers%5B0%5D%5Bvalues%5D%5B0</w:t>
           </w:r>
         </w:hyperlink>
-      </w:r>
-      <w:r>
-        <w:rPr>
-          <w:rFonts w:ascii="Charis SIL Regular" w:hAnsi="Charis SIL Regular" w:eastAsia="Charis SIL Regular"/>
-          <w:b w:val="0"/>
-          <w:i w:val="0"/>
-          <w:color w:val="0000FF"/>
-          <w:sz w:val="24"/>
-        </w:rPr>
-        <w:hyperlink r:id="rId16" w:history="1">
-          <w:r>
-            <w:rPr>
-              <w:rStyle w:val="Hyperlink"/>
-            </w:rPr>
-            <w:t>ers%5B0%5D%5Bvalues%5D%</w:t>
-          </w:r>
-        </w:hyperlink>
-      </w:r>
-      <w:r>
-        <w:rPr>
-          <w:rFonts w:ascii="Charis SIL Regular" w:hAnsi="Charis SIL Regular" w:eastAsia="Charis SIL Regular"/>
-          <w:b w:val="0"/>
-          <w:i w:val="0"/>
-          <w:color w:val="0000FF"/>
-          <w:sz w:val="24"/>
-        </w:rPr>
-        <w:t>5B0</w:t>
       </w:r>
     </w:p>
     <w:p>
@@ -3793,7 +3747,7 @@
             <w:rPr>
               <w:rStyle w:val="Hyperlink"/>
             </w:rPr>
-            <w:t>filters</w:t>
+            <w:t>filter</w:t>
           </w:r>
         </w:hyperlink>
       </w:r>
@@ -3810,9 +3764,19 @@
             <w:rPr>
               <w:rStyle w:val="Hyperlink"/>
             </w:rPr>
-            <w:t>%</w:t>
+            <w:t>s</w:t>
           </w:r>
         </w:hyperlink>
+      </w:r>
+      <w:r>
+        <w:rPr>
+          <w:rFonts w:ascii="Charis SIL Regular" w:hAnsi="Charis SIL Regular" w:eastAsia="Charis SIL Regular"/>
+          <w:b w:val="0"/>
+          <w:i w:val="0"/>
+          <w:color w:val="0000FF"/>
+          <w:sz w:val="24"/>
+        </w:rPr>
+        <w:t>%</w:t>
       </w:r>
       <w:r>
         <w:rPr>
@@ -3827,7 +3791,51 @@
             <w:rPr>
               <w:rStyle w:val="Hyperlink"/>
             </w:rPr>
-            <w:t>5B0%5D%5Bfield%5D=informa</w:t>
+            <w:t>5B0%5D%5Bfield%5D=inform</w:t>
+          </w:r>
+        </w:hyperlink>
+      </w:r>
+      <w:r>
+        <w:rPr>
+          <w:rFonts w:ascii="Charis SIL Regular" w:hAnsi="Charis SIL Regular" w:eastAsia="Charis SIL Regular"/>
+          <w:b w:val="0"/>
+          <w:i w:val="0"/>
+          <w:color w:val="0000FF"/>
+          <w:sz w:val="24"/>
+        </w:rPr>
+        <w:hyperlink r:id="rId16" w:history="1">
+          <w:r>
+            <w:rPr>
+              <w:rStyle w:val="Hyperlink"/>
+            </w:rPr>
+            <w:t>a</w:t>
+          </w:r>
+        </w:hyperlink>
+      </w:r>
+      <w:r>
+        <w:rPr>
+          <w:rFonts w:ascii="Charis SIL Regular" w:hAnsi="Charis SIL Regular" w:eastAsia="Charis SIL Regular"/>
+          <w:b w:val="0"/>
+          <w:i w:val="0"/>
+          <w:color w:val="0000FF"/>
+          <w:sz w:val="24"/>
+        </w:rPr>
+        <w:t>t</w:t>
+      </w:r>
+      <w:r>
+        <w:rPr>
+          <w:rFonts w:ascii="Charis SIL Regular" w:hAnsi="Charis SIL Regular" w:eastAsia="Charis SIL Regular"/>
+          <w:b w:val="0"/>
+          <w:i w:val="0"/>
+          <w:color w:val="0000FF"/>
+          <w:sz w:val="24"/>
+        </w:rPr>
+        <w:hyperlink r:id="rId16" w:history="1">
+          <w:r>
+            <w:rPr>
+              <w:rStyle w:val="Hyperlink"/>
+            </w:rPr>
+            <w:t>ion_type&amp;fil</w:t>
           </w:r>
         </w:hyperlink>
       </w:r>
@@ -3861,36 +3869,9 @@
             <w:rPr>
               <w:rStyle w:val="Hyperlink"/>
             </w:rPr>
-            <w:t>ion_type&amp;filt</w:t>
+            <w:t>ers%5B0%5D%5Bvalues%5D%5B0</w:t>
           </w:r>
         </w:hyperlink>
-      </w:r>
-      <w:r>
-        <w:rPr>
-          <w:rFonts w:ascii="Charis SIL Regular" w:hAnsi="Charis SIL Regular" w:eastAsia="Charis SIL Regular"/>
-          <w:b w:val="0"/>
-          <w:i w:val="0"/>
-          <w:color w:val="0000FF"/>
-          <w:sz w:val="24"/>
-        </w:rPr>
-        <w:hyperlink r:id="rId16" w:history="1">
-          <w:r>
-            <w:rPr>
-              <w:rStyle w:val="Hyperlink"/>
-            </w:rPr>
-            <w:t>ers%5B0%5D%5Bvalues%5D%</w:t>
-          </w:r>
-        </w:hyperlink>
-      </w:r>
-      <w:r>
-        <w:rPr>
-          <w:rFonts w:ascii="Charis SIL Regular" w:hAnsi="Charis SIL Regular" w:eastAsia="Charis SIL Regular"/>
-          <w:b w:val="0"/>
-          <w:i w:val="0"/>
-          <w:color w:val="0000FF"/>
-          <w:sz w:val="24"/>
-        </w:rPr>
-        <w:t>5B0</w:t>
       </w:r>
     </w:p>
     <w:p>

--- a/EXPORTS/DOCX/published/niveau3/English/RMO.docx
+++ b/EXPORTS/DOCX/published/niveau3/English/RMO.docx
@@ -677,7 +677,53 @@
           <w:color w:val="000000"/>
           <w:sz w:val="24"/>
         </w:rPr>
-        <w:t>played an important role in the professionalisatio</w:t>
+        <w:t>played an important role</w:t>
+      </w:r>
+      <w:r>
+        <w:rPr>
+          <w:u w:val="single" w:color="0000ff"/>
+          <w:rFonts w:ascii="Charis SIL Regular" w:hAnsi="Charis SIL Regular" w:eastAsia="Charis SIL Regular"/>
+          <w:b w:val="0"/>
+          <w:i w:val="0"/>
+          <w:color w:val="000000"/>
+          <w:sz w:val="24"/>
+        </w:rPr>
+        <w:hyperlink r:id="rId11" w:history="1">
+          <w:r>
+            <w:rPr>
+              <w:rStyle w:val="Hyperlink"/>
+            </w:rPr>
+            <w:t xml:space="preserve"> in the pr</w:t>
+          </w:r>
+        </w:hyperlink>
+      </w:r>
+      <w:r>
+        <w:rPr>
+          <w:rFonts w:ascii="Charis SIL Regular" w:hAnsi="Charis SIL Regular" w:eastAsia="Charis SIL Regular"/>
+          <w:b w:val="0"/>
+          <w:i w:val="0"/>
+          <w:color w:val="000000"/>
+          <w:sz w:val="24"/>
+        </w:rPr>
+        <w:t>ofessiona</w:t>
+      </w:r>
+      <w:r>
+        <w:rPr>
+          <w:u w:val="single" w:color="0000ff"/>
+          <w:rFonts w:ascii="Charis SIL Regular" w:hAnsi="Charis SIL Regular" w:eastAsia="Charis SIL Regular"/>
+          <w:b w:val="0"/>
+          <w:i w:val="0"/>
+          <w:color w:val="000000"/>
+          <w:sz w:val="24"/>
+        </w:rPr>
+        <w:hyperlink r:id="rId12" w:history="1">
+          <w:r>
+            <w:rPr>
+              <w:rStyle w:val="Hyperlink"/>
+            </w:rPr>
+            <w:t>lisatio</w:t>
+          </w:r>
+        </w:hyperlink>
       </w:r>
       <w:r>
         <w:rPr>
@@ -1375,7 +1421,18 @@
           <w:color w:val="000000"/>
           <w:sz w:val="24"/>
         </w:rPr>
-        <w:t xml:space="preserve">the museum, its history and collection. The </w:t>
+        <w:t>the museum, its his</w:t>
+      </w:r>
+      <w:r>
+        <w:rPr>
+          <w:u w:val="single" w:color="0000ff"/>
+          <w:rFonts w:ascii="Charis SIL Regular" w:hAnsi="Charis SIL Regular" w:eastAsia="Charis SIL Regular"/>
+          <w:b w:val="0"/>
+          <w:i w:val="0"/>
+          <w:color w:val="000000"/>
+          <w:sz w:val="24"/>
+        </w:rPr>
+        <w:t xml:space="preserve">tory and collection. The </w:t>
       </w:r>
       <w:r>
         <w:rPr>
@@ -1386,7 +1443,7 @@
           <w:sz w:val="24"/>
           <w:u w:val="single"/>
         </w:rPr>
-        <w:hyperlink r:id="rId14" w:history="1">
+        <w:hyperlink r:id="rId9" w:history="1">
           <w:r>
             <w:rPr>
               <w:rStyle w:val="Hyperlink"/>
@@ -1770,36 +1827,7 @@
           <w:color w:val="000000"/>
           <w:sz w:val="24"/>
         </w:rPr>
-        <w:t xml:space="preserve">. The archive of </w:t>
-      </w:r>
-      <w:r>
-        <w:rPr>
-          <w:u w:val="single" w:color="0000ff"/>
-          <w:rFonts w:ascii="Charis SIL Regular" w:hAnsi="Charis SIL Regular" w:eastAsia="Charis SIL Regular"/>
-          <w:b w:val="0"/>
-          <w:i w:val="0"/>
-          <w:color w:val="000000"/>
-          <w:sz w:val="24"/>
-        </w:rPr>
-        <w:hyperlink r:id="rId12" w:history="1">
-          <w:r>
-            <w:rPr>
-              <w:rStyle w:val="Hyperlink"/>
-            </w:rPr>
-            <w:t>the K</w:t>
-          </w:r>
-        </w:hyperlink>
-      </w:r>
-      <w:r>
-        <w:rPr>
-          <w:u w:val="single" w:color="0000ff"/>
-          <w:rFonts w:ascii="Charis SIL Regular" w:hAnsi="Charis SIL Regular" w:eastAsia="Charis SIL Regular"/>
-          <w:b w:val="0"/>
-          <w:i w:val="0"/>
-          <w:color w:val="000000"/>
-          <w:sz w:val="24"/>
-        </w:rPr>
-        <w:t>K</w:t>
+        <w:t>. The archive of the KK</w:t>
       </w:r>
       <w:r>
         <w:rPr>

--- a/EXPORTS/DOCX/published/niveau3/English/RMO.docx
+++ b/EXPORTS/DOCX/published/niveau3/English/RMO.docx
@@ -1085,13 +1085,21 @@
       </w:r>
       <w:r>
         <w:rPr>
+          <w:u w:val="single" w:color="0000ff"/>
           <w:rFonts w:ascii="Charis SIL Regular" w:hAnsi="Charis SIL Regular" w:eastAsia="Charis SIL Regular"/>
           <w:b w:val="0"/>
           <w:i w:val="0"/>
           <w:color w:val="000000"/>
           <w:sz w:val="24"/>
         </w:rPr>
-        <w:t>e Sin</w:t>
+        <w:hyperlink r:id="rId13" w:history="1">
+          <w:r>
+            <w:rPr>
+              <w:rStyle w:val="Hyperlink"/>
+            </w:rPr>
+            <w:t>e Sin</w:t>
+          </w:r>
+        </w:hyperlink>
       </w:r>
       <w:r>
         <w:rPr>
@@ -1452,7 +1460,50 @@
           <w:color w:val="000000"/>
           <w:sz w:val="24"/>
         </w:rPr>
-        <w:t xml:space="preserve">collection. The </w:t>
+        <w:hyperlink r:id="rId9" w:history="1">
+          <w:r>
+            <w:rPr>
+              <w:rStyle w:val="Hyperlink"/>
+            </w:rPr>
+            <w:t>collectio</w:t>
+          </w:r>
+        </w:hyperlink>
+      </w:r>
+      <w:r>
+        <w:rPr>
+          <w:u w:val="single" w:color="0000ff"/>
+          <w:rFonts w:ascii="Charis SIL Regular" w:hAnsi="Charis SIL Regular" w:eastAsia="Charis SIL Regular"/>
+          <w:b w:val="0"/>
+          <w:i w:val="0"/>
+          <w:color w:val="000000"/>
+          <w:sz w:val="24"/>
+        </w:rPr>
+        <w:hyperlink r:id="rId9" w:history="1">
+          <w:r>
+            <w:rPr>
+              <w:rStyle w:val="Hyperlink"/>
+            </w:rPr>
+            <w:t xml:space="preserve">n. </w:t>
+          </w:r>
+        </w:hyperlink>
+      </w:r>
+      <w:r>
+        <w:rPr>
+          <w:u w:val="single" w:color="0000ff"/>
+          <w:rFonts w:ascii="Charis SIL Regular" w:hAnsi="Charis SIL Regular" w:eastAsia="Charis SIL Regular"/>
+          <w:b w:val="0"/>
+          <w:i w:val="0"/>
+          <w:color w:val="000000"/>
+          <w:sz w:val="24"/>
+        </w:rPr>
+        <w:hyperlink r:id="rId9" w:history="1">
+          <w:r>
+            <w:rPr>
+              <w:rStyle w:val="Hyperlink"/>
+            </w:rPr>
+            <w:t xml:space="preserve">The </w:t>
+          </w:r>
+        </w:hyperlink>
       </w:r>
       <w:r>
         <w:rPr>
@@ -1858,7 +1909,43 @@
           <w:color w:val="000000"/>
           <w:sz w:val="24"/>
         </w:rPr>
-        <w:t>the KKZ, whic</w:t>
+        <w:hyperlink r:id="rId12" w:history="1">
+          <w:r>
+            <w:rPr>
+              <w:rStyle w:val="Hyperlink"/>
+            </w:rPr>
+            <w:t>the K</w:t>
+          </w:r>
+        </w:hyperlink>
+      </w:r>
+      <w:r>
+        <w:rPr>
+          <w:u w:val="single" w:color="0000ff"/>
+          <w:rFonts w:ascii="Charis SIL Regular" w:hAnsi="Charis SIL Regular" w:eastAsia="Charis SIL Regular"/>
+          <w:b w:val="0"/>
+          <w:i w:val="0"/>
+          <w:color w:val="000000"/>
+          <w:sz w:val="24"/>
+        </w:rPr>
+        <w:t>K</w:t>
+      </w:r>
+      <w:r>
+        <w:rPr>
+          <w:u w:val="single" w:color="0000ff"/>
+          <w:rFonts w:ascii="Charis SIL Regular" w:hAnsi="Charis SIL Regular" w:eastAsia="Charis SIL Regular"/>
+          <w:b w:val="0"/>
+          <w:i w:val="0"/>
+          <w:color w:val="000000"/>
+          <w:sz w:val="24"/>
+        </w:rPr>
+        <w:hyperlink r:id="rId12" w:history="1">
+          <w:r>
+            <w:rPr>
+              <w:rStyle w:val="Hyperlink"/>
+            </w:rPr>
+            <w:t>Z, whic</w:t>
+          </w:r>
+        </w:hyperlink>
       </w:r>
       <w:r>
         <w:rPr>
@@ -1922,7 +2009,35 @@
           <w:color w:val="000000"/>
           <w:sz w:val="24"/>
         </w:rPr>
-        <w:t xml:space="preserve">e Rijksmuseum archive, is managed by the </w:t>
+        <w:t xml:space="preserve">e Rijksmuseum archive, </w:t>
+      </w:r>
+      <w:r>
+        <w:rPr>
+          <w:u w:val="single" w:color="0000ff"/>
+          <w:rFonts w:ascii="Charis SIL Regular" w:hAnsi="Charis SIL Regular" w:eastAsia="Charis SIL Regular"/>
+          <w:b w:val="0"/>
+          <w:i w:val="0"/>
+          <w:color w:val="000000"/>
+          <w:sz w:val="24"/>
+        </w:rPr>
+        <w:hyperlink r:id="rId13" w:history="1">
+          <w:r>
+            <w:rPr>
+              <w:rStyle w:val="Hyperlink"/>
+            </w:rPr>
+            <w:t>is managed by t</w:t>
+          </w:r>
+        </w:hyperlink>
+      </w:r>
+      <w:r>
+        <w:rPr>
+          <w:rFonts w:ascii="Charis SIL Regular" w:hAnsi="Charis SIL Regular" w:eastAsia="Charis SIL Regular"/>
+          <w:b w:val="0"/>
+          <w:i w:val="0"/>
+          <w:color w:val="000000"/>
+          <w:sz w:val="24"/>
+        </w:rPr>
+        <w:t xml:space="preserve">he </w:t>
       </w:r>
       <w:r>
         <w:rPr>

--- a/EXPORTS/DOCX/published/niveau3/English/RMO.docx
+++ b/EXPORTS/DOCX/published/niveau3/English/RMO.docx
@@ -1420,76 +1420,10 @@
           <w:color w:val="000000"/>
           <w:sz w:val="24"/>
         </w:rPr>
-        <w:t>the museum, its his</w:t>
+        <w:t xml:space="preserve">the museum, its history and collection. </w:t>
       </w:r>
       <w:r>
         <w:rPr>
-          <w:u w:val="single" w:color="0000ff"/>
-          <w:rFonts w:ascii="Charis SIL Regular" w:hAnsi="Charis SIL Regular" w:eastAsia="Charis SIL Regular"/>
-          <w:b w:val="0"/>
-          <w:i w:val="0"/>
-          <w:color w:val="000000"/>
-          <w:sz w:val="24"/>
-        </w:rPr>
-        <w:hyperlink r:id="rId9" w:history="1">
-          <w:r>
-            <w:rPr>
-              <w:rStyle w:val="Hyperlink"/>
-            </w:rPr>
-            <w:t>tory and</w:t>
-          </w:r>
-        </w:hyperlink>
-      </w:r>
-      <w:r>
-        <w:rPr>
-          <w:u w:val="single" w:color="0000ff"/>
-          <w:rFonts w:ascii="Charis SIL Regular" w:hAnsi="Charis SIL Regular" w:eastAsia="Charis SIL Regular"/>
-          <w:b w:val="0"/>
-          <w:i w:val="0"/>
-          <w:color w:val="000000"/>
-          <w:sz w:val="24"/>
-        </w:rPr>
-        <w:t xml:space="preserve"> </w:t>
-      </w:r>
-      <w:r>
-        <w:rPr>
-          <w:u w:val="single" w:color="0000ff"/>
-          <w:rFonts w:ascii="Charis SIL Regular" w:hAnsi="Charis SIL Regular" w:eastAsia="Charis SIL Regular"/>
-          <w:b w:val="0"/>
-          <w:i w:val="0"/>
-          <w:color w:val="000000"/>
-          <w:sz w:val="24"/>
-        </w:rPr>
-        <w:hyperlink r:id="rId9" w:history="1">
-          <w:r>
-            <w:rPr>
-              <w:rStyle w:val="Hyperlink"/>
-            </w:rPr>
-            <w:t>collectio</w:t>
-          </w:r>
-        </w:hyperlink>
-      </w:r>
-      <w:r>
-        <w:rPr>
-          <w:u w:val="single" w:color="0000ff"/>
-          <w:rFonts w:ascii="Charis SIL Regular" w:hAnsi="Charis SIL Regular" w:eastAsia="Charis SIL Regular"/>
-          <w:b w:val="0"/>
-          <w:i w:val="0"/>
-          <w:color w:val="000000"/>
-          <w:sz w:val="24"/>
-        </w:rPr>
-        <w:hyperlink r:id="rId9" w:history="1">
-          <w:r>
-            <w:rPr>
-              <w:rStyle w:val="Hyperlink"/>
-            </w:rPr>
-            <w:t xml:space="preserve">n. </w:t>
-          </w:r>
-        </w:hyperlink>
-      </w:r>
-      <w:r>
-        <w:rPr>
-          <w:u w:val="single" w:color="0000ff"/>
           <w:rFonts w:ascii="Charis SIL Regular" w:hAnsi="Charis SIL Regular" w:eastAsia="Charis SIL Regular"/>
           <w:b w:val="0"/>
           <w:i w:val="0"/>
@@ -1898,36 +1832,7 @@
           <w:color w:val="000000"/>
           <w:sz w:val="24"/>
         </w:rPr>
-        <w:t xml:space="preserve">. The archive of </w:t>
-      </w:r>
-      <w:r>
-        <w:rPr>
-          <w:u w:val="single" w:color="0000ff"/>
-          <w:rFonts w:ascii="Charis SIL Regular" w:hAnsi="Charis SIL Regular" w:eastAsia="Charis SIL Regular"/>
-          <w:b w:val="0"/>
-          <w:i w:val="0"/>
-          <w:color w:val="000000"/>
-          <w:sz w:val="24"/>
-        </w:rPr>
-        <w:hyperlink r:id="rId12" w:history="1">
-          <w:r>
-            <w:rPr>
-              <w:rStyle w:val="Hyperlink"/>
-            </w:rPr>
-            <w:t>the K</w:t>
-          </w:r>
-        </w:hyperlink>
-      </w:r>
-      <w:r>
-        <w:rPr>
-          <w:u w:val="single" w:color="0000ff"/>
-          <w:rFonts w:ascii="Charis SIL Regular" w:hAnsi="Charis SIL Regular" w:eastAsia="Charis SIL Regular"/>
-          <w:b w:val="0"/>
-          <w:i w:val="0"/>
-          <w:color w:val="000000"/>
-          <w:sz w:val="24"/>
-        </w:rPr>
-        <w:t>K</w:t>
+        <w:t>. The archive of the KK</w:t>
       </w:r>
       <w:r>
         <w:rPr>
@@ -2970,7 +2875,7 @@
             <w:rPr>
               <w:rStyle w:val="Hyperlink"/>
             </w:rPr>
-            <w:t>filter</w:t>
+            <w:t>filters</w:t>
           </w:r>
         </w:hyperlink>
       </w:r>
@@ -2987,19 +2892,9 @@
             <w:rPr>
               <w:rStyle w:val="Hyperlink"/>
             </w:rPr>
-            <w:t>s</w:t>
+            <w:t>%</w:t>
           </w:r>
         </w:hyperlink>
-      </w:r>
-      <w:r>
-        <w:rPr>
-          <w:rFonts w:ascii="Charis SIL Regular" w:hAnsi="Charis SIL Regular" w:eastAsia="Charis SIL Regular"/>
-          <w:b w:val="0"/>
-          <w:i w:val="0"/>
-          <w:color w:val="0000FF"/>
-          <w:sz w:val="24"/>
-        </w:rPr>
-        <w:t>%</w:t>
       </w:r>
       <w:r>
         <w:rPr>
@@ -3014,7 +2909,7 @@
             <w:rPr>
               <w:rStyle w:val="Hyperlink"/>
             </w:rPr>
-            <w:t>5B0%5D%5Bfield%5D=inform</w:t>
+            <w:t>5B0%5D%5Bfield%5D=infor</w:t>
           </w:r>
         </w:hyperlink>
       </w:r>
@@ -3031,7 +2926,7 @@
             <w:rPr>
               <w:rStyle w:val="Hyperlink"/>
             </w:rPr>
-            <w:t>a</w:t>
+            <w:t>m</w:t>
           </w:r>
         </w:hyperlink>
       </w:r>
@@ -3043,7 +2938,7 @@
           <w:color w:val="0000FF"/>
           <w:sz w:val="24"/>
         </w:rPr>
-        <w:t>t</w:t>
+        <w:t>at</w:t>
       </w:r>
       <w:r>
         <w:rPr>
@@ -3608,7 +3503,14 @@
           <w:color w:val="0000FF"/>
           <w:sz w:val="24"/>
         </w:rPr>
-        <w:t>%</w:t>
+        <w:hyperlink r:id="rId16" w:history="1">
+          <w:r>
+            <w:rPr>
+              <w:rStyle w:val="Hyperlink"/>
+            </w:rPr>
+            <w:t>%</w:t>
+          </w:r>
+        </w:hyperlink>
       </w:r>
       <w:r>
         <w:rPr>

--- a/EXPORTS/DOCX/published/niveau3/English/RMO.docx
+++ b/EXPORTS/DOCX/published/niveau3/English/RMO.docx
@@ -1420,10 +1420,76 @@
           <w:color w:val="000000"/>
           <w:sz w:val="24"/>
         </w:rPr>
-        <w:t xml:space="preserve">the museum, its history and collection. </w:t>
+        <w:t>the museum, its his</w:t>
       </w:r>
       <w:r>
         <w:rPr>
+          <w:u w:val="single" w:color="0000ff"/>
+          <w:rFonts w:ascii="Charis SIL Regular" w:hAnsi="Charis SIL Regular" w:eastAsia="Charis SIL Regular"/>
+          <w:b w:val="0"/>
+          <w:i w:val="0"/>
+          <w:color w:val="000000"/>
+          <w:sz w:val="24"/>
+        </w:rPr>
+        <w:hyperlink r:id="rId9" w:history="1">
+          <w:r>
+            <w:rPr>
+              <w:rStyle w:val="Hyperlink"/>
+            </w:rPr>
+            <w:t>tory and</w:t>
+          </w:r>
+        </w:hyperlink>
+      </w:r>
+      <w:r>
+        <w:rPr>
+          <w:u w:val="single" w:color="0000ff"/>
+          <w:rFonts w:ascii="Charis SIL Regular" w:hAnsi="Charis SIL Regular" w:eastAsia="Charis SIL Regular"/>
+          <w:b w:val="0"/>
+          <w:i w:val="0"/>
+          <w:color w:val="000000"/>
+          <w:sz w:val="24"/>
+        </w:rPr>
+        <w:t xml:space="preserve"> </w:t>
+      </w:r>
+      <w:r>
+        <w:rPr>
+          <w:u w:val="single" w:color="0000ff"/>
+          <w:rFonts w:ascii="Charis SIL Regular" w:hAnsi="Charis SIL Regular" w:eastAsia="Charis SIL Regular"/>
+          <w:b w:val="0"/>
+          <w:i w:val="0"/>
+          <w:color w:val="000000"/>
+          <w:sz w:val="24"/>
+        </w:rPr>
+        <w:hyperlink r:id="rId9" w:history="1">
+          <w:r>
+            <w:rPr>
+              <w:rStyle w:val="Hyperlink"/>
+            </w:rPr>
+            <w:t>collectio</w:t>
+          </w:r>
+        </w:hyperlink>
+      </w:r>
+      <w:r>
+        <w:rPr>
+          <w:u w:val="single" w:color="0000ff"/>
+          <w:rFonts w:ascii="Charis SIL Regular" w:hAnsi="Charis SIL Regular" w:eastAsia="Charis SIL Regular"/>
+          <w:b w:val="0"/>
+          <w:i w:val="0"/>
+          <w:color w:val="000000"/>
+          <w:sz w:val="24"/>
+        </w:rPr>
+        <w:hyperlink r:id="rId9" w:history="1">
+          <w:r>
+            <w:rPr>
+              <w:rStyle w:val="Hyperlink"/>
+            </w:rPr>
+            <w:t xml:space="preserve">n. </w:t>
+          </w:r>
+        </w:hyperlink>
+      </w:r>
+      <w:r>
+        <w:rPr>
+          <w:u w:val="single" w:color="0000ff"/>
           <w:rFonts w:ascii="Charis SIL Regular" w:hAnsi="Charis SIL Regular" w:eastAsia="Charis SIL Regular"/>
           <w:b w:val="0"/>
           <w:i w:val="0"/>
@@ -2875,7 +2941,7 @@
             <w:rPr>
               <w:rStyle w:val="Hyperlink"/>
             </w:rPr>
-            <w:t>filters</w:t>
+            <w:t>filter</w:t>
           </w:r>
         </w:hyperlink>
       </w:r>
@@ -2892,9 +2958,19 @@
             <w:rPr>
               <w:rStyle w:val="Hyperlink"/>
             </w:rPr>
-            <w:t>%</w:t>
+            <w:t>s</w:t>
           </w:r>
         </w:hyperlink>
+      </w:r>
+      <w:r>
+        <w:rPr>
+          <w:rFonts w:ascii="Charis SIL Regular" w:hAnsi="Charis SIL Regular" w:eastAsia="Charis SIL Regular"/>
+          <w:b w:val="0"/>
+          <w:i w:val="0"/>
+          <w:color w:val="0000FF"/>
+          <w:sz w:val="24"/>
+        </w:rPr>
+        <w:t>%</w:t>
       </w:r>
       <w:r>
         <w:rPr>
@@ -2909,7 +2985,7 @@
             <w:rPr>
               <w:rStyle w:val="Hyperlink"/>
             </w:rPr>
-            <w:t>5B0%5D%5Bfield%5D=infor</w:t>
+            <w:t>5B0%5D%5Bfield%5D=inform</w:t>
           </w:r>
         </w:hyperlink>
       </w:r>
@@ -2926,7 +3002,7 @@
             <w:rPr>
               <w:rStyle w:val="Hyperlink"/>
             </w:rPr>
-            <w:t>m</w:t>
+            <w:t>a</w:t>
           </w:r>
         </w:hyperlink>
       </w:r>
@@ -2938,7 +3014,7 @@
           <w:color w:val="0000FF"/>
           <w:sz w:val="24"/>
         </w:rPr>
-        <w:t>at</w:t>
+        <w:t>t</w:t>
       </w:r>
       <w:r>
         <w:rPr>
@@ -3181,7 +3257,7 @@
             <w:rPr>
               <w:rStyle w:val="Hyperlink"/>
             </w:rPr>
-            <w:t>filter</w:t>
+            <w:t>filters</w:t>
           </w:r>
         </w:hyperlink>
       </w:r>
@@ -3198,19 +3274,9 @@
             <w:rPr>
               <w:rStyle w:val="Hyperlink"/>
             </w:rPr>
-            <w:t>s</w:t>
+            <w:t>%</w:t>
           </w:r>
         </w:hyperlink>
-      </w:r>
-      <w:r>
-        <w:rPr>
-          <w:rFonts w:ascii="Charis SIL Regular" w:hAnsi="Charis SIL Regular" w:eastAsia="Charis SIL Regular"/>
-          <w:b w:val="0"/>
-          <w:i w:val="0"/>
-          <w:color w:val="0000FF"/>
-          <w:sz w:val="24"/>
-        </w:rPr>
-        <w:t>%</w:t>
       </w:r>
       <w:r>
         <w:rPr>
@@ -3225,51 +3291,7 @@
             <w:rPr>
               <w:rStyle w:val="Hyperlink"/>
             </w:rPr>
-            <w:t>5B0%5D%5Bfield%5D=inform</w:t>
-          </w:r>
-        </w:hyperlink>
-      </w:r>
-      <w:r>
-        <w:rPr>
-          <w:rFonts w:ascii="Charis SIL Regular" w:hAnsi="Charis SIL Regular" w:eastAsia="Charis SIL Regular"/>
-          <w:b w:val="0"/>
-          <w:i w:val="0"/>
-          <w:color w:val="0000FF"/>
-          <w:sz w:val="24"/>
-        </w:rPr>
-        <w:hyperlink r:id="rId16" w:history="1">
-          <w:r>
-            <w:rPr>
-              <w:rStyle w:val="Hyperlink"/>
-            </w:rPr>
-            <w:t>a</w:t>
-          </w:r>
-        </w:hyperlink>
-      </w:r>
-      <w:r>
-        <w:rPr>
-          <w:rFonts w:ascii="Charis SIL Regular" w:hAnsi="Charis SIL Regular" w:eastAsia="Charis SIL Regular"/>
-          <w:b w:val="0"/>
-          <w:i w:val="0"/>
-          <w:color w:val="0000FF"/>
-          <w:sz w:val="24"/>
-        </w:rPr>
-        <w:t>t</w:t>
-      </w:r>
-      <w:r>
-        <w:rPr>
-          <w:rFonts w:ascii="Charis SIL Regular" w:hAnsi="Charis SIL Regular" w:eastAsia="Charis SIL Regular"/>
-          <w:b w:val="0"/>
-          <w:i w:val="0"/>
-          <w:color w:val="0000FF"/>
-          <w:sz w:val="24"/>
-        </w:rPr>
-        <w:hyperlink r:id="rId16" w:history="1">
-          <w:r>
-            <w:rPr>
-              <w:rStyle w:val="Hyperlink"/>
-            </w:rPr>
-            <w:t>ion_type&amp;fil</w:t>
+            <w:t>5B0%5D%5Bfield%5D=informa</w:t>
           </w:r>
         </w:hyperlink>
       </w:r>
@@ -3303,9 +3325,36 @@
             <w:rPr>
               <w:rStyle w:val="Hyperlink"/>
             </w:rPr>
-            <w:t>ers%5B0%5D%5Bvalues%5D%5B0</w:t>
+            <w:t>ion_type&amp;filt</w:t>
           </w:r>
         </w:hyperlink>
+      </w:r>
+      <w:r>
+        <w:rPr>
+          <w:rFonts w:ascii="Charis SIL Regular" w:hAnsi="Charis SIL Regular" w:eastAsia="Charis SIL Regular"/>
+          <w:b w:val="0"/>
+          <w:i w:val="0"/>
+          <w:color w:val="0000FF"/>
+          <w:sz w:val="24"/>
+        </w:rPr>
+        <w:hyperlink r:id="rId16" w:history="1">
+          <w:r>
+            <w:rPr>
+              <w:rStyle w:val="Hyperlink"/>
+            </w:rPr>
+            <w:t>ers%5B0%5D%5Bvalues%5D%</w:t>
+          </w:r>
+        </w:hyperlink>
+      </w:r>
+      <w:r>
+        <w:rPr>
+          <w:rFonts w:ascii="Charis SIL Regular" w:hAnsi="Charis SIL Regular" w:eastAsia="Charis SIL Regular"/>
+          <w:b w:val="0"/>
+          <w:i w:val="0"/>
+          <w:color w:val="0000FF"/>
+          <w:sz w:val="24"/>
+        </w:rPr>
+        <w:t>5B0</w:t>
       </w:r>
     </w:p>
     <w:p>
@@ -3503,14 +3552,7 @@
           <w:color w:val="0000FF"/>
           <w:sz w:val="24"/>
         </w:rPr>
-        <w:hyperlink r:id="rId16" w:history="1">
-          <w:r>
-            <w:rPr>
-              <w:rStyle w:val="Hyperlink"/>
-            </w:rPr>
-            <w:t>%</w:t>
-          </w:r>
-        </w:hyperlink>
+        <w:t>%</w:t>
       </w:r>
       <w:r>
         <w:rPr>
@@ -3777,7 +3819,7 @@
             <w:rPr>
               <w:rStyle w:val="Hyperlink"/>
             </w:rPr>
-            <w:t>filter</w:t>
+            <w:t>filters</w:t>
           </w:r>
         </w:hyperlink>
       </w:r>
@@ -3794,19 +3836,9 @@
             <w:rPr>
               <w:rStyle w:val="Hyperlink"/>
             </w:rPr>
-            <w:t>s</w:t>
+            <w:t>%</w:t>
           </w:r>
         </w:hyperlink>
-      </w:r>
-      <w:r>
-        <w:rPr>
-          <w:rFonts w:ascii="Charis SIL Regular" w:hAnsi="Charis SIL Regular" w:eastAsia="Charis SIL Regular"/>
-          <w:b w:val="0"/>
-          <w:i w:val="0"/>
-          <w:color w:val="0000FF"/>
-          <w:sz w:val="24"/>
-        </w:rPr>
-        <w:t>%</w:t>
       </w:r>
       <w:r>
         <w:rPr>
@@ -3821,51 +3853,7 @@
             <w:rPr>
               <w:rStyle w:val="Hyperlink"/>
             </w:rPr>
-            <w:t>5B0%5D%5Bfield%5D=inform</w:t>
-          </w:r>
-        </w:hyperlink>
-      </w:r>
-      <w:r>
-        <w:rPr>
-          <w:rFonts w:ascii="Charis SIL Regular" w:hAnsi="Charis SIL Regular" w:eastAsia="Charis SIL Regular"/>
-          <w:b w:val="0"/>
-          <w:i w:val="0"/>
-          <w:color w:val="0000FF"/>
-          <w:sz w:val="24"/>
-        </w:rPr>
-        <w:hyperlink r:id="rId16" w:history="1">
-          <w:r>
-            <w:rPr>
-              <w:rStyle w:val="Hyperlink"/>
-            </w:rPr>
-            <w:t>a</w:t>
-          </w:r>
-        </w:hyperlink>
-      </w:r>
-      <w:r>
-        <w:rPr>
-          <w:rFonts w:ascii="Charis SIL Regular" w:hAnsi="Charis SIL Regular" w:eastAsia="Charis SIL Regular"/>
-          <w:b w:val="0"/>
-          <w:i w:val="0"/>
-          <w:color w:val="0000FF"/>
-          <w:sz w:val="24"/>
-        </w:rPr>
-        <w:t>t</w:t>
-      </w:r>
-      <w:r>
-        <w:rPr>
-          <w:rFonts w:ascii="Charis SIL Regular" w:hAnsi="Charis SIL Regular" w:eastAsia="Charis SIL Regular"/>
-          <w:b w:val="0"/>
-          <w:i w:val="0"/>
-          <w:color w:val="0000FF"/>
-          <w:sz w:val="24"/>
-        </w:rPr>
-        <w:hyperlink r:id="rId16" w:history="1">
-          <w:r>
-            <w:rPr>
-              <w:rStyle w:val="Hyperlink"/>
-            </w:rPr>
-            <w:t>ion_type&amp;fil</w:t>
+            <w:t>5B0%5D%5Bfield%5D=informa</w:t>
           </w:r>
         </w:hyperlink>
       </w:r>
@@ -3899,9 +3887,36 @@
             <w:rPr>
               <w:rStyle w:val="Hyperlink"/>
             </w:rPr>
-            <w:t>ers%5B0%5D%5Bvalues%5D%5B0</w:t>
+            <w:t>ion_type&amp;filt</w:t>
           </w:r>
         </w:hyperlink>
+      </w:r>
+      <w:r>
+        <w:rPr>
+          <w:rFonts w:ascii="Charis SIL Regular" w:hAnsi="Charis SIL Regular" w:eastAsia="Charis SIL Regular"/>
+          <w:b w:val="0"/>
+          <w:i w:val="0"/>
+          <w:color w:val="0000FF"/>
+          <w:sz w:val="24"/>
+        </w:rPr>
+        <w:hyperlink r:id="rId16" w:history="1">
+          <w:r>
+            <w:rPr>
+              <w:rStyle w:val="Hyperlink"/>
+            </w:rPr>
+            <w:t>ers%5B0%5D%5Bvalues%5D%</w:t>
+          </w:r>
+        </w:hyperlink>
+      </w:r>
+      <w:r>
+        <w:rPr>
+          <w:rFonts w:ascii="Charis SIL Regular" w:hAnsi="Charis SIL Regular" w:eastAsia="Charis SIL Regular"/>
+          <w:b w:val="0"/>
+          <w:i w:val="0"/>
+          <w:color w:val="0000FF"/>
+          <w:sz w:val="24"/>
+        </w:rPr>
+        <w:t>5B0</w:t>
       </w:r>
     </w:p>
     <w:p>

--- a/EXPORTS/DOCX/published/niveau3/English/RMO.docx
+++ b/EXPORTS/DOCX/published/niveau3/English/RMO.docx
@@ -419,6 +419,7 @@
       </w:r>
       <w:r>
         <w:rPr>
+          <w:u w:val="single" w:color="0000ff"/>
           <w:rFonts w:ascii="Charis SIL Regular" w:hAnsi="Charis SIL Regular" w:eastAsia="Charis SIL Regular"/>
           <w:b w:val="0"/>
           <w:i w:val="0"/>
@@ -676,35 +677,7 @@
           <w:color w:val="000000"/>
           <w:sz w:val="24"/>
         </w:rPr>
-        <w:t>played an important role</w:t>
-      </w:r>
-      <w:r>
-        <w:rPr>
-          <w:u w:val="single" w:color="0000ff"/>
-          <w:rFonts w:ascii="Charis SIL Regular" w:hAnsi="Charis SIL Regular" w:eastAsia="Charis SIL Regular"/>
-          <w:b w:val="0"/>
-          <w:i w:val="0"/>
-          <w:color w:val="000000"/>
-          <w:sz w:val="24"/>
-        </w:rPr>
-        <w:hyperlink r:id="rId11" w:history="1">
-          <w:r>
-            <w:rPr>
-              <w:rStyle w:val="Hyperlink"/>
-            </w:rPr>
-            <w:t xml:space="preserve"> in the pr</w:t>
-          </w:r>
-        </w:hyperlink>
-      </w:r>
-      <w:r>
-        <w:rPr>
-          <w:rFonts w:ascii="Charis SIL Regular" w:hAnsi="Charis SIL Regular" w:eastAsia="Charis SIL Regular"/>
-          <w:b w:val="0"/>
-          <w:i w:val="0"/>
-          <w:color w:val="000000"/>
-          <w:sz w:val="24"/>
-        </w:rPr>
-        <w:t>ofessiona</w:t>
+        <w:t>played an important role in the professiona</w:t>
       </w:r>
       <w:r>
         <w:rPr>
@@ -751,32 +724,7 @@
           <w:color w:val="000000"/>
           <w:sz w:val="24"/>
         </w:rPr>
-        <w:hyperlink r:id="rId12" w:history="1">
-          <w:r>
-            <w:rPr>
-              <w:rStyle w:val="Hyperlink"/>
-            </w:rPr>
-            <w:t>s</w:t>
-          </w:r>
-        </w:hyperlink>
-      </w:r>
-      <w:r>
-        <w:rPr>
-          <w:u w:val="single" w:color="0000ff"/>
-          <w:rFonts w:ascii="Charis SIL Regular" w:hAnsi="Charis SIL Regular" w:eastAsia="Charis SIL Regular"/>
-          <w:b w:val="0"/>
-          <w:i w:val="0"/>
-          <w:color w:val="000000"/>
-          <w:sz w:val="24"/>
-        </w:rPr>
-        <w:hyperlink r:id="rId12" w:history="1">
-          <w:r>
-            <w:rPr>
-              <w:rStyle w:val="Hyperlink"/>
-            </w:rPr>
-            <w:t>eu</w:t>
-          </w:r>
-        </w:hyperlink>
+        <w:t>seu</w:t>
       </w:r>
       <w:r>
         <w:rPr>
@@ -1045,61 +993,7 @@
           <w:color w:val="000000"/>
           <w:sz w:val="24"/>
         </w:rPr>
-        <w:t xml:space="preserve">Wereldmuseum Leiden). In 2023 and 2024 several of </w:t>
-      </w:r>
-      <w:r>
-        <w:rPr>
-          <w:u w:val="single" w:color="0000ff"/>
-          <w:rFonts w:ascii="Charis SIL Regular" w:hAnsi="Charis SIL Regular" w:eastAsia="Charis SIL Regular"/>
-          <w:b w:val="0"/>
-          <w:i w:val="0"/>
-          <w:color w:val="000000"/>
-          <w:sz w:val="24"/>
-        </w:rPr>
-        <w:hyperlink r:id="rId13" w:history="1">
-          <w:r>
-            <w:rPr>
-              <w:rStyle w:val="Hyperlink"/>
-            </w:rPr>
-            <w:t>t</w:t>
-          </w:r>
-        </w:hyperlink>
-      </w:r>
-      <w:r>
-        <w:rPr>
-          <w:u w:val="single" w:color="0000ff"/>
-          <w:rFonts w:ascii="Charis SIL Regular" w:hAnsi="Charis SIL Regular" w:eastAsia="Charis SIL Regular"/>
-          <w:b w:val="0"/>
-          <w:i w:val="0"/>
-          <w:color w:val="000000"/>
-          <w:sz w:val="24"/>
-        </w:rPr>
-        <w:hyperlink r:id="rId13" w:history="1">
-          <w:r>
-            <w:rPr>
-              <w:rStyle w:val="Hyperlink"/>
-            </w:rPr>
-            <w:t>h</w:t>
-          </w:r>
-        </w:hyperlink>
-      </w:r>
-      <w:r>
-        <w:rPr>
-          <w:u w:val="single" w:color="0000ff"/>
-          <w:rFonts w:ascii="Charis SIL Regular" w:hAnsi="Charis SIL Regular" w:eastAsia="Charis SIL Regular"/>
-          <w:b w:val="0"/>
-          <w:i w:val="0"/>
-          <w:color w:val="000000"/>
-          <w:sz w:val="24"/>
-        </w:rPr>
-        <w:hyperlink r:id="rId13" w:history="1">
-          <w:r>
-            <w:rPr>
-              <w:rStyle w:val="Hyperlink"/>
-            </w:rPr>
-            <w:t>e Sin</w:t>
-          </w:r>
-        </w:hyperlink>
+        <w:t>Wereldmuseum Leiden). In 2023 and 2024 several of the Sin</w:t>
       </w:r>
       <w:r>
         <w:rPr>
@@ -1420,90 +1314,7 @@
           <w:color w:val="000000"/>
           <w:sz w:val="24"/>
         </w:rPr>
-        <w:t>the museum, its his</w:t>
-      </w:r>
-      <w:r>
-        <w:rPr>
-          <w:u w:val="single" w:color="0000ff"/>
-          <w:rFonts w:ascii="Charis SIL Regular" w:hAnsi="Charis SIL Regular" w:eastAsia="Charis SIL Regular"/>
-          <w:b w:val="0"/>
-          <w:i w:val="0"/>
-          <w:color w:val="000000"/>
-          <w:sz w:val="24"/>
-        </w:rPr>
-        <w:hyperlink r:id="rId9" w:history="1">
-          <w:r>
-            <w:rPr>
-              <w:rStyle w:val="Hyperlink"/>
-            </w:rPr>
-            <w:t>tory and</w:t>
-          </w:r>
-        </w:hyperlink>
-      </w:r>
-      <w:r>
-        <w:rPr>
-          <w:u w:val="single" w:color="0000ff"/>
-          <w:rFonts w:ascii="Charis SIL Regular" w:hAnsi="Charis SIL Regular" w:eastAsia="Charis SIL Regular"/>
-          <w:b w:val="0"/>
-          <w:i w:val="0"/>
-          <w:color w:val="000000"/>
-          <w:sz w:val="24"/>
-        </w:rPr>
-        <w:t xml:space="preserve"> </w:t>
-      </w:r>
-      <w:r>
-        <w:rPr>
-          <w:u w:val="single" w:color="0000ff"/>
-          <w:rFonts w:ascii="Charis SIL Regular" w:hAnsi="Charis SIL Regular" w:eastAsia="Charis SIL Regular"/>
-          <w:b w:val="0"/>
-          <w:i w:val="0"/>
-          <w:color w:val="000000"/>
-          <w:sz w:val="24"/>
-        </w:rPr>
-        <w:hyperlink r:id="rId9" w:history="1">
-          <w:r>
-            <w:rPr>
-              <w:rStyle w:val="Hyperlink"/>
-            </w:rPr>
-            <w:t>collectio</w:t>
-          </w:r>
-        </w:hyperlink>
-      </w:r>
-      <w:r>
-        <w:rPr>
-          <w:u w:val="single" w:color="0000ff"/>
-          <w:rFonts w:ascii="Charis SIL Regular" w:hAnsi="Charis SIL Regular" w:eastAsia="Charis SIL Regular"/>
-          <w:b w:val="0"/>
-          <w:i w:val="0"/>
-          <w:color w:val="000000"/>
-          <w:sz w:val="24"/>
-        </w:rPr>
-        <w:hyperlink r:id="rId9" w:history="1">
-          <w:r>
-            <w:rPr>
-              <w:rStyle w:val="Hyperlink"/>
-            </w:rPr>
-            <w:t xml:space="preserve">n. </w:t>
-          </w:r>
-        </w:hyperlink>
-      </w:r>
-      <w:r>
-        <w:rPr>
-          <w:u w:val="single" w:color="0000ff"/>
-          <w:rFonts w:ascii="Charis SIL Regular" w:hAnsi="Charis SIL Regular" w:eastAsia="Charis SIL Regular"/>
-          <w:b w:val="0"/>
-          <w:i w:val="0"/>
-          <w:color w:val="000000"/>
-          <w:sz w:val="24"/>
-        </w:rPr>
-        <w:hyperlink r:id="rId9" w:history="1">
-          <w:r>
-            <w:rPr>
-              <w:rStyle w:val="Hyperlink"/>
-            </w:rPr>
-            <w:t xml:space="preserve">The </w:t>
-          </w:r>
-        </w:hyperlink>
+        <w:t xml:space="preserve">the museum, its history and collection. The </w:t>
       </w:r>
       <w:r>
         <w:rPr>
@@ -1898,117 +1709,7 @@
           <w:color w:val="000000"/>
           <w:sz w:val="24"/>
         </w:rPr>
-        <w:t>. The archive of the KK</w:t>
-      </w:r>
-      <w:r>
-        <w:rPr>
-          <w:u w:val="single" w:color="0000ff"/>
-          <w:rFonts w:ascii="Charis SIL Regular" w:hAnsi="Charis SIL Regular" w:eastAsia="Charis SIL Regular"/>
-          <w:b w:val="0"/>
-          <w:i w:val="0"/>
-          <w:color w:val="000000"/>
-          <w:sz w:val="24"/>
-        </w:rPr>
-        <w:hyperlink r:id="rId12" w:history="1">
-          <w:r>
-            <w:rPr>
-              <w:rStyle w:val="Hyperlink"/>
-            </w:rPr>
-            <w:t>Z, whic</w:t>
-          </w:r>
-        </w:hyperlink>
-      </w:r>
-      <w:r>
-        <w:rPr>
-          <w:u w:val="single" w:color="0000ff"/>
-          <w:rFonts w:ascii="Charis SIL Regular" w:hAnsi="Charis SIL Regular" w:eastAsia="Charis SIL Regular"/>
-          <w:b w:val="0"/>
-          <w:i w:val="0"/>
-          <w:color w:val="000000"/>
-          <w:sz w:val="24"/>
-        </w:rPr>
-        <w:hyperlink r:id="rId12" w:history="1">
-          <w:r>
-            <w:rPr>
-              <w:rStyle w:val="Hyperlink"/>
-            </w:rPr>
-            <w:t>h i</w:t>
-          </w:r>
-        </w:hyperlink>
-      </w:r>
-      <w:r>
-        <w:rPr>
-          <w:u w:val="single" w:color="0000ff"/>
-          <w:rFonts w:ascii="Charis SIL Regular" w:hAnsi="Charis SIL Regular" w:eastAsia="Charis SIL Regular"/>
-          <w:b w:val="0"/>
-          <w:i w:val="0"/>
-          <w:color w:val="000000"/>
-          <w:sz w:val="24"/>
-        </w:rPr>
-        <w:hyperlink r:id="rId12" w:history="1">
-          <w:r>
-            <w:rPr>
-              <w:rStyle w:val="Hyperlink"/>
-            </w:rPr>
-            <w:t>s</w:t>
-          </w:r>
-        </w:hyperlink>
-      </w:r>
-      <w:r>
-        <w:rPr>
-          <w:u w:val="single" w:color="0000ff"/>
-          <w:rFonts w:ascii="Charis SIL Regular" w:hAnsi="Charis SIL Regular" w:eastAsia="Charis SIL Regular"/>
-          <w:b w:val="0"/>
-          <w:i w:val="0"/>
-          <w:color w:val="000000"/>
-          <w:sz w:val="24"/>
-        </w:rPr>
-        <w:hyperlink r:id="rId12" w:history="1">
-          <w:r>
-            <w:rPr>
-              <w:rStyle w:val="Hyperlink"/>
-            </w:rPr>
-            <w:t xml:space="preserve"> part of th</w:t>
-          </w:r>
-        </w:hyperlink>
-      </w:r>
-      <w:r>
-        <w:rPr>
-          <w:rFonts w:ascii="Charis SIL Regular" w:hAnsi="Charis SIL Regular" w:eastAsia="Charis SIL Regular"/>
-          <w:b w:val="0"/>
-          <w:i w:val="0"/>
-          <w:color w:val="000000"/>
-          <w:sz w:val="24"/>
-        </w:rPr>
-        <w:t xml:space="preserve">e Rijksmuseum archive, </w:t>
-      </w:r>
-      <w:r>
-        <w:rPr>
-          <w:u w:val="single" w:color="0000ff"/>
-          <w:rFonts w:ascii="Charis SIL Regular" w:hAnsi="Charis SIL Regular" w:eastAsia="Charis SIL Regular"/>
-          <w:b w:val="0"/>
-          <w:i w:val="0"/>
-          <w:color w:val="000000"/>
-          <w:sz w:val="24"/>
-        </w:rPr>
-        <w:hyperlink r:id="rId13" w:history="1">
-          <w:r>
-            <w:rPr>
-              <w:rStyle w:val="Hyperlink"/>
-            </w:rPr>
-            <w:t>is managed by t</w:t>
-          </w:r>
-        </w:hyperlink>
-      </w:r>
-      <w:r>
-        <w:rPr>
-          <w:rFonts w:ascii="Charis SIL Regular" w:hAnsi="Charis SIL Regular" w:eastAsia="Charis SIL Regular"/>
-          <w:b w:val="0"/>
-          <w:i w:val="0"/>
-          <w:color w:val="000000"/>
-          <w:sz w:val="24"/>
-        </w:rPr>
-        <w:t xml:space="preserve">he </w:t>
+        <w:t xml:space="preserve">. The archive of the KKZ, which is part of the Rijksmuseum archive, is managed by the </w:t>
       </w:r>
       <w:r>
         <w:rPr>
@@ -2238,8 +1939,9 @@
           <w:i w:val="0"/>
           <w:color w:val="0000FF"/>
           <w:sz w:val="24"/>
+          <w:u w:val="single"/>
         </w:rPr>
-        <w:t>i</w:t>
+        <w:t>ic research in colonised territorie</w:t>
       </w:r>
       <w:r>
         <w:rPr>
@@ -2248,9 +1950,8 @@
           <w:i w:val="0"/>
           <w:color w:val="0000FF"/>
           <w:sz w:val="24"/>
-          <w:u w:val="single"/>
         </w:rPr>
-        <w:t>c research in colonised territories</w:t>
+        <w:t>s</w:t>
       </w:r>
       <w:r>
         <w:br/>
@@ -3257,7 +2958,7 @@
             <w:rPr>
               <w:rStyle w:val="Hyperlink"/>
             </w:rPr>
-            <w:t>filters</w:t>
+            <w:t>filter</w:t>
           </w:r>
         </w:hyperlink>
       </w:r>
@@ -3274,9 +2975,19 @@
             <w:rPr>
               <w:rStyle w:val="Hyperlink"/>
             </w:rPr>
-            <w:t>%</w:t>
+            <w:t>s</w:t>
           </w:r>
         </w:hyperlink>
+      </w:r>
+      <w:r>
+        <w:rPr>
+          <w:rFonts w:ascii="Charis SIL Regular" w:hAnsi="Charis SIL Regular" w:eastAsia="Charis SIL Regular"/>
+          <w:b w:val="0"/>
+          <w:i w:val="0"/>
+          <w:color w:val="0000FF"/>
+          <w:sz w:val="24"/>
+        </w:rPr>
+        <w:t>%</w:t>
       </w:r>
       <w:r>
         <w:rPr>
@@ -3291,7 +3002,51 @@
             <w:rPr>
               <w:rStyle w:val="Hyperlink"/>
             </w:rPr>
-            <w:t>5B0%5D%5Bfield%5D=informa</w:t>
+            <w:t>5B0%5D%5Bfield%5D=inform</w:t>
+          </w:r>
+        </w:hyperlink>
+      </w:r>
+      <w:r>
+        <w:rPr>
+          <w:rFonts w:ascii="Charis SIL Regular" w:hAnsi="Charis SIL Regular" w:eastAsia="Charis SIL Regular"/>
+          <w:b w:val="0"/>
+          <w:i w:val="0"/>
+          <w:color w:val="0000FF"/>
+          <w:sz w:val="24"/>
+        </w:rPr>
+        <w:hyperlink r:id="rId16" w:history="1">
+          <w:r>
+            <w:rPr>
+              <w:rStyle w:val="Hyperlink"/>
+            </w:rPr>
+            <w:t>a</w:t>
+          </w:r>
+        </w:hyperlink>
+      </w:r>
+      <w:r>
+        <w:rPr>
+          <w:rFonts w:ascii="Charis SIL Regular" w:hAnsi="Charis SIL Regular" w:eastAsia="Charis SIL Regular"/>
+          <w:b w:val="0"/>
+          <w:i w:val="0"/>
+          <w:color w:val="0000FF"/>
+          <w:sz w:val="24"/>
+        </w:rPr>
+        <w:t>t</w:t>
+      </w:r>
+      <w:r>
+        <w:rPr>
+          <w:rFonts w:ascii="Charis SIL Regular" w:hAnsi="Charis SIL Regular" w:eastAsia="Charis SIL Regular"/>
+          <w:b w:val="0"/>
+          <w:i w:val="0"/>
+          <w:color w:val="0000FF"/>
+          <w:sz w:val="24"/>
+        </w:rPr>
+        <w:hyperlink r:id="rId16" w:history="1">
+          <w:r>
+            <w:rPr>
+              <w:rStyle w:val="Hyperlink"/>
+            </w:rPr>
+            <w:t>ion_type&amp;fil</w:t>
           </w:r>
         </w:hyperlink>
       </w:r>
@@ -3325,36 +3080,9 @@
             <w:rPr>
               <w:rStyle w:val="Hyperlink"/>
             </w:rPr>
-            <w:t>ion_type&amp;filt</w:t>
+            <w:t>ers%5B0%5D%5Bvalues%5D%5B0</w:t>
           </w:r>
         </w:hyperlink>
-      </w:r>
-      <w:r>
-        <w:rPr>
-          <w:rFonts w:ascii="Charis SIL Regular" w:hAnsi="Charis SIL Regular" w:eastAsia="Charis SIL Regular"/>
-          <w:b w:val="0"/>
-          <w:i w:val="0"/>
-          <w:color w:val="0000FF"/>
-          <w:sz w:val="24"/>
-        </w:rPr>
-        <w:hyperlink r:id="rId16" w:history="1">
-          <w:r>
-            <w:rPr>
-              <w:rStyle w:val="Hyperlink"/>
-            </w:rPr>
-            <w:t>ers%5B0%5D%5Bvalues%5D%</w:t>
-          </w:r>
-        </w:hyperlink>
-      </w:r>
-      <w:r>
-        <w:rPr>
-          <w:rFonts w:ascii="Charis SIL Regular" w:hAnsi="Charis SIL Regular" w:eastAsia="Charis SIL Regular"/>
-          <w:b w:val="0"/>
-          <w:i w:val="0"/>
-          <w:color w:val="0000FF"/>
-          <w:sz w:val="24"/>
-        </w:rPr>
-        <w:t>5B0</w:t>
       </w:r>
     </w:p>
     <w:p>
@@ -3819,7 +3547,7 @@
             <w:rPr>
               <w:rStyle w:val="Hyperlink"/>
             </w:rPr>
-            <w:t>filters</w:t>
+            <w:t>filter</w:t>
           </w:r>
         </w:hyperlink>
       </w:r>
@@ -3836,9 +3564,19 @@
             <w:rPr>
               <w:rStyle w:val="Hyperlink"/>
             </w:rPr>
-            <w:t>%</w:t>
+            <w:t>s</w:t>
           </w:r>
         </w:hyperlink>
+      </w:r>
+      <w:r>
+        <w:rPr>
+          <w:rFonts w:ascii="Charis SIL Regular" w:hAnsi="Charis SIL Regular" w:eastAsia="Charis SIL Regular"/>
+          <w:b w:val="0"/>
+          <w:i w:val="0"/>
+          <w:color w:val="0000FF"/>
+          <w:sz w:val="24"/>
+        </w:rPr>
+        <w:t>%</w:t>
       </w:r>
       <w:r>
         <w:rPr>
@@ -3853,7 +3591,51 @@
             <w:rPr>
               <w:rStyle w:val="Hyperlink"/>
             </w:rPr>
-            <w:t>5B0%5D%5Bfield%5D=informa</w:t>
+            <w:t>5B0%5D%5Bfield%5D=inform</w:t>
+          </w:r>
+        </w:hyperlink>
+      </w:r>
+      <w:r>
+        <w:rPr>
+          <w:rFonts w:ascii="Charis SIL Regular" w:hAnsi="Charis SIL Regular" w:eastAsia="Charis SIL Regular"/>
+          <w:b w:val="0"/>
+          <w:i w:val="0"/>
+          <w:color w:val="0000FF"/>
+          <w:sz w:val="24"/>
+        </w:rPr>
+        <w:hyperlink r:id="rId16" w:history="1">
+          <w:r>
+            <w:rPr>
+              <w:rStyle w:val="Hyperlink"/>
+            </w:rPr>
+            <w:t>a</w:t>
+          </w:r>
+        </w:hyperlink>
+      </w:r>
+      <w:r>
+        <w:rPr>
+          <w:rFonts w:ascii="Charis SIL Regular" w:hAnsi="Charis SIL Regular" w:eastAsia="Charis SIL Regular"/>
+          <w:b w:val="0"/>
+          <w:i w:val="0"/>
+          <w:color w:val="0000FF"/>
+          <w:sz w:val="24"/>
+        </w:rPr>
+        <w:t>t</w:t>
+      </w:r>
+      <w:r>
+        <w:rPr>
+          <w:rFonts w:ascii="Charis SIL Regular" w:hAnsi="Charis SIL Regular" w:eastAsia="Charis SIL Regular"/>
+          <w:b w:val="0"/>
+          <w:i w:val="0"/>
+          <w:color w:val="0000FF"/>
+          <w:sz w:val="24"/>
+        </w:rPr>
+        <w:hyperlink r:id="rId16" w:history="1">
+          <w:r>
+            <w:rPr>
+              <w:rStyle w:val="Hyperlink"/>
+            </w:rPr>
+            <w:t>ion_type&amp;fil</w:t>
           </w:r>
         </w:hyperlink>
       </w:r>
@@ -3887,36 +3669,9 @@
             <w:rPr>
               <w:rStyle w:val="Hyperlink"/>
             </w:rPr>
-            <w:t>ion_type&amp;filt</w:t>
+            <w:t>ers%5B0%5D%5Bvalues%5D%5B0</w:t>
           </w:r>
         </w:hyperlink>
-      </w:r>
-      <w:r>
-        <w:rPr>
-          <w:rFonts w:ascii="Charis SIL Regular" w:hAnsi="Charis SIL Regular" w:eastAsia="Charis SIL Regular"/>
-          <w:b w:val="0"/>
-          <w:i w:val="0"/>
-          <w:color w:val="0000FF"/>
-          <w:sz w:val="24"/>
-        </w:rPr>
-        <w:hyperlink r:id="rId16" w:history="1">
-          <w:r>
-            <w:rPr>
-              <w:rStyle w:val="Hyperlink"/>
-            </w:rPr>
-            <w:t>ers%5B0%5D%5Bvalues%5D%</w:t>
-          </w:r>
-        </w:hyperlink>
-      </w:r>
-      <w:r>
-        <w:rPr>
-          <w:rFonts w:ascii="Charis SIL Regular" w:hAnsi="Charis SIL Regular" w:eastAsia="Charis SIL Regular"/>
-          <w:b w:val="0"/>
-          <w:i w:val="0"/>
-          <w:color w:val="0000FF"/>
-          <w:sz w:val="24"/>
-        </w:rPr>
-        <w:t>5B0</w:t>
       </w:r>
     </w:p>
     <w:p>

--- a/EXPORTS/DOCX/published/niveau3/English/RMO.docx
+++ b/EXPORTS/DOCX/published/niveau3/English/RMO.docx
@@ -419,7 +419,6 @@
       </w:r>
       <w:r>
         <w:rPr>
-          <w:u w:val="single" w:color="0000ff"/>
           <w:rFonts w:ascii="Charis SIL Regular" w:hAnsi="Charis SIL Regular" w:eastAsia="Charis SIL Regular"/>
           <w:b w:val="0"/>
           <w:i w:val="0"/>
@@ -677,7 +676,35 @@
           <w:color w:val="000000"/>
           <w:sz w:val="24"/>
         </w:rPr>
-        <w:t>played an important role in the professiona</w:t>
+        <w:t>played an important role</w:t>
+      </w:r>
+      <w:r>
+        <w:rPr>
+          <w:u w:val="single" w:color="0000ff"/>
+          <w:rFonts w:ascii="Charis SIL Regular" w:hAnsi="Charis SIL Regular" w:eastAsia="Charis SIL Regular"/>
+          <w:b w:val="0"/>
+          <w:i w:val="0"/>
+          <w:color w:val="000000"/>
+          <w:sz w:val="24"/>
+        </w:rPr>
+        <w:hyperlink r:id="rId11" w:history="1">
+          <w:r>
+            <w:rPr>
+              <w:rStyle w:val="Hyperlink"/>
+            </w:rPr>
+            <w:t xml:space="preserve"> in the pr</w:t>
+          </w:r>
+        </w:hyperlink>
+      </w:r>
+      <w:r>
+        <w:rPr>
+          <w:rFonts w:ascii="Charis SIL Regular" w:hAnsi="Charis SIL Regular" w:eastAsia="Charis SIL Regular"/>
+          <w:b w:val="0"/>
+          <w:i w:val="0"/>
+          <w:color w:val="000000"/>
+          <w:sz w:val="24"/>
+        </w:rPr>
+        <w:t>ofessiona</w:t>
       </w:r>
       <w:r>
         <w:rPr>
@@ -724,7 +751,32 @@
           <w:color w:val="000000"/>
           <w:sz w:val="24"/>
         </w:rPr>
-        <w:t>seu</w:t>
+        <w:hyperlink r:id="rId12" w:history="1">
+          <w:r>
+            <w:rPr>
+              <w:rStyle w:val="Hyperlink"/>
+            </w:rPr>
+            <w:t>s</w:t>
+          </w:r>
+        </w:hyperlink>
+      </w:r>
+      <w:r>
+        <w:rPr>
+          <w:u w:val="single" w:color="0000ff"/>
+          <w:rFonts w:ascii="Charis SIL Regular" w:hAnsi="Charis SIL Regular" w:eastAsia="Charis SIL Regular"/>
+          <w:b w:val="0"/>
+          <w:i w:val="0"/>
+          <w:color w:val="000000"/>
+          <w:sz w:val="24"/>
+        </w:rPr>
+        <w:hyperlink r:id="rId12" w:history="1">
+          <w:r>
+            <w:rPr>
+              <w:rStyle w:val="Hyperlink"/>
+            </w:rPr>
+            <w:t>eu</w:t>
+          </w:r>
+        </w:hyperlink>
       </w:r>
       <w:r>
         <w:rPr>
@@ -993,7 +1045,61 @@
           <w:color w:val="000000"/>
           <w:sz w:val="24"/>
         </w:rPr>
-        <w:t>Wereldmuseum Leiden). In 2023 and 2024 several of the Sin</w:t>
+        <w:t xml:space="preserve">Wereldmuseum Leiden). In 2023 and 2024 several of </w:t>
+      </w:r>
+      <w:r>
+        <w:rPr>
+          <w:u w:val="single" w:color="0000ff"/>
+          <w:rFonts w:ascii="Charis SIL Regular" w:hAnsi="Charis SIL Regular" w:eastAsia="Charis SIL Regular"/>
+          <w:b w:val="0"/>
+          <w:i w:val="0"/>
+          <w:color w:val="000000"/>
+          <w:sz w:val="24"/>
+        </w:rPr>
+        <w:hyperlink r:id="rId13" w:history="1">
+          <w:r>
+            <w:rPr>
+              <w:rStyle w:val="Hyperlink"/>
+            </w:rPr>
+            <w:t>t</w:t>
+          </w:r>
+        </w:hyperlink>
+      </w:r>
+      <w:r>
+        <w:rPr>
+          <w:u w:val="single" w:color="0000ff"/>
+          <w:rFonts w:ascii="Charis SIL Regular" w:hAnsi="Charis SIL Regular" w:eastAsia="Charis SIL Regular"/>
+          <w:b w:val="0"/>
+          <w:i w:val="0"/>
+          <w:color w:val="000000"/>
+          <w:sz w:val="24"/>
+        </w:rPr>
+        <w:hyperlink r:id="rId13" w:history="1">
+          <w:r>
+            <w:rPr>
+              <w:rStyle w:val="Hyperlink"/>
+            </w:rPr>
+            <w:t>h</w:t>
+          </w:r>
+        </w:hyperlink>
+      </w:r>
+      <w:r>
+        <w:rPr>
+          <w:u w:val="single" w:color="0000ff"/>
+          <w:rFonts w:ascii="Charis SIL Regular" w:hAnsi="Charis SIL Regular" w:eastAsia="Charis SIL Regular"/>
+          <w:b w:val="0"/>
+          <w:i w:val="0"/>
+          <w:color w:val="000000"/>
+          <w:sz w:val="24"/>
+        </w:rPr>
+        <w:hyperlink r:id="rId13" w:history="1">
+          <w:r>
+            <w:rPr>
+              <w:rStyle w:val="Hyperlink"/>
+            </w:rPr>
+            <w:t>e Sin</w:t>
+          </w:r>
+        </w:hyperlink>
       </w:r>
       <w:r>
         <w:rPr>
@@ -1314,7 +1420,47 @@
           <w:color w:val="000000"/>
           <w:sz w:val="24"/>
         </w:rPr>
-        <w:t xml:space="preserve">the museum, its history and collection. The </w:t>
+        <w:t>the museum, its his</w:t>
+      </w:r>
+      <w:r>
+        <w:rPr>
+          <w:u w:val="single" w:color="0000ff"/>
+          <w:rFonts w:ascii="Charis SIL Regular" w:hAnsi="Charis SIL Regular" w:eastAsia="Charis SIL Regular"/>
+          <w:b w:val="0"/>
+          <w:i w:val="0"/>
+          <w:color w:val="000000"/>
+          <w:sz w:val="24"/>
+        </w:rPr>
+        <w:hyperlink r:id="rId9" w:history="1">
+          <w:r>
+            <w:rPr>
+              <w:rStyle w:val="Hyperlink"/>
+            </w:rPr>
+            <w:t>tory and</w:t>
+          </w:r>
+        </w:hyperlink>
+      </w:r>
+      <w:r>
+        <w:rPr>
+          <w:u w:val="single" w:color="0000ff"/>
+          <w:rFonts w:ascii="Charis SIL Regular" w:hAnsi="Charis SIL Regular" w:eastAsia="Charis SIL Regular"/>
+          <w:b w:val="0"/>
+          <w:i w:val="0"/>
+          <w:color w:val="000000"/>
+          <w:sz w:val="24"/>
+        </w:rPr>
+        <w:t xml:space="preserve"> </w:t>
+      </w:r>
+      <w:r>
+        <w:rPr>
+          <w:u w:val="single" w:color="0000ff"/>
+          <w:rFonts w:ascii="Charis SIL Regular" w:hAnsi="Charis SIL Regular" w:eastAsia="Charis SIL Regular"/>
+          <w:b w:val="0"/>
+          <w:i w:val="0"/>
+          <w:color w:val="000000"/>
+          <w:sz w:val="24"/>
+        </w:rPr>
+        <w:t xml:space="preserve">collection. The </w:t>
       </w:r>
       <w:r>
         <w:rPr>
@@ -1709,7 +1855,117 @@
           <w:color w:val="000000"/>
           <w:sz w:val="24"/>
         </w:rPr>
-        <w:t xml:space="preserve">. The archive of the KKZ, which is part of the Rijksmuseum archive, is managed by the </w:t>
+        <w:t>. The archive of the KK</w:t>
+      </w:r>
+      <w:r>
+        <w:rPr>
+          <w:u w:val="single" w:color="0000ff"/>
+          <w:rFonts w:ascii="Charis SIL Regular" w:hAnsi="Charis SIL Regular" w:eastAsia="Charis SIL Regular"/>
+          <w:b w:val="0"/>
+          <w:i w:val="0"/>
+          <w:color w:val="000000"/>
+          <w:sz w:val="24"/>
+        </w:rPr>
+        <w:hyperlink r:id="rId12" w:history="1">
+          <w:r>
+            <w:rPr>
+              <w:rStyle w:val="Hyperlink"/>
+            </w:rPr>
+            <w:t>Z, whic</w:t>
+          </w:r>
+        </w:hyperlink>
+      </w:r>
+      <w:r>
+        <w:rPr>
+          <w:u w:val="single" w:color="0000ff"/>
+          <w:rFonts w:ascii="Charis SIL Regular" w:hAnsi="Charis SIL Regular" w:eastAsia="Charis SIL Regular"/>
+          <w:b w:val="0"/>
+          <w:i w:val="0"/>
+          <w:color w:val="000000"/>
+          <w:sz w:val="24"/>
+        </w:rPr>
+        <w:hyperlink r:id="rId12" w:history="1">
+          <w:r>
+            <w:rPr>
+              <w:rStyle w:val="Hyperlink"/>
+            </w:rPr>
+            <w:t>h i</w:t>
+          </w:r>
+        </w:hyperlink>
+      </w:r>
+      <w:r>
+        <w:rPr>
+          <w:u w:val="single" w:color="0000ff"/>
+          <w:rFonts w:ascii="Charis SIL Regular" w:hAnsi="Charis SIL Regular" w:eastAsia="Charis SIL Regular"/>
+          <w:b w:val="0"/>
+          <w:i w:val="0"/>
+          <w:color w:val="000000"/>
+          <w:sz w:val="24"/>
+        </w:rPr>
+        <w:hyperlink r:id="rId12" w:history="1">
+          <w:r>
+            <w:rPr>
+              <w:rStyle w:val="Hyperlink"/>
+            </w:rPr>
+            <w:t>s</w:t>
+          </w:r>
+        </w:hyperlink>
+      </w:r>
+      <w:r>
+        <w:rPr>
+          <w:u w:val="single" w:color="0000ff"/>
+          <w:rFonts w:ascii="Charis SIL Regular" w:hAnsi="Charis SIL Regular" w:eastAsia="Charis SIL Regular"/>
+          <w:b w:val="0"/>
+          <w:i w:val="0"/>
+          <w:color w:val="000000"/>
+          <w:sz w:val="24"/>
+        </w:rPr>
+        <w:hyperlink r:id="rId12" w:history="1">
+          <w:r>
+            <w:rPr>
+              <w:rStyle w:val="Hyperlink"/>
+            </w:rPr>
+            <w:t xml:space="preserve"> part of th</w:t>
+          </w:r>
+        </w:hyperlink>
+      </w:r>
+      <w:r>
+        <w:rPr>
+          <w:rFonts w:ascii="Charis SIL Regular" w:hAnsi="Charis SIL Regular" w:eastAsia="Charis SIL Regular"/>
+          <w:b w:val="0"/>
+          <w:i w:val="0"/>
+          <w:color w:val="000000"/>
+          <w:sz w:val="24"/>
+        </w:rPr>
+        <w:t xml:space="preserve">e Rijksmuseum archive, </w:t>
+      </w:r>
+      <w:r>
+        <w:rPr>
+          <w:u w:val="single" w:color="0000ff"/>
+          <w:rFonts w:ascii="Charis SIL Regular" w:hAnsi="Charis SIL Regular" w:eastAsia="Charis SIL Regular"/>
+          <w:b w:val="0"/>
+          <w:i w:val="0"/>
+          <w:color w:val="000000"/>
+          <w:sz w:val="24"/>
+        </w:rPr>
+        <w:hyperlink r:id="rId13" w:history="1">
+          <w:r>
+            <w:rPr>
+              <w:rStyle w:val="Hyperlink"/>
+            </w:rPr>
+            <w:t>is managed by t</w:t>
+          </w:r>
+        </w:hyperlink>
+      </w:r>
+      <w:r>
+        <w:rPr>
+          <w:rFonts w:ascii="Charis SIL Regular" w:hAnsi="Charis SIL Regular" w:eastAsia="Charis SIL Regular"/>
+          <w:b w:val="0"/>
+          <w:i w:val="0"/>
+          <w:color w:val="000000"/>
+          <w:sz w:val="24"/>
+        </w:rPr>
+        <w:t xml:space="preserve">he </w:t>
       </w:r>
       <w:r>
         <w:rPr>
@@ -1939,9 +2195,8 @@
           <w:i w:val="0"/>
           <w:color w:val="0000FF"/>
           <w:sz w:val="24"/>
-          <w:u w:val="single"/>
         </w:rPr>
-        <w:t>ic research in colonised territorie</w:t>
+        <w:t>i</w:t>
       </w:r>
       <w:r>
         <w:rPr>
@@ -1950,8 +2205,9 @@
           <w:i w:val="0"/>
           <w:color w:val="0000FF"/>
           <w:sz w:val="24"/>
+          <w:u w:val="single"/>
         </w:rPr>
-        <w:t>s</w:t>
+        <w:t>c research in colonised territories</w:t>
       </w:r>
       <w:r>
         <w:br/>
@@ -2642,7 +2898,7 @@
             <w:rPr>
               <w:rStyle w:val="Hyperlink"/>
             </w:rPr>
-            <w:t>filter</w:t>
+            <w:t>filters</w:t>
           </w:r>
         </w:hyperlink>
       </w:r>
@@ -2659,19 +2915,9 @@
             <w:rPr>
               <w:rStyle w:val="Hyperlink"/>
             </w:rPr>
-            <w:t>s</w:t>
+            <w:t>%</w:t>
           </w:r>
         </w:hyperlink>
-      </w:r>
-      <w:r>
-        <w:rPr>
-          <w:rFonts w:ascii="Charis SIL Regular" w:hAnsi="Charis SIL Regular" w:eastAsia="Charis SIL Regular"/>
-          <w:b w:val="0"/>
-          <w:i w:val="0"/>
-          <w:color w:val="0000FF"/>
-          <w:sz w:val="24"/>
-        </w:rPr>
-        <w:t>%</w:t>
       </w:r>
       <w:r>
         <w:rPr>
@@ -2686,7 +2932,7 @@
             <w:rPr>
               <w:rStyle w:val="Hyperlink"/>
             </w:rPr>
-            <w:t>5B0%5D%5Bfield%5D=inform</w:t>
+            <w:t>5B0%5D%5Bfield%5D=infor</w:t>
           </w:r>
         </w:hyperlink>
       </w:r>
@@ -2703,7 +2949,7 @@
             <w:rPr>
               <w:rStyle w:val="Hyperlink"/>
             </w:rPr>
-            <w:t>a</w:t>
+            <w:t>m</w:t>
           </w:r>
         </w:hyperlink>
       </w:r>
@@ -2715,7 +2961,7 @@
           <w:color w:val="0000FF"/>
           <w:sz w:val="24"/>
         </w:rPr>
-        <w:t>t</w:t>
+        <w:t>at</w:t>
       </w:r>
       <w:r>
         <w:rPr>
@@ -3251,7 +3497,7 @@
             <w:rPr>
               <w:rStyle w:val="Hyperlink"/>
             </w:rPr>
-            <w:t>filter</w:t>
+            <w:t>filters</w:t>
           </w:r>
         </w:hyperlink>
       </w:r>
@@ -3268,19 +3514,9 @@
             <w:rPr>
               <w:rStyle w:val="Hyperlink"/>
             </w:rPr>
-            <w:t>s</w:t>
+            <w:t>%</w:t>
           </w:r>
         </w:hyperlink>
-      </w:r>
-      <w:r>
-        <w:rPr>
-          <w:rFonts w:ascii="Charis SIL Regular" w:hAnsi="Charis SIL Regular" w:eastAsia="Charis SIL Regular"/>
-          <w:b w:val="0"/>
-          <w:i w:val="0"/>
-          <w:color w:val="0000FF"/>
-          <w:sz w:val="24"/>
-        </w:rPr>
-        <w:t>%</w:t>
       </w:r>
       <w:r>
         <w:rPr>
@@ -3295,7 +3531,7 @@
             <w:rPr>
               <w:rStyle w:val="Hyperlink"/>
             </w:rPr>
-            <w:t>5B0%5D%5Bfield%5D=inform</w:t>
+            <w:t>5B0%5D%5Bfield%5D=infor</w:t>
           </w:r>
         </w:hyperlink>
       </w:r>
@@ -3312,7 +3548,7 @@
             <w:rPr>
               <w:rStyle w:val="Hyperlink"/>
             </w:rPr>
-            <w:t>a</w:t>
+            <w:t>m</w:t>
           </w:r>
         </w:hyperlink>
       </w:r>
@@ -3324,7 +3560,7 @@
           <w:color w:val="0000FF"/>
           <w:sz w:val="24"/>
         </w:rPr>
-        <w:t>t</w:t>
+        <w:t>at</w:t>
       </w:r>
       <w:r>
         <w:rPr>

--- a/EXPORTS/DOCX/published/niveau3/English/RMO.docx
+++ b/EXPORTS/DOCX/published/niveau3/English/RMO.docx
@@ -419,6 +419,7 @@
       </w:r>
       <w:r>
         <w:rPr>
+          <w:u w:val="single" w:color="0000ff"/>
           <w:rFonts w:ascii="Charis SIL Regular" w:hAnsi="Charis SIL Regular" w:eastAsia="Charis SIL Regular"/>
           <w:b w:val="0"/>
           <w:i w:val="0"/>
@@ -751,32 +752,7 @@
           <w:color w:val="000000"/>
           <w:sz w:val="24"/>
         </w:rPr>
-        <w:hyperlink r:id="rId12" w:history="1">
-          <w:r>
-            <w:rPr>
-              <w:rStyle w:val="Hyperlink"/>
-            </w:rPr>
-            <w:t>s</w:t>
-          </w:r>
-        </w:hyperlink>
-      </w:r>
-      <w:r>
-        <w:rPr>
-          <w:u w:val="single" w:color="0000ff"/>
-          <w:rFonts w:ascii="Charis SIL Regular" w:hAnsi="Charis SIL Regular" w:eastAsia="Charis SIL Regular"/>
-          <w:b w:val="0"/>
-          <w:i w:val="0"/>
-          <w:color w:val="000000"/>
-          <w:sz w:val="24"/>
-        </w:rPr>
-        <w:hyperlink r:id="rId12" w:history="1">
-          <w:r>
-            <w:rPr>
-              <w:rStyle w:val="Hyperlink"/>
-            </w:rPr>
-            <w:t>eu</w:t>
-          </w:r>
-        </w:hyperlink>
+        <w:t>seu</w:t>
       </w:r>
       <w:r>
         <w:rPr>
@@ -1085,21 +1061,13 @@
       </w:r>
       <w:r>
         <w:rPr>
-          <w:u w:val="single" w:color="0000ff"/>
           <w:rFonts w:ascii="Charis SIL Regular" w:hAnsi="Charis SIL Regular" w:eastAsia="Charis SIL Regular"/>
           <w:b w:val="0"/>
           <w:i w:val="0"/>
           <w:color w:val="000000"/>
           <w:sz w:val="24"/>
         </w:rPr>
-        <w:hyperlink r:id="rId13" w:history="1">
-          <w:r>
-            <w:rPr>
-              <w:rStyle w:val="Hyperlink"/>
-            </w:rPr>
-            <w:t>e Sin</w:t>
-          </w:r>
-        </w:hyperlink>
+        <w:t>e Sin</w:t>
       </w:r>
       <w:r>
         <w:rPr>
@@ -1460,7 +1428,25 @@
           <w:color w:val="000000"/>
           <w:sz w:val="24"/>
         </w:rPr>
-        <w:t xml:space="preserve">collection. The </w:t>
+        <w:hyperlink r:id="rId9" w:history="1">
+          <w:r>
+            <w:rPr>
+              <w:rStyle w:val="Hyperlink"/>
+            </w:rPr>
+            <w:t>collectio</w:t>
+          </w:r>
+        </w:hyperlink>
+      </w:r>
+      <w:r>
+        <w:rPr>
+          <w:u w:val="single" w:color="0000ff"/>
+          <w:rFonts w:ascii="Charis SIL Regular" w:hAnsi="Charis SIL Regular" w:eastAsia="Charis SIL Regular"/>
+          <w:b w:val="0"/>
+          <w:i w:val="0"/>
+          <w:color w:val="000000"/>
+          <w:sz w:val="24"/>
+        </w:rPr>
+        <w:t xml:space="preserve">n. The </w:t>
       </w:r>
       <w:r>
         <w:rPr>
@@ -1471,7 +1457,7 @@
           <w:sz w:val="24"/>
           <w:u w:val="single"/>
         </w:rPr>
-        <w:hyperlink r:id="rId9" w:history="1">
+        <w:hyperlink r:id="rId14" w:history="1">
           <w:r>
             <w:rPr>
               <w:rStyle w:val="Hyperlink"/>
@@ -1855,7 +1841,35 @@
           <w:color w:val="000000"/>
           <w:sz w:val="24"/>
         </w:rPr>
-        <w:t>. The archive of the KK</w:t>
+        <w:t xml:space="preserve">. The archive of </w:t>
+      </w:r>
+      <w:r>
+        <w:rPr>
+          <w:u w:val="single" w:color="0000ff"/>
+          <w:rFonts w:ascii="Charis SIL Regular" w:hAnsi="Charis SIL Regular" w:eastAsia="Charis SIL Regular"/>
+          <w:b w:val="0"/>
+          <w:i w:val="0"/>
+          <w:color w:val="000000"/>
+          <w:sz w:val="24"/>
+        </w:rPr>
+        <w:hyperlink r:id="rId12" w:history="1">
+          <w:r>
+            <w:rPr>
+              <w:rStyle w:val="Hyperlink"/>
+            </w:rPr>
+            <w:t>the K</w:t>
+          </w:r>
+        </w:hyperlink>
+      </w:r>
+      <w:r>
+        <w:rPr>
+          <w:rFonts w:ascii="Charis SIL Regular" w:hAnsi="Charis SIL Regular" w:eastAsia="Charis SIL Regular"/>
+          <w:b w:val="0"/>
+          <w:i w:val="0"/>
+          <w:color w:val="000000"/>
+          <w:sz w:val="24"/>
+        </w:rPr>
+        <w:t>K</w:t>
       </w:r>
       <w:r>
         <w:rPr>
@@ -2898,7 +2912,7 @@
             <w:rPr>
               <w:rStyle w:val="Hyperlink"/>
             </w:rPr>
-            <w:t>filters</w:t>
+            <w:t>filter</w:t>
           </w:r>
         </w:hyperlink>
       </w:r>
@@ -2915,9 +2929,19 @@
             <w:rPr>
               <w:rStyle w:val="Hyperlink"/>
             </w:rPr>
-            <w:t>%</w:t>
+            <w:t>s</w:t>
           </w:r>
         </w:hyperlink>
+      </w:r>
+      <w:r>
+        <w:rPr>
+          <w:rFonts w:ascii="Charis SIL Regular" w:hAnsi="Charis SIL Regular" w:eastAsia="Charis SIL Regular"/>
+          <w:b w:val="0"/>
+          <w:i w:val="0"/>
+          <w:color w:val="0000FF"/>
+          <w:sz w:val="24"/>
+        </w:rPr>
+        <w:t>%</w:t>
       </w:r>
       <w:r>
         <w:rPr>
@@ -2932,7 +2956,7 @@
             <w:rPr>
               <w:rStyle w:val="Hyperlink"/>
             </w:rPr>
-            <w:t>5B0%5D%5Bfield%5D=infor</w:t>
+            <w:t>5B0%5D%5Bfield%5D=inform</w:t>
           </w:r>
         </w:hyperlink>
       </w:r>
@@ -2949,7 +2973,7 @@
             <w:rPr>
               <w:rStyle w:val="Hyperlink"/>
             </w:rPr>
-            <w:t>m</w:t>
+            <w:t>a</w:t>
           </w:r>
         </w:hyperlink>
       </w:r>
@@ -2961,7 +2985,7 @@
           <w:color w:val="0000FF"/>
           <w:sz w:val="24"/>
         </w:rPr>
-        <w:t>at</w:t>
+        <w:t>t</w:t>
       </w:r>
       <w:r>
         <w:rPr>
@@ -3204,7 +3228,7 @@
             <w:rPr>
               <w:rStyle w:val="Hyperlink"/>
             </w:rPr>
-            <w:t>filter</w:t>
+            <w:t>filters</w:t>
           </w:r>
         </w:hyperlink>
       </w:r>
@@ -3221,19 +3245,9 @@
             <w:rPr>
               <w:rStyle w:val="Hyperlink"/>
             </w:rPr>
-            <w:t>s</w:t>
+            <w:t>%</w:t>
           </w:r>
         </w:hyperlink>
-      </w:r>
-      <w:r>
-        <w:rPr>
-          <w:rFonts w:ascii="Charis SIL Regular" w:hAnsi="Charis SIL Regular" w:eastAsia="Charis SIL Regular"/>
-          <w:b w:val="0"/>
-          <w:i w:val="0"/>
-          <w:color w:val="0000FF"/>
-          <w:sz w:val="24"/>
-        </w:rPr>
-        <w:t>%</w:t>
       </w:r>
       <w:r>
         <w:rPr>
@@ -3248,51 +3262,7 @@
             <w:rPr>
               <w:rStyle w:val="Hyperlink"/>
             </w:rPr>
-            <w:t>5B0%5D%5Bfield%5D=inform</w:t>
-          </w:r>
-        </w:hyperlink>
-      </w:r>
-      <w:r>
-        <w:rPr>
-          <w:rFonts w:ascii="Charis SIL Regular" w:hAnsi="Charis SIL Regular" w:eastAsia="Charis SIL Regular"/>
-          <w:b w:val="0"/>
-          <w:i w:val="0"/>
-          <w:color w:val="0000FF"/>
-          <w:sz w:val="24"/>
-        </w:rPr>
-        <w:hyperlink r:id="rId16" w:history="1">
-          <w:r>
-            <w:rPr>
-              <w:rStyle w:val="Hyperlink"/>
-            </w:rPr>
-            <w:t>a</w:t>
-          </w:r>
-        </w:hyperlink>
-      </w:r>
-      <w:r>
-        <w:rPr>
-          <w:rFonts w:ascii="Charis SIL Regular" w:hAnsi="Charis SIL Regular" w:eastAsia="Charis SIL Regular"/>
-          <w:b w:val="0"/>
-          <w:i w:val="0"/>
-          <w:color w:val="0000FF"/>
-          <w:sz w:val="24"/>
-        </w:rPr>
-        <w:t>t</w:t>
-      </w:r>
-      <w:r>
-        <w:rPr>
-          <w:rFonts w:ascii="Charis SIL Regular" w:hAnsi="Charis SIL Regular" w:eastAsia="Charis SIL Regular"/>
-          <w:b w:val="0"/>
-          <w:i w:val="0"/>
-          <w:color w:val="0000FF"/>
-          <w:sz w:val="24"/>
-        </w:rPr>
-        <w:hyperlink r:id="rId16" w:history="1">
-          <w:r>
-            <w:rPr>
-              <w:rStyle w:val="Hyperlink"/>
-            </w:rPr>
-            <w:t>ion_type&amp;fil</w:t>
+            <w:t>5B0%5D%5Bfield%5D=informa</w:t>
           </w:r>
         </w:hyperlink>
       </w:r>
@@ -3326,9 +3296,36 @@
             <w:rPr>
               <w:rStyle w:val="Hyperlink"/>
             </w:rPr>
-            <w:t>ers%5B0%5D%5Bvalues%5D%5B0</w:t>
+            <w:t>ion_type&amp;filt</w:t>
           </w:r>
         </w:hyperlink>
+      </w:r>
+      <w:r>
+        <w:rPr>
+          <w:rFonts w:ascii="Charis SIL Regular" w:hAnsi="Charis SIL Regular" w:eastAsia="Charis SIL Regular"/>
+          <w:b w:val="0"/>
+          <w:i w:val="0"/>
+          <w:color w:val="0000FF"/>
+          <w:sz w:val="24"/>
+        </w:rPr>
+        <w:hyperlink r:id="rId16" w:history="1">
+          <w:r>
+            <w:rPr>
+              <w:rStyle w:val="Hyperlink"/>
+            </w:rPr>
+            <w:t>ers%5B0%5D%5Bvalues%5D%</w:t>
+          </w:r>
+        </w:hyperlink>
+      </w:r>
+      <w:r>
+        <w:rPr>
+          <w:rFonts w:ascii="Charis SIL Regular" w:hAnsi="Charis SIL Regular" w:eastAsia="Charis SIL Regular"/>
+          <w:b w:val="0"/>
+          <w:i w:val="0"/>
+          <w:color w:val="0000FF"/>
+          <w:sz w:val="24"/>
+        </w:rPr>
+        <w:t>5B0</w:t>
       </w:r>
     </w:p>
     <w:p>
@@ -3497,7 +3494,7 @@
             <w:rPr>
               <w:rStyle w:val="Hyperlink"/>
             </w:rPr>
-            <w:t>filters</w:t>
+            <w:t>filter</w:t>
           </w:r>
         </w:hyperlink>
       </w:r>
@@ -3514,9 +3511,19 @@
             <w:rPr>
               <w:rStyle w:val="Hyperlink"/>
             </w:rPr>
-            <w:t>%</w:t>
+            <w:t>s</w:t>
           </w:r>
         </w:hyperlink>
+      </w:r>
+      <w:r>
+        <w:rPr>
+          <w:rFonts w:ascii="Charis SIL Regular" w:hAnsi="Charis SIL Regular" w:eastAsia="Charis SIL Regular"/>
+          <w:b w:val="0"/>
+          <w:i w:val="0"/>
+          <w:color w:val="0000FF"/>
+          <w:sz w:val="24"/>
+        </w:rPr>
+        <w:t>%</w:t>
       </w:r>
       <w:r>
         <w:rPr>
@@ -3531,7 +3538,7 @@
             <w:rPr>
               <w:rStyle w:val="Hyperlink"/>
             </w:rPr>
-            <w:t>5B0%5D%5Bfield%5D=infor</w:t>
+            <w:t>5B0%5D%5Bfield%5D=inform</w:t>
           </w:r>
         </w:hyperlink>
       </w:r>
@@ -3548,7 +3555,7 @@
             <w:rPr>
               <w:rStyle w:val="Hyperlink"/>
             </w:rPr>
-            <w:t>m</w:t>
+            <w:t>a</w:t>
           </w:r>
         </w:hyperlink>
       </w:r>
@@ -3560,7 +3567,7 @@
           <w:color w:val="0000FF"/>
           <w:sz w:val="24"/>
         </w:rPr>
-        <w:t>at</w:t>
+        <w:t>t</w:t>
       </w:r>
       <w:r>
         <w:rPr>
@@ -3783,7 +3790,7 @@
             <w:rPr>
               <w:rStyle w:val="Hyperlink"/>
             </w:rPr>
-            <w:t>filter</w:t>
+            <w:t>filters</w:t>
           </w:r>
         </w:hyperlink>
       </w:r>
@@ -3800,19 +3807,9 @@
             <w:rPr>
               <w:rStyle w:val="Hyperlink"/>
             </w:rPr>
-            <w:t>s</w:t>
+            <w:t>%</w:t>
           </w:r>
         </w:hyperlink>
-      </w:r>
-      <w:r>
-        <w:rPr>
-          <w:rFonts w:ascii="Charis SIL Regular" w:hAnsi="Charis SIL Regular" w:eastAsia="Charis SIL Regular"/>
-          <w:b w:val="0"/>
-          <w:i w:val="0"/>
-          <w:color w:val="0000FF"/>
-          <w:sz w:val="24"/>
-        </w:rPr>
-        <w:t>%</w:t>
       </w:r>
       <w:r>
         <w:rPr>
@@ -3827,51 +3824,7 @@
             <w:rPr>
               <w:rStyle w:val="Hyperlink"/>
             </w:rPr>
-            <w:t>5B0%5D%5Bfield%5D=inform</w:t>
-          </w:r>
-        </w:hyperlink>
-      </w:r>
-      <w:r>
-        <w:rPr>
-          <w:rFonts w:ascii="Charis SIL Regular" w:hAnsi="Charis SIL Regular" w:eastAsia="Charis SIL Regular"/>
-          <w:b w:val="0"/>
-          <w:i w:val="0"/>
-          <w:color w:val="0000FF"/>
-          <w:sz w:val="24"/>
-        </w:rPr>
-        <w:hyperlink r:id="rId16" w:history="1">
-          <w:r>
-            <w:rPr>
-              <w:rStyle w:val="Hyperlink"/>
-            </w:rPr>
-            <w:t>a</w:t>
-          </w:r>
-        </w:hyperlink>
-      </w:r>
-      <w:r>
-        <w:rPr>
-          <w:rFonts w:ascii="Charis SIL Regular" w:hAnsi="Charis SIL Regular" w:eastAsia="Charis SIL Regular"/>
-          <w:b w:val="0"/>
-          <w:i w:val="0"/>
-          <w:color w:val="0000FF"/>
-          <w:sz w:val="24"/>
-        </w:rPr>
-        <w:t>t</w:t>
-      </w:r>
-      <w:r>
-        <w:rPr>
-          <w:rFonts w:ascii="Charis SIL Regular" w:hAnsi="Charis SIL Regular" w:eastAsia="Charis SIL Regular"/>
-          <w:b w:val="0"/>
-          <w:i w:val="0"/>
-          <w:color w:val="0000FF"/>
-          <w:sz w:val="24"/>
-        </w:rPr>
-        <w:hyperlink r:id="rId16" w:history="1">
-          <w:r>
-            <w:rPr>
-              <w:rStyle w:val="Hyperlink"/>
-            </w:rPr>
-            <w:t>ion_type&amp;fil</w:t>
+            <w:t>5B0%5D%5Bfield%5D=informa</w:t>
           </w:r>
         </w:hyperlink>
       </w:r>
@@ -3905,9 +3858,36 @@
             <w:rPr>
               <w:rStyle w:val="Hyperlink"/>
             </w:rPr>
-            <w:t>ers%5B0%5D%5Bvalues%5D%5B0</w:t>
+            <w:t>ion_type&amp;filt</w:t>
           </w:r>
         </w:hyperlink>
+      </w:r>
+      <w:r>
+        <w:rPr>
+          <w:rFonts w:ascii="Charis SIL Regular" w:hAnsi="Charis SIL Regular" w:eastAsia="Charis SIL Regular"/>
+          <w:b w:val="0"/>
+          <w:i w:val="0"/>
+          <w:color w:val="0000FF"/>
+          <w:sz w:val="24"/>
+        </w:rPr>
+        <w:hyperlink r:id="rId16" w:history="1">
+          <w:r>
+            <w:rPr>
+              <w:rStyle w:val="Hyperlink"/>
+            </w:rPr>
+            <w:t>ers%5B0%5D%5Bvalues%5D%</w:t>
+          </w:r>
+        </w:hyperlink>
+      </w:r>
+      <w:r>
+        <w:rPr>
+          <w:rFonts w:ascii="Charis SIL Regular" w:hAnsi="Charis SIL Regular" w:eastAsia="Charis SIL Regular"/>
+          <w:b w:val="0"/>
+          <w:i w:val="0"/>
+          <w:color w:val="0000FF"/>
+          <w:sz w:val="24"/>
+        </w:rPr>
+        <w:t>5B0</w:t>
       </w:r>
     </w:p>
     <w:p>

--- a/EXPORTS/DOCX/published/niveau3/English/RMO.docx
+++ b/EXPORTS/DOCX/published/niveau3/English/RMO.docx
@@ -716,43 +716,7 @@
           <w:color w:val="000000"/>
           <w:sz w:val="24"/>
         </w:rPr>
-        <w:hyperlink r:id="rId12" w:history="1">
-          <w:r>
-            <w:rPr>
-              <w:rStyle w:val="Hyperlink"/>
-            </w:rPr>
-            <w:t>lisatio</w:t>
-          </w:r>
-        </w:hyperlink>
-      </w:r>
-      <w:r>
-        <w:rPr>
-          <w:u w:val="single" w:color="0000ff"/>
-          <w:rFonts w:ascii="Charis SIL Regular" w:hAnsi="Charis SIL Regular" w:eastAsia="Charis SIL Regular"/>
-          <w:b w:val="0"/>
-          <w:i w:val="0"/>
-          <w:color w:val="000000"/>
-          <w:sz w:val="24"/>
-        </w:rPr>
-        <w:hyperlink r:id="rId12" w:history="1">
-          <w:r>
-            <w:rPr>
-              <w:rStyle w:val="Hyperlink"/>
-            </w:rPr>
-            <w:t>n of mu</w:t>
-          </w:r>
-        </w:hyperlink>
-      </w:r>
-      <w:r>
-        <w:rPr>
-          <w:u w:val="single" w:color="0000ff"/>
-          <w:rFonts w:ascii="Charis SIL Regular" w:hAnsi="Charis SIL Regular" w:eastAsia="Charis SIL Regular"/>
-          <w:b w:val="0"/>
-          <w:i w:val="0"/>
-          <w:color w:val="000000"/>
-          <w:sz w:val="24"/>
-        </w:rPr>
-        <w:t>seu</w:t>
+        <w:t>lisation of museu</w:t>
       </w:r>
       <w:r>
         <w:rPr>
@@ -1061,16 +1025,6 @@
       </w:r>
       <w:r>
         <w:rPr>
-          <w:rFonts w:ascii="Charis SIL Regular" w:hAnsi="Charis SIL Regular" w:eastAsia="Charis SIL Regular"/>
-          <w:b w:val="0"/>
-          <w:i w:val="0"/>
-          <w:color w:val="000000"/>
-          <w:sz w:val="24"/>
-        </w:rPr>
-        <w:t>e Sin</w:t>
-      </w:r>
-      <w:r>
-        <w:rPr>
           <w:u w:val="single" w:color="0000ff"/>
           <w:rFonts w:ascii="Charis SIL Regular" w:hAnsi="Charis SIL Regular" w:eastAsia="Charis SIL Regular"/>
           <w:b w:val="0"/>
@@ -1083,9 +1037,20 @@
             <w:rPr>
               <w:rStyle w:val="Hyperlink"/>
             </w:rPr>
-            <w:t>ghasari statues o</w:t>
+            <w:t>e Sin</w:t>
           </w:r>
         </w:hyperlink>
+      </w:r>
+      <w:r>
+        <w:rPr>
+          <w:u w:val="single" w:color="0000ff"/>
+          <w:rFonts w:ascii="Charis SIL Regular" w:hAnsi="Charis SIL Regular" w:eastAsia="Charis SIL Regular"/>
+          <w:b w:val="0"/>
+          <w:i w:val="0"/>
+          <w:color w:val="000000"/>
+          <w:sz w:val="24"/>
+        </w:rPr>
+        <w:t>ghasari statues o</w:t>
       </w:r>
       <w:r>
         <w:rPr>
@@ -1410,18 +1375,16 @@
       </w:r>
       <w:r>
         <w:rPr>
-          <w:u w:val="single" w:color="0000ff"/>
           <w:rFonts w:ascii="Charis SIL Regular" w:hAnsi="Charis SIL Regular" w:eastAsia="Charis SIL Regular"/>
           <w:b w:val="0"/>
           <w:i w:val="0"/>
           <w:color w:val="000000"/>
           <w:sz w:val="24"/>
         </w:rPr>
-        <w:t xml:space="preserve"> </w:t>
+        <w:t xml:space="preserve"> collection. </w:t>
       </w:r>
       <w:r>
         <w:rPr>
-          <w:u w:val="single" w:color="0000ff"/>
           <w:rFonts w:ascii="Charis SIL Regular" w:hAnsi="Charis SIL Regular" w:eastAsia="Charis SIL Regular"/>
           <w:b w:val="0"/>
           <w:i w:val="0"/>
@@ -1433,20 +1396,9 @@
             <w:rPr>
               <w:rStyle w:val="Hyperlink"/>
             </w:rPr>
-            <w:t>collectio</w:t>
+            <w:t xml:space="preserve">The </w:t>
           </w:r>
         </w:hyperlink>
-      </w:r>
-      <w:r>
-        <w:rPr>
-          <w:u w:val="single" w:color="0000ff"/>
-          <w:rFonts w:ascii="Charis SIL Regular" w:hAnsi="Charis SIL Regular" w:eastAsia="Charis SIL Regular"/>
-          <w:b w:val="0"/>
-          <w:i w:val="0"/>
-          <w:color w:val="000000"/>
-          <w:sz w:val="24"/>
-        </w:rPr>
-        <w:t xml:space="preserve">n. The </w:t>
       </w:r>
       <w:r>
         <w:rPr>
@@ -1841,145 +1793,7 @@
           <w:color w:val="000000"/>
           <w:sz w:val="24"/>
         </w:rPr>
-        <w:t xml:space="preserve">. The archive of </w:t>
-      </w:r>
-      <w:r>
-        <w:rPr>
-          <w:u w:val="single" w:color="0000ff"/>
-          <w:rFonts w:ascii="Charis SIL Regular" w:hAnsi="Charis SIL Regular" w:eastAsia="Charis SIL Regular"/>
-          <w:b w:val="0"/>
-          <w:i w:val="0"/>
-          <w:color w:val="000000"/>
-          <w:sz w:val="24"/>
-        </w:rPr>
-        <w:hyperlink r:id="rId12" w:history="1">
-          <w:r>
-            <w:rPr>
-              <w:rStyle w:val="Hyperlink"/>
-            </w:rPr>
-            <w:t>the K</w:t>
-          </w:r>
-        </w:hyperlink>
-      </w:r>
-      <w:r>
-        <w:rPr>
-          <w:rFonts w:ascii="Charis SIL Regular" w:hAnsi="Charis SIL Regular" w:eastAsia="Charis SIL Regular"/>
-          <w:b w:val="0"/>
-          <w:i w:val="0"/>
-          <w:color w:val="000000"/>
-          <w:sz w:val="24"/>
-        </w:rPr>
-        <w:t>K</w:t>
-      </w:r>
-      <w:r>
-        <w:rPr>
-          <w:u w:val="single" w:color="0000ff"/>
-          <w:rFonts w:ascii="Charis SIL Regular" w:hAnsi="Charis SIL Regular" w:eastAsia="Charis SIL Regular"/>
-          <w:b w:val="0"/>
-          <w:i w:val="0"/>
-          <w:color w:val="000000"/>
-          <w:sz w:val="24"/>
-        </w:rPr>
-        <w:hyperlink r:id="rId12" w:history="1">
-          <w:r>
-            <w:rPr>
-              <w:rStyle w:val="Hyperlink"/>
-            </w:rPr>
-            <w:t>Z, whic</w:t>
-          </w:r>
-        </w:hyperlink>
-      </w:r>
-      <w:r>
-        <w:rPr>
-          <w:u w:val="single" w:color="0000ff"/>
-          <w:rFonts w:ascii="Charis SIL Regular" w:hAnsi="Charis SIL Regular" w:eastAsia="Charis SIL Regular"/>
-          <w:b w:val="0"/>
-          <w:i w:val="0"/>
-          <w:color w:val="000000"/>
-          <w:sz w:val="24"/>
-        </w:rPr>
-        <w:hyperlink r:id="rId12" w:history="1">
-          <w:r>
-            <w:rPr>
-              <w:rStyle w:val="Hyperlink"/>
-            </w:rPr>
-            <w:t>h i</w:t>
-          </w:r>
-        </w:hyperlink>
-      </w:r>
-      <w:r>
-        <w:rPr>
-          <w:u w:val="single" w:color="0000ff"/>
-          <w:rFonts w:ascii="Charis SIL Regular" w:hAnsi="Charis SIL Regular" w:eastAsia="Charis SIL Regular"/>
-          <w:b w:val="0"/>
-          <w:i w:val="0"/>
-          <w:color w:val="000000"/>
-          <w:sz w:val="24"/>
-        </w:rPr>
-        <w:hyperlink r:id="rId12" w:history="1">
-          <w:r>
-            <w:rPr>
-              <w:rStyle w:val="Hyperlink"/>
-            </w:rPr>
-            <w:t>s</w:t>
-          </w:r>
-        </w:hyperlink>
-      </w:r>
-      <w:r>
-        <w:rPr>
-          <w:u w:val="single" w:color="0000ff"/>
-          <w:rFonts w:ascii="Charis SIL Regular" w:hAnsi="Charis SIL Regular" w:eastAsia="Charis SIL Regular"/>
-          <w:b w:val="0"/>
-          <w:i w:val="0"/>
-          <w:color w:val="000000"/>
-          <w:sz w:val="24"/>
-        </w:rPr>
-        <w:hyperlink r:id="rId12" w:history="1">
-          <w:r>
-            <w:rPr>
-              <w:rStyle w:val="Hyperlink"/>
-            </w:rPr>
-            <w:t xml:space="preserve"> part of th</w:t>
-          </w:r>
-        </w:hyperlink>
-      </w:r>
-      <w:r>
-        <w:rPr>
-          <w:rFonts w:ascii="Charis SIL Regular" w:hAnsi="Charis SIL Regular" w:eastAsia="Charis SIL Regular"/>
-          <w:b w:val="0"/>
-          <w:i w:val="0"/>
-          <w:color w:val="000000"/>
-          <w:sz w:val="24"/>
-        </w:rPr>
-        <w:t xml:space="preserve">e Rijksmuseum archive, </w:t>
-      </w:r>
-      <w:r>
-        <w:rPr>
-          <w:u w:val="single" w:color="0000ff"/>
-          <w:rFonts w:ascii="Charis SIL Regular" w:hAnsi="Charis SIL Regular" w:eastAsia="Charis SIL Regular"/>
-          <w:b w:val="0"/>
-          <w:i w:val="0"/>
-          <w:color w:val="000000"/>
-          <w:sz w:val="24"/>
-        </w:rPr>
-        <w:hyperlink r:id="rId13" w:history="1">
-          <w:r>
-            <w:rPr>
-              <w:rStyle w:val="Hyperlink"/>
-            </w:rPr>
-            <w:t>is managed by t</w:t>
-          </w:r>
-        </w:hyperlink>
-      </w:r>
-      <w:r>
-        <w:rPr>
-          <w:rFonts w:ascii="Charis SIL Regular" w:hAnsi="Charis SIL Regular" w:eastAsia="Charis SIL Regular"/>
-          <w:b w:val="0"/>
-          <w:i w:val="0"/>
-          <w:color w:val="000000"/>
-          <w:sz w:val="24"/>
-        </w:rPr>
-        <w:t xml:space="preserve">he </w:t>
+        <w:t xml:space="preserve">. The archive of the KKZ, which is part of the Rijksmuseum archive, is managed by the </w:t>
       </w:r>
       <w:r>
         <w:rPr>
@@ -3228,7 +3042,7 @@
             <w:rPr>
               <w:rStyle w:val="Hyperlink"/>
             </w:rPr>
-            <w:t>filters</w:t>
+            <w:t>filter</w:t>
           </w:r>
         </w:hyperlink>
       </w:r>
@@ -3245,9 +3059,19 @@
             <w:rPr>
               <w:rStyle w:val="Hyperlink"/>
             </w:rPr>
-            <w:t>%</w:t>
+            <w:t>s</w:t>
           </w:r>
         </w:hyperlink>
+      </w:r>
+      <w:r>
+        <w:rPr>
+          <w:rFonts w:ascii="Charis SIL Regular" w:hAnsi="Charis SIL Regular" w:eastAsia="Charis SIL Regular"/>
+          <w:b w:val="0"/>
+          <w:i w:val="0"/>
+          <w:color w:val="0000FF"/>
+          <w:sz w:val="24"/>
+        </w:rPr>
+        <w:t>%</w:t>
       </w:r>
       <w:r>
         <w:rPr>
@@ -3262,7 +3086,51 @@
             <w:rPr>
               <w:rStyle w:val="Hyperlink"/>
             </w:rPr>
-            <w:t>5B0%5D%5Bfield%5D=informa</w:t>
+            <w:t>5B0%5D%5Bfield%5D=inform</w:t>
+          </w:r>
+        </w:hyperlink>
+      </w:r>
+      <w:r>
+        <w:rPr>
+          <w:rFonts w:ascii="Charis SIL Regular" w:hAnsi="Charis SIL Regular" w:eastAsia="Charis SIL Regular"/>
+          <w:b w:val="0"/>
+          <w:i w:val="0"/>
+          <w:color w:val="0000FF"/>
+          <w:sz w:val="24"/>
+        </w:rPr>
+        <w:hyperlink r:id="rId16" w:history="1">
+          <w:r>
+            <w:rPr>
+              <w:rStyle w:val="Hyperlink"/>
+            </w:rPr>
+            <w:t>a</w:t>
+          </w:r>
+        </w:hyperlink>
+      </w:r>
+      <w:r>
+        <w:rPr>
+          <w:rFonts w:ascii="Charis SIL Regular" w:hAnsi="Charis SIL Regular" w:eastAsia="Charis SIL Regular"/>
+          <w:b w:val="0"/>
+          <w:i w:val="0"/>
+          <w:color w:val="0000FF"/>
+          <w:sz w:val="24"/>
+        </w:rPr>
+        <w:t>t</w:t>
+      </w:r>
+      <w:r>
+        <w:rPr>
+          <w:rFonts w:ascii="Charis SIL Regular" w:hAnsi="Charis SIL Regular" w:eastAsia="Charis SIL Regular"/>
+          <w:b w:val="0"/>
+          <w:i w:val="0"/>
+          <w:color w:val="0000FF"/>
+          <w:sz w:val="24"/>
+        </w:rPr>
+        <w:hyperlink r:id="rId16" w:history="1">
+          <w:r>
+            <w:rPr>
+              <w:rStyle w:val="Hyperlink"/>
+            </w:rPr>
+            <w:t>ion_type&amp;fil</w:t>
           </w:r>
         </w:hyperlink>
       </w:r>
@@ -3296,36 +3164,9 @@
             <w:rPr>
               <w:rStyle w:val="Hyperlink"/>
             </w:rPr>
-            <w:t>ion_type&amp;filt</w:t>
+            <w:t>ers%5B0%5D%5Bvalues%5D%5B0</w:t>
           </w:r>
         </w:hyperlink>
-      </w:r>
-      <w:r>
-        <w:rPr>
-          <w:rFonts w:ascii="Charis SIL Regular" w:hAnsi="Charis SIL Regular" w:eastAsia="Charis SIL Regular"/>
-          <w:b w:val="0"/>
-          <w:i w:val="0"/>
-          <w:color w:val="0000FF"/>
-          <w:sz w:val="24"/>
-        </w:rPr>
-        <w:hyperlink r:id="rId16" w:history="1">
-          <w:r>
-            <w:rPr>
-              <w:rStyle w:val="Hyperlink"/>
-            </w:rPr>
-            <w:t>ers%5B0%5D%5Bvalues%5D%</w:t>
-          </w:r>
-        </w:hyperlink>
-      </w:r>
-      <w:r>
-        <w:rPr>
-          <w:rFonts w:ascii="Charis SIL Regular" w:hAnsi="Charis SIL Regular" w:eastAsia="Charis SIL Regular"/>
-          <w:b w:val="0"/>
-          <w:i w:val="0"/>
-          <w:color w:val="0000FF"/>
-          <w:sz w:val="24"/>
-        </w:rPr>
-        <w:t>5B0</w:t>
       </w:r>
     </w:p>
     <w:p>
@@ -3790,7 +3631,7 @@
             <w:rPr>
               <w:rStyle w:val="Hyperlink"/>
             </w:rPr>
-            <w:t>filters</w:t>
+            <w:t>filter</w:t>
           </w:r>
         </w:hyperlink>
       </w:r>
@@ -3807,9 +3648,19 @@
             <w:rPr>
               <w:rStyle w:val="Hyperlink"/>
             </w:rPr>
-            <w:t>%</w:t>
+            <w:t>s</w:t>
           </w:r>
         </w:hyperlink>
+      </w:r>
+      <w:r>
+        <w:rPr>
+          <w:rFonts w:ascii="Charis SIL Regular" w:hAnsi="Charis SIL Regular" w:eastAsia="Charis SIL Regular"/>
+          <w:b w:val="0"/>
+          <w:i w:val="0"/>
+          <w:color w:val="0000FF"/>
+          <w:sz w:val="24"/>
+        </w:rPr>
+        <w:t>%</w:t>
       </w:r>
       <w:r>
         <w:rPr>
@@ -3824,7 +3675,51 @@
             <w:rPr>
               <w:rStyle w:val="Hyperlink"/>
             </w:rPr>
-            <w:t>5B0%5D%5Bfield%5D=informa</w:t>
+            <w:t>5B0%5D%5Bfield%5D=inform</w:t>
+          </w:r>
+        </w:hyperlink>
+      </w:r>
+      <w:r>
+        <w:rPr>
+          <w:rFonts w:ascii="Charis SIL Regular" w:hAnsi="Charis SIL Regular" w:eastAsia="Charis SIL Regular"/>
+          <w:b w:val="0"/>
+          <w:i w:val="0"/>
+          <w:color w:val="0000FF"/>
+          <w:sz w:val="24"/>
+        </w:rPr>
+        <w:hyperlink r:id="rId16" w:history="1">
+          <w:r>
+            <w:rPr>
+              <w:rStyle w:val="Hyperlink"/>
+            </w:rPr>
+            <w:t>a</w:t>
+          </w:r>
+        </w:hyperlink>
+      </w:r>
+      <w:r>
+        <w:rPr>
+          <w:rFonts w:ascii="Charis SIL Regular" w:hAnsi="Charis SIL Regular" w:eastAsia="Charis SIL Regular"/>
+          <w:b w:val="0"/>
+          <w:i w:val="0"/>
+          <w:color w:val="0000FF"/>
+          <w:sz w:val="24"/>
+        </w:rPr>
+        <w:t>t</w:t>
+      </w:r>
+      <w:r>
+        <w:rPr>
+          <w:rFonts w:ascii="Charis SIL Regular" w:hAnsi="Charis SIL Regular" w:eastAsia="Charis SIL Regular"/>
+          <w:b w:val="0"/>
+          <w:i w:val="0"/>
+          <w:color w:val="0000FF"/>
+          <w:sz w:val="24"/>
+        </w:rPr>
+        <w:hyperlink r:id="rId16" w:history="1">
+          <w:r>
+            <w:rPr>
+              <w:rStyle w:val="Hyperlink"/>
+            </w:rPr>
+            <w:t>ion_type&amp;fil</w:t>
           </w:r>
         </w:hyperlink>
       </w:r>
@@ -3858,36 +3753,9 @@
             <w:rPr>
               <w:rStyle w:val="Hyperlink"/>
             </w:rPr>
-            <w:t>ion_type&amp;filt</w:t>
+            <w:t>ers%5B0%5D%5Bvalues%5D%5B0</w:t>
           </w:r>
         </w:hyperlink>
-      </w:r>
-      <w:r>
-        <w:rPr>
-          <w:rFonts w:ascii="Charis SIL Regular" w:hAnsi="Charis SIL Regular" w:eastAsia="Charis SIL Regular"/>
-          <w:b w:val="0"/>
-          <w:i w:val="0"/>
-          <w:color w:val="0000FF"/>
-          <w:sz w:val="24"/>
-        </w:rPr>
-        <w:hyperlink r:id="rId16" w:history="1">
-          <w:r>
-            <w:rPr>
-              <w:rStyle w:val="Hyperlink"/>
-            </w:rPr>
-            <w:t>ers%5B0%5D%5Bvalues%5D%</w:t>
-          </w:r>
-        </w:hyperlink>
-      </w:r>
-      <w:r>
-        <w:rPr>
-          <w:rFonts w:ascii="Charis SIL Regular" w:hAnsi="Charis SIL Regular" w:eastAsia="Charis SIL Regular"/>
-          <w:b w:val="0"/>
-          <w:i w:val="0"/>
-          <w:color w:val="0000FF"/>
-          <w:sz w:val="24"/>
-        </w:rPr>
-        <w:t>5B0</w:t>
       </w:r>
     </w:p>
     <w:p>

--- a/EXPORTS/DOCX/published/niveau3/English/RMO.docx
+++ b/EXPORTS/DOCX/published/niveau3/English/RMO.docx
@@ -408,25 +408,7 @@
           <w:color w:val="000000"/>
           <w:sz w:val="24"/>
         </w:rPr>
-        <w:hyperlink r:id="rId10" w:history="1">
-          <w:r>
-            <w:rPr>
-              <w:rStyle w:val="Hyperlink"/>
-            </w:rPr>
-            <w:t>o beco</w:t>
-          </w:r>
-        </w:hyperlink>
-      </w:r>
-      <w:r>
-        <w:rPr>
-          <w:u w:val="single" w:color="0000ff"/>
-          <w:rFonts w:ascii="Charis SIL Regular" w:hAnsi="Charis SIL Regular" w:eastAsia="Charis SIL Regular"/>
-          <w:b w:val="0"/>
-          <w:i w:val="0"/>
-          <w:color w:val="000000"/>
-          <w:sz w:val="24"/>
-        </w:rPr>
-        <w:t>m</w:t>
+        <w:t>o becom</w:t>
       </w:r>
       <w:r>
         <w:rPr>
@@ -677,7 +659,7 @@
           <w:color w:val="000000"/>
           <w:sz w:val="24"/>
         </w:rPr>
-        <w:t>played an important role</w:t>
+        <w:t>played an important role in the professiona</w:t>
       </w:r>
       <w:r>
         <w:rPr>
@@ -688,24 +670,14 @@
           <w:color w:val="000000"/>
           <w:sz w:val="24"/>
         </w:rPr>
-        <w:hyperlink r:id="rId11" w:history="1">
+        <w:hyperlink r:id="rId12" w:history="1">
           <w:r>
             <w:rPr>
               <w:rStyle w:val="Hyperlink"/>
             </w:rPr>
-            <w:t xml:space="preserve"> in the pr</w:t>
+            <w:t>lisatio</w:t>
           </w:r>
         </w:hyperlink>
-      </w:r>
-      <w:r>
-        <w:rPr>
-          <w:rFonts w:ascii="Charis SIL Regular" w:hAnsi="Charis SIL Regular" w:eastAsia="Charis SIL Regular"/>
-          <w:b w:val="0"/>
-          <w:i w:val="0"/>
-          <w:color w:val="000000"/>
-          <w:sz w:val="24"/>
-        </w:rPr>
-        <w:t>ofessiona</w:t>
       </w:r>
       <w:r>
         <w:rPr>
@@ -716,7 +688,43 @@
           <w:color w:val="000000"/>
           <w:sz w:val="24"/>
         </w:rPr>
-        <w:t>lisation of museu</w:t>
+        <w:hyperlink r:id="rId12" w:history="1">
+          <w:r>
+            <w:rPr>
+              <w:rStyle w:val="Hyperlink"/>
+            </w:rPr>
+            <w:t>n of mu</w:t>
+          </w:r>
+        </w:hyperlink>
+      </w:r>
+      <w:r>
+        <w:rPr>
+          <w:u w:val="single" w:color="0000ff"/>
+          <w:rFonts w:ascii="Charis SIL Regular" w:hAnsi="Charis SIL Regular" w:eastAsia="Charis SIL Regular"/>
+          <w:b w:val="0"/>
+          <w:i w:val="0"/>
+          <w:color w:val="000000"/>
+          <w:sz w:val="24"/>
+        </w:rPr>
+        <w:hyperlink r:id="rId12" w:history="1">
+          <w:r>
+            <w:rPr>
+              <w:rStyle w:val="Hyperlink"/>
+            </w:rPr>
+            <w:t>s</w:t>
+          </w:r>
+        </w:hyperlink>
+      </w:r>
+      <w:r>
+        <w:rPr>
+          <w:u w:val="single" w:color="0000ff"/>
+          <w:rFonts w:ascii="Charis SIL Regular" w:hAnsi="Charis SIL Regular" w:eastAsia="Charis SIL Regular"/>
+          <w:b w:val="0"/>
+          <w:i w:val="0"/>
+          <w:color w:val="000000"/>
+          <w:sz w:val="24"/>
+        </w:rPr>
+        <w:t>eu</w:t>
       </w:r>
       <w:r>
         <w:rPr>
@@ -1032,14 +1040,7 @@
           <w:color w:val="000000"/>
           <w:sz w:val="24"/>
         </w:rPr>
-        <w:hyperlink r:id="rId13" w:history="1">
-          <w:r>
-            <w:rPr>
-              <w:rStyle w:val="Hyperlink"/>
-            </w:rPr>
-            <w:t>e Sin</w:t>
-          </w:r>
-        </w:hyperlink>
+        <w:t>e Sin</w:t>
       </w:r>
       <w:r>
         <w:rPr>
@@ -1050,7 +1051,14 @@
           <w:color w:val="000000"/>
           <w:sz w:val="24"/>
         </w:rPr>
-        <w:t>ghasari statues o</w:t>
+        <w:hyperlink r:id="rId13" w:history="1">
+          <w:r>
+            <w:rPr>
+              <w:rStyle w:val="Hyperlink"/>
+            </w:rPr>
+            <w:t>ghasari statues o</w:t>
+          </w:r>
+        </w:hyperlink>
       </w:r>
       <w:r>
         <w:rPr>
@@ -1375,16 +1383,18 @@
       </w:r>
       <w:r>
         <w:rPr>
+          <w:u w:val="single" w:color="0000ff"/>
           <w:rFonts w:ascii="Charis SIL Regular" w:hAnsi="Charis SIL Regular" w:eastAsia="Charis SIL Regular"/>
           <w:b w:val="0"/>
           <w:i w:val="0"/>
           <w:color w:val="000000"/>
           <w:sz w:val="24"/>
         </w:rPr>
-        <w:t xml:space="preserve"> collection. </w:t>
+        <w:t xml:space="preserve"> </w:t>
       </w:r>
       <w:r>
         <w:rPr>
+          <w:u w:val="single" w:color="0000ff"/>
           <w:rFonts w:ascii="Charis SIL Regular" w:hAnsi="Charis SIL Regular" w:eastAsia="Charis SIL Regular"/>
           <w:b w:val="0"/>
           <w:i w:val="0"/>
@@ -1396,9 +1406,37 @@
             <w:rPr>
               <w:rStyle w:val="Hyperlink"/>
             </w:rPr>
-            <w:t xml:space="preserve">The </w:t>
+            <w:t>collectio</w:t>
           </w:r>
         </w:hyperlink>
+      </w:r>
+      <w:r>
+        <w:rPr>
+          <w:u w:val="single" w:color="0000ff"/>
+          <w:rFonts w:ascii="Charis SIL Regular" w:hAnsi="Charis SIL Regular" w:eastAsia="Charis SIL Regular"/>
+          <w:b w:val="0"/>
+          <w:i w:val="0"/>
+          <w:color w:val="000000"/>
+          <w:sz w:val="24"/>
+        </w:rPr>
+        <w:hyperlink r:id="rId9" w:history="1">
+          <w:r>
+            <w:rPr>
+              <w:rStyle w:val="Hyperlink"/>
+            </w:rPr>
+            <w:t xml:space="preserve">n. </w:t>
+          </w:r>
+        </w:hyperlink>
+      </w:r>
+      <w:r>
+        <w:rPr>
+          <w:rFonts w:ascii="Charis SIL Regular" w:hAnsi="Charis SIL Regular" w:eastAsia="Charis SIL Regular"/>
+          <w:b w:val="0"/>
+          <w:i w:val="0"/>
+          <w:color w:val="000000"/>
+          <w:sz w:val="24"/>
+        </w:rPr>
+        <w:t xml:space="preserve">The </w:t>
       </w:r>
       <w:r>
         <w:rPr>
@@ -1793,7 +1831,146 @@
           <w:color w:val="000000"/>
           <w:sz w:val="24"/>
         </w:rPr>
-        <w:t xml:space="preserve">. The archive of the KKZ, which is part of the Rijksmuseum archive, is managed by the </w:t>
+        <w:t xml:space="preserve">. The archive of </w:t>
+      </w:r>
+      <w:r>
+        <w:rPr>
+          <w:u w:val="single" w:color="0000ff"/>
+          <w:rFonts w:ascii="Charis SIL Regular" w:hAnsi="Charis SIL Regular" w:eastAsia="Charis SIL Regular"/>
+          <w:b w:val="0"/>
+          <w:i w:val="0"/>
+          <w:color w:val="000000"/>
+          <w:sz w:val="24"/>
+        </w:rPr>
+        <w:hyperlink r:id="rId12" w:history="1">
+          <w:r>
+            <w:rPr>
+              <w:rStyle w:val="Hyperlink"/>
+            </w:rPr>
+            <w:t>the K</w:t>
+          </w:r>
+        </w:hyperlink>
+      </w:r>
+      <w:r>
+        <w:rPr>
+          <w:u w:val="single" w:color="0000ff"/>
+          <w:rFonts w:ascii="Charis SIL Regular" w:hAnsi="Charis SIL Regular" w:eastAsia="Charis SIL Regular"/>
+          <w:b w:val="0"/>
+          <w:i w:val="0"/>
+          <w:color w:val="000000"/>
+          <w:sz w:val="24"/>
+        </w:rPr>
+        <w:t>K</w:t>
+      </w:r>
+      <w:r>
+        <w:rPr>
+          <w:u w:val="single" w:color="0000ff"/>
+          <w:rFonts w:ascii="Charis SIL Regular" w:hAnsi="Charis SIL Regular" w:eastAsia="Charis SIL Regular"/>
+          <w:b w:val="0"/>
+          <w:i w:val="0"/>
+          <w:color w:val="000000"/>
+          <w:sz w:val="24"/>
+        </w:rPr>
+        <w:hyperlink r:id="rId12" w:history="1">
+          <w:r>
+            <w:rPr>
+              <w:rStyle w:val="Hyperlink"/>
+            </w:rPr>
+            <w:t>Z, whic</w:t>
+          </w:r>
+        </w:hyperlink>
+      </w:r>
+      <w:r>
+        <w:rPr>
+          <w:u w:val="single" w:color="0000ff"/>
+          <w:rFonts w:ascii="Charis SIL Regular" w:hAnsi="Charis SIL Regular" w:eastAsia="Charis SIL Regular"/>
+          <w:b w:val="0"/>
+          <w:i w:val="0"/>
+          <w:color w:val="000000"/>
+          <w:sz w:val="24"/>
+        </w:rPr>
+        <w:hyperlink r:id="rId12" w:history="1">
+          <w:r>
+            <w:rPr>
+              <w:rStyle w:val="Hyperlink"/>
+            </w:rPr>
+            <w:t>h i</w:t>
+          </w:r>
+        </w:hyperlink>
+      </w:r>
+      <w:r>
+        <w:rPr>
+          <w:u w:val="single" w:color="0000ff"/>
+          <w:rFonts w:ascii="Charis SIL Regular" w:hAnsi="Charis SIL Regular" w:eastAsia="Charis SIL Regular"/>
+          <w:b w:val="0"/>
+          <w:i w:val="0"/>
+          <w:color w:val="000000"/>
+          <w:sz w:val="24"/>
+        </w:rPr>
+        <w:hyperlink r:id="rId12" w:history="1">
+          <w:r>
+            <w:rPr>
+              <w:rStyle w:val="Hyperlink"/>
+            </w:rPr>
+            <w:t>s</w:t>
+          </w:r>
+        </w:hyperlink>
+      </w:r>
+      <w:r>
+        <w:rPr>
+          <w:u w:val="single" w:color="0000ff"/>
+          <w:rFonts w:ascii="Charis SIL Regular" w:hAnsi="Charis SIL Regular" w:eastAsia="Charis SIL Regular"/>
+          <w:b w:val="0"/>
+          <w:i w:val="0"/>
+          <w:color w:val="000000"/>
+          <w:sz w:val="24"/>
+        </w:rPr>
+        <w:hyperlink r:id="rId12" w:history="1">
+          <w:r>
+            <w:rPr>
+              <w:rStyle w:val="Hyperlink"/>
+            </w:rPr>
+            <w:t xml:space="preserve"> part of th</w:t>
+          </w:r>
+        </w:hyperlink>
+      </w:r>
+      <w:r>
+        <w:rPr>
+          <w:rFonts w:ascii="Charis SIL Regular" w:hAnsi="Charis SIL Regular" w:eastAsia="Charis SIL Regular"/>
+          <w:b w:val="0"/>
+          <w:i w:val="0"/>
+          <w:color w:val="000000"/>
+          <w:sz w:val="24"/>
+        </w:rPr>
+        <w:t xml:space="preserve">e Rijksmuseum archive, </w:t>
+      </w:r>
+      <w:r>
+        <w:rPr>
+          <w:u w:val="single" w:color="0000ff"/>
+          <w:rFonts w:ascii="Charis SIL Regular" w:hAnsi="Charis SIL Regular" w:eastAsia="Charis SIL Regular"/>
+          <w:b w:val="0"/>
+          <w:i w:val="0"/>
+          <w:color w:val="000000"/>
+          <w:sz w:val="24"/>
+        </w:rPr>
+        <w:hyperlink r:id="rId13" w:history="1">
+          <w:r>
+            <w:rPr>
+              <w:rStyle w:val="Hyperlink"/>
+            </w:rPr>
+            <w:t>is managed by t</w:t>
+          </w:r>
+        </w:hyperlink>
+      </w:r>
+      <w:r>
+        <w:rPr>
+          <w:rFonts w:ascii="Charis SIL Regular" w:hAnsi="Charis SIL Regular" w:eastAsia="Charis SIL Regular"/>
+          <w:b w:val="0"/>
+          <w:i w:val="0"/>
+          <w:color w:val="000000"/>
+          <w:sz w:val="24"/>
+        </w:rPr>
+        <w:t xml:space="preserve">he </w:t>
       </w:r>
       <w:r>
         <w:rPr>
@@ -3042,7 +3219,7 @@
             <w:rPr>
               <w:rStyle w:val="Hyperlink"/>
             </w:rPr>
-            <w:t>filter</w:t>
+            <w:t>filters</w:t>
           </w:r>
         </w:hyperlink>
       </w:r>
@@ -3059,19 +3236,9 @@
             <w:rPr>
               <w:rStyle w:val="Hyperlink"/>
             </w:rPr>
-            <w:t>s</w:t>
+            <w:t>%</w:t>
           </w:r>
         </w:hyperlink>
-      </w:r>
-      <w:r>
-        <w:rPr>
-          <w:rFonts w:ascii="Charis SIL Regular" w:hAnsi="Charis SIL Regular" w:eastAsia="Charis SIL Regular"/>
-          <w:b w:val="0"/>
-          <w:i w:val="0"/>
-          <w:color w:val="0000FF"/>
-          <w:sz w:val="24"/>
-        </w:rPr>
-        <w:t>%</w:t>
       </w:r>
       <w:r>
         <w:rPr>
@@ -3086,51 +3253,7 @@
             <w:rPr>
               <w:rStyle w:val="Hyperlink"/>
             </w:rPr>
-            <w:t>5B0%5D%5Bfield%5D=inform</w:t>
-          </w:r>
-        </w:hyperlink>
-      </w:r>
-      <w:r>
-        <w:rPr>
-          <w:rFonts w:ascii="Charis SIL Regular" w:hAnsi="Charis SIL Regular" w:eastAsia="Charis SIL Regular"/>
-          <w:b w:val="0"/>
-          <w:i w:val="0"/>
-          <w:color w:val="0000FF"/>
-          <w:sz w:val="24"/>
-        </w:rPr>
-        <w:hyperlink r:id="rId16" w:history="1">
-          <w:r>
-            <w:rPr>
-              <w:rStyle w:val="Hyperlink"/>
-            </w:rPr>
-            <w:t>a</w:t>
-          </w:r>
-        </w:hyperlink>
-      </w:r>
-      <w:r>
-        <w:rPr>
-          <w:rFonts w:ascii="Charis SIL Regular" w:hAnsi="Charis SIL Regular" w:eastAsia="Charis SIL Regular"/>
-          <w:b w:val="0"/>
-          <w:i w:val="0"/>
-          <w:color w:val="0000FF"/>
-          <w:sz w:val="24"/>
-        </w:rPr>
-        <w:t>t</w:t>
-      </w:r>
-      <w:r>
-        <w:rPr>
-          <w:rFonts w:ascii="Charis SIL Regular" w:hAnsi="Charis SIL Regular" w:eastAsia="Charis SIL Regular"/>
-          <w:b w:val="0"/>
-          <w:i w:val="0"/>
-          <w:color w:val="0000FF"/>
-          <w:sz w:val="24"/>
-        </w:rPr>
-        <w:hyperlink r:id="rId16" w:history="1">
-          <w:r>
-            <w:rPr>
-              <w:rStyle w:val="Hyperlink"/>
-            </w:rPr>
-            <w:t>ion_type&amp;fil</w:t>
+            <w:t>5B0%5D%5Bfield%5D=informa</w:t>
           </w:r>
         </w:hyperlink>
       </w:r>
@@ -3164,9 +3287,36 @@
             <w:rPr>
               <w:rStyle w:val="Hyperlink"/>
             </w:rPr>
-            <w:t>ers%5B0%5D%5Bvalues%5D%5B0</w:t>
+            <w:t>ion_type&amp;filt</w:t>
           </w:r>
         </w:hyperlink>
+      </w:r>
+      <w:r>
+        <w:rPr>
+          <w:rFonts w:ascii="Charis SIL Regular" w:hAnsi="Charis SIL Regular" w:eastAsia="Charis SIL Regular"/>
+          <w:b w:val="0"/>
+          <w:i w:val="0"/>
+          <w:color w:val="0000FF"/>
+          <w:sz w:val="24"/>
+        </w:rPr>
+        <w:hyperlink r:id="rId16" w:history="1">
+          <w:r>
+            <w:rPr>
+              <w:rStyle w:val="Hyperlink"/>
+            </w:rPr>
+            <w:t>ers%5B0%5D%5Bvalues%5D%</w:t>
+          </w:r>
+        </w:hyperlink>
+      </w:r>
+      <w:r>
+        <w:rPr>
+          <w:rFonts w:ascii="Charis SIL Regular" w:hAnsi="Charis SIL Regular" w:eastAsia="Charis SIL Regular"/>
+          <w:b w:val="0"/>
+          <w:i w:val="0"/>
+          <w:color w:val="0000FF"/>
+          <w:sz w:val="24"/>
+        </w:rPr>
+        <w:t>5B0</w:t>
       </w:r>
     </w:p>
     <w:p>
@@ -3631,7 +3781,7 @@
             <w:rPr>
               <w:rStyle w:val="Hyperlink"/>
             </w:rPr>
-            <w:t>filter</w:t>
+            <w:t>filters</w:t>
           </w:r>
         </w:hyperlink>
       </w:r>
@@ -3648,19 +3798,9 @@
             <w:rPr>
               <w:rStyle w:val="Hyperlink"/>
             </w:rPr>
-            <w:t>s</w:t>
+            <w:t>%</w:t>
           </w:r>
         </w:hyperlink>
-      </w:r>
-      <w:r>
-        <w:rPr>
-          <w:rFonts w:ascii="Charis SIL Regular" w:hAnsi="Charis SIL Regular" w:eastAsia="Charis SIL Regular"/>
-          <w:b w:val="0"/>
-          <w:i w:val="0"/>
-          <w:color w:val="0000FF"/>
-          <w:sz w:val="24"/>
-        </w:rPr>
-        <w:t>%</w:t>
       </w:r>
       <w:r>
         <w:rPr>
@@ -3675,51 +3815,7 @@
             <w:rPr>
               <w:rStyle w:val="Hyperlink"/>
             </w:rPr>
-            <w:t>5B0%5D%5Bfield%5D=inform</w:t>
-          </w:r>
-        </w:hyperlink>
-      </w:r>
-      <w:r>
-        <w:rPr>
-          <w:rFonts w:ascii="Charis SIL Regular" w:hAnsi="Charis SIL Regular" w:eastAsia="Charis SIL Regular"/>
-          <w:b w:val="0"/>
-          <w:i w:val="0"/>
-          <w:color w:val="0000FF"/>
-          <w:sz w:val="24"/>
-        </w:rPr>
-        <w:hyperlink r:id="rId16" w:history="1">
-          <w:r>
-            <w:rPr>
-              <w:rStyle w:val="Hyperlink"/>
-            </w:rPr>
-            <w:t>a</w:t>
-          </w:r>
-        </w:hyperlink>
-      </w:r>
-      <w:r>
-        <w:rPr>
-          <w:rFonts w:ascii="Charis SIL Regular" w:hAnsi="Charis SIL Regular" w:eastAsia="Charis SIL Regular"/>
-          <w:b w:val="0"/>
-          <w:i w:val="0"/>
-          <w:color w:val="0000FF"/>
-          <w:sz w:val="24"/>
-        </w:rPr>
-        <w:t>t</w:t>
-      </w:r>
-      <w:r>
-        <w:rPr>
-          <w:rFonts w:ascii="Charis SIL Regular" w:hAnsi="Charis SIL Regular" w:eastAsia="Charis SIL Regular"/>
-          <w:b w:val="0"/>
-          <w:i w:val="0"/>
-          <w:color w:val="0000FF"/>
-          <w:sz w:val="24"/>
-        </w:rPr>
-        <w:hyperlink r:id="rId16" w:history="1">
-          <w:r>
-            <w:rPr>
-              <w:rStyle w:val="Hyperlink"/>
-            </w:rPr>
-            <w:t>ion_type&amp;fil</w:t>
+            <w:t>5B0%5D%5Bfield%5D=informa</w:t>
           </w:r>
         </w:hyperlink>
       </w:r>
@@ -3753,9 +3849,36 @@
             <w:rPr>
               <w:rStyle w:val="Hyperlink"/>
             </w:rPr>
-            <w:t>ers%5B0%5D%5Bvalues%5D%5B0</w:t>
+            <w:t>ion_type&amp;filt</w:t>
           </w:r>
         </w:hyperlink>
+      </w:r>
+      <w:r>
+        <w:rPr>
+          <w:rFonts w:ascii="Charis SIL Regular" w:hAnsi="Charis SIL Regular" w:eastAsia="Charis SIL Regular"/>
+          <w:b w:val="0"/>
+          <w:i w:val="0"/>
+          <w:color w:val="0000FF"/>
+          <w:sz w:val="24"/>
+        </w:rPr>
+        <w:hyperlink r:id="rId16" w:history="1">
+          <w:r>
+            <w:rPr>
+              <w:rStyle w:val="Hyperlink"/>
+            </w:rPr>
+            <w:t>ers%5B0%5D%5Bvalues%5D%</w:t>
+          </w:r>
+        </w:hyperlink>
+      </w:r>
+      <w:r>
+        <w:rPr>
+          <w:rFonts w:ascii="Charis SIL Regular" w:hAnsi="Charis SIL Regular" w:eastAsia="Charis SIL Regular"/>
+          <w:b w:val="0"/>
+          <w:i w:val="0"/>
+          <w:color w:val="0000FF"/>
+          <w:sz w:val="24"/>
+        </w:rPr>
+        <w:t>5B0</w:t>
       </w:r>
     </w:p>
     <w:p>

--- a/EXPORTS/DOCX/published/niveau3/English/RMO.docx
+++ b/EXPORTS/DOCX/published/niveau3/English/RMO.docx
@@ -408,7 +408,25 @@
           <w:color w:val="000000"/>
           <w:sz w:val="24"/>
         </w:rPr>
-        <w:t>o becom</w:t>
+        <w:hyperlink r:id="rId10" w:history="1">
+          <w:r>
+            <w:rPr>
+              <w:rStyle w:val="Hyperlink"/>
+            </w:rPr>
+            <w:t>o beco</w:t>
+          </w:r>
+        </w:hyperlink>
+      </w:r>
+      <w:r>
+        <w:rPr>
+          <w:u w:val="single" w:color="0000ff"/>
+          <w:rFonts w:ascii="Charis SIL Regular" w:hAnsi="Charis SIL Regular" w:eastAsia="Charis SIL Regular"/>
+          <w:b w:val="0"/>
+          <w:i w:val="0"/>
+          <w:color w:val="000000"/>
+          <w:sz w:val="24"/>
+        </w:rPr>
+        <w:t>m</w:t>
       </w:r>
       <w:r>
         <w:rPr>
@@ -659,7 +677,35 @@
           <w:color w:val="000000"/>
           <w:sz w:val="24"/>
         </w:rPr>
-        <w:t>played an important role in the professiona</w:t>
+        <w:t>played an important role</w:t>
+      </w:r>
+      <w:r>
+        <w:rPr>
+          <w:u w:val="single" w:color="0000ff"/>
+          <w:rFonts w:ascii="Charis SIL Regular" w:hAnsi="Charis SIL Regular" w:eastAsia="Charis SIL Regular"/>
+          <w:b w:val="0"/>
+          <w:i w:val="0"/>
+          <w:color w:val="000000"/>
+          <w:sz w:val="24"/>
+        </w:rPr>
+        <w:hyperlink r:id="rId11" w:history="1">
+          <w:r>
+            <w:rPr>
+              <w:rStyle w:val="Hyperlink"/>
+            </w:rPr>
+            <w:t xml:space="preserve"> in the pr</w:t>
+          </w:r>
+        </w:hyperlink>
+      </w:r>
+      <w:r>
+        <w:rPr>
+          <w:rFonts w:ascii="Charis SIL Regular" w:hAnsi="Charis SIL Regular" w:eastAsia="Charis SIL Regular"/>
+          <w:b w:val="0"/>
+          <w:i w:val="0"/>
+          <w:color w:val="000000"/>
+          <w:sz w:val="24"/>
+        </w:rPr>
+        <w:t>ofessiona</w:t>
       </w:r>
       <w:r>
         <w:rPr>
@@ -724,7 +770,14 @@
           <w:color w:val="000000"/>
           <w:sz w:val="24"/>
         </w:rPr>
-        <w:t>eu</w:t>
+        <w:hyperlink r:id="rId12" w:history="1">
+          <w:r>
+            <w:rPr>
+              <w:rStyle w:val="Hyperlink"/>
+            </w:rPr>
+            <w:t>eu</w:t>
+          </w:r>
+        </w:hyperlink>
       </w:r>
       <w:r>
         <w:rPr>
@@ -1004,61 +1057,7 @@
           <w:color w:val="000000"/>
           <w:sz w:val="24"/>
         </w:rPr>
-        <w:hyperlink r:id="rId13" w:history="1">
-          <w:r>
-            <w:rPr>
-              <w:rStyle w:val="Hyperlink"/>
-            </w:rPr>
-            <w:t>t</w:t>
-          </w:r>
-        </w:hyperlink>
-      </w:r>
-      <w:r>
-        <w:rPr>
-          <w:u w:val="single" w:color="0000ff"/>
-          <w:rFonts w:ascii="Charis SIL Regular" w:hAnsi="Charis SIL Regular" w:eastAsia="Charis SIL Regular"/>
-          <w:b w:val="0"/>
-          <w:i w:val="0"/>
-          <w:color w:val="000000"/>
-          <w:sz w:val="24"/>
-        </w:rPr>
-        <w:hyperlink r:id="rId13" w:history="1">
-          <w:r>
-            <w:rPr>
-              <w:rStyle w:val="Hyperlink"/>
-            </w:rPr>
-            <w:t>h</w:t>
-          </w:r>
-        </w:hyperlink>
-      </w:r>
-      <w:r>
-        <w:rPr>
-          <w:u w:val="single" w:color="0000ff"/>
-          <w:rFonts w:ascii="Charis SIL Regular" w:hAnsi="Charis SIL Regular" w:eastAsia="Charis SIL Regular"/>
-          <w:b w:val="0"/>
-          <w:i w:val="0"/>
-          <w:color w:val="000000"/>
-          <w:sz w:val="24"/>
-        </w:rPr>
-        <w:t>e Sin</w:t>
-      </w:r>
-      <w:r>
-        <w:rPr>
-          <w:u w:val="single" w:color="0000ff"/>
-          <w:rFonts w:ascii="Charis SIL Regular" w:hAnsi="Charis SIL Regular" w:eastAsia="Charis SIL Regular"/>
-          <w:b w:val="0"/>
-          <w:i w:val="0"/>
-          <w:color w:val="000000"/>
-          <w:sz w:val="24"/>
-        </w:rPr>
-        <w:hyperlink r:id="rId13" w:history="1">
-          <w:r>
-            <w:rPr>
-              <w:rStyle w:val="Hyperlink"/>
-            </w:rPr>
-            <w:t>ghasari statues o</w:t>
-          </w:r>
-        </w:hyperlink>
+        <w:t>the Singhasari statues o</w:t>
       </w:r>
       <w:r>
         <w:rPr>
@@ -1412,7 +1411,16 @@
       </w:r>
       <w:r>
         <w:rPr>
-          <w:u w:val="single" w:color="0000ff"/>
+          <w:rFonts w:ascii="Charis SIL Regular" w:hAnsi="Charis SIL Regular" w:eastAsia="Charis SIL Regular"/>
+          <w:b w:val="0"/>
+          <w:i w:val="0"/>
+          <w:color w:val="000000"/>
+          <w:sz w:val="24"/>
+        </w:rPr>
+        <w:t xml:space="preserve">n. </w:t>
+      </w:r>
+      <w:r>
+        <w:rPr>
           <w:rFonts w:ascii="Charis SIL Regular" w:hAnsi="Charis SIL Regular" w:eastAsia="Charis SIL Regular"/>
           <w:b w:val="0"/>
           <w:i w:val="0"/>
@@ -1424,19 +1432,9 @@
             <w:rPr>
               <w:rStyle w:val="Hyperlink"/>
             </w:rPr>
-            <w:t xml:space="preserve">n. </w:t>
+            <w:t xml:space="preserve">The </w:t>
           </w:r>
         </w:hyperlink>
-      </w:r>
-      <w:r>
-        <w:rPr>
-          <w:rFonts w:ascii="Charis SIL Regular" w:hAnsi="Charis SIL Regular" w:eastAsia="Charis SIL Regular"/>
-          <w:b w:val="0"/>
-          <w:i w:val="0"/>
-          <w:color w:val="000000"/>
-          <w:sz w:val="24"/>
-        </w:rPr>
-        <w:t xml:space="preserve">The </w:t>
       </w:r>
       <w:r>
         <w:rPr>
@@ -1447,7 +1445,7 @@
           <w:sz w:val="24"/>
           <w:u w:val="single"/>
         </w:rPr>
-        <w:hyperlink r:id="rId14" w:history="1">
+        <w:hyperlink r:id="rId9" w:history="1">
           <w:r>
             <w:rPr>
               <w:rStyle w:val="Hyperlink"/>
@@ -1831,36 +1829,7 @@
           <w:color w:val="000000"/>
           <w:sz w:val="24"/>
         </w:rPr>
-        <w:t xml:space="preserve">. The archive of </w:t>
-      </w:r>
-      <w:r>
-        <w:rPr>
-          <w:u w:val="single" w:color="0000ff"/>
-          <w:rFonts w:ascii="Charis SIL Regular" w:hAnsi="Charis SIL Regular" w:eastAsia="Charis SIL Regular"/>
-          <w:b w:val="0"/>
-          <w:i w:val="0"/>
-          <w:color w:val="000000"/>
-          <w:sz w:val="24"/>
-        </w:rPr>
-        <w:hyperlink r:id="rId12" w:history="1">
-          <w:r>
-            <w:rPr>
-              <w:rStyle w:val="Hyperlink"/>
-            </w:rPr>
-            <w:t>the K</w:t>
-          </w:r>
-        </w:hyperlink>
-      </w:r>
-      <w:r>
-        <w:rPr>
-          <w:u w:val="single" w:color="0000ff"/>
-          <w:rFonts w:ascii="Charis SIL Regular" w:hAnsi="Charis SIL Regular" w:eastAsia="Charis SIL Regular"/>
-          <w:b w:val="0"/>
-          <w:i w:val="0"/>
-          <w:color w:val="000000"/>
-          <w:sz w:val="24"/>
-        </w:rPr>
-        <w:t>K</w:t>
+        <w:t>. The archive of the KK</w:t>
       </w:r>
       <w:r>
         <w:rPr>
@@ -3781,7 +3750,7 @@
             <w:rPr>
               <w:rStyle w:val="Hyperlink"/>
             </w:rPr>
-            <w:t>filters</w:t>
+            <w:t>filter</w:t>
           </w:r>
         </w:hyperlink>
       </w:r>
@@ -3798,9 +3767,19 @@
             <w:rPr>
               <w:rStyle w:val="Hyperlink"/>
             </w:rPr>
-            <w:t>%</w:t>
+            <w:t>s</w:t>
           </w:r>
         </w:hyperlink>
+      </w:r>
+      <w:r>
+        <w:rPr>
+          <w:rFonts w:ascii="Charis SIL Regular" w:hAnsi="Charis SIL Regular" w:eastAsia="Charis SIL Regular"/>
+          <w:b w:val="0"/>
+          <w:i w:val="0"/>
+          <w:color w:val="0000FF"/>
+          <w:sz w:val="24"/>
+        </w:rPr>
+        <w:t>%</w:t>
       </w:r>
       <w:r>
         <w:rPr>
@@ -3815,7 +3794,51 @@
             <w:rPr>
               <w:rStyle w:val="Hyperlink"/>
             </w:rPr>
-            <w:t>5B0%5D%5Bfield%5D=informa</w:t>
+            <w:t>5B0%5D%5Bfield%5D=inform</w:t>
+          </w:r>
+        </w:hyperlink>
+      </w:r>
+      <w:r>
+        <w:rPr>
+          <w:rFonts w:ascii="Charis SIL Regular" w:hAnsi="Charis SIL Regular" w:eastAsia="Charis SIL Regular"/>
+          <w:b w:val="0"/>
+          <w:i w:val="0"/>
+          <w:color w:val="0000FF"/>
+          <w:sz w:val="24"/>
+        </w:rPr>
+        <w:hyperlink r:id="rId16" w:history="1">
+          <w:r>
+            <w:rPr>
+              <w:rStyle w:val="Hyperlink"/>
+            </w:rPr>
+            <w:t>a</w:t>
+          </w:r>
+        </w:hyperlink>
+      </w:r>
+      <w:r>
+        <w:rPr>
+          <w:rFonts w:ascii="Charis SIL Regular" w:hAnsi="Charis SIL Regular" w:eastAsia="Charis SIL Regular"/>
+          <w:b w:val="0"/>
+          <w:i w:val="0"/>
+          <w:color w:val="0000FF"/>
+          <w:sz w:val="24"/>
+        </w:rPr>
+        <w:t>t</w:t>
+      </w:r>
+      <w:r>
+        <w:rPr>
+          <w:rFonts w:ascii="Charis SIL Regular" w:hAnsi="Charis SIL Regular" w:eastAsia="Charis SIL Regular"/>
+          <w:b w:val="0"/>
+          <w:i w:val="0"/>
+          <w:color w:val="0000FF"/>
+          <w:sz w:val="24"/>
+        </w:rPr>
+        <w:hyperlink r:id="rId16" w:history="1">
+          <w:r>
+            <w:rPr>
+              <w:rStyle w:val="Hyperlink"/>
+            </w:rPr>
+            <w:t>ion_type&amp;fil</w:t>
           </w:r>
         </w:hyperlink>
       </w:r>
@@ -3849,36 +3872,9 @@
             <w:rPr>
               <w:rStyle w:val="Hyperlink"/>
             </w:rPr>
-            <w:t>ion_type&amp;filt</w:t>
+            <w:t>ers%5B0%5D%5Bvalues%5D%5B0</w:t>
           </w:r>
         </w:hyperlink>
-      </w:r>
-      <w:r>
-        <w:rPr>
-          <w:rFonts w:ascii="Charis SIL Regular" w:hAnsi="Charis SIL Regular" w:eastAsia="Charis SIL Regular"/>
-          <w:b w:val="0"/>
-          <w:i w:val="0"/>
-          <w:color w:val="0000FF"/>
-          <w:sz w:val="24"/>
-        </w:rPr>
-        <w:hyperlink r:id="rId16" w:history="1">
-          <w:r>
-            <w:rPr>
-              <w:rStyle w:val="Hyperlink"/>
-            </w:rPr>
-            <w:t>ers%5B0%5D%5Bvalues%5D%</w:t>
-          </w:r>
-        </w:hyperlink>
-      </w:r>
-      <w:r>
-        <w:rPr>
-          <w:rFonts w:ascii="Charis SIL Regular" w:hAnsi="Charis SIL Regular" w:eastAsia="Charis SIL Regular"/>
-          <w:b w:val="0"/>
-          <w:i w:val="0"/>
-          <w:color w:val="0000FF"/>
-          <w:sz w:val="24"/>
-        </w:rPr>
-        <w:t>5B0</w:t>
       </w:r>
     </w:p>
     <w:p>

--- a/EXPORTS/DOCX/published/niveau3/English/RMO.docx
+++ b/EXPORTS/DOCX/published/niveau3/English/RMO.docx
@@ -1057,7 +1057,68 @@
           <w:color w:val="000000"/>
           <w:sz w:val="24"/>
         </w:rPr>
-        <w:t>the Singhasari statues o</w:t>
+        <w:hyperlink r:id="rId13" w:history="1">
+          <w:r>
+            <w:rPr>
+              <w:rStyle w:val="Hyperlink"/>
+            </w:rPr>
+            <w:t>t</w:t>
+          </w:r>
+        </w:hyperlink>
+      </w:r>
+      <w:r>
+        <w:rPr>
+          <w:u w:val="single" w:color="0000ff"/>
+          <w:rFonts w:ascii="Charis SIL Regular" w:hAnsi="Charis SIL Regular" w:eastAsia="Charis SIL Regular"/>
+          <w:b w:val="0"/>
+          <w:i w:val="0"/>
+          <w:color w:val="000000"/>
+          <w:sz w:val="24"/>
+        </w:rPr>
+        <w:hyperlink r:id="rId13" w:history="1">
+          <w:r>
+            <w:rPr>
+              <w:rStyle w:val="Hyperlink"/>
+            </w:rPr>
+            <w:t>h</w:t>
+          </w:r>
+        </w:hyperlink>
+      </w:r>
+      <w:r>
+        <w:rPr>
+          <w:u w:val="single" w:color="0000ff"/>
+          <w:rFonts w:ascii="Charis SIL Regular" w:hAnsi="Charis SIL Regular" w:eastAsia="Charis SIL Regular"/>
+          <w:b w:val="0"/>
+          <w:i w:val="0"/>
+          <w:color w:val="000000"/>
+          <w:sz w:val="24"/>
+        </w:rPr>
+        <w:hyperlink r:id="rId13" w:history="1">
+          <w:r>
+            <w:rPr>
+              <w:rStyle w:val="Hyperlink"/>
+            </w:rPr>
+            <w:t>e Sin</w:t>
+          </w:r>
+        </w:hyperlink>
+      </w:r>
+      <w:r>
+        <w:rPr>
+          <w:u w:val="single" w:color="0000ff"/>
+          <w:rFonts w:ascii="Charis SIL Regular" w:hAnsi="Charis SIL Regular" w:eastAsia="Charis SIL Regular"/>
+          <w:b w:val="0"/>
+          <w:i w:val="0"/>
+          <w:color w:val="000000"/>
+          <w:sz w:val="24"/>
+        </w:rPr>
+        <w:hyperlink r:id="rId13" w:history="1">
+          <w:r>
+            <w:rPr>
+              <w:rStyle w:val="Hyperlink"/>
+            </w:rPr>
+            <w:t>ghasari statues o</w:t>
+          </w:r>
+        </w:hyperlink>
       </w:r>
       <w:r>
         <w:rPr>
@@ -1411,30 +1472,14 @@
       </w:r>
       <w:r>
         <w:rPr>
+          <w:u w:val="single" w:color="0000ff"/>
           <w:rFonts w:ascii="Charis SIL Regular" w:hAnsi="Charis SIL Regular" w:eastAsia="Charis SIL Regular"/>
           <w:b w:val="0"/>
           <w:i w:val="0"/>
           <w:color w:val="000000"/>
           <w:sz w:val="24"/>
         </w:rPr>
-        <w:t xml:space="preserve">n. </w:t>
-      </w:r>
-      <w:r>
-        <w:rPr>
-          <w:rFonts w:ascii="Charis SIL Regular" w:hAnsi="Charis SIL Regular" w:eastAsia="Charis SIL Regular"/>
-          <w:b w:val="0"/>
-          <w:i w:val="0"/>
-          <w:color w:val="000000"/>
-          <w:sz w:val="24"/>
-        </w:rPr>
-        <w:hyperlink r:id="rId9" w:history="1">
-          <w:r>
-            <w:rPr>
-              <w:rStyle w:val="Hyperlink"/>
-            </w:rPr>
-            <w:t xml:space="preserve">The </w:t>
-          </w:r>
-        </w:hyperlink>
+        <w:t xml:space="preserve">n. The </w:t>
       </w:r>
       <w:r>
         <w:rPr>
@@ -1829,7 +1874,36 @@
           <w:color w:val="000000"/>
           <w:sz w:val="24"/>
         </w:rPr>
-        <w:t>. The archive of the KK</w:t>
+        <w:t xml:space="preserve">. The archive of </w:t>
+      </w:r>
+      <w:r>
+        <w:rPr>
+          <w:u w:val="single" w:color="0000ff"/>
+          <w:rFonts w:ascii="Charis SIL Regular" w:hAnsi="Charis SIL Regular" w:eastAsia="Charis SIL Regular"/>
+          <w:b w:val="0"/>
+          <w:i w:val="0"/>
+          <w:color w:val="000000"/>
+          <w:sz w:val="24"/>
+        </w:rPr>
+        <w:hyperlink r:id="rId12" w:history="1">
+          <w:r>
+            <w:rPr>
+              <w:rStyle w:val="Hyperlink"/>
+            </w:rPr>
+            <w:t>the K</w:t>
+          </w:r>
+        </w:hyperlink>
+      </w:r>
+      <w:r>
+        <w:rPr>
+          <w:u w:val="single" w:color="0000ff"/>
+          <w:rFonts w:ascii="Charis SIL Regular" w:hAnsi="Charis SIL Regular" w:eastAsia="Charis SIL Regular"/>
+          <w:b w:val="0"/>
+          <w:i w:val="0"/>
+          <w:color w:val="000000"/>
+          <w:sz w:val="24"/>
+        </w:rPr>
+        <w:t>K</w:t>
       </w:r>
       <w:r>
         <w:rPr>
@@ -2169,8 +2243,9 @@
           <w:i w:val="0"/>
           <w:color w:val="0000FF"/>
           <w:sz w:val="24"/>
-        </w:rPr>
-        <w:t>i</w:t>
+          <w:u w:val="single"/>
+        </w:rPr>
+        <w:t>ic research in colonised territorie</w:t>
       </w:r>
       <w:r>
         <w:rPr>
@@ -2179,9 +2254,8 @@
           <w:i w:val="0"/>
           <w:color w:val="0000FF"/>
           <w:sz w:val="24"/>
-          <w:u w:val="single"/>
-        </w:rPr>
-        <w:t>c research in colonised territories</w:t>
+        </w:rPr>
+        <w:t>s</w:t>
       </w:r>
       <w:r>
         <w:br/>
@@ -2945,33 +3019,6 @@
           <w:color w:val="0000FF"/>
           <w:sz w:val="24"/>
         </w:rPr>
-        <w:t>t</w:t>
-      </w:r>
-      <w:r>
-        <w:rPr>
-          <w:rFonts w:ascii="Charis SIL Regular" w:hAnsi="Charis SIL Regular" w:eastAsia="Charis SIL Regular"/>
-          <w:b w:val="0"/>
-          <w:i w:val="0"/>
-          <w:color w:val="0000FF"/>
-          <w:sz w:val="24"/>
-        </w:rPr>
-        <w:hyperlink r:id="rId16" w:history="1">
-          <w:r>
-            <w:rPr>
-              <w:rStyle w:val="Hyperlink"/>
-            </w:rPr>
-            <w:t>ion_type&amp;fil</w:t>
-          </w:r>
-        </w:hyperlink>
-      </w:r>
-      <w:r>
-        <w:rPr>
-          <w:rFonts w:ascii="Charis SIL Regular" w:hAnsi="Charis SIL Regular" w:eastAsia="Charis SIL Regular"/>
-          <w:b w:val="0"/>
-          <w:i w:val="0"/>
-          <w:color w:val="0000FF"/>
-          <w:sz w:val="24"/>
-        </w:rPr>
         <w:hyperlink r:id="rId16" w:history="1">
           <w:r>
             <w:rPr>
@@ -2994,9 +3041,36 @@
             <w:rPr>
               <w:rStyle w:val="Hyperlink"/>
             </w:rPr>
-            <w:t>ers%5B0%5D%5Bvalues%5D%5B0</w:t>
+            <w:t>ion_type&amp;filt</w:t>
           </w:r>
         </w:hyperlink>
+      </w:r>
+      <w:r>
+        <w:rPr>
+          <w:rFonts w:ascii="Charis SIL Regular" w:hAnsi="Charis SIL Regular" w:eastAsia="Charis SIL Regular"/>
+          <w:b w:val="0"/>
+          <w:i w:val="0"/>
+          <w:color w:val="0000FF"/>
+          <w:sz w:val="24"/>
+        </w:rPr>
+        <w:hyperlink r:id="rId16" w:history="1">
+          <w:r>
+            <w:rPr>
+              <w:rStyle w:val="Hyperlink"/>
+            </w:rPr>
+            <w:t>ers%5B0%5D%5Bvalues%5D%5B</w:t>
+          </w:r>
+        </w:hyperlink>
+      </w:r>
+      <w:r>
+        <w:rPr>
+          <w:rFonts w:ascii="Charis SIL Regular" w:hAnsi="Charis SIL Regular" w:eastAsia="Charis SIL Regular"/>
+          <w:b w:val="0"/>
+          <w:i w:val="0"/>
+          <w:color w:val="0000FF"/>
+          <w:sz w:val="24"/>
+        </w:rPr>
+        <w:t>0</w:t>
       </w:r>
     </w:p>
     <w:p>
@@ -3188,7 +3262,7 @@
             <w:rPr>
               <w:rStyle w:val="Hyperlink"/>
             </w:rPr>
-            <w:t>filters</w:t>
+            <w:t>filter</w:t>
           </w:r>
         </w:hyperlink>
       </w:r>
@@ -3205,7 +3279,7 @@
             <w:rPr>
               <w:rStyle w:val="Hyperlink"/>
             </w:rPr>
-            <w:t>%</w:t>
+            <w:t>s</w:t>
           </w:r>
         </w:hyperlink>
       </w:r>
@@ -3217,12 +3291,39 @@
           <w:color w:val="0000FF"/>
           <w:sz w:val="24"/>
         </w:rPr>
+        <w:t>%</w:t>
+      </w:r>
+      <w:r>
+        <w:rPr>
+          <w:rFonts w:ascii="Charis SIL Regular" w:hAnsi="Charis SIL Regular" w:eastAsia="Charis SIL Regular"/>
+          <w:b w:val="0"/>
+          <w:i w:val="0"/>
+          <w:color w:val="0000FF"/>
+          <w:sz w:val="24"/>
+        </w:rPr>
         <w:hyperlink r:id="rId16" w:history="1">
           <w:r>
             <w:rPr>
               <w:rStyle w:val="Hyperlink"/>
             </w:rPr>
-            <w:t>5B0%5D%5Bfield%5D=informa</w:t>
+            <w:t>5B0%5D%5Bfield%5D=inform</w:t>
+          </w:r>
+        </w:hyperlink>
+      </w:r>
+      <w:r>
+        <w:rPr>
+          <w:rFonts w:ascii="Charis SIL Regular" w:hAnsi="Charis SIL Regular" w:eastAsia="Charis SIL Regular"/>
+          <w:b w:val="0"/>
+          <w:i w:val="0"/>
+          <w:color w:val="0000FF"/>
+          <w:sz w:val="24"/>
+        </w:rPr>
+        <w:hyperlink r:id="rId16" w:history="1">
+          <w:r>
+            <w:rPr>
+              <w:rStyle w:val="Hyperlink"/>
+            </w:rPr>
+            <w:t>a</w:t>
           </w:r>
         </w:hyperlink>
       </w:r>
@@ -3273,7 +3374,7 @@
             <w:rPr>
               <w:rStyle w:val="Hyperlink"/>
             </w:rPr>
-            <w:t>ers%5B0%5D%5Bvalues%5D%</w:t>
+            <w:t>ers%5B0%5D%5Bvalues%5D%5B</w:t>
           </w:r>
         </w:hyperlink>
       </w:r>
@@ -3285,7 +3386,7 @@
           <w:color w:val="0000FF"/>
           <w:sz w:val="24"/>
         </w:rPr>
-        <w:t>5B0</w:t>
+        <w:t>0</w:t>
       </w:r>
     </w:p>
     <w:p>
@@ -3527,33 +3628,6 @@
           <w:color w:val="0000FF"/>
           <w:sz w:val="24"/>
         </w:rPr>
-        <w:t>t</w:t>
-      </w:r>
-      <w:r>
-        <w:rPr>
-          <w:rFonts w:ascii="Charis SIL Regular" w:hAnsi="Charis SIL Regular" w:eastAsia="Charis SIL Regular"/>
-          <w:b w:val="0"/>
-          <w:i w:val="0"/>
-          <w:color w:val="0000FF"/>
-          <w:sz w:val="24"/>
-        </w:rPr>
-        <w:hyperlink r:id="rId16" w:history="1">
-          <w:r>
-            <w:rPr>
-              <w:rStyle w:val="Hyperlink"/>
-            </w:rPr>
-            <w:t>ion_type&amp;fil</w:t>
-          </w:r>
-        </w:hyperlink>
-      </w:r>
-      <w:r>
-        <w:rPr>
-          <w:rFonts w:ascii="Charis SIL Regular" w:hAnsi="Charis SIL Regular" w:eastAsia="Charis SIL Regular"/>
-          <w:b w:val="0"/>
-          <w:i w:val="0"/>
-          <w:color w:val="0000FF"/>
-          <w:sz w:val="24"/>
-        </w:rPr>
         <w:hyperlink r:id="rId16" w:history="1">
           <w:r>
             <w:rPr>
@@ -3576,9 +3650,36 @@
             <w:rPr>
               <w:rStyle w:val="Hyperlink"/>
             </w:rPr>
-            <w:t>ers%5B0%5D%5Bvalues%5D%5B0</w:t>
+            <w:t>ion_type&amp;filt</w:t>
           </w:r>
         </w:hyperlink>
+      </w:r>
+      <w:r>
+        <w:rPr>
+          <w:rFonts w:ascii="Charis SIL Regular" w:hAnsi="Charis SIL Regular" w:eastAsia="Charis SIL Regular"/>
+          <w:b w:val="0"/>
+          <w:i w:val="0"/>
+          <w:color w:val="0000FF"/>
+          <w:sz w:val="24"/>
+        </w:rPr>
+        <w:hyperlink r:id="rId16" w:history="1">
+          <w:r>
+            <w:rPr>
+              <w:rStyle w:val="Hyperlink"/>
+            </w:rPr>
+            <w:t>ers%5B0%5D%5Bvalues%5D%5B</w:t>
+          </w:r>
+        </w:hyperlink>
+      </w:r>
+      <w:r>
+        <w:rPr>
+          <w:rFonts w:ascii="Charis SIL Regular" w:hAnsi="Charis SIL Regular" w:eastAsia="Charis SIL Regular"/>
+          <w:b w:val="0"/>
+          <w:i w:val="0"/>
+          <w:color w:val="0000FF"/>
+          <w:sz w:val="24"/>
+        </w:rPr>
+        <w:t>0</w:t>
       </w:r>
     </w:p>
     <w:p>

--- a/EXPORTS/DOCX/published/niveau3/English/RMO.docx
+++ b/EXPORTS/DOCX/published/niveau3/English/RMO.docx
@@ -397,36 +397,7 @@
           <w:color w:val="000000"/>
           <w:sz w:val="24"/>
         </w:rPr>
-        <w:t>appointed professor of archaeology at Leiden University, thus als</w:t>
-      </w:r>
-      <w:r>
-        <w:rPr>
-          <w:u w:val="single" w:color="0000ff"/>
-          <w:rFonts w:ascii="Charis SIL Regular" w:hAnsi="Charis SIL Regular" w:eastAsia="Charis SIL Regular"/>
-          <w:b w:val="0"/>
-          <w:i w:val="0"/>
-          <w:color w:val="000000"/>
-          <w:sz w:val="24"/>
-        </w:rPr>
-        <w:hyperlink r:id="rId10" w:history="1">
-          <w:r>
-            <w:rPr>
-              <w:rStyle w:val="Hyperlink"/>
-            </w:rPr>
-            <w:t>o beco</w:t>
-          </w:r>
-        </w:hyperlink>
-      </w:r>
-      <w:r>
-        <w:rPr>
-          <w:u w:val="single" w:color="0000ff"/>
-          <w:rFonts w:ascii="Charis SIL Regular" w:hAnsi="Charis SIL Regular" w:eastAsia="Charis SIL Regular"/>
-          <w:b w:val="0"/>
-          <w:i w:val="0"/>
-          <w:color w:val="000000"/>
-          <w:sz w:val="24"/>
-        </w:rPr>
-        <w:t>m</w:t>
+        <w:t>appointed professor of archaeology at Leiden University, thus also becom</w:t>
       </w:r>
       <w:r>
         <w:rPr>
@@ -716,14 +687,7 @@
           <w:color w:val="000000"/>
           <w:sz w:val="24"/>
         </w:rPr>
-        <w:hyperlink r:id="rId12" w:history="1">
-          <w:r>
-            <w:rPr>
-              <w:rStyle w:val="Hyperlink"/>
-            </w:rPr>
-            <w:t>lisatio</w:t>
-          </w:r>
-        </w:hyperlink>
+        <w:t>lisatio</w:t>
       </w:r>
       <w:r>
         <w:rPr>
@@ -763,21 +727,13 @@
       </w:r>
       <w:r>
         <w:rPr>
-          <w:u w:val="single" w:color="0000ff"/>
           <w:rFonts w:ascii="Charis SIL Regular" w:hAnsi="Charis SIL Regular" w:eastAsia="Charis SIL Regular"/>
           <w:b w:val="0"/>
           <w:i w:val="0"/>
           <w:color w:val="000000"/>
           <w:sz w:val="24"/>
         </w:rPr>
-        <w:hyperlink r:id="rId12" w:history="1">
-          <w:r>
-            <w:rPr>
-              <w:rStyle w:val="Hyperlink"/>
-            </w:rPr>
-            <w:t>eu</w:t>
-          </w:r>
-        </w:hyperlink>
+        <w:t>eu</w:t>
       </w:r>
       <w:r>
         <w:rPr>
@@ -1421,65 +1377,7 @@
           <w:color w:val="000000"/>
           <w:sz w:val="24"/>
         </w:rPr>
-        <w:t>the museum, its his</w:t>
-      </w:r>
-      <w:r>
-        <w:rPr>
-          <w:u w:val="single" w:color="0000ff"/>
-          <w:rFonts w:ascii="Charis SIL Regular" w:hAnsi="Charis SIL Regular" w:eastAsia="Charis SIL Regular"/>
-          <w:b w:val="0"/>
-          <w:i w:val="0"/>
-          <w:color w:val="000000"/>
-          <w:sz w:val="24"/>
-        </w:rPr>
-        <w:hyperlink r:id="rId9" w:history="1">
-          <w:r>
-            <w:rPr>
-              <w:rStyle w:val="Hyperlink"/>
-            </w:rPr>
-            <w:t>tory and</w:t>
-          </w:r>
-        </w:hyperlink>
-      </w:r>
-      <w:r>
-        <w:rPr>
-          <w:u w:val="single" w:color="0000ff"/>
-          <w:rFonts w:ascii="Charis SIL Regular" w:hAnsi="Charis SIL Regular" w:eastAsia="Charis SIL Regular"/>
-          <w:b w:val="0"/>
-          <w:i w:val="0"/>
-          <w:color w:val="000000"/>
-          <w:sz w:val="24"/>
-        </w:rPr>
-        <w:t xml:space="preserve"> </w:t>
-      </w:r>
-      <w:r>
-        <w:rPr>
-          <w:u w:val="single" w:color="0000ff"/>
-          <w:rFonts w:ascii="Charis SIL Regular" w:hAnsi="Charis SIL Regular" w:eastAsia="Charis SIL Regular"/>
-          <w:b w:val="0"/>
-          <w:i w:val="0"/>
-          <w:color w:val="000000"/>
-          <w:sz w:val="24"/>
-        </w:rPr>
-        <w:hyperlink r:id="rId9" w:history="1">
-          <w:r>
-            <w:rPr>
-              <w:rStyle w:val="Hyperlink"/>
-            </w:rPr>
-            <w:t>collectio</w:t>
-          </w:r>
-        </w:hyperlink>
-      </w:r>
-      <w:r>
-        <w:rPr>
-          <w:u w:val="single" w:color="0000ff"/>
-          <w:rFonts w:ascii="Charis SIL Regular" w:hAnsi="Charis SIL Regular" w:eastAsia="Charis SIL Regular"/>
-          <w:b w:val="0"/>
-          <w:i w:val="0"/>
-          <w:color w:val="000000"/>
-          <w:sz w:val="24"/>
-        </w:rPr>
-        <w:t xml:space="preserve">n. The </w:t>
+        <w:t xml:space="preserve">the museum, its history and collection. The </w:t>
       </w:r>
       <w:r>
         <w:rPr>
@@ -1490,7 +1388,7 @@
           <w:sz w:val="24"/>
           <w:u w:val="single"/>
         </w:rPr>
-        <w:hyperlink r:id="rId9" w:history="1">
+        <w:hyperlink r:id="rId14" w:history="1">
           <w:r>
             <w:rPr>
               <w:rStyle w:val="Hyperlink"/>
@@ -2243,9 +2141,8 @@
           <w:i w:val="0"/>
           <w:color w:val="0000FF"/>
           <w:sz w:val="24"/>
-          <w:u w:val="single"/>
         </w:rPr>
-        <w:t>ic research in colonised territorie</w:t>
+        <w:t>i</w:t>
       </w:r>
       <w:r>
         <w:rPr>
@@ -2254,8 +2151,9 @@
           <w:i w:val="0"/>
           <w:color w:val="0000FF"/>
           <w:sz w:val="24"/>
+          <w:u w:val="single"/>
         </w:rPr>
-        <w:t>s</w:t>
+        <w:t>c research in colonised territories</w:t>
       </w:r>
       <w:r>
         <w:br/>
@@ -3019,14 +2917,7 @@
           <w:color w:val="0000FF"/>
           <w:sz w:val="24"/>
         </w:rPr>
-        <w:hyperlink r:id="rId16" w:history="1">
-          <w:r>
-            <w:rPr>
-              <w:rStyle w:val="Hyperlink"/>
-            </w:rPr>
-            <w:t>t</w:t>
-          </w:r>
-        </w:hyperlink>
+        <w:t>t</w:t>
       </w:r>
       <w:r>
         <w:rPr>
@@ -3041,7 +2932,7 @@
             <w:rPr>
               <w:rStyle w:val="Hyperlink"/>
             </w:rPr>
-            <w:t>ion_type&amp;filt</w:t>
+            <w:t>ion_type&amp;fil</w:t>
           </w:r>
         </w:hyperlink>
       </w:r>
@@ -3058,7 +2949,7 @@
             <w:rPr>
               <w:rStyle w:val="Hyperlink"/>
             </w:rPr>
-            <w:t>ers%5B0%5D%5Bvalues%5D%5B</w:t>
+            <w:t>t</w:t>
           </w:r>
         </w:hyperlink>
       </w:r>
@@ -3070,7 +2961,14 @@
           <w:color w:val="0000FF"/>
           <w:sz w:val="24"/>
         </w:rPr>
-        <w:t>0</w:t>
+        <w:hyperlink r:id="rId16" w:history="1">
+          <w:r>
+            <w:rPr>
+              <w:rStyle w:val="Hyperlink"/>
+            </w:rPr>
+            <w:t>ers%5B0%5D%5Bvalues%5D%5B0</w:t>
+          </w:r>
+        </w:hyperlink>
       </w:r>
     </w:p>
     <w:p>
@@ -3335,14 +3233,7 @@
           <w:color w:val="0000FF"/>
           <w:sz w:val="24"/>
         </w:rPr>
-        <w:hyperlink r:id="rId16" w:history="1">
-          <w:r>
-            <w:rPr>
-              <w:rStyle w:val="Hyperlink"/>
-            </w:rPr>
-            <w:t>t</w:t>
-          </w:r>
-        </w:hyperlink>
+        <w:t>t</w:t>
       </w:r>
       <w:r>
         <w:rPr>
@@ -3357,7 +3248,7 @@
             <w:rPr>
               <w:rStyle w:val="Hyperlink"/>
             </w:rPr>
-            <w:t>ion_type&amp;filt</w:t>
+            <w:t>ion_type&amp;fil</w:t>
           </w:r>
         </w:hyperlink>
       </w:r>
@@ -3374,7 +3265,7 @@
             <w:rPr>
               <w:rStyle w:val="Hyperlink"/>
             </w:rPr>
-            <w:t>ers%5B0%5D%5Bvalues%5D%5B</w:t>
+            <w:t>t</w:t>
           </w:r>
         </w:hyperlink>
       </w:r>
@@ -3386,7 +3277,14 @@
           <w:color w:val="0000FF"/>
           <w:sz w:val="24"/>
         </w:rPr>
-        <w:t>0</w:t>
+        <w:hyperlink r:id="rId16" w:history="1">
+          <w:r>
+            <w:rPr>
+              <w:rStyle w:val="Hyperlink"/>
+            </w:rPr>
+            <w:t>ers%5B0%5D%5Bvalues%5D%5B0</w:t>
+          </w:r>
+        </w:hyperlink>
       </w:r>
     </w:p>
     <w:p>
@@ -3628,14 +3526,7 @@
           <w:color w:val="0000FF"/>
           <w:sz w:val="24"/>
         </w:rPr>
-        <w:hyperlink r:id="rId16" w:history="1">
-          <w:r>
-            <w:rPr>
-              <w:rStyle w:val="Hyperlink"/>
-            </w:rPr>
-            <w:t>t</w:t>
-          </w:r>
-        </w:hyperlink>
+        <w:t>t</w:t>
       </w:r>
       <w:r>
         <w:rPr>
@@ -3650,7 +3541,7 @@
             <w:rPr>
               <w:rStyle w:val="Hyperlink"/>
             </w:rPr>
-            <w:t>ion_type&amp;filt</w:t>
+            <w:t>ion_type&amp;fil</w:t>
           </w:r>
         </w:hyperlink>
       </w:r>
@@ -3667,7 +3558,7 @@
             <w:rPr>
               <w:rStyle w:val="Hyperlink"/>
             </w:rPr>
-            <w:t>ers%5B0%5D%5Bvalues%5D%5B</w:t>
+            <w:t>t</w:t>
           </w:r>
         </w:hyperlink>
       </w:r>
@@ -3679,7 +3570,14 @@
           <w:color w:val="0000FF"/>
           <w:sz w:val="24"/>
         </w:rPr>
-        <w:t>0</w:t>
+        <w:hyperlink r:id="rId16" w:history="1">
+          <w:r>
+            <w:rPr>
+              <w:rStyle w:val="Hyperlink"/>
+            </w:rPr>
+            <w:t>ers%5B0%5D%5Bvalues%5D%5B0</w:t>
+          </w:r>
+        </w:hyperlink>
       </w:r>
     </w:p>
     <w:p>

--- a/EXPORTS/DOCX/published/niveau3/English/RMO.docx
+++ b/EXPORTS/DOCX/published/niveau3/English/RMO.docx
@@ -648,46 +648,7 @@
           <w:color w:val="000000"/>
           <w:sz w:val="24"/>
         </w:rPr>
-        <w:t>played an important role</w:t>
-      </w:r>
-      <w:r>
-        <w:rPr>
-          <w:u w:val="single" w:color="0000ff"/>
-          <w:rFonts w:ascii="Charis SIL Regular" w:hAnsi="Charis SIL Regular" w:eastAsia="Charis SIL Regular"/>
-          <w:b w:val="0"/>
-          <w:i w:val="0"/>
-          <w:color w:val="000000"/>
-          <w:sz w:val="24"/>
-        </w:rPr>
-        <w:hyperlink r:id="rId11" w:history="1">
-          <w:r>
-            <w:rPr>
-              <w:rStyle w:val="Hyperlink"/>
-            </w:rPr>
-            <w:t xml:space="preserve"> in the pr</w:t>
-          </w:r>
-        </w:hyperlink>
-      </w:r>
-      <w:r>
-        <w:rPr>
-          <w:rFonts w:ascii="Charis SIL Regular" w:hAnsi="Charis SIL Regular" w:eastAsia="Charis SIL Regular"/>
-          <w:b w:val="0"/>
-          <w:i w:val="0"/>
-          <w:color w:val="000000"/>
-          <w:sz w:val="24"/>
-        </w:rPr>
-        <w:t>ofessiona</w:t>
-      </w:r>
-      <w:r>
-        <w:rPr>
-          <w:u w:val="single" w:color="0000ff"/>
-          <w:rFonts w:ascii="Charis SIL Regular" w:hAnsi="Charis SIL Regular" w:eastAsia="Charis SIL Regular"/>
-          <w:b w:val="0"/>
-          <w:i w:val="0"/>
-          <w:color w:val="000000"/>
-          <w:sz w:val="24"/>
-        </w:rPr>
-        <w:t>lisatio</w:t>
+        <w:t>played an important role in the professionalisatio</w:t>
       </w:r>
       <w:r>
         <w:rPr>
@@ -727,13 +688,21 @@
       </w:r>
       <w:r>
         <w:rPr>
+          <w:u w:val="single" w:color="0000ff"/>
           <w:rFonts w:ascii="Charis SIL Regular" w:hAnsi="Charis SIL Regular" w:eastAsia="Charis SIL Regular"/>
           <w:b w:val="0"/>
           <w:i w:val="0"/>
           <w:color w:val="000000"/>
           <w:sz w:val="24"/>
         </w:rPr>
-        <w:t>eu</w:t>
+        <w:hyperlink r:id="rId12" w:history="1">
+          <w:r>
+            <w:rPr>
+              <w:rStyle w:val="Hyperlink"/>
+            </w:rPr>
+            <w:t>eu</w:t>
+          </w:r>
+        </w:hyperlink>
       </w:r>
       <w:r>
         <w:rPr>
@@ -1067,14 +1036,7 @@
           <w:color w:val="000000"/>
           <w:sz w:val="24"/>
         </w:rPr>
-        <w:hyperlink r:id="rId13" w:history="1">
-          <w:r>
-            <w:rPr>
-              <w:rStyle w:val="Hyperlink"/>
-            </w:rPr>
-            <w:t>ghasari statues o</w:t>
-          </w:r>
-        </w:hyperlink>
+        <w:t>ghasari statues o</w:t>
       </w:r>
       <w:r>
         <w:rPr>
@@ -1388,7 +1350,7 @@
           <w:sz w:val="24"/>
           <w:u w:val="single"/>
         </w:rPr>
-        <w:hyperlink r:id="rId14" w:history="1">
+        <w:hyperlink r:id="rId9" w:history="1">
           <w:r>
             <w:rPr>
               <w:rStyle w:val="Hyperlink"/>
@@ -1801,25 +1763,7 @@
           <w:color w:val="000000"/>
           <w:sz w:val="24"/>
         </w:rPr>
-        <w:t>K</w:t>
-      </w:r>
-      <w:r>
-        <w:rPr>
-          <w:u w:val="single" w:color="0000ff"/>
-          <w:rFonts w:ascii="Charis SIL Regular" w:hAnsi="Charis SIL Regular" w:eastAsia="Charis SIL Regular"/>
-          <w:b w:val="0"/>
-          <w:i w:val="0"/>
-          <w:color w:val="000000"/>
-          <w:sz w:val="24"/>
-        </w:rPr>
-        <w:hyperlink r:id="rId12" w:history="1">
-          <w:r>
-            <w:rPr>
-              <w:rStyle w:val="Hyperlink"/>
-            </w:rPr>
-            <w:t>Z, whic</w:t>
-          </w:r>
-        </w:hyperlink>
+        <w:t>KZ, whic</w:t>
       </w:r>
       <w:r>
         <w:rPr>
@@ -1894,14 +1838,7 @@
           <w:color w:val="000000"/>
           <w:sz w:val="24"/>
         </w:rPr>
-        <w:hyperlink r:id="rId13" w:history="1">
-          <w:r>
-            <w:rPr>
-              <w:rStyle w:val="Hyperlink"/>
-            </w:rPr>
-            <w:t>is managed by t</w:t>
-          </w:r>
-        </w:hyperlink>
+        <w:t>is managed by t</w:t>
       </w:r>
       <w:r>
         <w:rPr>
@@ -2844,7 +2781,7 @@
             <w:rPr>
               <w:rStyle w:val="Hyperlink"/>
             </w:rPr>
-            <w:t>filter</w:t>
+            <w:t>filters</w:t>
           </w:r>
         </w:hyperlink>
       </w:r>
@@ -2861,19 +2798,9 @@
             <w:rPr>
               <w:rStyle w:val="Hyperlink"/>
             </w:rPr>
-            <w:t>s</w:t>
+            <w:t>%</w:t>
           </w:r>
         </w:hyperlink>
-      </w:r>
-      <w:r>
-        <w:rPr>
-          <w:rFonts w:ascii="Charis SIL Regular" w:hAnsi="Charis SIL Regular" w:eastAsia="Charis SIL Regular"/>
-          <w:b w:val="0"/>
-          <w:i w:val="0"/>
-          <w:color w:val="0000FF"/>
-          <w:sz w:val="24"/>
-        </w:rPr>
-        <w:t>%</w:t>
       </w:r>
       <w:r>
         <w:rPr>
@@ -2888,7 +2815,7 @@
             <w:rPr>
               <w:rStyle w:val="Hyperlink"/>
             </w:rPr>
-            <w:t>5B0%5D%5Bfield%5D=inform</w:t>
+            <w:t>5B0%5D%5Bfield%5D=infor</w:t>
           </w:r>
         </w:hyperlink>
       </w:r>
@@ -2905,7 +2832,7 @@
             <w:rPr>
               <w:rStyle w:val="Hyperlink"/>
             </w:rPr>
-            <w:t>a</w:t>
+            <w:t>m</w:t>
           </w:r>
         </w:hyperlink>
       </w:r>
@@ -2917,7 +2844,7 @@
           <w:color w:val="0000FF"/>
           <w:sz w:val="24"/>
         </w:rPr>
-        <w:t>t</w:t>
+        <w:t>at</w:t>
       </w:r>
       <w:r>
         <w:rPr>
@@ -3453,7 +3380,7 @@
             <w:rPr>
               <w:rStyle w:val="Hyperlink"/>
             </w:rPr>
-            <w:t>filter</w:t>
+            <w:t>filters</w:t>
           </w:r>
         </w:hyperlink>
       </w:r>
@@ -3470,19 +3397,9 @@
             <w:rPr>
               <w:rStyle w:val="Hyperlink"/>
             </w:rPr>
-            <w:t>s</w:t>
+            <w:t>%</w:t>
           </w:r>
         </w:hyperlink>
-      </w:r>
-      <w:r>
-        <w:rPr>
-          <w:rFonts w:ascii="Charis SIL Regular" w:hAnsi="Charis SIL Regular" w:eastAsia="Charis SIL Regular"/>
-          <w:b w:val="0"/>
-          <w:i w:val="0"/>
-          <w:color w:val="0000FF"/>
-          <w:sz w:val="24"/>
-        </w:rPr>
-        <w:t>%</w:t>
       </w:r>
       <w:r>
         <w:rPr>
@@ -3497,7 +3414,7 @@
             <w:rPr>
               <w:rStyle w:val="Hyperlink"/>
             </w:rPr>
-            <w:t>5B0%5D%5Bfield%5D=inform</w:t>
+            <w:t>5B0%5D%5Bfield%5D=infor</w:t>
           </w:r>
         </w:hyperlink>
       </w:r>
@@ -3514,7 +3431,7 @@
             <w:rPr>
               <w:rStyle w:val="Hyperlink"/>
             </w:rPr>
-            <w:t>a</w:t>
+            <w:t>m</w:t>
           </w:r>
         </w:hyperlink>
       </w:r>
@@ -3526,7 +3443,7 @@
           <w:color w:val="0000FF"/>
           <w:sz w:val="24"/>
         </w:rPr>
-        <w:t>t</w:t>
+        <w:t>at</w:t>
       </w:r>
       <w:r>
         <w:rPr>

--- a/EXPORTS/DOCX/published/niveau3/English/RMO.docx
+++ b/EXPORTS/DOCX/published/niveau3/English/RMO.docx
@@ -397,7 +397,35 @@
           <w:color w:val="000000"/>
           <w:sz w:val="24"/>
         </w:rPr>
-        <w:t>appointed professor of archaeology at Leiden University, thus also becom</w:t>
+        <w:t>appointed professor of archaeology at Leiden University, thus als</w:t>
+      </w:r>
+      <w:r>
+        <w:rPr>
+          <w:u w:val="single" w:color="0000ff"/>
+          <w:rFonts w:ascii="Charis SIL Regular" w:hAnsi="Charis SIL Regular" w:eastAsia="Charis SIL Regular"/>
+          <w:b w:val="0"/>
+          <w:i w:val="0"/>
+          <w:color w:val="000000"/>
+          <w:sz w:val="24"/>
+        </w:rPr>
+        <w:hyperlink r:id="rId10" w:history="1">
+          <w:r>
+            <w:rPr>
+              <w:rStyle w:val="Hyperlink"/>
+            </w:rPr>
+            <w:t>o beco</w:t>
+          </w:r>
+        </w:hyperlink>
+      </w:r>
+      <w:r>
+        <w:rPr>
+          <w:rFonts w:ascii="Charis SIL Regular" w:hAnsi="Charis SIL Regular" w:eastAsia="Charis SIL Regular"/>
+          <w:b w:val="0"/>
+          <w:i w:val="0"/>
+          <w:color w:val="000000"/>
+          <w:sz w:val="24"/>
+        </w:rPr>
+        <w:t>m</w:t>
       </w:r>
       <w:r>
         <w:rPr>
@@ -648,61 +676,7 @@
           <w:color w:val="000000"/>
           <w:sz w:val="24"/>
         </w:rPr>
-        <w:t>played an important role in the professionalisatio</w:t>
-      </w:r>
-      <w:r>
-        <w:rPr>
-          <w:u w:val="single" w:color="0000ff"/>
-          <w:rFonts w:ascii="Charis SIL Regular" w:hAnsi="Charis SIL Regular" w:eastAsia="Charis SIL Regular"/>
-          <w:b w:val="0"/>
-          <w:i w:val="0"/>
-          <w:color w:val="000000"/>
-          <w:sz w:val="24"/>
-        </w:rPr>
-        <w:hyperlink r:id="rId12" w:history="1">
-          <w:r>
-            <w:rPr>
-              <w:rStyle w:val="Hyperlink"/>
-            </w:rPr>
-            <w:t>n of mu</w:t>
-          </w:r>
-        </w:hyperlink>
-      </w:r>
-      <w:r>
-        <w:rPr>
-          <w:u w:val="single" w:color="0000ff"/>
-          <w:rFonts w:ascii="Charis SIL Regular" w:hAnsi="Charis SIL Regular" w:eastAsia="Charis SIL Regular"/>
-          <w:b w:val="0"/>
-          <w:i w:val="0"/>
-          <w:color w:val="000000"/>
-          <w:sz w:val="24"/>
-        </w:rPr>
-        <w:hyperlink r:id="rId12" w:history="1">
-          <w:r>
-            <w:rPr>
-              <w:rStyle w:val="Hyperlink"/>
-            </w:rPr>
-            <w:t>s</w:t>
-          </w:r>
-        </w:hyperlink>
-      </w:r>
-      <w:r>
-        <w:rPr>
-          <w:u w:val="single" w:color="0000ff"/>
-          <w:rFonts w:ascii="Charis SIL Regular" w:hAnsi="Charis SIL Regular" w:eastAsia="Charis SIL Regular"/>
-          <w:b w:val="0"/>
-          <w:i w:val="0"/>
-          <w:color w:val="000000"/>
-          <w:sz w:val="24"/>
-        </w:rPr>
-        <w:hyperlink r:id="rId12" w:history="1">
-          <w:r>
-            <w:rPr>
-              <w:rStyle w:val="Hyperlink"/>
-            </w:rPr>
-            <w:t>eu</w:t>
-          </w:r>
-        </w:hyperlink>
+        <w:t>played an important role in the professionalisation of museu</w:t>
       </w:r>
       <w:r>
         <w:rPr>
@@ -1000,43 +974,7 @@
           <w:color w:val="000000"/>
           <w:sz w:val="24"/>
         </w:rPr>
-        <w:hyperlink r:id="rId13" w:history="1">
-          <w:r>
-            <w:rPr>
-              <w:rStyle w:val="Hyperlink"/>
-            </w:rPr>
-            <w:t>h</w:t>
-          </w:r>
-        </w:hyperlink>
-      </w:r>
-      <w:r>
-        <w:rPr>
-          <w:u w:val="single" w:color="0000ff"/>
-          <w:rFonts w:ascii="Charis SIL Regular" w:hAnsi="Charis SIL Regular" w:eastAsia="Charis SIL Regular"/>
-          <w:b w:val="0"/>
-          <w:i w:val="0"/>
-          <w:color w:val="000000"/>
-          <w:sz w:val="24"/>
-        </w:rPr>
-        <w:hyperlink r:id="rId13" w:history="1">
-          <w:r>
-            <w:rPr>
-              <w:rStyle w:val="Hyperlink"/>
-            </w:rPr>
-            <w:t>e Sin</w:t>
-          </w:r>
-        </w:hyperlink>
-      </w:r>
-      <w:r>
-        <w:rPr>
-          <w:u w:val="single" w:color="0000ff"/>
-          <w:rFonts w:ascii="Charis SIL Regular" w:hAnsi="Charis SIL Regular" w:eastAsia="Charis SIL Regular"/>
-          <w:b w:val="0"/>
-          <w:i w:val="0"/>
-          <w:color w:val="000000"/>
-          <w:sz w:val="24"/>
-        </w:rPr>
-        <w:t>ghasari statues o</w:t>
+        <w:t>he Singhasari statues o</w:t>
       </w:r>
       <w:r>
         <w:rPr>
@@ -1339,7 +1277,35 @@
           <w:color w:val="000000"/>
           <w:sz w:val="24"/>
         </w:rPr>
-        <w:t xml:space="preserve">the museum, its history and collection. The </w:t>
+        <w:t>the museum, its history and collectio</w:t>
+      </w:r>
+      <w:r>
+        <w:rPr>
+          <w:u w:val="single" w:color="0000ff"/>
+          <w:rFonts w:ascii="Charis SIL Regular" w:hAnsi="Charis SIL Regular" w:eastAsia="Charis SIL Regular"/>
+          <w:b w:val="0"/>
+          <w:i w:val="0"/>
+          <w:color w:val="000000"/>
+          <w:sz w:val="24"/>
+        </w:rPr>
+        <w:hyperlink r:id="rId9" w:history="1">
+          <w:r>
+            <w:rPr>
+              <w:rStyle w:val="Hyperlink"/>
+            </w:rPr>
+            <w:t xml:space="preserve">n. </w:t>
+          </w:r>
+        </w:hyperlink>
+      </w:r>
+      <w:r>
+        <w:rPr>
+          <w:rFonts w:ascii="Charis SIL Regular" w:hAnsi="Charis SIL Regular" w:eastAsia="Charis SIL Regular"/>
+          <w:b w:val="0"/>
+          <w:i w:val="0"/>
+          <w:color w:val="000000"/>
+          <w:sz w:val="24"/>
+        </w:rPr>
+        <w:t xml:space="preserve">The </w:t>
       </w:r>
       <w:r>
         <w:rPr>
@@ -1350,7 +1316,7 @@
           <w:sz w:val="24"/>
           <w:u w:val="single"/>
         </w:rPr>
-        <w:hyperlink r:id="rId9" w:history="1">
+        <w:hyperlink r:id="rId14" w:history="1">
           <w:r>
             <w:rPr>
               <w:rStyle w:val="Hyperlink"/>
@@ -1734,36 +1700,7 @@
           <w:color w:val="000000"/>
           <w:sz w:val="24"/>
         </w:rPr>
-        <w:t xml:space="preserve">. The archive of </w:t>
-      </w:r>
-      <w:r>
-        <w:rPr>
-          <w:u w:val="single" w:color="0000ff"/>
-          <w:rFonts w:ascii="Charis SIL Regular" w:hAnsi="Charis SIL Regular" w:eastAsia="Charis SIL Regular"/>
-          <w:b w:val="0"/>
-          <w:i w:val="0"/>
-          <w:color w:val="000000"/>
-          <w:sz w:val="24"/>
-        </w:rPr>
-        <w:hyperlink r:id="rId12" w:history="1">
-          <w:r>
-            <w:rPr>
-              <w:rStyle w:val="Hyperlink"/>
-            </w:rPr>
-            <w:t>the K</w:t>
-          </w:r>
-        </w:hyperlink>
-      </w:r>
-      <w:r>
-        <w:rPr>
-          <w:u w:val="single" w:color="0000ff"/>
-          <w:rFonts w:ascii="Charis SIL Regular" w:hAnsi="Charis SIL Regular" w:eastAsia="Charis SIL Regular"/>
-          <w:b w:val="0"/>
-          <w:i w:val="0"/>
-          <w:color w:val="000000"/>
-          <w:sz w:val="24"/>
-        </w:rPr>
-        <w:t>KZ, whic</w:t>
+        <w:t>. The archive of the KKZ, whic</w:t>
       </w:r>
       <w:r>
         <w:rPr>
@@ -1838,7 +1775,14 @@
           <w:color w:val="000000"/>
           <w:sz w:val="24"/>
         </w:rPr>
-        <w:t>is managed by t</w:t>
+        <w:hyperlink r:id="rId13" w:history="1">
+          <w:r>
+            <w:rPr>
+              <w:rStyle w:val="Hyperlink"/>
+            </w:rPr>
+            <w:t>is managed by t</w:t>
+          </w:r>
+        </w:hyperlink>
       </w:r>
       <w:r>
         <w:rPr>
@@ -2078,8 +2022,9 @@
           <w:i w:val="0"/>
           <w:color w:val="0000FF"/>
           <w:sz w:val="24"/>
+          <w:u w:val="single"/>
         </w:rPr>
-        <w:t>i</w:t>
+        <w:t>ic research in colonised territorie</w:t>
       </w:r>
       <w:r>
         <w:rPr>
@@ -2088,9 +2033,8 @@
           <w:i w:val="0"/>
           <w:color w:val="0000FF"/>
           <w:sz w:val="24"/>
-          <w:u w:val="single"/>
         </w:rPr>
-        <w:t>c research in colonised territories</w:t>
+        <w:t>s</w:t>
       </w:r>
       <w:r>
         <w:br/>

--- a/EXPORTS/DOCX/published/niveau3/English/RMO.docx
+++ b/EXPORTS/DOCX/published/niveau3/English/RMO.docx
@@ -397,35 +397,7 @@
           <w:color w:val="000000"/>
           <w:sz w:val="24"/>
         </w:rPr>
-        <w:t>appointed professor of archaeology at Leiden University, thus als</w:t>
-      </w:r>
-      <w:r>
-        <w:rPr>
-          <w:u w:val="single" w:color="0000ff"/>
-          <w:rFonts w:ascii="Charis SIL Regular" w:hAnsi="Charis SIL Regular" w:eastAsia="Charis SIL Regular"/>
-          <w:b w:val="0"/>
-          <w:i w:val="0"/>
-          <w:color w:val="000000"/>
-          <w:sz w:val="24"/>
-        </w:rPr>
-        <w:hyperlink r:id="rId10" w:history="1">
-          <w:r>
-            <w:rPr>
-              <w:rStyle w:val="Hyperlink"/>
-            </w:rPr>
-            <w:t>o beco</w:t>
-          </w:r>
-        </w:hyperlink>
-      </w:r>
-      <w:r>
-        <w:rPr>
-          <w:rFonts w:ascii="Charis SIL Regular" w:hAnsi="Charis SIL Regular" w:eastAsia="Charis SIL Regular"/>
-          <w:b w:val="0"/>
-          <w:i w:val="0"/>
-          <w:color w:val="000000"/>
-          <w:sz w:val="24"/>
-        </w:rPr>
-        <w:t>m</w:t>
+        <w:t>appointed professor of archaeology at Leiden University, thus also becom</w:t>
       </w:r>
       <w:r>
         <w:rPr>
@@ -676,7 +648,72 @@
           <w:color w:val="000000"/>
           <w:sz w:val="24"/>
         </w:rPr>
-        <w:t>played an important role in the professionalisation of museu</w:t>
+        <w:t>played an important role in the professiona</w:t>
+      </w:r>
+      <w:r>
+        <w:rPr>
+          <w:u w:val="single" w:color="0000ff"/>
+          <w:rFonts w:ascii="Charis SIL Regular" w:hAnsi="Charis SIL Regular" w:eastAsia="Charis SIL Regular"/>
+          <w:b w:val="0"/>
+          <w:i w:val="0"/>
+          <w:color w:val="000000"/>
+          <w:sz w:val="24"/>
+        </w:rPr>
+        <w:t>lisatio</w:t>
+      </w:r>
+      <w:r>
+        <w:rPr>
+          <w:u w:val="single" w:color="0000ff"/>
+          <w:rFonts w:ascii="Charis SIL Regular" w:hAnsi="Charis SIL Regular" w:eastAsia="Charis SIL Regular"/>
+          <w:b w:val="0"/>
+          <w:i w:val="0"/>
+          <w:color w:val="000000"/>
+          <w:sz w:val="24"/>
+        </w:rPr>
+        <w:hyperlink r:id="rId12" w:history="1">
+          <w:r>
+            <w:rPr>
+              <w:rStyle w:val="Hyperlink"/>
+            </w:rPr>
+            <w:t>n of mu</w:t>
+          </w:r>
+        </w:hyperlink>
+      </w:r>
+      <w:r>
+        <w:rPr>
+          <w:u w:val="single" w:color="0000ff"/>
+          <w:rFonts w:ascii="Charis SIL Regular" w:hAnsi="Charis SIL Regular" w:eastAsia="Charis SIL Regular"/>
+          <w:b w:val="0"/>
+          <w:i w:val="0"/>
+          <w:color w:val="000000"/>
+          <w:sz w:val="24"/>
+        </w:rPr>
+        <w:hyperlink r:id="rId12" w:history="1">
+          <w:r>
+            <w:rPr>
+              <w:rStyle w:val="Hyperlink"/>
+            </w:rPr>
+            <w:t>s</w:t>
+          </w:r>
+        </w:hyperlink>
+      </w:r>
+      <w:r>
+        <w:rPr>
+          <w:u w:val="single" w:color="0000ff"/>
+          <w:rFonts w:ascii="Charis SIL Regular" w:hAnsi="Charis SIL Regular" w:eastAsia="Charis SIL Regular"/>
+          <w:b w:val="0"/>
+          <w:i w:val="0"/>
+          <w:color w:val="000000"/>
+          <w:sz w:val="24"/>
+        </w:rPr>
+        <w:hyperlink r:id="rId12" w:history="1">
+          <w:r>
+            <w:rPr>
+              <w:rStyle w:val="Hyperlink"/>
+            </w:rPr>
+            <w:t>eu</w:t>
+          </w:r>
+        </w:hyperlink>
       </w:r>
       <w:r>
         <w:rPr>
@@ -974,7 +1011,25 @@
           <w:color w:val="000000"/>
           <w:sz w:val="24"/>
         </w:rPr>
-        <w:t>he Singhasari statues o</w:t>
+        <w:hyperlink r:id="rId13" w:history="1">
+          <w:r>
+            <w:rPr>
+              <w:rStyle w:val="Hyperlink"/>
+            </w:rPr>
+            <w:t>h</w:t>
+          </w:r>
+        </w:hyperlink>
+      </w:r>
+      <w:r>
+        <w:rPr>
+          <w:u w:val="single" w:color="0000ff"/>
+          <w:rFonts w:ascii="Charis SIL Regular" w:hAnsi="Charis SIL Regular" w:eastAsia="Charis SIL Regular"/>
+          <w:b w:val="0"/>
+          <w:i w:val="0"/>
+          <w:color w:val="000000"/>
+          <w:sz w:val="24"/>
+        </w:rPr>
+        <w:t>e Singhasari statues o</w:t>
       </w:r>
       <w:r>
         <w:rPr>
@@ -1277,7 +1332,54 @@
           <w:color w:val="000000"/>
           <w:sz w:val="24"/>
         </w:rPr>
-        <w:t>the museum, its history and collectio</w:t>
+        <w:t>the museum, its his</w:t>
+      </w:r>
+      <w:r>
+        <w:rPr>
+          <w:u w:val="single" w:color="0000ff"/>
+          <w:rFonts w:ascii="Charis SIL Regular" w:hAnsi="Charis SIL Regular" w:eastAsia="Charis SIL Regular"/>
+          <w:b w:val="0"/>
+          <w:i w:val="0"/>
+          <w:color w:val="000000"/>
+          <w:sz w:val="24"/>
+        </w:rPr>
+        <w:hyperlink r:id="rId9" w:history="1">
+          <w:r>
+            <w:rPr>
+              <w:rStyle w:val="Hyperlink"/>
+            </w:rPr>
+            <w:t>tory and</w:t>
+          </w:r>
+        </w:hyperlink>
+      </w:r>
+      <w:r>
+        <w:rPr>
+          <w:u w:val="single" w:color="0000ff"/>
+          <w:rFonts w:ascii="Charis SIL Regular" w:hAnsi="Charis SIL Regular" w:eastAsia="Charis SIL Regular"/>
+          <w:b w:val="0"/>
+          <w:i w:val="0"/>
+          <w:color w:val="000000"/>
+          <w:sz w:val="24"/>
+        </w:rPr>
+        <w:t xml:space="preserve"> </w:t>
+      </w:r>
+      <w:r>
+        <w:rPr>
+          <w:u w:val="single" w:color="0000ff"/>
+          <w:rFonts w:ascii="Charis SIL Regular" w:hAnsi="Charis SIL Regular" w:eastAsia="Charis SIL Regular"/>
+          <w:b w:val="0"/>
+          <w:i w:val="0"/>
+          <w:color w:val="000000"/>
+          <w:sz w:val="24"/>
+        </w:rPr>
+        <w:hyperlink r:id="rId9" w:history="1">
+          <w:r>
+            <w:rPr>
+              <w:rStyle w:val="Hyperlink"/>
+            </w:rPr>
+            <w:t>collectio</w:t>
+          </w:r>
+        </w:hyperlink>
       </w:r>
       <w:r>
         <w:rPr>
@@ -1299,6 +1401,7 @@
       </w:r>
       <w:r>
         <w:rPr>
+          <w:u w:val="single" w:color="0000ff"/>
           <w:rFonts w:ascii="Charis SIL Regular" w:hAnsi="Charis SIL Regular" w:eastAsia="Charis SIL Regular"/>
           <w:b w:val="0"/>
           <w:i w:val="0"/>
@@ -1700,7 +1803,53 @@
           <w:color w:val="000000"/>
           <w:sz w:val="24"/>
         </w:rPr>
-        <w:t>. The archive of the KKZ, whic</w:t>
+        <w:t xml:space="preserve">. The archive of </w:t>
+      </w:r>
+      <w:r>
+        <w:rPr>
+          <w:u w:val="single" w:color="0000ff"/>
+          <w:rFonts w:ascii="Charis SIL Regular" w:hAnsi="Charis SIL Regular" w:eastAsia="Charis SIL Regular"/>
+          <w:b w:val="0"/>
+          <w:i w:val="0"/>
+          <w:color w:val="000000"/>
+          <w:sz w:val="24"/>
+        </w:rPr>
+        <w:hyperlink r:id="rId12" w:history="1">
+          <w:r>
+            <w:rPr>
+              <w:rStyle w:val="Hyperlink"/>
+            </w:rPr>
+            <w:t>the K</w:t>
+          </w:r>
+        </w:hyperlink>
+      </w:r>
+      <w:r>
+        <w:rPr>
+          <w:rFonts w:ascii="Charis SIL Regular" w:hAnsi="Charis SIL Regular" w:eastAsia="Charis SIL Regular"/>
+          <w:b w:val="0"/>
+          <w:i w:val="0"/>
+          <w:color w:val="000000"/>
+          <w:sz w:val="24"/>
+        </w:rPr>
+        <w:t>K</w:t>
+      </w:r>
+      <w:r>
+        <w:rPr>
+          <w:u w:val="single" w:color="0000ff"/>
+          <w:rFonts w:ascii="Charis SIL Regular" w:hAnsi="Charis SIL Regular" w:eastAsia="Charis SIL Regular"/>
+          <w:b w:val="0"/>
+          <w:i w:val="0"/>
+          <w:color w:val="000000"/>
+          <w:sz w:val="24"/>
+        </w:rPr>
+        <w:hyperlink r:id="rId12" w:history="1">
+          <w:r>
+            <w:rPr>
+              <w:rStyle w:val="Hyperlink"/>
+            </w:rPr>
+            <w:t>Z, whic</w:t>
+          </w:r>
+        </w:hyperlink>
       </w:r>
       <w:r>
         <w:rPr>
@@ -2022,9 +2171,8 @@
           <w:i w:val="0"/>
           <w:color w:val="0000FF"/>
           <w:sz w:val="24"/>
-          <w:u w:val="single"/>
         </w:rPr>
-        <w:t>ic research in colonised territorie</w:t>
+        <w:t>i</w:t>
       </w:r>
       <w:r>
         <w:rPr>
@@ -2033,8 +2181,9 @@
           <w:i w:val="0"/>
           <w:color w:val="0000FF"/>
           <w:sz w:val="24"/>
+          <w:u w:val="single"/>
         </w:rPr>
-        <w:t>s</w:t>
+        <w:t>c research in colonised territories</w:t>
       </w:r>
       <w:r>
         <w:br/>
@@ -2759,51 +2908,7 @@
             <w:rPr>
               <w:rStyle w:val="Hyperlink"/>
             </w:rPr>
-            <w:t>5B0%5D%5Bfield%5D=infor</w:t>
-          </w:r>
-        </w:hyperlink>
-      </w:r>
-      <w:r>
-        <w:rPr>
-          <w:rFonts w:ascii="Charis SIL Regular" w:hAnsi="Charis SIL Regular" w:eastAsia="Charis SIL Regular"/>
-          <w:b w:val="0"/>
-          <w:i w:val="0"/>
-          <w:color w:val="0000FF"/>
-          <w:sz w:val="24"/>
-        </w:rPr>
-        <w:hyperlink r:id="rId16" w:history="1">
-          <w:r>
-            <w:rPr>
-              <w:rStyle w:val="Hyperlink"/>
-            </w:rPr>
-            <w:t>m</w:t>
-          </w:r>
-        </w:hyperlink>
-      </w:r>
-      <w:r>
-        <w:rPr>
-          <w:rFonts w:ascii="Charis SIL Regular" w:hAnsi="Charis SIL Regular" w:eastAsia="Charis SIL Regular"/>
-          <w:b w:val="0"/>
-          <w:i w:val="0"/>
-          <w:color w:val="0000FF"/>
-          <w:sz w:val="24"/>
-        </w:rPr>
-        <w:t>at</w:t>
-      </w:r>
-      <w:r>
-        <w:rPr>
-          <w:rFonts w:ascii="Charis SIL Regular" w:hAnsi="Charis SIL Regular" w:eastAsia="Charis SIL Regular"/>
-          <w:b w:val="0"/>
-          <w:i w:val="0"/>
-          <w:color w:val="0000FF"/>
-          <w:sz w:val="24"/>
-        </w:rPr>
-        <w:hyperlink r:id="rId16" w:history="1">
-          <w:r>
-            <w:rPr>
-              <w:rStyle w:val="Hyperlink"/>
-            </w:rPr>
-            <w:t>ion_type&amp;fil</w:t>
+            <w:t>5B0%5D%5Bfield%5D=informa</w:t>
           </w:r>
         </w:hyperlink>
       </w:r>
@@ -2837,9 +2942,36 @@
             <w:rPr>
               <w:rStyle w:val="Hyperlink"/>
             </w:rPr>
-            <w:t>ers%5B0%5D%5Bvalues%5D%5B0</w:t>
+            <w:t>ion_type&amp;filt</w:t>
           </w:r>
         </w:hyperlink>
+      </w:r>
+      <w:r>
+        <w:rPr>
+          <w:rFonts w:ascii="Charis SIL Regular" w:hAnsi="Charis SIL Regular" w:eastAsia="Charis SIL Regular"/>
+          <w:b w:val="0"/>
+          <w:i w:val="0"/>
+          <w:color w:val="0000FF"/>
+          <w:sz w:val="24"/>
+        </w:rPr>
+        <w:hyperlink r:id="rId16" w:history="1">
+          <w:r>
+            <w:rPr>
+              <w:rStyle w:val="Hyperlink"/>
+            </w:rPr>
+            <w:t>ers%5B0%5D%5Bvalues%5D%</w:t>
+          </w:r>
+        </w:hyperlink>
+      </w:r>
+      <w:r>
+        <w:rPr>
+          <w:rFonts w:ascii="Charis SIL Regular" w:hAnsi="Charis SIL Regular" w:eastAsia="Charis SIL Regular"/>
+          <w:b w:val="0"/>
+          <w:i w:val="0"/>
+          <w:color w:val="0000FF"/>
+          <w:sz w:val="24"/>
+        </w:rPr>
+        <w:t>5B0</w:t>
       </w:r>
     </w:p>
     <w:p>
@@ -3358,51 +3490,7 @@
             <w:rPr>
               <w:rStyle w:val="Hyperlink"/>
             </w:rPr>
-            <w:t>5B0%5D%5Bfield%5D=infor</w:t>
-          </w:r>
-        </w:hyperlink>
-      </w:r>
-      <w:r>
-        <w:rPr>
-          <w:rFonts w:ascii="Charis SIL Regular" w:hAnsi="Charis SIL Regular" w:eastAsia="Charis SIL Regular"/>
-          <w:b w:val="0"/>
-          <w:i w:val="0"/>
-          <w:color w:val="0000FF"/>
-          <w:sz w:val="24"/>
-        </w:rPr>
-        <w:hyperlink r:id="rId16" w:history="1">
-          <w:r>
-            <w:rPr>
-              <w:rStyle w:val="Hyperlink"/>
-            </w:rPr>
-            <w:t>m</w:t>
-          </w:r>
-        </w:hyperlink>
-      </w:r>
-      <w:r>
-        <w:rPr>
-          <w:rFonts w:ascii="Charis SIL Regular" w:hAnsi="Charis SIL Regular" w:eastAsia="Charis SIL Regular"/>
-          <w:b w:val="0"/>
-          <w:i w:val="0"/>
-          <w:color w:val="0000FF"/>
-          <w:sz w:val="24"/>
-        </w:rPr>
-        <w:t>at</w:t>
-      </w:r>
-      <w:r>
-        <w:rPr>
-          <w:rFonts w:ascii="Charis SIL Regular" w:hAnsi="Charis SIL Regular" w:eastAsia="Charis SIL Regular"/>
-          <w:b w:val="0"/>
-          <w:i w:val="0"/>
-          <w:color w:val="0000FF"/>
-          <w:sz w:val="24"/>
-        </w:rPr>
-        <w:hyperlink r:id="rId16" w:history="1">
-          <w:r>
-            <w:rPr>
-              <w:rStyle w:val="Hyperlink"/>
-            </w:rPr>
-            <w:t>ion_type&amp;fil</w:t>
+            <w:t>5B0%5D%5Bfield%5D=informa</w:t>
           </w:r>
         </w:hyperlink>
       </w:r>
@@ -3436,9 +3524,36 @@
             <w:rPr>
               <w:rStyle w:val="Hyperlink"/>
             </w:rPr>
-            <w:t>ers%5B0%5D%5Bvalues%5D%5B0</w:t>
+            <w:t>ion_type&amp;filt</w:t>
           </w:r>
         </w:hyperlink>
+      </w:r>
+      <w:r>
+        <w:rPr>
+          <w:rFonts w:ascii="Charis SIL Regular" w:hAnsi="Charis SIL Regular" w:eastAsia="Charis SIL Regular"/>
+          <w:b w:val="0"/>
+          <w:i w:val="0"/>
+          <w:color w:val="0000FF"/>
+          <w:sz w:val="24"/>
+        </w:rPr>
+        <w:hyperlink r:id="rId16" w:history="1">
+          <w:r>
+            <w:rPr>
+              <w:rStyle w:val="Hyperlink"/>
+            </w:rPr>
+            <w:t>ers%5B0%5D%5Bvalues%5D%</w:t>
+          </w:r>
+        </w:hyperlink>
+      </w:r>
+      <w:r>
+        <w:rPr>
+          <w:rFonts w:ascii="Charis SIL Regular" w:hAnsi="Charis SIL Regular" w:eastAsia="Charis SIL Regular"/>
+          <w:b w:val="0"/>
+          <w:i w:val="0"/>
+          <w:color w:val="0000FF"/>
+          <w:sz w:val="24"/>
+        </w:rPr>
+        <w:t>5B0</w:t>
       </w:r>
     </w:p>
     <w:p>

--- a/EXPORTS/DOCX/published/niveau3/English/RMO.docx
+++ b/EXPORTS/DOCX/published/niveau3/English/RMO.docx
@@ -397,7 +397,36 @@
           <w:color w:val="000000"/>
           <w:sz w:val="24"/>
         </w:rPr>
-        <w:t>appointed professor of archaeology at Leiden University, thus also becom</w:t>
+        <w:t>appointed professor of archaeology at Leiden University, thus als</w:t>
+      </w:r>
+      <w:r>
+        <w:rPr>
+          <w:u w:val="single" w:color="0000ff"/>
+          <w:rFonts w:ascii="Charis SIL Regular" w:hAnsi="Charis SIL Regular" w:eastAsia="Charis SIL Regular"/>
+          <w:b w:val="0"/>
+          <w:i w:val="0"/>
+          <w:color w:val="000000"/>
+          <w:sz w:val="24"/>
+        </w:rPr>
+        <w:hyperlink r:id="rId10" w:history="1">
+          <w:r>
+            <w:rPr>
+              <w:rStyle w:val="Hyperlink"/>
+            </w:rPr>
+            <w:t>o beco</w:t>
+          </w:r>
+        </w:hyperlink>
+      </w:r>
+      <w:r>
+        <w:rPr>
+          <w:u w:val="single" w:color="0000ff"/>
+          <w:rFonts w:ascii="Charis SIL Regular" w:hAnsi="Charis SIL Regular" w:eastAsia="Charis SIL Regular"/>
+          <w:b w:val="0"/>
+          <w:i w:val="0"/>
+          <w:color w:val="000000"/>
+          <w:sz w:val="24"/>
+        </w:rPr>
+        <w:t>m</w:t>
       </w:r>
       <w:r>
         <w:rPr>
@@ -648,7 +677,7 @@
           <w:color w:val="000000"/>
           <w:sz w:val="24"/>
         </w:rPr>
-        <w:t>played an important role in the professiona</w:t>
+        <w:t>played an important role</w:t>
       </w:r>
       <w:r>
         <w:rPr>
@@ -659,7 +688,42 @@
           <w:color w:val="000000"/>
           <w:sz w:val="24"/>
         </w:rPr>
-        <w:t>lisatio</w:t>
+        <w:hyperlink r:id="rId11" w:history="1">
+          <w:r>
+            <w:rPr>
+              <w:rStyle w:val="Hyperlink"/>
+            </w:rPr>
+            <w:t xml:space="preserve"> in the pr</w:t>
+          </w:r>
+        </w:hyperlink>
+      </w:r>
+      <w:r>
+        <w:rPr>
+          <w:rFonts w:ascii="Charis SIL Regular" w:hAnsi="Charis SIL Regular" w:eastAsia="Charis SIL Regular"/>
+          <w:b w:val="0"/>
+          <w:i w:val="0"/>
+          <w:color w:val="000000"/>
+          <w:sz w:val="24"/>
+        </w:rPr>
+        <w:t>ofessiona</w:t>
+      </w:r>
+      <w:r>
+        <w:rPr>
+          <w:u w:val="single" w:color="0000ff"/>
+          <w:rFonts w:ascii="Charis SIL Regular" w:hAnsi="Charis SIL Regular" w:eastAsia="Charis SIL Regular"/>
+          <w:b w:val="0"/>
+          <w:i w:val="0"/>
+          <w:color w:val="000000"/>
+          <w:sz w:val="24"/>
+        </w:rPr>
+        <w:hyperlink r:id="rId12" w:history="1">
+          <w:r>
+            <w:rPr>
+              <w:rStyle w:val="Hyperlink"/>
+            </w:rPr>
+            <w:t>lisatio</w:t>
+          </w:r>
+        </w:hyperlink>
       </w:r>
       <w:r>
         <w:rPr>
@@ -1029,7 +1093,32 @@
           <w:color w:val="000000"/>
           <w:sz w:val="24"/>
         </w:rPr>
-        <w:t>e Singhasari statues o</w:t>
+        <w:hyperlink r:id="rId13" w:history="1">
+          <w:r>
+            <w:rPr>
+              <w:rStyle w:val="Hyperlink"/>
+            </w:rPr>
+            <w:t>e Sin</w:t>
+          </w:r>
+        </w:hyperlink>
+      </w:r>
+      <w:r>
+        <w:rPr>
+          <w:u w:val="single" w:color="0000ff"/>
+          <w:rFonts w:ascii="Charis SIL Regular" w:hAnsi="Charis SIL Regular" w:eastAsia="Charis SIL Regular"/>
+          <w:b w:val="0"/>
+          <w:i w:val="0"/>
+          <w:color w:val="000000"/>
+          <w:sz w:val="24"/>
+        </w:rPr>
+        <w:hyperlink r:id="rId13" w:history="1">
+          <w:r>
+            <w:rPr>
+              <w:rStyle w:val="Hyperlink"/>
+            </w:rPr>
+            <w:t>ghasari statues o</w:t>
+          </w:r>
+        </w:hyperlink>
       </w:r>
       <w:r>
         <w:rPr>
@@ -1390,25 +1479,7 @@
           <w:color w:val="000000"/>
           <w:sz w:val="24"/>
         </w:rPr>
-        <w:hyperlink r:id="rId9" w:history="1">
-          <w:r>
-            <w:rPr>
-              <w:rStyle w:val="Hyperlink"/>
-            </w:rPr>
-            <w:t xml:space="preserve">n. </w:t>
-          </w:r>
-        </w:hyperlink>
-      </w:r>
-      <w:r>
-        <w:rPr>
-          <w:u w:val="single" w:color="0000ff"/>
-          <w:rFonts w:ascii="Charis SIL Regular" w:hAnsi="Charis SIL Regular" w:eastAsia="Charis SIL Regular"/>
-          <w:b w:val="0"/>
-          <w:i w:val="0"/>
-          <w:color w:val="000000"/>
-          <w:sz w:val="24"/>
-        </w:rPr>
-        <w:t xml:space="preserve">The </w:t>
+        <w:t xml:space="preserve">n. The </w:t>
       </w:r>
       <w:r>
         <w:rPr>
@@ -1419,7 +1490,7 @@
           <w:sz w:val="24"/>
           <w:u w:val="single"/>
         </w:rPr>
-        <w:hyperlink r:id="rId14" w:history="1">
+        <w:hyperlink r:id="rId9" w:history="1">
           <w:r>
             <w:rPr>
               <w:rStyle w:val="Hyperlink"/>
@@ -1803,145 +1874,7 @@
           <w:color w:val="000000"/>
           <w:sz w:val="24"/>
         </w:rPr>
-        <w:t xml:space="preserve">. The archive of </w:t>
-      </w:r>
-      <w:r>
-        <w:rPr>
-          <w:u w:val="single" w:color="0000ff"/>
-          <w:rFonts w:ascii="Charis SIL Regular" w:hAnsi="Charis SIL Regular" w:eastAsia="Charis SIL Regular"/>
-          <w:b w:val="0"/>
-          <w:i w:val="0"/>
-          <w:color w:val="000000"/>
-          <w:sz w:val="24"/>
-        </w:rPr>
-        <w:hyperlink r:id="rId12" w:history="1">
-          <w:r>
-            <w:rPr>
-              <w:rStyle w:val="Hyperlink"/>
-            </w:rPr>
-            <w:t>the K</w:t>
-          </w:r>
-        </w:hyperlink>
-      </w:r>
-      <w:r>
-        <w:rPr>
-          <w:rFonts w:ascii="Charis SIL Regular" w:hAnsi="Charis SIL Regular" w:eastAsia="Charis SIL Regular"/>
-          <w:b w:val="0"/>
-          <w:i w:val="0"/>
-          <w:color w:val="000000"/>
-          <w:sz w:val="24"/>
-        </w:rPr>
-        <w:t>K</w:t>
-      </w:r>
-      <w:r>
-        <w:rPr>
-          <w:u w:val="single" w:color="0000ff"/>
-          <w:rFonts w:ascii="Charis SIL Regular" w:hAnsi="Charis SIL Regular" w:eastAsia="Charis SIL Regular"/>
-          <w:b w:val="0"/>
-          <w:i w:val="0"/>
-          <w:color w:val="000000"/>
-          <w:sz w:val="24"/>
-        </w:rPr>
-        <w:hyperlink r:id="rId12" w:history="1">
-          <w:r>
-            <w:rPr>
-              <w:rStyle w:val="Hyperlink"/>
-            </w:rPr>
-            <w:t>Z, whic</w:t>
-          </w:r>
-        </w:hyperlink>
-      </w:r>
-      <w:r>
-        <w:rPr>
-          <w:u w:val="single" w:color="0000ff"/>
-          <w:rFonts w:ascii="Charis SIL Regular" w:hAnsi="Charis SIL Regular" w:eastAsia="Charis SIL Regular"/>
-          <w:b w:val="0"/>
-          <w:i w:val="0"/>
-          <w:color w:val="000000"/>
-          <w:sz w:val="24"/>
-        </w:rPr>
-        <w:hyperlink r:id="rId12" w:history="1">
-          <w:r>
-            <w:rPr>
-              <w:rStyle w:val="Hyperlink"/>
-            </w:rPr>
-            <w:t>h i</w:t>
-          </w:r>
-        </w:hyperlink>
-      </w:r>
-      <w:r>
-        <w:rPr>
-          <w:u w:val="single" w:color="0000ff"/>
-          <w:rFonts w:ascii="Charis SIL Regular" w:hAnsi="Charis SIL Regular" w:eastAsia="Charis SIL Regular"/>
-          <w:b w:val="0"/>
-          <w:i w:val="0"/>
-          <w:color w:val="000000"/>
-          <w:sz w:val="24"/>
-        </w:rPr>
-        <w:hyperlink r:id="rId12" w:history="1">
-          <w:r>
-            <w:rPr>
-              <w:rStyle w:val="Hyperlink"/>
-            </w:rPr>
-            <w:t>s</w:t>
-          </w:r>
-        </w:hyperlink>
-      </w:r>
-      <w:r>
-        <w:rPr>
-          <w:u w:val="single" w:color="0000ff"/>
-          <w:rFonts w:ascii="Charis SIL Regular" w:hAnsi="Charis SIL Regular" w:eastAsia="Charis SIL Regular"/>
-          <w:b w:val="0"/>
-          <w:i w:val="0"/>
-          <w:color w:val="000000"/>
-          <w:sz w:val="24"/>
-        </w:rPr>
-        <w:hyperlink r:id="rId12" w:history="1">
-          <w:r>
-            <w:rPr>
-              <w:rStyle w:val="Hyperlink"/>
-            </w:rPr>
-            <w:t xml:space="preserve"> part of th</w:t>
-          </w:r>
-        </w:hyperlink>
-      </w:r>
-      <w:r>
-        <w:rPr>
-          <w:rFonts w:ascii="Charis SIL Regular" w:hAnsi="Charis SIL Regular" w:eastAsia="Charis SIL Regular"/>
-          <w:b w:val="0"/>
-          <w:i w:val="0"/>
-          <w:color w:val="000000"/>
-          <w:sz w:val="24"/>
-        </w:rPr>
-        <w:t xml:space="preserve">e Rijksmuseum archive, </w:t>
-      </w:r>
-      <w:r>
-        <w:rPr>
-          <w:u w:val="single" w:color="0000ff"/>
-          <w:rFonts w:ascii="Charis SIL Regular" w:hAnsi="Charis SIL Regular" w:eastAsia="Charis SIL Regular"/>
-          <w:b w:val="0"/>
-          <w:i w:val="0"/>
-          <w:color w:val="000000"/>
-          <w:sz w:val="24"/>
-        </w:rPr>
-        <w:hyperlink r:id="rId13" w:history="1">
-          <w:r>
-            <w:rPr>
-              <w:rStyle w:val="Hyperlink"/>
-            </w:rPr>
-            <w:t>is managed by t</w:t>
-          </w:r>
-        </w:hyperlink>
-      </w:r>
-      <w:r>
-        <w:rPr>
-          <w:rFonts w:ascii="Charis SIL Regular" w:hAnsi="Charis SIL Regular" w:eastAsia="Charis SIL Regular"/>
-          <w:b w:val="0"/>
-          <w:i w:val="0"/>
-          <w:color w:val="000000"/>
-          <w:sz w:val="24"/>
-        </w:rPr>
-        <w:t xml:space="preserve">he </w:t>
+        <w:t xml:space="preserve">. The archive of the KKZ, which is part of the Rijksmuseum archive, is managed by the </w:t>
       </w:r>
       <w:r>
         <w:rPr>
@@ -2874,7 +2807,7 @@
             <w:rPr>
               <w:rStyle w:val="Hyperlink"/>
             </w:rPr>
-            <w:t>filters</w:t>
+            <w:t>filter</w:t>
           </w:r>
         </w:hyperlink>
       </w:r>
@@ -2891,9 +2824,19 @@
             <w:rPr>
               <w:rStyle w:val="Hyperlink"/>
             </w:rPr>
-            <w:t>%</w:t>
+            <w:t>s</w:t>
           </w:r>
         </w:hyperlink>
+      </w:r>
+      <w:r>
+        <w:rPr>
+          <w:rFonts w:ascii="Charis SIL Regular" w:hAnsi="Charis SIL Regular" w:eastAsia="Charis SIL Regular"/>
+          <w:b w:val="0"/>
+          <w:i w:val="0"/>
+          <w:color w:val="0000FF"/>
+          <w:sz w:val="24"/>
+        </w:rPr>
+        <w:t>%</w:t>
       </w:r>
       <w:r>
         <w:rPr>
@@ -2908,7 +2851,51 @@
             <w:rPr>
               <w:rStyle w:val="Hyperlink"/>
             </w:rPr>
-            <w:t>5B0%5D%5Bfield%5D=informa</w:t>
+            <w:t>5B0%5D%5Bfield%5D=inform</w:t>
+          </w:r>
+        </w:hyperlink>
+      </w:r>
+      <w:r>
+        <w:rPr>
+          <w:rFonts w:ascii="Charis SIL Regular" w:hAnsi="Charis SIL Regular" w:eastAsia="Charis SIL Regular"/>
+          <w:b w:val="0"/>
+          <w:i w:val="0"/>
+          <w:color w:val="0000FF"/>
+          <w:sz w:val="24"/>
+        </w:rPr>
+        <w:hyperlink r:id="rId16" w:history="1">
+          <w:r>
+            <w:rPr>
+              <w:rStyle w:val="Hyperlink"/>
+            </w:rPr>
+            <w:t>a</w:t>
+          </w:r>
+        </w:hyperlink>
+      </w:r>
+      <w:r>
+        <w:rPr>
+          <w:rFonts w:ascii="Charis SIL Regular" w:hAnsi="Charis SIL Regular" w:eastAsia="Charis SIL Regular"/>
+          <w:b w:val="0"/>
+          <w:i w:val="0"/>
+          <w:color w:val="0000FF"/>
+          <w:sz w:val="24"/>
+        </w:rPr>
+        <w:t>t</w:t>
+      </w:r>
+      <w:r>
+        <w:rPr>
+          <w:rFonts w:ascii="Charis SIL Regular" w:hAnsi="Charis SIL Regular" w:eastAsia="Charis SIL Regular"/>
+          <w:b w:val="0"/>
+          <w:i w:val="0"/>
+          <w:color w:val="0000FF"/>
+          <w:sz w:val="24"/>
+        </w:rPr>
+        <w:hyperlink r:id="rId16" w:history="1">
+          <w:r>
+            <w:rPr>
+              <w:rStyle w:val="Hyperlink"/>
+            </w:rPr>
+            <w:t>ion_type&amp;fil</w:t>
           </w:r>
         </w:hyperlink>
       </w:r>
@@ -2942,36 +2929,9 @@
             <w:rPr>
               <w:rStyle w:val="Hyperlink"/>
             </w:rPr>
-            <w:t>ion_type&amp;filt</w:t>
+            <w:t>ers%5B0%5D%5Bvalues%5D%5B0</w:t>
           </w:r>
         </w:hyperlink>
-      </w:r>
-      <w:r>
-        <w:rPr>
-          <w:rFonts w:ascii="Charis SIL Regular" w:hAnsi="Charis SIL Regular" w:eastAsia="Charis SIL Regular"/>
-          <w:b w:val="0"/>
-          <w:i w:val="0"/>
-          <w:color w:val="0000FF"/>
-          <w:sz w:val="24"/>
-        </w:rPr>
-        <w:hyperlink r:id="rId16" w:history="1">
-          <w:r>
-            <w:rPr>
-              <w:rStyle w:val="Hyperlink"/>
-            </w:rPr>
-            <w:t>ers%5B0%5D%5Bvalues%5D%</w:t>
-          </w:r>
-        </w:hyperlink>
-      </w:r>
-      <w:r>
-        <w:rPr>
-          <w:rFonts w:ascii="Charis SIL Regular" w:hAnsi="Charis SIL Regular" w:eastAsia="Charis SIL Regular"/>
-          <w:b w:val="0"/>
-          <w:i w:val="0"/>
-          <w:color w:val="0000FF"/>
-          <w:sz w:val="24"/>
-        </w:rPr>
-        <w:t>5B0</w:t>
       </w:r>
     </w:p>
     <w:p>
@@ -3456,7 +3416,7 @@
             <w:rPr>
               <w:rStyle w:val="Hyperlink"/>
             </w:rPr>
-            <w:t>filters</w:t>
+            <w:t>filter</w:t>
           </w:r>
         </w:hyperlink>
       </w:r>
@@ -3473,9 +3433,19 @@
             <w:rPr>
               <w:rStyle w:val="Hyperlink"/>
             </w:rPr>
-            <w:t>%</w:t>
+            <w:t>s</w:t>
           </w:r>
         </w:hyperlink>
+      </w:r>
+      <w:r>
+        <w:rPr>
+          <w:rFonts w:ascii="Charis SIL Regular" w:hAnsi="Charis SIL Regular" w:eastAsia="Charis SIL Regular"/>
+          <w:b w:val="0"/>
+          <w:i w:val="0"/>
+          <w:color w:val="0000FF"/>
+          <w:sz w:val="24"/>
+        </w:rPr>
+        <w:t>%</w:t>
       </w:r>
       <w:r>
         <w:rPr>
@@ -3490,7 +3460,51 @@
             <w:rPr>
               <w:rStyle w:val="Hyperlink"/>
             </w:rPr>
-            <w:t>5B0%5D%5Bfield%5D=informa</w:t>
+            <w:t>5B0%5D%5Bfield%5D=inform</w:t>
+          </w:r>
+        </w:hyperlink>
+      </w:r>
+      <w:r>
+        <w:rPr>
+          <w:rFonts w:ascii="Charis SIL Regular" w:hAnsi="Charis SIL Regular" w:eastAsia="Charis SIL Regular"/>
+          <w:b w:val="0"/>
+          <w:i w:val="0"/>
+          <w:color w:val="0000FF"/>
+          <w:sz w:val="24"/>
+        </w:rPr>
+        <w:hyperlink r:id="rId16" w:history="1">
+          <w:r>
+            <w:rPr>
+              <w:rStyle w:val="Hyperlink"/>
+            </w:rPr>
+            <w:t>a</w:t>
+          </w:r>
+        </w:hyperlink>
+      </w:r>
+      <w:r>
+        <w:rPr>
+          <w:rFonts w:ascii="Charis SIL Regular" w:hAnsi="Charis SIL Regular" w:eastAsia="Charis SIL Regular"/>
+          <w:b w:val="0"/>
+          <w:i w:val="0"/>
+          <w:color w:val="0000FF"/>
+          <w:sz w:val="24"/>
+        </w:rPr>
+        <w:t>t</w:t>
+      </w:r>
+      <w:r>
+        <w:rPr>
+          <w:rFonts w:ascii="Charis SIL Regular" w:hAnsi="Charis SIL Regular" w:eastAsia="Charis SIL Regular"/>
+          <w:b w:val="0"/>
+          <w:i w:val="0"/>
+          <w:color w:val="0000FF"/>
+          <w:sz w:val="24"/>
+        </w:rPr>
+        <w:hyperlink r:id="rId16" w:history="1">
+          <w:r>
+            <w:rPr>
+              <w:rStyle w:val="Hyperlink"/>
+            </w:rPr>
+            <w:t>ion_type&amp;fil</w:t>
           </w:r>
         </w:hyperlink>
       </w:r>
@@ -3524,36 +3538,9 @@
             <w:rPr>
               <w:rStyle w:val="Hyperlink"/>
             </w:rPr>
-            <w:t>ion_type&amp;filt</w:t>
+            <w:t>ers%5B0%5D%5Bvalues%5D%5B0</w:t>
           </w:r>
         </w:hyperlink>
-      </w:r>
-      <w:r>
-        <w:rPr>
-          <w:rFonts w:ascii="Charis SIL Regular" w:hAnsi="Charis SIL Regular" w:eastAsia="Charis SIL Regular"/>
-          <w:b w:val="0"/>
-          <w:i w:val="0"/>
-          <w:color w:val="0000FF"/>
-          <w:sz w:val="24"/>
-        </w:rPr>
-        <w:hyperlink r:id="rId16" w:history="1">
-          <w:r>
-            <w:rPr>
-              <w:rStyle w:val="Hyperlink"/>
-            </w:rPr>
-            <w:t>ers%5B0%5D%5Bvalues%5D%</w:t>
-          </w:r>
-        </w:hyperlink>
-      </w:r>
-      <w:r>
-        <w:rPr>
-          <w:rFonts w:ascii="Charis SIL Regular" w:hAnsi="Charis SIL Regular" w:eastAsia="Charis SIL Regular"/>
-          <w:b w:val="0"/>
-          <w:i w:val="0"/>
-          <w:color w:val="0000FF"/>
-          <w:sz w:val="24"/>
-        </w:rPr>
-        <w:t>5B0</w:t>
       </w:r>
     </w:p>
     <w:p>

--- a/EXPORTS/DOCX/published/niveau3/English/RMO.docx
+++ b/EXPORTS/DOCX/published/niveau3/English/RMO.docx
@@ -419,7 +419,6 @@
       </w:r>
       <w:r>
         <w:rPr>
-          <w:u w:val="single" w:color="0000ff"/>
           <w:rFonts w:ascii="Charis SIL Regular" w:hAnsi="Charis SIL Regular" w:eastAsia="Charis SIL Regular"/>
           <w:b w:val="0"/>
           <w:i w:val="0"/>
@@ -1046,61 +1045,7 @@
           <w:color w:val="000000"/>
           <w:sz w:val="24"/>
         </w:rPr>
-        <w:t xml:space="preserve">Wereldmuseum Leiden). In 2023 and 2024 several of </w:t>
-      </w:r>
-      <w:r>
-        <w:rPr>
-          <w:u w:val="single" w:color="0000ff"/>
-          <w:rFonts w:ascii="Charis SIL Regular" w:hAnsi="Charis SIL Regular" w:eastAsia="Charis SIL Regular"/>
-          <w:b w:val="0"/>
-          <w:i w:val="0"/>
-          <w:color w:val="000000"/>
-          <w:sz w:val="24"/>
-        </w:rPr>
-        <w:hyperlink r:id="rId13" w:history="1">
-          <w:r>
-            <w:rPr>
-              <w:rStyle w:val="Hyperlink"/>
-            </w:rPr>
-            <w:t>t</w:t>
-          </w:r>
-        </w:hyperlink>
-      </w:r>
-      <w:r>
-        <w:rPr>
-          <w:u w:val="single" w:color="0000ff"/>
-          <w:rFonts w:ascii="Charis SIL Regular" w:hAnsi="Charis SIL Regular" w:eastAsia="Charis SIL Regular"/>
-          <w:b w:val="0"/>
-          <w:i w:val="0"/>
-          <w:color w:val="000000"/>
-          <w:sz w:val="24"/>
-        </w:rPr>
-        <w:hyperlink r:id="rId13" w:history="1">
-          <w:r>
-            <w:rPr>
-              <w:rStyle w:val="Hyperlink"/>
-            </w:rPr>
-            <w:t>h</w:t>
-          </w:r>
-        </w:hyperlink>
-      </w:r>
-      <w:r>
-        <w:rPr>
-          <w:u w:val="single" w:color="0000ff"/>
-          <w:rFonts w:ascii="Charis SIL Regular" w:hAnsi="Charis SIL Regular" w:eastAsia="Charis SIL Regular"/>
-          <w:b w:val="0"/>
-          <w:i w:val="0"/>
-          <w:color w:val="000000"/>
-          <w:sz w:val="24"/>
-        </w:rPr>
-        <w:hyperlink r:id="rId13" w:history="1">
-          <w:r>
-            <w:rPr>
-              <w:rStyle w:val="Hyperlink"/>
-            </w:rPr>
-            <w:t>e Sin</w:t>
-          </w:r>
-        </w:hyperlink>
+        <w:t>Wereldmuseum Leiden). In 2023 and 2024 several of the Sin</w:t>
       </w:r>
       <w:r>
         <w:rPr>
@@ -1874,7 +1819,146 @@
           <w:color w:val="000000"/>
           <w:sz w:val="24"/>
         </w:rPr>
-        <w:t xml:space="preserve">. The archive of the KKZ, which is part of the Rijksmuseum archive, is managed by the </w:t>
+        <w:t xml:space="preserve">. The archive of </w:t>
+      </w:r>
+      <w:r>
+        <w:rPr>
+          <w:u w:val="single" w:color="0000ff"/>
+          <w:rFonts w:ascii="Charis SIL Regular" w:hAnsi="Charis SIL Regular" w:eastAsia="Charis SIL Regular"/>
+          <w:b w:val="0"/>
+          <w:i w:val="0"/>
+          <w:color w:val="000000"/>
+          <w:sz w:val="24"/>
+        </w:rPr>
+        <w:hyperlink r:id="rId12" w:history="1">
+          <w:r>
+            <w:rPr>
+              <w:rStyle w:val="Hyperlink"/>
+            </w:rPr>
+            <w:t>the K</w:t>
+          </w:r>
+        </w:hyperlink>
+      </w:r>
+      <w:r>
+        <w:rPr>
+          <w:u w:val="single" w:color="0000ff"/>
+          <w:rFonts w:ascii="Charis SIL Regular" w:hAnsi="Charis SIL Regular" w:eastAsia="Charis SIL Regular"/>
+          <w:b w:val="0"/>
+          <w:i w:val="0"/>
+          <w:color w:val="000000"/>
+          <w:sz w:val="24"/>
+        </w:rPr>
+        <w:t>K</w:t>
+      </w:r>
+      <w:r>
+        <w:rPr>
+          <w:u w:val="single" w:color="0000ff"/>
+          <w:rFonts w:ascii="Charis SIL Regular" w:hAnsi="Charis SIL Regular" w:eastAsia="Charis SIL Regular"/>
+          <w:b w:val="0"/>
+          <w:i w:val="0"/>
+          <w:color w:val="000000"/>
+          <w:sz w:val="24"/>
+        </w:rPr>
+        <w:hyperlink r:id="rId12" w:history="1">
+          <w:r>
+            <w:rPr>
+              <w:rStyle w:val="Hyperlink"/>
+            </w:rPr>
+            <w:t>Z, whic</w:t>
+          </w:r>
+        </w:hyperlink>
+      </w:r>
+      <w:r>
+        <w:rPr>
+          <w:u w:val="single" w:color="0000ff"/>
+          <w:rFonts w:ascii="Charis SIL Regular" w:hAnsi="Charis SIL Regular" w:eastAsia="Charis SIL Regular"/>
+          <w:b w:val="0"/>
+          <w:i w:val="0"/>
+          <w:color w:val="000000"/>
+          <w:sz w:val="24"/>
+        </w:rPr>
+        <w:hyperlink r:id="rId12" w:history="1">
+          <w:r>
+            <w:rPr>
+              <w:rStyle w:val="Hyperlink"/>
+            </w:rPr>
+            <w:t>h i</w:t>
+          </w:r>
+        </w:hyperlink>
+      </w:r>
+      <w:r>
+        <w:rPr>
+          <w:u w:val="single" w:color="0000ff"/>
+          <w:rFonts w:ascii="Charis SIL Regular" w:hAnsi="Charis SIL Regular" w:eastAsia="Charis SIL Regular"/>
+          <w:b w:val="0"/>
+          <w:i w:val="0"/>
+          <w:color w:val="000000"/>
+          <w:sz w:val="24"/>
+        </w:rPr>
+        <w:hyperlink r:id="rId12" w:history="1">
+          <w:r>
+            <w:rPr>
+              <w:rStyle w:val="Hyperlink"/>
+            </w:rPr>
+            <w:t>s</w:t>
+          </w:r>
+        </w:hyperlink>
+      </w:r>
+      <w:r>
+        <w:rPr>
+          <w:u w:val="single" w:color="0000ff"/>
+          <w:rFonts w:ascii="Charis SIL Regular" w:hAnsi="Charis SIL Regular" w:eastAsia="Charis SIL Regular"/>
+          <w:b w:val="0"/>
+          <w:i w:val="0"/>
+          <w:color w:val="000000"/>
+          <w:sz w:val="24"/>
+        </w:rPr>
+        <w:hyperlink r:id="rId12" w:history="1">
+          <w:r>
+            <w:rPr>
+              <w:rStyle w:val="Hyperlink"/>
+            </w:rPr>
+            <w:t xml:space="preserve"> part of th</w:t>
+          </w:r>
+        </w:hyperlink>
+      </w:r>
+      <w:r>
+        <w:rPr>
+          <w:rFonts w:ascii="Charis SIL Regular" w:hAnsi="Charis SIL Regular" w:eastAsia="Charis SIL Regular"/>
+          <w:b w:val="0"/>
+          <w:i w:val="0"/>
+          <w:color w:val="000000"/>
+          <w:sz w:val="24"/>
+        </w:rPr>
+        <w:t xml:space="preserve">e Rijksmuseum archive, </w:t>
+      </w:r>
+      <w:r>
+        <w:rPr>
+          <w:u w:val="single" w:color="0000ff"/>
+          <w:rFonts w:ascii="Charis SIL Regular" w:hAnsi="Charis SIL Regular" w:eastAsia="Charis SIL Regular"/>
+          <w:b w:val="0"/>
+          <w:i w:val="0"/>
+          <w:color w:val="000000"/>
+          <w:sz w:val="24"/>
+        </w:rPr>
+        <w:hyperlink r:id="rId13" w:history="1">
+          <w:r>
+            <w:rPr>
+              <w:rStyle w:val="Hyperlink"/>
+            </w:rPr>
+            <w:t>is managed by t</w:t>
+          </w:r>
+        </w:hyperlink>
+      </w:r>
+      <w:r>
+        <w:rPr>
+          <w:rFonts w:ascii="Charis SIL Regular" w:hAnsi="Charis SIL Regular" w:eastAsia="Charis SIL Regular"/>
+          <w:b w:val="0"/>
+          <w:i w:val="0"/>
+          <w:color w:val="000000"/>
+          <w:sz w:val="24"/>
+        </w:rPr>
+        <w:t xml:space="preserve">he </w:t>
       </w:r>
       <w:r>
         <w:rPr>
@@ -3123,7 +3207,7 @@
             <w:rPr>
               <w:rStyle w:val="Hyperlink"/>
             </w:rPr>
-            <w:t>filter</w:t>
+            <w:t>filters</w:t>
           </w:r>
         </w:hyperlink>
       </w:r>
@@ -3140,19 +3224,9 @@
             <w:rPr>
               <w:rStyle w:val="Hyperlink"/>
             </w:rPr>
-            <w:t>s</w:t>
+            <w:t>%</w:t>
           </w:r>
         </w:hyperlink>
-      </w:r>
-      <w:r>
-        <w:rPr>
-          <w:rFonts w:ascii="Charis SIL Regular" w:hAnsi="Charis SIL Regular" w:eastAsia="Charis SIL Regular"/>
-          <w:b w:val="0"/>
-          <w:i w:val="0"/>
-          <w:color w:val="0000FF"/>
-          <w:sz w:val="24"/>
-        </w:rPr>
-        <w:t>%</w:t>
       </w:r>
       <w:r>
         <w:rPr>
@@ -3167,7 +3241,7 @@
             <w:rPr>
               <w:rStyle w:val="Hyperlink"/>
             </w:rPr>
-            <w:t>5B0%5D%5Bfield%5D=inform</w:t>
+            <w:t>5B0%5D%5Bfield%5D=infor</w:t>
           </w:r>
         </w:hyperlink>
       </w:r>
@@ -3184,7 +3258,7 @@
             <w:rPr>
               <w:rStyle w:val="Hyperlink"/>
             </w:rPr>
-            <w:t>a</w:t>
+            <w:t>m</w:t>
           </w:r>
         </w:hyperlink>
       </w:r>
@@ -3196,7 +3270,7 @@
           <w:color w:val="0000FF"/>
           <w:sz w:val="24"/>
         </w:rPr>
-        <w:t>t</w:t>
+        <w:t>at</w:t>
       </w:r>
       <w:r>
         <w:rPr>
@@ -3712,7 +3786,7 @@
             <w:rPr>
               <w:rStyle w:val="Hyperlink"/>
             </w:rPr>
-            <w:t>filter</w:t>
+            <w:t>filters</w:t>
           </w:r>
         </w:hyperlink>
       </w:r>
@@ -3729,19 +3803,9 @@
             <w:rPr>
               <w:rStyle w:val="Hyperlink"/>
             </w:rPr>
-            <w:t>s</w:t>
+            <w:t>%</w:t>
           </w:r>
         </w:hyperlink>
-      </w:r>
-      <w:r>
-        <w:rPr>
-          <w:rFonts w:ascii="Charis SIL Regular" w:hAnsi="Charis SIL Regular" w:eastAsia="Charis SIL Regular"/>
-          <w:b w:val="0"/>
-          <w:i w:val="0"/>
-          <w:color w:val="0000FF"/>
-          <w:sz w:val="24"/>
-        </w:rPr>
-        <w:t>%</w:t>
       </w:r>
       <w:r>
         <w:rPr>
@@ -3756,7 +3820,7 @@
             <w:rPr>
               <w:rStyle w:val="Hyperlink"/>
             </w:rPr>
-            <w:t>5B0%5D%5Bfield%5D=inform</w:t>
+            <w:t>5B0%5D%5Bfield%5D=infor</w:t>
           </w:r>
         </w:hyperlink>
       </w:r>
@@ -3773,7 +3837,7 @@
             <w:rPr>
               <w:rStyle w:val="Hyperlink"/>
             </w:rPr>
-            <w:t>a</w:t>
+            <w:t>m</w:t>
           </w:r>
         </w:hyperlink>
       </w:r>
@@ -3785,7 +3849,7 @@
           <w:color w:val="0000FF"/>
           <w:sz w:val="24"/>
         </w:rPr>
-        <w:t>t</w:t>
+        <w:t>at</w:t>
       </w:r>
       <w:r>
         <w:rPr>

--- a/EXPORTS/DOCX/published/niveau3/English/RMO.docx
+++ b/EXPORTS/DOCX/published/niveau3/English/RMO.docx
@@ -1045,7 +1045,61 @@
           <w:color w:val="000000"/>
           <w:sz w:val="24"/>
         </w:rPr>
-        <w:t>Wereldmuseum Leiden). In 2023 and 2024 several of the Sin</w:t>
+        <w:t xml:space="preserve">Wereldmuseum Leiden). In 2023 and 2024 several of </w:t>
+      </w:r>
+      <w:r>
+        <w:rPr>
+          <w:u w:val="single" w:color="0000ff"/>
+          <w:rFonts w:ascii="Charis SIL Regular" w:hAnsi="Charis SIL Regular" w:eastAsia="Charis SIL Regular"/>
+          <w:b w:val="0"/>
+          <w:i w:val="0"/>
+          <w:color w:val="000000"/>
+          <w:sz w:val="24"/>
+        </w:rPr>
+        <w:hyperlink r:id="rId13" w:history="1">
+          <w:r>
+            <w:rPr>
+              <w:rStyle w:val="Hyperlink"/>
+            </w:rPr>
+            <w:t>t</w:t>
+          </w:r>
+        </w:hyperlink>
+      </w:r>
+      <w:r>
+        <w:rPr>
+          <w:u w:val="single" w:color="0000ff"/>
+          <w:rFonts w:ascii="Charis SIL Regular" w:hAnsi="Charis SIL Regular" w:eastAsia="Charis SIL Regular"/>
+          <w:b w:val="0"/>
+          <w:i w:val="0"/>
+          <w:color w:val="000000"/>
+          <w:sz w:val="24"/>
+        </w:rPr>
+        <w:hyperlink r:id="rId13" w:history="1">
+          <w:r>
+            <w:rPr>
+              <w:rStyle w:val="Hyperlink"/>
+            </w:rPr>
+            <w:t>h</w:t>
+          </w:r>
+        </w:hyperlink>
+      </w:r>
+      <w:r>
+        <w:rPr>
+          <w:u w:val="single" w:color="0000ff"/>
+          <w:rFonts w:ascii="Charis SIL Regular" w:hAnsi="Charis SIL Regular" w:eastAsia="Charis SIL Regular"/>
+          <w:b w:val="0"/>
+          <w:i w:val="0"/>
+          <w:color w:val="000000"/>
+          <w:sz w:val="24"/>
+        </w:rPr>
+        <w:hyperlink r:id="rId13" w:history="1">
+          <w:r>
+            <w:rPr>
+              <w:rStyle w:val="Hyperlink"/>
+            </w:rPr>
+            <w:t>e Sin</w:t>
+          </w:r>
+        </w:hyperlink>
       </w:r>
       <w:r>
         <w:rPr>
@@ -1424,7 +1478,32 @@
           <w:color w:val="000000"/>
           <w:sz w:val="24"/>
         </w:rPr>
-        <w:t xml:space="preserve">n. The </w:t>
+        <w:hyperlink r:id="rId9" w:history="1">
+          <w:r>
+            <w:rPr>
+              <w:rStyle w:val="Hyperlink"/>
+            </w:rPr>
+            <w:t xml:space="preserve">n. </w:t>
+          </w:r>
+        </w:hyperlink>
+      </w:r>
+      <w:r>
+        <w:rPr>
+          <w:u w:val="single" w:color="0000ff"/>
+          <w:rFonts w:ascii="Charis SIL Regular" w:hAnsi="Charis SIL Regular" w:eastAsia="Charis SIL Regular"/>
+          <w:b w:val="0"/>
+          <w:i w:val="0"/>
+          <w:color w:val="000000"/>
+          <w:sz w:val="24"/>
+        </w:rPr>
+        <w:hyperlink r:id="rId9" w:history="1">
+          <w:r>
+            <w:rPr>
+              <w:rStyle w:val="Hyperlink"/>
+            </w:rPr>
+            <w:t xml:space="preserve">The </w:t>
+          </w:r>
+        </w:hyperlink>
       </w:r>
       <w:r>
         <w:rPr>
@@ -1941,14 +2020,7 @@
           <w:color w:val="000000"/>
           <w:sz w:val="24"/>
         </w:rPr>
-        <w:hyperlink r:id="rId13" w:history="1">
-          <w:r>
-            <w:rPr>
-              <w:rStyle w:val="Hyperlink"/>
-            </w:rPr>
-            <w:t>is managed by t</w:t>
-          </w:r>
-        </w:hyperlink>
+        <w:t>is managed by t</w:t>
       </w:r>
       <w:r>
         <w:rPr>

--- a/EXPORTS/DOCX/published/niveau3/English/RMO.docx
+++ b/EXPORTS/DOCX/published/niveau3/English/RMO.docx
@@ -1431,79 +1431,7 @@
           <w:color w:val="000000"/>
           <w:sz w:val="24"/>
         </w:rPr>
-        <w:hyperlink r:id="rId9" w:history="1">
-          <w:r>
-            <w:rPr>
-              <w:rStyle w:val="Hyperlink"/>
-            </w:rPr>
-            <w:t>tory and</w:t>
-          </w:r>
-        </w:hyperlink>
-      </w:r>
-      <w:r>
-        <w:rPr>
-          <w:u w:val="single" w:color="0000ff"/>
-          <w:rFonts w:ascii="Charis SIL Regular" w:hAnsi="Charis SIL Regular" w:eastAsia="Charis SIL Regular"/>
-          <w:b w:val="0"/>
-          <w:i w:val="0"/>
-          <w:color w:val="000000"/>
-          <w:sz w:val="24"/>
-        </w:rPr>
-        <w:t xml:space="preserve"> </w:t>
-      </w:r>
-      <w:r>
-        <w:rPr>
-          <w:u w:val="single" w:color="0000ff"/>
-          <w:rFonts w:ascii="Charis SIL Regular" w:hAnsi="Charis SIL Regular" w:eastAsia="Charis SIL Regular"/>
-          <w:b w:val="0"/>
-          <w:i w:val="0"/>
-          <w:color w:val="000000"/>
-          <w:sz w:val="24"/>
-        </w:rPr>
-        <w:hyperlink r:id="rId9" w:history="1">
-          <w:r>
-            <w:rPr>
-              <w:rStyle w:val="Hyperlink"/>
-            </w:rPr>
-            <w:t>collectio</w:t>
-          </w:r>
-        </w:hyperlink>
-      </w:r>
-      <w:r>
-        <w:rPr>
-          <w:u w:val="single" w:color="0000ff"/>
-          <w:rFonts w:ascii="Charis SIL Regular" w:hAnsi="Charis SIL Regular" w:eastAsia="Charis SIL Regular"/>
-          <w:b w:val="0"/>
-          <w:i w:val="0"/>
-          <w:color w:val="000000"/>
-          <w:sz w:val="24"/>
-        </w:rPr>
-        <w:hyperlink r:id="rId9" w:history="1">
-          <w:r>
-            <w:rPr>
-              <w:rStyle w:val="Hyperlink"/>
-            </w:rPr>
-            <w:t xml:space="preserve">n. </w:t>
-          </w:r>
-        </w:hyperlink>
-      </w:r>
-      <w:r>
-        <w:rPr>
-          <w:u w:val="single" w:color="0000ff"/>
-          <w:rFonts w:ascii="Charis SIL Regular" w:hAnsi="Charis SIL Regular" w:eastAsia="Charis SIL Regular"/>
-          <w:b w:val="0"/>
-          <w:i w:val="0"/>
-          <w:color w:val="000000"/>
-          <w:sz w:val="24"/>
-        </w:rPr>
-        <w:hyperlink r:id="rId9" w:history="1">
-          <w:r>
-            <w:rPr>
-              <w:rStyle w:val="Hyperlink"/>
-            </w:rPr>
-            <w:t xml:space="preserve">The </w:t>
-          </w:r>
-        </w:hyperlink>
+        <w:t xml:space="preserve">tory and collection. The </w:t>
       </w:r>
       <w:r>
         <w:rPr>
@@ -1514,7 +1442,7 @@
           <w:sz w:val="24"/>
           <w:u w:val="single"/>
         </w:rPr>
-        <w:hyperlink r:id="rId9" w:history="1">
+        <w:hyperlink r:id="rId14" w:history="1">
           <w:r>
             <w:rPr>
               <w:rStyle w:val="Hyperlink"/>
@@ -1898,36 +1826,7 @@
           <w:color w:val="000000"/>
           <w:sz w:val="24"/>
         </w:rPr>
-        <w:t xml:space="preserve">. The archive of </w:t>
-      </w:r>
-      <w:r>
-        <w:rPr>
-          <w:u w:val="single" w:color="0000ff"/>
-          <w:rFonts w:ascii="Charis SIL Regular" w:hAnsi="Charis SIL Regular" w:eastAsia="Charis SIL Regular"/>
-          <w:b w:val="0"/>
-          <w:i w:val="0"/>
-          <w:color w:val="000000"/>
-          <w:sz w:val="24"/>
-        </w:rPr>
-        <w:hyperlink r:id="rId12" w:history="1">
-          <w:r>
-            <w:rPr>
-              <w:rStyle w:val="Hyperlink"/>
-            </w:rPr>
-            <w:t>the K</w:t>
-          </w:r>
-        </w:hyperlink>
-      </w:r>
-      <w:r>
-        <w:rPr>
-          <w:u w:val="single" w:color="0000ff"/>
-          <w:rFonts w:ascii="Charis SIL Regular" w:hAnsi="Charis SIL Regular" w:eastAsia="Charis SIL Regular"/>
-          <w:b w:val="0"/>
-          <w:i w:val="0"/>
-          <w:color w:val="000000"/>
-          <w:sz w:val="24"/>
-        </w:rPr>
-        <w:t>K</w:t>
+        <w:t>. The archive of the KK</w:t>
       </w:r>
       <w:r>
         <w:rPr>
@@ -2020,7 +1919,14 @@
           <w:color w:val="000000"/>
           <w:sz w:val="24"/>
         </w:rPr>
-        <w:t>is managed by t</w:t>
+        <w:hyperlink r:id="rId13" w:history="1">
+          <w:r>
+            <w:rPr>
+              <w:rStyle w:val="Hyperlink"/>
+            </w:rPr>
+            <w:t>is managed by t</w:t>
+          </w:r>
+        </w:hyperlink>
       </w:r>
       <w:r>
         <w:rPr>
@@ -2260,8 +2166,9 @@
           <w:i w:val="0"/>
           <w:color w:val="0000FF"/>
           <w:sz w:val="24"/>
+          <w:u w:val="single"/>
         </w:rPr>
-        <w:t>i</w:t>
+        <w:t>ic research in colonised territorie</w:t>
       </w:r>
       <w:r>
         <w:rPr>
@@ -2270,9 +2177,8 @@
           <w:i w:val="0"/>
           <w:color w:val="0000FF"/>
           <w:sz w:val="24"/>
-          <w:u w:val="single"/>
         </w:rPr>
-        <w:t>c research in colonised territories</w:t>
+        <w:t>s</w:t>
       </w:r>
       <w:r>
         <w:br/>

--- a/EXPORTS/DOCX/published/niveau3/English/RMO.docx
+++ b/EXPORTS/DOCX/published/niveau3/English/RMO.docx
@@ -419,6 +419,7 @@
       </w:r>
       <w:r>
         <w:rPr>
+          <w:u w:val="single" w:color="0000ff"/>
           <w:rFonts w:ascii="Charis SIL Regular" w:hAnsi="Charis SIL Regular" w:eastAsia="Charis SIL Regular"/>
           <w:b w:val="0"/>
           <w:i w:val="0"/>
@@ -676,53 +677,7 @@
           <w:color w:val="000000"/>
           <w:sz w:val="24"/>
         </w:rPr>
-        <w:t>played an important role</w:t>
-      </w:r>
-      <w:r>
-        <w:rPr>
-          <w:u w:val="single" w:color="0000ff"/>
-          <w:rFonts w:ascii="Charis SIL Regular" w:hAnsi="Charis SIL Regular" w:eastAsia="Charis SIL Regular"/>
-          <w:b w:val="0"/>
-          <w:i w:val="0"/>
-          <w:color w:val="000000"/>
-          <w:sz w:val="24"/>
-        </w:rPr>
-        <w:hyperlink r:id="rId11" w:history="1">
-          <w:r>
-            <w:rPr>
-              <w:rStyle w:val="Hyperlink"/>
-            </w:rPr>
-            <w:t xml:space="preserve"> in the pr</w:t>
-          </w:r>
-        </w:hyperlink>
-      </w:r>
-      <w:r>
-        <w:rPr>
-          <w:rFonts w:ascii="Charis SIL Regular" w:hAnsi="Charis SIL Regular" w:eastAsia="Charis SIL Regular"/>
-          <w:b w:val="0"/>
-          <w:i w:val="0"/>
-          <w:color w:val="000000"/>
-          <w:sz w:val="24"/>
-        </w:rPr>
-        <w:t>ofessiona</w:t>
-      </w:r>
-      <w:r>
-        <w:rPr>
-          <w:u w:val="single" w:color="0000ff"/>
-          <w:rFonts w:ascii="Charis SIL Regular" w:hAnsi="Charis SIL Regular" w:eastAsia="Charis SIL Regular"/>
-          <w:b w:val="0"/>
-          <w:i w:val="0"/>
-          <w:color w:val="000000"/>
-          <w:sz w:val="24"/>
-        </w:rPr>
-        <w:hyperlink r:id="rId12" w:history="1">
-          <w:r>
-            <w:rPr>
-              <w:rStyle w:val="Hyperlink"/>
-            </w:rPr>
-            <w:t>lisatio</w:t>
-          </w:r>
-        </w:hyperlink>
+        <w:t>played an important role in the professionalisatio</w:t>
       </w:r>
       <w:r>
         <w:rPr>
@@ -1074,50 +1029,7 @@
           <w:color w:val="000000"/>
           <w:sz w:val="24"/>
         </w:rPr>
-        <w:hyperlink r:id="rId13" w:history="1">
-          <w:r>
-            <w:rPr>
-              <w:rStyle w:val="Hyperlink"/>
-            </w:rPr>
-            <w:t>h</w:t>
-          </w:r>
-        </w:hyperlink>
-      </w:r>
-      <w:r>
-        <w:rPr>
-          <w:u w:val="single" w:color="0000ff"/>
-          <w:rFonts w:ascii="Charis SIL Regular" w:hAnsi="Charis SIL Regular" w:eastAsia="Charis SIL Regular"/>
-          <w:b w:val="0"/>
-          <w:i w:val="0"/>
-          <w:color w:val="000000"/>
-          <w:sz w:val="24"/>
-        </w:rPr>
-        <w:hyperlink r:id="rId13" w:history="1">
-          <w:r>
-            <w:rPr>
-              <w:rStyle w:val="Hyperlink"/>
-            </w:rPr>
-            <w:t>e Sin</w:t>
-          </w:r>
-        </w:hyperlink>
-      </w:r>
-      <w:r>
-        <w:rPr>
-          <w:u w:val="single" w:color="0000ff"/>
-          <w:rFonts w:ascii="Charis SIL Regular" w:hAnsi="Charis SIL Regular" w:eastAsia="Charis SIL Regular"/>
-          <w:b w:val="0"/>
-          <w:i w:val="0"/>
-          <w:color w:val="000000"/>
-          <w:sz w:val="24"/>
-        </w:rPr>
-        <w:hyperlink r:id="rId13" w:history="1">
-          <w:r>
-            <w:rPr>
-              <w:rStyle w:val="Hyperlink"/>
-            </w:rPr>
-            <w:t>ghasari statues o</w:t>
-          </w:r>
-        </w:hyperlink>
+        <w:t>he Singhasari statues o</w:t>
       </w:r>
       <w:r>
         <w:rPr>
@@ -1420,7 +1332,7 @@
           <w:color w:val="000000"/>
           <w:sz w:val="24"/>
         </w:rPr>
-        <w:t>the museum, its his</w:t>
+        <w:t>the museum, its history and collectio</w:t>
       </w:r>
       <w:r>
         <w:rPr>
@@ -1431,7 +1343,32 @@
           <w:color w:val="000000"/>
           <w:sz w:val="24"/>
         </w:rPr>
-        <w:t xml:space="preserve">tory and collection. The </w:t>
+        <w:hyperlink r:id="rId9" w:history="1">
+          <w:r>
+            <w:rPr>
+              <w:rStyle w:val="Hyperlink"/>
+            </w:rPr>
+            <w:t xml:space="preserve">n. </w:t>
+          </w:r>
+        </w:hyperlink>
+      </w:r>
+      <w:r>
+        <w:rPr>
+          <w:u w:val="single" w:color="0000ff"/>
+          <w:rFonts w:ascii="Charis SIL Regular" w:hAnsi="Charis SIL Regular" w:eastAsia="Charis SIL Regular"/>
+          <w:b w:val="0"/>
+          <w:i w:val="0"/>
+          <w:color w:val="000000"/>
+          <w:sz w:val="24"/>
+        </w:rPr>
+        <w:hyperlink r:id="rId9" w:history="1">
+          <w:r>
+            <w:rPr>
+              <w:rStyle w:val="Hyperlink"/>
+            </w:rPr>
+            <w:t xml:space="preserve">The </w:t>
+          </w:r>
+        </w:hyperlink>
       </w:r>
       <w:r>
         <w:rPr>
@@ -1442,7 +1379,7 @@
           <w:sz w:val="24"/>
           <w:u w:val="single"/>
         </w:rPr>
-        <w:hyperlink r:id="rId14" w:history="1">
+        <w:hyperlink r:id="rId9" w:history="1">
           <w:r>
             <w:rPr>
               <w:rStyle w:val="Hyperlink"/>
@@ -1826,7 +1763,36 @@
           <w:color w:val="000000"/>
           <w:sz w:val="24"/>
         </w:rPr>
-        <w:t>. The archive of the KK</w:t>
+        <w:t xml:space="preserve">. The archive of </w:t>
+      </w:r>
+      <w:r>
+        <w:rPr>
+          <w:u w:val="single" w:color="0000ff"/>
+          <w:rFonts w:ascii="Charis SIL Regular" w:hAnsi="Charis SIL Regular" w:eastAsia="Charis SIL Regular"/>
+          <w:b w:val="0"/>
+          <w:i w:val="0"/>
+          <w:color w:val="000000"/>
+          <w:sz w:val="24"/>
+        </w:rPr>
+        <w:hyperlink r:id="rId12" w:history="1">
+          <w:r>
+            <w:rPr>
+              <w:rStyle w:val="Hyperlink"/>
+            </w:rPr>
+            <w:t>the K</w:t>
+          </w:r>
+        </w:hyperlink>
+      </w:r>
+      <w:r>
+        <w:rPr>
+          <w:u w:val="single" w:color="0000ff"/>
+          <w:rFonts w:ascii="Charis SIL Regular" w:hAnsi="Charis SIL Regular" w:eastAsia="Charis SIL Regular"/>
+          <w:b w:val="0"/>
+          <w:i w:val="0"/>
+          <w:color w:val="000000"/>
+          <w:sz w:val="24"/>
+        </w:rPr>
+        <w:t>K</w:t>
       </w:r>
       <w:r>
         <w:rPr>

--- a/EXPORTS/DOCX/published/niveau3/English/RMO.docx
+++ b/EXPORTS/DOCX/published/niveau3/English/RMO.docx
@@ -419,7 +419,6 @@
       </w:r>
       <w:r>
         <w:rPr>
-          <w:u w:val="single" w:color="0000ff"/>
           <w:rFonts w:ascii="Charis SIL Regular" w:hAnsi="Charis SIL Regular" w:eastAsia="Charis SIL Regular"/>
           <w:b w:val="0"/>
           <w:i w:val="0"/>
@@ -677,7 +676,7 @@
           <w:color w:val="000000"/>
           <w:sz w:val="24"/>
         </w:rPr>
-        <w:t>played an important role in the professionalisatio</w:t>
+        <w:t>played an important role</w:t>
       </w:r>
       <w:r>
         <w:rPr>
@@ -688,50 +687,24 @@
           <w:color w:val="000000"/>
           <w:sz w:val="24"/>
         </w:rPr>
-        <w:hyperlink r:id="rId12" w:history="1">
+        <w:hyperlink r:id="rId11" w:history="1">
           <w:r>
             <w:rPr>
               <w:rStyle w:val="Hyperlink"/>
             </w:rPr>
-            <w:t>n of mu</w:t>
+            <w:t xml:space="preserve"> in the pr</w:t>
           </w:r>
         </w:hyperlink>
       </w:r>
       <w:r>
         <w:rPr>
-          <w:u w:val="single" w:color="0000ff"/>
           <w:rFonts w:ascii="Charis SIL Regular" w:hAnsi="Charis SIL Regular" w:eastAsia="Charis SIL Regular"/>
           <w:b w:val="0"/>
           <w:i w:val="0"/>
           <w:color w:val="000000"/>
           <w:sz w:val="24"/>
         </w:rPr>
-        <w:hyperlink r:id="rId12" w:history="1">
-          <w:r>
-            <w:rPr>
-              <w:rStyle w:val="Hyperlink"/>
-            </w:rPr>
-            <w:t>s</w:t>
-          </w:r>
-        </w:hyperlink>
-      </w:r>
-      <w:r>
-        <w:rPr>
-          <w:u w:val="single" w:color="0000ff"/>
-          <w:rFonts w:ascii="Charis SIL Regular" w:hAnsi="Charis SIL Regular" w:eastAsia="Charis SIL Regular"/>
-          <w:b w:val="0"/>
-          <w:i w:val="0"/>
-          <w:color w:val="000000"/>
-          <w:sz w:val="24"/>
-        </w:rPr>
-        <w:hyperlink r:id="rId12" w:history="1">
-          <w:r>
-            <w:rPr>
-              <w:rStyle w:val="Hyperlink"/>
-            </w:rPr>
-            <w:t>eu</w:t>
-          </w:r>
-        </w:hyperlink>
+        <w:t>ofessionalisation of museu</w:t>
       </w:r>
       <w:r>
         <w:rPr>
@@ -1029,7 +1002,50 @@
           <w:color w:val="000000"/>
           <w:sz w:val="24"/>
         </w:rPr>
-        <w:t>he Singhasari statues o</w:t>
+        <w:hyperlink r:id="rId13" w:history="1">
+          <w:r>
+            <w:rPr>
+              <w:rStyle w:val="Hyperlink"/>
+            </w:rPr>
+            <w:t>h</w:t>
+          </w:r>
+        </w:hyperlink>
+      </w:r>
+      <w:r>
+        <w:rPr>
+          <w:u w:val="single" w:color="0000ff"/>
+          <w:rFonts w:ascii="Charis SIL Regular" w:hAnsi="Charis SIL Regular" w:eastAsia="Charis SIL Regular"/>
+          <w:b w:val="0"/>
+          <w:i w:val="0"/>
+          <w:color w:val="000000"/>
+          <w:sz w:val="24"/>
+        </w:rPr>
+        <w:hyperlink r:id="rId13" w:history="1">
+          <w:r>
+            <w:rPr>
+              <w:rStyle w:val="Hyperlink"/>
+            </w:rPr>
+            <w:t>e Sin</w:t>
+          </w:r>
+        </w:hyperlink>
+      </w:r>
+      <w:r>
+        <w:rPr>
+          <w:u w:val="single" w:color="0000ff"/>
+          <w:rFonts w:ascii="Charis SIL Regular" w:hAnsi="Charis SIL Regular" w:eastAsia="Charis SIL Regular"/>
+          <w:b w:val="0"/>
+          <w:i w:val="0"/>
+          <w:color w:val="000000"/>
+          <w:sz w:val="24"/>
+        </w:rPr>
+        <w:hyperlink r:id="rId13" w:history="1">
+          <w:r>
+            <w:rPr>
+              <w:rStyle w:val="Hyperlink"/>
+            </w:rPr>
+            <w:t>ghasari statues o</w:t>
+          </w:r>
+        </w:hyperlink>
       </w:r>
       <w:r>
         <w:rPr>
@@ -1332,7 +1348,54 @@
           <w:color w:val="000000"/>
           <w:sz w:val="24"/>
         </w:rPr>
-        <w:t>the museum, its history and collectio</w:t>
+        <w:t>the museum, its his</w:t>
+      </w:r>
+      <w:r>
+        <w:rPr>
+          <w:u w:val="single" w:color="0000ff"/>
+          <w:rFonts w:ascii="Charis SIL Regular" w:hAnsi="Charis SIL Regular" w:eastAsia="Charis SIL Regular"/>
+          <w:b w:val="0"/>
+          <w:i w:val="0"/>
+          <w:color w:val="000000"/>
+          <w:sz w:val="24"/>
+        </w:rPr>
+        <w:hyperlink r:id="rId9" w:history="1">
+          <w:r>
+            <w:rPr>
+              <w:rStyle w:val="Hyperlink"/>
+            </w:rPr>
+            <w:t>tory and</w:t>
+          </w:r>
+        </w:hyperlink>
+      </w:r>
+      <w:r>
+        <w:rPr>
+          <w:u w:val="single" w:color="0000ff"/>
+          <w:rFonts w:ascii="Charis SIL Regular" w:hAnsi="Charis SIL Regular" w:eastAsia="Charis SIL Regular"/>
+          <w:b w:val="0"/>
+          <w:i w:val="0"/>
+          <w:color w:val="000000"/>
+          <w:sz w:val="24"/>
+        </w:rPr>
+        <w:t xml:space="preserve"> </w:t>
+      </w:r>
+      <w:r>
+        <w:rPr>
+          <w:u w:val="single" w:color="0000ff"/>
+          <w:rFonts w:ascii="Charis SIL Regular" w:hAnsi="Charis SIL Regular" w:eastAsia="Charis SIL Regular"/>
+          <w:b w:val="0"/>
+          <w:i w:val="0"/>
+          <w:color w:val="000000"/>
+          <w:sz w:val="24"/>
+        </w:rPr>
+        <w:hyperlink r:id="rId9" w:history="1">
+          <w:r>
+            <w:rPr>
+              <w:rStyle w:val="Hyperlink"/>
+            </w:rPr>
+            <w:t>collectio</w:t>
+          </w:r>
+        </w:hyperlink>
       </w:r>
       <w:r>
         <w:rPr>
@@ -3151,7 +3214,7 @@
             <w:rPr>
               <w:rStyle w:val="Hyperlink"/>
             </w:rPr>
-            <w:t>filters</w:t>
+            <w:t>filter</w:t>
           </w:r>
         </w:hyperlink>
       </w:r>
@@ -3168,9 +3231,19 @@
             <w:rPr>
               <w:rStyle w:val="Hyperlink"/>
             </w:rPr>
-            <w:t>%</w:t>
+            <w:t>s</w:t>
           </w:r>
         </w:hyperlink>
+      </w:r>
+      <w:r>
+        <w:rPr>
+          <w:rFonts w:ascii="Charis SIL Regular" w:hAnsi="Charis SIL Regular" w:eastAsia="Charis SIL Regular"/>
+          <w:b w:val="0"/>
+          <w:i w:val="0"/>
+          <w:color w:val="0000FF"/>
+          <w:sz w:val="24"/>
+        </w:rPr>
+        <w:t>%</w:t>
       </w:r>
       <w:r>
         <w:rPr>
@@ -3185,7 +3258,7 @@
             <w:rPr>
               <w:rStyle w:val="Hyperlink"/>
             </w:rPr>
-            <w:t>5B0%5D%5Bfield%5D=infor</w:t>
+            <w:t>5B0%5D%5Bfield%5D=inform</w:t>
           </w:r>
         </w:hyperlink>
       </w:r>
@@ -3202,7 +3275,7 @@
             <w:rPr>
               <w:rStyle w:val="Hyperlink"/>
             </w:rPr>
-            <w:t>m</w:t>
+            <w:t>a</w:t>
           </w:r>
         </w:hyperlink>
       </w:r>
@@ -3214,7 +3287,7 @@
           <w:color w:val="0000FF"/>
           <w:sz w:val="24"/>
         </w:rPr>
-        <w:t>at</w:t>
+        <w:t>t</w:t>
       </w:r>
       <w:r>
         <w:rPr>
@@ -3507,7 +3580,14 @@
           <w:color w:val="0000FF"/>
           <w:sz w:val="24"/>
         </w:rPr>
-        <w:t>t</w:t>
+        <w:hyperlink r:id="rId16" w:history="1">
+          <w:r>
+            <w:rPr>
+              <w:rStyle w:val="Hyperlink"/>
+            </w:rPr>
+            <w:t>t</w:t>
+          </w:r>
+        </w:hyperlink>
       </w:r>
       <w:r>
         <w:rPr>
@@ -3522,7 +3602,7 @@
             <w:rPr>
               <w:rStyle w:val="Hyperlink"/>
             </w:rPr>
-            <w:t>ion_type&amp;fil</w:t>
+            <w:t>ion_type&amp;filt</w:t>
           </w:r>
         </w:hyperlink>
       </w:r>
@@ -3539,7 +3619,7 @@
             <w:rPr>
               <w:rStyle w:val="Hyperlink"/>
             </w:rPr>
-            <w:t>t</w:t>
+            <w:t>ers%5B0%5D%5Bvalues%5D%5B</w:t>
           </w:r>
         </w:hyperlink>
       </w:r>
@@ -3551,14 +3631,7 @@
           <w:color w:val="0000FF"/>
           <w:sz w:val="24"/>
         </w:rPr>
-        <w:hyperlink r:id="rId16" w:history="1">
-          <w:r>
-            <w:rPr>
-              <w:rStyle w:val="Hyperlink"/>
-            </w:rPr>
-            <w:t>ers%5B0%5D%5Bvalues%5D%5B0</w:t>
-          </w:r>
-        </w:hyperlink>
+        <w:t>0</w:t>
       </w:r>
     </w:p>
     <w:p>

--- a/EXPORTS/DOCX/published/niveau3/English/RMO.docx
+++ b/EXPORTS/DOCX/published/niveau3/English/RMO.docx
@@ -676,7 +676,7 @@
           <w:color w:val="000000"/>
           <w:sz w:val="24"/>
         </w:rPr>
-        <w:t>played an important role</w:t>
+        <w:t>played an important role in the professionalisatio</w:t>
       </w:r>
       <w:r>
         <w:rPr>
@@ -687,24 +687,50 @@
           <w:color w:val="000000"/>
           <w:sz w:val="24"/>
         </w:rPr>
-        <w:hyperlink r:id="rId11" w:history="1">
+        <w:hyperlink r:id="rId12" w:history="1">
           <w:r>
             <w:rPr>
               <w:rStyle w:val="Hyperlink"/>
             </w:rPr>
-            <w:t xml:space="preserve"> in the pr</w:t>
+            <w:t>n of mu</w:t>
           </w:r>
         </w:hyperlink>
       </w:r>
       <w:r>
         <w:rPr>
+          <w:u w:val="single" w:color="0000ff"/>
           <w:rFonts w:ascii="Charis SIL Regular" w:hAnsi="Charis SIL Regular" w:eastAsia="Charis SIL Regular"/>
           <w:b w:val="0"/>
           <w:i w:val="0"/>
           <w:color w:val="000000"/>
           <w:sz w:val="24"/>
         </w:rPr>
-        <w:t>ofessionalisation of museu</w:t>
+        <w:hyperlink r:id="rId12" w:history="1">
+          <w:r>
+            <w:rPr>
+              <w:rStyle w:val="Hyperlink"/>
+            </w:rPr>
+            <w:t>s</w:t>
+          </w:r>
+        </w:hyperlink>
+      </w:r>
+      <w:r>
+        <w:rPr>
+          <w:u w:val="single" w:color="0000ff"/>
+          <w:rFonts w:ascii="Charis SIL Regular" w:hAnsi="Charis SIL Regular" w:eastAsia="Charis SIL Regular"/>
+          <w:b w:val="0"/>
+          <w:i w:val="0"/>
+          <w:color w:val="000000"/>
+          <w:sz w:val="24"/>
+        </w:rPr>
+        <w:hyperlink r:id="rId12" w:history="1">
+          <w:r>
+            <w:rPr>
+              <w:rStyle w:val="Hyperlink"/>
+            </w:rPr>
+            <w:t>eu</w:t>
+          </w:r>
+        </w:hyperlink>
       </w:r>
       <w:r>
         <w:rPr>
@@ -1038,14 +1064,7 @@
           <w:color w:val="000000"/>
           <w:sz w:val="24"/>
         </w:rPr>
-        <w:hyperlink r:id="rId13" w:history="1">
-          <w:r>
-            <w:rPr>
-              <w:rStyle w:val="Hyperlink"/>
-            </w:rPr>
-            <w:t>ghasari statues o</w:t>
-          </w:r>
-        </w:hyperlink>
+        <w:t>ghasari statues o</w:t>
       </w:r>
       <w:r>
         <w:rPr>
@@ -1406,32 +1425,7 @@
           <w:color w:val="000000"/>
           <w:sz w:val="24"/>
         </w:rPr>
-        <w:hyperlink r:id="rId9" w:history="1">
-          <w:r>
-            <w:rPr>
-              <w:rStyle w:val="Hyperlink"/>
-            </w:rPr>
-            <w:t xml:space="preserve">n. </w:t>
-          </w:r>
-        </w:hyperlink>
-      </w:r>
-      <w:r>
-        <w:rPr>
-          <w:u w:val="single" w:color="0000ff"/>
-          <w:rFonts w:ascii="Charis SIL Regular" w:hAnsi="Charis SIL Regular" w:eastAsia="Charis SIL Regular"/>
-          <w:b w:val="0"/>
-          <w:i w:val="0"/>
-          <w:color w:val="000000"/>
-          <w:sz w:val="24"/>
-        </w:rPr>
-        <w:hyperlink r:id="rId9" w:history="1">
-          <w:r>
-            <w:rPr>
-              <w:rStyle w:val="Hyperlink"/>
-            </w:rPr>
-            <w:t xml:space="preserve">The </w:t>
-          </w:r>
-        </w:hyperlink>
+        <w:t xml:space="preserve">n. The </w:t>
       </w:r>
       <w:r>
         <w:rPr>
@@ -1442,7 +1436,7 @@
           <w:sz w:val="24"/>
           <w:u w:val="single"/>
         </w:rPr>
-        <w:hyperlink r:id="rId9" w:history="1">
+        <w:hyperlink r:id="rId14" w:history="1">
           <w:r>
             <w:rPr>
               <w:rStyle w:val="Hyperlink"/>
@@ -1948,14 +1942,7 @@
           <w:color w:val="000000"/>
           <w:sz w:val="24"/>
         </w:rPr>
-        <w:hyperlink r:id="rId13" w:history="1">
-          <w:r>
-            <w:rPr>
-              <w:rStyle w:val="Hyperlink"/>
-            </w:rPr>
-            <w:t>is managed by t</w:t>
-          </w:r>
-        </w:hyperlink>
+        <w:t>is managed by t</w:t>
       </w:r>
       <w:r>
         <w:rPr>
@@ -2195,9 +2182,8 @@
           <w:i w:val="0"/>
           <w:color w:val="0000FF"/>
           <w:sz w:val="24"/>
-          <w:u w:val="single"/>
         </w:rPr>
-        <w:t>ic research in colonised territorie</w:t>
+        <w:t>i</w:t>
       </w:r>
       <w:r>
         <w:rPr>
@@ -2206,8 +2192,9 @@
           <w:i w:val="0"/>
           <w:color w:val="0000FF"/>
           <w:sz w:val="24"/>
+          <w:u w:val="single"/>
         </w:rPr>
-        <w:t>s</w:t>
+        <w:t>c research in colonised territories</w:t>
       </w:r>
       <w:r>
         <w:br/>
@@ -2898,7 +2885,7 @@
             <w:rPr>
               <w:rStyle w:val="Hyperlink"/>
             </w:rPr>
-            <w:t>filter</w:t>
+            <w:t>filters</w:t>
           </w:r>
         </w:hyperlink>
       </w:r>
@@ -2915,19 +2902,9 @@
             <w:rPr>
               <w:rStyle w:val="Hyperlink"/>
             </w:rPr>
-            <w:t>s</w:t>
+            <w:t>%</w:t>
           </w:r>
         </w:hyperlink>
-      </w:r>
-      <w:r>
-        <w:rPr>
-          <w:rFonts w:ascii="Charis SIL Regular" w:hAnsi="Charis SIL Regular" w:eastAsia="Charis SIL Regular"/>
-          <w:b w:val="0"/>
-          <w:i w:val="0"/>
-          <w:color w:val="0000FF"/>
-          <w:sz w:val="24"/>
-        </w:rPr>
-        <w:t>%</w:t>
       </w:r>
       <w:r>
         <w:rPr>
@@ -2942,7 +2919,7 @@
             <w:rPr>
               <w:rStyle w:val="Hyperlink"/>
             </w:rPr>
-            <w:t>5B0%5D%5Bfield%5D=inform</w:t>
+            <w:t>5B0%5D%5Bfield%5D=infor</w:t>
           </w:r>
         </w:hyperlink>
       </w:r>
@@ -2959,7 +2936,7 @@
             <w:rPr>
               <w:rStyle w:val="Hyperlink"/>
             </w:rPr>
-            <w:t>a</w:t>
+            <w:t>m</w:t>
           </w:r>
         </w:hyperlink>
       </w:r>
@@ -2971,7 +2948,7 @@
           <w:color w:val="0000FF"/>
           <w:sz w:val="24"/>
         </w:rPr>
-        <w:t>t</w:t>
+        <w:t>at</w:t>
       </w:r>
       <w:r>
         <w:rPr>
@@ -3507,7 +3484,7 @@
             <w:rPr>
               <w:rStyle w:val="Hyperlink"/>
             </w:rPr>
-            <w:t>filter</w:t>
+            <w:t>filters</w:t>
           </w:r>
         </w:hyperlink>
       </w:r>
@@ -3524,19 +3501,9 @@
             <w:rPr>
               <w:rStyle w:val="Hyperlink"/>
             </w:rPr>
-            <w:t>s</w:t>
+            <w:t>%</w:t>
           </w:r>
         </w:hyperlink>
-      </w:r>
-      <w:r>
-        <w:rPr>
-          <w:rFonts w:ascii="Charis SIL Regular" w:hAnsi="Charis SIL Regular" w:eastAsia="Charis SIL Regular"/>
-          <w:b w:val="0"/>
-          <w:i w:val="0"/>
-          <w:color w:val="0000FF"/>
-          <w:sz w:val="24"/>
-        </w:rPr>
-        <w:t>%</w:t>
       </w:r>
       <w:r>
         <w:rPr>
@@ -3551,7 +3518,7 @@
             <w:rPr>
               <w:rStyle w:val="Hyperlink"/>
             </w:rPr>
-            <w:t>5B0%5D%5Bfield%5D=inform</w:t>
+            <w:t>5B0%5D%5Bfield%5D=infor</w:t>
           </w:r>
         </w:hyperlink>
       </w:r>
@@ -3568,7 +3535,34 @@
             <w:rPr>
               <w:rStyle w:val="Hyperlink"/>
             </w:rPr>
-            <w:t>a</w:t>
+            <w:t>m</w:t>
+          </w:r>
+        </w:hyperlink>
+      </w:r>
+      <w:r>
+        <w:rPr>
+          <w:rFonts w:ascii="Charis SIL Regular" w:hAnsi="Charis SIL Regular" w:eastAsia="Charis SIL Regular"/>
+          <w:b w:val="0"/>
+          <w:i w:val="0"/>
+          <w:color w:val="0000FF"/>
+          <w:sz w:val="24"/>
+        </w:rPr>
+        <w:t>at</w:t>
+      </w:r>
+      <w:r>
+        <w:rPr>
+          <w:rFonts w:ascii="Charis SIL Regular" w:hAnsi="Charis SIL Regular" w:eastAsia="Charis SIL Regular"/>
+          <w:b w:val="0"/>
+          <w:i w:val="0"/>
+          <w:color w:val="0000FF"/>
+          <w:sz w:val="24"/>
+        </w:rPr>
+        <w:hyperlink r:id="rId16" w:history="1">
+          <w:r>
+            <w:rPr>
+              <w:rStyle w:val="Hyperlink"/>
+            </w:rPr>
+            <w:t>ion_type&amp;fil</w:t>
           </w:r>
         </w:hyperlink>
       </w:r>
@@ -3602,36 +3596,9 @@
             <w:rPr>
               <w:rStyle w:val="Hyperlink"/>
             </w:rPr>
-            <w:t>ion_type&amp;filt</w:t>
+            <w:t>ers%5B0%5D%5Bvalues%5D%5B0</w:t>
           </w:r>
         </w:hyperlink>
-      </w:r>
-      <w:r>
-        <w:rPr>
-          <w:rFonts w:ascii="Charis SIL Regular" w:hAnsi="Charis SIL Regular" w:eastAsia="Charis SIL Regular"/>
-          <w:b w:val="0"/>
-          <w:i w:val="0"/>
-          <w:color w:val="0000FF"/>
-          <w:sz w:val="24"/>
-        </w:rPr>
-        <w:hyperlink r:id="rId16" w:history="1">
-          <w:r>
-            <w:rPr>
-              <w:rStyle w:val="Hyperlink"/>
-            </w:rPr>
-            <w:t>ers%5B0%5D%5Bvalues%5D%5B</w:t>
-          </w:r>
-        </w:hyperlink>
-      </w:r>
-      <w:r>
-        <w:rPr>
-          <w:rFonts w:ascii="Charis SIL Regular" w:hAnsi="Charis SIL Regular" w:eastAsia="Charis SIL Regular"/>
-          <w:b w:val="0"/>
-          <w:i w:val="0"/>
-          <w:color w:val="0000FF"/>
-          <w:sz w:val="24"/>
-        </w:rPr>
-        <w:t>0</w:t>
       </w:r>
     </w:p>
     <w:p>
@@ -3803,7 +3770,7 @@
             <w:rPr>
               <w:rStyle w:val="Hyperlink"/>
             </w:rPr>
-            <w:t>filters</w:t>
+            <w:t>filter</w:t>
           </w:r>
         </w:hyperlink>
       </w:r>
@@ -3820,9 +3787,19 @@
             <w:rPr>
               <w:rStyle w:val="Hyperlink"/>
             </w:rPr>
-            <w:t>%</w:t>
+            <w:t>s</w:t>
           </w:r>
         </w:hyperlink>
+      </w:r>
+      <w:r>
+        <w:rPr>
+          <w:rFonts w:ascii="Charis SIL Regular" w:hAnsi="Charis SIL Regular" w:eastAsia="Charis SIL Regular"/>
+          <w:b w:val="0"/>
+          <w:i w:val="0"/>
+          <w:color w:val="0000FF"/>
+          <w:sz w:val="24"/>
+        </w:rPr>
+        <w:t>%</w:t>
       </w:r>
       <w:r>
         <w:rPr>
@@ -3837,7 +3814,7 @@
             <w:rPr>
               <w:rStyle w:val="Hyperlink"/>
             </w:rPr>
-            <w:t>5B0%5D%5Bfield%5D=infor</w:t>
+            <w:t>5B0%5D%5Bfield%5D=inform</w:t>
           </w:r>
         </w:hyperlink>
       </w:r>
@@ -3854,7 +3831,7 @@
             <w:rPr>
               <w:rStyle w:val="Hyperlink"/>
             </w:rPr>
-            <w:t>m</w:t>
+            <w:t>a</w:t>
           </w:r>
         </w:hyperlink>
       </w:r>
@@ -3866,7 +3843,7 @@
           <w:color w:val="0000FF"/>
           <w:sz w:val="24"/>
         </w:rPr>
-        <w:t>at</w:t>
+        <w:t>t</w:t>
       </w:r>
       <w:r>
         <w:rPr>

--- a/EXPORTS/DOCX/published/niveau3/English/RMO.docx
+++ b/EXPORTS/DOCX/published/niveau3/English/RMO.docx
@@ -676,7 +676,53 @@
           <w:color w:val="000000"/>
           <w:sz w:val="24"/>
         </w:rPr>
-        <w:t>played an important role in the professionalisatio</w:t>
+        <w:t>played an important role</w:t>
+      </w:r>
+      <w:r>
+        <w:rPr>
+          <w:u w:val="single" w:color="0000ff"/>
+          <w:rFonts w:ascii="Charis SIL Regular" w:hAnsi="Charis SIL Regular" w:eastAsia="Charis SIL Regular"/>
+          <w:b w:val="0"/>
+          <w:i w:val="0"/>
+          <w:color w:val="000000"/>
+          <w:sz w:val="24"/>
+        </w:rPr>
+        <w:hyperlink r:id="rId11" w:history="1">
+          <w:r>
+            <w:rPr>
+              <w:rStyle w:val="Hyperlink"/>
+            </w:rPr>
+            <w:t xml:space="preserve"> in the pr</w:t>
+          </w:r>
+        </w:hyperlink>
+      </w:r>
+      <w:r>
+        <w:rPr>
+          <w:rFonts w:ascii="Charis SIL Regular" w:hAnsi="Charis SIL Regular" w:eastAsia="Charis SIL Regular"/>
+          <w:b w:val="0"/>
+          <w:i w:val="0"/>
+          <w:color w:val="000000"/>
+          <w:sz w:val="24"/>
+        </w:rPr>
+        <w:t>ofessiona</w:t>
+      </w:r>
+      <w:r>
+        <w:rPr>
+          <w:u w:val="single" w:color="0000ff"/>
+          <w:rFonts w:ascii="Charis SIL Regular" w:hAnsi="Charis SIL Regular" w:eastAsia="Charis SIL Regular"/>
+          <w:b w:val="0"/>
+          <w:i w:val="0"/>
+          <w:color w:val="000000"/>
+          <w:sz w:val="24"/>
+        </w:rPr>
+        <w:hyperlink r:id="rId12" w:history="1">
+          <w:r>
+            <w:rPr>
+              <w:rStyle w:val="Hyperlink"/>
+            </w:rPr>
+            <w:t>lisatio</w:t>
+          </w:r>
+        </w:hyperlink>
       </w:r>
       <w:r>
         <w:rPr>
@@ -1064,7 +1110,14 @@
           <w:color w:val="000000"/>
           <w:sz w:val="24"/>
         </w:rPr>
-        <w:t>ghasari statues o</w:t>
+        <w:hyperlink r:id="rId13" w:history="1">
+          <w:r>
+            <w:rPr>
+              <w:rStyle w:val="Hyperlink"/>
+            </w:rPr>
+            <w:t>ghasari statues o</w:t>
+          </w:r>
+        </w:hyperlink>
       </w:r>
       <w:r>
         <w:rPr>
@@ -1425,7 +1478,32 @@
           <w:color w:val="000000"/>
           <w:sz w:val="24"/>
         </w:rPr>
-        <w:t xml:space="preserve">n. The </w:t>
+        <w:hyperlink r:id="rId9" w:history="1">
+          <w:r>
+            <w:rPr>
+              <w:rStyle w:val="Hyperlink"/>
+            </w:rPr>
+            <w:t xml:space="preserve">n. </w:t>
+          </w:r>
+        </w:hyperlink>
+      </w:r>
+      <w:r>
+        <w:rPr>
+          <w:u w:val="single" w:color="0000ff"/>
+          <w:rFonts w:ascii="Charis SIL Regular" w:hAnsi="Charis SIL Regular" w:eastAsia="Charis SIL Regular"/>
+          <w:b w:val="0"/>
+          <w:i w:val="0"/>
+          <w:color w:val="000000"/>
+          <w:sz w:val="24"/>
+        </w:rPr>
+        <w:hyperlink r:id="rId9" w:history="1">
+          <w:r>
+            <w:rPr>
+              <w:rStyle w:val="Hyperlink"/>
+            </w:rPr>
+            <w:t xml:space="preserve">The </w:t>
+          </w:r>
+        </w:hyperlink>
       </w:r>
       <w:r>
         <w:rPr>
@@ -1436,7 +1514,7 @@
           <w:sz w:val="24"/>
           <w:u w:val="single"/>
         </w:rPr>
-        <w:hyperlink r:id="rId14" w:history="1">
+        <w:hyperlink r:id="rId9" w:history="1">
           <w:r>
             <w:rPr>
               <w:rStyle w:val="Hyperlink"/>
@@ -1820,139 +1898,7 @@
           <w:color w:val="000000"/>
           <w:sz w:val="24"/>
         </w:rPr>
-        <w:t xml:space="preserve">. The archive of </w:t>
-      </w:r>
-      <w:r>
-        <w:rPr>
-          <w:u w:val="single" w:color="0000ff"/>
-          <w:rFonts w:ascii="Charis SIL Regular" w:hAnsi="Charis SIL Regular" w:eastAsia="Charis SIL Regular"/>
-          <w:b w:val="0"/>
-          <w:i w:val="0"/>
-          <w:color w:val="000000"/>
-          <w:sz w:val="24"/>
-        </w:rPr>
-        <w:hyperlink r:id="rId12" w:history="1">
-          <w:r>
-            <w:rPr>
-              <w:rStyle w:val="Hyperlink"/>
-            </w:rPr>
-            <w:t>the K</w:t>
-          </w:r>
-        </w:hyperlink>
-      </w:r>
-      <w:r>
-        <w:rPr>
-          <w:u w:val="single" w:color="0000ff"/>
-          <w:rFonts w:ascii="Charis SIL Regular" w:hAnsi="Charis SIL Regular" w:eastAsia="Charis SIL Regular"/>
-          <w:b w:val="0"/>
-          <w:i w:val="0"/>
-          <w:color w:val="000000"/>
-          <w:sz w:val="24"/>
-        </w:rPr>
-        <w:t>K</w:t>
-      </w:r>
-      <w:r>
-        <w:rPr>
-          <w:u w:val="single" w:color="0000ff"/>
-          <w:rFonts w:ascii="Charis SIL Regular" w:hAnsi="Charis SIL Regular" w:eastAsia="Charis SIL Regular"/>
-          <w:b w:val="0"/>
-          <w:i w:val="0"/>
-          <w:color w:val="000000"/>
-          <w:sz w:val="24"/>
-        </w:rPr>
-        <w:hyperlink r:id="rId12" w:history="1">
-          <w:r>
-            <w:rPr>
-              <w:rStyle w:val="Hyperlink"/>
-            </w:rPr>
-            <w:t>Z, whic</w:t>
-          </w:r>
-        </w:hyperlink>
-      </w:r>
-      <w:r>
-        <w:rPr>
-          <w:u w:val="single" w:color="0000ff"/>
-          <w:rFonts w:ascii="Charis SIL Regular" w:hAnsi="Charis SIL Regular" w:eastAsia="Charis SIL Regular"/>
-          <w:b w:val="0"/>
-          <w:i w:val="0"/>
-          <w:color w:val="000000"/>
-          <w:sz w:val="24"/>
-        </w:rPr>
-        <w:hyperlink r:id="rId12" w:history="1">
-          <w:r>
-            <w:rPr>
-              <w:rStyle w:val="Hyperlink"/>
-            </w:rPr>
-            <w:t>h i</w:t>
-          </w:r>
-        </w:hyperlink>
-      </w:r>
-      <w:r>
-        <w:rPr>
-          <w:u w:val="single" w:color="0000ff"/>
-          <w:rFonts w:ascii="Charis SIL Regular" w:hAnsi="Charis SIL Regular" w:eastAsia="Charis SIL Regular"/>
-          <w:b w:val="0"/>
-          <w:i w:val="0"/>
-          <w:color w:val="000000"/>
-          <w:sz w:val="24"/>
-        </w:rPr>
-        <w:hyperlink r:id="rId12" w:history="1">
-          <w:r>
-            <w:rPr>
-              <w:rStyle w:val="Hyperlink"/>
-            </w:rPr>
-            <w:t>s</w:t>
-          </w:r>
-        </w:hyperlink>
-      </w:r>
-      <w:r>
-        <w:rPr>
-          <w:u w:val="single" w:color="0000ff"/>
-          <w:rFonts w:ascii="Charis SIL Regular" w:hAnsi="Charis SIL Regular" w:eastAsia="Charis SIL Regular"/>
-          <w:b w:val="0"/>
-          <w:i w:val="0"/>
-          <w:color w:val="000000"/>
-          <w:sz w:val="24"/>
-        </w:rPr>
-        <w:hyperlink r:id="rId12" w:history="1">
-          <w:r>
-            <w:rPr>
-              <w:rStyle w:val="Hyperlink"/>
-            </w:rPr>
-            <w:t xml:space="preserve"> part of th</w:t>
-          </w:r>
-        </w:hyperlink>
-      </w:r>
-      <w:r>
-        <w:rPr>
-          <w:rFonts w:ascii="Charis SIL Regular" w:hAnsi="Charis SIL Regular" w:eastAsia="Charis SIL Regular"/>
-          <w:b w:val="0"/>
-          <w:i w:val="0"/>
-          <w:color w:val="000000"/>
-          <w:sz w:val="24"/>
-        </w:rPr>
-        <w:t xml:space="preserve">e Rijksmuseum archive, </w:t>
-      </w:r>
-      <w:r>
-        <w:rPr>
-          <w:u w:val="single" w:color="0000ff"/>
-          <w:rFonts w:ascii="Charis SIL Regular" w:hAnsi="Charis SIL Regular" w:eastAsia="Charis SIL Regular"/>
-          <w:b w:val="0"/>
-          <w:i w:val="0"/>
-          <w:color w:val="000000"/>
-          <w:sz w:val="24"/>
-        </w:rPr>
-        <w:t>is managed by t</w:t>
-      </w:r>
-      <w:r>
-        <w:rPr>
-          <w:rFonts w:ascii="Charis SIL Regular" w:hAnsi="Charis SIL Regular" w:eastAsia="Charis SIL Regular"/>
-          <w:b w:val="0"/>
-          <w:i w:val="0"/>
-          <w:color w:val="000000"/>
-          <w:sz w:val="24"/>
-        </w:rPr>
-        <w:t xml:space="preserve">he </w:t>
+        <w:t xml:space="preserve">. The archive of the KKZ, which is part of the Rijksmuseum archive, is managed by the </w:t>
       </w:r>
       <w:r>
         <w:rPr>
@@ -2919,51 +2865,7 @@
             <w:rPr>
               <w:rStyle w:val="Hyperlink"/>
             </w:rPr>
-            <w:t>5B0%5D%5Bfield%5D=infor</w:t>
-          </w:r>
-        </w:hyperlink>
-      </w:r>
-      <w:r>
-        <w:rPr>
-          <w:rFonts w:ascii="Charis SIL Regular" w:hAnsi="Charis SIL Regular" w:eastAsia="Charis SIL Regular"/>
-          <w:b w:val="0"/>
-          <w:i w:val="0"/>
-          <w:color w:val="0000FF"/>
-          <w:sz w:val="24"/>
-        </w:rPr>
-        <w:hyperlink r:id="rId16" w:history="1">
-          <w:r>
-            <w:rPr>
-              <w:rStyle w:val="Hyperlink"/>
-            </w:rPr>
-            <w:t>m</w:t>
-          </w:r>
-        </w:hyperlink>
-      </w:r>
-      <w:r>
-        <w:rPr>
-          <w:rFonts w:ascii="Charis SIL Regular" w:hAnsi="Charis SIL Regular" w:eastAsia="Charis SIL Regular"/>
-          <w:b w:val="0"/>
-          <w:i w:val="0"/>
-          <w:color w:val="0000FF"/>
-          <w:sz w:val="24"/>
-        </w:rPr>
-        <w:t>at</w:t>
-      </w:r>
-      <w:r>
-        <w:rPr>
-          <w:rFonts w:ascii="Charis SIL Regular" w:hAnsi="Charis SIL Regular" w:eastAsia="Charis SIL Regular"/>
-          <w:b w:val="0"/>
-          <w:i w:val="0"/>
-          <w:color w:val="0000FF"/>
-          <w:sz w:val="24"/>
-        </w:rPr>
-        <w:hyperlink r:id="rId16" w:history="1">
-          <w:r>
-            <w:rPr>
-              <w:rStyle w:val="Hyperlink"/>
-            </w:rPr>
-            <w:t>ion_type&amp;fil</w:t>
+            <w:t>5B0%5D%5Bfield%5D=informa</w:t>
           </w:r>
         </w:hyperlink>
       </w:r>
@@ -2997,9 +2899,36 @@
             <w:rPr>
               <w:rStyle w:val="Hyperlink"/>
             </w:rPr>
-            <w:t>ers%5B0%5D%5Bvalues%5D%5B0</w:t>
+            <w:t>ion_type&amp;filt</w:t>
           </w:r>
         </w:hyperlink>
+      </w:r>
+      <w:r>
+        <w:rPr>
+          <w:rFonts w:ascii="Charis SIL Regular" w:hAnsi="Charis SIL Regular" w:eastAsia="Charis SIL Regular"/>
+          <w:b w:val="0"/>
+          <w:i w:val="0"/>
+          <w:color w:val="0000FF"/>
+          <w:sz w:val="24"/>
+        </w:rPr>
+        <w:hyperlink r:id="rId16" w:history="1">
+          <w:r>
+            <w:rPr>
+              <w:rStyle w:val="Hyperlink"/>
+            </w:rPr>
+            <w:t>ers%5B0%5D%5Bvalues%5D%</w:t>
+          </w:r>
+        </w:hyperlink>
+      </w:r>
+      <w:r>
+        <w:rPr>
+          <w:rFonts w:ascii="Charis SIL Regular" w:hAnsi="Charis SIL Regular" w:eastAsia="Charis SIL Regular"/>
+          <w:b w:val="0"/>
+          <w:i w:val="0"/>
+          <w:color w:val="0000FF"/>
+          <w:sz w:val="24"/>
+        </w:rPr>
+        <w:t>5B0</w:t>
       </w:r>
     </w:p>
     <w:p>
@@ -3518,51 +3447,7 @@
             <w:rPr>
               <w:rStyle w:val="Hyperlink"/>
             </w:rPr>
-            <w:t>5B0%5D%5Bfield%5D=infor</w:t>
-          </w:r>
-        </w:hyperlink>
-      </w:r>
-      <w:r>
-        <w:rPr>
-          <w:rFonts w:ascii="Charis SIL Regular" w:hAnsi="Charis SIL Regular" w:eastAsia="Charis SIL Regular"/>
-          <w:b w:val="0"/>
-          <w:i w:val="0"/>
-          <w:color w:val="0000FF"/>
-          <w:sz w:val="24"/>
-        </w:rPr>
-        <w:hyperlink r:id="rId16" w:history="1">
-          <w:r>
-            <w:rPr>
-              <w:rStyle w:val="Hyperlink"/>
-            </w:rPr>
-            <w:t>m</w:t>
-          </w:r>
-        </w:hyperlink>
-      </w:r>
-      <w:r>
-        <w:rPr>
-          <w:rFonts w:ascii="Charis SIL Regular" w:hAnsi="Charis SIL Regular" w:eastAsia="Charis SIL Regular"/>
-          <w:b w:val="0"/>
-          <w:i w:val="0"/>
-          <w:color w:val="0000FF"/>
-          <w:sz w:val="24"/>
-        </w:rPr>
-        <w:t>at</w:t>
-      </w:r>
-      <w:r>
-        <w:rPr>
-          <w:rFonts w:ascii="Charis SIL Regular" w:hAnsi="Charis SIL Regular" w:eastAsia="Charis SIL Regular"/>
-          <w:b w:val="0"/>
-          <w:i w:val="0"/>
-          <w:color w:val="0000FF"/>
-          <w:sz w:val="24"/>
-        </w:rPr>
-        <w:hyperlink r:id="rId16" w:history="1">
-          <w:r>
-            <w:rPr>
-              <w:rStyle w:val="Hyperlink"/>
-            </w:rPr>
-            <w:t>ion_type&amp;fil</w:t>
+            <w:t>5B0%5D%5Bfield%5D=informa</w:t>
           </w:r>
         </w:hyperlink>
       </w:r>
@@ -3596,9 +3481,36 @@
             <w:rPr>
               <w:rStyle w:val="Hyperlink"/>
             </w:rPr>
-            <w:t>ers%5B0%5D%5Bvalues%5D%5B0</w:t>
+            <w:t>ion_type&amp;filt</w:t>
           </w:r>
         </w:hyperlink>
+      </w:r>
+      <w:r>
+        <w:rPr>
+          <w:rFonts w:ascii="Charis SIL Regular" w:hAnsi="Charis SIL Regular" w:eastAsia="Charis SIL Regular"/>
+          <w:b w:val="0"/>
+          <w:i w:val="0"/>
+          <w:color w:val="0000FF"/>
+          <w:sz w:val="24"/>
+        </w:rPr>
+        <w:hyperlink r:id="rId16" w:history="1">
+          <w:r>
+            <w:rPr>
+              <w:rStyle w:val="Hyperlink"/>
+            </w:rPr>
+            <w:t>ers%5B0%5D%5Bvalues%5D%</w:t>
+          </w:r>
+        </w:hyperlink>
+      </w:r>
+      <w:r>
+        <w:rPr>
+          <w:rFonts w:ascii="Charis SIL Regular" w:hAnsi="Charis SIL Regular" w:eastAsia="Charis SIL Regular"/>
+          <w:b w:val="0"/>
+          <w:i w:val="0"/>
+          <w:color w:val="0000FF"/>
+          <w:sz w:val="24"/>
+        </w:rPr>
+        <w:t>5B0</w:t>
       </w:r>
     </w:p>
     <w:p>

--- a/EXPORTS/DOCX/published/niveau3/English/RMO.docx
+++ b/EXPORTS/DOCX/published/niveau3/English/RMO.docx
@@ -419,6 +419,7 @@
       </w:r>
       <w:r>
         <w:rPr>
+          <w:u w:val="single" w:color="0000ff"/>
           <w:rFonts w:ascii="Charis SIL Regular" w:hAnsi="Charis SIL Regular" w:eastAsia="Charis SIL Regular"/>
           <w:b w:val="0"/>
           <w:i w:val="0"/>
@@ -676,107 +677,7 @@
           <w:color w:val="000000"/>
           <w:sz w:val="24"/>
         </w:rPr>
-        <w:t>played an important role</w:t>
-      </w:r>
-      <w:r>
-        <w:rPr>
-          <w:u w:val="single" w:color="0000ff"/>
-          <w:rFonts w:ascii="Charis SIL Regular" w:hAnsi="Charis SIL Regular" w:eastAsia="Charis SIL Regular"/>
-          <w:b w:val="0"/>
-          <w:i w:val="0"/>
-          <w:color w:val="000000"/>
-          <w:sz w:val="24"/>
-        </w:rPr>
-        <w:hyperlink r:id="rId11" w:history="1">
-          <w:r>
-            <w:rPr>
-              <w:rStyle w:val="Hyperlink"/>
-            </w:rPr>
-            <w:t xml:space="preserve"> in the pr</w:t>
-          </w:r>
-        </w:hyperlink>
-      </w:r>
-      <w:r>
-        <w:rPr>
-          <w:rFonts w:ascii="Charis SIL Regular" w:hAnsi="Charis SIL Regular" w:eastAsia="Charis SIL Regular"/>
-          <w:b w:val="0"/>
-          <w:i w:val="0"/>
-          <w:color w:val="000000"/>
-          <w:sz w:val="24"/>
-        </w:rPr>
-        <w:t>ofessiona</w:t>
-      </w:r>
-      <w:r>
-        <w:rPr>
-          <w:u w:val="single" w:color="0000ff"/>
-          <w:rFonts w:ascii="Charis SIL Regular" w:hAnsi="Charis SIL Regular" w:eastAsia="Charis SIL Regular"/>
-          <w:b w:val="0"/>
-          <w:i w:val="0"/>
-          <w:color w:val="000000"/>
-          <w:sz w:val="24"/>
-        </w:rPr>
-        <w:hyperlink r:id="rId12" w:history="1">
-          <w:r>
-            <w:rPr>
-              <w:rStyle w:val="Hyperlink"/>
-            </w:rPr>
-            <w:t>lisatio</w:t>
-          </w:r>
-        </w:hyperlink>
-      </w:r>
-      <w:r>
-        <w:rPr>
-          <w:u w:val="single" w:color="0000ff"/>
-          <w:rFonts w:ascii="Charis SIL Regular" w:hAnsi="Charis SIL Regular" w:eastAsia="Charis SIL Regular"/>
-          <w:b w:val="0"/>
-          <w:i w:val="0"/>
-          <w:color w:val="000000"/>
-          <w:sz w:val="24"/>
-        </w:rPr>
-        <w:hyperlink r:id="rId12" w:history="1">
-          <w:r>
-            <w:rPr>
-              <w:rStyle w:val="Hyperlink"/>
-            </w:rPr>
-            <w:t>n of mu</w:t>
-          </w:r>
-        </w:hyperlink>
-      </w:r>
-      <w:r>
-        <w:rPr>
-          <w:u w:val="single" w:color="0000ff"/>
-          <w:rFonts w:ascii="Charis SIL Regular" w:hAnsi="Charis SIL Regular" w:eastAsia="Charis SIL Regular"/>
-          <w:b w:val="0"/>
-          <w:i w:val="0"/>
-          <w:color w:val="000000"/>
-          <w:sz w:val="24"/>
-        </w:rPr>
-        <w:hyperlink r:id="rId12" w:history="1">
-          <w:r>
-            <w:rPr>
-              <w:rStyle w:val="Hyperlink"/>
-            </w:rPr>
-            <w:t>s</w:t>
-          </w:r>
-        </w:hyperlink>
-      </w:r>
-      <w:r>
-        <w:rPr>
-          <w:u w:val="single" w:color="0000ff"/>
-          <w:rFonts w:ascii="Charis SIL Regular" w:hAnsi="Charis SIL Regular" w:eastAsia="Charis SIL Regular"/>
-          <w:b w:val="0"/>
-          <w:i w:val="0"/>
-          <w:color w:val="000000"/>
-          <w:sz w:val="24"/>
-        </w:rPr>
-        <w:hyperlink r:id="rId12" w:history="1">
-          <w:r>
-            <w:rPr>
-              <w:rStyle w:val="Hyperlink"/>
-            </w:rPr>
-            <w:t>eu</w:t>
-          </w:r>
-        </w:hyperlink>
+        <w:t>played an important role in the professionalisation of museu</w:t>
       </w:r>
       <w:r>
         <w:rPr>
@@ -1045,61 +946,7 @@
           <w:color w:val="000000"/>
           <w:sz w:val="24"/>
         </w:rPr>
-        <w:t xml:space="preserve">Wereldmuseum Leiden). In 2023 and 2024 several of </w:t>
-      </w:r>
-      <w:r>
-        <w:rPr>
-          <w:u w:val="single" w:color="0000ff"/>
-          <w:rFonts w:ascii="Charis SIL Regular" w:hAnsi="Charis SIL Regular" w:eastAsia="Charis SIL Regular"/>
-          <w:b w:val="0"/>
-          <w:i w:val="0"/>
-          <w:color w:val="000000"/>
-          <w:sz w:val="24"/>
-        </w:rPr>
-        <w:hyperlink r:id="rId13" w:history="1">
-          <w:r>
-            <w:rPr>
-              <w:rStyle w:val="Hyperlink"/>
-            </w:rPr>
-            <w:t>t</w:t>
-          </w:r>
-        </w:hyperlink>
-      </w:r>
-      <w:r>
-        <w:rPr>
-          <w:u w:val="single" w:color="0000ff"/>
-          <w:rFonts w:ascii="Charis SIL Regular" w:hAnsi="Charis SIL Regular" w:eastAsia="Charis SIL Regular"/>
-          <w:b w:val="0"/>
-          <w:i w:val="0"/>
-          <w:color w:val="000000"/>
-          <w:sz w:val="24"/>
-        </w:rPr>
-        <w:hyperlink r:id="rId13" w:history="1">
-          <w:r>
-            <w:rPr>
-              <w:rStyle w:val="Hyperlink"/>
-            </w:rPr>
-            <w:t>h</w:t>
-          </w:r>
-        </w:hyperlink>
-      </w:r>
-      <w:r>
-        <w:rPr>
-          <w:u w:val="single" w:color="0000ff"/>
-          <w:rFonts w:ascii="Charis SIL Regular" w:hAnsi="Charis SIL Regular" w:eastAsia="Charis SIL Regular"/>
-          <w:b w:val="0"/>
-          <w:i w:val="0"/>
-          <w:color w:val="000000"/>
-          <w:sz w:val="24"/>
-        </w:rPr>
-        <w:hyperlink r:id="rId13" w:history="1">
-          <w:r>
-            <w:rPr>
-              <w:rStyle w:val="Hyperlink"/>
-            </w:rPr>
-            <w:t>e Sin</w:t>
-          </w:r>
-        </w:hyperlink>
+        <w:t>Wereldmuseum Leiden). In 2023 and 2024 several of the Sin</w:t>
       </w:r>
       <w:r>
         <w:rPr>
@@ -1449,25 +1296,7 @@
           <w:color w:val="000000"/>
           <w:sz w:val="24"/>
         </w:rPr>
-        <w:t xml:space="preserve"> </w:t>
-      </w:r>
-      <w:r>
-        <w:rPr>
-          <w:u w:val="single" w:color="0000ff"/>
-          <w:rFonts w:ascii="Charis SIL Regular" w:hAnsi="Charis SIL Regular" w:eastAsia="Charis SIL Regular"/>
-          <w:b w:val="0"/>
-          <w:i w:val="0"/>
-          <w:color w:val="000000"/>
-          <w:sz w:val="24"/>
-        </w:rPr>
-        <w:hyperlink r:id="rId9" w:history="1">
-          <w:r>
-            <w:rPr>
-              <w:rStyle w:val="Hyperlink"/>
-            </w:rPr>
-            <w:t>collectio</w:t>
-          </w:r>
-        </w:hyperlink>
+        <w:t xml:space="preserve"> collectio</w:t>
       </w:r>
       <w:r>
         <w:rPr>
@@ -1514,7 +1343,7 @@
           <w:sz w:val="24"/>
           <w:u w:val="single"/>
         </w:rPr>
-        <w:hyperlink r:id="rId9" w:history="1">
+        <w:hyperlink r:id="rId14" w:history="1">
           <w:r>
             <w:rPr>
               <w:rStyle w:val="Hyperlink"/>
@@ -2128,8 +1957,9 @@
           <w:i w:val="0"/>
           <w:color w:val="0000FF"/>
           <w:sz w:val="24"/>
+          <w:u w:val="single"/>
         </w:rPr>
-        <w:t>i</w:t>
+        <w:t>ic research in colonised territorie</w:t>
       </w:r>
       <w:r>
         <w:rPr>
@@ -2138,9 +1968,8 @@
           <w:i w:val="0"/>
           <w:color w:val="0000FF"/>
           <w:sz w:val="24"/>
-          <w:u w:val="single"/>
         </w:rPr>
-        <w:t>c research in colonised territories</w:t>
+        <w:t>s</w:t>
       </w:r>
       <w:r>
         <w:br/>
@@ -2831,7 +2660,7 @@
             <w:rPr>
               <w:rStyle w:val="Hyperlink"/>
             </w:rPr>
-            <w:t>filters</w:t>
+            <w:t>filter</w:t>
           </w:r>
         </w:hyperlink>
       </w:r>
@@ -2848,7 +2677,34 @@
             <w:rPr>
               <w:rStyle w:val="Hyperlink"/>
             </w:rPr>
-            <w:t>%</w:t>
+            <w:t>s</w:t>
+          </w:r>
+        </w:hyperlink>
+      </w:r>
+      <w:r>
+        <w:rPr>
+          <w:rFonts w:ascii="Charis SIL Regular" w:hAnsi="Charis SIL Regular" w:eastAsia="Charis SIL Regular"/>
+          <w:b w:val="0"/>
+          <w:i w:val="0"/>
+          <w:color w:val="0000FF"/>
+          <w:sz w:val="24"/>
+        </w:rPr>
+        <w:t>%</w:t>
+      </w:r>
+      <w:r>
+        <w:rPr>
+          <w:rFonts w:ascii="Charis SIL Regular" w:hAnsi="Charis SIL Regular" w:eastAsia="Charis SIL Regular"/>
+          <w:b w:val="0"/>
+          <w:i w:val="0"/>
+          <w:color w:val="0000FF"/>
+          <w:sz w:val="24"/>
+        </w:rPr>
+        <w:hyperlink r:id="rId16" w:history="1">
+          <w:r>
+            <w:rPr>
+              <w:rStyle w:val="Hyperlink"/>
+            </w:rPr>
+            <w:t>5B0%5D%5Bfield%5D=inform</w:t>
           </w:r>
         </w:hyperlink>
       </w:r>
@@ -2865,7 +2721,34 @@
             <w:rPr>
               <w:rStyle w:val="Hyperlink"/>
             </w:rPr>
-            <w:t>5B0%5D%5Bfield%5D=informa</w:t>
+            <w:t>a</w:t>
+          </w:r>
+        </w:hyperlink>
+      </w:r>
+      <w:r>
+        <w:rPr>
+          <w:rFonts w:ascii="Charis SIL Regular" w:hAnsi="Charis SIL Regular" w:eastAsia="Charis SIL Regular"/>
+          <w:b w:val="0"/>
+          <w:i w:val="0"/>
+          <w:color w:val="0000FF"/>
+          <w:sz w:val="24"/>
+        </w:rPr>
+        <w:t>t</w:t>
+      </w:r>
+      <w:r>
+        <w:rPr>
+          <w:rFonts w:ascii="Charis SIL Regular" w:hAnsi="Charis SIL Regular" w:eastAsia="Charis SIL Regular"/>
+          <w:b w:val="0"/>
+          <w:i w:val="0"/>
+          <w:color w:val="0000FF"/>
+          <w:sz w:val="24"/>
+        </w:rPr>
+        <w:hyperlink r:id="rId16" w:history="1">
+          <w:r>
+            <w:rPr>
+              <w:rStyle w:val="Hyperlink"/>
+            </w:rPr>
+            <w:t>ion_type&amp;fil</w:t>
           </w:r>
         </w:hyperlink>
       </w:r>
@@ -2899,36 +2782,9 @@
             <w:rPr>
               <w:rStyle w:val="Hyperlink"/>
             </w:rPr>
-            <w:t>ion_type&amp;filt</w:t>
+            <w:t>ers%5B0%5D%5Bvalues%5D%5B0</w:t>
           </w:r>
         </w:hyperlink>
-      </w:r>
-      <w:r>
-        <w:rPr>
-          <w:rFonts w:ascii="Charis SIL Regular" w:hAnsi="Charis SIL Regular" w:eastAsia="Charis SIL Regular"/>
-          <w:b w:val="0"/>
-          <w:i w:val="0"/>
-          <w:color w:val="0000FF"/>
-          <w:sz w:val="24"/>
-        </w:rPr>
-        <w:hyperlink r:id="rId16" w:history="1">
-          <w:r>
-            <w:rPr>
-              <w:rStyle w:val="Hyperlink"/>
-            </w:rPr>
-            <w:t>ers%5B0%5D%5Bvalues%5D%</w:t>
-          </w:r>
-        </w:hyperlink>
-      </w:r>
-      <w:r>
-        <w:rPr>
-          <w:rFonts w:ascii="Charis SIL Regular" w:hAnsi="Charis SIL Regular" w:eastAsia="Charis SIL Regular"/>
-          <w:b w:val="0"/>
-          <w:i w:val="0"/>
-          <w:color w:val="0000FF"/>
-          <w:sz w:val="24"/>
-        </w:rPr>
-        <w:t>5B0</w:t>
       </w:r>
     </w:p>
     <w:p>
@@ -3032,6 +2888,289 @@
           <w:sz w:val="24"/>
         </w:rPr>
         <w:t>Wereldmuseum via the Rijksmuseum van Oudheden.</w:t>
+      </w:r>
+    </w:p>
+    <w:p>
+      <w:pPr>
+        <w:autoSpaceDN w:val="0"/>
+        <w:autoSpaceDE w:val="0"/>
+        <w:widowControl/>
+        <w:spacing w:line="352" w:lineRule="exact" w:before="176" w:after="0"/>
+        <w:ind w:left="800" w:right="0" w:firstLine="0"/>
+        <w:jc w:val="left"/>
+      </w:pPr>
+      <w:r>
+        <w:rPr>
+          <w:rFonts w:ascii="Charis SIL Regular" w:hAnsi="Charis SIL Regular" w:eastAsia="Charis SIL Regular"/>
+          <w:b w:val="0"/>
+          <w:i w:val="0"/>
+          <w:color w:val="0000FF"/>
+          <w:sz w:val="24"/>
+          <w:u w:val="single"/>
+        </w:rPr>
+        <w:hyperlink r:id="rId16" w:history="1">
+          <w:r>
+            <w:rPr>
+              <w:rStyle w:val="Hyperlink"/>
+            </w:rPr>
+            <w:t>https://</w:t>
+          </w:r>
+        </w:hyperlink>
+      </w:r>
+      <w:r>
+        <w:rPr>
+          <w:rFonts w:ascii="Charis SIL Regular" w:hAnsi="Charis SIL Regular" w:eastAsia="Charis SIL Regular"/>
+          <w:b w:val="0"/>
+          <w:i w:val="0"/>
+          <w:color w:val="0000FF"/>
+          <w:sz w:val="24"/>
+          <w:u w:val="single"/>
+        </w:rPr>
+        <w:hyperlink r:id="rId16" w:history="1">
+          <w:r>
+            <w:rPr>
+              <w:rStyle w:val="Hyperlink"/>
+            </w:rPr>
+            <w:t>committee.kolonialecollecties.nl/</w:t>
+          </w:r>
+        </w:hyperlink>
+      </w:r>
+      <w:r>
+        <w:rPr>
+          <w:rFonts w:ascii="Charis SIL Regular" w:hAnsi="Charis SIL Regular" w:eastAsia="Charis SIL Regular"/>
+          <w:b w:val="0"/>
+          <w:i w:val="0"/>
+          <w:color w:val="0000FF"/>
+          <w:sz w:val="24"/>
+          <w:u w:val="single"/>
+        </w:rPr>
+        <w:hyperlink r:id="rId16" w:history="1">
+          <w:r>
+            <w:rPr>
+              <w:rStyle w:val="Hyperlink"/>
+            </w:rPr>
+            <w:t>publications?</w:t>
+          </w:r>
+        </w:hyperlink>
+      </w:r>
+    </w:p>
+    <w:p>
+      <w:pPr>
+        <w:autoSpaceDN w:val="0"/>
+        <w:autoSpaceDE w:val="0"/>
+        <w:widowControl/>
+        <w:spacing w:line="352" w:lineRule="exact" w:before="0" w:after="0"/>
+        <w:ind w:left="800" w:right="0" w:firstLine="0"/>
+        <w:jc w:val="left"/>
+      </w:pPr>
+      <w:r>
+        <w:rPr>
+          <w:rFonts w:ascii="Charis SIL Regular" w:hAnsi="Charis SIL Regular" w:eastAsia="Charis SIL Regular"/>
+          <w:b w:val="0"/>
+          <w:i w:val="0"/>
+          <w:color w:val="0000FF"/>
+          <w:sz w:val="24"/>
+        </w:rPr>
+        <w:hyperlink r:id="rId16" w:history="1">
+          <w:r>
+            <w:rPr>
+              <w:rStyle w:val="Hyperlink"/>
+            </w:rPr>
+            <w:t>filters</w:t>
+          </w:r>
+        </w:hyperlink>
+      </w:r>
+      <w:r>
+        <w:rPr>
+          <w:rFonts w:ascii="Charis SIL Regular" w:hAnsi="Charis SIL Regular" w:eastAsia="Charis SIL Regular"/>
+          <w:b w:val="0"/>
+          <w:i w:val="0"/>
+          <w:color w:val="0000FF"/>
+          <w:sz w:val="24"/>
+        </w:rPr>
+        <w:hyperlink r:id="rId16" w:history="1">
+          <w:r>
+            <w:rPr>
+              <w:rStyle w:val="Hyperlink"/>
+            </w:rPr>
+            <w:t>%</w:t>
+          </w:r>
+        </w:hyperlink>
+      </w:r>
+      <w:r>
+        <w:rPr>
+          <w:rFonts w:ascii="Charis SIL Regular" w:hAnsi="Charis SIL Regular" w:eastAsia="Charis SIL Regular"/>
+          <w:b w:val="0"/>
+          <w:i w:val="0"/>
+          <w:color w:val="0000FF"/>
+          <w:sz w:val="24"/>
+        </w:rPr>
+        <w:hyperlink r:id="rId16" w:history="1">
+          <w:r>
+            <w:rPr>
+              <w:rStyle w:val="Hyperlink"/>
+            </w:rPr>
+            <w:t>5B0%5D%5Bfield%5D=infor</w:t>
+          </w:r>
+        </w:hyperlink>
+      </w:r>
+      <w:r>
+        <w:rPr>
+          <w:rFonts w:ascii="Charis SIL Regular" w:hAnsi="Charis SIL Regular" w:eastAsia="Charis SIL Regular"/>
+          <w:b w:val="0"/>
+          <w:i w:val="0"/>
+          <w:color w:val="0000FF"/>
+          <w:sz w:val="24"/>
+        </w:rPr>
+        <w:hyperlink r:id="rId16" w:history="1">
+          <w:r>
+            <w:rPr>
+              <w:rStyle w:val="Hyperlink"/>
+            </w:rPr>
+            <w:t>m</w:t>
+          </w:r>
+        </w:hyperlink>
+      </w:r>
+      <w:r>
+        <w:rPr>
+          <w:rFonts w:ascii="Charis SIL Regular" w:hAnsi="Charis SIL Regular" w:eastAsia="Charis SIL Regular"/>
+          <w:b w:val="0"/>
+          <w:i w:val="0"/>
+          <w:color w:val="0000FF"/>
+          <w:sz w:val="24"/>
+        </w:rPr>
+        <w:t>at</w:t>
+      </w:r>
+      <w:r>
+        <w:rPr>
+          <w:rFonts w:ascii="Charis SIL Regular" w:hAnsi="Charis SIL Regular" w:eastAsia="Charis SIL Regular"/>
+          <w:b w:val="0"/>
+          <w:i w:val="0"/>
+          <w:color w:val="0000FF"/>
+          <w:sz w:val="24"/>
+        </w:rPr>
+        <w:hyperlink r:id="rId16" w:history="1">
+          <w:r>
+            <w:rPr>
+              <w:rStyle w:val="Hyperlink"/>
+            </w:rPr>
+            <w:t>ion_type&amp;fil</w:t>
+          </w:r>
+        </w:hyperlink>
+      </w:r>
+      <w:r>
+        <w:rPr>
+          <w:rFonts w:ascii="Charis SIL Regular" w:hAnsi="Charis SIL Regular" w:eastAsia="Charis SIL Regular"/>
+          <w:b w:val="0"/>
+          <w:i w:val="0"/>
+          <w:color w:val="0000FF"/>
+          <w:sz w:val="24"/>
+        </w:rPr>
+        <w:hyperlink r:id="rId16" w:history="1">
+          <w:r>
+            <w:rPr>
+              <w:rStyle w:val="Hyperlink"/>
+            </w:rPr>
+            <w:t>t</w:t>
+          </w:r>
+        </w:hyperlink>
+      </w:r>
+      <w:r>
+        <w:rPr>
+          <w:rFonts w:ascii="Charis SIL Regular" w:hAnsi="Charis SIL Regular" w:eastAsia="Charis SIL Regular"/>
+          <w:b w:val="0"/>
+          <w:i w:val="0"/>
+          <w:color w:val="0000FF"/>
+          <w:sz w:val="24"/>
+        </w:rPr>
+        <w:hyperlink r:id="rId16" w:history="1">
+          <w:r>
+            <w:rPr>
+              <w:rStyle w:val="Hyperlink"/>
+            </w:rPr>
+            <w:t>ers%5B0%5D%5Bvalues%5D%5B0</w:t>
+          </w:r>
+        </w:hyperlink>
+      </w:r>
+    </w:p>
+    <w:p>
+      <w:pPr>
+        <w:autoSpaceDN w:val="0"/>
+        <w:autoSpaceDE w:val="0"/>
+        <w:widowControl/>
+        <w:spacing w:line="352" w:lineRule="exact" w:before="176" w:after="0"/>
+        <w:ind w:left="0" w:right="0" w:firstLine="0"/>
+        <w:jc w:val="left"/>
+      </w:pPr>
+      <w:r>
+        <w:rPr>
+          <w:rFonts w:ascii="Charis SIL Regular" w:hAnsi="Charis SIL Regular" w:eastAsia="Charis SIL Regular"/>
+          <w:b w:val="0"/>
+          <w:i w:val="0"/>
+          <w:color w:val="000000"/>
+          <w:sz w:val="24"/>
+        </w:rPr>
+        <w:t>Restitution recommendation and provenance report:</w:t>
+      </w:r>
+    </w:p>
+    <w:p>
+      <w:pPr>
+        <w:autoSpaceDN w:val="0"/>
+        <w:autoSpaceDE w:val="0"/>
+        <w:widowControl/>
+        <w:spacing w:line="288" w:lineRule="exact" w:before="240" w:after="0"/>
+        <w:ind w:left="800" w:right="1728" w:firstLine="0"/>
+        <w:jc w:val="left"/>
+      </w:pPr>
+      <w:r>
+        <w:rPr>
+          <w:rFonts w:ascii="Charis SIL Italic" w:hAnsi="Charis SIL Italic" w:eastAsia="Charis SIL Italic"/>
+          <w:b w:val="0"/>
+          <w:i/>
+          <w:color w:val="000000"/>
+          <w:sz w:val="24"/>
+        </w:rPr>
+        <w:t>ID-2023-8 Advies Brahma</w:t>
+      </w:r>
+      <w:r>
+        <w:rPr>
+          <w:rFonts w:ascii="Charis SIL Italic" w:hAnsi="Charis SIL Italic" w:eastAsia="Charis SIL Italic"/>
+          <w:b w:val="0"/>
+          <w:i/>
+          <w:color w:val="000000"/>
+          <w:sz w:val="24"/>
+        </w:rPr>
+        <w:t xml:space="preserve">Restitution recommendation regarding statue of Brahma </w:t>
+      </w:r>
+      <w:r>
+        <w:rPr>
+          <w:rFonts w:ascii="Charis SIL Italic" w:hAnsi="Charis SIL Italic" w:eastAsia="Charis SIL Italic"/>
+          <w:b w:val="0"/>
+          <w:i/>
+          <w:color w:val="000000"/>
+          <w:sz w:val="24"/>
+        </w:rPr>
+        <w:t xml:space="preserve">from the Singasari temple complex (RV-1403-1582). The report lists several </w:t>
+      </w:r>
+      <w:r>
+        <w:rPr>
+          <w:rFonts w:ascii="Charis SIL Italic" w:hAnsi="Charis SIL Italic" w:eastAsia="Charis SIL Italic"/>
+          <w:b w:val="0"/>
+          <w:i/>
+          <w:color w:val="000000"/>
+          <w:sz w:val="24"/>
+        </w:rPr>
+        <w:t xml:space="preserve">archives and other sources that may be relevant for further research into objects </w:t>
+      </w:r>
+      <w:r>
+        <w:rPr>
+          <w:rFonts w:ascii="Charis SIL Italic" w:hAnsi="Charis SIL Italic" w:eastAsia="Charis SIL Italic"/>
+          <w:b w:val="0"/>
+          <w:i/>
+          <w:color w:val="000000"/>
+          <w:sz w:val="24"/>
+        </w:rPr>
+        <w:t>that ended up at the Wereldmuseum via the Rijksmuseum van Oudheden.</w:t>
       </w:r>
     </w:p>
     <w:p>
@@ -3273,7 +3412,7 @@
         <w:autoSpaceDE w:val="0"/>
         <w:widowControl/>
         <w:spacing w:line="288" w:lineRule="exact" w:before="240" w:after="0"/>
-        <w:ind w:left="800" w:right="1728" w:firstLine="0"/>
+        <w:ind w:left="800" w:right="1872" w:firstLine="0"/>
         <w:jc w:val="left"/>
       </w:pPr>
       <w:r>
@@ -3284,7 +3423,7 @@
           <w:color w:val="000000"/>
           <w:sz w:val="24"/>
         </w:rPr>
-        <w:t>ID-2023-8 Advies Brahma</w:t>
+        <w:t>ID-2023-9 Advies Ganesha</w:t>
       </w:r>
       <w:r>
         <w:rPr>
@@ -3294,7 +3433,7 @@
           <w:color w:val="000000"/>
           <w:sz w:val="24"/>
         </w:rPr>
-        <w:t xml:space="preserve">Restitution recommendation regarding statue of Brahma </w:t>
+        <w:t xml:space="preserve">Restitution recommendation regarding a statue of </w:t>
       </w:r>
       <w:r>
         <w:rPr>
@@ -3304,7 +3443,7 @@
           <w:color w:val="000000"/>
           <w:sz w:val="24"/>
         </w:rPr>
-        <w:t xml:space="preserve">from the Singasari temple complex (RV-1403-1582). The report lists several </w:t>
+        <w:t xml:space="preserve">Ganesha (RV-1403-1759). The report lists several archives and other sources that </w:t>
       </w:r>
       <w:r>
         <w:rPr>
@@ -3314,7 +3453,10 @@
           <w:color w:val="000000"/>
           <w:sz w:val="24"/>
         </w:rPr>
-        <w:t xml:space="preserve">archives and other sources that may be relevant for further research into objects </w:t>
+        <w:t xml:space="preserve">may be relevant for further research into objects that ended up at the </w:t>
+      </w:r>
+      <w:r>
+        <w:br/>
       </w:r>
       <w:r>
         <w:rPr>
@@ -3324,7 +3466,7 @@
           <w:color w:val="000000"/>
           <w:sz w:val="24"/>
         </w:rPr>
-        <w:t>that ended up at the Wereldmuseum via the Rijksmuseum van Oudheden.</w:t>
+        <w:t>Wereldmuseum via the Rijksmuseum van Oudheden.</w:t>
       </w:r>
     </w:p>
     <w:p>
@@ -3511,302 +3653,6 @@
           <w:sz w:val="24"/>
         </w:rPr>
         <w:t>5B0</w:t>
-      </w:r>
-    </w:p>
-    <w:p>
-      <w:pPr>
-        <w:autoSpaceDN w:val="0"/>
-        <w:autoSpaceDE w:val="0"/>
-        <w:widowControl/>
-        <w:spacing w:line="352" w:lineRule="exact" w:before="176" w:after="0"/>
-        <w:ind w:left="0" w:right="0" w:firstLine="0"/>
-        <w:jc w:val="left"/>
-      </w:pPr>
-      <w:r>
-        <w:rPr>
-          <w:rFonts w:ascii="Charis SIL Regular" w:hAnsi="Charis SIL Regular" w:eastAsia="Charis SIL Regular"/>
-          <w:b w:val="0"/>
-          <w:i w:val="0"/>
-          <w:color w:val="000000"/>
-          <w:sz w:val="24"/>
-        </w:rPr>
-        <w:t>Restitution recommendation and provenance report:</w:t>
-      </w:r>
-    </w:p>
-    <w:p>
-      <w:pPr>
-        <w:autoSpaceDN w:val="0"/>
-        <w:autoSpaceDE w:val="0"/>
-        <w:widowControl/>
-        <w:spacing w:line="288" w:lineRule="exact" w:before="240" w:after="0"/>
-        <w:ind w:left="800" w:right="1872" w:firstLine="0"/>
-        <w:jc w:val="left"/>
-      </w:pPr>
-      <w:r>
-        <w:rPr>
-          <w:rFonts w:ascii="Charis SIL Italic" w:hAnsi="Charis SIL Italic" w:eastAsia="Charis SIL Italic"/>
-          <w:b w:val="0"/>
-          <w:i/>
-          <w:color w:val="000000"/>
-          <w:sz w:val="24"/>
-        </w:rPr>
-        <w:t>ID-2023-9 Advies Ganesha</w:t>
-      </w:r>
-      <w:r>
-        <w:rPr>
-          <w:rFonts w:ascii="Charis SIL Italic" w:hAnsi="Charis SIL Italic" w:eastAsia="Charis SIL Italic"/>
-          <w:b w:val="0"/>
-          <w:i/>
-          <w:color w:val="000000"/>
-          <w:sz w:val="24"/>
-        </w:rPr>
-        <w:t xml:space="preserve">Restitution recommendation regarding a statue of </w:t>
-      </w:r>
-      <w:r>
-        <w:rPr>
-          <w:rFonts w:ascii="Charis SIL Italic" w:hAnsi="Charis SIL Italic" w:eastAsia="Charis SIL Italic"/>
-          <w:b w:val="0"/>
-          <w:i/>
-          <w:color w:val="000000"/>
-          <w:sz w:val="24"/>
-        </w:rPr>
-        <w:t xml:space="preserve">Ganesha (RV-1403-1759). The report lists several archives and other sources that </w:t>
-      </w:r>
-      <w:r>
-        <w:rPr>
-          <w:rFonts w:ascii="Charis SIL Italic" w:hAnsi="Charis SIL Italic" w:eastAsia="Charis SIL Italic"/>
-          <w:b w:val="0"/>
-          <w:i/>
-          <w:color w:val="000000"/>
-          <w:sz w:val="24"/>
-        </w:rPr>
-        <w:t xml:space="preserve">may be relevant for further research into objects that ended up at the </w:t>
-      </w:r>
-      <w:r>
-        <w:br/>
-      </w:r>
-      <w:r>
-        <w:rPr>
-          <w:rFonts w:ascii="Charis SIL Italic" w:hAnsi="Charis SIL Italic" w:eastAsia="Charis SIL Italic"/>
-          <w:b w:val="0"/>
-          <w:i/>
-          <w:color w:val="000000"/>
-          <w:sz w:val="24"/>
-        </w:rPr>
-        <w:t>Wereldmuseum via the Rijksmuseum van Oudheden.</w:t>
-      </w:r>
-    </w:p>
-    <w:p>
-      <w:pPr>
-        <w:autoSpaceDN w:val="0"/>
-        <w:autoSpaceDE w:val="0"/>
-        <w:widowControl/>
-        <w:spacing w:line="352" w:lineRule="exact" w:before="176" w:after="0"/>
-        <w:ind w:left="800" w:right="0" w:firstLine="0"/>
-        <w:jc w:val="left"/>
-      </w:pPr>
-      <w:r>
-        <w:rPr>
-          <w:rFonts w:ascii="Charis SIL Regular" w:hAnsi="Charis SIL Regular" w:eastAsia="Charis SIL Regular"/>
-          <w:b w:val="0"/>
-          <w:i w:val="0"/>
-          <w:color w:val="0000FF"/>
-          <w:sz w:val="24"/>
-          <w:u w:val="single"/>
-        </w:rPr>
-        <w:hyperlink r:id="rId16" w:history="1">
-          <w:r>
-            <w:rPr>
-              <w:rStyle w:val="Hyperlink"/>
-            </w:rPr>
-            <w:t>https://</w:t>
-          </w:r>
-        </w:hyperlink>
-      </w:r>
-      <w:r>
-        <w:rPr>
-          <w:rFonts w:ascii="Charis SIL Regular" w:hAnsi="Charis SIL Regular" w:eastAsia="Charis SIL Regular"/>
-          <w:b w:val="0"/>
-          <w:i w:val="0"/>
-          <w:color w:val="0000FF"/>
-          <w:sz w:val="24"/>
-          <w:u w:val="single"/>
-        </w:rPr>
-        <w:hyperlink r:id="rId16" w:history="1">
-          <w:r>
-            <w:rPr>
-              <w:rStyle w:val="Hyperlink"/>
-            </w:rPr>
-            <w:t>committee.kolonialecollecties.nl/</w:t>
-          </w:r>
-        </w:hyperlink>
-      </w:r>
-      <w:r>
-        <w:rPr>
-          <w:rFonts w:ascii="Charis SIL Regular" w:hAnsi="Charis SIL Regular" w:eastAsia="Charis SIL Regular"/>
-          <w:b w:val="0"/>
-          <w:i w:val="0"/>
-          <w:color w:val="0000FF"/>
-          <w:sz w:val="24"/>
-          <w:u w:val="single"/>
-        </w:rPr>
-        <w:hyperlink r:id="rId16" w:history="1">
-          <w:r>
-            <w:rPr>
-              <w:rStyle w:val="Hyperlink"/>
-            </w:rPr>
-            <w:t>publications?</w:t>
-          </w:r>
-        </w:hyperlink>
-      </w:r>
-    </w:p>
-    <w:p>
-      <w:pPr>
-        <w:autoSpaceDN w:val="0"/>
-        <w:autoSpaceDE w:val="0"/>
-        <w:widowControl/>
-        <w:spacing w:line="352" w:lineRule="exact" w:before="0" w:after="0"/>
-        <w:ind w:left="800" w:right="0" w:firstLine="0"/>
-        <w:jc w:val="left"/>
-      </w:pPr>
-      <w:r>
-        <w:rPr>
-          <w:rFonts w:ascii="Charis SIL Regular" w:hAnsi="Charis SIL Regular" w:eastAsia="Charis SIL Regular"/>
-          <w:b w:val="0"/>
-          <w:i w:val="0"/>
-          <w:color w:val="0000FF"/>
-          <w:sz w:val="24"/>
-        </w:rPr>
-        <w:hyperlink r:id="rId16" w:history="1">
-          <w:r>
-            <w:rPr>
-              <w:rStyle w:val="Hyperlink"/>
-            </w:rPr>
-            <w:t>filter</w:t>
-          </w:r>
-        </w:hyperlink>
-      </w:r>
-      <w:r>
-        <w:rPr>
-          <w:rFonts w:ascii="Charis SIL Regular" w:hAnsi="Charis SIL Regular" w:eastAsia="Charis SIL Regular"/>
-          <w:b w:val="0"/>
-          <w:i w:val="0"/>
-          <w:color w:val="0000FF"/>
-          <w:sz w:val="24"/>
-        </w:rPr>
-        <w:hyperlink r:id="rId16" w:history="1">
-          <w:r>
-            <w:rPr>
-              <w:rStyle w:val="Hyperlink"/>
-            </w:rPr>
-            <w:t>s</w:t>
-          </w:r>
-        </w:hyperlink>
-      </w:r>
-      <w:r>
-        <w:rPr>
-          <w:rFonts w:ascii="Charis SIL Regular" w:hAnsi="Charis SIL Regular" w:eastAsia="Charis SIL Regular"/>
-          <w:b w:val="0"/>
-          <w:i w:val="0"/>
-          <w:color w:val="0000FF"/>
-          <w:sz w:val="24"/>
-        </w:rPr>
-        <w:t>%</w:t>
-      </w:r>
-      <w:r>
-        <w:rPr>
-          <w:rFonts w:ascii="Charis SIL Regular" w:hAnsi="Charis SIL Regular" w:eastAsia="Charis SIL Regular"/>
-          <w:b w:val="0"/>
-          <w:i w:val="0"/>
-          <w:color w:val="0000FF"/>
-          <w:sz w:val="24"/>
-        </w:rPr>
-        <w:hyperlink r:id="rId16" w:history="1">
-          <w:r>
-            <w:rPr>
-              <w:rStyle w:val="Hyperlink"/>
-            </w:rPr>
-            <w:t>5B0%5D%5Bfield%5D=inform</w:t>
-          </w:r>
-        </w:hyperlink>
-      </w:r>
-      <w:r>
-        <w:rPr>
-          <w:rFonts w:ascii="Charis SIL Regular" w:hAnsi="Charis SIL Regular" w:eastAsia="Charis SIL Regular"/>
-          <w:b w:val="0"/>
-          <w:i w:val="0"/>
-          <w:color w:val="0000FF"/>
-          <w:sz w:val="24"/>
-        </w:rPr>
-        <w:hyperlink r:id="rId16" w:history="1">
-          <w:r>
-            <w:rPr>
-              <w:rStyle w:val="Hyperlink"/>
-            </w:rPr>
-            <w:t>a</w:t>
-          </w:r>
-        </w:hyperlink>
-      </w:r>
-      <w:r>
-        <w:rPr>
-          <w:rFonts w:ascii="Charis SIL Regular" w:hAnsi="Charis SIL Regular" w:eastAsia="Charis SIL Regular"/>
-          <w:b w:val="0"/>
-          <w:i w:val="0"/>
-          <w:color w:val="0000FF"/>
-          <w:sz w:val="24"/>
-        </w:rPr>
-        <w:t>t</w:t>
-      </w:r>
-      <w:r>
-        <w:rPr>
-          <w:rFonts w:ascii="Charis SIL Regular" w:hAnsi="Charis SIL Regular" w:eastAsia="Charis SIL Regular"/>
-          <w:b w:val="0"/>
-          <w:i w:val="0"/>
-          <w:color w:val="0000FF"/>
-          <w:sz w:val="24"/>
-        </w:rPr>
-        <w:hyperlink r:id="rId16" w:history="1">
-          <w:r>
-            <w:rPr>
-              <w:rStyle w:val="Hyperlink"/>
-            </w:rPr>
-            <w:t>ion_type&amp;fil</w:t>
-          </w:r>
-        </w:hyperlink>
-      </w:r>
-      <w:r>
-        <w:rPr>
-          <w:rFonts w:ascii="Charis SIL Regular" w:hAnsi="Charis SIL Regular" w:eastAsia="Charis SIL Regular"/>
-          <w:b w:val="0"/>
-          <w:i w:val="0"/>
-          <w:color w:val="0000FF"/>
-          <w:sz w:val="24"/>
-        </w:rPr>
-        <w:hyperlink r:id="rId16" w:history="1">
-          <w:r>
-            <w:rPr>
-              <w:rStyle w:val="Hyperlink"/>
-            </w:rPr>
-            <w:t>t</w:t>
-          </w:r>
-        </w:hyperlink>
-      </w:r>
-      <w:r>
-        <w:rPr>
-          <w:rFonts w:ascii="Charis SIL Regular" w:hAnsi="Charis SIL Regular" w:eastAsia="Charis SIL Regular"/>
-          <w:b w:val="0"/>
-          <w:i w:val="0"/>
-          <w:color w:val="0000FF"/>
-          <w:sz w:val="24"/>
-        </w:rPr>
-        <w:hyperlink r:id="rId16" w:history="1">
-          <w:r>
-            <w:rPr>
-              <w:rStyle w:val="Hyperlink"/>
-            </w:rPr>
-            <w:t>ers%5B0%5D%5Bvalues%5D%5B0</w:t>
-          </w:r>
-        </w:hyperlink>
       </w:r>
     </w:p>
     <w:p>

--- a/EXPORTS/DOCX/published/niveau3/English/RMO.docx
+++ b/EXPORTS/DOCX/published/niveau3/English/RMO.docx
@@ -419,7 +419,6 @@
       </w:r>
       <w:r>
         <w:rPr>
-          <w:u w:val="single" w:color="0000ff"/>
           <w:rFonts w:ascii="Charis SIL Regular" w:hAnsi="Charis SIL Regular" w:eastAsia="Charis SIL Regular"/>
           <w:b w:val="0"/>
           <w:i w:val="0"/>
@@ -677,7 +676,107 @@
           <w:color w:val="000000"/>
           <w:sz w:val="24"/>
         </w:rPr>
-        <w:t>played an important role in the professionalisation of museu</w:t>
+        <w:t>played an important role</w:t>
+      </w:r>
+      <w:r>
+        <w:rPr>
+          <w:u w:val="single" w:color="0000ff"/>
+          <w:rFonts w:ascii="Charis SIL Regular" w:hAnsi="Charis SIL Regular" w:eastAsia="Charis SIL Regular"/>
+          <w:b w:val="0"/>
+          <w:i w:val="0"/>
+          <w:color w:val="000000"/>
+          <w:sz w:val="24"/>
+        </w:rPr>
+        <w:hyperlink r:id="rId11" w:history="1">
+          <w:r>
+            <w:rPr>
+              <w:rStyle w:val="Hyperlink"/>
+            </w:rPr>
+            <w:t xml:space="preserve"> in the pr</w:t>
+          </w:r>
+        </w:hyperlink>
+      </w:r>
+      <w:r>
+        <w:rPr>
+          <w:rFonts w:ascii="Charis SIL Regular" w:hAnsi="Charis SIL Regular" w:eastAsia="Charis SIL Regular"/>
+          <w:b w:val="0"/>
+          <w:i w:val="0"/>
+          <w:color w:val="000000"/>
+          <w:sz w:val="24"/>
+        </w:rPr>
+        <w:t>ofessiona</w:t>
+      </w:r>
+      <w:r>
+        <w:rPr>
+          <w:u w:val="single" w:color="0000ff"/>
+          <w:rFonts w:ascii="Charis SIL Regular" w:hAnsi="Charis SIL Regular" w:eastAsia="Charis SIL Regular"/>
+          <w:b w:val="0"/>
+          <w:i w:val="0"/>
+          <w:color w:val="000000"/>
+          <w:sz w:val="24"/>
+        </w:rPr>
+        <w:hyperlink r:id="rId12" w:history="1">
+          <w:r>
+            <w:rPr>
+              <w:rStyle w:val="Hyperlink"/>
+            </w:rPr>
+            <w:t>lisatio</w:t>
+          </w:r>
+        </w:hyperlink>
+      </w:r>
+      <w:r>
+        <w:rPr>
+          <w:u w:val="single" w:color="0000ff"/>
+          <w:rFonts w:ascii="Charis SIL Regular" w:hAnsi="Charis SIL Regular" w:eastAsia="Charis SIL Regular"/>
+          <w:b w:val="0"/>
+          <w:i w:val="0"/>
+          <w:color w:val="000000"/>
+          <w:sz w:val="24"/>
+        </w:rPr>
+        <w:hyperlink r:id="rId12" w:history="1">
+          <w:r>
+            <w:rPr>
+              <w:rStyle w:val="Hyperlink"/>
+            </w:rPr>
+            <w:t>n of mu</w:t>
+          </w:r>
+        </w:hyperlink>
+      </w:r>
+      <w:r>
+        <w:rPr>
+          <w:u w:val="single" w:color="0000ff"/>
+          <w:rFonts w:ascii="Charis SIL Regular" w:hAnsi="Charis SIL Regular" w:eastAsia="Charis SIL Regular"/>
+          <w:b w:val="0"/>
+          <w:i w:val="0"/>
+          <w:color w:val="000000"/>
+          <w:sz w:val="24"/>
+        </w:rPr>
+        <w:hyperlink r:id="rId12" w:history="1">
+          <w:r>
+            <w:rPr>
+              <w:rStyle w:val="Hyperlink"/>
+            </w:rPr>
+            <w:t>s</w:t>
+          </w:r>
+        </w:hyperlink>
+      </w:r>
+      <w:r>
+        <w:rPr>
+          <w:u w:val="single" w:color="0000ff"/>
+          <w:rFonts w:ascii="Charis SIL Regular" w:hAnsi="Charis SIL Regular" w:eastAsia="Charis SIL Regular"/>
+          <w:b w:val="0"/>
+          <w:i w:val="0"/>
+          <w:color w:val="000000"/>
+          <w:sz w:val="24"/>
+        </w:rPr>
+        <w:hyperlink r:id="rId12" w:history="1">
+          <w:r>
+            <w:rPr>
+              <w:rStyle w:val="Hyperlink"/>
+            </w:rPr>
+            <w:t>eu</w:t>
+          </w:r>
+        </w:hyperlink>
       </w:r>
       <w:r>
         <w:rPr>
@@ -946,7 +1045,61 @@
           <w:color w:val="000000"/>
           <w:sz w:val="24"/>
         </w:rPr>
-        <w:t>Wereldmuseum Leiden). In 2023 and 2024 several of the Sin</w:t>
+        <w:t xml:space="preserve">Wereldmuseum Leiden). In 2023 and 2024 several of </w:t>
+      </w:r>
+      <w:r>
+        <w:rPr>
+          <w:u w:val="single" w:color="0000ff"/>
+          <w:rFonts w:ascii="Charis SIL Regular" w:hAnsi="Charis SIL Regular" w:eastAsia="Charis SIL Regular"/>
+          <w:b w:val="0"/>
+          <w:i w:val="0"/>
+          <w:color w:val="000000"/>
+          <w:sz w:val="24"/>
+        </w:rPr>
+        <w:hyperlink r:id="rId13" w:history="1">
+          <w:r>
+            <w:rPr>
+              <w:rStyle w:val="Hyperlink"/>
+            </w:rPr>
+            <w:t>t</w:t>
+          </w:r>
+        </w:hyperlink>
+      </w:r>
+      <w:r>
+        <w:rPr>
+          <w:u w:val="single" w:color="0000ff"/>
+          <w:rFonts w:ascii="Charis SIL Regular" w:hAnsi="Charis SIL Regular" w:eastAsia="Charis SIL Regular"/>
+          <w:b w:val="0"/>
+          <w:i w:val="0"/>
+          <w:color w:val="000000"/>
+          <w:sz w:val="24"/>
+        </w:rPr>
+        <w:hyperlink r:id="rId13" w:history="1">
+          <w:r>
+            <w:rPr>
+              <w:rStyle w:val="Hyperlink"/>
+            </w:rPr>
+            <w:t>h</w:t>
+          </w:r>
+        </w:hyperlink>
+      </w:r>
+      <w:r>
+        <w:rPr>
+          <w:u w:val="single" w:color="0000ff"/>
+          <w:rFonts w:ascii="Charis SIL Regular" w:hAnsi="Charis SIL Regular" w:eastAsia="Charis SIL Regular"/>
+          <w:b w:val="0"/>
+          <w:i w:val="0"/>
+          <w:color w:val="000000"/>
+          <w:sz w:val="24"/>
+        </w:rPr>
+        <w:hyperlink r:id="rId13" w:history="1">
+          <w:r>
+            <w:rPr>
+              <w:rStyle w:val="Hyperlink"/>
+            </w:rPr>
+            <w:t>e Sin</w:t>
+          </w:r>
+        </w:hyperlink>
       </w:r>
       <w:r>
         <w:rPr>
@@ -1267,36 +1420,7 @@
           <w:color w:val="000000"/>
           <w:sz w:val="24"/>
         </w:rPr>
-        <w:t>the museum, its his</w:t>
-      </w:r>
-      <w:r>
-        <w:rPr>
-          <w:u w:val="single" w:color="0000ff"/>
-          <w:rFonts w:ascii="Charis SIL Regular" w:hAnsi="Charis SIL Regular" w:eastAsia="Charis SIL Regular"/>
-          <w:b w:val="0"/>
-          <w:i w:val="0"/>
-          <w:color w:val="000000"/>
-          <w:sz w:val="24"/>
-        </w:rPr>
-        <w:hyperlink r:id="rId9" w:history="1">
-          <w:r>
-            <w:rPr>
-              <w:rStyle w:val="Hyperlink"/>
-            </w:rPr>
-            <w:t>tory and</w:t>
-          </w:r>
-        </w:hyperlink>
-      </w:r>
-      <w:r>
-        <w:rPr>
-          <w:u w:val="single" w:color="0000ff"/>
-          <w:rFonts w:ascii="Charis SIL Regular" w:hAnsi="Charis SIL Regular" w:eastAsia="Charis SIL Regular"/>
-          <w:b w:val="0"/>
-          <w:i w:val="0"/>
-          <w:color w:val="000000"/>
-          <w:sz w:val="24"/>
-        </w:rPr>
-        <w:t xml:space="preserve"> collectio</w:t>
+        <w:t>the museum, its history and collectio</w:t>
       </w:r>
       <w:r>
         <w:rPr>
@@ -1343,7 +1467,7 @@
           <w:sz w:val="24"/>
           <w:u w:val="single"/>
         </w:rPr>
-        <w:hyperlink r:id="rId14" w:history="1">
+        <w:hyperlink r:id="rId9" w:history="1">
           <w:r>
             <w:rPr>
               <w:rStyle w:val="Hyperlink"/>
@@ -1727,7 +1851,146 @@
           <w:color w:val="000000"/>
           <w:sz w:val="24"/>
         </w:rPr>
-        <w:t xml:space="preserve">. The archive of the KKZ, which is part of the Rijksmuseum archive, is managed by the </w:t>
+        <w:t xml:space="preserve">. The archive of </w:t>
+      </w:r>
+      <w:r>
+        <w:rPr>
+          <w:u w:val="single" w:color="0000ff"/>
+          <w:rFonts w:ascii="Charis SIL Regular" w:hAnsi="Charis SIL Regular" w:eastAsia="Charis SIL Regular"/>
+          <w:b w:val="0"/>
+          <w:i w:val="0"/>
+          <w:color w:val="000000"/>
+          <w:sz w:val="24"/>
+        </w:rPr>
+        <w:hyperlink r:id="rId12" w:history="1">
+          <w:r>
+            <w:rPr>
+              <w:rStyle w:val="Hyperlink"/>
+            </w:rPr>
+            <w:t>the K</w:t>
+          </w:r>
+        </w:hyperlink>
+      </w:r>
+      <w:r>
+        <w:rPr>
+          <w:u w:val="single" w:color="0000ff"/>
+          <w:rFonts w:ascii="Charis SIL Regular" w:hAnsi="Charis SIL Regular" w:eastAsia="Charis SIL Regular"/>
+          <w:b w:val="0"/>
+          <w:i w:val="0"/>
+          <w:color w:val="000000"/>
+          <w:sz w:val="24"/>
+        </w:rPr>
+        <w:t>K</w:t>
+      </w:r>
+      <w:r>
+        <w:rPr>
+          <w:u w:val="single" w:color="0000ff"/>
+          <w:rFonts w:ascii="Charis SIL Regular" w:hAnsi="Charis SIL Regular" w:eastAsia="Charis SIL Regular"/>
+          <w:b w:val="0"/>
+          <w:i w:val="0"/>
+          <w:color w:val="000000"/>
+          <w:sz w:val="24"/>
+        </w:rPr>
+        <w:hyperlink r:id="rId12" w:history="1">
+          <w:r>
+            <w:rPr>
+              <w:rStyle w:val="Hyperlink"/>
+            </w:rPr>
+            <w:t>Z, whic</w:t>
+          </w:r>
+        </w:hyperlink>
+      </w:r>
+      <w:r>
+        <w:rPr>
+          <w:u w:val="single" w:color="0000ff"/>
+          <w:rFonts w:ascii="Charis SIL Regular" w:hAnsi="Charis SIL Regular" w:eastAsia="Charis SIL Regular"/>
+          <w:b w:val="0"/>
+          <w:i w:val="0"/>
+          <w:color w:val="000000"/>
+          <w:sz w:val="24"/>
+        </w:rPr>
+        <w:hyperlink r:id="rId12" w:history="1">
+          <w:r>
+            <w:rPr>
+              <w:rStyle w:val="Hyperlink"/>
+            </w:rPr>
+            <w:t>h i</w:t>
+          </w:r>
+        </w:hyperlink>
+      </w:r>
+      <w:r>
+        <w:rPr>
+          <w:u w:val="single" w:color="0000ff"/>
+          <w:rFonts w:ascii="Charis SIL Regular" w:hAnsi="Charis SIL Regular" w:eastAsia="Charis SIL Regular"/>
+          <w:b w:val="0"/>
+          <w:i w:val="0"/>
+          <w:color w:val="000000"/>
+          <w:sz w:val="24"/>
+        </w:rPr>
+        <w:hyperlink r:id="rId12" w:history="1">
+          <w:r>
+            <w:rPr>
+              <w:rStyle w:val="Hyperlink"/>
+            </w:rPr>
+            <w:t>s</w:t>
+          </w:r>
+        </w:hyperlink>
+      </w:r>
+      <w:r>
+        <w:rPr>
+          <w:u w:val="single" w:color="0000ff"/>
+          <w:rFonts w:ascii="Charis SIL Regular" w:hAnsi="Charis SIL Regular" w:eastAsia="Charis SIL Regular"/>
+          <w:b w:val="0"/>
+          <w:i w:val="0"/>
+          <w:color w:val="000000"/>
+          <w:sz w:val="24"/>
+        </w:rPr>
+        <w:hyperlink r:id="rId12" w:history="1">
+          <w:r>
+            <w:rPr>
+              <w:rStyle w:val="Hyperlink"/>
+            </w:rPr>
+            <w:t xml:space="preserve"> part of th</w:t>
+          </w:r>
+        </w:hyperlink>
+      </w:r>
+      <w:r>
+        <w:rPr>
+          <w:rFonts w:ascii="Charis SIL Regular" w:hAnsi="Charis SIL Regular" w:eastAsia="Charis SIL Regular"/>
+          <w:b w:val="0"/>
+          <w:i w:val="0"/>
+          <w:color w:val="000000"/>
+          <w:sz w:val="24"/>
+        </w:rPr>
+        <w:t xml:space="preserve">e Rijksmuseum archive, </w:t>
+      </w:r>
+      <w:r>
+        <w:rPr>
+          <w:u w:val="single" w:color="0000ff"/>
+          <w:rFonts w:ascii="Charis SIL Regular" w:hAnsi="Charis SIL Regular" w:eastAsia="Charis SIL Regular"/>
+          <w:b w:val="0"/>
+          <w:i w:val="0"/>
+          <w:color w:val="000000"/>
+          <w:sz w:val="24"/>
+        </w:rPr>
+        <w:hyperlink r:id="rId13" w:history="1">
+          <w:r>
+            <w:rPr>
+              <w:rStyle w:val="Hyperlink"/>
+            </w:rPr>
+            <w:t>is managed by t</w:t>
+          </w:r>
+        </w:hyperlink>
+      </w:r>
+      <w:r>
+        <w:rPr>
+          <w:rFonts w:ascii="Charis SIL Regular" w:hAnsi="Charis SIL Regular" w:eastAsia="Charis SIL Regular"/>
+          <w:b w:val="0"/>
+          <w:i w:val="0"/>
+          <w:color w:val="000000"/>
+          <w:sz w:val="24"/>
+        </w:rPr>
+        <w:t xml:space="preserve">he </w:t>
       </w:r>
       <w:r>
         <w:rPr>
@@ -1957,9 +2220,8 @@
           <w:i w:val="0"/>
           <w:color w:val="0000FF"/>
           <w:sz w:val="24"/>
-          <w:u w:val="single"/>
-        </w:rPr>
-        <w:t>ic research in colonised territorie</w:t>
+        </w:rPr>
+        <w:t>i</w:t>
       </w:r>
       <w:r>
         <w:rPr>
@@ -1968,8 +2230,9 @@
           <w:i w:val="0"/>
           <w:color w:val="0000FF"/>
           <w:sz w:val="24"/>
-        </w:rPr>
-        <w:t>s</w:t>
+          <w:u w:val="single"/>
+        </w:rPr>
+        <w:t>c research in colonised territories</w:t>
       </w:r>
       <w:r>
         <w:br/>
@@ -2976,7 +3239,7 @@
             <w:rPr>
               <w:rStyle w:val="Hyperlink"/>
             </w:rPr>
-            <w:t>filters</w:t>
+            <w:t>filter</w:t>
           </w:r>
         </w:hyperlink>
       </w:r>
@@ -2993,7 +3256,7 @@
             <w:rPr>
               <w:rStyle w:val="Hyperlink"/>
             </w:rPr>
-            <w:t>%</w:t>
+            <w:t>s</w:t>
           </w:r>
         </w:hyperlink>
       </w:r>
@@ -3005,12 +3268,22 @@
           <w:color w:val="0000FF"/>
           <w:sz w:val="24"/>
         </w:rPr>
+        <w:t>%</w:t>
+      </w:r>
+      <w:r>
+        <w:rPr>
+          <w:rFonts w:ascii="Charis SIL Regular" w:hAnsi="Charis SIL Regular" w:eastAsia="Charis SIL Regular"/>
+          <w:b w:val="0"/>
+          <w:i w:val="0"/>
+          <w:color w:val="0000FF"/>
+          <w:sz w:val="24"/>
+        </w:rPr>
         <w:hyperlink r:id="rId16" w:history="1">
           <w:r>
             <w:rPr>
               <w:rStyle w:val="Hyperlink"/>
             </w:rPr>
-            <w:t>5B0%5D%5Bfield%5D=infor</w:t>
+            <w:t>5B0%5D%5Bfield%5D=inform</w:t>
           </w:r>
         </w:hyperlink>
       </w:r>
@@ -3027,7 +3300,7 @@
             <w:rPr>
               <w:rStyle w:val="Hyperlink"/>
             </w:rPr>
-            <w:t>m</w:t>
+            <w:t>a</w:t>
           </w:r>
         </w:hyperlink>
       </w:r>
@@ -3039,7 +3312,7 @@
           <w:color w:val="0000FF"/>
           <w:sz w:val="24"/>
         </w:rPr>
-        <w:t>at</w:t>
+        <w:t>t</w:t>
       </w:r>
       <w:r>
         <w:rPr>
@@ -3555,7 +3828,7 @@
             <w:rPr>
               <w:rStyle w:val="Hyperlink"/>
             </w:rPr>
-            <w:t>filters</w:t>
+            <w:t>filter</w:t>
           </w:r>
         </w:hyperlink>
       </w:r>
@@ -3572,7 +3845,7 @@
             <w:rPr>
               <w:rStyle w:val="Hyperlink"/>
             </w:rPr>
-            <w:t>%</w:t>
+            <w:t>s</w:t>
           </w:r>
         </w:hyperlink>
       </w:r>
@@ -3584,12 +3857,66 @@
           <w:color w:val="0000FF"/>
           <w:sz w:val="24"/>
         </w:rPr>
+        <w:t>%</w:t>
+      </w:r>
+      <w:r>
+        <w:rPr>
+          <w:rFonts w:ascii="Charis SIL Regular" w:hAnsi="Charis SIL Regular" w:eastAsia="Charis SIL Regular"/>
+          <w:b w:val="0"/>
+          <w:i w:val="0"/>
+          <w:color w:val="0000FF"/>
+          <w:sz w:val="24"/>
+        </w:rPr>
         <w:hyperlink r:id="rId16" w:history="1">
           <w:r>
             <w:rPr>
               <w:rStyle w:val="Hyperlink"/>
             </w:rPr>
-            <w:t>5B0%5D%5Bfield%5D=informa</w:t>
+            <w:t>5B0%5D%5Bfield%5D=inform</w:t>
+          </w:r>
+        </w:hyperlink>
+      </w:r>
+      <w:r>
+        <w:rPr>
+          <w:rFonts w:ascii="Charis SIL Regular" w:hAnsi="Charis SIL Regular" w:eastAsia="Charis SIL Regular"/>
+          <w:b w:val="0"/>
+          <w:i w:val="0"/>
+          <w:color w:val="0000FF"/>
+          <w:sz w:val="24"/>
+        </w:rPr>
+        <w:hyperlink r:id="rId16" w:history="1">
+          <w:r>
+            <w:rPr>
+              <w:rStyle w:val="Hyperlink"/>
+            </w:rPr>
+            <w:t>a</w:t>
+          </w:r>
+        </w:hyperlink>
+      </w:r>
+      <w:r>
+        <w:rPr>
+          <w:rFonts w:ascii="Charis SIL Regular" w:hAnsi="Charis SIL Regular" w:eastAsia="Charis SIL Regular"/>
+          <w:b w:val="0"/>
+          <w:i w:val="0"/>
+          <w:color w:val="0000FF"/>
+          <w:sz w:val="24"/>
+        </w:rPr>
+        <w:t>t</w:t>
+      </w:r>
+      <w:r>
+        <w:rPr>
+          <w:rFonts w:ascii="Charis SIL Regular" w:hAnsi="Charis SIL Regular" w:eastAsia="Charis SIL Regular"/>
+          <w:b w:val="0"/>
+          <w:i w:val="0"/>
+          <w:color w:val="0000FF"/>
+          <w:sz w:val="24"/>
+        </w:rPr>
+        <w:hyperlink r:id="rId16" w:history="1">
+          <w:r>
+            <w:rPr>
+              <w:rStyle w:val="Hyperlink"/>
+            </w:rPr>
+            <w:t>ion_type&amp;fil</w:t>
           </w:r>
         </w:hyperlink>
       </w:r>
@@ -3623,36 +3950,9 @@
             <w:rPr>
               <w:rStyle w:val="Hyperlink"/>
             </w:rPr>
-            <w:t>ion_type&amp;filt</w:t>
+            <w:t>ers%5B0%5D%5Bvalues%5D%5B0</w:t>
           </w:r>
         </w:hyperlink>
-      </w:r>
-      <w:r>
-        <w:rPr>
-          <w:rFonts w:ascii="Charis SIL Regular" w:hAnsi="Charis SIL Regular" w:eastAsia="Charis SIL Regular"/>
-          <w:b w:val="0"/>
-          <w:i w:val="0"/>
-          <w:color w:val="0000FF"/>
-          <w:sz w:val="24"/>
-        </w:rPr>
-        <w:hyperlink r:id="rId16" w:history="1">
-          <w:r>
-            <w:rPr>
-              <w:rStyle w:val="Hyperlink"/>
-            </w:rPr>
-            <w:t>ers%5B0%5D%5Bvalues%5D%</w:t>
-          </w:r>
-        </w:hyperlink>
-      </w:r>
-      <w:r>
-        <w:rPr>
-          <w:rFonts w:ascii="Charis SIL Regular" w:hAnsi="Charis SIL Regular" w:eastAsia="Charis SIL Regular"/>
-          <w:b w:val="0"/>
-          <w:i w:val="0"/>
-          <w:color w:val="0000FF"/>
-          <w:sz w:val="24"/>
-        </w:rPr>
-        <w:t>5B0</w:t>
       </w:r>
     </w:p>
     <w:p>

--- a/EXPORTS/DOCX/published/niveau3/English/RMO.docx
+++ b/EXPORTS/DOCX/published/niveau3/English/RMO.docx
@@ -419,6 +419,7 @@
       </w:r>
       <w:r>
         <w:rPr>
+          <w:u w:val="single" w:color="0000ff"/>
           <w:rFonts w:ascii="Charis SIL Regular" w:hAnsi="Charis SIL Regular" w:eastAsia="Charis SIL Regular"/>
           <w:b w:val="0"/>
           <w:i w:val="0"/>
@@ -1420,7 +1421,7 @@
           <w:color w:val="000000"/>
           <w:sz w:val="24"/>
         </w:rPr>
-        <w:t>the museum, its history and collectio</w:t>
+        <w:t>the museum, its his</w:t>
       </w:r>
       <w:r>
         <w:rPr>
@@ -1436,9 +1437,20 @@
             <w:rPr>
               <w:rStyle w:val="Hyperlink"/>
             </w:rPr>
-            <w:t xml:space="preserve">n. </w:t>
+            <w:t>tory and</w:t>
           </w:r>
         </w:hyperlink>
+      </w:r>
+      <w:r>
+        <w:rPr>
+          <w:u w:val="single" w:color="0000ff"/>
+          <w:rFonts w:ascii="Charis SIL Regular" w:hAnsi="Charis SIL Regular" w:eastAsia="Charis SIL Regular"/>
+          <w:b w:val="0"/>
+          <w:i w:val="0"/>
+          <w:color w:val="000000"/>
+          <w:sz w:val="24"/>
+        </w:rPr>
+        <w:t xml:space="preserve"> </w:t>
       </w:r>
       <w:r>
         <w:rPr>
@@ -1454,9 +1466,20 @@
             <w:rPr>
               <w:rStyle w:val="Hyperlink"/>
             </w:rPr>
-            <w:t xml:space="preserve">The </w:t>
+            <w:t>collectio</w:t>
           </w:r>
         </w:hyperlink>
+      </w:r>
+      <w:r>
+        <w:rPr>
+          <w:u w:val="single" w:color="0000ff"/>
+          <w:rFonts w:ascii="Charis SIL Regular" w:hAnsi="Charis SIL Regular" w:eastAsia="Charis SIL Regular"/>
+          <w:b w:val="0"/>
+          <w:i w:val="0"/>
+          <w:color w:val="000000"/>
+          <w:sz w:val="24"/>
+        </w:rPr>
+        <w:t xml:space="preserve">n. The </w:t>
       </w:r>
       <w:r>
         <w:rPr>
@@ -1873,7 +1896,6 @@
       </w:r>
       <w:r>
         <w:rPr>
-          <w:u w:val="single" w:color="0000ff"/>
           <w:rFonts w:ascii="Charis SIL Regular" w:hAnsi="Charis SIL Regular" w:eastAsia="Charis SIL Regular"/>
           <w:b w:val="0"/>
           <w:i w:val="0"/>
@@ -3239,7 +3261,7 @@
             <w:rPr>
               <w:rStyle w:val="Hyperlink"/>
             </w:rPr>
-            <w:t>filter</w:t>
+            <w:t>filters</w:t>
           </w:r>
         </w:hyperlink>
       </w:r>
@@ -3256,19 +3278,9 @@
             <w:rPr>
               <w:rStyle w:val="Hyperlink"/>
             </w:rPr>
-            <w:t>s</w:t>
+            <w:t>%</w:t>
           </w:r>
         </w:hyperlink>
-      </w:r>
-      <w:r>
-        <w:rPr>
-          <w:rFonts w:ascii="Charis SIL Regular" w:hAnsi="Charis SIL Regular" w:eastAsia="Charis SIL Regular"/>
-          <w:b w:val="0"/>
-          <w:i w:val="0"/>
-          <w:color w:val="0000FF"/>
-          <w:sz w:val="24"/>
-        </w:rPr>
-        <w:t>%</w:t>
       </w:r>
       <w:r>
         <w:rPr>
@@ -3283,51 +3295,7 @@
             <w:rPr>
               <w:rStyle w:val="Hyperlink"/>
             </w:rPr>
-            <w:t>5B0%5D%5Bfield%5D=inform</w:t>
-          </w:r>
-        </w:hyperlink>
-      </w:r>
-      <w:r>
-        <w:rPr>
-          <w:rFonts w:ascii="Charis SIL Regular" w:hAnsi="Charis SIL Regular" w:eastAsia="Charis SIL Regular"/>
-          <w:b w:val="0"/>
-          <w:i w:val="0"/>
-          <w:color w:val="0000FF"/>
-          <w:sz w:val="24"/>
-        </w:rPr>
-        <w:hyperlink r:id="rId16" w:history="1">
-          <w:r>
-            <w:rPr>
-              <w:rStyle w:val="Hyperlink"/>
-            </w:rPr>
-            <w:t>a</w:t>
-          </w:r>
-        </w:hyperlink>
-      </w:r>
-      <w:r>
-        <w:rPr>
-          <w:rFonts w:ascii="Charis SIL Regular" w:hAnsi="Charis SIL Regular" w:eastAsia="Charis SIL Regular"/>
-          <w:b w:val="0"/>
-          <w:i w:val="0"/>
-          <w:color w:val="0000FF"/>
-          <w:sz w:val="24"/>
-        </w:rPr>
-        <w:t>t</w:t>
-      </w:r>
-      <w:r>
-        <w:rPr>
-          <w:rFonts w:ascii="Charis SIL Regular" w:hAnsi="Charis SIL Regular" w:eastAsia="Charis SIL Regular"/>
-          <w:b w:val="0"/>
-          <w:i w:val="0"/>
-          <w:color w:val="0000FF"/>
-          <w:sz w:val="24"/>
-        </w:rPr>
-        <w:hyperlink r:id="rId16" w:history="1">
-          <w:r>
-            <w:rPr>
-              <w:rStyle w:val="Hyperlink"/>
-            </w:rPr>
-            <w:t>ion_type&amp;fil</w:t>
+            <w:t>5B0%5D%5Bfield%5D=informa</w:t>
           </w:r>
         </w:hyperlink>
       </w:r>
@@ -3361,9 +3329,36 @@
             <w:rPr>
               <w:rStyle w:val="Hyperlink"/>
             </w:rPr>
-            <w:t>ers%5B0%5D%5Bvalues%5D%5B0</w:t>
+            <w:t>ion_type&amp;filt</w:t>
           </w:r>
         </w:hyperlink>
+      </w:r>
+      <w:r>
+        <w:rPr>
+          <w:rFonts w:ascii="Charis SIL Regular" w:hAnsi="Charis SIL Regular" w:eastAsia="Charis SIL Regular"/>
+          <w:b w:val="0"/>
+          <w:i w:val="0"/>
+          <w:color w:val="0000FF"/>
+          <w:sz w:val="24"/>
+        </w:rPr>
+        <w:hyperlink r:id="rId16" w:history="1">
+          <w:r>
+            <w:rPr>
+              <w:rStyle w:val="Hyperlink"/>
+            </w:rPr>
+            <w:t>ers%5B0%5D%5Bvalues%5D%</w:t>
+          </w:r>
+        </w:hyperlink>
+      </w:r>
+      <w:r>
+        <w:rPr>
+          <w:rFonts w:ascii="Charis SIL Regular" w:hAnsi="Charis SIL Regular" w:eastAsia="Charis SIL Regular"/>
+          <w:b w:val="0"/>
+          <w:i w:val="0"/>
+          <w:color w:val="0000FF"/>
+          <w:sz w:val="24"/>
+        </w:rPr>
+        <w:t>5B0</w:t>
       </w:r>
     </w:p>
     <w:p>
@@ -3828,7 +3823,7 @@
             <w:rPr>
               <w:rStyle w:val="Hyperlink"/>
             </w:rPr>
-            <w:t>filter</w:t>
+            <w:t>filters</w:t>
           </w:r>
         </w:hyperlink>
       </w:r>
@@ -3845,19 +3840,9 @@
             <w:rPr>
               <w:rStyle w:val="Hyperlink"/>
             </w:rPr>
-            <w:t>s</w:t>
+            <w:t>%</w:t>
           </w:r>
         </w:hyperlink>
-      </w:r>
-      <w:r>
-        <w:rPr>
-          <w:rFonts w:ascii="Charis SIL Regular" w:hAnsi="Charis SIL Regular" w:eastAsia="Charis SIL Regular"/>
-          <w:b w:val="0"/>
-          <w:i w:val="0"/>
-          <w:color w:val="0000FF"/>
-          <w:sz w:val="24"/>
-        </w:rPr>
-        <w:t>%</w:t>
       </w:r>
       <w:r>
         <w:rPr>
@@ -3872,51 +3857,7 @@
             <w:rPr>
               <w:rStyle w:val="Hyperlink"/>
             </w:rPr>
-            <w:t>5B0%5D%5Bfield%5D=inform</w:t>
-          </w:r>
-        </w:hyperlink>
-      </w:r>
-      <w:r>
-        <w:rPr>
-          <w:rFonts w:ascii="Charis SIL Regular" w:hAnsi="Charis SIL Regular" w:eastAsia="Charis SIL Regular"/>
-          <w:b w:val="0"/>
-          <w:i w:val="0"/>
-          <w:color w:val="0000FF"/>
-          <w:sz w:val="24"/>
-        </w:rPr>
-        <w:hyperlink r:id="rId16" w:history="1">
-          <w:r>
-            <w:rPr>
-              <w:rStyle w:val="Hyperlink"/>
-            </w:rPr>
-            <w:t>a</w:t>
-          </w:r>
-        </w:hyperlink>
-      </w:r>
-      <w:r>
-        <w:rPr>
-          <w:rFonts w:ascii="Charis SIL Regular" w:hAnsi="Charis SIL Regular" w:eastAsia="Charis SIL Regular"/>
-          <w:b w:val="0"/>
-          <w:i w:val="0"/>
-          <w:color w:val="0000FF"/>
-          <w:sz w:val="24"/>
-        </w:rPr>
-        <w:t>t</w:t>
-      </w:r>
-      <w:r>
-        <w:rPr>
-          <w:rFonts w:ascii="Charis SIL Regular" w:hAnsi="Charis SIL Regular" w:eastAsia="Charis SIL Regular"/>
-          <w:b w:val="0"/>
-          <w:i w:val="0"/>
-          <w:color w:val="0000FF"/>
-          <w:sz w:val="24"/>
-        </w:rPr>
-        <w:hyperlink r:id="rId16" w:history="1">
-          <w:r>
-            <w:rPr>
-              <w:rStyle w:val="Hyperlink"/>
-            </w:rPr>
-            <w:t>ion_type&amp;fil</w:t>
+            <w:t>5B0%5D%5Bfield%5D=informa</w:t>
           </w:r>
         </w:hyperlink>
       </w:r>
@@ -3950,9 +3891,36 @@
             <w:rPr>
               <w:rStyle w:val="Hyperlink"/>
             </w:rPr>
-            <w:t>ers%5B0%5D%5Bvalues%5D%5B0</w:t>
+            <w:t>ion_type&amp;filt</w:t>
           </w:r>
         </w:hyperlink>
+      </w:r>
+      <w:r>
+        <w:rPr>
+          <w:rFonts w:ascii="Charis SIL Regular" w:hAnsi="Charis SIL Regular" w:eastAsia="Charis SIL Regular"/>
+          <w:b w:val="0"/>
+          <w:i w:val="0"/>
+          <w:color w:val="0000FF"/>
+          <w:sz w:val="24"/>
+        </w:rPr>
+        <w:hyperlink r:id="rId16" w:history="1">
+          <w:r>
+            <w:rPr>
+              <w:rStyle w:val="Hyperlink"/>
+            </w:rPr>
+            <w:t>ers%5B0%5D%5Bvalues%5D%</w:t>
+          </w:r>
+        </w:hyperlink>
+      </w:r>
+      <w:r>
+        <w:rPr>
+          <w:rFonts w:ascii="Charis SIL Regular" w:hAnsi="Charis SIL Regular" w:eastAsia="Charis SIL Regular"/>
+          <w:b w:val="0"/>
+          <w:i w:val="0"/>
+          <w:color w:val="0000FF"/>
+          <w:sz w:val="24"/>
+        </w:rPr>
+        <w:t>5B0</w:t>
       </w:r>
     </w:p>
     <w:p>

--- a/EXPORTS/DOCX/published/niveau3/English/RMO.docx
+++ b/EXPORTS/DOCX/published/niveau3/English/RMO.docx
@@ -419,7 +419,6 @@
       </w:r>
       <w:r>
         <w:rPr>
-          <w:u w:val="single" w:color="0000ff"/>
           <w:rFonts w:ascii="Charis SIL Regular" w:hAnsi="Charis SIL Regular" w:eastAsia="Charis SIL Regular"/>
           <w:b w:val="0"/>
           <w:i w:val="0"/>
@@ -1479,7 +1478,32 @@
           <w:color w:val="000000"/>
           <w:sz w:val="24"/>
         </w:rPr>
-        <w:t xml:space="preserve">n. The </w:t>
+        <w:hyperlink r:id="rId9" w:history="1">
+          <w:r>
+            <w:rPr>
+              <w:rStyle w:val="Hyperlink"/>
+            </w:rPr>
+            <w:t xml:space="preserve">n. </w:t>
+          </w:r>
+        </w:hyperlink>
+      </w:r>
+      <w:r>
+        <w:rPr>
+          <w:u w:val="single" w:color="0000ff"/>
+          <w:rFonts w:ascii="Charis SIL Regular" w:hAnsi="Charis SIL Regular" w:eastAsia="Charis SIL Regular"/>
+          <w:b w:val="0"/>
+          <w:i w:val="0"/>
+          <w:color w:val="000000"/>
+          <w:sz w:val="24"/>
+        </w:rPr>
+        <w:hyperlink r:id="rId9" w:history="1">
+          <w:r>
+            <w:rPr>
+              <w:rStyle w:val="Hyperlink"/>
+            </w:rPr>
+            <w:t xml:space="preserve">The </w:t>
+          </w:r>
+        </w:hyperlink>
       </w:r>
       <w:r>
         <w:rPr>
@@ -1896,6 +1920,7 @@
       </w:r>
       <w:r>
         <w:rPr>
+          <w:u w:val="single" w:color="0000ff"/>
           <w:rFonts w:ascii="Charis SIL Regular" w:hAnsi="Charis SIL Regular" w:eastAsia="Charis SIL Regular"/>
           <w:b w:val="0"/>
           <w:i w:val="0"/>
@@ -2945,7 +2970,7 @@
             <w:rPr>
               <w:rStyle w:val="Hyperlink"/>
             </w:rPr>
-            <w:t>filter</w:t>
+            <w:t>filters</w:t>
           </w:r>
         </w:hyperlink>
       </w:r>
@@ -2962,7 +2987,7 @@
             <w:rPr>
               <w:rStyle w:val="Hyperlink"/>
             </w:rPr>
-            <w:t>s</w:t>
+            <w:t>%</w:t>
           </w:r>
         </w:hyperlink>
       </w:r>
@@ -2974,7 +2999,14 @@
           <w:color w:val="0000FF"/>
           <w:sz w:val="24"/>
         </w:rPr>
-        <w:t>%</w:t>
+        <w:hyperlink r:id="rId16" w:history="1">
+          <w:r>
+            <w:rPr>
+              <w:rStyle w:val="Hyperlink"/>
+            </w:rPr>
+            <w:t>5B0%5D%5Bfield%5D=infor</w:t>
+          </w:r>
+        </w:hyperlink>
       </w:r>
       <w:r>
         <w:rPr>
@@ -2989,7 +3021,7 @@
             <w:rPr>
               <w:rStyle w:val="Hyperlink"/>
             </w:rPr>
-            <w:t>5B0%5D%5Bfield%5D=inform</w:t>
+            <w:t>m</w:t>
           </w:r>
         </w:hyperlink>
       </w:r>
@@ -3001,24 +3033,7 @@
           <w:color w:val="0000FF"/>
           <w:sz w:val="24"/>
         </w:rPr>
-        <w:hyperlink r:id="rId16" w:history="1">
-          <w:r>
-            <w:rPr>
-              <w:rStyle w:val="Hyperlink"/>
-            </w:rPr>
-            <w:t>a</w:t>
-          </w:r>
-        </w:hyperlink>
-      </w:r>
-      <w:r>
-        <w:rPr>
-          <w:rFonts w:ascii="Charis SIL Regular" w:hAnsi="Charis SIL Regular" w:eastAsia="Charis SIL Regular"/>
-          <w:b w:val="0"/>
-          <w:i w:val="0"/>
-          <w:color w:val="0000FF"/>
-          <w:sz w:val="24"/>
-        </w:rPr>
-        <w:t>t</w:t>
+        <w:t>at</w:t>
       </w:r>
       <w:r>
         <w:rPr>
@@ -3261,7 +3276,7 @@
             <w:rPr>
               <w:rStyle w:val="Hyperlink"/>
             </w:rPr>
-            <w:t>filters</w:t>
+            <w:t>filter</w:t>
           </w:r>
         </w:hyperlink>
       </w:r>
@@ -3278,7 +3293,7 @@
             <w:rPr>
               <w:rStyle w:val="Hyperlink"/>
             </w:rPr>
-            <w:t>%</w:t>
+            <w:t>s</w:t>
           </w:r>
         </w:hyperlink>
       </w:r>
@@ -3290,12 +3305,66 @@
           <w:color w:val="0000FF"/>
           <w:sz w:val="24"/>
         </w:rPr>
+        <w:t>%</w:t>
+      </w:r>
+      <w:r>
+        <w:rPr>
+          <w:rFonts w:ascii="Charis SIL Regular" w:hAnsi="Charis SIL Regular" w:eastAsia="Charis SIL Regular"/>
+          <w:b w:val="0"/>
+          <w:i w:val="0"/>
+          <w:color w:val="0000FF"/>
+          <w:sz w:val="24"/>
+        </w:rPr>
         <w:hyperlink r:id="rId16" w:history="1">
           <w:r>
             <w:rPr>
               <w:rStyle w:val="Hyperlink"/>
             </w:rPr>
-            <w:t>5B0%5D%5Bfield%5D=informa</w:t>
+            <w:t>5B0%5D%5Bfield%5D=inform</w:t>
+          </w:r>
+        </w:hyperlink>
+      </w:r>
+      <w:r>
+        <w:rPr>
+          <w:rFonts w:ascii="Charis SIL Regular" w:hAnsi="Charis SIL Regular" w:eastAsia="Charis SIL Regular"/>
+          <w:b w:val="0"/>
+          <w:i w:val="0"/>
+          <w:color w:val="0000FF"/>
+          <w:sz w:val="24"/>
+        </w:rPr>
+        <w:hyperlink r:id="rId16" w:history="1">
+          <w:r>
+            <w:rPr>
+              <w:rStyle w:val="Hyperlink"/>
+            </w:rPr>
+            <w:t>a</w:t>
+          </w:r>
+        </w:hyperlink>
+      </w:r>
+      <w:r>
+        <w:rPr>
+          <w:rFonts w:ascii="Charis SIL Regular" w:hAnsi="Charis SIL Regular" w:eastAsia="Charis SIL Regular"/>
+          <w:b w:val="0"/>
+          <w:i w:val="0"/>
+          <w:color w:val="0000FF"/>
+          <w:sz w:val="24"/>
+        </w:rPr>
+        <w:t>t</w:t>
+      </w:r>
+      <w:r>
+        <w:rPr>
+          <w:rFonts w:ascii="Charis SIL Regular" w:hAnsi="Charis SIL Regular" w:eastAsia="Charis SIL Regular"/>
+          <w:b w:val="0"/>
+          <w:i w:val="0"/>
+          <w:color w:val="0000FF"/>
+          <w:sz w:val="24"/>
+        </w:rPr>
+        <w:hyperlink r:id="rId16" w:history="1">
+          <w:r>
+            <w:rPr>
+              <w:rStyle w:val="Hyperlink"/>
+            </w:rPr>
+            <w:t>ion_type&amp;fil</w:t>
           </w:r>
         </w:hyperlink>
       </w:r>
@@ -3329,36 +3398,9 @@
             <w:rPr>
               <w:rStyle w:val="Hyperlink"/>
             </w:rPr>
-            <w:t>ion_type&amp;filt</w:t>
+            <w:t>ers%5B0%5D%5Bvalues%5D%5B0</w:t>
           </w:r>
         </w:hyperlink>
-      </w:r>
-      <w:r>
-        <w:rPr>
-          <w:rFonts w:ascii="Charis SIL Regular" w:hAnsi="Charis SIL Regular" w:eastAsia="Charis SIL Regular"/>
-          <w:b w:val="0"/>
-          <w:i w:val="0"/>
-          <w:color w:val="0000FF"/>
-          <w:sz w:val="24"/>
-        </w:rPr>
-        <w:hyperlink r:id="rId16" w:history="1">
-          <w:r>
-            <w:rPr>
-              <w:rStyle w:val="Hyperlink"/>
-            </w:rPr>
-            <w:t>ers%5B0%5D%5Bvalues%5D%</w:t>
-          </w:r>
-        </w:hyperlink>
-      </w:r>
-      <w:r>
-        <w:rPr>
-          <w:rFonts w:ascii="Charis SIL Regular" w:hAnsi="Charis SIL Regular" w:eastAsia="Charis SIL Regular"/>
-          <w:b w:val="0"/>
-          <w:i w:val="0"/>
-          <w:color w:val="0000FF"/>
-          <w:sz w:val="24"/>
-        </w:rPr>
-        <w:t>5B0</w:t>
       </w:r>
     </w:p>
     <w:p>
@@ -3527,7 +3569,7 @@
             <w:rPr>
               <w:rStyle w:val="Hyperlink"/>
             </w:rPr>
-            <w:t>filter</w:t>
+            <w:t>filters</w:t>
           </w:r>
         </w:hyperlink>
       </w:r>
@@ -3544,7 +3586,7 @@
             <w:rPr>
               <w:rStyle w:val="Hyperlink"/>
             </w:rPr>
-            <w:t>s</w:t>
+            <w:t>%</w:t>
           </w:r>
         </w:hyperlink>
       </w:r>
@@ -3556,66 +3598,12 @@
           <w:color w:val="0000FF"/>
           <w:sz w:val="24"/>
         </w:rPr>
-        <w:t>%</w:t>
-      </w:r>
-      <w:r>
-        <w:rPr>
-          <w:rFonts w:ascii="Charis SIL Regular" w:hAnsi="Charis SIL Regular" w:eastAsia="Charis SIL Regular"/>
-          <w:b w:val="0"/>
-          <w:i w:val="0"/>
-          <w:color w:val="0000FF"/>
-          <w:sz w:val="24"/>
-        </w:rPr>
         <w:hyperlink r:id="rId16" w:history="1">
           <w:r>
             <w:rPr>
               <w:rStyle w:val="Hyperlink"/>
             </w:rPr>
-            <w:t>5B0%5D%5Bfield%5D=inform</w:t>
-          </w:r>
-        </w:hyperlink>
-      </w:r>
-      <w:r>
-        <w:rPr>
-          <w:rFonts w:ascii="Charis SIL Regular" w:hAnsi="Charis SIL Regular" w:eastAsia="Charis SIL Regular"/>
-          <w:b w:val="0"/>
-          <w:i w:val="0"/>
-          <w:color w:val="0000FF"/>
-          <w:sz w:val="24"/>
-        </w:rPr>
-        <w:hyperlink r:id="rId16" w:history="1">
-          <w:r>
-            <w:rPr>
-              <w:rStyle w:val="Hyperlink"/>
-            </w:rPr>
-            <w:t>a</w:t>
-          </w:r>
-        </w:hyperlink>
-      </w:r>
-      <w:r>
-        <w:rPr>
-          <w:rFonts w:ascii="Charis SIL Regular" w:hAnsi="Charis SIL Regular" w:eastAsia="Charis SIL Regular"/>
-          <w:b w:val="0"/>
-          <w:i w:val="0"/>
-          <w:color w:val="0000FF"/>
-          <w:sz w:val="24"/>
-        </w:rPr>
-        <w:t>t</w:t>
-      </w:r>
-      <w:r>
-        <w:rPr>
-          <w:rFonts w:ascii="Charis SIL Regular" w:hAnsi="Charis SIL Regular" w:eastAsia="Charis SIL Regular"/>
-          <w:b w:val="0"/>
-          <w:i w:val="0"/>
-          <w:color w:val="0000FF"/>
-          <w:sz w:val="24"/>
-        </w:rPr>
-        <w:hyperlink r:id="rId16" w:history="1">
-          <w:r>
-            <w:rPr>
-              <w:rStyle w:val="Hyperlink"/>
-            </w:rPr>
-            <w:t>ion_type&amp;fil</w:t>
+            <w:t>5B0%5D%5Bfield%5D=informa</w:t>
           </w:r>
         </w:hyperlink>
       </w:r>
@@ -3649,9 +3637,36 @@
             <w:rPr>
               <w:rStyle w:val="Hyperlink"/>
             </w:rPr>
-            <w:t>ers%5B0%5D%5Bvalues%5D%5B0</w:t>
+            <w:t>ion_type&amp;filt</w:t>
           </w:r>
         </w:hyperlink>
+      </w:r>
+      <w:r>
+        <w:rPr>
+          <w:rFonts w:ascii="Charis SIL Regular" w:hAnsi="Charis SIL Regular" w:eastAsia="Charis SIL Regular"/>
+          <w:b w:val="0"/>
+          <w:i w:val="0"/>
+          <w:color w:val="0000FF"/>
+          <w:sz w:val="24"/>
+        </w:rPr>
+        <w:hyperlink r:id="rId16" w:history="1">
+          <w:r>
+            <w:rPr>
+              <w:rStyle w:val="Hyperlink"/>
+            </w:rPr>
+            <w:t>ers%5B0%5D%5Bvalues%5D%</w:t>
+          </w:r>
+        </w:hyperlink>
+      </w:r>
+      <w:r>
+        <w:rPr>
+          <w:rFonts w:ascii="Charis SIL Regular" w:hAnsi="Charis SIL Regular" w:eastAsia="Charis SIL Regular"/>
+          <w:b w:val="0"/>
+          <w:i w:val="0"/>
+          <w:color w:val="0000FF"/>
+          <w:sz w:val="24"/>
+        </w:rPr>
+        <w:t>5B0</w:t>
       </w:r>
     </w:p>
     <w:p>
@@ -3823,7 +3838,7 @@
             <w:rPr>
               <w:rStyle w:val="Hyperlink"/>
             </w:rPr>
-            <w:t>filters</w:t>
+            <w:t>filter</w:t>
           </w:r>
         </w:hyperlink>
       </w:r>
@@ -3840,7 +3855,7 @@
             <w:rPr>
               <w:rStyle w:val="Hyperlink"/>
             </w:rPr>
-            <w:t>%</w:t>
+            <w:t>s</w:t>
           </w:r>
         </w:hyperlink>
       </w:r>
@@ -3852,12 +3867,66 @@
           <w:color w:val="0000FF"/>
           <w:sz w:val="24"/>
         </w:rPr>
+        <w:t>%</w:t>
+      </w:r>
+      <w:r>
+        <w:rPr>
+          <w:rFonts w:ascii="Charis SIL Regular" w:hAnsi="Charis SIL Regular" w:eastAsia="Charis SIL Regular"/>
+          <w:b w:val="0"/>
+          <w:i w:val="0"/>
+          <w:color w:val="0000FF"/>
+          <w:sz w:val="24"/>
+        </w:rPr>
         <w:hyperlink r:id="rId16" w:history="1">
           <w:r>
             <w:rPr>
               <w:rStyle w:val="Hyperlink"/>
             </w:rPr>
-            <w:t>5B0%5D%5Bfield%5D=informa</w:t>
+            <w:t>5B0%5D%5Bfield%5D=inform</w:t>
+          </w:r>
+        </w:hyperlink>
+      </w:r>
+      <w:r>
+        <w:rPr>
+          <w:rFonts w:ascii="Charis SIL Regular" w:hAnsi="Charis SIL Regular" w:eastAsia="Charis SIL Regular"/>
+          <w:b w:val="0"/>
+          <w:i w:val="0"/>
+          <w:color w:val="0000FF"/>
+          <w:sz w:val="24"/>
+        </w:rPr>
+        <w:hyperlink r:id="rId16" w:history="1">
+          <w:r>
+            <w:rPr>
+              <w:rStyle w:val="Hyperlink"/>
+            </w:rPr>
+            <w:t>a</w:t>
+          </w:r>
+        </w:hyperlink>
+      </w:r>
+      <w:r>
+        <w:rPr>
+          <w:rFonts w:ascii="Charis SIL Regular" w:hAnsi="Charis SIL Regular" w:eastAsia="Charis SIL Regular"/>
+          <w:b w:val="0"/>
+          <w:i w:val="0"/>
+          <w:color w:val="0000FF"/>
+          <w:sz w:val="24"/>
+        </w:rPr>
+        <w:t>t</w:t>
+      </w:r>
+      <w:r>
+        <w:rPr>
+          <w:rFonts w:ascii="Charis SIL Regular" w:hAnsi="Charis SIL Regular" w:eastAsia="Charis SIL Regular"/>
+          <w:b w:val="0"/>
+          <w:i w:val="0"/>
+          <w:color w:val="0000FF"/>
+          <w:sz w:val="24"/>
+        </w:rPr>
+        <w:hyperlink r:id="rId16" w:history="1">
+          <w:r>
+            <w:rPr>
+              <w:rStyle w:val="Hyperlink"/>
+            </w:rPr>
+            <w:t>ion_type&amp;fil</w:t>
           </w:r>
         </w:hyperlink>
       </w:r>
@@ -3891,36 +3960,9 @@
             <w:rPr>
               <w:rStyle w:val="Hyperlink"/>
             </w:rPr>
-            <w:t>ion_type&amp;filt</w:t>
+            <w:t>ers%5B0%5D%5Bvalues%5D%5B0</w:t>
           </w:r>
         </w:hyperlink>
-      </w:r>
-      <w:r>
-        <w:rPr>
-          <w:rFonts w:ascii="Charis SIL Regular" w:hAnsi="Charis SIL Regular" w:eastAsia="Charis SIL Regular"/>
-          <w:b w:val="0"/>
-          <w:i w:val="0"/>
-          <w:color w:val="0000FF"/>
-          <w:sz w:val="24"/>
-        </w:rPr>
-        <w:hyperlink r:id="rId16" w:history="1">
-          <w:r>
-            <w:rPr>
-              <w:rStyle w:val="Hyperlink"/>
-            </w:rPr>
-            <w:t>ers%5B0%5D%5Bvalues%5D%</w:t>
-          </w:r>
-        </w:hyperlink>
-      </w:r>
-      <w:r>
-        <w:rPr>
-          <w:rFonts w:ascii="Charis SIL Regular" w:hAnsi="Charis SIL Regular" w:eastAsia="Charis SIL Regular"/>
-          <w:b w:val="0"/>
-          <w:i w:val="0"/>
-          <w:color w:val="0000FF"/>
-          <w:sz w:val="24"/>
-        </w:rPr>
-        <w:t>5B0</w:t>
       </w:r>
     </w:p>
     <w:p>

--- a/EXPORTS/DOCX/published/niveau3/English/RMO.docx
+++ b/EXPORTS/DOCX/published/niveau3/English/RMO.docx
@@ -704,79 +704,7 @@
           <w:color w:val="000000"/>
           <w:sz w:val="24"/>
         </w:rPr>
-        <w:t>ofessiona</w:t>
-      </w:r>
-      <w:r>
-        <w:rPr>
-          <w:u w:val="single" w:color="0000ff"/>
-          <w:rFonts w:ascii="Charis SIL Regular" w:hAnsi="Charis SIL Regular" w:eastAsia="Charis SIL Regular"/>
-          <w:b w:val="0"/>
-          <w:i w:val="0"/>
-          <w:color w:val="000000"/>
-          <w:sz w:val="24"/>
-        </w:rPr>
-        <w:hyperlink r:id="rId12" w:history="1">
-          <w:r>
-            <w:rPr>
-              <w:rStyle w:val="Hyperlink"/>
-            </w:rPr>
-            <w:t>lisatio</w:t>
-          </w:r>
-        </w:hyperlink>
-      </w:r>
-      <w:r>
-        <w:rPr>
-          <w:u w:val="single" w:color="0000ff"/>
-          <w:rFonts w:ascii="Charis SIL Regular" w:hAnsi="Charis SIL Regular" w:eastAsia="Charis SIL Regular"/>
-          <w:b w:val="0"/>
-          <w:i w:val="0"/>
-          <w:color w:val="000000"/>
-          <w:sz w:val="24"/>
-        </w:rPr>
-        <w:hyperlink r:id="rId12" w:history="1">
-          <w:r>
-            <w:rPr>
-              <w:rStyle w:val="Hyperlink"/>
-            </w:rPr>
-            <w:t>n of mu</w:t>
-          </w:r>
-        </w:hyperlink>
-      </w:r>
-      <w:r>
-        <w:rPr>
-          <w:u w:val="single" w:color="0000ff"/>
-          <w:rFonts w:ascii="Charis SIL Regular" w:hAnsi="Charis SIL Regular" w:eastAsia="Charis SIL Regular"/>
-          <w:b w:val="0"/>
-          <w:i w:val="0"/>
-          <w:color w:val="000000"/>
-          <w:sz w:val="24"/>
-        </w:rPr>
-        <w:hyperlink r:id="rId12" w:history="1">
-          <w:r>
-            <w:rPr>
-              <w:rStyle w:val="Hyperlink"/>
-            </w:rPr>
-            <w:t>s</w:t>
-          </w:r>
-        </w:hyperlink>
-      </w:r>
-      <w:r>
-        <w:rPr>
-          <w:u w:val="single" w:color="0000ff"/>
-          <w:rFonts w:ascii="Charis SIL Regular" w:hAnsi="Charis SIL Regular" w:eastAsia="Charis SIL Regular"/>
-          <w:b w:val="0"/>
-          <w:i w:val="0"/>
-          <w:color w:val="000000"/>
-          <w:sz w:val="24"/>
-        </w:rPr>
-        <w:hyperlink r:id="rId12" w:history="1">
-          <w:r>
-            <w:rPr>
-              <w:rStyle w:val="Hyperlink"/>
-            </w:rPr>
-            <w:t>eu</w:t>
-          </w:r>
-        </w:hyperlink>
+        <w:t>ofessionalisation of museu</w:t>
       </w:r>
       <w:r>
         <w:rPr>
@@ -1920,7 +1848,6 @@
       </w:r>
       <w:r>
         <w:rPr>
-          <w:u w:val="single" w:color="0000ff"/>
           <w:rFonts w:ascii="Charis SIL Regular" w:hAnsi="Charis SIL Regular" w:eastAsia="Charis SIL Regular"/>
           <w:b w:val="0"/>
           <w:i w:val="0"/>
@@ -2970,7 +2897,7 @@
             <w:rPr>
               <w:rStyle w:val="Hyperlink"/>
             </w:rPr>
-            <w:t>filters</w:t>
+            <w:t>filter</w:t>
           </w:r>
         </w:hyperlink>
       </w:r>
@@ -2987,7 +2914,7 @@
             <w:rPr>
               <w:rStyle w:val="Hyperlink"/>
             </w:rPr>
-            <w:t>%</w:t>
+            <w:t>s</w:t>
           </w:r>
         </w:hyperlink>
       </w:r>
@@ -2999,12 +2926,22 @@
           <w:color w:val="0000FF"/>
           <w:sz w:val="24"/>
         </w:rPr>
+        <w:t>%</w:t>
+      </w:r>
+      <w:r>
+        <w:rPr>
+          <w:rFonts w:ascii="Charis SIL Regular" w:hAnsi="Charis SIL Regular" w:eastAsia="Charis SIL Regular"/>
+          <w:b w:val="0"/>
+          <w:i w:val="0"/>
+          <w:color w:val="0000FF"/>
+          <w:sz w:val="24"/>
+        </w:rPr>
         <w:hyperlink r:id="rId16" w:history="1">
           <w:r>
             <w:rPr>
               <w:rStyle w:val="Hyperlink"/>
             </w:rPr>
-            <w:t>5B0%5D%5Bfield%5D=infor</w:t>
+            <w:t>5B0%5D%5Bfield%5D=inform</w:t>
           </w:r>
         </w:hyperlink>
       </w:r>
@@ -3021,7 +2958,7 @@
             <w:rPr>
               <w:rStyle w:val="Hyperlink"/>
             </w:rPr>
-            <w:t>m</w:t>
+            <w:t>a</w:t>
           </w:r>
         </w:hyperlink>
       </w:r>
@@ -3033,7 +2970,7 @@
           <w:color w:val="0000FF"/>
           <w:sz w:val="24"/>
         </w:rPr>
-        <w:t>at</w:t>
+        <w:t>t</w:t>
       </w:r>
       <w:r>
         <w:rPr>
@@ -3569,7 +3506,7 @@
             <w:rPr>
               <w:rStyle w:val="Hyperlink"/>
             </w:rPr>
-            <w:t>filters</w:t>
+            <w:t>filter</w:t>
           </w:r>
         </w:hyperlink>
       </w:r>
@@ -3586,7 +3523,7 @@
             <w:rPr>
               <w:rStyle w:val="Hyperlink"/>
             </w:rPr>
-            <w:t>%</w:t>
+            <w:t>s</w:t>
           </w:r>
         </w:hyperlink>
       </w:r>
@@ -3598,12 +3535,66 @@
           <w:color w:val="0000FF"/>
           <w:sz w:val="24"/>
         </w:rPr>
+        <w:t>%</w:t>
+      </w:r>
+      <w:r>
+        <w:rPr>
+          <w:rFonts w:ascii="Charis SIL Regular" w:hAnsi="Charis SIL Regular" w:eastAsia="Charis SIL Regular"/>
+          <w:b w:val="0"/>
+          <w:i w:val="0"/>
+          <w:color w:val="0000FF"/>
+          <w:sz w:val="24"/>
+        </w:rPr>
         <w:hyperlink r:id="rId16" w:history="1">
           <w:r>
             <w:rPr>
               <w:rStyle w:val="Hyperlink"/>
             </w:rPr>
-            <w:t>5B0%5D%5Bfield%5D=informa</w:t>
+            <w:t>5B0%5D%5Bfield%5D=inform</w:t>
+          </w:r>
+        </w:hyperlink>
+      </w:r>
+      <w:r>
+        <w:rPr>
+          <w:rFonts w:ascii="Charis SIL Regular" w:hAnsi="Charis SIL Regular" w:eastAsia="Charis SIL Regular"/>
+          <w:b w:val="0"/>
+          <w:i w:val="0"/>
+          <w:color w:val="0000FF"/>
+          <w:sz w:val="24"/>
+        </w:rPr>
+        <w:hyperlink r:id="rId16" w:history="1">
+          <w:r>
+            <w:rPr>
+              <w:rStyle w:val="Hyperlink"/>
+            </w:rPr>
+            <w:t>a</w:t>
+          </w:r>
+        </w:hyperlink>
+      </w:r>
+      <w:r>
+        <w:rPr>
+          <w:rFonts w:ascii="Charis SIL Regular" w:hAnsi="Charis SIL Regular" w:eastAsia="Charis SIL Regular"/>
+          <w:b w:val="0"/>
+          <w:i w:val="0"/>
+          <w:color w:val="0000FF"/>
+          <w:sz w:val="24"/>
+        </w:rPr>
+        <w:t>t</w:t>
+      </w:r>
+      <w:r>
+        <w:rPr>
+          <w:rFonts w:ascii="Charis SIL Regular" w:hAnsi="Charis SIL Regular" w:eastAsia="Charis SIL Regular"/>
+          <w:b w:val="0"/>
+          <w:i w:val="0"/>
+          <w:color w:val="0000FF"/>
+          <w:sz w:val="24"/>
+        </w:rPr>
+        <w:hyperlink r:id="rId16" w:history="1">
+          <w:r>
+            <w:rPr>
+              <w:rStyle w:val="Hyperlink"/>
+            </w:rPr>
+            <w:t>ion_type&amp;fil</w:t>
           </w:r>
         </w:hyperlink>
       </w:r>
@@ -3637,36 +3628,9 @@
             <w:rPr>
               <w:rStyle w:val="Hyperlink"/>
             </w:rPr>
-            <w:t>ion_type&amp;filt</w:t>
+            <w:t>ers%5B0%5D%5Bvalues%5D%5B0</w:t>
           </w:r>
         </w:hyperlink>
-      </w:r>
-      <w:r>
-        <w:rPr>
-          <w:rFonts w:ascii="Charis SIL Regular" w:hAnsi="Charis SIL Regular" w:eastAsia="Charis SIL Regular"/>
-          <w:b w:val="0"/>
-          <w:i w:val="0"/>
-          <w:color w:val="0000FF"/>
-          <w:sz w:val="24"/>
-        </w:rPr>
-        <w:hyperlink r:id="rId16" w:history="1">
-          <w:r>
-            <w:rPr>
-              <w:rStyle w:val="Hyperlink"/>
-            </w:rPr>
-            <w:t>ers%5B0%5D%5Bvalues%5D%</w:t>
-          </w:r>
-        </w:hyperlink>
-      </w:r>
-      <w:r>
-        <w:rPr>
-          <w:rFonts w:ascii="Charis SIL Regular" w:hAnsi="Charis SIL Regular" w:eastAsia="Charis SIL Regular"/>
-          <w:b w:val="0"/>
-          <w:i w:val="0"/>
-          <w:color w:val="0000FF"/>
-          <w:sz w:val="24"/>
-        </w:rPr>
-        <w:t>5B0</w:t>
       </w:r>
     </w:p>
     <w:p>

--- a/EXPORTS/DOCX/published/niveau3/English/RMO.docx
+++ b/EXPORTS/DOCX/published/niveau3/English/RMO.docx
@@ -408,24 +408,7 @@
           <w:color w:val="000000"/>
           <w:sz w:val="24"/>
         </w:rPr>
-        <w:hyperlink r:id="rId10" w:history="1">
-          <w:r>
-            <w:rPr>
-              <w:rStyle w:val="Hyperlink"/>
-            </w:rPr>
-            <w:t>o beco</w:t>
-          </w:r>
-        </w:hyperlink>
-      </w:r>
-      <w:r>
-        <w:rPr>
-          <w:rFonts w:ascii="Charis SIL Regular" w:hAnsi="Charis SIL Regular" w:eastAsia="Charis SIL Regular"/>
-          <w:b w:val="0"/>
-          <w:i w:val="0"/>
-          <w:color w:val="000000"/>
-          <w:sz w:val="24"/>
-        </w:rPr>
-        <w:t>m</w:t>
+        <w:t>o becom</w:t>
       </w:r>
       <w:r>
         <w:rPr>
@@ -704,7 +687,53 @@
           <w:color w:val="000000"/>
           <w:sz w:val="24"/>
         </w:rPr>
-        <w:t>ofessionalisation of museu</w:t>
+        <w:t>ofessionalisatio</w:t>
+      </w:r>
+      <w:r>
+        <w:rPr>
+          <w:u w:val="single" w:color="0000ff"/>
+          <w:rFonts w:ascii="Charis SIL Regular" w:hAnsi="Charis SIL Regular" w:eastAsia="Charis SIL Regular"/>
+          <w:b w:val="0"/>
+          <w:i w:val="0"/>
+          <w:color w:val="000000"/>
+          <w:sz w:val="24"/>
+        </w:rPr>
+        <w:hyperlink r:id="rId12" w:history="1">
+          <w:r>
+            <w:rPr>
+              <w:rStyle w:val="Hyperlink"/>
+            </w:rPr>
+            <w:t>n of mu</w:t>
+          </w:r>
+        </w:hyperlink>
+      </w:r>
+      <w:r>
+        <w:rPr>
+          <w:u w:val="single" w:color="0000ff"/>
+          <w:rFonts w:ascii="Charis SIL Regular" w:hAnsi="Charis SIL Regular" w:eastAsia="Charis SIL Regular"/>
+          <w:b w:val="0"/>
+          <w:i w:val="0"/>
+          <w:color w:val="000000"/>
+          <w:sz w:val="24"/>
+        </w:rPr>
+        <w:hyperlink r:id="rId12" w:history="1">
+          <w:r>
+            <w:rPr>
+              <w:rStyle w:val="Hyperlink"/>
+            </w:rPr>
+            <w:t>s</w:t>
+          </w:r>
+        </w:hyperlink>
+      </w:r>
+      <w:r>
+        <w:rPr>
+          <w:rFonts w:ascii="Charis SIL Regular" w:hAnsi="Charis SIL Regular" w:eastAsia="Charis SIL Regular"/>
+          <w:b w:val="0"/>
+          <w:i w:val="0"/>
+          <w:color w:val="000000"/>
+          <w:sz w:val="24"/>
+        </w:rPr>
+        <w:t>eu</w:t>
       </w:r>
       <w:r>
         <w:rPr>
@@ -984,68 +1013,7 @@
           <w:color w:val="000000"/>
           <w:sz w:val="24"/>
         </w:rPr>
-        <w:hyperlink r:id="rId13" w:history="1">
-          <w:r>
-            <w:rPr>
-              <w:rStyle w:val="Hyperlink"/>
-            </w:rPr>
-            <w:t>t</w:t>
-          </w:r>
-        </w:hyperlink>
-      </w:r>
-      <w:r>
-        <w:rPr>
-          <w:u w:val="single" w:color="0000ff"/>
-          <w:rFonts w:ascii="Charis SIL Regular" w:hAnsi="Charis SIL Regular" w:eastAsia="Charis SIL Regular"/>
-          <w:b w:val="0"/>
-          <w:i w:val="0"/>
-          <w:color w:val="000000"/>
-          <w:sz w:val="24"/>
-        </w:rPr>
-        <w:hyperlink r:id="rId13" w:history="1">
-          <w:r>
-            <w:rPr>
-              <w:rStyle w:val="Hyperlink"/>
-            </w:rPr>
-            <w:t>h</w:t>
-          </w:r>
-        </w:hyperlink>
-      </w:r>
-      <w:r>
-        <w:rPr>
-          <w:u w:val="single" w:color="0000ff"/>
-          <w:rFonts w:ascii="Charis SIL Regular" w:hAnsi="Charis SIL Regular" w:eastAsia="Charis SIL Regular"/>
-          <w:b w:val="0"/>
-          <w:i w:val="0"/>
-          <w:color w:val="000000"/>
-          <w:sz w:val="24"/>
-        </w:rPr>
-        <w:hyperlink r:id="rId13" w:history="1">
-          <w:r>
-            <w:rPr>
-              <w:rStyle w:val="Hyperlink"/>
-            </w:rPr>
-            <w:t>e Sin</w:t>
-          </w:r>
-        </w:hyperlink>
-      </w:r>
-      <w:r>
-        <w:rPr>
-          <w:u w:val="single" w:color="0000ff"/>
-          <w:rFonts w:ascii="Charis SIL Regular" w:hAnsi="Charis SIL Regular" w:eastAsia="Charis SIL Regular"/>
-          <w:b w:val="0"/>
-          <w:i w:val="0"/>
-          <w:color w:val="000000"/>
-          <w:sz w:val="24"/>
-        </w:rPr>
-        <w:hyperlink r:id="rId13" w:history="1">
-          <w:r>
-            <w:rPr>
-              <w:rStyle w:val="Hyperlink"/>
-            </w:rPr>
-            <w:t>ghasari statues o</w:t>
-          </w:r>
-        </w:hyperlink>
+        <w:t>the Singhasari statues o</w:t>
       </w:r>
       <w:r>
         <w:rPr>
@@ -1348,54 +1316,7 @@
           <w:color w:val="000000"/>
           <w:sz w:val="24"/>
         </w:rPr>
-        <w:t>the museum, its his</w:t>
-      </w:r>
-      <w:r>
-        <w:rPr>
-          <w:u w:val="single" w:color="0000ff"/>
-          <w:rFonts w:ascii="Charis SIL Regular" w:hAnsi="Charis SIL Regular" w:eastAsia="Charis SIL Regular"/>
-          <w:b w:val="0"/>
-          <w:i w:val="0"/>
-          <w:color w:val="000000"/>
-          <w:sz w:val="24"/>
-        </w:rPr>
-        <w:hyperlink r:id="rId9" w:history="1">
-          <w:r>
-            <w:rPr>
-              <w:rStyle w:val="Hyperlink"/>
-            </w:rPr>
-            <w:t>tory and</w:t>
-          </w:r>
-        </w:hyperlink>
-      </w:r>
-      <w:r>
-        <w:rPr>
-          <w:u w:val="single" w:color="0000ff"/>
-          <w:rFonts w:ascii="Charis SIL Regular" w:hAnsi="Charis SIL Regular" w:eastAsia="Charis SIL Regular"/>
-          <w:b w:val="0"/>
-          <w:i w:val="0"/>
-          <w:color w:val="000000"/>
-          <w:sz w:val="24"/>
-        </w:rPr>
-        <w:t xml:space="preserve"> </w:t>
-      </w:r>
-      <w:r>
-        <w:rPr>
-          <w:u w:val="single" w:color="0000ff"/>
-          <w:rFonts w:ascii="Charis SIL Regular" w:hAnsi="Charis SIL Regular" w:eastAsia="Charis SIL Regular"/>
-          <w:b w:val="0"/>
-          <w:i w:val="0"/>
-          <w:color w:val="000000"/>
-          <w:sz w:val="24"/>
-        </w:rPr>
-        <w:hyperlink r:id="rId9" w:history="1">
-          <w:r>
-            <w:rPr>
-              <w:rStyle w:val="Hyperlink"/>
-            </w:rPr>
-            <w:t>collectio</w:t>
-          </w:r>
-        </w:hyperlink>
+        <w:t>the museum, its history and collectio</w:t>
       </w:r>
       <w:r>
         <w:rPr>
@@ -1417,21 +1338,13 @@
       </w:r>
       <w:r>
         <w:rPr>
-          <w:u w:val="single" w:color="0000ff"/>
           <w:rFonts w:ascii="Charis SIL Regular" w:hAnsi="Charis SIL Regular" w:eastAsia="Charis SIL Regular"/>
           <w:b w:val="0"/>
           <w:i w:val="0"/>
           <w:color w:val="000000"/>
           <w:sz w:val="24"/>
         </w:rPr>
-        <w:hyperlink r:id="rId9" w:history="1">
-          <w:r>
-            <w:rPr>
-              <w:rStyle w:val="Hyperlink"/>
-            </w:rPr>
-            <w:t xml:space="preserve">The </w:t>
-          </w:r>
-        </w:hyperlink>
+        <w:t xml:space="preserve">The </w:t>
       </w:r>
       <w:r>
         <w:rPr>
@@ -1442,7 +1355,7 @@
           <w:sz w:val="24"/>
           <w:u w:val="single"/>
         </w:rPr>
-        <w:hyperlink r:id="rId9" w:history="1">
+        <w:hyperlink r:id="rId14" w:history="1">
           <w:r>
             <w:rPr>
               <w:rStyle w:val="Hyperlink"/>
@@ -1848,6 +1761,7 @@
       </w:r>
       <w:r>
         <w:rPr>
+          <w:u w:val="single" w:color="0000ff"/>
           <w:rFonts w:ascii="Charis SIL Regular" w:hAnsi="Charis SIL Regular" w:eastAsia="Charis SIL Regular"/>
           <w:b w:val="0"/>
           <w:i w:val="0"/>
@@ -2897,7 +2811,7 @@
             <w:rPr>
               <w:rStyle w:val="Hyperlink"/>
             </w:rPr>
-            <w:t>filter</w:t>
+            <w:t>filters</w:t>
           </w:r>
         </w:hyperlink>
       </w:r>
@@ -2914,19 +2828,9 @@
             <w:rPr>
               <w:rStyle w:val="Hyperlink"/>
             </w:rPr>
-            <w:t>s</w:t>
+            <w:t>%</w:t>
           </w:r>
         </w:hyperlink>
-      </w:r>
-      <w:r>
-        <w:rPr>
-          <w:rFonts w:ascii="Charis SIL Regular" w:hAnsi="Charis SIL Regular" w:eastAsia="Charis SIL Regular"/>
-          <w:b w:val="0"/>
-          <w:i w:val="0"/>
-          <w:color w:val="0000FF"/>
-          <w:sz w:val="24"/>
-        </w:rPr>
-        <w:t>%</w:t>
       </w:r>
       <w:r>
         <w:rPr>
@@ -2941,51 +2845,7 @@
             <w:rPr>
               <w:rStyle w:val="Hyperlink"/>
             </w:rPr>
-            <w:t>5B0%5D%5Bfield%5D=inform</w:t>
-          </w:r>
-        </w:hyperlink>
-      </w:r>
-      <w:r>
-        <w:rPr>
-          <w:rFonts w:ascii="Charis SIL Regular" w:hAnsi="Charis SIL Regular" w:eastAsia="Charis SIL Regular"/>
-          <w:b w:val="0"/>
-          <w:i w:val="0"/>
-          <w:color w:val="0000FF"/>
-          <w:sz w:val="24"/>
-        </w:rPr>
-        <w:hyperlink r:id="rId16" w:history="1">
-          <w:r>
-            <w:rPr>
-              <w:rStyle w:val="Hyperlink"/>
-            </w:rPr>
-            <w:t>a</w:t>
-          </w:r>
-        </w:hyperlink>
-      </w:r>
-      <w:r>
-        <w:rPr>
-          <w:rFonts w:ascii="Charis SIL Regular" w:hAnsi="Charis SIL Regular" w:eastAsia="Charis SIL Regular"/>
-          <w:b w:val="0"/>
-          <w:i w:val="0"/>
-          <w:color w:val="0000FF"/>
-          <w:sz w:val="24"/>
-        </w:rPr>
-        <w:t>t</w:t>
-      </w:r>
-      <w:r>
-        <w:rPr>
-          <w:rFonts w:ascii="Charis SIL Regular" w:hAnsi="Charis SIL Regular" w:eastAsia="Charis SIL Regular"/>
-          <w:b w:val="0"/>
-          <w:i w:val="0"/>
-          <w:color w:val="0000FF"/>
-          <w:sz w:val="24"/>
-        </w:rPr>
-        <w:hyperlink r:id="rId16" w:history="1">
-          <w:r>
-            <w:rPr>
-              <w:rStyle w:val="Hyperlink"/>
-            </w:rPr>
-            <w:t>ion_type&amp;fil</w:t>
+            <w:t>5B0%5D%5Bfield%5D=informa</w:t>
           </w:r>
         </w:hyperlink>
       </w:r>
@@ -3019,9 +2879,36 @@
             <w:rPr>
               <w:rStyle w:val="Hyperlink"/>
             </w:rPr>
-            <w:t>ers%5B0%5D%5Bvalues%5D%5B0</w:t>
+            <w:t>ion_type&amp;filt</w:t>
           </w:r>
         </w:hyperlink>
+      </w:r>
+      <w:r>
+        <w:rPr>
+          <w:rFonts w:ascii="Charis SIL Regular" w:hAnsi="Charis SIL Regular" w:eastAsia="Charis SIL Regular"/>
+          <w:b w:val="0"/>
+          <w:i w:val="0"/>
+          <w:color w:val="0000FF"/>
+          <w:sz w:val="24"/>
+        </w:rPr>
+        <w:hyperlink r:id="rId16" w:history="1">
+          <w:r>
+            <w:rPr>
+              <w:rStyle w:val="Hyperlink"/>
+            </w:rPr>
+            <w:t>ers%5B0%5D%5Bvalues%5D%</w:t>
+          </w:r>
+        </w:hyperlink>
+      </w:r>
+      <w:r>
+        <w:rPr>
+          <w:rFonts w:ascii="Charis SIL Regular" w:hAnsi="Charis SIL Regular" w:eastAsia="Charis SIL Regular"/>
+          <w:b w:val="0"/>
+          <w:i w:val="0"/>
+          <w:color w:val="0000FF"/>
+          <w:sz w:val="24"/>
+        </w:rPr>
+        <w:t>5B0</w:t>
       </w:r>
     </w:p>
     <w:p>
@@ -3506,7 +3393,7 @@
             <w:rPr>
               <w:rStyle w:val="Hyperlink"/>
             </w:rPr>
-            <w:t>filter</w:t>
+            <w:t>filters</w:t>
           </w:r>
         </w:hyperlink>
       </w:r>
@@ -3523,19 +3410,9 @@
             <w:rPr>
               <w:rStyle w:val="Hyperlink"/>
             </w:rPr>
-            <w:t>s</w:t>
+            <w:t>%</w:t>
           </w:r>
         </w:hyperlink>
-      </w:r>
-      <w:r>
-        <w:rPr>
-          <w:rFonts w:ascii="Charis SIL Regular" w:hAnsi="Charis SIL Regular" w:eastAsia="Charis SIL Regular"/>
-          <w:b w:val="0"/>
-          <w:i w:val="0"/>
-          <w:color w:val="0000FF"/>
-          <w:sz w:val="24"/>
-        </w:rPr>
-        <w:t>%</w:t>
       </w:r>
       <w:r>
         <w:rPr>
@@ -3550,51 +3427,7 @@
             <w:rPr>
               <w:rStyle w:val="Hyperlink"/>
             </w:rPr>
-            <w:t>5B0%5D%5Bfield%5D=inform</w:t>
-          </w:r>
-        </w:hyperlink>
-      </w:r>
-      <w:r>
-        <w:rPr>
-          <w:rFonts w:ascii="Charis SIL Regular" w:hAnsi="Charis SIL Regular" w:eastAsia="Charis SIL Regular"/>
-          <w:b w:val="0"/>
-          <w:i w:val="0"/>
-          <w:color w:val="0000FF"/>
-          <w:sz w:val="24"/>
-        </w:rPr>
-        <w:hyperlink r:id="rId16" w:history="1">
-          <w:r>
-            <w:rPr>
-              <w:rStyle w:val="Hyperlink"/>
-            </w:rPr>
-            <w:t>a</w:t>
-          </w:r>
-        </w:hyperlink>
-      </w:r>
-      <w:r>
-        <w:rPr>
-          <w:rFonts w:ascii="Charis SIL Regular" w:hAnsi="Charis SIL Regular" w:eastAsia="Charis SIL Regular"/>
-          <w:b w:val="0"/>
-          <w:i w:val="0"/>
-          <w:color w:val="0000FF"/>
-          <w:sz w:val="24"/>
-        </w:rPr>
-        <w:t>t</w:t>
-      </w:r>
-      <w:r>
-        <w:rPr>
-          <w:rFonts w:ascii="Charis SIL Regular" w:hAnsi="Charis SIL Regular" w:eastAsia="Charis SIL Regular"/>
-          <w:b w:val="0"/>
-          <w:i w:val="0"/>
-          <w:color w:val="0000FF"/>
-          <w:sz w:val="24"/>
-        </w:rPr>
-        <w:hyperlink r:id="rId16" w:history="1">
-          <w:r>
-            <w:rPr>
-              <w:rStyle w:val="Hyperlink"/>
-            </w:rPr>
-            <w:t>ion_type&amp;fil</w:t>
+            <w:t>5B0%5D%5Bfield%5D=informa</w:t>
           </w:r>
         </w:hyperlink>
       </w:r>
@@ -3628,9 +3461,36 @@
             <w:rPr>
               <w:rStyle w:val="Hyperlink"/>
             </w:rPr>
-            <w:t>ers%5B0%5D%5Bvalues%5D%5B0</w:t>
+            <w:t>ion_type&amp;filt</w:t>
           </w:r>
         </w:hyperlink>
+      </w:r>
+      <w:r>
+        <w:rPr>
+          <w:rFonts w:ascii="Charis SIL Regular" w:hAnsi="Charis SIL Regular" w:eastAsia="Charis SIL Regular"/>
+          <w:b w:val="0"/>
+          <w:i w:val="0"/>
+          <w:color w:val="0000FF"/>
+          <w:sz w:val="24"/>
+        </w:rPr>
+        <w:hyperlink r:id="rId16" w:history="1">
+          <w:r>
+            <w:rPr>
+              <w:rStyle w:val="Hyperlink"/>
+            </w:rPr>
+            <w:t>ers%5B0%5D%5Bvalues%5D%</w:t>
+          </w:r>
+        </w:hyperlink>
+      </w:r>
+      <w:r>
+        <w:rPr>
+          <w:rFonts w:ascii="Charis SIL Regular" w:hAnsi="Charis SIL Regular" w:eastAsia="Charis SIL Regular"/>
+          <w:b w:val="0"/>
+          <w:i w:val="0"/>
+          <w:color w:val="0000FF"/>
+          <w:sz w:val="24"/>
+        </w:rPr>
+        <w:t>5B0</w:t>
       </w:r>
     </w:p>
     <w:p>

--- a/EXPORTS/DOCX/published/niveau3/English/RMO.docx
+++ b/EXPORTS/DOCX/published/niveau3/English/RMO.docx
@@ -676,7 +676,53 @@
           <w:color w:val="000000"/>
           <w:sz w:val="24"/>
         </w:rPr>
-        <w:t>played an important role in the professionalisatio</w:t>
+        <w:t>played an important role</w:t>
+      </w:r>
+      <w:r>
+        <w:rPr>
+          <w:u w:val="single" w:color="0000ff"/>
+          <w:rFonts w:ascii="Charis SIL Regular" w:hAnsi="Charis SIL Regular" w:eastAsia="Charis SIL Regular"/>
+          <w:b w:val="0"/>
+          <w:i w:val="0"/>
+          <w:color w:val="000000"/>
+          <w:sz w:val="24"/>
+        </w:rPr>
+        <w:hyperlink r:id="rId11" w:history="1">
+          <w:r>
+            <w:rPr>
+              <w:rStyle w:val="Hyperlink"/>
+            </w:rPr>
+            <w:t xml:space="preserve"> in the pr</w:t>
+          </w:r>
+        </w:hyperlink>
+      </w:r>
+      <w:r>
+        <w:rPr>
+          <w:rFonts w:ascii="Charis SIL Regular" w:hAnsi="Charis SIL Regular" w:eastAsia="Charis SIL Regular"/>
+          <w:b w:val="0"/>
+          <w:i w:val="0"/>
+          <w:color w:val="000000"/>
+          <w:sz w:val="24"/>
+        </w:rPr>
+        <w:t>ofessiona</w:t>
+      </w:r>
+      <w:r>
+        <w:rPr>
+          <w:u w:val="single" w:color="0000ff"/>
+          <w:rFonts w:ascii="Charis SIL Regular" w:hAnsi="Charis SIL Regular" w:eastAsia="Charis SIL Regular"/>
+          <w:b w:val="0"/>
+          <w:i w:val="0"/>
+          <w:color w:val="000000"/>
+          <w:sz w:val="24"/>
+        </w:rPr>
+        <w:hyperlink r:id="rId12" w:history="1">
+          <w:r>
+            <w:rPr>
+              <w:rStyle w:val="Hyperlink"/>
+            </w:rPr>
+            <w:t>lisatio</w:t>
+          </w:r>
+        </w:hyperlink>
       </w:r>
       <w:r>
         <w:rPr>
@@ -1374,65 +1420,7 @@
           <w:color w:val="000000"/>
           <w:sz w:val="24"/>
         </w:rPr>
-        <w:t>the museum, its his</w:t>
-      </w:r>
-      <w:r>
-        <w:rPr>
-          <w:u w:val="single" w:color="0000ff"/>
-          <w:rFonts w:ascii="Charis SIL Regular" w:hAnsi="Charis SIL Regular" w:eastAsia="Charis SIL Regular"/>
-          <w:b w:val="0"/>
-          <w:i w:val="0"/>
-          <w:color w:val="000000"/>
-          <w:sz w:val="24"/>
-        </w:rPr>
-        <w:hyperlink r:id="rId9" w:history="1">
-          <w:r>
-            <w:rPr>
-              <w:rStyle w:val="Hyperlink"/>
-            </w:rPr>
-            <w:t>tory and</w:t>
-          </w:r>
-        </w:hyperlink>
-      </w:r>
-      <w:r>
-        <w:rPr>
-          <w:u w:val="single" w:color="0000ff"/>
-          <w:rFonts w:ascii="Charis SIL Regular" w:hAnsi="Charis SIL Regular" w:eastAsia="Charis SIL Regular"/>
-          <w:b w:val="0"/>
-          <w:i w:val="0"/>
-          <w:color w:val="000000"/>
-          <w:sz w:val="24"/>
-        </w:rPr>
-        <w:t xml:space="preserve"> </w:t>
-      </w:r>
-      <w:r>
-        <w:rPr>
-          <w:u w:val="single" w:color="0000ff"/>
-          <w:rFonts w:ascii="Charis SIL Regular" w:hAnsi="Charis SIL Regular" w:eastAsia="Charis SIL Regular"/>
-          <w:b w:val="0"/>
-          <w:i w:val="0"/>
-          <w:color w:val="000000"/>
-          <w:sz w:val="24"/>
-        </w:rPr>
-        <w:hyperlink r:id="rId9" w:history="1">
-          <w:r>
-            <w:rPr>
-              <w:rStyle w:val="Hyperlink"/>
-            </w:rPr>
-            <w:t>collectio</w:t>
-          </w:r>
-        </w:hyperlink>
-      </w:r>
-      <w:r>
-        <w:rPr>
-          <w:u w:val="single" w:color="0000ff"/>
-          <w:rFonts w:ascii="Charis SIL Regular" w:hAnsi="Charis SIL Regular" w:eastAsia="Charis SIL Regular"/>
-          <w:b w:val="0"/>
-          <w:i w:val="0"/>
-          <w:color w:val="000000"/>
-          <w:sz w:val="24"/>
-        </w:rPr>
-        <w:t xml:space="preserve">n. The </w:t>
+        <w:t xml:space="preserve">the museum, its history and collection. The </w:t>
       </w:r>
       <w:r>
         <w:rPr>
@@ -1827,25 +1815,7 @@
           <w:color w:val="000000"/>
           <w:sz w:val="24"/>
         </w:rPr>
-        <w:t>. The archive of the KK</w:t>
-      </w:r>
-      <w:r>
-        <w:rPr>
-          <w:u w:val="single" w:color="0000ff"/>
-          <w:rFonts w:ascii="Charis SIL Regular" w:hAnsi="Charis SIL Regular" w:eastAsia="Charis SIL Regular"/>
-          <w:b w:val="0"/>
-          <w:i w:val="0"/>
-          <w:color w:val="000000"/>
-          <w:sz w:val="24"/>
-        </w:rPr>
-        <w:hyperlink r:id="rId12" w:history="1">
-          <w:r>
-            <w:rPr>
-              <w:rStyle w:val="Hyperlink"/>
-            </w:rPr>
-            <w:t>Z, whic</w:t>
-          </w:r>
-        </w:hyperlink>
+        <w:t>. The archive of the KKZ, whic</w:t>
       </w:r>
       <w:r>
         <w:rPr>
@@ -3775,7 +3745,7 @@
             <w:rPr>
               <w:rStyle w:val="Hyperlink"/>
             </w:rPr>
-            <w:t>filter</w:t>
+            <w:t>filters</w:t>
           </w:r>
         </w:hyperlink>
       </w:r>
@@ -3792,19 +3762,9 @@
             <w:rPr>
               <w:rStyle w:val="Hyperlink"/>
             </w:rPr>
-            <w:t>s</w:t>
+            <w:t>%</w:t>
           </w:r>
         </w:hyperlink>
-      </w:r>
-      <w:r>
-        <w:rPr>
-          <w:rFonts w:ascii="Charis SIL Regular" w:hAnsi="Charis SIL Regular" w:eastAsia="Charis SIL Regular"/>
-          <w:b w:val="0"/>
-          <w:i w:val="0"/>
-          <w:color w:val="0000FF"/>
-          <w:sz w:val="24"/>
-        </w:rPr>
-        <w:t>%</w:t>
       </w:r>
       <w:r>
         <w:rPr>
@@ -3819,7 +3779,7 @@
             <w:rPr>
               <w:rStyle w:val="Hyperlink"/>
             </w:rPr>
-            <w:t>5B0%5D%5Bfield%5D=inform</w:t>
+            <w:t>5B0%5D%5Bfield%5D=infor</w:t>
           </w:r>
         </w:hyperlink>
       </w:r>
@@ -3836,7 +3796,7 @@
             <w:rPr>
               <w:rStyle w:val="Hyperlink"/>
             </w:rPr>
-            <w:t>a</w:t>
+            <w:t>m</w:t>
           </w:r>
         </w:hyperlink>
       </w:r>
@@ -3848,7 +3808,7 @@
           <w:color w:val="0000FF"/>
           <w:sz w:val="24"/>
         </w:rPr>
-        <w:t>t</w:t>
+        <w:t>at</w:t>
       </w:r>
       <w:r>
         <w:rPr>

--- a/EXPORTS/DOCX/published/niveau3/English/RMO.docx
+++ b/EXPORTS/DOCX/published/niveau3/English/RMO.docx
@@ -676,7 +676,7 @@
           <w:color w:val="000000"/>
           <w:sz w:val="24"/>
         </w:rPr>
-        <w:t>played an important role in the professiona</w:t>
+        <w:t>played an important role</w:t>
       </w:r>
       <w:r>
         <w:rPr>
@@ -687,7 +687,96 @@
           <w:color w:val="000000"/>
           <w:sz w:val="24"/>
         </w:rPr>
-        <w:t>lisation of museu</w:t>
+        <w:hyperlink r:id="rId11" w:history="1">
+          <w:r>
+            <w:rPr>
+              <w:rStyle w:val="Hyperlink"/>
+            </w:rPr>
+            <w:t xml:space="preserve"> in the pr</w:t>
+          </w:r>
+        </w:hyperlink>
+      </w:r>
+      <w:r>
+        <w:rPr>
+          <w:rFonts w:ascii="Charis SIL Regular" w:hAnsi="Charis SIL Regular" w:eastAsia="Charis SIL Regular"/>
+          <w:b w:val="0"/>
+          <w:i w:val="0"/>
+          <w:color w:val="000000"/>
+          <w:sz w:val="24"/>
+        </w:rPr>
+        <w:t>ofessiona</w:t>
+      </w:r>
+      <w:r>
+        <w:rPr>
+          <w:u w:val="single" w:color="0000ff"/>
+          <w:rFonts w:ascii="Charis SIL Regular" w:hAnsi="Charis SIL Regular" w:eastAsia="Charis SIL Regular"/>
+          <w:b w:val="0"/>
+          <w:i w:val="0"/>
+          <w:color w:val="000000"/>
+          <w:sz w:val="24"/>
+        </w:rPr>
+        <w:hyperlink r:id="rId12" w:history="1">
+          <w:r>
+            <w:rPr>
+              <w:rStyle w:val="Hyperlink"/>
+            </w:rPr>
+            <w:t>lisatio</w:t>
+          </w:r>
+        </w:hyperlink>
+      </w:r>
+      <w:r>
+        <w:rPr>
+          <w:u w:val="single" w:color="0000ff"/>
+          <w:rFonts w:ascii="Charis SIL Regular" w:hAnsi="Charis SIL Regular" w:eastAsia="Charis SIL Regular"/>
+          <w:b w:val="0"/>
+          <w:i w:val="0"/>
+          <w:color w:val="000000"/>
+          <w:sz w:val="24"/>
+        </w:rPr>
+        <w:hyperlink r:id="rId12" w:history="1">
+          <w:r>
+            <w:rPr>
+              <w:rStyle w:val="Hyperlink"/>
+            </w:rPr>
+            <w:t>n of mu</w:t>
+          </w:r>
+        </w:hyperlink>
+      </w:r>
+      <w:r>
+        <w:rPr>
+          <w:u w:val="single" w:color="0000ff"/>
+          <w:rFonts w:ascii="Charis SIL Regular" w:hAnsi="Charis SIL Regular" w:eastAsia="Charis SIL Regular"/>
+          <w:b w:val="0"/>
+          <w:i w:val="0"/>
+          <w:color w:val="000000"/>
+          <w:sz w:val="24"/>
+        </w:rPr>
+        <w:hyperlink r:id="rId12" w:history="1">
+          <w:r>
+            <w:rPr>
+              <w:rStyle w:val="Hyperlink"/>
+            </w:rPr>
+            <w:t>s</w:t>
+          </w:r>
+        </w:hyperlink>
+      </w:r>
+      <w:r>
+        <w:rPr>
+          <w:u w:val="single" w:color="0000ff"/>
+          <w:rFonts w:ascii="Charis SIL Regular" w:hAnsi="Charis SIL Regular" w:eastAsia="Charis SIL Regular"/>
+          <w:b w:val="0"/>
+          <w:i w:val="0"/>
+          <w:color w:val="000000"/>
+          <w:sz w:val="24"/>
+        </w:rPr>
+        <w:hyperlink r:id="rId12" w:history="1">
+          <w:r>
+            <w:rPr>
+              <w:rStyle w:val="Hyperlink"/>
+            </w:rPr>
+            <w:t>eu</w:t>
+          </w:r>
+        </w:hyperlink>
       </w:r>
       <w:r>
         <w:rPr>
@@ -1331,7 +1420,7 @@
           <w:color w:val="000000"/>
           <w:sz w:val="24"/>
         </w:rPr>
-        <w:t xml:space="preserve">the museum, its history and collection. </w:t>
+        <w:t>the museum, its his</w:t>
       </w:r>
       <w:r>
         <w:rPr>
@@ -1347,9 +1436,49 @@
             <w:rPr>
               <w:rStyle w:val="Hyperlink"/>
             </w:rPr>
-            <w:t xml:space="preserve">The </w:t>
+            <w:t>tory and</w:t>
           </w:r>
         </w:hyperlink>
+      </w:r>
+      <w:r>
+        <w:rPr>
+          <w:u w:val="single" w:color="0000ff"/>
+          <w:rFonts w:ascii="Charis SIL Regular" w:hAnsi="Charis SIL Regular" w:eastAsia="Charis SIL Regular"/>
+          <w:b w:val="0"/>
+          <w:i w:val="0"/>
+          <w:color w:val="000000"/>
+          <w:sz w:val="24"/>
+        </w:rPr>
+        <w:t xml:space="preserve"> </w:t>
+      </w:r>
+      <w:r>
+        <w:rPr>
+          <w:u w:val="single" w:color="0000ff"/>
+          <w:rFonts w:ascii="Charis SIL Regular" w:hAnsi="Charis SIL Regular" w:eastAsia="Charis SIL Regular"/>
+          <w:b w:val="0"/>
+          <w:i w:val="0"/>
+          <w:color w:val="000000"/>
+          <w:sz w:val="24"/>
+        </w:rPr>
+        <w:hyperlink r:id="rId9" w:history="1">
+          <w:r>
+            <w:rPr>
+              <w:rStyle w:val="Hyperlink"/>
+            </w:rPr>
+            <w:t>collectio</w:t>
+          </w:r>
+        </w:hyperlink>
+      </w:r>
+      <w:r>
+        <w:rPr>
+          <w:u w:val="single" w:color="0000ff"/>
+          <w:rFonts w:ascii="Charis SIL Regular" w:hAnsi="Charis SIL Regular" w:eastAsia="Charis SIL Regular"/>
+          <w:b w:val="0"/>
+          <w:i w:val="0"/>
+          <w:color w:val="000000"/>
+          <w:sz w:val="24"/>
+        </w:rPr>
+        <w:t xml:space="preserve">n. The </w:t>
       </w:r>
       <w:r>
         <w:rPr>
@@ -1360,7 +1489,7 @@
           <w:sz w:val="24"/>
           <w:u w:val="single"/>
         </w:rPr>
-        <w:hyperlink r:id="rId9" w:history="1">
+        <w:hyperlink r:id="rId14" w:history="1">
           <w:r>
             <w:rPr>
               <w:rStyle w:val="Hyperlink"/>
@@ -1744,7 +1873,54 @@
           <w:color w:val="000000"/>
           <w:sz w:val="24"/>
         </w:rPr>
-        <w:t>. The archive of the KKZ, whic</w:t>
+        <w:t xml:space="preserve">. The archive of </w:t>
+      </w:r>
+      <w:r>
+        <w:rPr>
+          <w:u w:val="single" w:color="0000ff"/>
+          <w:rFonts w:ascii="Charis SIL Regular" w:hAnsi="Charis SIL Regular" w:eastAsia="Charis SIL Regular"/>
+          <w:b w:val="0"/>
+          <w:i w:val="0"/>
+          <w:color w:val="000000"/>
+          <w:sz w:val="24"/>
+        </w:rPr>
+        <w:hyperlink r:id="rId12" w:history="1">
+          <w:r>
+            <w:rPr>
+              <w:rStyle w:val="Hyperlink"/>
+            </w:rPr>
+            <w:t>the K</w:t>
+          </w:r>
+        </w:hyperlink>
+      </w:r>
+      <w:r>
+        <w:rPr>
+          <w:u w:val="single" w:color="0000ff"/>
+          <w:rFonts w:ascii="Charis SIL Regular" w:hAnsi="Charis SIL Regular" w:eastAsia="Charis SIL Regular"/>
+          <w:b w:val="0"/>
+          <w:i w:val="0"/>
+          <w:color w:val="000000"/>
+          <w:sz w:val="24"/>
+        </w:rPr>
+        <w:t>K</w:t>
+      </w:r>
+      <w:r>
+        <w:rPr>
+          <w:u w:val="single" w:color="0000ff"/>
+          <w:rFonts w:ascii="Charis SIL Regular" w:hAnsi="Charis SIL Regular" w:eastAsia="Charis SIL Regular"/>
+          <w:b w:val="0"/>
+          <w:i w:val="0"/>
+          <w:color w:val="000000"/>
+          <w:sz w:val="24"/>
+        </w:rPr>
+        <w:hyperlink r:id="rId12" w:history="1">
+          <w:r>
+            <w:rPr>
+              <w:rStyle w:val="Hyperlink"/>
+            </w:rPr>
+            <w:t>Z, whic</w:t>
+          </w:r>
+        </w:hyperlink>
       </w:r>
       <w:r>
         <w:rPr>
@@ -1784,13 +1960,59 @@
       </w:r>
       <w:r>
         <w:rPr>
+          <w:u w:val="single" w:color="0000ff"/>
           <w:rFonts w:ascii="Charis SIL Regular" w:hAnsi="Charis SIL Regular" w:eastAsia="Charis SIL Regular"/>
           <w:b w:val="0"/>
           <w:i w:val="0"/>
           <w:color w:val="000000"/>
           <w:sz w:val="24"/>
         </w:rPr>
-        <w:t xml:space="preserve"> part of the Rijksmuseum archive, is managed by the </w:t>
+        <w:hyperlink r:id="rId12" w:history="1">
+          <w:r>
+            <w:rPr>
+              <w:rStyle w:val="Hyperlink"/>
+            </w:rPr>
+            <w:t xml:space="preserve"> part of th</w:t>
+          </w:r>
+        </w:hyperlink>
+      </w:r>
+      <w:r>
+        <w:rPr>
+          <w:rFonts w:ascii="Charis SIL Regular" w:hAnsi="Charis SIL Regular" w:eastAsia="Charis SIL Regular"/>
+          <w:b w:val="0"/>
+          <w:i w:val="0"/>
+          <w:color w:val="000000"/>
+          <w:sz w:val="24"/>
+        </w:rPr>
+        <w:t xml:space="preserve">e Rijksmuseum archive, </w:t>
+      </w:r>
+      <w:r>
+        <w:rPr>
+          <w:u w:val="single" w:color="0000ff"/>
+          <w:rFonts w:ascii="Charis SIL Regular" w:hAnsi="Charis SIL Regular" w:eastAsia="Charis SIL Regular"/>
+          <w:b w:val="0"/>
+          <w:i w:val="0"/>
+          <w:color w:val="000000"/>
+          <w:sz w:val="24"/>
+        </w:rPr>
+        <w:hyperlink r:id="rId13" w:history="1">
+          <w:r>
+            <w:rPr>
+              <w:rStyle w:val="Hyperlink"/>
+            </w:rPr>
+            <w:t>is managed by t</w:t>
+          </w:r>
+        </w:hyperlink>
+      </w:r>
+      <w:r>
+        <w:rPr>
+          <w:rFonts w:ascii="Charis SIL Regular" w:hAnsi="Charis SIL Regular" w:eastAsia="Charis SIL Regular"/>
+          <w:b w:val="0"/>
+          <w:i w:val="0"/>
+          <w:color w:val="000000"/>
+          <w:sz w:val="24"/>
+        </w:rPr>
+        <w:t xml:space="preserve">he </w:t>
       </w:r>
       <w:r>
         <w:rPr>
@@ -2020,9 +2242,8 @@
           <w:i w:val="0"/>
           <w:color w:val="0000FF"/>
           <w:sz w:val="24"/>
-          <w:u w:val="single"/>
-        </w:rPr>
-        <w:t>ic research in colonised territorie</w:t>
+        </w:rPr>
+        <w:t>i</w:t>
       </w:r>
       <w:r>
         <w:rPr>
@@ -2031,8 +2252,9 @@
           <w:i w:val="0"/>
           <w:color w:val="0000FF"/>
           <w:sz w:val="24"/>
-        </w:rPr>
-        <w:t>s</w:t>
+          <w:u w:val="single"/>
+        </w:rPr>
+        <w:t>c research in colonised territories</w:t>
       </w:r>
       <w:r>
         <w:br/>

--- a/EXPORTS/DOCX/published/niveau3/English/RMO.docx
+++ b/EXPORTS/DOCX/published/niveau3/English/RMO.docx
@@ -397,35 +397,7 @@
           <w:color w:val="000000"/>
           <w:sz w:val="24"/>
         </w:rPr>
-        <w:t>appointed professor of archaeology at Leiden University, thus als</w:t>
-      </w:r>
-      <w:r>
-        <w:rPr>
-          <w:u w:val="single" w:color="0000ff"/>
-          <w:rFonts w:ascii="Charis SIL Regular" w:hAnsi="Charis SIL Regular" w:eastAsia="Charis SIL Regular"/>
-          <w:b w:val="0"/>
-          <w:i w:val="0"/>
-          <w:color w:val="000000"/>
-          <w:sz w:val="24"/>
-        </w:rPr>
-        <w:hyperlink r:id="rId10" w:history="1">
-          <w:r>
-            <w:rPr>
-              <w:rStyle w:val="Hyperlink"/>
-            </w:rPr>
-            <w:t>o beco</w:t>
-          </w:r>
-        </w:hyperlink>
-      </w:r>
-      <w:r>
-        <w:rPr>
-          <w:rFonts w:ascii="Charis SIL Regular" w:hAnsi="Charis SIL Regular" w:eastAsia="Charis SIL Regular"/>
-          <w:b w:val="0"/>
-          <w:i w:val="0"/>
-          <w:color w:val="000000"/>
-          <w:sz w:val="24"/>
-        </w:rPr>
-        <w:t>m</w:t>
+        <w:t>appointed professor of archaeology at Leiden University, thus also becom</w:t>
       </w:r>
       <w:r>
         <w:rPr>
@@ -676,35 +648,7 @@
           <w:color w:val="000000"/>
           <w:sz w:val="24"/>
         </w:rPr>
-        <w:t>played an important role</w:t>
-      </w:r>
-      <w:r>
-        <w:rPr>
-          <w:u w:val="single" w:color="0000ff"/>
-          <w:rFonts w:ascii="Charis SIL Regular" w:hAnsi="Charis SIL Regular" w:eastAsia="Charis SIL Regular"/>
-          <w:b w:val="0"/>
-          <w:i w:val="0"/>
-          <w:color w:val="000000"/>
-          <w:sz w:val="24"/>
-        </w:rPr>
-        <w:hyperlink r:id="rId11" w:history="1">
-          <w:r>
-            <w:rPr>
-              <w:rStyle w:val="Hyperlink"/>
-            </w:rPr>
-            <w:t xml:space="preserve"> in the pr</w:t>
-          </w:r>
-        </w:hyperlink>
-      </w:r>
-      <w:r>
-        <w:rPr>
-          <w:rFonts w:ascii="Charis SIL Regular" w:hAnsi="Charis SIL Regular" w:eastAsia="Charis SIL Regular"/>
-          <w:b w:val="0"/>
-          <w:i w:val="0"/>
-          <w:color w:val="000000"/>
-          <w:sz w:val="24"/>
-        </w:rPr>
-        <w:t>ofessiona</w:t>
+        <w:t>played an important role in the professiona</w:t>
       </w:r>
       <w:r>
         <w:rPr>
@@ -1056,68 +1000,7 @@
           <w:color w:val="000000"/>
           <w:sz w:val="24"/>
         </w:rPr>
-        <w:hyperlink r:id="rId13" w:history="1">
-          <w:r>
-            <w:rPr>
-              <w:rStyle w:val="Hyperlink"/>
-            </w:rPr>
-            <w:t>t</w:t>
-          </w:r>
-        </w:hyperlink>
-      </w:r>
-      <w:r>
-        <w:rPr>
-          <w:u w:val="single" w:color="0000ff"/>
-          <w:rFonts w:ascii="Charis SIL Regular" w:hAnsi="Charis SIL Regular" w:eastAsia="Charis SIL Regular"/>
-          <w:b w:val="0"/>
-          <w:i w:val="0"/>
-          <w:color w:val="000000"/>
-          <w:sz w:val="24"/>
-        </w:rPr>
-        <w:hyperlink r:id="rId13" w:history="1">
-          <w:r>
-            <w:rPr>
-              <w:rStyle w:val="Hyperlink"/>
-            </w:rPr>
-            <w:t>h</w:t>
-          </w:r>
-        </w:hyperlink>
-      </w:r>
-      <w:r>
-        <w:rPr>
-          <w:u w:val="single" w:color="0000ff"/>
-          <w:rFonts w:ascii="Charis SIL Regular" w:hAnsi="Charis SIL Regular" w:eastAsia="Charis SIL Regular"/>
-          <w:b w:val="0"/>
-          <w:i w:val="0"/>
-          <w:color w:val="000000"/>
-          <w:sz w:val="24"/>
-        </w:rPr>
-        <w:hyperlink r:id="rId13" w:history="1">
-          <w:r>
-            <w:rPr>
-              <w:rStyle w:val="Hyperlink"/>
-            </w:rPr>
-            <w:t>e Sin</w:t>
-          </w:r>
-        </w:hyperlink>
-      </w:r>
-      <w:r>
-        <w:rPr>
-          <w:u w:val="single" w:color="0000ff"/>
-          <w:rFonts w:ascii="Charis SIL Regular" w:hAnsi="Charis SIL Regular" w:eastAsia="Charis SIL Regular"/>
-          <w:b w:val="0"/>
-          <w:i w:val="0"/>
-          <w:color w:val="000000"/>
-          <w:sz w:val="24"/>
-        </w:rPr>
-        <w:hyperlink r:id="rId13" w:history="1">
-          <w:r>
-            <w:rPr>
-              <w:rStyle w:val="Hyperlink"/>
-            </w:rPr>
-            <w:t>ghasari statues o</w:t>
-          </w:r>
-        </w:hyperlink>
+        <w:t>the Singhasari statues o</w:t>
       </w:r>
       <w:r>
         <w:rPr>
@@ -1478,7 +1361,32 @@
           <w:color w:val="000000"/>
           <w:sz w:val="24"/>
         </w:rPr>
-        <w:t xml:space="preserve">n. The </w:t>
+        <w:hyperlink r:id="rId9" w:history="1">
+          <w:r>
+            <w:rPr>
+              <w:rStyle w:val="Hyperlink"/>
+            </w:rPr>
+            <w:t xml:space="preserve">n. </w:t>
+          </w:r>
+        </w:hyperlink>
+      </w:r>
+      <w:r>
+        <w:rPr>
+          <w:u w:val="single" w:color="0000ff"/>
+          <w:rFonts w:ascii="Charis SIL Regular" w:hAnsi="Charis SIL Regular" w:eastAsia="Charis SIL Regular"/>
+          <w:b w:val="0"/>
+          <w:i w:val="0"/>
+          <w:color w:val="000000"/>
+          <w:sz w:val="24"/>
+        </w:rPr>
+        <w:hyperlink r:id="rId9" w:history="1">
+          <w:r>
+            <w:rPr>
+              <w:rStyle w:val="Hyperlink"/>
+            </w:rPr>
+            <w:t xml:space="preserve">The </w:t>
+          </w:r>
+        </w:hyperlink>
       </w:r>
       <w:r>
         <w:rPr>
@@ -1489,7 +1397,7 @@
           <w:sz w:val="24"/>
           <w:u w:val="single"/>
         </w:rPr>
-        <w:hyperlink r:id="rId14" w:history="1">
+        <w:hyperlink r:id="rId9" w:history="1">
           <w:r>
             <w:rPr>
               <w:rStyle w:val="Hyperlink"/>
@@ -1873,36 +1781,7 @@
           <w:color w:val="000000"/>
           <w:sz w:val="24"/>
         </w:rPr>
-        <w:t xml:space="preserve">. The archive of </w:t>
-      </w:r>
-      <w:r>
-        <w:rPr>
-          <w:u w:val="single" w:color="0000ff"/>
-          <w:rFonts w:ascii="Charis SIL Regular" w:hAnsi="Charis SIL Regular" w:eastAsia="Charis SIL Regular"/>
-          <w:b w:val="0"/>
-          <w:i w:val="0"/>
-          <w:color w:val="000000"/>
-          <w:sz w:val="24"/>
-        </w:rPr>
-        <w:hyperlink r:id="rId12" w:history="1">
-          <w:r>
-            <w:rPr>
-              <w:rStyle w:val="Hyperlink"/>
-            </w:rPr>
-            <w:t>the K</w:t>
-          </w:r>
-        </w:hyperlink>
-      </w:r>
-      <w:r>
-        <w:rPr>
-          <w:u w:val="single" w:color="0000ff"/>
-          <w:rFonts w:ascii="Charis SIL Regular" w:hAnsi="Charis SIL Regular" w:eastAsia="Charis SIL Regular"/>
-          <w:b w:val="0"/>
-          <w:i w:val="0"/>
-          <w:color w:val="000000"/>
-          <w:sz w:val="24"/>
-        </w:rPr>
-        <w:t>K</w:t>
+        <w:t>. The archive of the KK</w:t>
       </w:r>
       <w:r>
         <w:rPr>
@@ -4238,7 +4117,7 @@
         <w:autoSpaceDN w:val="0"/>
         <w:autoSpaceDE w:val="0"/>
         <w:widowControl/>
-        <w:spacing w:line="538" w:lineRule="exact" w:before="478" w:after="0"/>
+        <w:spacing w:line="538" w:lineRule="exact" w:before="458" w:after="0"/>
         <w:ind w:left="0" w:right="0" w:firstLine="0"/>
         <w:jc w:val="left"/>
       </w:pPr>

--- a/EXPORTS/DOCX/published/niveau3/English/RMO.docx
+++ b/EXPORTS/DOCX/published/niveau3/English/RMO.docx
@@ -397,7 +397,35 @@
           <w:color w:val="000000"/>
           <w:sz w:val="24"/>
         </w:rPr>
-        <w:t>appointed professor of archaeology at Leiden University, thus also becom</w:t>
+        <w:t>appointed professor of archaeology at Leiden University, thus als</w:t>
+      </w:r>
+      <w:r>
+        <w:rPr>
+          <w:u w:val="single" w:color="0000ff"/>
+          <w:rFonts w:ascii="Charis SIL Regular" w:hAnsi="Charis SIL Regular" w:eastAsia="Charis SIL Regular"/>
+          <w:b w:val="0"/>
+          <w:i w:val="0"/>
+          <w:color w:val="000000"/>
+          <w:sz w:val="24"/>
+        </w:rPr>
+        <w:hyperlink r:id="rId10" w:history="1">
+          <w:r>
+            <w:rPr>
+              <w:rStyle w:val="Hyperlink"/>
+            </w:rPr>
+            <w:t>o beco</w:t>
+          </w:r>
+        </w:hyperlink>
+      </w:r>
+      <w:r>
+        <w:rPr>
+          <w:rFonts w:ascii="Charis SIL Regular" w:hAnsi="Charis SIL Regular" w:eastAsia="Charis SIL Regular"/>
+          <w:b w:val="0"/>
+          <w:i w:val="0"/>
+          <w:color w:val="000000"/>
+          <w:sz w:val="24"/>
+        </w:rPr>
+        <w:t>m</w:t>
       </w:r>
       <w:r>
         <w:rPr>
@@ -648,7 +676,35 @@
           <w:color w:val="000000"/>
           <w:sz w:val="24"/>
         </w:rPr>
-        <w:t>played an important role in the professiona</w:t>
+        <w:t>played an important role</w:t>
+      </w:r>
+      <w:r>
+        <w:rPr>
+          <w:u w:val="single" w:color="0000ff"/>
+          <w:rFonts w:ascii="Charis SIL Regular" w:hAnsi="Charis SIL Regular" w:eastAsia="Charis SIL Regular"/>
+          <w:b w:val="0"/>
+          <w:i w:val="0"/>
+          <w:color w:val="000000"/>
+          <w:sz w:val="24"/>
+        </w:rPr>
+        <w:hyperlink r:id="rId11" w:history="1">
+          <w:r>
+            <w:rPr>
+              <w:rStyle w:val="Hyperlink"/>
+            </w:rPr>
+            <w:t xml:space="preserve"> in the pr</w:t>
+          </w:r>
+        </w:hyperlink>
+      </w:r>
+      <w:r>
+        <w:rPr>
+          <w:rFonts w:ascii="Charis SIL Regular" w:hAnsi="Charis SIL Regular" w:eastAsia="Charis SIL Regular"/>
+          <w:b w:val="0"/>
+          <w:i w:val="0"/>
+          <w:color w:val="000000"/>
+          <w:sz w:val="24"/>
+        </w:rPr>
+        <w:t>ofessiona</w:t>
       </w:r>
       <w:r>
         <w:rPr>
@@ -1000,7 +1056,68 @@
           <w:color w:val="000000"/>
           <w:sz w:val="24"/>
         </w:rPr>
-        <w:t>the Singhasari statues o</w:t>
+        <w:hyperlink r:id="rId13" w:history="1">
+          <w:r>
+            <w:rPr>
+              <w:rStyle w:val="Hyperlink"/>
+            </w:rPr>
+            <w:t>t</w:t>
+          </w:r>
+        </w:hyperlink>
+      </w:r>
+      <w:r>
+        <w:rPr>
+          <w:u w:val="single" w:color="0000ff"/>
+          <w:rFonts w:ascii="Charis SIL Regular" w:hAnsi="Charis SIL Regular" w:eastAsia="Charis SIL Regular"/>
+          <w:b w:val="0"/>
+          <w:i w:val="0"/>
+          <w:color w:val="000000"/>
+          <w:sz w:val="24"/>
+        </w:rPr>
+        <w:hyperlink r:id="rId13" w:history="1">
+          <w:r>
+            <w:rPr>
+              <w:rStyle w:val="Hyperlink"/>
+            </w:rPr>
+            <w:t>h</w:t>
+          </w:r>
+        </w:hyperlink>
+      </w:r>
+      <w:r>
+        <w:rPr>
+          <w:u w:val="single" w:color="0000ff"/>
+          <w:rFonts w:ascii="Charis SIL Regular" w:hAnsi="Charis SIL Regular" w:eastAsia="Charis SIL Regular"/>
+          <w:b w:val="0"/>
+          <w:i w:val="0"/>
+          <w:color w:val="000000"/>
+          <w:sz w:val="24"/>
+        </w:rPr>
+        <w:hyperlink r:id="rId13" w:history="1">
+          <w:r>
+            <w:rPr>
+              <w:rStyle w:val="Hyperlink"/>
+            </w:rPr>
+            <w:t>e Sin</w:t>
+          </w:r>
+        </w:hyperlink>
+      </w:r>
+      <w:r>
+        <w:rPr>
+          <w:u w:val="single" w:color="0000ff"/>
+          <w:rFonts w:ascii="Charis SIL Regular" w:hAnsi="Charis SIL Regular" w:eastAsia="Charis SIL Regular"/>
+          <w:b w:val="0"/>
+          <w:i w:val="0"/>
+          <w:color w:val="000000"/>
+          <w:sz w:val="24"/>
+        </w:rPr>
+        <w:hyperlink r:id="rId13" w:history="1">
+          <w:r>
+            <w:rPr>
+              <w:rStyle w:val="Hyperlink"/>
+            </w:rPr>
+            <w:t>ghasari statues o</w:t>
+          </w:r>
+        </w:hyperlink>
       </w:r>
       <w:r>
         <w:rPr>
@@ -1303,90 +1420,7 @@
           <w:color w:val="000000"/>
           <w:sz w:val="24"/>
         </w:rPr>
-        <w:t>the museum, its his</w:t>
-      </w:r>
-      <w:r>
-        <w:rPr>
-          <w:u w:val="single" w:color="0000ff"/>
-          <w:rFonts w:ascii="Charis SIL Regular" w:hAnsi="Charis SIL Regular" w:eastAsia="Charis SIL Regular"/>
-          <w:b w:val="0"/>
-          <w:i w:val="0"/>
-          <w:color w:val="000000"/>
-          <w:sz w:val="24"/>
-        </w:rPr>
-        <w:hyperlink r:id="rId9" w:history="1">
-          <w:r>
-            <w:rPr>
-              <w:rStyle w:val="Hyperlink"/>
-            </w:rPr>
-            <w:t>tory and</w:t>
-          </w:r>
-        </w:hyperlink>
-      </w:r>
-      <w:r>
-        <w:rPr>
-          <w:u w:val="single" w:color="0000ff"/>
-          <w:rFonts w:ascii="Charis SIL Regular" w:hAnsi="Charis SIL Regular" w:eastAsia="Charis SIL Regular"/>
-          <w:b w:val="0"/>
-          <w:i w:val="0"/>
-          <w:color w:val="000000"/>
-          <w:sz w:val="24"/>
-        </w:rPr>
-        <w:t xml:space="preserve"> </w:t>
-      </w:r>
-      <w:r>
-        <w:rPr>
-          <w:u w:val="single" w:color="0000ff"/>
-          <w:rFonts w:ascii="Charis SIL Regular" w:hAnsi="Charis SIL Regular" w:eastAsia="Charis SIL Regular"/>
-          <w:b w:val="0"/>
-          <w:i w:val="0"/>
-          <w:color w:val="000000"/>
-          <w:sz w:val="24"/>
-        </w:rPr>
-        <w:hyperlink r:id="rId9" w:history="1">
-          <w:r>
-            <w:rPr>
-              <w:rStyle w:val="Hyperlink"/>
-            </w:rPr>
-            <w:t>collectio</w:t>
-          </w:r>
-        </w:hyperlink>
-      </w:r>
-      <w:r>
-        <w:rPr>
-          <w:u w:val="single" w:color="0000ff"/>
-          <w:rFonts w:ascii="Charis SIL Regular" w:hAnsi="Charis SIL Regular" w:eastAsia="Charis SIL Regular"/>
-          <w:b w:val="0"/>
-          <w:i w:val="0"/>
-          <w:color w:val="000000"/>
-          <w:sz w:val="24"/>
-        </w:rPr>
-        <w:hyperlink r:id="rId9" w:history="1">
-          <w:r>
-            <w:rPr>
-              <w:rStyle w:val="Hyperlink"/>
-            </w:rPr>
-            <w:t xml:space="preserve">n. </w:t>
-          </w:r>
-        </w:hyperlink>
-      </w:r>
-      <w:r>
-        <w:rPr>
-          <w:u w:val="single" w:color="0000ff"/>
-          <w:rFonts w:ascii="Charis SIL Regular" w:hAnsi="Charis SIL Regular" w:eastAsia="Charis SIL Regular"/>
-          <w:b w:val="0"/>
-          <w:i w:val="0"/>
-          <w:color w:val="000000"/>
-          <w:sz w:val="24"/>
-        </w:rPr>
-        <w:hyperlink r:id="rId9" w:history="1">
-          <w:r>
-            <w:rPr>
-              <w:rStyle w:val="Hyperlink"/>
-            </w:rPr>
-            <w:t xml:space="preserve">The </w:t>
-          </w:r>
-        </w:hyperlink>
+        <w:t xml:space="preserve">the museum, its history and collection. The </w:t>
       </w:r>
       <w:r>
         <w:rPr>
@@ -1781,7 +1815,35 @@
           <w:color w:val="000000"/>
           <w:sz w:val="24"/>
         </w:rPr>
-        <w:t>. The archive of the KK</w:t>
+        <w:t xml:space="preserve">. The archive of </w:t>
+      </w:r>
+      <w:r>
+        <w:rPr>
+          <w:u w:val="single" w:color="0000ff"/>
+          <w:rFonts w:ascii="Charis SIL Regular" w:hAnsi="Charis SIL Regular" w:eastAsia="Charis SIL Regular"/>
+          <w:b w:val="0"/>
+          <w:i w:val="0"/>
+          <w:color w:val="000000"/>
+          <w:sz w:val="24"/>
+        </w:rPr>
+        <w:hyperlink r:id="rId12" w:history="1">
+          <w:r>
+            <w:rPr>
+              <w:rStyle w:val="Hyperlink"/>
+            </w:rPr>
+            <w:t>the K</w:t>
+          </w:r>
+        </w:hyperlink>
+      </w:r>
+      <w:r>
+        <w:rPr>
+          <w:rFonts w:ascii="Charis SIL Regular" w:hAnsi="Charis SIL Regular" w:eastAsia="Charis SIL Regular"/>
+          <w:b w:val="0"/>
+          <w:i w:val="0"/>
+          <w:color w:val="000000"/>
+          <w:sz w:val="24"/>
+        </w:rPr>
+        <w:t>K</w:t>
       </w:r>
       <w:r>
         <w:rPr>

--- a/EXPORTS/DOCX/published/niveau3/English/RMO.docx
+++ b/EXPORTS/DOCX/published/niveau3/English/RMO.docx
@@ -419,6 +419,7 @@
       </w:r>
       <w:r>
         <w:rPr>
+          <w:u w:val="single" w:color="0000ff"/>
           <w:rFonts w:ascii="Charis SIL Regular" w:hAnsi="Charis SIL Regular" w:eastAsia="Charis SIL Regular"/>
           <w:b w:val="0"/>
           <w:i w:val="0"/>
@@ -676,53 +677,7 @@
           <w:color w:val="000000"/>
           <w:sz w:val="24"/>
         </w:rPr>
-        <w:t>played an important role</w:t>
-      </w:r>
-      <w:r>
-        <w:rPr>
-          <w:u w:val="single" w:color="0000ff"/>
-          <w:rFonts w:ascii="Charis SIL Regular" w:hAnsi="Charis SIL Regular" w:eastAsia="Charis SIL Regular"/>
-          <w:b w:val="0"/>
-          <w:i w:val="0"/>
-          <w:color w:val="000000"/>
-          <w:sz w:val="24"/>
-        </w:rPr>
-        <w:hyperlink r:id="rId11" w:history="1">
-          <w:r>
-            <w:rPr>
-              <w:rStyle w:val="Hyperlink"/>
-            </w:rPr>
-            <w:t xml:space="preserve"> in the pr</w:t>
-          </w:r>
-        </w:hyperlink>
-      </w:r>
-      <w:r>
-        <w:rPr>
-          <w:rFonts w:ascii="Charis SIL Regular" w:hAnsi="Charis SIL Regular" w:eastAsia="Charis SIL Regular"/>
-          <w:b w:val="0"/>
-          <w:i w:val="0"/>
-          <w:color w:val="000000"/>
-          <w:sz w:val="24"/>
-        </w:rPr>
-        <w:t>ofessiona</w:t>
-      </w:r>
-      <w:r>
-        <w:rPr>
-          <w:u w:val="single" w:color="0000ff"/>
-          <w:rFonts w:ascii="Charis SIL Regular" w:hAnsi="Charis SIL Regular" w:eastAsia="Charis SIL Regular"/>
-          <w:b w:val="0"/>
-          <w:i w:val="0"/>
-          <w:color w:val="000000"/>
-          <w:sz w:val="24"/>
-        </w:rPr>
-        <w:hyperlink r:id="rId12" w:history="1">
-          <w:r>
-            <w:rPr>
-              <w:rStyle w:val="Hyperlink"/>
-            </w:rPr>
-            <w:t>lisatio</w:t>
-          </w:r>
-        </w:hyperlink>
+        <w:t>played an important role in the professionalisatio</w:t>
       </w:r>
       <w:r>
         <w:rPr>
@@ -1431,7 +1386,7 @@
           <w:sz w:val="24"/>
           <w:u w:val="single"/>
         </w:rPr>
-        <w:hyperlink r:id="rId9" w:history="1">
+        <w:hyperlink r:id="rId14" w:history="1">
           <w:r>
             <w:rPr>
               <w:rStyle w:val="Hyperlink"/>
@@ -1815,53 +1770,7 @@
           <w:color w:val="000000"/>
           <w:sz w:val="24"/>
         </w:rPr>
-        <w:t xml:space="preserve">. The archive of </w:t>
-      </w:r>
-      <w:r>
-        <w:rPr>
-          <w:u w:val="single" w:color="0000ff"/>
-          <w:rFonts w:ascii="Charis SIL Regular" w:hAnsi="Charis SIL Regular" w:eastAsia="Charis SIL Regular"/>
-          <w:b w:val="0"/>
-          <w:i w:val="0"/>
-          <w:color w:val="000000"/>
-          <w:sz w:val="24"/>
-        </w:rPr>
-        <w:hyperlink r:id="rId12" w:history="1">
-          <w:r>
-            <w:rPr>
-              <w:rStyle w:val="Hyperlink"/>
-            </w:rPr>
-            <w:t>the K</w:t>
-          </w:r>
-        </w:hyperlink>
-      </w:r>
-      <w:r>
-        <w:rPr>
-          <w:rFonts w:ascii="Charis SIL Regular" w:hAnsi="Charis SIL Regular" w:eastAsia="Charis SIL Regular"/>
-          <w:b w:val="0"/>
-          <w:i w:val="0"/>
-          <w:color w:val="000000"/>
-          <w:sz w:val="24"/>
-        </w:rPr>
-        <w:t>K</w:t>
-      </w:r>
-      <w:r>
-        <w:rPr>
-          <w:u w:val="single" w:color="0000ff"/>
-          <w:rFonts w:ascii="Charis SIL Regular" w:hAnsi="Charis SIL Regular" w:eastAsia="Charis SIL Regular"/>
-          <w:b w:val="0"/>
-          <w:i w:val="0"/>
-          <w:color w:val="000000"/>
-          <w:sz w:val="24"/>
-        </w:rPr>
-        <w:hyperlink r:id="rId12" w:history="1">
-          <w:r>
-            <w:rPr>
-              <w:rStyle w:val="Hyperlink"/>
-            </w:rPr>
-            <w:t>Z, whic</w:t>
-          </w:r>
-        </w:hyperlink>
+        <w:t>. The archive of the KKZ, whic</w:t>
       </w:r>
       <w:r>
         <w:rPr>

--- a/EXPORTS/DOCX/published/niveau3/English/RMO.docx
+++ b/EXPORTS/DOCX/published/niveau3/English/RMO.docx
@@ -677,7 +677,35 @@
           <w:color w:val="000000"/>
           <w:sz w:val="24"/>
         </w:rPr>
-        <w:t>played an important role in the professionalisatio</w:t>
+        <w:t>played an important role</w:t>
+      </w:r>
+      <w:r>
+        <w:rPr>
+          <w:u w:val="single" w:color="0000ff"/>
+          <w:rFonts w:ascii="Charis SIL Regular" w:hAnsi="Charis SIL Regular" w:eastAsia="Charis SIL Regular"/>
+          <w:b w:val="0"/>
+          <w:i w:val="0"/>
+          <w:color w:val="000000"/>
+          <w:sz w:val="24"/>
+        </w:rPr>
+        <w:hyperlink r:id="rId11" w:history="1">
+          <w:r>
+            <w:rPr>
+              <w:rStyle w:val="Hyperlink"/>
+            </w:rPr>
+            <w:t xml:space="preserve"> in the pr</w:t>
+          </w:r>
+        </w:hyperlink>
+      </w:r>
+      <w:r>
+        <w:rPr>
+          <w:rFonts w:ascii="Charis SIL Regular" w:hAnsi="Charis SIL Regular" w:eastAsia="Charis SIL Regular"/>
+          <w:b w:val="0"/>
+          <w:i w:val="0"/>
+          <w:color w:val="000000"/>
+          <w:sz w:val="24"/>
+        </w:rPr>
+        <w:t>ofessionalisatio</w:t>
       </w:r>
       <w:r>
         <w:rPr>
@@ -1058,21 +1086,13 @@
       </w:r>
       <w:r>
         <w:rPr>
-          <w:u w:val="single" w:color="0000ff"/>
           <w:rFonts w:ascii="Charis SIL Regular" w:hAnsi="Charis SIL Regular" w:eastAsia="Charis SIL Regular"/>
           <w:b w:val="0"/>
           <w:i w:val="0"/>
           <w:color w:val="000000"/>
           <w:sz w:val="24"/>
         </w:rPr>
-        <w:hyperlink r:id="rId13" w:history="1">
-          <w:r>
-            <w:rPr>
-              <w:rStyle w:val="Hyperlink"/>
-            </w:rPr>
-            <w:t>ghasari statues o</w:t>
-          </w:r>
-        </w:hyperlink>
+        <w:t>ghasari statues o</w:t>
       </w:r>
       <w:r>
         <w:rPr>
@@ -1375,7 +1395,74 @@
           <w:color w:val="000000"/>
           <w:sz w:val="24"/>
         </w:rPr>
-        <w:t xml:space="preserve">the museum, its history and collection. The </w:t>
+        <w:t>the museum, its his</w:t>
+      </w:r>
+      <w:r>
+        <w:rPr>
+          <w:u w:val="single" w:color="0000ff"/>
+          <w:rFonts w:ascii="Charis SIL Regular" w:hAnsi="Charis SIL Regular" w:eastAsia="Charis SIL Regular"/>
+          <w:b w:val="0"/>
+          <w:i w:val="0"/>
+          <w:color w:val="000000"/>
+          <w:sz w:val="24"/>
+        </w:rPr>
+        <w:hyperlink r:id="rId9" w:history="1">
+          <w:r>
+            <w:rPr>
+              <w:rStyle w:val="Hyperlink"/>
+            </w:rPr>
+            <w:t>tory and</w:t>
+          </w:r>
+        </w:hyperlink>
+      </w:r>
+      <w:r>
+        <w:rPr>
+          <w:u w:val="single" w:color="0000ff"/>
+          <w:rFonts w:ascii="Charis SIL Regular" w:hAnsi="Charis SIL Regular" w:eastAsia="Charis SIL Regular"/>
+          <w:b w:val="0"/>
+          <w:i w:val="0"/>
+          <w:color w:val="000000"/>
+          <w:sz w:val="24"/>
+        </w:rPr>
+        <w:t xml:space="preserve"> </w:t>
+      </w:r>
+      <w:r>
+        <w:rPr>
+          <w:rFonts w:ascii="Charis SIL Regular" w:hAnsi="Charis SIL Regular" w:eastAsia="Charis SIL Regular"/>
+          <w:b w:val="0"/>
+          <w:i w:val="0"/>
+          <w:color w:val="000000"/>
+          <w:sz w:val="24"/>
+        </w:rPr>
+        <w:t>collectio</w:t>
+      </w:r>
+      <w:r>
+        <w:rPr>
+          <w:u w:val="single" w:color="0000ff"/>
+          <w:rFonts w:ascii="Charis SIL Regular" w:hAnsi="Charis SIL Regular" w:eastAsia="Charis SIL Regular"/>
+          <w:b w:val="0"/>
+          <w:i w:val="0"/>
+          <w:color w:val="000000"/>
+          <w:sz w:val="24"/>
+        </w:rPr>
+        <w:hyperlink r:id="rId9" w:history="1">
+          <w:r>
+            <w:rPr>
+              <w:rStyle w:val="Hyperlink"/>
+            </w:rPr>
+            <w:t xml:space="preserve">n. </w:t>
+          </w:r>
+        </w:hyperlink>
+      </w:r>
+      <w:r>
+        <w:rPr>
+          <w:rFonts w:ascii="Charis SIL Regular" w:hAnsi="Charis SIL Regular" w:eastAsia="Charis SIL Regular"/>
+          <w:b w:val="0"/>
+          <w:i w:val="0"/>
+          <w:color w:val="000000"/>
+          <w:sz w:val="24"/>
+        </w:rPr>
+        <w:t xml:space="preserve">The </w:t>
       </w:r>
       <w:r>
         <w:rPr>
@@ -1770,7 +1857,54 @@
           <w:color w:val="000000"/>
           <w:sz w:val="24"/>
         </w:rPr>
-        <w:t>. The archive of the KKZ, whic</w:t>
+        <w:t xml:space="preserve">. The archive of </w:t>
+      </w:r>
+      <w:r>
+        <w:rPr>
+          <w:u w:val="single" w:color="0000ff"/>
+          <w:rFonts w:ascii="Charis SIL Regular" w:hAnsi="Charis SIL Regular" w:eastAsia="Charis SIL Regular"/>
+          <w:b w:val="0"/>
+          <w:i w:val="0"/>
+          <w:color w:val="000000"/>
+          <w:sz w:val="24"/>
+        </w:rPr>
+        <w:hyperlink r:id="rId12" w:history="1">
+          <w:r>
+            <w:rPr>
+              <w:rStyle w:val="Hyperlink"/>
+            </w:rPr>
+            <w:t>the K</w:t>
+          </w:r>
+        </w:hyperlink>
+      </w:r>
+      <w:r>
+        <w:rPr>
+          <w:u w:val="single" w:color="0000ff"/>
+          <w:rFonts w:ascii="Charis SIL Regular" w:hAnsi="Charis SIL Regular" w:eastAsia="Charis SIL Regular"/>
+          <w:b w:val="0"/>
+          <w:i w:val="0"/>
+          <w:color w:val="000000"/>
+          <w:sz w:val="24"/>
+        </w:rPr>
+        <w:t>K</w:t>
+      </w:r>
+      <w:r>
+        <w:rPr>
+          <w:u w:val="single" w:color="0000ff"/>
+          <w:rFonts w:ascii="Charis SIL Regular" w:hAnsi="Charis SIL Regular" w:eastAsia="Charis SIL Regular"/>
+          <w:b w:val="0"/>
+          <w:i w:val="0"/>
+          <w:color w:val="000000"/>
+          <w:sz w:val="24"/>
+        </w:rPr>
+        <w:hyperlink r:id="rId12" w:history="1">
+          <w:r>
+            <w:rPr>
+              <w:rStyle w:val="Hyperlink"/>
+            </w:rPr>
+            <w:t>Z, whic</w:t>
+          </w:r>
+        </w:hyperlink>
       </w:r>
       <w:r>
         <w:rPr>

--- a/EXPORTS/DOCX/published/niveau3/English/RMO.docx
+++ b/EXPORTS/DOCX/published/niveau3/English/RMO.docx
@@ -419,7 +419,6 @@
       </w:r>
       <w:r>
         <w:rPr>
-          <w:u w:val="single" w:color="0000ff"/>
           <w:rFonts w:ascii="Charis SIL Regular" w:hAnsi="Charis SIL Regular" w:eastAsia="Charis SIL Regular"/>
           <w:b w:val="0"/>
           <w:i w:val="0"/>
@@ -705,7 +704,25 @@
           <w:color w:val="000000"/>
           <w:sz w:val="24"/>
         </w:rPr>
-        <w:t>ofessionalisatio</w:t>
+        <w:t>ofessiona</w:t>
+      </w:r>
+      <w:r>
+        <w:rPr>
+          <w:u w:val="single" w:color="0000ff"/>
+          <w:rFonts w:ascii="Charis SIL Regular" w:hAnsi="Charis SIL Regular" w:eastAsia="Charis SIL Regular"/>
+          <w:b w:val="0"/>
+          <w:i w:val="0"/>
+          <w:color w:val="000000"/>
+          <w:sz w:val="24"/>
+        </w:rPr>
+        <w:hyperlink r:id="rId12" w:history="1">
+          <w:r>
+            <w:rPr>
+              <w:rStyle w:val="Hyperlink"/>
+            </w:rPr>
+            <w:t>lisatio</w:t>
+          </w:r>
+        </w:hyperlink>
       </w:r>
       <w:r>
         <w:rPr>
@@ -1086,13 +1103,21 @@
       </w:r>
       <w:r>
         <w:rPr>
+          <w:u w:val="single" w:color="0000ff"/>
           <w:rFonts w:ascii="Charis SIL Regular" w:hAnsi="Charis SIL Regular" w:eastAsia="Charis SIL Regular"/>
           <w:b w:val="0"/>
           <w:i w:val="0"/>
           <w:color w:val="000000"/>
           <w:sz w:val="24"/>
         </w:rPr>
-        <w:t>ghasari statues o</w:t>
+        <w:hyperlink r:id="rId13" w:history="1">
+          <w:r>
+            <w:rPr>
+              <w:rStyle w:val="Hyperlink"/>
+            </w:rPr>
+            <w:t>ghasari statues o</w:t>
+          </w:r>
+        </w:hyperlink>
       </w:r>
       <w:r>
         <w:rPr>
@@ -1428,16 +1453,6 @@
       </w:r>
       <w:r>
         <w:rPr>
-          <w:rFonts w:ascii="Charis SIL Regular" w:hAnsi="Charis SIL Regular" w:eastAsia="Charis SIL Regular"/>
-          <w:b w:val="0"/>
-          <w:i w:val="0"/>
-          <w:color w:val="000000"/>
-          <w:sz w:val="24"/>
-        </w:rPr>
-        <w:t>collectio</w:t>
-      </w:r>
-      <w:r>
-        <w:rPr>
           <w:u w:val="single" w:color="0000ff"/>
           <w:rFonts w:ascii="Charis SIL Regular" w:hAnsi="Charis SIL Regular" w:eastAsia="Charis SIL Regular"/>
           <w:b w:val="0"/>
@@ -1450,19 +1465,20 @@
             <w:rPr>
               <w:rStyle w:val="Hyperlink"/>
             </w:rPr>
-            <w:t xml:space="preserve">n. </w:t>
+            <w:t>collectio</w:t>
           </w:r>
         </w:hyperlink>
       </w:r>
       <w:r>
         <w:rPr>
+          <w:u w:val="single" w:color="0000ff"/>
           <w:rFonts w:ascii="Charis SIL Regular" w:hAnsi="Charis SIL Regular" w:eastAsia="Charis SIL Regular"/>
           <w:b w:val="0"/>
           <w:i w:val="0"/>
           <w:color w:val="000000"/>
           <w:sz w:val="24"/>
         </w:rPr>
-        <w:t xml:space="preserve">The </w:t>
+        <w:t xml:space="preserve">n. The </w:t>
       </w:r>
       <w:r>
         <w:rPr>
@@ -2929,7 +2945,7 @@
             <w:rPr>
               <w:rStyle w:val="Hyperlink"/>
             </w:rPr>
-            <w:t>filter</w:t>
+            <w:t>filters</w:t>
           </w:r>
         </w:hyperlink>
       </w:r>
@@ -2946,7 +2962,7 @@
             <w:rPr>
               <w:rStyle w:val="Hyperlink"/>
             </w:rPr>
-            <w:t>s</w:t>
+            <w:t>%</w:t>
           </w:r>
         </w:hyperlink>
       </w:r>
@@ -2958,7 +2974,14 @@
           <w:color w:val="0000FF"/>
           <w:sz w:val="24"/>
         </w:rPr>
-        <w:t>%</w:t>
+        <w:hyperlink r:id="rId16" w:history="1">
+          <w:r>
+            <w:rPr>
+              <w:rStyle w:val="Hyperlink"/>
+            </w:rPr>
+            <w:t>5B0%5D%5Bfield%5D=infor</w:t>
+          </w:r>
+        </w:hyperlink>
       </w:r>
       <w:r>
         <w:rPr>
@@ -2973,7 +2996,7 @@
             <w:rPr>
               <w:rStyle w:val="Hyperlink"/>
             </w:rPr>
-            <w:t>5B0%5D%5Bfield%5D=inform</w:t>
+            <w:t>m</w:t>
           </w:r>
         </w:hyperlink>
       </w:r>
@@ -2985,24 +3008,7 @@
           <w:color w:val="0000FF"/>
           <w:sz w:val="24"/>
         </w:rPr>
-        <w:hyperlink r:id="rId16" w:history="1">
-          <w:r>
-            <w:rPr>
-              <w:rStyle w:val="Hyperlink"/>
-            </w:rPr>
-            <w:t>a</w:t>
-          </w:r>
-        </w:hyperlink>
-      </w:r>
-      <w:r>
-        <w:rPr>
-          <w:rFonts w:ascii="Charis SIL Regular" w:hAnsi="Charis SIL Regular" w:eastAsia="Charis SIL Regular"/>
-          <w:b w:val="0"/>
-          <w:i w:val="0"/>
-          <w:color w:val="0000FF"/>
-          <w:sz w:val="24"/>
-        </w:rPr>
-        <w:t>t</w:t>
+        <w:t>at</w:t>
       </w:r>
       <w:r>
         <w:rPr>
@@ -3538,7 +3544,7 @@
             <w:rPr>
               <w:rStyle w:val="Hyperlink"/>
             </w:rPr>
-            <w:t>filter</w:t>
+            <w:t>filters</w:t>
           </w:r>
         </w:hyperlink>
       </w:r>
@@ -3555,7 +3561,7 @@
             <w:rPr>
               <w:rStyle w:val="Hyperlink"/>
             </w:rPr>
-            <w:t>s</w:t>
+            <w:t>%</w:t>
           </w:r>
         </w:hyperlink>
       </w:r>
@@ -3567,7 +3573,14 @@
           <w:color w:val="0000FF"/>
           <w:sz w:val="24"/>
         </w:rPr>
-        <w:t>%</w:t>
+        <w:hyperlink r:id="rId16" w:history="1">
+          <w:r>
+            <w:rPr>
+              <w:rStyle w:val="Hyperlink"/>
+            </w:rPr>
+            <w:t>5B0%5D%5Bfield%5D=infor</w:t>
+          </w:r>
+        </w:hyperlink>
       </w:r>
       <w:r>
         <w:rPr>
@@ -3582,7 +3595,7 @@
             <w:rPr>
               <w:rStyle w:val="Hyperlink"/>
             </w:rPr>
-            <w:t>5B0%5D%5Bfield%5D=inform</w:t>
+            <w:t>m</w:t>
           </w:r>
         </w:hyperlink>
       </w:r>
@@ -3594,24 +3607,7 @@
           <w:color w:val="0000FF"/>
           <w:sz w:val="24"/>
         </w:rPr>
-        <w:hyperlink r:id="rId16" w:history="1">
-          <w:r>
-            <w:rPr>
-              <w:rStyle w:val="Hyperlink"/>
-            </w:rPr>
-            <w:t>a</w:t>
-          </w:r>
-        </w:hyperlink>
-      </w:r>
-      <w:r>
-        <w:rPr>
-          <w:rFonts w:ascii="Charis SIL Regular" w:hAnsi="Charis SIL Regular" w:eastAsia="Charis SIL Regular"/>
-          <w:b w:val="0"/>
-          <w:i w:val="0"/>
-          <w:color w:val="0000FF"/>
-          <w:sz w:val="24"/>
-        </w:rPr>
-        <w:t>t</w:t>
+        <w:t>at</w:t>
       </w:r>
       <w:r>
         <w:rPr>

--- a/EXPORTS/DOCX/published/niveau3/English/RMO.docx
+++ b/EXPORTS/DOCX/published/niveau3/English/RMO.docx
@@ -1420,7 +1420,7 @@
           <w:color w:val="000000"/>
           <w:sz w:val="24"/>
         </w:rPr>
-        <w:t>the museum, its his</w:t>
+        <w:t xml:space="preserve">the museum, its history and collection. </w:t>
       </w:r>
       <w:r>
         <w:rPr>
@@ -1436,49 +1436,9 @@
             <w:rPr>
               <w:rStyle w:val="Hyperlink"/>
             </w:rPr>
-            <w:t>tory and</w:t>
+            <w:t xml:space="preserve">The </w:t>
           </w:r>
         </w:hyperlink>
-      </w:r>
-      <w:r>
-        <w:rPr>
-          <w:u w:val="single" w:color="0000ff"/>
-          <w:rFonts w:ascii="Charis SIL Regular" w:hAnsi="Charis SIL Regular" w:eastAsia="Charis SIL Regular"/>
-          <w:b w:val="0"/>
-          <w:i w:val="0"/>
-          <w:color w:val="000000"/>
-          <w:sz w:val="24"/>
-        </w:rPr>
-        <w:t xml:space="preserve"> </w:t>
-      </w:r>
-      <w:r>
-        <w:rPr>
-          <w:u w:val="single" w:color="0000ff"/>
-          <w:rFonts w:ascii="Charis SIL Regular" w:hAnsi="Charis SIL Regular" w:eastAsia="Charis SIL Regular"/>
-          <w:b w:val="0"/>
-          <w:i w:val="0"/>
-          <w:color w:val="000000"/>
-          <w:sz w:val="24"/>
-        </w:rPr>
-        <w:hyperlink r:id="rId9" w:history="1">
-          <w:r>
-            <w:rPr>
-              <w:rStyle w:val="Hyperlink"/>
-            </w:rPr>
-            <w:t>collectio</w:t>
-          </w:r>
-        </w:hyperlink>
-      </w:r>
-      <w:r>
-        <w:rPr>
-          <w:u w:val="single" w:color="0000ff"/>
-          <w:rFonts w:ascii="Charis SIL Regular" w:hAnsi="Charis SIL Regular" w:eastAsia="Charis SIL Regular"/>
-          <w:b w:val="0"/>
-          <w:i w:val="0"/>
-          <w:color w:val="000000"/>
-          <w:sz w:val="24"/>
-        </w:rPr>
-        <w:t xml:space="preserve">n. The </w:t>
       </w:r>
       <w:r>
         <w:rPr>
@@ -1489,7 +1449,7 @@
           <w:sz w:val="24"/>
           <w:u w:val="single"/>
         </w:rPr>
-        <w:hyperlink r:id="rId14" w:history="1">
+        <w:hyperlink r:id="rId9" w:history="1">
           <w:r>
             <w:rPr>
               <w:rStyle w:val="Hyperlink"/>

--- a/EXPORTS/DOCX/published/niveau3/English/RMO.docx
+++ b/EXPORTS/DOCX/published/niveau3/English/RMO.docx
@@ -397,35 +397,7 @@
           <w:color w:val="000000"/>
           <w:sz w:val="24"/>
         </w:rPr>
-        <w:t>appointed professor of archaeology at Leiden University, thus als</w:t>
-      </w:r>
-      <w:r>
-        <w:rPr>
-          <w:u w:val="single" w:color="0000ff"/>
-          <w:rFonts w:ascii="Charis SIL Regular" w:hAnsi="Charis SIL Regular" w:eastAsia="Charis SIL Regular"/>
-          <w:b w:val="0"/>
-          <w:i w:val="0"/>
-          <w:color w:val="000000"/>
-          <w:sz w:val="24"/>
-        </w:rPr>
-        <w:hyperlink r:id="rId10" w:history="1">
-          <w:r>
-            <w:rPr>
-              <w:rStyle w:val="Hyperlink"/>
-            </w:rPr>
-            <w:t>o beco</w:t>
-          </w:r>
-        </w:hyperlink>
-      </w:r>
-      <w:r>
-        <w:rPr>
-          <w:rFonts w:ascii="Charis SIL Regular" w:hAnsi="Charis SIL Regular" w:eastAsia="Charis SIL Regular"/>
-          <w:b w:val="0"/>
-          <w:i w:val="0"/>
-          <w:color w:val="000000"/>
-          <w:sz w:val="24"/>
-        </w:rPr>
-        <w:t>m</w:t>
+        <w:t>appointed professor of archaeology at Leiden University, thus also becom</w:t>
       </w:r>
       <w:r>
         <w:rPr>
@@ -1420,7 +1392,7 @@
           <w:color w:val="000000"/>
           <w:sz w:val="24"/>
         </w:rPr>
-        <w:t xml:space="preserve">the museum, its history and collection. </w:t>
+        <w:t>the museum, its his</w:t>
       </w:r>
       <w:r>
         <w:rPr>
@@ -1436,9 +1408,49 @@
             <w:rPr>
               <w:rStyle w:val="Hyperlink"/>
             </w:rPr>
-            <w:t xml:space="preserve">The </w:t>
+            <w:t>tory and</w:t>
           </w:r>
         </w:hyperlink>
+      </w:r>
+      <w:r>
+        <w:rPr>
+          <w:u w:val="single" w:color="0000ff"/>
+          <w:rFonts w:ascii="Charis SIL Regular" w:hAnsi="Charis SIL Regular" w:eastAsia="Charis SIL Regular"/>
+          <w:b w:val="0"/>
+          <w:i w:val="0"/>
+          <w:color w:val="000000"/>
+          <w:sz w:val="24"/>
+        </w:rPr>
+        <w:t xml:space="preserve"> </w:t>
+      </w:r>
+      <w:r>
+        <w:rPr>
+          <w:u w:val="single" w:color="0000ff"/>
+          <w:rFonts w:ascii="Charis SIL Regular" w:hAnsi="Charis SIL Regular" w:eastAsia="Charis SIL Regular"/>
+          <w:b w:val="0"/>
+          <w:i w:val="0"/>
+          <w:color w:val="000000"/>
+          <w:sz w:val="24"/>
+        </w:rPr>
+        <w:hyperlink r:id="rId9" w:history="1">
+          <w:r>
+            <w:rPr>
+              <w:rStyle w:val="Hyperlink"/>
+            </w:rPr>
+            <w:t>collectio</w:t>
+          </w:r>
+        </w:hyperlink>
+      </w:r>
+      <w:r>
+        <w:rPr>
+          <w:u w:val="single" w:color="0000ff"/>
+          <w:rFonts w:ascii="Charis SIL Regular" w:hAnsi="Charis SIL Regular" w:eastAsia="Charis SIL Regular"/>
+          <w:b w:val="0"/>
+          <w:i w:val="0"/>
+          <w:color w:val="000000"/>
+          <w:sz w:val="24"/>
+        </w:rPr>
+        <w:t xml:space="preserve">n. The </w:t>
       </w:r>
       <w:r>
         <w:rPr>
@@ -2905,7 +2917,7 @@
             <w:rPr>
               <w:rStyle w:val="Hyperlink"/>
             </w:rPr>
-            <w:t>filters</w:t>
+            <w:t>filter</w:t>
           </w:r>
         </w:hyperlink>
       </w:r>
@@ -2922,9 +2934,19 @@
             <w:rPr>
               <w:rStyle w:val="Hyperlink"/>
             </w:rPr>
-            <w:t>%</w:t>
+            <w:t>s</w:t>
           </w:r>
         </w:hyperlink>
+      </w:r>
+      <w:r>
+        <w:rPr>
+          <w:rFonts w:ascii="Charis SIL Regular" w:hAnsi="Charis SIL Regular" w:eastAsia="Charis SIL Regular"/>
+          <w:b w:val="0"/>
+          <w:i w:val="0"/>
+          <w:color w:val="0000FF"/>
+          <w:sz w:val="24"/>
+        </w:rPr>
+        <w:t>%</w:t>
       </w:r>
       <w:r>
         <w:rPr>
@@ -2939,7 +2961,7 @@
             <w:rPr>
               <w:rStyle w:val="Hyperlink"/>
             </w:rPr>
-            <w:t>5B0%5D%5Bfield%5D=infor</w:t>
+            <w:t>5B0%5D%5Bfield%5D=inform</w:t>
           </w:r>
         </w:hyperlink>
       </w:r>
@@ -2956,7 +2978,7 @@
             <w:rPr>
               <w:rStyle w:val="Hyperlink"/>
             </w:rPr>
-            <w:t>m</w:t>
+            <w:t>a</w:t>
           </w:r>
         </w:hyperlink>
       </w:r>
@@ -2968,7 +2990,7 @@
           <w:color w:val="0000FF"/>
           <w:sz w:val="24"/>
         </w:rPr>
-        <w:t>at</w:t>
+        <w:t>t</w:t>
       </w:r>
       <w:r>
         <w:rPr>
@@ -3211,7 +3233,7 @@
             <w:rPr>
               <w:rStyle w:val="Hyperlink"/>
             </w:rPr>
-            <w:t>filter</w:t>
+            <w:t>filters</w:t>
           </w:r>
         </w:hyperlink>
       </w:r>
@@ -3228,19 +3250,9 @@
             <w:rPr>
               <w:rStyle w:val="Hyperlink"/>
             </w:rPr>
-            <w:t>s</w:t>
+            <w:t>%</w:t>
           </w:r>
         </w:hyperlink>
-      </w:r>
-      <w:r>
-        <w:rPr>
-          <w:rFonts w:ascii="Charis SIL Regular" w:hAnsi="Charis SIL Regular" w:eastAsia="Charis SIL Regular"/>
-          <w:b w:val="0"/>
-          <w:i w:val="0"/>
-          <w:color w:val="0000FF"/>
-          <w:sz w:val="24"/>
-        </w:rPr>
-        <w:t>%</w:t>
       </w:r>
       <w:r>
         <w:rPr>
@@ -3255,7 +3267,7 @@
             <w:rPr>
               <w:rStyle w:val="Hyperlink"/>
             </w:rPr>
-            <w:t>5B0%5D%5Bfield%5D=inform</w:t>
+            <w:t>5B0%5D%5Bfield%5D=infor</w:t>
           </w:r>
         </w:hyperlink>
       </w:r>
@@ -3272,7 +3284,7 @@
             <w:rPr>
               <w:rStyle w:val="Hyperlink"/>
             </w:rPr>
-            <w:t>a</w:t>
+            <w:t>m</w:t>
           </w:r>
         </w:hyperlink>
       </w:r>
@@ -3284,7 +3296,7 @@
           <w:color w:val="0000FF"/>
           <w:sz w:val="24"/>
         </w:rPr>
-        <w:t>t</w:t>
+        <w:t>at</w:t>
       </w:r>
       <w:r>
         <w:rPr>
@@ -3504,7 +3516,7 @@
             <w:rPr>
               <w:rStyle w:val="Hyperlink"/>
             </w:rPr>
-            <w:t>filters</w:t>
+            <w:t>filter</w:t>
           </w:r>
         </w:hyperlink>
       </w:r>
@@ -3521,9 +3533,19 @@
             <w:rPr>
               <w:rStyle w:val="Hyperlink"/>
             </w:rPr>
-            <w:t>%</w:t>
+            <w:t>s</w:t>
           </w:r>
         </w:hyperlink>
+      </w:r>
+      <w:r>
+        <w:rPr>
+          <w:rFonts w:ascii="Charis SIL Regular" w:hAnsi="Charis SIL Regular" w:eastAsia="Charis SIL Regular"/>
+          <w:b w:val="0"/>
+          <w:i w:val="0"/>
+          <w:color w:val="0000FF"/>
+          <w:sz w:val="24"/>
+        </w:rPr>
+        <w:t>%</w:t>
       </w:r>
       <w:r>
         <w:rPr>
@@ -3538,7 +3560,7 @@
             <w:rPr>
               <w:rStyle w:val="Hyperlink"/>
             </w:rPr>
-            <w:t>5B0%5D%5Bfield%5D=infor</w:t>
+            <w:t>5B0%5D%5Bfield%5D=inform</w:t>
           </w:r>
         </w:hyperlink>
       </w:r>
@@ -3555,7 +3577,7 @@
             <w:rPr>
               <w:rStyle w:val="Hyperlink"/>
             </w:rPr>
-            <w:t>m</w:t>
+            <w:t>a</w:t>
           </w:r>
         </w:hyperlink>
       </w:r>
@@ -3567,7 +3589,7 @@
           <w:color w:val="0000FF"/>
           <w:sz w:val="24"/>
         </w:rPr>
-        <w:t>at</w:t>
+        <w:t>t</w:t>
       </w:r>
       <w:r>
         <w:rPr>
@@ -3790,7 +3812,7 @@
             <w:rPr>
               <w:rStyle w:val="Hyperlink"/>
             </w:rPr>
-            <w:t>filter</w:t>
+            <w:t>filters</w:t>
           </w:r>
         </w:hyperlink>
       </w:r>
@@ -3807,19 +3829,9 @@
             <w:rPr>
               <w:rStyle w:val="Hyperlink"/>
             </w:rPr>
-            <w:t>s</w:t>
+            <w:t>%</w:t>
           </w:r>
         </w:hyperlink>
-      </w:r>
-      <w:r>
-        <w:rPr>
-          <w:rFonts w:ascii="Charis SIL Regular" w:hAnsi="Charis SIL Regular" w:eastAsia="Charis SIL Regular"/>
-          <w:b w:val="0"/>
-          <w:i w:val="0"/>
-          <w:color w:val="0000FF"/>
-          <w:sz w:val="24"/>
-        </w:rPr>
-        <w:t>%</w:t>
       </w:r>
       <w:r>
         <w:rPr>
@@ -3834,7 +3846,7 @@
             <w:rPr>
               <w:rStyle w:val="Hyperlink"/>
             </w:rPr>
-            <w:t>5B0%5D%5Bfield%5D=inform</w:t>
+            <w:t>5B0%5D%5Bfield%5D=infor</w:t>
           </w:r>
         </w:hyperlink>
       </w:r>
@@ -3851,7 +3863,7 @@
             <w:rPr>
               <w:rStyle w:val="Hyperlink"/>
             </w:rPr>
-            <w:t>a</w:t>
+            <w:t>m</w:t>
           </w:r>
         </w:hyperlink>
       </w:r>
@@ -3863,7 +3875,7 @@
           <w:color w:val="0000FF"/>
           <w:sz w:val="24"/>
         </w:rPr>
-        <w:t>t</w:t>
+        <w:t>at</w:t>
       </w:r>
       <w:r>
         <w:rPr>

--- a/EXPORTS/DOCX/published/niveau3/English/RMO.docx
+++ b/EXPORTS/DOCX/published/niveau3/English/RMO.docx
@@ -397,7 +397,35 @@
           <w:color w:val="000000"/>
           <w:sz w:val="24"/>
         </w:rPr>
-        <w:t>appointed professor of archaeology at Leiden University, thus also becom</w:t>
+        <w:t>appointed professor of archaeology at Leiden University, thus als</w:t>
+      </w:r>
+      <w:r>
+        <w:rPr>
+          <w:u w:val="single" w:color="0000ff"/>
+          <w:rFonts w:ascii="Charis SIL Regular" w:hAnsi="Charis SIL Regular" w:eastAsia="Charis SIL Regular"/>
+          <w:b w:val="0"/>
+          <w:i w:val="0"/>
+          <w:color w:val="000000"/>
+          <w:sz w:val="24"/>
+        </w:rPr>
+        <w:hyperlink r:id="rId10" w:history="1">
+          <w:r>
+            <w:rPr>
+              <w:rStyle w:val="Hyperlink"/>
+            </w:rPr>
+            <w:t>o beco</w:t>
+          </w:r>
+        </w:hyperlink>
+      </w:r>
+      <w:r>
+        <w:rPr>
+          <w:rFonts w:ascii="Charis SIL Regular" w:hAnsi="Charis SIL Regular" w:eastAsia="Charis SIL Regular"/>
+          <w:b w:val="0"/>
+          <w:i w:val="0"/>
+          <w:color w:val="000000"/>
+          <w:sz w:val="24"/>
+        </w:rPr>
+        <w:t>m</w:t>
       </w:r>
       <w:r>
         <w:rPr>
@@ -1450,7 +1478,32 @@
           <w:color w:val="000000"/>
           <w:sz w:val="24"/>
         </w:rPr>
-        <w:t xml:space="preserve">n. The </w:t>
+        <w:hyperlink r:id="rId9" w:history="1">
+          <w:r>
+            <w:rPr>
+              <w:rStyle w:val="Hyperlink"/>
+            </w:rPr>
+            <w:t xml:space="preserve">n. </w:t>
+          </w:r>
+        </w:hyperlink>
+      </w:r>
+      <w:r>
+        <w:rPr>
+          <w:u w:val="single" w:color="0000ff"/>
+          <w:rFonts w:ascii="Charis SIL Regular" w:hAnsi="Charis SIL Regular" w:eastAsia="Charis SIL Regular"/>
+          <w:b w:val="0"/>
+          <w:i w:val="0"/>
+          <w:color w:val="000000"/>
+          <w:sz w:val="24"/>
+        </w:rPr>
+        <w:hyperlink r:id="rId9" w:history="1">
+          <w:r>
+            <w:rPr>
+              <w:rStyle w:val="Hyperlink"/>
+            </w:rPr>
+            <w:t xml:space="preserve">The </w:t>
+          </w:r>
+        </w:hyperlink>
       </w:r>
       <w:r>
         <w:rPr>
@@ -1845,54 +1898,7 @@
           <w:color w:val="000000"/>
           <w:sz w:val="24"/>
         </w:rPr>
-        <w:t xml:space="preserve">. The archive of </w:t>
-      </w:r>
-      <w:r>
-        <w:rPr>
-          <w:u w:val="single" w:color="0000ff"/>
-          <w:rFonts w:ascii="Charis SIL Regular" w:hAnsi="Charis SIL Regular" w:eastAsia="Charis SIL Regular"/>
-          <w:b w:val="0"/>
-          <w:i w:val="0"/>
-          <w:color w:val="000000"/>
-          <w:sz w:val="24"/>
-        </w:rPr>
-        <w:hyperlink r:id="rId12" w:history="1">
-          <w:r>
-            <w:rPr>
-              <w:rStyle w:val="Hyperlink"/>
-            </w:rPr>
-            <w:t>the K</w:t>
-          </w:r>
-        </w:hyperlink>
-      </w:r>
-      <w:r>
-        <w:rPr>
-          <w:u w:val="single" w:color="0000ff"/>
-          <w:rFonts w:ascii="Charis SIL Regular" w:hAnsi="Charis SIL Regular" w:eastAsia="Charis SIL Regular"/>
-          <w:b w:val="0"/>
-          <w:i w:val="0"/>
-          <w:color w:val="000000"/>
-          <w:sz w:val="24"/>
-        </w:rPr>
-        <w:t>K</w:t>
-      </w:r>
-      <w:r>
-        <w:rPr>
-          <w:u w:val="single" w:color="0000ff"/>
-          <w:rFonts w:ascii="Charis SIL Regular" w:hAnsi="Charis SIL Regular" w:eastAsia="Charis SIL Regular"/>
-          <w:b w:val="0"/>
-          <w:i w:val="0"/>
-          <w:color w:val="000000"/>
-          <w:sz w:val="24"/>
-        </w:rPr>
-        <w:hyperlink r:id="rId12" w:history="1">
-          <w:r>
-            <w:rPr>
-              <w:rStyle w:val="Hyperlink"/>
-            </w:rPr>
-            <w:t>Z, whic</w:t>
-          </w:r>
-        </w:hyperlink>
+        <w:t>. The archive of the KKZ, whic</w:t>
       </w:r>
       <w:r>
         <w:rPr>
@@ -2917,7 +2923,7 @@
             <w:rPr>
               <w:rStyle w:val="Hyperlink"/>
             </w:rPr>
-            <w:t>filter</w:t>
+            <w:t>filters</w:t>
           </w:r>
         </w:hyperlink>
       </w:r>
@@ -2934,19 +2940,9 @@
             <w:rPr>
               <w:rStyle w:val="Hyperlink"/>
             </w:rPr>
-            <w:t>s</w:t>
+            <w:t>%</w:t>
           </w:r>
         </w:hyperlink>
-      </w:r>
-      <w:r>
-        <w:rPr>
-          <w:rFonts w:ascii="Charis SIL Regular" w:hAnsi="Charis SIL Regular" w:eastAsia="Charis SIL Regular"/>
-          <w:b w:val="0"/>
-          <w:i w:val="0"/>
-          <w:color w:val="0000FF"/>
-          <w:sz w:val="24"/>
-        </w:rPr>
-        <w:t>%</w:t>
       </w:r>
       <w:r>
         <w:rPr>
@@ -2961,7 +2957,7 @@
             <w:rPr>
               <w:rStyle w:val="Hyperlink"/>
             </w:rPr>
-            <w:t>5B0%5D%5Bfield%5D=inform</w:t>
+            <w:t>5B0%5D%5Bfield%5D=infor</w:t>
           </w:r>
         </w:hyperlink>
       </w:r>
@@ -2978,7 +2974,7 @@
             <w:rPr>
               <w:rStyle w:val="Hyperlink"/>
             </w:rPr>
-            <w:t>a</w:t>
+            <w:t>m</w:t>
           </w:r>
         </w:hyperlink>
       </w:r>
@@ -2990,7 +2986,7 @@
           <w:color w:val="0000FF"/>
           <w:sz w:val="24"/>
         </w:rPr>
-        <w:t>t</w:t>
+        <w:t>at</w:t>
       </w:r>
       <w:r>
         <w:rPr>
@@ -3233,7 +3229,7 @@
             <w:rPr>
               <w:rStyle w:val="Hyperlink"/>
             </w:rPr>
-            <w:t>filters</w:t>
+            <w:t>filter</w:t>
           </w:r>
         </w:hyperlink>
       </w:r>
@@ -3250,9 +3246,19 @@
             <w:rPr>
               <w:rStyle w:val="Hyperlink"/>
             </w:rPr>
-            <w:t>%</w:t>
+            <w:t>s</w:t>
           </w:r>
         </w:hyperlink>
+      </w:r>
+      <w:r>
+        <w:rPr>
+          <w:rFonts w:ascii="Charis SIL Regular" w:hAnsi="Charis SIL Regular" w:eastAsia="Charis SIL Regular"/>
+          <w:b w:val="0"/>
+          <w:i w:val="0"/>
+          <w:color w:val="0000FF"/>
+          <w:sz w:val="24"/>
+        </w:rPr>
+        <w:t>%</w:t>
       </w:r>
       <w:r>
         <w:rPr>
@@ -3267,7 +3273,7 @@
             <w:rPr>
               <w:rStyle w:val="Hyperlink"/>
             </w:rPr>
-            <w:t>5B0%5D%5Bfield%5D=infor</w:t>
+            <w:t>5B0%5D%5Bfield%5D=inform</w:t>
           </w:r>
         </w:hyperlink>
       </w:r>
@@ -3284,7 +3290,7 @@
             <w:rPr>
               <w:rStyle w:val="Hyperlink"/>
             </w:rPr>
-            <w:t>m</w:t>
+            <w:t>a</w:t>
           </w:r>
         </w:hyperlink>
       </w:r>
@@ -3296,7 +3302,7 @@
           <w:color w:val="0000FF"/>
           <w:sz w:val="24"/>
         </w:rPr>
-        <w:t>at</w:t>
+        <w:t>t</w:t>
       </w:r>
       <w:r>
         <w:rPr>
@@ -3516,7 +3522,7 @@
             <w:rPr>
               <w:rStyle w:val="Hyperlink"/>
             </w:rPr>
-            <w:t>filter</w:t>
+            <w:t>filters</w:t>
           </w:r>
         </w:hyperlink>
       </w:r>
@@ -3533,19 +3539,9 @@
             <w:rPr>
               <w:rStyle w:val="Hyperlink"/>
             </w:rPr>
-            <w:t>s</w:t>
+            <w:t>%</w:t>
           </w:r>
         </w:hyperlink>
-      </w:r>
-      <w:r>
-        <w:rPr>
-          <w:rFonts w:ascii="Charis SIL Regular" w:hAnsi="Charis SIL Regular" w:eastAsia="Charis SIL Regular"/>
-          <w:b w:val="0"/>
-          <w:i w:val="0"/>
-          <w:color w:val="0000FF"/>
-          <w:sz w:val="24"/>
-        </w:rPr>
-        <w:t>%</w:t>
       </w:r>
       <w:r>
         <w:rPr>
@@ -3560,7 +3556,7 @@
             <w:rPr>
               <w:rStyle w:val="Hyperlink"/>
             </w:rPr>
-            <w:t>5B0%5D%5Bfield%5D=inform</w:t>
+            <w:t>5B0%5D%5Bfield%5D=infor</w:t>
           </w:r>
         </w:hyperlink>
       </w:r>
@@ -3577,7 +3573,7 @@
             <w:rPr>
               <w:rStyle w:val="Hyperlink"/>
             </w:rPr>
-            <w:t>a</w:t>
+            <w:t>m</w:t>
           </w:r>
         </w:hyperlink>
       </w:r>
@@ -3589,7 +3585,7 @@
           <w:color w:val="0000FF"/>
           <w:sz w:val="24"/>
         </w:rPr>
-        <w:t>t</w:t>
+        <w:t>at</w:t>
       </w:r>
       <w:r>
         <w:rPr>
@@ -3812,7 +3808,7 @@
             <w:rPr>
               <w:rStyle w:val="Hyperlink"/>
             </w:rPr>
-            <w:t>filters</w:t>
+            <w:t>filter</w:t>
           </w:r>
         </w:hyperlink>
       </w:r>
@@ -3829,9 +3825,19 @@
             <w:rPr>
               <w:rStyle w:val="Hyperlink"/>
             </w:rPr>
-            <w:t>%</w:t>
+            <w:t>s</w:t>
           </w:r>
         </w:hyperlink>
+      </w:r>
+      <w:r>
+        <w:rPr>
+          <w:rFonts w:ascii="Charis SIL Regular" w:hAnsi="Charis SIL Regular" w:eastAsia="Charis SIL Regular"/>
+          <w:b w:val="0"/>
+          <w:i w:val="0"/>
+          <w:color w:val="0000FF"/>
+          <w:sz w:val="24"/>
+        </w:rPr>
+        <w:t>%</w:t>
       </w:r>
       <w:r>
         <w:rPr>
@@ -3846,7 +3852,7 @@
             <w:rPr>
               <w:rStyle w:val="Hyperlink"/>
             </w:rPr>
-            <w:t>5B0%5D%5Bfield%5D=infor</w:t>
+            <w:t>5B0%5D%5Bfield%5D=inform</w:t>
           </w:r>
         </w:hyperlink>
       </w:r>
@@ -3863,7 +3869,7 @@
             <w:rPr>
               <w:rStyle w:val="Hyperlink"/>
             </w:rPr>
-            <w:t>m</w:t>
+            <w:t>a</w:t>
           </w:r>
         </w:hyperlink>
       </w:r>
@@ -3875,7 +3881,7 @@
           <w:color w:val="0000FF"/>
           <w:sz w:val="24"/>
         </w:rPr>
-        <w:t>at</w:t>
+        <w:t>t</w:t>
       </w:r>
       <w:r>
         <w:rPr>

--- a/EXPORTS/DOCX/published/niveau3/English/RMO.docx
+++ b/EXPORTS/DOCX/published/niveau3/English/RMO.docx
@@ -1478,32 +1478,7 @@
           <w:color w:val="000000"/>
           <w:sz w:val="24"/>
         </w:rPr>
-        <w:hyperlink r:id="rId9" w:history="1">
-          <w:r>
-            <w:rPr>
-              <w:rStyle w:val="Hyperlink"/>
-            </w:rPr>
-            <w:t xml:space="preserve">n. </w:t>
-          </w:r>
-        </w:hyperlink>
-      </w:r>
-      <w:r>
-        <w:rPr>
-          <w:u w:val="single" w:color="0000ff"/>
-          <w:rFonts w:ascii="Charis SIL Regular" w:hAnsi="Charis SIL Regular" w:eastAsia="Charis SIL Regular"/>
-          <w:b w:val="0"/>
-          <w:i w:val="0"/>
-          <w:color w:val="000000"/>
-          <w:sz w:val="24"/>
-        </w:rPr>
-        <w:hyperlink r:id="rId9" w:history="1">
-          <w:r>
-            <w:rPr>
-              <w:rStyle w:val="Hyperlink"/>
-            </w:rPr>
-            <w:t xml:space="preserve">The </w:t>
-          </w:r>
-        </w:hyperlink>
+        <w:t xml:space="preserve">n. The </w:t>
       </w:r>
       <w:r>
         <w:rPr>
@@ -1514,7 +1489,7 @@
           <w:sz w:val="24"/>
           <w:u w:val="single"/>
         </w:rPr>
-        <w:hyperlink r:id="rId9" w:history="1">
+        <w:hyperlink r:id="rId14" w:history="1">
           <w:r>
             <w:rPr>
               <w:rStyle w:val="Hyperlink"/>
@@ -1898,7 +1873,53 @@
           <w:color w:val="000000"/>
           <w:sz w:val="24"/>
         </w:rPr>
-        <w:t>. The archive of the KKZ, whic</w:t>
+        <w:t xml:space="preserve">. The archive of </w:t>
+      </w:r>
+      <w:r>
+        <w:rPr>
+          <w:u w:val="single" w:color="0000ff"/>
+          <w:rFonts w:ascii="Charis SIL Regular" w:hAnsi="Charis SIL Regular" w:eastAsia="Charis SIL Regular"/>
+          <w:b w:val="0"/>
+          <w:i w:val="0"/>
+          <w:color w:val="000000"/>
+          <w:sz w:val="24"/>
+        </w:rPr>
+        <w:hyperlink r:id="rId12" w:history="1">
+          <w:r>
+            <w:rPr>
+              <w:rStyle w:val="Hyperlink"/>
+            </w:rPr>
+            <w:t>the K</w:t>
+          </w:r>
+        </w:hyperlink>
+      </w:r>
+      <w:r>
+        <w:rPr>
+          <w:rFonts w:ascii="Charis SIL Regular" w:hAnsi="Charis SIL Regular" w:eastAsia="Charis SIL Regular"/>
+          <w:b w:val="0"/>
+          <w:i w:val="0"/>
+          <w:color w:val="000000"/>
+          <w:sz w:val="24"/>
+        </w:rPr>
+        <w:t>K</w:t>
+      </w:r>
+      <w:r>
+        <w:rPr>
+          <w:u w:val="single" w:color="0000ff"/>
+          <w:rFonts w:ascii="Charis SIL Regular" w:hAnsi="Charis SIL Regular" w:eastAsia="Charis SIL Regular"/>
+          <w:b w:val="0"/>
+          <w:i w:val="0"/>
+          <w:color w:val="000000"/>
+          <w:sz w:val="24"/>
+        </w:rPr>
+        <w:hyperlink r:id="rId12" w:history="1">
+          <w:r>
+            <w:rPr>
+              <w:rStyle w:val="Hyperlink"/>
+            </w:rPr>
+            <w:t>Z, whic</w:t>
+          </w:r>
+        </w:hyperlink>
       </w:r>
       <w:r>
         <w:rPr>
@@ -2957,51 +2978,7 @@
             <w:rPr>
               <w:rStyle w:val="Hyperlink"/>
             </w:rPr>
-            <w:t>5B0%5D%5Bfield%5D=infor</w:t>
-          </w:r>
-        </w:hyperlink>
-      </w:r>
-      <w:r>
-        <w:rPr>
-          <w:rFonts w:ascii="Charis SIL Regular" w:hAnsi="Charis SIL Regular" w:eastAsia="Charis SIL Regular"/>
-          <w:b w:val="0"/>
-          <w:i w:val="0"/>
-          <w:color w:val="0000FF"/>
-          <w:sz w:val="24"/>
-        </w:rPr>
-        <w:hyperlink r:id="rId16" w:history="1">
-          <w:r>
-            <w:rPr>
-              <w:rStyle w:val="Hyperlink"/>
-            </w:rPr>
-            <w:t>m</w:t>
-          </w:r>
-        </w:hyperlink>
-      </w:r>
-      <w:r>
-        <w:rPr>
-          <w:rFonts w:ascii="Charis SIL Regular" w:hAnsi="Charis SIL Regular" w:eastAsia="Charis SIL Regular"/>
-          <w:b w:val="0"/>
-          <w:i w:val="0"/>
-          <w:color w:val="0000FF"/>
-          <w:sz w:val="24"/>
-        </w:rPr>
-        <w:t>at</w:t>
-      </w:r>
-      <w:r>
-        <w:rPr>
-          <w:rFonts w:ascii="Charis SIL Regular" w:hAnsi="Charis SIL Regular" w:eastAsia="Charis SIL Regular"/>
-          <w:b w:val="0"/>
-          <w:i w:val="0"/>
-          <w:color w:val="0000FF"/>
-          <w:sz w:val="24"/>
-        </w:rPr>
-        <w:hyperlink r:id="rId16" w:history="1">
-          <w:r>
-            <w:rPr>
-              <w:rStyle w:val="Hyperlink"/>
-            </w:rPr>
-            <w:t>ion_type&amp;fil</w:t>
+            <w:t>5B0%5D%5Bfield%5D=informa</w:t>
           </w:r>
         </w:hyperlink>
       </w:r>
@@ -3035,9 +3012,36 @@
             <w:rPr>
               <w:rStyle w:val="Hyperlink"/>
             </w:rPr>
-            <w:t>ers%5B0%5D%5Bvalues%5D%5B0</w:t>
+            <w:t>ion_type&amp;filt</w:t>
           </w:r>
         </w:hyperlink>
+      </w:r>
+      <w:r>
+        <w:rPr>
+          <w:rFonts w:ascii="Charis SIL Regular" w:hAnsi="Charis SIL Regular" w:eastAsia="Charis SIL Regular"/>
+          <w:b w:val="0"/>
+          <w:i w:val="0"/>
+          <w:color w:val="0000FF"/>
+          <w:sz w:val="24"/>
+        </w:rPr>
+        <w:hyperlink r:id="rId16" w:history="1">
+          <w:r>
+            <w:rPr>
+              <w:rStyle w:val="Hyperlink"/>
+            </w:rPr>
+            <w:t>ers%5B0%5D%5Bvalues%5D%</w:t>
+          </w:r>
+        </w:hyperlink>
+      </w:r>
+      <w:r>
+        <w:rPr>
+          <w:rFonts w:ascii="Charis SIL Regular" w:hAnsi="Charis SIL Regular" w:eastAsia="Charis SIL Regular"/>
+          <w:b w:val="0"/>
+          <w:i w:val="0"/>
+          <w:color w:val="0000FF"/>
+          <w:sz w:val="24"/>
+        </w:rPr>
+        <w:t>5B0</w:t>
       </w:r>
     </w:p>
     <w:p>
@@ -3556,51 +3560,7 @@
             <w:rPr>
               <w:rStyle w:val="Hyperlink"/>
             </w:rPr>
-            <w:t>5B0%5D%5Bfield%5D=infor</w:t>
-          </w:r>
-        </w:hyperlink>
-      </w:r>
-      <w:r>
-        <w:rPr>
-          <w:rFonts w:ascii="Charis SIL Regular" w:hAnsi="Charis SIL Regular" w:eastAsia="Charis SIL Regular"/>
-          <w:b w:val="0"/>
-          <w:i w:val="0"/>
-          <w:color w:val="0000FF"/>
-          <w:sz w:val="24"/>
-        </w:rPr>
-        <w:hyperlink r:id="rId16" w:history="1">
-          <w:r>
-            <w:rPr>
-              <w:rStyle w:val="Hyperlink"/>
-            </w:rPr>
-            <w:t>m</w:t>
-          </w:r>
-        </w:hyperlink>
-      </w:r>
-      <w:r>
-        <w:rPr>
-          <w:rFonts w:ascii="Charis SIL Regular" w:hAnsi="Charis SIL Regular" w:eastAsia="Charis SIL Regular"/>
-          <w:b w:val="0"/>
-          <w:i w:val="0"/>
-          <w:color w:val="0000FF"/>
-          <w:sz w:val="24"/>
-        </w:rPr>
-        <w:t>at</w:t>
-      </w:r>
-      <w:r>
-        <w:rPr>
-          <w:rFonts w:ascii="Charis SIL Regular" w:hAnsi="Charis SIL Regular" w:eastAsia="Charis SIL Regular"/>
-          <w:b w:val="0"/>
-          <w:i w:val="0"/>
-          <w:color w:val="0000FF"/>
-          <w:sz w:val="24"/>
-        </w:rPr>
-        <w:hyperlink r:id="rId16" w:history="1">
-          <w:r>
-            <w:rPr>
-              <w:rStyle w:val="Hyperlink"/>
-            </w:rPr>
-            <w:t>ion_type&amp;fil</w:t>
+            <w:t>5B0%5D%5Bfield%5D=informa</w:t>
           </w:r>
         </w:hyperlink>
       </w:r>
@@ -3634,9 +3594,36 @@
             <w:rPr>
               <w:rStyle w:val="Hyperlink"/>
             </w:rPr>
-            <w:t>ers%5B0%5D%5Bvalues%5D%5B0</w:t>
+            <w:t>ion_type&amp;filt</w:t>
           </w:r>
         </w:hyperlink>
+      </w:r>
+      <w:r>
+        <w:rPr>
+          <w:rFonts w:ascii="Charis SIL Regular" w:hAnsi="Charis SIL Regular" w:eastAsia="Charis SIL Regular"/>
+          <w:b w:val="0"/>
+          <w:i w:val="0"/>
+          <w:color w:val="0000FF"/>
+          <w:sz w:val="24"/>
+        </w:rPr>
+        <w:hyperlink r:id="rId16" w:history="1">
+          <w:r>
+            <w:rPr>
+              <w:rStyle w:val="Hyperlink"/>
+            </w:rPr>
+            <w:t>ers%5B0%5D%5Bvalues%5D%</w:t>
+          </w:r>
+        </w:hyperlink>
+      </w:r>
+      <w:r>
+        <w:rPr>
+          <w:rFonts w:ascii="Charis SIL Regular" w:hAnsi="Charis SIL Regular" w:eastAsia="Charis SIL Regular"/>
+          <w:b w:val="0"/>
+          <w:i w:val="0"/>
+          <w:color w:val="0000FF"/>
+          <w:sz w:val="24"/>
+        </w:rPr>
+        <w:t>5B0</w:t>
       </w:r>
     </w:p>
     <w:p>

--- a/EXPORTS/DOCX/published/niveau3/English/RMO.docx
+++ b/EXPORTS/DOCX/published/niveau3/English/RMO.docx
@@ -676,53 +676,7 @@
           <w:color w:val="000000"/>
           <w:sz w:val="24"/>
         </w:rPr>
-        <w:t>played an important role</w:t>
-      </w:r>
-      <w:r>
-        <w:rPr>
-          <w:u w:val="single" w:color="0000ff"/>
-          <w:rFonts w:ascii="Charis SIL Regular" w:hAnsi="Charis SIL Regular" w:eastAsia="Charis SIL Regular"/>
-          <w:b w:val="0"/>
-          <w:i w:val="0"/>
-          <w:color w:val="000000"/>
-          <w:sz w:val="24"/>
-        </w:rPr>
-        <w:hyperlink r:id="rId11" w:history="1">
-          <w:r>
-            <w:rPr>
-              <w:rStyle w:val="Hyperlink"/>
-            </w:rPr>
-            <w:t xml:space="preserve"> in the pr</w:t>
-          </w:r>
-        </w:hyperlink>
-      </w:r>
-      <w:r>
-        <w:rPr>
-          <w:rFonts w:ascii="Charis SIL Regular" w:hAnsi="Charis SIL Regular" w:eastAsia="Charis SIL Regular"/>
-          <w:b w:val="0"/>
-          <w:i w:val="0"/>
-          <w:color w:val="000000"/>
-          <w:sz w:val="24"/>
-        </w:rPr>
-        <w:t>ofessiona</w:t>
-      </w:r>
-      <w:r>
-        <w:rPr>
-          <w:u w:val="single" w:color="0000ff"/>
-          <w:rFonts w:ascii="Charis SIL Regular" w:hAnsi="Charis SIL Regular" w:eastAsia="Charis SIL Regular"/>
-          <w:b w:val="0"/>
-          <w:i w:val="0"/>
-          <w:color w:val="000000"/>
-          <w:sz w:val="24"/>
-        </w:rPr>
-        <w:hyperlink r:id="rId12" w:history="1">
-          <w:r>
-            <w:rPr>
-              <w:rStyle w:val="Hyperlink"/>
-            </w:rPr>
-            <w:t>lisatio</w:t>
-          </w:r>
-        </w:hyperlink>
+        <w:t>played an important role in the professionalisatio</w:t>
       </w:r>
       <w:r>
         <w:rPr>
@@ -1489,7 +1443,7 @@
           <w:sz w:val="24"/>
           <w:u w:val="single"/>
         </w:rPr>
-        <w:hyperlink r:id="rId14" w:history="1">
+        <w:hyperlink r:id="rId9" w:history="1">
           <w:r>
             <w:rPr>
               <w:rStyle w:val="Hyperlink"/>
@@ -1873,35 +1827,7 @@
           <w:color w:val="000000"/>
           <w:sz w:val="24"/>
         </w:rPr>
-        <w:t xml:space="preserve">. The archive of </w:t>
-      </w:r>
-      <w:r>
-        <w:rPr>
-          <w:u w:val="single" w:color="0000ff"/>
-          <w:rFonts w:ascii="Charis SIL Regular" w:hAnsi="Charis SIL Regular" w:eastAsia="Charis SIL Regular"/>
-          <w:b w:val="0"/>
-          <w:i w:val="0"/>
-          <w:color w:val="000000"/>
-          <w:sz w:val="24"/>
-        </w:rPr>
-        <w:hyperlink r:id="rId12" w:history="1">
-          <w:r>
-            <w:rPr>
-              <w:rStyle w:val="Hyperlink"/>
-            </w:rPr>
-            <w:t>the K</w:t>
-          </w:r>
-        </w:hyperlink>
-      </w:r>
-      <w:r>
-        <w:rPr>
-          <w:rFonts w:ascii="Charis SIL Regular" w:hAnsi="Charis SIL Regular" w:eastAsia="Charis SIL Regular"/>
-          <w:b w:val="0"/>
-          <w:i w:val="0"/>
-          <w:color w:val="000000"/>
-          <w:sz w:val="24"/>
-        </w:rPr>
-        <w:t>K</w:t>
+        <w:t>. The archive of the KK</w:t>
       </w:r>
       <w:r>
         <w:rPr>
@@ -2944,7 +2870,7 @@
             <w:rPr>
               <w:rStyle w:val="Hyperlink"/>
             </w:rPr>
-            <w:t>filters</w:t>
+            <w:t>filter</w:t>
           </w:r>
         </w:hyperlink>
       </w:r>
@@ -2961,9 +2887,19 @@
             <w:rPr>
               <w:rStyle w:val="Hyperlink"/>
             </w:rPr>
-            <w:t>%</w:t>
+            <w:t>s</w:t>
           </w:r>
         </w:hyperlink>
+      </w:r>
+      <w:r>
+        <w:rPr>
+          <w:rFonts w:ascii="Charis SIL Regular" w:hAnsi="Charis SIL Regular" w:eastAsia="Charis SIL Regular"/>
+          <w:b w:val="0"/>
+          <w:i w:val="0"/>
+          <w:color w:val="0000FF"/>
+          <w:sz w:val="24"/>
+        </w:rPr>
+        <w:t>%</w:t>
       </w:r>
       <w:r>
         <w:rPr>
@@ -2978,7 +2914,51 @@
             <w:rPr>
               <w:rStyle w:val="Hyperlink"/>
             </w:rPr>
-            <w:t>5B0%5D%5Bfield%5D=informa</w:t>
+            <w:t>5B0%5D%5Bfield%5D=inform</w:t>
+          </w:r>
+        </w:hyperlink>
+      </w:r>
+      <w:r>
+        <w:rPr>
+          <w:rFonts w:ascii="Charis SIL Regular" w:hAnsi="Charis SIL Regular" w:eastAsia="Charis SIL Regular"/>
+          <w:b w:val="0"/>
+          <w:i w:val="0"/>
+          <w:color w:val="0000FF"/>
+          <w:sz w:val="24"/>
+        </w:rPr>
+        <w:hyperlink r:id="rId16" w:history="1">
+          <w:r>
+            <w:rPr>
+              <w:rStyle w:val="Hyperlink"/>
+            </w:rPr>
+            <w:t>a</w:t>
+          </w:r>
+        </w:hyperlink>
+      </w:r>
+      <w:r>
+        <w:rPr>
+          <w:rFonts w:ascii="Charis SIL Regular" w:hAnsi="Charis SIL Regular" w:eastAsia="Charis SIL Regular"/>
+          <w:b w:val="0"/>
+          <w:i w:val="0"/>
+          <w:color w:val="0000FF"/>
+          <w:sz w:val="24"/>
+        </w:rPr>
+        <w:t>t</w:t>
+      </w:r>
+      <w:r>
+        <w:rPr>
+          <w:rFonts w:ascii="Charis SIL Regular" w:hAnsi="Charis SIL Regular" w:eastAsia="Charis SIL Regular"/>
+          <w:b w:val="0"/>
+          <w:i w:val="0"/>
+          <w:color w:val="0000FF"/>
+          <w:sz w:val="24"/>
+        </w:rPr>
+        <w:hyperlink r:id="rId16" w:history="1">
+          <w:r>
+            <w:rPr>
+              <w:rStyle w:val="Hyperlink"/>
+            </w:rPr>
+            <w:t>ion_type&amp;fil</w:t>
           </w:r>
         </w:hyperlink>
       </w:r>
@@ -3012,36 +2992,9 @@
             <w:rPr>
               <w:rStyle w:val="Hyperlink"/>
             </w:rPr>
-            <w:t>ion_type&amp;filt</w:t>
+            <w:t>ers%5B0%5D%5Bvalues%5D%5B0</w:t>
           </w:r>
         </w:hyperlink>
-      </w:r>
-      <w:r>
-        <w:rPr>
-          <w:rFonts w:ascii="Charis SIL Regular" w:hAnsi="Charis SIL Regular" w:eastAsia="Charis SIL Regular"/>
-          <w:b w:val="0"/>
-          <w:i w:val="0"/>
-          <w:color w:val="0000FF"/>
-          <w:sz w:val="24"/>
-        </w:rPr>
-        <w:hyperlink r:id="rId16" w:history="1">
-          <w:r>
-            <w:rPr>
-              <w:rStyle w:val="Hyperlink"/>
-            </w:rPr>
-            <w:t>ers%5B0%5D%5Bvalues%5D%</w:t>
-          </w:r>
-        </w:hyperlink>
-      </w:r>
-      <w:r>
-        <w:rPr>
-          <w:rFonts w:ascii="Charis SIL Regular" w:hAnsi="Charis SIL Regular" w:eastAsia="Charis SIL Regular"/>
-          <w:b w:val="0"/>
-          <w:i w:val="0"/>
-          <w:color w:val="0000FF"/>
-          <w:sz w:val="24"/>
-        </w:rPr>
-        <w:t>5B0</w:t>
       </w:r>
     </w:p>
     <w:p>
@@ -3526,7 +3479,7 @@
             <w:rPr>
               <w:rStyle w:val="Hyperlink"/>
             </w:rPr>
-            <w:t>filters</w:t>
+            <w:t>filter</w:t>
           </w:r>
         </w:hyperlink>
       </w:r>
@@ -3543,9 +3496,19 @@
             <w:rPr>
               <w:rStyle w:val="Hyperlink"/>
             </w:rPr>
-            <w:t>%</w:t>
+            <w:t>s</w:t>
           </w:r>
         </w:hyperlink>
+      </w:r>
+      <w:r>
+        <w:rPr>
+          <w:rFonts w:ascii="Charis SIL Regular" w:hAnsi="Charis SIL Regular" w:eastAsia="Charis SIL Regular"/>
+          <w:b w:val="0"/>
+          <w:i w:val="0"/>
+          <w:color w:val="0000FF"/>
+          <w:sz w:val="24"/>
+        </w:rPr>
+        <w:t>%</w:t>
       </w:r>
       <w:r>
         <w:rPr>
@@ -3560,7 +3523,51 @@
             <w:rPr>
               <w:rStyle w:val="Hyperlink"/>
             </w:rPr>
-            <w:t>5B0%5D%5Bfield%5D=informa</w:t>
+            <w:t>5B0%5D%5Bfield%5D=inform</w:t>
+          </w:r>
+        </w:hyperlink>
+      </w:r>
+      <w:r>
+        <w:rPr>
+          <w:rFonts w:ascii="Charis SIL Regular" w:hAnsi="Charis SIL Regular" w:eastAsia="Charis SIL Regular"/>
+          <w:b w:val="0"/>
+          <w:i w:val="0"/>
+          <w:color w:val="0000FF"/>
+          <w:sz w:val="24"/>
+        </w:rPr>
+        <w:hyperlink r:id="rId16" w:history="1">
+          <w:r>
+            <w:rPr>
+              <w:rStyle w:val="Hyperlink"/>
+            </w:rPr>
+            <w:t>a</w:t>
+          </w:r>
+        </w:hyperlink>
+      </w:r>
+      <w:r>
+        <w:rPr>
+          <w:rFonts w:ascii="Charis SIL Regular" w:hAnsi="Charis SIL Regular" w:eastAsia="Charis SIL Regular"/>
+          <w:b w:val="0"/>
+          <w:i w:val="0"/>
+          <w:color w:val="0000FF"/>
+          <w:sz w:val="24"/>
+        </w:rPr>
+        <w:t>t</w:t>
+      </w:r>
+      <w:r>
+        <w:rPr>
+          <w:rFonts w:ascii="Charis SIL Regular" w:hAnsi="Charis SIL Regular" w:eastAsia="Charis SIL Regular"/>
+          <w:b w:val="0"/>
+          <w:i w:val="0"/>
+          <w:color w:val="0000FF"/>
+          <w:sz w:val="24"/>
+        </w:rPr>
+        <w:hyperlink r:id="rId16" w:history="1">
+          <w:r>
+            <w:rPr>
+              <w:rStyle w:val="Hyperlink"/>
+            </w:rPr>
+            <w:t>ion_type&amp;fil</w:t>
           </w:r>
         </w:hyperlink>
       </w:r>
@@ -3594,36 +3601,9 @@
             <w:rPr>
               <w:rStyle w:val="Hyperlink"/>
             </w:rPr>
-            <w:t>ion_type&amp;filt</w:t>
+            <w:t>ers%5B0%5D%5Bvalues%5D%5B0</w:t>
           </w:r>
         </w:hyperlink>
-      </w:r>
-      <w:r>
-        <w:rPr>
-          <w:rFonts w:ascii="Charis SIL Regular" w:hAnsi="Charis SIL Regular" w:eastAsia="Charis SIL Regular"/>
-          <w:b w:val="0"/>
-          <w:i w:val="0"/>
-          <w:color w:val="0000FF"/>
-          <w:sz w:val="24"/>
-        </w:rPr>
-        <w:hyperlink r:id="rId16" w:history="1">
-          <w:r>
-            <w:rPr>
-              <w:rStyle w:val="Hyperlink"/>
-            </w:rPr>
-            <w:t>ers%5B0%5D%5Bvalues%5D%</w:t>
-          </w:r>
-        </w:hyperlink>
-      </w:r>
-      <w:r>
-        <w:rPr>
-          <w:rFonts w:ascii="Charis SIL Regular" w:hAnsi="Charis SIL Regular" w:eastAsia="Charis SIL Regular"/>
-          <w:b w:val="0"/>
-          <w:i w:val="0"/>
-          <w:color w:val="0000FF"/>
-          <w:sz w:val="24"/>
-        </w:rPr>
-        <w:t>5B0</w:t>
       </w:r>
     </w:p>
     <w:p>

--- a/EXPORTS/DOCX/published/niveau3/English/RMO.docx
+++ b/EXPORTS/DOCX/published/niveau3/English/RMO.docx
@@ -676,7 +676,7 @@
           <w:color w:val="000000"/>
           <w:sz w:val="24"/>
         </w:rPr>
-        <w:t>played an important role in the professionalisatio</w:t>
+        <w:t>played an important role</w:t>
       </w:r>
       <w:r>
         <w:rPr>
@@ -687,50 +687,24 @@
           <w:color w:val="000000"/>
           <w:sz w:val="24"/>
         </w:rPr>
-        <w:hyperlink r:id="rId12" w:history="1">
+        <w:hyperlink r:id="rId11" w:history="1">
           <w:r>
             <w:rPr>
               <w:rStyle w:val="Hyperlink"/>
             </w:rPr>
-            <w:t>n of mu</w:t>
+            <w:t xml:space="preserve"> in the pr</w:t>
           </w:r>
         </w:hyperlink>
       </w:r>
       <w:r>
         <w:rPr>
-          <w:u w:val="single" w:color="0000ff"/>
           <w:rFonts w:ascii="Charis SIL Regular" w:hAnsi="Charis SIL Regular" w:eastAsia="Charis SIL Regular"/>
           <w:b w:val="0"/>
           <w:i w:val="0"/>
           <w:color w:val="000000"/>
           <w:sz w:val="24"/>
         </w:rPr>
-        <w:hyperlink r:id="rId12" w:history="1">
-          <w:r>
-            <w:rPr>
-              <w:rStyle w:val="Hyperlink"/>
-            </w:rPr>
-            <w:t>s</w:t>
-          </w:r>
-        </w:hyperlink>
-      </w:r>
-      <w:r>
-        <w:rPr>
-          <w:u w:val="single" w:color="0000ff"/>
-          <w:rFonts w:ascii="Charis SIL Regular" w:hAnsi="Charis SIL Regular" w:eastAsia="Charis SIL Regular"/>
-          <w:b w:val="0"/>
-          <w:i w:val="0"/>
-          <w:color w:val="000000"/>
-          <w:sz w:val="24"/>
-        </w:rPr>
-        <w:hyperlink r:id="rId12" w:history="1">
-          <w:r>
-            <w:rPr>
-              <w:rStyle w:val="Hyperlink"/>
-            </w:rPr>
-            <w:t>eu</w:t>
-          </w:r>
-        </w:hyperlink>
+        <w:t>ofessionalisation of museu</w:t>
       </w:r>
       <w:r>
         <w:rPr>
@@ -1432,7 +1406,32 @@
           <w:color w:val="000000"/>
           <w:sz w:val="24"/>
         </w:rPr>
-        <w:t xml:space="preserve">n. The </w:t>
+        <w:hyperlink r:id="rId9" w:history="1">
+          <w:r>
+            <w:rPr>
+              <w:rStyle w:val="Hyperlink"/>
+            </w:rPr>
+            <w:t xml:space="preserve">n. </w:t>
+          </w:r>
+        </w:hyperlink>
+      </w:r>
+      <w:r>
+        <w:rPr>
+          <w:u w:val="single" w:color="0000ff"/>
+          <w:rFonts w:ascii="Charis SIL Regular" w:hAnsi="Charis SIL Regular" w:eastAsia="Charis SIL Regular"/>
+          <w:b w:val="0"/>
+          <w:i w:val="0"/>
+          <w:color w:val="000000"/>
+          <w:sz w:val="24"/>
+        </w:rPr>
+        <w:hyperlink r:id="rId9" w:history="1">
+          <w:r>
+            <w:rPr>
+              <w:rStyle w:val="Hyperlink"/>
+            </w:rPr>
+            <w:t xml:space="preserve">The </w:t>
+          </w:r>
+        </w:hyperlink>
       </w:r>
       <w:r>
         <w:rPr>
@@ -3186,7 +3185,7 @@
             <w:rPr>
               <w:rStyle w:val="Hyperlink"/>
             </w:rPr>
-            <w:t>filter</w:t>
+            <w:t>filters</w:t>
           </w:r>
         </w:hyperlink>
       </w:r>
@@ -3203,19 +3202,9 @@
             <w:rPr>
               <w:rStyle w:val="Hyperlink"/>
             </w:rPr>
-            <w:t>s</w:t>
+            <w:t>%</w:t>
           </w:r>
         </w:hyperlink>
-      </w:r>
-      <w:r>
-        <w:rPr>
-          <w:rFonts w:ascii="Charis SIL Regular" w:hAnsi="Charis SIL Regular" w:eastAsia="Charis SIL Regular"/>
-          <w:b w:val="0"/>
-          <w:i w:val="0"/>
-          <w:color w:val="0000FF"/>
-          <w:sz w:val="24"/>
-        </w:rPr>
-        <w:t>%</w:t>
       </w:r>
       <w:r>
         <w:rPr>
@@ -3230,51 +3219,7 @@
             <w:rPr>
               <w:rStyle w:val="Hyperlink"/>
             </w:rPr>
-            <w:t>5B0%5D%5Bfield%5D=inform</w:t>
-          </w:r>
-        </w:hyperlink>
-      </w:r>
-      <w:r>
-        <w:rPr>
-          <w:rFonts w:ascii="Charis SIL Regular" w:hAnsi="Charis SIL Regular" w:eastAsia="Charis SIL Regular"/>
-          <w:b w:val="0"/>
-          <w:i w:val="0"/>
-          <w:color w:val="0000FF"/>
-          <w:sz w:val="24"/>
-        </w:rPr>
-        <w:hyperlink r:id="rId16" w:history="1">
-          <w:r>
-            <w:rPr>
-              <w:rStyle w:val="Hyperlink"/>
-            </w:rPr>
-            <w:t>a</w:t>
-          </w:r>
-        </w:hyperlink>
-      </w:r>
-      <w:r>
-        <w:rPr>
-          <w:rFonts w:ascii="Charis SIL Regular" w:hAnsi="Charis SIL Regular" w:eastAsia="Charis SIL Regular"/>
-          <w:b w:val="0"/>
-          <w:i w:val="0"/>
-          <w:color w:val="0000FF"/>
-          <w:sz w:val="24"/>
-        </w:rPr>
-        <w:t>t</w:t>
-      </w:r>
-      <w:r>
-        <w:rPr>
-          <w:rFonts w:ascii="Charis SIL Regular" w:hAnsi="Charis SIL Regular" w:eastAsia="Charis SIL Regular"/>
-          <w:b w:val="0"/>
-          <w:i w:val="0"/>
-          <w:color w:val="0000FF"/>
-          <w:sz w:val="24"/>
-        </w:rPr>
-        <w:hyperlink r:id="rId16" w:history="1">
-          <w:r>
-            <w:rPr>
-              <w:rStyle w:val="Hyperlink"/>
-            </w:rPr>
-            <w:t>ion_type&amp;fil</w:t>
+            <w:t>5B0%5D%5Bfield%5D=informa</w:t>
           </w:r>
         </w:hyperlink>
       </w:r>
@@ -3308,9 +3253,36 @@
             <w:rPr>
               <w:rStyle w:val="Hyperlink"/>
             </w:rPr>
-            <w:t>ers%5B0%5D%5Bvalues%5D%5B0</w:t>
+            <w:t>ion_type&amp;filt</w:t>
           </w:r>
         </w:hyperlink>
+      </w:r>
+      <w:r>
+        <w:rPr>
+          <w:rFonts w:ascii="Charis SIL Regular" w:hAnsi="Charis SIL Regular" w:eastAsia="Charis SIL Regular"/>
+          <w:b w:val="0"/>
+          <w:i w:val="0"/>
+          <w:color w:val="0000FF"/>
+          <w:sz w:val="24"/>
+        </w:rPr>
+        <w:hyperlink r:id="rId16" w:history="1">
+          <w:r>
+            <w:rPr>
+              <w:rStyle w:val="Hyperlink"/>
+            </w:rPr>
+            <w:t>ers%5B0%5D%5Bvalues%5D%</w:t>
+          </w:r>
+        </w:hyperlink>
+      </w:r>
+      <w:r>
+        <w:rPr>
+          <w:rFonts w:ascii="Charis SIL Regular" w:hAnsi="Charis SIL Regular" w:eastAsia="Charis SIL Regular"/>
+          <w:b w:val="0"/>
+          <w:i w:val="0"/>
+          <w:color w:val="0000FF"/>
+          <w:sz w:val="24"/>
+        </w:rPr>
+        <w:t>5B0</w:t>
       </w:r>
     </w:p>
     <w:p>

--- a/EXPORTS/DOCX/published/niveau3/English/RMO.docx
+++ b/EXPORTS/DOCX/published/niveau3/English/RMO.docx
@@ -397,35 +397,7 @@
           <w:color w:val="000000"/>
           <w:sz w:val="24"/>
         </w:rPr>
-        <w:t>appointed professor of archaeology at Leiden University, thus als</w:t>
-      </w:r>
-      <w:r>
-        <w:rPr>
-          <w:u w:val="single" w:color="0000ff"/>
-          <w:rFonts w:ascii="Charis SIL Regular" w:hAnsi="Charis SIL Regular" w:eastAsia="Charis SIL Regular"/>
-          <w:b w:val="0"/>
-          <w:i w:val="0"/>
-          <w:color w:val="000000"/>
-          <w:sz w:val="24"/>
-        </w:rPr>
-        <w:hyperlink r:id="rId10" w:history="1">
-          <w:r>
-            <w:rPr>
-              <w:rStyle w:val="Hyperlink"/>
-            </w:rPr>
-            <w:t>o beco</w:t>
-          </w:r>
-        </w:hyperlink>
-      </w:r>
-      <w:r>
-        <w:rPr>
-          <w:rFonts w:ascii="Charis SIL Regular" w:hAnsi="Charis SIL Regular" w:eastAsia="Charis SIL Regular"/>
-          <w:b w:val="0"/>
-          <w:i w:val="0"/>
-          <w:color w:val="000000"/>
-          <w:sz w:val="24"/>
-        </w:rPr>
-        <w:t>m</w:t>
+        <w:t>appointed professor of archaeology at Leiden University, thus also becom</w:t>
       </w:r>
       <w:r>
         <w:rPr>
@@ -704,7 +676,79 @@
           <w:color w:val="000000"/>
           <w:sz w:val="24"/>
         </w:rPr>
-        <w:t>ofessionalisation of museu</w:t>
+        <w:t>ofessiona</w:t>
+      </w:r>
+      <w:r>
+        <w:rPr>
+          <w:u w:val="single" w:color="0000ff"/>
+          <w:rFonts w:ascii="Charis SIL Regular" w:hAnsi="Charis SIL Regular" w:eastAsia="Charis SIL Regular"/>
+          <w:b w:val="0"/>
+          <w:i w:val="0"/>
+          <w:color w:val="000000"/>
+          <w:sz w:val="24"/>
+        </w:rPr>
+        <w:hyperlink r:id="rId12" w:history="1">
+          <w:r>
+            <w:rPr>
+              <w:rStyle w:val="Hyperlink"/>
+            </w:rPr>
+            <w:t>lisatio</w:t>
+          </w:r>
+        </w:hyperlink>
+      </w:r>
+      <w:r>
+        <w:rPr>
+          <w:u w:val="single" w:color="0000ff"/>
+          <w:rFonts w:ascii="Charis SIL Regular" w:hAnsi="Charis SIL Regular" w:eastAsia="Charis SIL Regular"/>
+          <w:b w:val="0"/>
+          <w:i w:val="0"/>
+          <w:color w:val="000000"/>
+          <w:sz w:val="24"/>
+        </w:rPr>
+        <w:hyperlink r:id="rId12" w:history="1">
+          <w:r>
+            <w:rPr>
+              <w:rStyle w:val="Hyperlink"/>
+            </w:rPr>
+            <w:t>n of mu</w:t>
+          </w:r>
+        </w:hyperlink>
+      </w:r>
+      <w:r>
+        <w:rPr>
+          <w:u w:val="single" w:color="0000ff"/>
+          <w:rFonts w:ascii="Charis SIL Regular" w:hAnsi="Charis SIL Regular" w:eastAsia="Charis SIL Regular"/>
+          <w:b w:val="0"/>
+          <w:i w:val="0"/>
+          <w:color w:val="000000"/>
+          <w:sz w:val="24"/>
+        </w:rPr>
+        <w:hyperlink r:id="rId12" w:history="1">
+          <w:r>
+            <w:rPr>
+              <w:rStyle w:val="Hyperlink"/>
+            </w:rPr>
+            <w:t>s</w:t>
+          </w:r>
+        </w:hyperlink>
+      </w:r>
+      <w:r>
+        <w:rPr>
+          <w:u w:val="single" w:color="0000ff"/>
+          <w:rFonts w:ascii="Charis SIL Regular" w:hAnsi="Charis SIL Regular" w:eastAsia="Charis SIL Regular"/>
+          <w:b w:val="0"/>
+          <w:i w:val="0"/>
+          <w:color w:val="000000"/>
+          <w:sz w:val="24"/>
+        </w:rPr>
+        <w:hyperlink r:id="rId12" w:history="1">
+          <w:r>
+            <w:rPr>
+              <w:rStyle w:val="Hyperlink"/>
+            </w:rPr>
+            <w:t>eu</w:t>
+          </w:r>
+        </w:hyperlink>
       </w:r>
       <w:r>
         <w:rPr>
@@ -1370,32 +1414,13 @@
       </w:r>
       <w:r>
         <w:rPr>
-          <w:u w:val="single" w:color="0000ff"/>
           <w:rFonts w:ascii="Charis SIL Regular" w:hAnsi="Charis SIL Regular" w:eastAsia="Charis SIL Regular"/>
           <w:b w:val="0"/>
           <w:i w:val="0"/>
           <w:color w:val="000000"/>
           <w:sz w:val="24"/>
         </w:rPr>
-        <w:t xml:space="preserve"> </w:t>
-      </w:r>
-      <w:r>
-        <w:rPr>
-          <w:u w:val="single" w:color="0000ff"/>
-          <w:rFonts w:ascii="Charis SIL Regular" w:hAnsi="Charis SIL Regular" w:eastAsia="Charis SIL Regular"/>
-          <w:b w:val="0"/>
-          <w:i w:val="0"/>
-          <w:color w:val="000000"/>
-          <w:sz w:val="24"/>
-        </w:rPr>
-        <w:hyperlink r:id="rId9" w:history="1">
-          <w:r>
-            <w:rPr>
-              <w:rStyle w:val="Hyperlink"/>
-            </w:rPr>
-            <w:t>collectio</w:t>
-          </w:r>
-        </w:hyperlink>
+        <w:t xml:space="preserve"> collectio</w:t>
       </w:r>
       <w:r>
         <w:rPr>
@@ -1417,7 +1442,6 @@
       </w:r>
       <w:r>
         <w:rPr>
-          <w:u w:val="single" w:color="0000ff"/>
           <w:rFonts w:ascii="Charis SIL Regular" w:hAnsi="Charis SIL Regular" w:eastAsia="Charis SIL Regular"/>
           <w:b w:val="0"/>
           <w:i w:val="0"/>
@@ -1442,7 +1466,7 @@
           <w:sz w:val="24"/>
           <w:u w:val="single"/>
         </w:rPr>
-        <w:hyperlink r:id="rId9" w:history="1">
+        <w:hyperlink r:id="rId14" w:history="1">
           <w:r>
             <w:rPr>
               <w:rStyle w:val="Hyperlink"/>
@@ -1826,7 +1850,36 @@
           <w:color w:val="000000"/>
           <w:sz w:val="24"/>
         </w:rPr>
-        <w:t>. The archive of the KK</w:t>
+        <w:t xml:space="preserve">. The archive of </w:t>
+      </w:r>
+      <w:r>
+        <w:rPr>
+          <w:u w:val="single" w:color="0000ff"/>
+          <w:rFonts w:ascii="Charis SIL Regular" w:hAnsi="Charis SIL Regular" w:eastAsia="Charis SIL Regular"/>
+          <w:b w:val="0"/>
+          <w:i w:val="0"/>
+          <w:color w:val="000000"/>
+          <w:sz w:val="24"/>
+        </w:rPr>
+        <w:hyperlink r:id="rId12" w:history="1">
+          <w:r>
+            <w:rPr>
+              <w:rStyle w:val="Hyperlink"/>
+            </w:rPr>
+            <w:t>the K</w:t>
+          </w:r>
+        </w:hyperlink>
+      </w:r>
+      <w:r>
+        <w:rPr>
+          <w:u w:val="single" w:color="0000ff"/>
+          <w:rFonts w:ascii="Charis SIL Regular" w:hAnsi="Charis SIL Regular" w:eastAsia="Charis SIL Regular"/>
+          <w:b w:val="0"/>
+          <w:i w:val="0"/>
+          <w:color w:val="000000"/>
+          <w:sz w:val="24"/>
+        </w:rPr>
+        <w:t>K</w:t>
       </w:r>
       <w:r>
         <w:rPr>
@@ -2166,8 +2219,9 @@
           <w:i w:val="0"/>
           <w:color w:val="0000FF"/>
           <w:sz w:val="24"/>
-        </w:rPr>
-        <w:t>i</w:t>
+          <w:u w:val="single"/>
+        </w:rPr>
+        <w:t>ic research in colonised territorie</w:t>
       </w:r>
       <w:r>
         <w:rPr>
@@ -2176,9 +2230,8 @@
           <w:i w:val="0"/>
           <w:color w:val="0000FF"/>
           <w:sz w:val="24"/>
-          <w:u w:val="single"/>
-        </w:rPr>
-        <w:t>c research in colonised territories</w:t>
+        </w:rPr>
+        <w:t>s</w:t>
       </w:r>
       <w:r>
         <w:br/>
@@ -3185,7 +3238,7 @@
             <w:rPr>
               <w:rStyle w:val="Hyperlink"/>
             </w:rPr>
-            <w:t>filters</w:t>
+            <w:t>filter</w:t>
           </w:r>
         </w:hyperlink>
       </w:r>
@@ -3202,7 +3255,7 @@
             <w:rPr>
               <w:rStyle w:val="Hyperlink"/>
             </w:rPr>
-            <w:t>%</w:t>
+            <w:t>s</w:t>
           </w:r>
         </w:hyperlink>
       </w:r>
@@ -3214,12 +3267,66 @@
           <w:color w:val="0000FF"/>
           <w:sz w:val="24"/>
         </w:rPr>
+        <w:t>%</w:t>
+      </w:r>
+      <w:r>
+        <w:rPr>
+          <w:rFonts w:ascii="Charis SIL Regular" w:hAnsi="Charis SIL Regular" w:eastAsia="Charis SIL Regular"/>
+          <w:b w:val="0"/>
+          <w:i w:val="0"/>
+          <w:color w:val="0000FF"/>
+          <w:sz w:val="24"/>
+        </w:rPr>
         <w:hyperlink r:id="rId16" w:history="1">
           <w:r>
             <w:rPr>
               <w:rStyle w:val="Hyperlink"/>
             </w:rPr>
-            <w:t>5B0%5D%5Bfield%5D=informa</w:t>
+            <w:t>5B0%5D%5Bfield%5D=inform</w:t>
+          </w:r>
+        </w:hyperlink>
+      </w:r>
+      <w:r>
+        <w:rPr>
+          <w:rFonts w:ascii="Charis SIL Regular" w:hAnsi="Charis SIL Regular" w:eastAsia="Charis SIL Regular"/>
+          <w:b w:val="0"/>
+          <w:i w:val="0"/>
+          <w:color w:val="0000FF"/>
+          <w:sz w:val="24"/>
+        </w:rPr>
+        <w:hyperlink r:id="rId16" w:history="1">
+          <w:r>
+            <w:rPr>
+              <w:rStyle w:val="Hyperlink"/>
+            </w:rPr>
+            <w:t>a</w:t>
+          </w:r>
+        </w:hyperlink>
+      </w:r>
+      <w:r>
+        <w:rPr>
+          <w:rFonts w:ascii="Charis SIL Regular" w:hAnsi="Charis SIL Regular" w:eastAsia="Charis SIL Regular"/>
+          <w:b w:val="0"/>
+          <w:i w:val="0"/>
+          <w:color w:val="0000FF"/>
+          <w:sz w:val="24"/>
+        </w:rPr>
+        <w:t>t</w:t>
+      </w:r>
+      <w:r>
+        <w:rPr>
+          <w:rFonts w:ascii="Charis SIL Regular" w:hAnsi="Charis SIL Regular" w:eastAsia="Charis SIL Regular"/>
+          <w:b w:val="0"/>
+          <w:i w:val="0"/>
+          <w:color w:val="0000FF"/>
+          <w:sz w:val="24"/>
+        </w:rPr>
+        <w:hyperlink r:id="rId16" w:history="1">
+          <w:r>
+            <w:rPr>
+              <w:rStyle w:val="Hyperlink"/>
+            </w:rPr>
+            <w:t>ion_type&amp;fil</w:t>
           </w:r>
         </w:hyperlink>
       </w:r>
@@ -3253,36 +3360,9 @@
             <w:rPr>
               <w:rStyle w:val="Hyperlink"/>
             </w:rPr>
-            <w:t>ion_type&amp;filt</w:t>
+            <w:t>ers%5B0%5D%5Bvalues%5D%5B0</w:t>
           </w:r>
         </w:hyperlink>
-      </w:r>
-      <w:r>
-        <w:rPr>
-          <w:rFonts w:ascii="Charis SIL Regular" w:hAnsi="Charis SIL Regular" w:eastAsia="Charis SIL Regular"/>
-          <w:b w:val="0"/>
-          <w:i w:val="0"/>
-          <w:color w:val="0000FF"/>
-          <w:sz w:val="24"/>
-        </w:rPr>
-        <w:hyperlink r:id="rId16" w:history="1">
-          <w:r>
-            <w:rPr>
-              <w:rStyle w:val="Hyperlink"/>
-            </w:rPr>
-            <w:t>ers%5B0%5D%5Bvalues%5D%</w:t>
-          </w:r>
-        </w:hyperlink>
-      </w:r>
-      <w:r>
-        <w:rPr>
-          <w:rFonts w:ascii="Charis SIL Regular" w:hAnsi="Charis SIL Regular" w:eastAsia="Charis SIL Regular"/>
-          <w:b w:val="0"/>
-          <w:i w:val="0"/>
-          <w:color w:val="0000FF"/>
-          <w:sz w:val="24"/>
-        </w:rPr>
-        <w:t>5B0</w:t>
       </w:r>
     </w:p>
     <w:p>

--- a/EXPORTS/DOCX/published/niveau3/English/RMO.docx
+++ b/EXPORTS/DOCX/published/niveau3/English/RMO.docx
@@ -397,7 +397,36 @@
           <w:color w:val="000000"/>
           <w:sz w:val="24"/>
         </w:rPr>
-        <w:t>appointed professor of archaeology at Leiden University, thus also becom</w:t>
+        <w:t>appointed professor of archaeology at Leiden University, thus als</w:t>
+      </w:r>
+      <w:r>
+        <w:rPr>
+          <w:u w:val="single" w:color="0000ff"/>
+          <w:rFonts w:ascii="Charis SIL Regular" w:hAnsi="Charis SIL Regular" w:eastAsia="Charis SIL Regular"/>
+          <w:b w:val="0"/>
+          <w:i w:val="0"/>
+          <w:color w:val="000000"/>
+          <w:sz w:val="24"/>
+        </w:rPr>
+        <w:hyperlink r:id="rId10" w:history="1">
+          <w:r>
+            <w:rPr>
+              <w:rStyle w:val="Hyperlink"/>
+            </w:rPr>
+            <w:t>o beco</w:t>
+          </w:r>
+        </w:hyperlink>
+      </w:r>
+      <w:r>
+        <w:rPr>
+          <w:u w:val="single" w:color="0000ff"/>
+          <w:rFonts w:ascii="Charis SIL Regular" w:hAnsi="Charis SIL Regular" w:eastAsia="Charis SIL Regular"/>
+          <w:b w:val="0"/>
+          <w:i w:val="0"/>
+          <w:color w:val="000000"/>
+          <w:sz w:val="24"/>
+        </w:rPr>
+        <w:t>m</w:t>
       </w:r>
       <w:r>
         <w:rPr>
@@ -1017,61 +1046,7 @@
           <w:color w:val="000000"/>
           <w:sz w:val="24"/>
         </w:rPr>
-        <w:t xml:space="preserve">Wereldmuseum Leiden). In 2023 and 2024 several of </w:t>
-      </w:r>
-      <w:r>
-        <w:rPr>
-          <w:u w:val="single" w:color="0000ff"/>
-          <w:rFonts w:ascii="Charis SIL Regular" w:hAnsi="Charis SIL Regular" w:eastAsia="Charis SIL Regular"/>
-          <w:b w:val="0"/>
-          <w:i w:val="0"/>
-          <w:color w:val="000000"/>
-          <w:sz w:val="24"/>
-        </w:rPr>
-        <w:hyperlink r:id="rId13" w:history="1">
-          <w:r>
-            <w:rPr>
-              <w:rStyle w:val="Hyperlink"/>
-            </w:rPr>
-            <w:t>t</w:t>
-          </w:r>
-        </w:hyperlink>
-      </w:r>
-      <w:r>
-        <w:rPr>
-          <w:u w:val="single" w:color="0000ff"/>
-          <w:rFonts w:ascii="Charis SIL Regular" w:hAnsi="Charis SIL Regular" w:eastAsia="Charis SIL Regular"/>
-          <w:b w:val="0"/>
-          <w:i w:val="0"/>
-          <w:color w:val="000000"/>
-          <w:sz w:val="24"/>
-        </w:rPr>
-        <w:hyperlink r:id="rId13" w:history="1">
-          <w:r>
-            <w:rPr>
-              <w:rStyle w:val="Hyperlink"/>
-            </w:rPr>
-            <w:t>h</w:t>
-          </w:r>
-        </w:hyperlink>
-      </w:r>
-      <w:r>
-        <w:rPr>
-          <w:u w:val="single" w:color="0000ff"/>
-          <w:rFonts w:ascii="Charis SIL Regular" w:hAnsi="Charis SIL Regular" w:eastAsia="Charis SIL Regular"/>
-          <w:b w:val="0"/>
-          <w:i w:val="0"/>
-          <w:color w:val="000000"/>
-          <w:sz w:val="24"/>
-        </w:rPr>
-        <w:hyperlink r:id="rId13" w:history="1">
-          <w:r>
-            <w:rPr>
-              <w:rStyle w:val="Hyperlink"/>
-            </w:rPr>
-            <w:t>e Sin</w:t>
-          </w:r>
-        </w:hyperlink>
+        <w:t>Wereldmuseum Leiden). In 2023 and 2024 several of the Sin</w:t>
       </w:r>
       <w:r>
         <w:rPr>
@@ -1414,6 +1389,7 @@
       </w:r>
       <w:r>
         <w:rPr>
+          <w:u w:val="single" w:color="0000ff"/>
           <w:rFonts w:ascii="Charis SIL Regular" w:hAnsi="Charis SIL Regular" w:eastAsia="Charis SIL Regular"/>
           <w:b w:val="0"/>
           <w:i w:val="0"/>
@@ -1442,6 +1418,7 @@
       </w:r>
       <w:r>
         <w:rPr>
+          <w:u w:val="single" w:color="0000ff"/>
           <w:rFonts w:ascii="Charis SIL Regular" w:hAnsi="Charis SIL Regular" w:eastAsia="Charis SIL Regular"/>
           <w:b w:val="0"/>
           <w:i w:val="0"/>
@@ -1466,7 +1443,7 @@
           <w:sz w:val="24"/>
           <w:u w:val="single"/>
         </w:rPr>
-        <w:hyperlink r:id="rId14" w:history="1">
+        <w:hyperlink r:id="rId9" w:history="1">
           <w:r>
             <w:rPr>
               <w:rStyle w:val="Hyperlink"/>
@@ -1850,118 +1827,7 @@
           <w:color w:val="000000"/>
           <w:sz w:val="24"/>
         </w:rPr>
-        <w:t xml:space="preserve">. The archive of </w:t>
-      </w:r>
-      <w:r>
-        <w:rPr>
-          <w:u w:val="single" w:color="0000ff"/>
-          <w:rFonts w:ascii="Charis SIL Regular" w:hAnsi="Charis SIL Regular" w:eastAsia="Charis SIL Regular"/>
-          <w:b w:val="0"/>
-          <w:i w:val="0"/>
-          <w:color w:val="000000"/>
-          <w:sz w:val="24"/>
-        </w:rPr>
-        <w:hyperlink r:id="rId12" w:history="1">
-          <w:r>
-            <w:rPr>
-              <w:rStyle w:val="Hyperlink"/>
-            </w:rPr>
-            <w:t>the K</w:t>
-          </w:r>
-        </w:hyperlink>
-      </w:r>
-      <w:r>
-        <w:rPr>
-          <w:u w:val="single" w:color="0000ff"/>
-          <w:rFonts w:ascii="Charis SIL Regular" w:hAnsi="Charis SIL Regular" w:eastAsia="Charis SIL Regular"/>
-          <w:b w:val="0"/>
-          <w:i w:val="0"/>
-          <w:color w:val="000000"/>
-          <w:sz w:val="24"/>
-        </w:rPr>
-        <w:t>K</w:t>
-      </w:r>
-      <w:r>
-        <w:rPr>
-          <w:u w:val="single" w:color="0000ff"/>
-          <w:rFonts w:ascii="Charis SIL Regular" w:hAnsi="Charis SIL Regular" w:eastAsia="Charis SIL Regular"/>
-          <w:b w:val="0"/>
-          <w:i w:val="0"/>
-          <w:color w:val="000000"/>
-          <w:sz w:val="24"/>
-        </w:rPr>
-        <w:hyperlink r:id="rId12" w:history="1">
-          <w:r>
-            <w:rPr>
-              <w:rStyle w:val="Hyperlink"/>
-            </w:rPr>
-            <w:t>Z, whic</w:t>
-          </w:r>
-        </w:hyperlink>
-      </w:r>
-      <w:r>
-        <w:rPr>
-          <w:u w:val="single" w:color="0000ff"/>
-          <w:rFonts w:ascii="Charis SIL Regular" w:hAnsi="Charis SIL Regular" w:eastAsia="Charis SIL Regular"/>
-          <w:b w:val="0"/>
-          <w:i w:val="0"/>
-          <w:color w:val="000000"/>
-          <w:sz w:val="24"/>
-        </w:rPr>
-        <w:hyperlink r:id="rId12" w:history="1">
-          <w:r>
-            <w:rPr>
-              <w:rStyle w:val="Hyperlink"/>
-            </w:rPr>
-            <w:t>h i</w:t>
-          </w:r>
-        </w:hyperlink>
-      </w:r>
-      <w:r>
-        <w:rPr>
-          <w:u w:val="single" w:color="0000ff"/>
-          <w:rFonts w:ascii="Charis SIL Regular" w:hAnsi="Charis SIL Regular" w:eastAsia="Charis SIL Regular"/>
-          <w:b w:val="0"/>
-          <w:i w:val="0"/>
-          <w:color w:val="000000"/>
-          <w:sz w:val="24"/>
-        </w:rPr>
-        <w:hyperlink r:id="rId12" w:history="1">
-          <w:r>
-            <w:rPr>
-              <w:rStyle w:val="Hyperlink"/>
-            </w:rPr>
-            <w:t>s</w:t>
-          </w:r>
-        </w:hyperlink>
-      </w:r>
-      <w:r>
-        <w:rPr>
-          <w:u w:val="single" w:color="0000ff"/>
-          <w:rFonts w:ascii="Charis SIL Regular" w:hAnsi="Charis SIL Regular" w:eastAsia="Charis SIL Regular"/>
-          <w:b w:val="0"/>
-          <w:i w:val="0"/>
-          <w:color w:val="000000"/>
-          <w:sz w:val="24"/>
-        </w:rPr>
-        <w:hyperlink r:id="rId12" w:history="1">
-          <w:r>
-            <w:rPr>
-              <w:rStyle w:val="Hyperlink"/>
-            </w:rPr>
-            <w:t xml:space="preserve"> part of th</w:t>
-          </w:r>
-        </w:hyperlink>
-      </w:r>
-      <w:r>
-        <w:rPr>
-          <w:rFonts w:ascii="Charis SIL Regular" w:hAnsi="Charis SIL Regular" w:eastAsia="Charis SIL Regular"/>
-          <w:b w:val="0"/>
-          <w:i w:val="0"/>
-          <w:color w:val="000000"/>
-          <w:sz w:val="24"/>
-        </w:rPr>
-        <w:t xml:space="preserve">e Rijksmuseum archive, </w:t>
+        <w:t xml:space="preserve">. The archive of the KKZ, which is part of the Rijksmuseum archive, </w:t>
       </w:r>
       <w:r>
         <w:rPr>
@@ -2219,9 +2085,8 @@
           <w:i w:val="0"/>
           <w:color w:val="0000FF"/>
           <w:sz w:val="24"/>
-          <w:u w:val="single"/>
         </w:rPr>
-        <w:t>ic research in colonised territorie</w:t>
+        <w:t>i</w:t>
       </w:r>
       <w:r>
         <w:rPr>
@@ -2230,8 +2095,9 @@
           <w:i w:val="0"/>
           <w:color w:val="0000FF"/>
           <w:sz w:val="24"/>
+          <w:u w:val="single"/>
         </w:rPr>
-        <w:t>s</w:t>
+        <w:t>c research in colonised territories</w:t>
       </w:r>
       <w:r>
         <w:br/>

--- a/EXPORTS/DOCX/published/niveau3/English/RMO.docx
+++ b/EXPORTS/DOCX/published/niveau3/English/RMO.docx
@@ -408,25 +408,7 @@
           <w:color w:val="000000"/>
           <w:sz w:val="24"/>
         </w:rPr>
-        <w:hyperlink r:id="rId10" w:history="1">
-          <w:r>
-            <w:rPr>
-              <w:rStyle w:val="Hyperlink"/>
-            </w:rPr>
-            <w:t>o beco</w:t>
-          </w:r>
-        </w:hyperlink>
-      </w:r>
-      <w:r>
-        <w:rPr>
-          <w:u w:val="single" w:color="0000ff"/>
-          <w:rFonts w:ascii="Charis SIL Regular" w:hAnsi="Charis SIL Regular" w:eastAsia="Charis SIL Regular"/>
-          <w:b w:val="0"/>
-          <w:i w:val="0"/>
-          <w:color w:val="000000"/>
-          <w:sz w:val="24"/>
-        </w:rPr>
-        <w:t>m</w:t>
+        <w:t>o becom</w:t>
       </w:r>
       <w:r>
         <w:rPr>
@@ -677,7 +659,7 @@
           <w:color w:val="000000"/>
           <w:sz w:val="24"/>
         </w:rPr>
-        <w:t>played an important role</w:t>
+        <w:t>played an important role in the professiona</w:t>
       </w:r>
       <w:r>
         <w:rPr>
@@ -688,42 +670,7 @@
           <w:color w:val="000000"/>
           <w:sz w:val="24"/>
         </w:rPr>
-        <w:hyperlink r:id="rId11" w:history="1">
-          <w:r>
-            <w:rPr>
-              <w:rStyle w:val="Hyperlink"/>
-            </w:rPr>
-            <w:t xml:space="preserve"> in the pr</w:t>
-          </w:r>
-        </w:hyperlink>
-      </w:r>
-      <w:r>
-        <w:rPr>
-          <w:rFonts w:ascii="Charis SIL Regular" w:hAnsi="Charis SIL Regular" w:eastAsia="Charis SIL Regular"/>
-          <w:b w:val="0"/>
-          <w:i w:val="0"/>
-          <w:color w:val="000000"/>
-          <w:sz w:val="24"/>
-        </w:rPr>
-        <w:t>ofessiona</w:t>
-      </w:r>
-      <w:r>
-        <w:rPr>
-          <w:u w:val="single" w:color="0000ff"/>
-          <w:rFonts w:ascii="Charis SIL Regular" w:hAnsi="Charis SIL Regular" w:eastAsia="Charis SIL Regular"/>
-          <w:b w:val="0"/>
-          <w:i w:val="0"/>
-          <w:color w:val="000000"/>
-          <w:sz w:val="24"/>
-        </w:rPr>
-        <w:hyperlink r:id="rId12" w:history="1">
-          <w:r>
-            <w:rPr>
-              <w:rStyle w:val="Hyperlink"/>
-            </w:rPr>
-            <w:t>lisatio</w:t>
-          </w:r>
-        </w:hyperlink>
+        <w:t>lisatio</w:t>
       </w:r>
       <w:r>
         <w:rPr>
@@ -1046,7 +993,54 @@
           <w:color w:val="000000"/>
           <w:sz w:val="24"/>
         </w:rPr>
-        <w:t>Wereldmuseum Leiden). In 2023 and 2024 several of the Sin</w:t>
+        <w:t xml:space="preserve">Wereldmuseum Leiden). In 2023 and 2024 several of </w:t>
+      </w:r>
+      <w:r>
+        <w:rPr>
+          <w:u w:val="single" w:color="0000ff"/>
+          <w:rFonts w:ascii="Charis SIL Regular" w:hAnsi="Charis SIL Regular" w:eastAsia="Charis SIL Regular"/>
+          <w:b w:val="0"/>
+          <w:i w:val="0"/>
+          <w:color w:val="000000"/>
+          <w:sz w:val="24"/>
+        </w:rPr>
+        <w:hyperlink r:id="rId13" w:history="1">
+          <w:r>
+            <w:rPr>
+              <w:rStyle w:val="Hyperlink"/>
+            </w:rPr>
+            <w:t>t</w:t>
+          </w:r>
+        </w:hyperlink>
+      </w:r>
+      <w:r>
+        <w:rPr>
+          <w:u w:val="single" w:color="0000ff"/>
+          <w:rFonts w:ascii="Charis SIL Regular" w:hAnsi="Charis SIL Regular" w:eastAsia="Charis SIL Regular"/>
+          <w:b w:val="0"/>
+          <w:i w:val="0"/>
+          <w:color w:val="000000"/>
+          <w:sz w:val="24"/>
+        </w:rPr>
+        <w:hyperlink r:id="rId13" w:history="1">
+          <w:r>
+            <w:rPr>
+              <w:rStyle w:val="Hyperlink"/>
+            </w:rPr>
+            <w:t>h</w:t>
+          </w:r>
+        </w:hyperlink>
+      </w:r>
+      <w:r>
+        <w:rPr>
+          <w:u w:val="single" w:color="0000ff"/>
+          <w:rFonts w:ascii="Charis SIL Regular" w:hAnsi="Charis SIL Regular" w:eastAsia="Charis SIL Regular"/>
+          <w:b w:val="0"/>
+          <w:i w:val="0"/>
+          <w:color w:val="000000"/>
+          <w:sz w:val="24"/>
+        </w:rPr>
+        <w:t>e Sin</w:t>
       </w:r>
       <w:r>
         <w:rPr>
@@ -1378,61 +1372,7 @@
           <w:color w:val="000000"/>
           <w:sz w:val="24"/>
         </w:rPr>
-        <w:hyperlink r:id="rId9" w:history="1">
-          <w:r>
-            <w:rPr>
-              <w:rStyle w:val="Hyperlink"/>
-            </w:rPr>
-            <w:t>tory and</w:t>
-          </w:r>
-        </w:hyperlink>
-      </w:r>
-      <w:r>
-        <w:rPr>
-          <w:u w:val="single" w:color="0000ff"/>
-          <w:rFonts w:ascii="Charis SIL Regular" w:hAnsi="Charis SIL Regular" w:eastAsia="Charis SIL Regular"/>
-          <w:b w:val="0"/>
-          <w:i w:val="0"/>
-          <w:color w:val="000000"/>
-          <w:sz w:val="24"/>
-        </w:rPr>
-        <w:t xml:space="preserve"> collectio</w:t>
-      </w:r>
-      <w:r>
-        <w:rPr>
-          <w:u w:val="single" w:color="0000ff"/>
-          <w:rFonts w:ascii="Charis SIL Regular" w:hAnsi="Charis SIL Regular" w:eastAsia="Charis SIL Regular"/>
-          <w:b w:val="0"/>
-          <w:i w:val="0"/>
-          <w:color w:val="000000"/>
-          <w:sz w:val="24"/>
-        </w:rPr>
-        <w:hyperlink r:id="rId9" w:history="1">
-          <w:r>
-            <w:rPr>
-              <w:rStyle w:val="Hyperlink"/>
-            </w:rPr>
-            <w:t xml:space="preserve">n. </w:t>
-          </w:r>
-        </w:hyperlink>
-      </w:r>
-      <w:r>
-        <w:rPr>
-          <w:u w:val="single" w:color="0000ff"/>
-          <w:rFonts w:ascii="Charis SIL Regular" w:hAnsi="Charis SIL Regular" w:eastAsia="Charis SIL Regular"/>
-          <w:b w:val="0"/>
-          <w:i w:val="0"/>
-          <w:color w:val="000000"/>
-          <w:sz w:val="24"/>
-        </w:rPr>
-        <w:hyperlink r:id="rId9" w:history="1">
-          <w:r>
-            <w:rPr>
-              <w:rStyle w:val="Hyperlink"/>
-            </w:rPr>
-            <w:t xml:space="preserve">The </w:t>
-          </w:r>
-        </w:hyperlink>
+        <w:t xml:space="preserve">tory and collection. The </w:t>
       </w:r>
       <w:r>
         <w:rPr>
@@ -1443,7 +1383,7 @@
           <w:sz w:val="24"/>
           <w:u w:val="single"/>
         </w:rPr>
-        <w:hyperlink r:id="rId9" w:history="1">
+        <w:hyperlink r:id="rId14" w:history="1">
           <w:r>
             <w:rPr>
               <w:rStyle w:val="Hyperlink"/>
@@ -1827,35 +1767,7 @@
           <w:color w:val="000000"/>
           <w:sz w:val="24"/>
         </w:rPr>
-        <w:t xml:space="preserve">. The archive of the KKZ, which is part of the Rijksmuseum archive, </w:t>
-      </w:r>
-      <w:r>
-        <w:rPr>
-          <w:u w:val="single" w:color="0000ff"/>
-          <w:rFonts w:ascii="Charis SIL Regular" w:hAnsi="Charis SIL Regular" w:eastAsia="Charis SIL Regular"/>
-          <w:b w:val="0"/>
-          <w:i w:val="0"/>
-          <w:color w:val="000000"/>
-          <w:sz w:val="24"/>
-        </w:rPr>
-        <w:hyperlink r:id="rId13" w:history="1">
-          <w:r>
-            <w:rPr>
-              <w:rStyle w:val="Hyperlink"/>
-            </w:rPr>
-            <w:t>is managed by t</w:t>
-          </w:r>
-        </w:hyperlink>
-      </w:r>
-      <w:r>
-        <w:rPr>
-          <w:rFonts w:ascii="Charis SIL Regular" w:hAnsi="Charis SIL Regular" w:eastAsia="Charis SIL Regular"/>
-          <w:b w:val="0"/>
-          <w:i w:val="0"/>
-          <w:color w:val="000000"/>
-          <w:sz w:val="24"/>
-        </w:rPr>
-        <w:t xml:space="preserve">he </w:t>
+        <w:t xml:space="preserve">. The archive of the KKZ, which is part of the Rijksmuseum archive, is managed by the </w:t>
       </w:r>
       <w:r>
         <w:rPr>

--- a/EXPORTS/DOCX/published/niveau3/English/RMO.docx
+++ b/EXPORTS/DOCX/published/niveau3/English/RMO.docx
@@ -408,7 +408,25 @@
           <w:color w:val="000000"/>
           <w:sz w:val="24"/>
         </w:rPr>
-        <w:t>o becom</w:t>
+        <w:hyperlink r:id="rId10" w:history="1">
+          <w:r>
+            <w:rPr>
+              <w:rStyle w:val="Hyperlink"/>
+            </w:rPr>
+            <w:t>o beco</w:t>
+          </w:r>
+        </w:hyperlink>
+      </w:r>
+      <w:r>
+        <w:rPr>
+          <w:u w:val="single" w:color="0000ff"/>
+          <w:rFonts w:ascii="Charis SIL Regular" w:hAnsi="Charis SIL Regular" w:eastAsia="Charis SIL Regular"/>
+          <w:b w:val="0"/>
+          <w:i w:val="0"/>
+          <w:color w:val="000000"/>
+          <w:sz w:val="24"/>
+        </w:rPr>
+        <w:t>m</w:t>
       </w:r>
       <w:r>
         <w:rPr>
@@ -659,7 +677,7 @@
           <w:color w:val="000000"/>
           <w:sz w:val="24"/>
         </w:rPr>
-        <w:t>played an important role in the professiona</w:t>
+        <w:t>played an important role</w:t>
       </w:r>
       <w:r>
         <w:rPr>
@@ -670,7 +688,42 @@
           <w:color w:val="000000"/>
           <w:sz w:val="24"/>
         </w:rPr>
-        <w:t>lisatio</w:t>
+        <w:hyperlink r:id="rId11" w:history="1">
+          <w:r>
+            <w:rPr>
+              <w:rStyle w:val="Hyperlink"/>
+            </w:rPr>
+            <w:t xml:space="preserve"> in the pr</w:t>
+          </w:r>
+        </w:hyperlink>
+      </w:r>
+      <w:r>
+        <w:rPr>
+          <w:rFonts w:ascii="Charis SIL Regular" w:hAnsi="Charis SIL Regular" w:eastAsia="Charis SIL Regular"/>
+          <w:b w:val="0"/>
+          <w:i w:val="0"/>
+          <w:color w:val="000000"/>
+          <w:sz w:val="24"/>
+        </w:rPr>
+        <w:t>ofessiona</w:t>
+      </w:r>
+      <w:r>
+        <w:rPr>
+          <w:u w:val="single" w:color="0000ff"/>
+          <w:rFonts w:ascii="Charis SIL Regular" w:hAnsi="Charis SIL Regular" w:eastAsia="Charis SIL Regular"/>
+          <w:b w:val="0"/>
+          <w:i w:val="0"/>
+          <w:color w:val="000000"/>
+          <w:sz w:val="24"/>
+        </w:rPr>
+        <w:hyperlink r:id="rId12" w:history="1">
+          <w:r>
+            <w:rPr>
+              <w:rStyle w:val="Hyperlink"/>
+            </w:rPr>
+            <w:t>lisatio</w:t>
+          </w:r>
+        </w:hyperlink>
       </w:r>
       <w:r>
         <w:rPr>
@@ -1040,7 +1093,14 @@
           <w:color w:val="000000"/>
           <w:sz w:val="24"/>
         </w:rPr>
-        <w:t>e Sin</w:t>
+        <w:hyperlink r:id="rId13" w:history="1">
+          <w:r>
+            <w:rPr>
+              <w:rStyle w:val="Hyperlink"/>
+            </w:rPr>
+            <w:t>e Sin</w:t>
+          </w:r>
+        </w:hyperlink>
       </w:r>
       <w:r>
         <w:rPr>
@@ -1372,7 +1432,54 @@
           <w:color w:val="000000"/>
           <w:sz w:val="24"/>
         </w:rPr>
-        <w:t xml:space="preserve">tory and collection. The </w:t>
+        <w:hyperlink r:id="rId9" w:history="1">
+          <w:r>
+            <w:rPr>
+              <w:rStyle w:val="Hyperlink"/>
+            </w:rPr>
+            <w:t>tory and</w:t>
+          </w:r>
+        </w:hyperlink>
+      </w:r>
+      <w:r>
+        <w:rPr>
+          <w:u w:val="single" w:color="0000ff"/>
+          <w:rFonts w:ascii="Charis SIL Regular" w:hAnsi="Charis SIL Regular" w:eastAsia="Charis SIL Regular"/>
+          <w:b w:val="0"/>
+          <w:i w:val="0"/>
+          <w:color w:val="000000"/>
+          <w:sz w:val="24"/>
+        </w:rPr>
+        <w:t xml:space="preserve"> </w:t>
+      </w:r>
+      <w:r>
+        <w:rPr>
+          <w:u w:val="single" w:color="0000ff"/>
+          <w:rFonts w:ascii="Charis SIL Regular" w:hAnsi="Charis SIL Regular" w:eastAsia="Charis SIL Regular"/>
+          <w:b w:val="0"/>
+          <w:i w:val="0"/>
+          <w:color w:val="000000"/>
+          <w:sz w:val="24"/>
+        </w:rPr>
+        <w:hyperlink r:id="rId9" w:history="1">
+          <w:r>
+            <w:rPr>
+              <w:rStyle w:val="Hyperlink"/>
+            </w:rPr>
+            <w:t>collectio</w:t>
+          </w:r>
+        </w:hyperlink>
+      </w:r>
+      <w:r>
+        <w:rPr>
+          <w:u w:val="single" w:color="0000ff"/>
+          <w:rFonts w:ascii="Charis SIL Regular" w:hAnsi="Charis SIL Regular" w:eastAsia="Charis SIL Regular"/>
+          <w:b w:val="0"/>
+          <w:i w:val="0"/>
+          <w:color w:val="000000"/>
+          <w:sz w:val="24"/>
+        </w:rPr>
+        <w:t xml:space="preserve">n. The </w:t>
       </w:r>
       <w:r>
         <w:rPr>
@@ -1383,7 +1490,7 @@
           <w:sz w:val="24"/>
           <w:u w:val="single"/>
         </w:rPr>
-        <w:hyperlink r:id="rId14" w:history="1">
+        <w:hyperlink r:id="rId9" w:history="1">
           <w:r>
             <w:rPr>
               <w:rStyle w:val="Hyperlink"/>
@@ -1767,7 +1874,117 @@
           <w:color w:val="000000"/>
           <w:sz w:val="24"/>
         </w:rPr>
-        <w:t xml:space="preserve">. The archive of the KKZ, which is part of the Rijksmuseum archive, is managed by the </w:t>
+        <w:t>. The archive of the KK</w:t>
+      </w:r>
+      <w:r>
+        <w:rPr>
+          <w:u w:val="single" w:color="0000ff"/>
+          <w:rFonts w:ascii="Charis SIL Regular" w:hAnsi="Charis SIL Regular" w:eastAsia="Charis SIL Regular"/>
+          <w:b w:val="0"/>
+          <w:i w:val="0"/>
+          <w:color w:val="000000"/>
+          <w:sz w:val="24"/>
+        </w:rPr>
+        <w:hyperlink r:id="rId12" w:history="1">
+          <w:r>
+            <w:rPr>
+              <w:rStyle w:val="Hyperlink"/>
+            </w:rPr>
+            <w:t>Z, whic</w:t>
+          </w:r>
+        </w:hyperlink>
+      </w:r>
+      <w:r>
+        <w:rPr>
+          <w:u w:val="single" w:color="0000ff"/>
+          <w:rFonts w:ascii="Charis SIL Regular" w:hAnsi="Charis SIL Regular" w:eastAsia="Charis SIL Regular"/>
+          <w:b w:val="0"/>
+          <w:i w:val="0"/>
+          <w:color w:val="000000"/>
+          <w:sz w:val="24"/>
+        </w:rPr>
+        <w:hyperlink r:id="rId12" w:history="1">
+          <w:r>
+            <w:rPr>
+              <w:rStyle w:val="Hyperlink"/>
+            </w:rPr>
+            <w:t>h i</w:t>
+          </w:r>
+        </w:hyperlink>
+      </w:r>
+      <w:r>
+        <w:rPr>
+          <w:u w:val="single" w:color="0000ff"/>
+          <w:rFonts w:ascii="Charis SIL Regular" w:hAnsi="Charis SIL Regular" w:eastAsia="Charis SIL Regular"/>
+          <w:b w:val="0"/>
+          <w:i w:val="0"/>
+          <w:color w:val="000000"/>
+          <w:sz w:val="24"/>
+        </w:rPr>
+        <w:hyperlink r:id="rId12" w:history="1">
+          <w:r>
+            <w:rPr>
+              <w:rStyle w:val="Hyperlink"/>
+            </w:rPr>
+            <w:t>s</w:t>
+          </w:r>
+        </w:hyperlink>
+      </w:r>
+      <w:r>
+        <w:rPr>
+          <w:u w:val="single" w:color="0000ff"/>
+          <w:rFonts w:ascii="Charis SIL Regular" w:hAnsi="Charis SIL Regular" w:eastAsia="Charis SIL Regular"/>
+          <w:b w:val="0"/>
+          <w:i w:val="0"/>
+          <w:color w:val="000000"/>
+          <w:sz w:val="24"/>
+        </w:rPr>
+        <w:hyperlink r:id="rId12" w:history="1">
+          <w:r>
+            <w:rPr>
+              <w:rStyle w:val="Hyperlink"/>
+            </w:rPr>
+            <w:t xml:space="preserve"> part of th</w:t>
+          </w:r>
+        </w:hyperlink>
+      </w:r>
+      <w:r>
+        <w:rPr>
+          <w:rFonts w:ascii="Charis SIL Regular" w:hAnsi="Charis SIL Regular" w:eastAsia="Charis SIL Regular"/>
+          <w:b w:val="0"/>
+          <w:i w:val="0"/>
+          <w:color w:val="000000"/>
+          <w:sz w:val="24"/>
+        </w:rPr>
+        <w:t xml:space="preserve">e Rijksmuseum archive, </w:t>
+      </w:r>
+      <w:r>
+        <w:rPr>
+          <w:u w:val="single" w:color="0000ff"/>
+          <w:rFonts w:ascii="Charis SIL Regular" w:hAnsi="Charis SIL Regular" w:eastAsia="Charis SIL Regular"/>
+          <w:b w:val="0"/>
+          <w:i w:val="0"/>
+          <w:color w:val="000000"/>
+          <w:sz w:val="24"/>
+        </w:rPr>
+        <w:hyperlink r:id="rId13" w:history="1">
+          <w:r>
+            <w:rPr>
+              <w:rStyle w:val="Hyperlink"/>
+            </w:rPr>
+            <w:t>is managed by t</w:t>
+          </w:r>
+        </w:hyperlink>
+      </w:r>
+      <w:r>
+        <w:rPr>
+          <w:rFonts w:ascii="Charis SIL Regular" w:hAnsi="Charis SIL Regular" w:eastAsia="Charis SIL Regular"/>
+          <w:b w:val="0"/>
+          <w:i w:val="0"/>
+          <w:color w:val="000000"/>
+          <w:sz w:val="24"/>
+        </w:rPr>
+        <w:t xml:space="preserve">he </w:t>
       </w:r>
       <w:r>
         <w:rPr>
@@ -3016,7 +3233,7 @@
             <w:rPr>
               <w:rStyle w:val="Hyperlink"/>
             </w:rPr>
-            <w:t>filter</w:t>
+            <w:t>filters</w:t>
           </w:r>
         </w:hyperlink>
       </w:r>
@@ -3033,19 +3250,9 @@
             <w:rPr>
               <w:rStyle w:val="Hyperlink"/>
             </w:rPr>
-            <w:t>s</w:t>
+            <w:t>%</w:t>
           </w:r>
         </w:hyperlink>
-      </w:r>
-      <w:r>
-        <w:rPr>
-          <w:rFonts w:ascii="Charis SIL Regular" w:hAnsi="Charis SIL Regular" w:eastAsia="Charis SIL Regular"/>
-          <w:b w:val="0"/>
-          <w:i w:val="0"/>
-          <w:color w:val="0000FF"/>
-          <w:sz w:val="24"/>
-        </w:rPr>
-        <w:t>%</w:t>
       </w:r>
       <w:r>
         <w:rPr>
@@ -3060,51 +3267,7 @@
             <w:rPr>
               <w:rStyle w:val="Hyperlink"/>
             </w:rPr>
-            <w:t>5B0%5D%5Bfield%5D=inform</w:t>
-          </w:r>
-        </w:hyperlink>
-      </w:r>
-      <w:r>
-        <w:rPr>
-          <w:rFonts w:ascii="Charis SIL Regular" w:hAnsi="Charis SIL Regular" w:eastAsia="Charis SIL Regular"/>
-          <w:b w:val="0"/>
-          <w:i w:val="0"/>
-          <w:color w:val="0000FF"/>
-          <w:sz w:val="24"/>
-        </w:rPr>
-        <w:hyperlink r:id="rId16" w:history="1">
-          <w:r>
-            <w:rPr>
-              <w:rStyle w:val="Hyperlink"/>
-            </w:rPr>
-            <w:t>a</w:t>
-          </w:r>
-        </w:hyperlink>
-      </w:r>
-      <w:r>
-        <w:rPr>
-          <w:rFonts w:ascii="Charis SIL Regular" w:hAnsi="Charis SIL Regular" w:eastAsia="Charis SIL Regular"/>
-          <w:b w:val="0"/>
-          <w:i w:val="0"/>
-          <w:color w:val="0000FF"/>
-          <w:sz w:val="24"/>
-        </w:rPr>
-        <w:t>t</w:t>
-      </w:r>
-      <w:r>
-        <w:rPr>
-          <w:rFonts w:ascii="Charis SIL Regular" w:hAnsi="Charis SIL Regular" w:eastAsia="Charis SIL Regular"/>
-          <w:b w:val="0"/>
-          <w:i w:val="0"/>
-          <w:color w:val="0000FF"/>
-          <w:sz w:val="24"/>
-        </w:rPr>
-        <w:hyperlink r:id="rId16" w:history="1">
-          <w:r>
-            <w:rPr>
-              <w:rStyle w:val="Hyperlink"/>
-            </w:rPr>
-            <w:t>ion_type&amp;fil</w:t>
+            <w:t>5B0%5D%5Bfield%5D=informa</w:t>
           </w:r>
         </w:hyperlink>
       </w:r>
@@ -3138,9 +3301,36 @@
             <w:rPr>
               <w:rStyle w:val="Hyperlink"/>
             </w:rPr>
-            <w:t>ers%5B0%5D%5Bvalues%5D%5B0</w:t>
+            <w:t>ion_type&amp;filt</w:t>
           </w:r>
         </w:hyperlink>
+      </w:r>
+      <w:r>
+        <w:rPr>
+          <w:rFonts w:ascii="Charis SIL Regular" w:hAnsi="Charis SIL Regular" w:eastAsia="Charis SIL Regular"/>
+          <w:b w:val="0"/>
+          <w:i w:val="0"/>
+          <w:color w:val="0000FF"/>
+          <w:sz w:val="24"/>
+        </w:rPr>
+        <w:hyperlink r:id="rId16" w:history="1">
+          <w:r>
+            <w:rPr>
+              <w:rStyle w:val="Hyperlink"/>
+            </w:rPr>
+            <w:t>ers%5B0%5D%5Bvalues%5D%</w:t>
+          </w:r>
+        </w:hyperlink>
+      </w:r>
+      <w:r>
+        <w:rPr>
+          <w:rFonts w:ascii="Charis SIL Regular" w:hAnsi="Charis SIL Regular" w:eastAsia="Charis SIL Regular"/>
+          <w:b w:val="0"/>
+          <w:i w:val="0"/>
+          <w:color w:val="0000FF"/>
+          <w:sz w:val="24"/>
+        </w:rPr>
+        <w:t>5B0</w:t>
       </w:r>
     </w:p>
     <w:p>
@@ -3605,7 +3795,7 @@
             <w:rPr>
               <w:rStyle w:val="Hyperlink"/>
             </w:rPr>
-            <w:t>filter</w:t>
+            <w:t>filters</w:t>
           </w:r>
         </w:hyperlink>
       </w:r>
@@ -3622,19 +3812,9 @@
             <w:rPr>
               <w:rStyle w:val="Hyperlink"/>
             </w:rPr>
-            <w:t>s</w:t>
+            <w:t>%</w:t>
           </w:r>
         </w:hyperlink>
-      </w:r>
-      <w:r>
-        <w:rPr>
-          <w:rFonts w:ascii="Charis SIL Regular" w:hAnsi="Charis SIL Regular" w:eastAsia="Charis SIL Regular"/>
-          <w:b w:val="0"/>
-          <w:i w:val="0"/>
-          <w:color w:val="0000FF"/>
-          <w:sz w:val="24"/>
-        </w:rPr>
-        <w:t>%</w:t>
       </w:r>
       <w:r>
         <w:rPr>
@@ -3649,51 +3829,7 @@
             <w:rPr>
               <w:rStyle w:val="Hyperlink"/>
             </w:rPr>
-            <w:t>5B0%5D%5Bfield%5D=inform</w:t>
-          </w:r>
-        </w:hyperlink>
-      </w:r>
-      <w:r>
-        <w:rPr>
-          <w:rFonts w:ascii="Charis SIL Regular" w:hAnsi="Charis SIL Regular" w:eastAsia="Charis SIL Regular"/>
-          <w:b w:val="0"/>
-          <w:i w:val="0"/>
-          <w:color w:val="0000FF"/>
-          <w:sz w:val="24"/>
-        </w:rPr>
-        <w:hyperlink r:id="rId16" w:history="1">
-          <w:r>
-            <w:rPr>
-              <w:rStyle w:val="Hyperlink"/>
-            </w:rPr>
-            <w:t>a</w:t>
-          </w:r>
-        </w:hyperlink>
-      </w:r>
-      <w:r>
-        <w:rPr>
-          <w:rFonts w:ascii="Charis SIL Regular" w:hAnsi="Charis SIL Regular" w:eastAsia="Charis SIL Regular"/>
-          <w:b w:val="0"/>
-          <w:i w:val="0"/>
-          <w:color w:val="0000FF"/>
-          <w:sz w:val="24"/>
-        </w:rPr>
-        <w:t>t</w:t>
-      </w:r>
-      <w:r>
-        <w:rPr>
-          <w:rFonts w:ascii="Charis SIL Regular" w:hAnsi="Charis SIL Regular" w:eastAsia="Charis SIL Regular"/>
-          <w:b w:val="0"/>
-          <w:i w:val="0"/>
-          <w:color w:val="0000FF"/>
-          <w:sz w:val="24"/>
-        </w:rPr>
-        <w:hyperlink r:id="rId16" w:history="1">
-          <w:r>
-            <w:rPr>
-              <w:rStyle w:val="Hyperlink"/>
-            </w:rPr>
-            <w:t>ion_type&amp;fil</w:t>
+            <w:t>5B0%5D%5Bfield%5D=informa</w:t>
           </w:r>
         </w:hyperlink>
       </w:r>
@@ -3727,9 +3863,36 @@
             <w:rPr>
               <w:rStyle w:val="Hyperlink"/>
             </w:rPr>
-            <w:t>ers%5B0%5D%5Bvalues%5D%5B0</w:t>
+            <w:t>ion_type&amp;filt</w:t>
           </w:r>
         </w:hyperlink>
+      </w:r>
+      <w:r>
+        <w:rPr>
+          <w:rFonts w:ascii="Charis SIL Regular" w:hAnsi="Charis SIL Regular" w:eastAsia="Charis SIL Regular"/>
+          <w:b w:val="0"/>
+          <w:i w:val="0"/>
+          <w:color w:val="0000FF"/>
+          <w:sz w:val="24"/>
+        </w:rPr>
+        <w:hyperlink r:id="rId16" w:history="1">
+          <w:r>
+            <w:rPr>
+              <w:rStyle w:val="Hyperlink"/>
+            </w:rPr>
+            <w:t>ers%5B0%5D%5Bvalues%5D%</w:t>
+          </w:r>
+        </w:hyperlink>
+      </w:r>
+      <w:r>
+        <w:rPr>
+          <w:rFonts w:ascii="Charis SIL Regular" w:hAnsi="Charis SIL Regular" w:eastAsia="Charis SIL Regular"/>
+          <w:b w:val="0"/>
+          <w:i w:val="0"/>
+          <w:color w:val="0000FF"/>
+          <w:sz w:val="24"/>
+        </w:rPr>
+        <w:t>5B0</w:t>
       </w:r>
     </w:p>
     <w:p>

--- a/EXPORTS/DOCX/published/niveau3/English/RMO.docx
+++ b/EXPORTS/DOCX/published/niveau3/English/RMO.docx
@@ -1461,25 +1461,7 @@
           <w:color w:val="000000"/>
           <w:sz w:val="24"/>
         </w:rPr>
-        <w:hyperlink r:id="rId9" w:history="1">
-          <w:r>
-            <w:rPr>
-              <w:rStyle w:val="Hyperlink"/>
-            </w:rPr>
-            <w:t>collectio</w:t>
-          </w:r>
-        </w:hyperlink>
-      </w:r>
-      <w:r>
-        <w:rPr>
-          <w:u w:val="single" w:color="0000ff"/>
-          <w:rFonts w:ascii="Charis SIL Regular" w:hAnsi="Charis SIL Regular" w:eastAsia="Charis SIL Regular"/>
-          <w:b w:val="0"/>
-          <w:i w:val="0"/>
-          <w:color w:val="000000"/>
-          <w:sz w:val="24"/>
-        </w:rPr>
-        <w:t xml:space="preserve">n. The </w:t>
+        <w:t xml:space="preserve">collection. The </w:t>
       </w:r>
       <w:r>
         <w:rPr>
@@ -1490,7 +1472,7 @@
           <w:sz w:val="24"/>
           <w:u w:val="single"/>
         </w:rPr>
-        <w:hyperlink r:id="rId9" w:history="1">
+        <w:hyperlink r:id="rId14" w:history="1">
           <w:r>
             <w:rPr>
               <w:rStyle w:val="Hyperlink"/>
@@ -1874,7 +1856,36 @@
           <w:color w:val="000000"/>
           <w:sz w:val="24"/>
         </w:rPr>
-        <w:t>. The archive of the KK</w:t>
+        <w:t xml:space="preserve">. The archive of </w:t>
+      </w:r>
+      <w:r>
+        <w:rPr>
+          <w:u w:val="single" w:color="0000ff"/>
+          <w:rFonts w:ascii="Charis SIL Regular" w:hAnsi="Charis SIL Regular" w:eastAsia="Charis SIL Regular"/>
+          <w:b w:val="0"/>
+          <w:i w:val="0"/>
+          <w:color w:val="000000"/>
+          <w:sz w:val="24"/>
+        </w:rPr>
+        <w:hyperlink r:id="rId12" w:history="1">
+          <w:r>
+            <w:rPr>
+              <w:rStyle w:val="Hyperlink"/>
+            </w:rPr>
+            <w:t>the K</w:t>
+          </w:r>
+        </w:hyperlink>
+      </w:r>
+      <w:r>
+        <w:rPr>
+          <w:u w:val="single" w:color="0000ff"/>
+          <w:rFonts w:ascii="Charis SIL Regular" w:hAnsi="Charis SIL Regular" w:eastAsia="Charis SIL Regular"/>
+          <w:b w:val="0"/>
+          <w:i w:val="0"/>
+          <w:color w:val="000000"/>
+          <w:sz w:val="24"/>
+        </w:rPr>
+        <w:t>K</w:t>
       </w:r>
       <w:r>
         <w:rPr>
@@ -2214,8 +2225,9 @@
           <w:i w:val="0"/>
           <w:color w:val="0000FF"/>
           <w:sz w:val="24"/>
+          <w:u w:val="single"/>
         </w:rPr>
-        <w:t>i</w:t>
+        <w:t>ic research in colonised territorie</w:t>
       </w:r>
       <w:r>
         <w:rPr>
@@ -2224,9 +2236,8 @@
           <w:i w:val="0"/>
           <w:color w:val="0000FF"/>
           <w:sz w:val="24"/>
-          <w:u w:val="single"/>
         </w:rPr>
-        <w:t>c research in colonised territories</w:t>
+        <w:t>s</w:t>
       </w:r>
       <w:r>
         <w:br/>

--- a/EXPORTS/DOCX/published/niveau3/English/RMO.docx
+++ b/EXPORTS/DOCX/published/niveau3/English/RMO.docx
@@ -408,25 +408,7 @@
           <w:color w:val="000000"/>
           <w:sz w:val="24"/>
         </w:rPr>
-        <w:hyperlink r:id="rId10" w:history="1">
-          <w:r>
-            <w:rPr>
-              <w:rStyle w:val="Hyperlink"/>
-            </w:rPr>
-            <w:t>o beco</w:t>
-          </w:r>
-        </w:hyperlink>
-      </w:r>
-      <w:r>
-        <w:rPr>
-          <w:u w:val="single" w:color="0000ff"/>
-          <w:rFonts w:ascii="Charis SIL Regular" w:hAnsi="Charis SIL Regular" w:eastAsia="Charis SIL Regular"/>
-          <w:b w:val="0"/>
-          <w:i w:val="0"/>
-          <w:color w:val="000000"/>
-          <w:sz w:val="24"/>
-        </w:rPr>
-        <w:t>m</w:t>
+        <w:t>o becom</w:t>
       </w:r>
       <w:r>
         <w:rPr>
@@ -1432,14 +1414,7 @@
           <w:color w:val="000000"/>
           <w:sz w:val="24"/>
         </w:rPr>
-        <w:hyperlink r:id="rId9" w:history="1">
-          <w:r>
-            <w:rPr>
-              <w:rStyle w:val="Hyperlink"/>
-            </w:rPr>
-            <w:t>tory and</w:t>
-          </w:r>
-        </w:hyperlink>
+        <w:t xml:space="preserve">tory and collection. </w:t>
       </w:r>
       <w:r>
         <w:rPr>
@@ -1450,18 +1425,14 @@
           <w:color w:val="000000"/>
           <w:sz w:val="24"/>
         </w:rPr>
-        <w:t xml:space="preserve"> </w:t>
-      </w:r>
-      <w:r>
-        <w:rPr>
-          <w:u w:val="single" w:color="0000ff"/>
-          <w:rFonts w:ascii="Charis SIL Regular" w:hAnsi="Charis SIL Regular" w:eastAsia="Charis SIL Regular"/>
-          <w:b w:val="0"/>
-          <w:i w:val="0"/>
-          <w:color w:val="000000"/>
-          <w:sz w:val="24"/>
-        </w:rPr>
-        <w:t xml:space="preserve">collection. The </w:t>
+        <w:hyperlink r:id="rId9" w:history="1">
+          <w:r>
+            <w:rPr>
+              <w:rStyle w:val="Hyperlink"/>
+            </w:rPr>
+            <w:t xml:space="preserve">The </w:t>
+          </w:r>
+        </w:hyperlink>
       </w:r>
       <w:r>
         <w:rPr>
@@ -1472,7 +1443,7 @@
           <w:sz w:val="24"/>
           <w:u w:val="single"/>
         </w:rPr>
-        <w:hyperlink r:id="rId14" w:history="1">
+        <w:hyperlink r:id="rId9" w:history="1">
           <w:r>
             <w:rPr>
               <w:rStyle w:val="Hyperlink"/>
@@ -1856,146 +1827,7 @@
           <w:color w:val="000000"/>
           <w:sz w:val="24"/>
         </w:rPr>
-        <w:t xml:space="preserve">. The archive of </w:t>
-      </w:r>
-      <w:r>
-        <w:rPr>
-          <w:u w:val="single" w:color="0000ff"/>
-          <w:rFonts w:ascii="Charis SIL Regular" w:hAnsi="Charis SIL Regular" w:eastAsia="Charis SIL Regular"/>
-          <w:b w:val="0"/>
-          <w:i w:val="0"/>
-          <w:color w:val="000000"/>
-          <w:sz w:val="24"/>
-        </w:rPr>
-        <w:hyperlink r:id="rId12" w:history="1">
-          <w:r>
-            <w:rPr>
-              <w:rStyle w:val="Hyperlink"/>
-            </w:rPr>
-            <w:t>the K</w:t>
-          </w:r>
-        </w:hyperlink>
-      </w:r>
-      <w:r>
-        <w:rPr>
-          <w:u w:val="single" w:color="0000ff"/>
-          <w:rFonts w:ascii="Charis SIL Regular" w:hAnsi="Charis SIL Regular" w:eastAsia="Charis SIL Regular"/>
-          <w:b w:val="0"/>
-          <w:i w:val="0"/>
-          <w:color w:val="000000"/>
-          <w:sz w:val="24"/>
-        </w:rPr>
-        <w:t>K</w:t>
-      </w:r>
-      <w:r>
-        <w:rPr>
-          <w:u w:val="single" w:color="0000ff"/>
-          <w:rFonts w:ascii="Charis SIL Regular" w:hAnsi="Charis SIL Regular" w:eastAsia="Charis SIL Regular"/>
-          <w:b w:val="0"/>
-          <w:i w:val="0"/>
-          <w:color w:val="000000"/>
-          <w:sz w:val="24"/>
-        </w:rPr>
-        <w:hyperlink r:id="rId12" w:history="1">
-          <w:r>
-            <w:rPr>
-              <w:rStyle w:val="Hyperlink"/>
-            </w:rPr>
-            <w:t>Z, whic</w:t>
-          </w:r>
-        </w:hyperlink>
-      </w:r>
-      <w:r>
-        <w:rPr>
-          <w:u w:val="single" w:color="0000ff"/>
-          <w:rFonts w:ascii="Charis SIL Regular" w:hAnsi="Charis SIL Regular" w:eastAsia="Charis SIL Regular"/>
-          <w:b w:val="0"/>
-          <w:i w:val="0"/>
-          <w:color w:val="000000"/>
-          <w:sz w:val="24"/>
-        </w:rPr>
-        <w:hyperlink r:id="rId12" w:history="1">
-          <w:r>
-            <w:rPr>
-              <w:rStyle w:val="Hyperlink"/>
-            </w:rPr>
-            <w:t>h i</w:t>
-          </w:r>
-        </w:hyperlink>
-      </w:r>
-      <w:r>
-        <w:rPr>
-          <w:u w:val="single" w:color="0000ff"/>
-          <w:rFonts w:ascii="Charis SIL Regular" w:hAnsi="Charis SIL Regular" w:eastAsia="Charis SIL Regular"/>
-          <w:b w:val="0"/>
-          <w:i w:val="0"/>
-          <w:color w:val="000000"/>
-          <w:sz w:val="24"/>
-        </w:rPr>
-        <w:hyperlink r:id="rId12" w:history="1">
-          <w:r>
-            <w:rPr>
-              <w:rStyle w:val="Hyperlink"/>
-            </w:rPr>
-            <w:t>s</w:t>
-          </w:r>
-        </w:hyperlink>
-      </w:r>
-      <w:r>
-        <w:rPr>
-          <w:u w:val="single" w:color="0000ff"/>
-          <w:rFonts w:ascii="Charis SIL Regular" w:hAnsi="Charis SIL Regular" w:eastAsia="Charis SIL Regular"/>
-          <w:b w:val="0"/>
-          <w:i w:val="0"/>
-          <w:color w:val="000000"/>
-          <w:sz w:val="24"/>
-        </w:rPr>
-        <w:hyperlink r:id="rId12" w:history="1">
-          <w:r>
-            <w:rPr>
-              <w:rStyle w:val="Hyperlink"/>
-            </w:rPr>
-            <w:t xml:space="preserve"> part of th</w:t>
-          </w:r>
-        </w:hyperlink>
-      </w:r>
-      <w:r>
-        <w:rPr>
-          <w:rFonts w:ascii="Charis SIL Regular" w:hAnsi="Charis SIL Regular" w:eastAsia="Charis SIL Regular"/>
-          <w:b w:val="0"/>
-          <w:i w:val="0"/>
-          <w:color w:val="000000"/>
-          <w:sz w:val="24"/>
-        </w:rPr>
-        <w:t xml:space="preserve">e Rijksmuseum archive, </w:t>
-      </w:r>
-      <w:r>
-        <w:rPr>
-          <w:u w:val="single" w:color="0000ff"/>
-          <w:rFonts w:ascii="Charis SIL Regular" w:hAnsi="Charis SIL Regular" w:eastAsia="Charis SIL Regular"/>
-          <w:b w:val="0"/>
-          <w:i w:val="0"/>
-          <w:color w:val="000000"/>
-          <w:sz w:val="24"/>
-        </w:rPr>
-        <w:hyperlink r:id="rId13" w:history="1">
-          <w:r>
-            <w:rPr>
-              <w:rStyle w:val="Hyperlink"/>
-            </w:rPr>
-            <w:t>is managed by t</w:t>
-          </w:r>
-        </w:hyperlink>
-      </w:r>
-      <w:r>
-        <w:rPr>
-          <w:rFonts w:ascii="Charis SIL Regular" w:hAnsi="Charis SIL Regular" w:eastAsia="Charis SIL Regular"/>
-          <w:b w:val="0"/>
-          <w:i w:val="0"/>
-          <w:color w:val="000000"/>
-          <w:sz w:val="24"/>
-        </w:rPr>
-        <w:t xml:space="preserve">he </w:t>
+        <w:t xml:space="preserve">. The archive of the KKZ, which is part of the Rijksmuseum archive, is managed by the </w:t>
       </w:r>
       <w:r>
         <w:rPr>
@@ -2225,9 +2057,8 @@
           <w:i w:val="0"/>
           <w:color w:val="0000FF"/>
           <w:sz w:val="24"/>
-          <w:u w:val="single"/>
         </w:rPr>
-        <w:t>ic research in colonised territorie</w:t>
+        <w:t>i</w:t>
       </w:r>
       <w:r>
         <w:rPr>
@@ -2236,8 +2067,9 @@
           <w:i w:val="0"/>
           <w:color w:val="0000FF"/>
           <w:sz w:val="24"/>
+          <w:u w:val="single"/>
         </w:rPr>
-        <w:t>s</w:t>
+        <w:t>c research in colonised territories</w:t>
       </w:r>
       <w:r>
         <w:br/>
@@ -3840,7 +3672,51 @@
             <w:rPr>
               <w:rStyle w:val="Hyperlink"/>
             </w:rPr>
-            <w:t>5B0%5D%5Bfield%5D=informa</w:t>
+            <w:t>5B0%5D%5Bfield%5D=infor</w:t>
+          </w:r>
+        </w:hyperlink>
+      </w:r>
+      <w:r>
+        <w:rPr>
+          <w:rFonts w:ascii="Charis SIL Regular" w:hAnsi="Charis SIL Regular" w:eastAsia="Charis SIL Regular"/>
+          <w:b w:val="0"/>
+          <w:i w:val="0"/>
+          <w:color w:val="0000FF"/>
+          <w:sz w:val="24"/>
+        </w:rPr>
+        <w:hyperlink r:id="rId16" w:history="1">
+          <w:r>
+            <w:rPr>
+              <w:rStyle w:val="Hyperlink"/>
+            </w:rPr>
+            <w:t>m</w:t>
+          </w:r>
+        </w:hyperlink>
+      </w:r>
+      <w:r>
+        <w:rPr>
+          <w:rFonts w:ascii="Charis SIL Regular" w:hAnsi="Charis SIL Regular" w:eastAsia="Charis SIL Regular"/>
+          <w:b w:val="0"/>
+          <w:i w:val="0"/>
+          <w:color w:val="0000FF"/>
+          <w:sz w:val="24"/>
+        </w:rPr>
+        <w:t>at</w:t>
+      </w:r>
+      <w:r>
+        <w:rPr>
+          <w:rFonts w:ascii="Charis SIL Regular" w:hAnsi="Charis SIL Regular" w:eastAsia="Charis SIL Regular"/>
+          <w:b w:val="0"/>
+          <w:i w:val="0"/>
+          <w:color w:val="0000FF"/>
+          <w:sz w:val="24"/>
+        </w:rPr>
+        <w:hyperlink r:id="rId16" w:history="1">
+          <w:r>
+            <w:rPr>
+              <w:rStyle w:val="Hyperlink"/>
+            </w:rPr>
+            <w:t>ion_type&amp;fil</w:t>
           </w:r>
         </w:hyperlink>
       </w:r>
@@ -3874,36 +3750,9 @@
             <w:rPr>
               <w:rStyle w:val="Hyperlink"/>
             </w:rPr>
-            <w:t>ion_type&amp;filt</w:t>
+            <w:t>ers%5B0%5D%5Bvalues%5D%5B0</w:t>
           </w:r>
         </w:hyperlink>
-      </w:r>
-      <w:r>
-        <w:rPr>
-          <w:rFonts w:ascii="Charis SIL Regular" w:hAnsi="Charis SIL Regular" w:eastAsia="Charis SIL Regular"/>
-          <w:b w:val="0"/>
-          <w:i w:val="0"/>
-          <w:color w:val="0000FF"/>
-          <w:sz w:val="24"/>
-        </w:rPr>
-        <w:hyperlink r:id="rId16" w:history="1">
-          <w:r>
-            <w:rPr>
-              <w:rStyle w:val="Hyperlink"/>
-            </w:rPr>
-            <w:t>ers%5B0%5D%5Bvalues%5D%</w:t>
-          </w:r>
-        </w:hyperlink>
-      </w:r>
-      <w:r>
-        <w:rPr>
-          <w:rFonts w:ascii="Charis SIL Regular" w:hAnsi="Charis SIL Regular" w:eastAsia="Charis SIL Regular"/>
-          <w:b w:val="0"/>
-          <w:i w:val="0"/>
-          <w:color w:val="0000FF"/>
-          <w:sz w:val="24"/>
-        </w:rPr>
-        <w:t>5B0</w:t>
       </w:r>
     </w:p>
     <w:p>

--- a/EXPORTS/DOCX/published/niveau3/English/RMO.docx
+++ b/EXPORTS/DOCX/published/niveau3/English/RMO.docx
@@ -734,32 +734,7 @@
           <w:color w:val="000000"/>
           <w:sz w:val="24"/>
         </w:rPr>
-        <w:hyperlink r:id="rId12" w:history="1">
-          <w:r>
-            <w:rPr>
-              <w:rStyle w:val="Hyperlink"/>
-            </w:rPr>
-            <w:t>s</w:t>
-          </w:r>
-        </w:hyperlink>
-      </w:r>
-      <w:r>
-        <w:rPr>
-          <w:u w:val="single" w:color="0000ff"/>
-          <w:rFonts w:ascii="Charis SIL Regular" w:hAnsi="Charis SIL Regular" w:eastAsia="Charis SIL Regular"/>
-          <w:b w:val="0"/>
-          <w:i w:val="0"/>
-          <w:color w:val="000000"/>
-          <w:sz w:val="24"/>
-        </w:rPr>
-        <w:hyperlink r:id="rId12" w:history="1">
-          <w:r>
-            <w:rPr>
-              <w:rStyle w:val="Hyperlink"/>
-            </w:rPr>
-            <w:t>eu</w:t>
-          </w:r>
-        </w:hyperlink>
+        <w:t>seu</w:t>
       </w:r>
       <w:r>
         <w:rPr>
@@ -1050,39 +1025,13 @@
       </w:r>
       <w:r>
         <w:rPr>
-          <w:u w:val="single" w:color="0000ff"/>
           <w:rFonts w:ascii="Charis SIL Regular" w:hAnsi="Charis SIL Regular" w:eastAsia="Charis SIL Regular"/>
           <w:b w:val="0"/>
           <w:i w:val="0"/>
           <w:color w:val="000000"/>
           <w:sz w:val="24"/>
         </w:rPr>
-        <w:hyperlink r:id="rId13" w:history="1">
-          <w:r>
-            <w:rPr>
-              <w:rStyle w:val="Hyperlink"/>
-            </w:rPr>
-            <w:t>h</w:t>
-          </w:r>
-        </w:hyperlink>
-      </w:r>
-      <w:r>
-        <w:rPr>
-          <w:u w:val="single" w:color="0000ff"/>
-          <w:rFonts w:ascii="Charis SIL Regular" w:hAnsi="Charis SIL Regular" w:eastAsia="Charis SIL Regular"/>
-          <w:b w:val="0"/>
-          <w:i w:val="0"/>
-          <w:color w:val="000000"/>
-          <w:sz w:val="24"/>
-        </w:rPr>
-        <w:hyperlink r:id="rId13" w:history="1">
-          <w:r>
-            <w:rPr>
-              <w:rStyle w:val="Hyperlink"/>
-            </w:rPr>
-            <w:t>e Sin</w:t>
-          </w:r>
-        </w:hyperlink>
+        <w:t>he Sin</w:t>
       </w:r>
       <w:r>
         <w:rPr>
@@ -1414,7 +1363,14 @@
           <w:color w:val="000000"/>
           <w:sz w:val="24"/>
         </w:rPr>
-        <w:t xml:space="preserve">tory and collection. </w:t>
+        <w:hyperlink r:id="rId9" w:history="1">
+          <w:r>
+            <w:rPr>
+              <w:rStyle w:val="Hyperlink"/>
+            </w:rPr>
+            <w:t>tory and</w:t>
+          </w:r>
+        </w:hyperlink>
       </w:r>
       <w:r>
         <w:rPr>
@@ -1425,14 +1381,7 @@
           <w:color w:val="000000"/>
           <w:sz w:val="24"/>
         </w:rPr>
-        <w:hyperlink r:id="rId9" w:history="1">
-          <w:r>
-            <w:rPr>
-              <w:rStyle w:val="Hyperlink"/>
-            </w:rPr>
-            <w:t xml:space="preserve">The </w:t>
-          </w:r>
-        </w:hyperlink>
+        <w:t xml:space="preserve"> collection. The </w:t>
       </w:r>
       <w:r>
         <w:rPr>
@@ -1443,7 +1392,7 @@
           <w:sz w:val="24"/>
           <w:u w:val="single"/>
         </w:rPr>
-        <w:hyperlink r:id="rId9" w:history="1">
+        <w:hyperlink r:id="rId14" w:history="1">
           <w:r>
             <w:rPr>
               <w:rStyle w:val="Hyperlink"/>
@@ -1827,7 +1776,99 @@
           <w:color w:val="000000"/>
           <w:sz w:val="24"/>
         </w:rPr>
-        <w:t xml:space="preserve">. The archive of the KKZ, which is part of the Rijksmuseum archive, is managed by the </w:t>
+        <w:t>. The archive of the KKZ, whic</w:t>
+      </w:r>
+      <w:r>
+        <w:rPr>
+          <w:u w:val="single" w:color="0000ff"/>
+          <w:rFonts w:ascii="Charis SIL Regular" w:hAnsi="Charis SIL Regular" w:eastAsia="Charis SIL Regular"/>
+          <w:b w:val="0"/>
+          <w:i w:val="0"/>
+          <w:color w:val="000000"/>
+          <w:sz w:val="24"/>
+        </w:rPr>
+        <w:hyperlink r:id="rId12" w:history="1">
+          <w:r>
+            <w:rPr>
+              <w:rStyle w:val="Hyperlink"/>
+            </w:rPr>
+            <w:t>h i</w:t>
+          </w:r>
+        </w:hyperlink>
+      </w:r>
+      <w:r>
+        <w:rPr>
+          <w:u w:val="single" w:color="0000ff"/>
+          <w:rFonts w:ascii="Charis SIL Regular" w:hAnsi="Charis SIL Regular" w:eastAsia="Charis SIL Regular"/>
+          <w:b w:val="0"/>
+          <w:i w:val="0"/>
+          <w:color w:val="000000"/>
+          <w:sz w:val="24"/>
+        </w:rPr>
+        <w:hyperlink r:id="rId12" w:history="1">
+          <w:r>
+            <w:rPr>
+              <w:rStyle w:val="Hyperlink"/>
+            </w:rPr>
+            <w:t>s</w:t>
+          </w:r>
+        </w:hyperlink>
+      </w:r>
+      <w:r>
+        <w:rPr>
+          <w:u w:val="single" w:color="0000ff"/>
+          <w:rFonts w:ascii="Charis SIL Regular" w:hAnsi="Charis SIL Regular" w:eastAsia="Charis SIL Regular"/>
+          <w:b w:val="0"/>
+          <w:i w:val="0"/>
+          <w:color w:val="000000"/>
+          <w:sz w:val="24"/>
+        </w:rPr>
+        <w:hyperlink r:id="rId12" w:history="1">
+          <w:r>
+            <w:rPr>
+              <w:rStyle w:val="Hyperlink"/>
+            </w:rPr>
+            <w:t xml:space="preserve"> part of th</w:t>
+          </w:r>
+        </w:hyperlink>
+      </w:r>
+      <w:r>
+        <w:rPr>
+          <w:rFonts w:ascii="Charis SIL Regular" w:hAnsi="Charis SIL Regular" w:eastAsia="Charis SIL Regular"/>
+          <w:b w:val="0"/>
+          <w:i w:val="0"/>
+          <w:color w:val="000000"/>
+          <w:sz w:val="24"/>
+        </w:rPr>
+        <w:t xml:space="preserve">e Rijksmuseum archive, </w:t>
+      </w:r>
+      <w:r>
+        <w:rPr>
+          <w:u w:val="single" w:color="0000ff"/>
+          <w:rFonts w:ascii="Charis SIL Regular" w:hAnsi="Charis SIL Regular" w:eastAsia="Charis SIL Regular"/>
+          <w:b w:val="0"/>
+          <w:i w:val="0"/>
+          <w:color w:val="000000"/>
+          <w:sz w:val="24"/>
+        </w:rPr>
+        <w:hyperlink r:id="rId13" w:history="1">
+          <w:r>
+            <w:rPr>
+              <w:rStyle w:val="Hyperlink"/>
+            </w:rPr>
+            <w:t>is managed by t</w:t>
+          </w:r>
+        </w:hyperlink>
+      </w:r>
+      <w:r>
+        <w:rPr>
+          <w:rFonts w:ascii="Charis SIL Regular" w:hAnsi="Charis SIL Regular" w:eastAsia="Charis SIL Regular"/>
+          <w:b w:val="0"/>
+          <w:i w:val="0"/>
+          <w:color w:val="000000"/>
+          <w:sz w:val="24"/>
+        </w:rPr>
+        <w:t xml:space="preserve">he </w:t>
       </w:r>
       <w:r>
         <w:rPr>
@@ -2760,7 +2801,7 @@
             <w:rPr>
               <w:rStyle w:val="Hyperlink"/>
             </w:rPr>
-            <w:t>filter</w:t>
+            <w:t>filters</w:t>
           </w:r>
         </w:hyperlink>
       </w:r>
@@ -2777,19 +2818,9 @@
             <w:rPr>
               <w:rStyle w:val="Hyperlink"/>
             </w:rPr>
-            <w:t>s</w:t>
+            <w:t>%</w:t>
           </w:r>
         </w:hyperlink>
-      </w:r>
-      <w:r>
-        <w:rPr>
-          <w:rFonts w:ascii="Charis SIL Regular" w:hAnsi="Charis SIL Regular" w:eastAsia="Charis SIL Regular"/>
-          <w:b w:val="0"/>
-          <w:i w:val="0"/>
-          <w:color w:val="0000FF"/>
-          <w:sz w:val="24"/>
-        </w:rPr>
-        <w:t>%</w:t>
       </w:r>
       <w:r>
         <w:rPr>
@@ -2804,7 +2835,7 @@
             <w:rPr>
               <w:rStyle w:val="Hyperlink"/>
             </w:rPr>
-            <w:t>5B0%5D%5Bfield%5D=inform</w:t>
+            <w:t>5B0%5D%5Bfield%5D=infor</w:t>
           </w:r>
         </w:hyperlink>
       </w:r>
@@ -2821,7 +2852,7 @@
             <w:rPr>
               <w:rStyle w:val="Hyperlink"/>
             </w:rPr>
-            <w:t>a</w:t>
+            <w:t>m</w:t>
           </w:r>
         </w:hyperlink>
       </w:r>
@@ -2833,7 +2864,7 @@
           <w:color w:val="0000FF"/>
           <w:sz w:val="24"/>
         </w:rPr>
-        <w:t>t</w:t>
+        <w:t>at</w:t>
       </w:r>
       <w:r>
         <w:rPr>
@@ -3076,7 +3107,24 @@
             <w:rPr>
               <w:rStyle w:val="Hyperlink"/>
             </w:rPr>
-            <w:t>filters</w:t>
+            <w:t>filter</w:t>
+          </w:r>
+        </w:hyperlink>
+      </w:r>
+      <w:r>
+        <w:rPr>
+          <w:rFonts w:ascii="Charis SIL Regular" w:hAnsi="Charis SIL Regular" w:eastAsia="Charis SIL Regular"/>
+          <w:b w:val="0"/>
+          <w:i w:val="0"/>
+          <w:color w:val="0000FF"/>
+          <w:sz w:val="24"/>
+        </w:rPr>
+        <w:hyperlink r:id="rId16" w:history="1">
+          <w:r>
+            <w:rPr>
+              <w:rStyle w:val="Hyperlink"/>
+            </w:rPr>
+            <w:t>s</w:t>
           </w:r>
         </w:hyperlink>
       </w:r>
@@ -3110,7 +3158,51 @@
             <w:rPr>
               <w:rStyle w:val="Hyperlink"/>
             </w:rPr>
-            <w:t>5B0%5D%5Bfield%5D=informa</w:t>
+            <w:t>5B0%5D%5Bfield%5D=inform</w:t>
+          </w:r>
+        </w:hyperlink>
+      </w:r>
+      <w:r>
+        <w:rPr>
+          <w:rFonts w:ascii="Charis SIL Regular" w:hAnsi="Charis SIL Regular" w:eastAsia="Charis SIL Regular"/>
+          <w:b w:val="0"/>
+          <w:i w:val="0"/>
+          <w:color w:val="0000FF"/>
+          <w:sz w:val="24"/>
+        </w:rPr>
+        <w:hyperlink r:id="rId16" w:history="1">
+          <w:r>
+            <w:rPr>
+              <w:rStyle w:val="Hyperlink"/>
+            </w:rPr>
+            <w:t>a</w:t>
+          </w:r>
+        </w:hyperlink>
+      </w:r>
+      <w:r>
+        <w:rPr>
+          <w:rFonts w:ascii="Charis SIL Regular" w:hAnsi="Charis SIL Regular" w:eastAsia="Charis SIL Regular"/>
+          <w:b w:val="0"/>
+          <w:i w:val="0"/>
+          <w:color w:val="0000FF"/>
+          <w:sz w:val="24"/>
+        </w:rPr>
+        <w:t>t</w:t>
+      </w:r>
+      <w:r>
+        <w:rPr>
+          <w:rFonts w:ascii="Charis SIL Regular" w:hAnsi="Charis SIL Regular" w:eastAsia="Charis SIL Regular"/>
+          <w:b w:val="0"/>
+          <w:i w:val="0"/>
+          <w:color w:val="0000FF"/>
+          <w:sz w:val="24"/>
+        </w:rPr>
+        <w:hyperlink r:id="rId16" w:history="1">
+          <w:r>
+            <w:rPr>
+              <w:rStyle w:val="Hyperlink"/>
+            </w:rPr>
+            <w:t>ion_type&amp;fil</w:t>
           </w:r>
         </w:hyperlink>
       </w:r>
@@ -3144,36 +3236,9 @@
             <w:rPr>
               <w:rStyle w:val="Hyperlink"/>
             </w:rPr>
-            <w:t>ion_type&amp;filt</w:t>
+            <w:t>ers%5B0%5D%5Bvalues%5D%5B0</w:t>
           </w:r>
         </w:hyperlink>
-      </w:r>
-      <w:r>
-        <w:rPr>
-          <w:rFonts w:ascii="Charis SIL Regular" w:hAnsi="Charis SIL Regular" w:eastAsia="Charis SIL Regular"/>
-          <w:b w:val="0"/>
-          <w:i w:val="0"/>
-          <w:color w:val="0000FF"/>
-          <w:sz w:val="24"/>
-        </w:rPr>
-        <w:hyperlink r:id="rId16" w:history="1">
-          <w:r>
-            <w:rPr>
-              <w:rStyle w:val="Hyperlink"/>
-            </w:rPr>
-            <w:t>ers%5B0%5D%5Bvalues%5D%</w:t>
-          </w:r>
-        </w:hyperlink>
-      </w:r>
-      <w:r>
-        <w:rPr>
-          <w:rFonts w:ascii="Charis SIL Regular" w:hAnsi="Charis SIL Regular" w:eastAsia="Charis SIL Regular"/>
-          <w:b w:val="0"/>
-          <w:i w:val="0"/>
-          <w:color w:val="0000FF"/>
-          <w:sz w:val="24"/>
-        </w:rPr>
-        <w:t>5B0</w:t>
       </w:r>
     </w:p>
     <w:p>

--- a/EXPORTS/DOCX/published/niveau3/English/RMO.docx
+++ b/EXPORTS/DOCX/published/niveau3/English/RMO.docx
@@ -408,7 +408,25 @@
           <w:color w:val="000000"/>
           <w:sz w:val="24"/>
         </w:rPr>
-        <w:t>o becom</w:t>
+        <w:hyperlink r:id="rId10" w:history="1">
+          <w:r>
+            <w:rPr>
+              <w:rStyle w:val="Hyperlink"/>
+            </w:rPr>
+            <w:t>o beco</w:t>
+          </w:r>
+        </w:hyperlink>
+      </w:r>
+      <w:r>
+        <w:rPr>
+          <w:u w:val="single" w:color="0000ff"/>
+          <w:rFonts w:ascii="Charis SIL Regular" w:hAnsi="Charis SIL Regular" w:eastAsia="Charis SIL Regular"/>
+          <w:b w:val="0"/>
+          <w:i w:val="0"/>
+          <w:color w:val="000000"/>
+          <w:sz w:val="24"/>
+        </w:rPr>
+        <w:t>m</w:t>
       </w:r>
       <w:r>
         <w:rPr>
@@ -659,7 +677,7 @@
           <w:color w:val="000000"/>
           <w:sz w:val="24"/>
         </w:rPr>
-        <w:t>played an important role</w:t>
+        <w:t>played an important role in the professiona</w:t>
       </w:r>
       <w:r>
         <w:rPr>
@@ -670,71 +688,7 @@
           <w:color w:val="000000"/>
           <w:sz w:val="24"/>
         </w:rPr>
-        <w:hyperlink r:id="rId11" w:history="1">
-          <w:r>
-            <w:rPr>
-              <w:rStyle w:val="Hyperlink"/>
-            </w:rPr>
-            <w:t xml:space="preserve"> in the pr</w:t>
-          </w:r>
-        </w:hyperlink>
-      </w:r>
-      <w:r>
-        <w:rPr>
-          <w:rFonts w:ascii="Charis SIL Regular" w:hAnsi="Charis SIL Regular" w:eastAsia="Charis SIL Regular"/>
-          <w:b w:val="0"/>
-          <w:i w:val="0"/>
-          <w:color w:val="000000"/>
-          <w:sz w:val="24"/>
-        </w:rPr>
-        <w:t>ofessiona</w:t>
-      </w:r>
-      <w:r>
-        <w:rPr>
-          <w:u w:val="single" w:color="0000ff"/>
-          <w:rFonts w:ascii="Charis SIL Regular" w:hAnsi="Charis SIL Regular" w:eastAsia="Charis SIL Regular"/>
-          <w:b w:val="0"/>
-          <w:i w:val="0"/>
-          <w:color w:val="000000"/>
-          <w:sz w:val="24"/>
-        </w:rPr>
-        <w:hyperlink r:id="rId12" w:history="1">
-          <w:r>
-            <w:rPr>
-              <w:rStyle w:val="Hyperlink"/>
-            </w:rPr>
-            <w:t>lisatio</w:t>
-          </w:r>
-        </w:hyperlink>
-      </w:r>
-      <w:r>
-        <w:rPr>
-          <w:u w:val="single" w:color="0000ff"/>
-          <w:rFonts w:ascii="Charis SIL Regular" w:hAnsi="Charis SIL Regular" w:eastAsia="Charis SIL Regular"/>
-          <w:b w:val="0"/>
-          <w:i w:val="0"/>
-          <w:color w:val="000000"/>
-          <w:sz w:val="24"/>
-        </w:rPr>
-        <w:hyperlink r:id="rId12" w:history="1">
-          <w:r>
-            <w:rPr>
-              <w:rStyle w:val="Hyperlink"/>
-            </w:rPr>
-            <w:t>n of mu</w:t>
-          </w:r>
-        </w:hyperlink>
-      </w:r>
-      <w:r>
-        <w:rPr>
-          <w:u w:val="single" w:color="0000ff"/>
-          <w:rFonts w:ascii="Charis SIL Regular" w:hAnsi="Charis SIL Regular" w:eastAsia="Charis SIL Regular"/>
-          <w:b w:val="0"/>
-          <w:i w:val="0"/>
-          <w:color w:val="000000"/>
-          <w:sz w:val="24"/>
-        </w:rPr>
-        <w:t>seu</w:t>
+        <w:t>lisation of museu</w:t>
       </w:r>
       <w:r>
         <w:rPr>
@@ -1025,13 +979,32 @@
       </w:r>
       <w:r>
         <w:rPr>
+          <w:u w:val="single" w:color="0000ff"/>
           <w:rFonts w:ascii="Charis SIL Regular" w:hAnsi="Charis SIL Regular" w:eastAsia="Charis SIL Regular"/>
           <w:b w:val="0"/>
           <w:i w:val="0"/>
           <w:color w:val="000000"/>
           <w:sz w:val="24"/>
         </w:rPr>
-        <w:t>he Sin</w:t>
+        <w:hyperlink r:id="rId13" w:history="1">
+          <w:r>
+            <w:rPr>
+              <w:rStyle w:val="Hyperlink"/>
+            </w:rPr>
+            <w:t>h</w:t>
+          </w:r>
+        </w:hyperlink>
+      </w:r>
+      <w:r>
+        <w:rPr>
+          <w:u w:val="single" w:color="0000ff"/>
+          <w:rFonts w:ascii="Charis SIL Regular" w:hAnsi="Charis SIL Regular" w:eastAsia="Charis SIL Regular"/>
+          <w:b w:val="0"/>
+          <w:i w:val="0"/>
+          <w:color w:val="000000"/>
+          <w:sz w:val="24"/>
+        </w:rPr>
+        <w:t>e Sin</w:t>
       </w:r>
       <w:r>
         <w:rPr>
@@ -1381,7 +1354,35 @@
           <w:color w:val="000000"/>
           <w:sz w:val="24"/>
         </w:rPr>
-        <w:t xml:space="preserve"> collection. The </w:t>
+        <w:t xml:space="preserve"> collectio</w:t>
+      </w:r>
+      <w:r>
+        <w:rPr>
+          <w:u w:val="single" w:color="0000ff"/>
+          <w:rFonts w:ascii="Charis SIL Regular" w:hAnsi="Charis SIL Regular" w:eastAsia="Charis SIL Regular"/>
+          <w:b w:val="0"/>
+          <w:i w:val="0"/>
+          <w:color w:val="000000"/>
+          <w:sz w:val="24"/>
+        </w:rPr>
+        <w:hyperlink r:id="rId9" w:history="1">
+          <w:r>
+            <w:rPr>
+              <w:rStyle w:val="Hyperlink"/>
+            </w:rPr>
+            <w:t xml:space="preserve">n. </w:t>
+          </w:r>
+        </w:hyperlink>
+      </w:r>
+      <w:r>
+        <w:rPr>
+          <w:rFonts w:ascii="Charis SIL Regular" w:hAnsi="Charis SIL Regular" w:eastAsia="Charis SIL Regular"/>
+          <w:b w:val="0"/>
+          <w:i w:val="0"/>
+          <w:color w:val="000000"/>
+          <w:sz w:val="24"/>
+        </w:rPr>
+        <w:t xml:space="preserve">The </w:t>
       </w:r>
       <w:r>
         <w:rPr>
@@ -1776,99 +1777,7 @@
           <w:color w:val="000000"/>
           <w:sz w:val="24"/>
         </w:rPr>
-        <w:t>. The archive of the KKZ, whic</w:t>
-      </w:r>
-      <w:r>
-        <w:rPr>
-          <w:u w:val="single" w:color="0000ff"/>
-          <w:rFonts w:ascii="Charis SIL Regular" w:hAnsi="Charis SIL Regular" w:eastAsia="Charis SIL Regular"/>
-          <w:b w:val="0"/>
-          <w:i w:val="0"/>
-          <w:color w:val="000000"/>
-          <w:sz w:val="24"/>
-        </w:rPr>
-        <w:hyperlink r:id="rId12" w:history="1">
-          <w:r>
-            <w:rPr>
-              <w:rStyle w:val="Hyperlink"/>
-            </w:rPr>
-            <w:t>h i</w:t>
-          </w:r>
-        </w:hyperlink>
-      </w:r>
-      <w:r>
-        <w:rPr>
-          <w:u w:val="single" w:color="0000ff"/>
-          <w:rFonts w:ascii="Charis SIL Regular" w:hAnsi="Charis SIL Regular" w:eastAsia="Charis SIL Regular"/>
-          <w:b w:val="0"/>
-          <w:i w:val="0"/>
-          <w:color w:val="000000"/>
-          <w:sz w:val="24"/>
-        </w:rPr>
-        <w:hyperlink r:id="rId12" w:history="1">
-          <w:r>
-            <w:rPr>
-              <w:rStyle w:val="Hyperlink"/>
-            </w:rPr>
-            <w:t>s</w:t>
-          </w:r>
-        </w:hyperlink>
-      </w:r>
-      <w:r>
-        <w:rPr>
-          <w:u w:val="single" w:color="0000ff"/>
-          <w:rFonts w:ascii="Charis SIL Regular" w:hAnsi="Charis SIL Regular" w:eastAsia="Charis SIL Regular"/>
-          <w:b w:val="0"/>
-          <w:i w:val="0"/>
-          <w:color w:val="000000"/>
-          <w:sz w:val="24"/>
-        </w:rPr>
-        <w:hyperlink r:id="rId12" w:history="1">
-          <w:r>
-            <w:rPr>
-              <w:rStyle w:val="Hyperlink"/>
-            </w:rPr>
-            <w:t xml:space="preserve"> part of th</w:t>
-          </w:r>
-        </w:hyperlink>
-      </w:r>
-      <w:r>
-        <w:rPr>
-          <w:rFonts w:ascii="Charis SIL Regular" w:hAnsi="Charis SIL Regular" w:eastAsia="Charis SIL Regular"/>
-          <w:b w:val="0"/>
-          <w:i w:val="0"/>
-          <w:color w:val="000000"/>
-          <w:sz w:val="24"/>
-        </w:rPr>
-        <w:t xml:space="preserve">e Rijksmuseum archive, </w:t>
-      </w:r>
-      <w:r>
-        <w:rPr>
-          <w:u w:val="single" w:color="0000ff"/>
-          <w:rFonts w:ascii="Charis SIL Regular" w:hAnsi="Charis SIL Regular" w:eastAsia="Charis SIL Regular"/>
-          <w:b w:val="0"/>
-          <w:i w:val="0"/>
-          <w:color w:val="000000"/>
-          <w:sz w:val="24"/>
-        </w:rPr>
-        <w:hyperlink r:id="rId13" w:history="1">
-          <w:r>
-            <w:rPr>
-              <w:rStyle w:val="Hyperlink"/>
-            </w:rPr>
-            <w:t>is managed by t</w:t>
-          </w:r>
-        </w:hyperlink>
-      </w:r>
-      <w:r>
-        <w:rPr>
-          <w:rFonts w:ascii="Charis SIL Regular" w:hAnsi="Charis SIL Regular" w:eastAsia="Charis SIL Regular"/>
-          <w:b w:val="0"/>
-          <w:i w:val="0"/>
-          <w:color w:val="000000"/>
-          <w:sz w:val="24"/>
-        </w:rPr>
-        <w:t xml:space="preserve">he </w:t>
+        <w:t xml:space="preserve">. The archive of the KKZ, which is part of the Rijksmuseum archive, is managed by the </w:t>
       </w:r>
       <w:r>
         <w:rPr>
@@ -2835,51 +2744,7 @@
             <w:rPr>
               <w:rStyle w:val="Hyperlink"/>
             </w:rPr>
-            <w:t>5B0%5D%5Bfield%5D=infor</w:t>
-          </w:r>
-        </w:hyperlink>
-      </w:r>
-      <w:r>
-        <w:rPr>
-          <w:rFonts w:ascii="Charis SIL Regular" w:hAnsi="Charis SIL Regular" w:eastAsia="Charis SIL Regular"/>
-          <w:b w:val="0"/>
-          <w:i w:val="0"/>
-          <w:color w:val="0000FF"/>
-          <w:sz w:val="24"/>
-        </w:rPr>
-        <w:hyperlink r:id="rId16" w:history="1">
-          <w:r>
-            <w:rPr>
-              <w:rStyle w:val="Hyperlink"/>
-            </w:rPr>
-            <w:t>m</w:t>
-          </w:r>
-        </w:hyperlink>
-      </w:r>
-      <w:r>
-        <w:rPr>
-          <w:rFonts w:ascii="Charis SIL Regular" w:hAnsi="Charis SIL Regular" w:eastAsia="Charis SIL Regular"/>
-          <w:b w:val="0"/>
-          <w:i w:val="0"/>
-          <w:color w:val="0000FF"/>
-          <w:sz w:val="24"/>
-        </w:rPr>
-        <w:t>at</w:t>
-      </w:r>
-      <w:r>
-        <w:rPr>
-          <w:rFonts w:ascii="Charis SIL Regular" w:hAnsi="Charis SIL Regular" w:eastAsia="Charis SIL Regular"/>
-          <w:b w:val="0"/>
-          <w:i w:val="0"/>
-          <w:color w:val="0000FF"/>
-          <w:sz w:val="24"/>
-        </w:rPr>
-        <w:hyperlink r:id="rId16" w:history="1">
-          <w:r>
-            <w:rPr>
-              <w:rStyle w:val="Hyperlink"/>
-            </w:rPr>
-            <w:t>ion_type&amp;fil</w:t>
+            <w:t>5B0%5D%5Bfield%5D=informa</w:t>
           </w:r>
         </w:hyperlink>
       </w:r>
@@ -2913,9 +2778,36 @@
             <w:rPr>
               <w:rStyle w:val="Hyperlink"/>
             </w:rPr>
-            <w:t>ers%5B0%5D%5Bvalues%5D%5B0</w:t>
+            <w:t>ion_type&amp;filt</w:t>
           </w:r>
         </w:hyperlink>
+      </w:r>
+      <w:r>
+        <w:rPr>
+          <w:rFonts w:ascii="Charis SIL Regular" w:hAnsi="Charis SIL Regular" w:eastAsia="Charis SIL Regular"/>
+          <w:b w:val="0"/>
+          <w:i w:val="0"/>
+          <w:color w:val="0000FF"/>
+          <w:sz w:val="24"/>
+        </w:rPr>
+        <w:hyperlink r:id="rId16" w:history="1">
+          <w:r>
+            <w:rPr>
+              <w:rStyle w:val="Hyperlink"/>
+            </w:rPr>
+            <w:t>ers%5B0%5D%5Bvalues%5D%</w:t>
+          </w:r>
+        </w:hyperlink>
+      </w:r>
+      <w:r>
+        <w:rPr>
+          <w:rFonts w:ascii="Charis SIL Regular" w:hAnsi="Charis SIL Regular" w:eastAsia="Charis SIL Regular"/>
+          <w:b w:val="0"/>
+          <w:i w:val="0"/>
+          <w:color w:val="0000FF"/>
+          <w:sz w:val="24"/>
+        </w:rPr>
+        <w:t>5B0</w:t>
       </w:r>
     </w:p>
     <w:p>
@@ -3136,14 +3028,7 @@
           <w:color w:val="0000FF"/>
           <w:sz w:val="24"/>
         </w:rPr>
-        <w:hyperlink r:id="rId16" w:history="1">
-          <w:r>
-            <w:rPr>
-              <w:rStyle w:val="Hyperlink"/>
-            </w:rPr>
-            <w:t>%</w:t>
-          </w:r>
-        </w:hyperlink>
+        <w:t>%</w:t>
       </w:r>
       <w:r>
         <w:rPr>
@@ -3407,7 +3292,7 @@
             <w:rPr>
               <w:rStyle w:val="Hyperlink"/>
             </w:rPr>
-            <w:t>filter</w:t>
+            <w:t>filters</w:t>
           </w:r>
         </w:hyperlink>
       </w:r>
@@ -3424,19 +3309,9 @@
             <w:rPr>
               <w:rStyle w:val="Hyperlink"/>
             </w:rPr>
-            <w:t>s</w:t>
+            <w:t>%</w:t>
           </w:r>
         </w:hyperlink>
-      </w:r>
-      <w:r>
-        <w:rPr>
-          <w:rFonts w:ascii="Charis SIL Regular" w:hAnsi="Charis SIL Regular" w:eastAsia="Charis SIL Regular"/>
-          <w:b w:val="0"/>
-          <w:i w:val="0"/>
-          <w:color w:val="0000FF"/>
-          <w:sz w:val="24"/>
-        </w:rPr>
-        <w:t>%</w:t>
       </w:r>
       <w:r>
         <w:rPr>
@@ -3451,51 +3326,7 @@
             <w:rPr>
               <w:rStyle w:val="Hyperlink"/>
             </w:rPr>
-            <w:t>5B0%5D%5Bfield%5D=inform</w:t>
-          </w:r>
-        </w:hyperlink>
-      </w:r>
-      <w:r>
-        <w:rPr>
-          <w:rFonts w:ascii="Charis SIL Regular" w:hAnsi="Charis SIL Regular" w:eastAsia="Charis SIL Regular"/>
-          <w:b w:val="0"/>
-          <w:i w:val="0"/>
-          <w:color w:val="0000FF"/>
-          <w:sz w:val="24"/>
-        </w:rPr>
-        <w:hyperlink r:id="rId16" w:history="1">
-          <w:r>
-            <w:rPr>
-              <w:rStyle w:val="Hyperlink"/>
-            </w:rPr>
-            <w:t>a</w:t>
-          </w:r>
-        </w:hyperlink>
-      </w:r>
-      <w:r>
-        <w:rPr>
-          <w:rFonts w:ascii="Charis SIL Regular" w:hAnsi="Charis SIL Regular" w:eastAsia="Charis SIL Regular"/>
-          <w:b w:val="0"/>
-          <w:i w:val="0"/>
-          <w:color w:val="0000FF"/>
-          <w:sz w:val="24"/>
-        </w:rPr>
-        <w:t>t</w:t>
-      </w:r>
-      <w:r>
-        <w:rPr>
-          <w:rFonts w:ascii="Charis SIL Regular" w:hAnsi="Charis SIL Regular" w:eastAsia="Charis SIL Regular"/>
-          <w:b w:val="0"/>
-          <w:i w:val="0"/>
-          <w:color w:val="0000FF"/>
-          <w:sz w:val="24"/>
-        </w:rPr>
-        <w:hyperlink r:id="rId16" w:history="1">
-          <w:r>
-            <w:rPr>
-              <w:rStyle w:val="Hyperlink"/>
-            </w:rPr>
-            <w:t>ion_type&amp;fil</w:t>
+            <w:t>5B0%5D%5Bfield%5D=informa</w:t>
           </w:r>
         </w:hyperlink>
       </w:r>
@@ -3529,9 +3360,36 @@
             <w:rPr>
               <w:rStyle w:val="Hyperlink"/>
             </w:rPr>
-            <w:t>ers%5B0%5D%5Bvalues%5D%5B0</w:t>
+            <w:t>ion_type&amp;filt</w:t>
           </w:r>
         </w:hyperlink>
+      </w:r>
+      <w:r>
+        <w:rPr>
+          <w:rFonts w:ascii="Charis SIL Regular" w:hAnsi="Charis SIL Regular" w:eastAsia="Charis SIL Regular"/>
+          <w:b w:val="0"/>
+          <w:i w:val="0"/>
+          <w:color w:val="0000FF"/>
+          <w:sz w:val="24"/>
+        </w:rPr>
+        <w:hyperlink r:id="rId16" w:history="1">
+          <w:r>
+            <w:rPr>
+              <w:rStyle w:val="Hyperlink"/>
+            </w:rPr>
+            <w:t>ers%5B0%5D%5Bvalues%5D%</w:t>
+          </w:r>
+        </w:hyperlink>
+      </w:r>
+      <w:r>
+        <w:rPr>
+          <w:rFonts w:ascii="Charis SIL Regular" w:hAnsi="Charis SIL Regular" w:eastAsia="Charis SIL Regular"/>
+          <w:b w:val="0"/>
+          <w:i w:val="0"/>
+          <w:color w:val="0000FF"/>
+          <w:sz w:val="24"/>
+        </w:rPr>
+        <w:t>5B0</w:t>
       </w:r>
     </w:p>
     <w:p>
@@ -3703,7 +3561,7 @@
             <w:rPr>
               <w:rStyle w:val="Hyperlink"/>
             </w:rPr>
-            <w:t>filters</w:t>
+            <w:t>filter</w:t>
           </w:r>
         </w:hyperlink>
       </w:r>
@@ -3720,9 +3578,19 @@
             <w:rPr>
               <w:rStyle w:val="Hyperlink"/>
             </w:rPr>
-            <w:t>%</w:t>
+            <w:t>s</w:t>
           </w:r>
         </w:hyperlink>
+      </w:r>
+      <w:r>
+        <w:rPr>
+          <w:rFonts w:ascii="Charis SIL Regular" w:hAnsi="Charis SIL Regular" w:eastAsia="Charis SIL Regular"/>
+          <w:b w:val="0"/>
+          <w:i w:val="0"/>
+          <w:color w:val="0000FF"/>
+          <w:sz w:val="24"/>
+        </w:rPr>
+        <w:t>%</w:t>
       </w:r>
       <w:r>
         <w:rPr>
@@ -3737,7 +3605,7 @@
             <w:rPr>
               <w:rStyle w:val="Hyperlink"/>
             </w:rPr>
-            <w:t>5B0%5D%5Bfield%5D=infor</w:t>
+            <w:t>5B0%5D%5Bfield%5D=inform</w:t>
           </w:r>
         </w:hyperlink>
       </w:r>
@@ -3754,7 +3622,7 @@
             <w:rPr>
               <w:rStyle w:val="Hyperlink"/>
             </w:rPr>
-            <w:t>m</w:t>
+            <w:t>a</w:t>
           </w:r>
         </w:hyperlink>
       </w:r>
@@ -3766,7 +3634,7 @@
           <w:color w:val="0000FF"/>
           <w:sz w:val="24"/>
         </w:rPr>
-        <w:t>at</w:t>
+        <w:t>t</w:t>
       </w:r>
       <w:r>
         <w:rPr>

--- a/EXPORTS/DOCX/published/niveau3/English/RMO.docx
+++ b/EXPORTS/DOCX/published/niveau3/English/RMO.docx
@@ -397,36 +397,7 @@
           <w:color w:val="000000"/>
           <w:sz w:val="24"/>
         </w:rPr>
-        <w:t>appointed professor of archaeology at Leiden University, thus als</w:t>
-      </w:r>
-      <w:r>
-        <w:rPr>
-          <w:u w:val="single" w:color="0000ff"/>
-          <w:rFonts w:ascii="Charis SIL Regular" w:hAnsi="Charis SIL Regular" w:eastAsia="Charis SIL Regular"/>
-          <w:b w:val="0"/>
-          <w:i w:val="0"/>
-          <w:color w:val="000000"/>
-          <w:sz w:val="24"/>
-        </w:rPr>
-        <w:hyperlink r:id="rId10" w:history="1">
-          <w:r>
-            <w:rPr>
-              <w:rStyle w:val="Hyperlink"/>
-            </w:rPr>
-            <w:t>o beco</w:t>
-          </w:r>
-        </w:hyperlink>
-      </w:r>
-      <w:r>
-        <w:rPr>
-          <w:u w:val="single" w:color="0000ff"/>
-          <w:rFonts w:ascii="Charis SIL Regular" w:hAnsi="Charis SIL Regular" w:eastAsia="Charis SIL Regular"/>
-          <w:b w:val="0"/>
-          <w:i w:val="0"/>
-          <w:color w:val="000000"/>
-          <w:sz w:val="24"/>
-        </w:rPr>
-        <w:t>m</w:t>
+        <w:t>appointed professor of archaeology at Leiden University, thus also becom</w:t>
       </w:r>
       <w:r>
         <w:rPr>
@@ -688,7 +659,61 @@
           <w:color w:val="000000"/>
           <w:sz w:val="24"/>
         </w:rPr>
-        <w:t>lisation of museu</w:t>
+        <w:t>lisatio</w:t>
+      </w:r>
+      <w:r>
+        <w:rPr>
+          <w:u w:val="single" w:color="0000ff"/>
+          <w:rFonts w:ascii="Charis SIL Regular" w:hAnsi="Charis SIL Regular" w:eastAsia="Charis SIL Regular"/>
+          <w:b w:val="0"/>
+          <w:i w:val="0"/>
+          <w:color w:val="000000"/>
+          <w:sz w:val="24"/>
+        </w:rPr>
+        <w:hyperlink r:id="rId12" w:history="1">
+          <w:r>
+            <w:rPr>
+              <w:rStyle w:val="Hyperlink"/>
+            </w:rPr>
+            <w:t>n of mu</w:t>
+          </w:r>
+        </w:hyperlink>
+      </w:r>
+      <w:r>
+        <w:rPr>
+          <w:u w:val="single" w:color="0000ff"/>
+          <w:rFonts w:ascii="Charis SIL Regular" w:hAnsi="Charis SIL Regular" w:eastAsia="Charis SIL Regular"/>
+          <w:b w:val="0"/>
+          <w:i w:val="0"/>
+          <w:color w:val="000000"/>
+          <w:sz w:val="24"/>
+        </w:rPr>
+        <w:hyperlink r:id="rId12" w:history="1">
+          <w:r>
+            <w:rPr>
+              <w:rStyle w:val="Hyperlink"/>
+            </w:rPr>
+            <w:t>s</w:t>
+          </w:r>
+        </w:hyperlink>
+      </w:r>
+      <w:r>
+        <w:rPr>
+          <w:u w:val="single" w:color="0000ff"/>
+          <w:rFonts w:ascii="Charis SIL Regular" w:hAnsi="Charis SIL Regular" w:eastAsia="Charis SIL Regular"/>
+          <w:b w:val="0"/>
+          <w:i w:val="0"/>
+          <w:color w:val="000000"/>
+          <w:sz w:val="24"/>
+        </w:rPr>
+        <w:hyperlink r:id="rId12" w:history="1">
+          <w:r>
+            <w:rPr>
+              <w:rStyle w:val="Hyperlink"/>
+            </w:rPr>
+            <w:t>eu</w:t>
+          </w:r>
+        </w:hyperlink>
       </w:r>
       <w:r>
         <w:rPr>
@@ -986,43 +1011,7 @@
           <w:color w:val="000000"/>
           <w:sz w:val="24"/>
         </w:rPr>
-        <w:hyperlink r:id="rId13" w:history="1">
-          <w:r>
-            <w:rPr>
-              <w:rStyle w:val="Hyperlink"/>
-            </w:rPr>
-            <w:t>h</w:t>
-          </w:r>
-        </w:hyperlink>
-      </w:r>
-      <w:r>
-        <w:rPr>
-          <w:u w:val="single" w:color="0000ff"/>
-          <w:rFonts w:ascii="Charis SIL Regular" w:hAnsi="Charis SIL Regular" w:eastAsia="Charis SIL Regular"/>
-          <w:b w:val="0"/>
-          <w:i w:val="0"/>
-          <w:color w:val="000000"/>
-          <w:sz w:val="24"/>
-        </w:rPr>
-        <w:t>e Sin</w:t>
-      </w:r>
-      <w:r>
-        <w:rPr>
-          <w:u w:val="single" w:color="0000ff"/>
-          <w:rFonts w:ascii="Charis SIL Regular" w:hAnsi="Charis SIL Regular" w:eastAsia="Charis SIL Regular"/>
-          <w:b w:val="0"/>
-          <w:i w:val="0"/>
-          <w:color w:val="000000"/>
-          <w:sz w:val="24"/>
-        </w:rPr>
-        <w:hyperlink r:id="rId13" w:history="1">
-          <w:r>
-            <w:rPr>
-              <w:rStyle w:val="Hyperlink"/>
-            </w:rPr>
-            <w:t>ghasari statues o</w:t>
-          </w:r>
-        </w:hyperlink>
+        <w:t>he Singhasari statues o</w:t>
       </w:r>
       <w:r>
         <w:rPr>
@@ -1354,7 +1343,7 @@
           <w:color w:val="000000"/>
           <w:sz w:val="24"/>
         </w:rPr>
-        <w:t xml:space="preserve"> collectio</w:t>
+        <w:t xml:space="preserve"> </w:t>
       </w:r>
       <w:r>
         <w:rPr>
@@ -1370,7 +1359,7 @@
             <w:rPr>
               <w:rStyle w:val="Hyperlink"/>
             </w:rPr>
-            <w:t xml:space="preserve">n. </w:t>
+            <w:t>collectio</w:t>
           </w:r>
         </w:hyperlink>
       </w:r>
@@ -1382,7 +1371,7 @@
           <w:color w:val="000000"/>
           <w:sz w:val="24"/>
         </w:rPr>
-        <w:t xml:space="preserve">The </w:t>
+        <w:t xml:space="preserve">n. The </w:t>
       </w:r>
       <w:r>
         <w:rPr>
@@ -1777,7 +1766,117 @@
           <w:color w:val="000000"/>
           <w:sz w:val="24"/>
         </w:rPr>
-        <w:t xml:space="preserve">. The archive of the KKZ, which is part of the Rijksmuseum archive, is managed by the </w:t>
+        <w:t>. The archive of the KK</w:t>
+      </w:r>
+      <w:r>
+        <w:rPr>
+          <w:u w:val="single" w:color="0000ff"/>
+          <w:rFonts w:ascii="Charis SIL Regular" w:hAnsi="Charis SIL Regular" w:eastAsia="Charis SIL Regular"/>
+          <w:b w:val="0"/>
+          <w:i w:val="0"/>
+          <w:color w:val="000000"/>
+          <w:sz w:val="24"/>
+        </w:rPr>
+        <w:hyperlink r:id="rId12" w:history="1">
+          <w:r>
+            <w:rPr>
+              <w:rStyle w:val="Hyperlink"/>
+            </w:rPr>
+            <w:t>Z, whic</w:t>
+          </w:r>
+        </w:hyperlink>
+      </w:r>
+      <w:r>
+        <w:rPr>
+          <w:u w:val="single" w:color="0000ff"/>
+          <w:rFonts w:ascii="Charis SIL Regular" w:hAnsi="Charis SIL Regular" w:eastAsia="Charis SIL Regular"/>
+          <w:b w:val="0"/>
+          <w:i w:val="0"/>
+          <w:color w:val="000000"/>
+          <w:sz w:val="24"/>
+        </w:rPr>
+        <w:hyperlink r:id="rId12" w:history="1">
+          <w:r>
+            <w:rPr>
+              <w:rStyle w:val="Hyperlink"/>
+            </w:rPr>
+            <w:t>h i</w:t>
+          </w:r>
+        </w:hyperlink>
+      </w:r>
+      <w:r>
+        <w:rPr>
+          <w:u w:val="single" w:color="0000ff"/>
+          <w:rFonts w:ascii="Charis SIL Regular" w:hAnsi="Charis SIL Regular" w:eastAsia="Charis SIL Regular"/>
+          <w:b w:val="0"/>
+          <w:i w:val="0"/>
+          <w:color w:val="000000"/>
+          <w:sz w:val="24"/>
+        </w:rPr>
+        <w:hyperlink r:id="rId12" w:history="1">
+          <w:r>
+            <w:rPr>
+              <w:rStyle w:val="Hyperlink"/>
+            </w:rPr>
+            <w:t>s</w:t>
+          </w:r>
+        </w:hyperlink>
+      </w:r>
+      <w:r>
+        <w:rPr>
+          <w:u w:val="single" w:color="0000ff"/>
+          <w:rFonts w:ascii="Charis SIL Regular" w:hAnsi="Charis SIL Regular" w:eastAsia="Charis SIL Regular"/>
+          <w:b w:val="0"/>
+          <w:i w:val="0"/>
+          <w:color w:val="000000"/>
+          <w:sz w:val="24"/>
+        </w:rPr>
+        <w:hyperlink r:id="rId12" w:history="1">
+          <w:r>
+            <w:rPr>
+              <w:rStyle w:val="Hyperlink"/>
+            </w:rPr>
+            <w:t xml:space="preserve"> part of th</w:t>
+          </w:r>
+        </w:hyperlink>
+      </w:r>
+      <w:r>
+        <w:rPr>
+          <w:rFonts w:ascii="Charis SIL Regular" w:hAnsi="Charis SIL Regular" w:eastAsia="Charis SIL Regular"/>
+          <w:b w:val="0"/>
+          <w:i w:val="0"/>
+          <w:color w:val="000000"/>
+          <w:sz w:val="24"/>
+        </w:rPr>
+        <w:t xml:space="preserve">e Rijksmuseum archive, </w:t>
+      </w:r>
+      <w:r>
+        <w:rPr>
+          <w:u w:val="single" w:color="0000ff"/>
+          <w:rFonts w:ascii="Charis SIL Regular" w:hAnsi="Charis SIL Regular" w:eastAsia="Charis SIL Regular"/>
+          <w:b w:val="0"/>
+          <w:i w:val="0"/>
+          <w:color w:val="000000"/>
+          <w:sz w:val="24"/>
+        </w:rPr>
+        <w:hyperlink r:id="rId13" w:history="1">
+          <w:r>
+            <w:rPr>
+              <w:rStyle w:val="Hyperlink"/>
+            </w:rPr>
+            <w:t>is managed by t</w:t>
+          </w:r>
+        </w:hyperlink>
+      </w:r>
+      <w:r>
+        <w:rPr>
+          <w:rFonts w:ascii="Charis SIL Regular" w:hAnsi="Charis SIL Regular" w:eastAsia="Charis SIL Regular"/>
+          <w:b w:val="0"/>
+          <w:i w:val="0"/>
+          <w:color w:val="000000"/>
+          <w:sz w:val="24"/>
+        </w:rPr>
+        <w:t xml:space="preserve">he </w:t>
       </w:r>
       <w:r>
         <w:rPr>
@@ -2710,7 +2809,7 @@
             <w:rPr>
               <w:rStyle w:val="Hyperlink"/>
             </w:rPr>
-            <w:t>filters</w:t>
+            <w:t>filter</w:t>
           </w:r>
         </w:hyperlink>
       </w:r>
@@ -2727,9 +2826,19 @@
             <w:rPr>
               <w:rStyle w:val="Hyperlink"/>
             </w:rPr>
-            <w:t>%</w:t>
+            <w:t>s</w:t>
           </w:r>
         </w:hyperlink>
+      </w:r>
+      <w:r>
+        <w:rPr>
+          <w:rFonts w:ascii="Charis SIL Regular" w:hAnsi="Charis SIL Regular" w:eastAsia="Charis SIL Regular"/>
+          <w:b w:val="0"/>
+          <w:i w:val="0"/>
+          <w:color w:val="0000FF"/>
+          <w:sz w:val="24"/>
+        </w:rPr>
+        <w:t>%</w:t>
       </w:r>
       <w:r>
         <w:rPr>
@@ -2744,7 +2853,51 @@
             <w:rPr>
               <w:rStyle w:val="Hyperlink"/>
             </w:rPr>
-            <w:t>5B0%5D%5Bfield%5D=informa</w:t>
+            <w:t>5B0%5D%5Bfield%5D=inform</w:t>
+          </w:r>
+        </w:hyperlink>
+      </w:r>
+      <w:r>
+        <w:rPr>
+          <w:rFonts w:ascii="Charis SIL Regular" w:hAnsi="Charis SIL Regular" w:eastAsia="Charis SIL Regular"/>
+          <w:b w:val="0"/>
+          <w:i w:val="0"/>
+          <w:color w:val="0000FF"/>
+          <w:sz w:val="24"/>
+        </w:rPr>
+        <w:hyperlink r:id="rId16" w:history="1">
+          <w:r>
+            <w:rPr>
+              <w:rStyle w:val="Hyperlink"/>
+            </w:rPr>
+            <w:t>a</w:t>
+          </w:r>
+        </w:hyperlink>
+      </w:r>
+      <w:r>
+        <w:rPr>
+          <w:rFonts w:ascii="Charis SIL Regular" w:hAnsi="Charis SIL Regular" w:eastAsia="Charis SIL Regular"/>
+          <w:b w:val="0"/>
+          <w:i w:val="0"/>
+          <w:color w:val="0000FF"/>
+          <w:sz w:val="24"/>
+        </w:rPr>
+        <w:t>t</w:t>
+      </w:r>
+      <w:r>
+        <w:rPr>
+          <w:rFonts w:ascii="Charis SIL Regular" w:hAnsi="Charis SIL Regular" w:eastAsia="Charis SIL Regular"/>
+          <w:b w:val="0"/>
+          <w:i w:val="0"/>
+          <w:color w:val="0000FF"/>
+          <w:sz w:val="24"/>
+        </w:rPr>
+        <w:hyperlink r:id="rId16" w:history="1">
+          <w:r>
+            <w:rPr>
+              <w:rStyle w:val="Hyperlink"/>
+            </w:rPr>
+            <w:t>ion_type&amp;fil</w:t>
           </w:r>
         </w:hyperlink>
       </w:r>
@@ -2778,36 +2931,9 @@
             <w:rPr>
               <w:rStyle w:val="Hyperlink"/>
             </w:rPr>
-            <w:t>ion_type&amp;filt</w:t>
+            <w:t>ers%5B0%5D%5Bvalues%5D%5B0</w:t>
           </w:r>
         </w:hyperlink>
-      </w:r>
-      <w:r>
-        <w:rPr>
-          <w:rFonts w:ascii="Charis SIL Regular" w:hAnsi="Charis SIL Regular" w:eastAsia="Charis SIL Regular"/>
-          <w:b w:val="0"/>
-          <w:i w:val="0"/>
-          <w:color w:val="0000FF"/>
-          <w:sz w:val="24"/>
-        </w:rPr>
-        <w:hyperlink r:id="rId16" w:history="1">
-          <w:r>
-            <w:rPr>
-              <w:rStyle w:val="Hyperlink"/>
-            </w:rPr>
-            <w:t>ers%5B0%5D%5Bvalues%5D%</w:t>
-          </w:r>
-        </w:hyperlink>
-      </w:r>
-      <w:r>
-        <w:rPr>
-          <w:rFonts w:ascii="Charis SIL Regular" w:hAnsi="Charis SIL Regular" w:eastAsia="Charis SIL Regular"/>
-          <w:b w:val="0"/>
-          <w:i w:val="0"/>
-          <w:color w:val="0000FF"/>
-          <w:sz w:val="24"/>
-        </w:rPr>
-        <w:t>5B0</w:t>
       </w:r>
     </w:p>
     <w:p>
@@ -3326,7 +3452,51 @@
             <w:rPr>
               <w:rStyle w:val="Hyperlink"/>
             </w:rPr>
-            <w:t>5B0%5D%5Bfield%5D=informa</w:t>
+            <w:t>5B0%5D%5Bfield%5D=infor</w:t>
+          </w:r>
+        </w:hyperlink>
+      </w:r>
+      <w:r>
+        <w:rPr>
+          <w:rFonts w:ascii="Charis SIL Regular" w:hAnsi="Charis SIL Regular" w:eastAsia="Charis SIL Regular"/>
+          <w:b w:val="0"/>
+          <w:i w:val="0"/>
+          <w:color w:val="0000FF"/>
+          <w:sz w:val="24"/>
+        </w:rPr>
+        <w:hyperlink r:id="rId16" w:history="1">
+          <w:r>
+            <w:rPr>
+              <w:rStyle w:val="Hyperlink"/>
+            </w:rPr>
+            <w:t>m</w:t>
+          </w:r>
+        </w:hyperlink>
+      </w:r>
+      <w:r>
+        <w:rPr>
+          <w:rFonts w:ascii="Charis SIL Regular" w:hAnsi="Charis SIL Regular" w:eastAsia="Charis SIL Regular"/>
+          <w:b w:val="0"/>
+          <w:i w:val="0"/>
+          <w:color w:val="0000FF"/>
+          <w:sz w:val="24"/>
+        </w:rPr>
+        <w:t>at</w:t>
+      </w:r>
+      <w:r>
+        <w:rPr>
+          <w:rFonts w:ascii="Charis SIL Regular" w:hAnsi="Charis SIL Regular" w:eastAsia="Charis SIL Regular"/>
+          <w:b w:val="0"/>
+          <w:i w:val="0"/>
+          <w:color w:val="0000FF"/>
+          <w:sz w:val="24"/>
+        </w:rPr>
+        <w:hyperlink r:id="rId16" w:history="1">
+          <w:r>
+            <w:rPr>
+              <w:rStyle w:val="Hyperlink"/>
+            </w:rPr>
+            <w:t>ion_type&amp;fil</w:t>
           </w:r>
         </w:hyperlink>
       </w:r>
@@ -3360,36 +3530,9 @@
             <w:rPr>
               <w:rStyle w:val="Hyperlink"/>
             </w:rPr>
-            <w:t>ion_type&amp;filt</w:t>
+            <w:t>ers%5B0%5D%5Bvalues%5D%5B0</w:t>
           </w:r>
         </w:hyperlink>
-      </w:r>
-      <w:r>
-        <w:rPr>
-          <w:rFonts w:ascii="Charis SIL Regular" w:hAnsi="Charis SIL Regular" w:eastAsia="Charis SIL Regular"/>
-          <w:b w:val="0"/>
-          <w:i w:val="0"/>
-          <w:color w:val="0000FF"/>
-          <w:sz w:val="24"/>
-        </w:rPr>
-        <w:hyperlink r:id="rId16" w:history="1">
-          <w:r>
-            <w:rPr>
-              <w:rStyle w:val="Hyperlink"/>
-            </w:rPr>
-            <w:t>ers%5B0%5D%5Bvalues%5D%</w:t>
-          </w:r>
-        </w:hyperlink>
-      </w:r>
-      <w:r>
-        <w:rPr>
-          <w:rFonts w:ascii="Charis SIL Regular" w:hAnsi="Charis SIL Regular" w:eastAsia="Charis SIL Regular"/>
-          <w:b w:val="0"/>
-          <w:i w:val="0"/>
-          <w:color w:val="0000FF"/>
-          <w:sz w:val="24"/>
-        </w:rPr>
-        <w:t>5B0</w:t>
       </w:r>
     </w:p>
     <w:p>

--- a/EXPORTS/DOCX/published/niveau3/English/RMO.docx
+++ b/EXPORTS/DOCX/published/niveau3/English/RMO.docx
@@ -397,7 +397,35 @@
           <w:color w:val="000000"/>
           <w:sz w:val="24"/>
         </w:rPr>
-        <w:t>appointed professor of archaeology at Leiden University, thus also becom</w:t>
+        <w:t>appointed professor of archaeology at Leiden University, thus als</w:t>
+      </w:r>
+      <w:r>
+        <w:rPr>
+          <w:u w:val="single" w:color="0000ff"/>
+          <w:rFonts w:ascii="Charis SIL Regular" w:hAnsi="Charis SIL Regular" w:eastAsia="Charis SIL Regular"/>
+          <w:b w:val="0"/>
+          <w:i w:val="0"/>
+          <w:color w:val="000000"/>
+          <w:sz w:val="24"/>
+        </w:rPr>
+        <w:hyperlink r:id="rId10" w:history="1">
+          <w:r>
+            <w:rPr>
+              <w:rStyle w:val="Hyperlink"/>
+            </w:rPr>
+            <w:t>o beco</w:t>
+          </w:r>
+        </w:hyperlink>
+      </w:r>
+      <w:r>
+        <w:rPr>
+          <w:rFonts w:ascii="Charis SIL Regular" w:hAnsi="Charis SIL Regular" w:eastAsia="Charis SIL Regular"/>
+          <w:b w:val="0"/>
+          <w:i w:val="0"/>
+          <w:color w:val="000000"/>
+          <w:sz w:val="24"/>
+        </w:rPr>
+        <w:t>m</w:t>
       </w:r>
       <w:r>
         <w:rPr>
@@ -648,7 +676,7 @@
           <w:color w:val="000000"/>
           <w:sz w:val="24"/>
         </w:rPr>
-        <w:t>played an important role in the professiona</w:t>
+        <w:t>played an important role</w:t>
       </w:r>
       <w:r>
         <w:rPr>
@@ -659,7 +687,42 @@
           <w:color w:val="000000"/>
           <w:sz w:val="24"/>
         </w:rPr>
-        <w:t>lisatio</w:t>
+        <w:hyperlink r:id="rId11" w:history="1">
+          <w:r>
+            <w:rPr>
+              <w:rStyle w:val="Hyperlink"/>
+            </w:rPr>
+            <w:t xml:space="preserve"> in the pr</w:t>
+          </w:r>
+        </w:hyperlink>
+      </w:r>
+      <w:r>
+        <w:rPr>
+          <w:rFonts w:ascii="Charis SIL Regular" w:hAnsi="Charis SIL Regular" w:eastAsia="Charis SIL Regular"/>
+          <w:b w:val="0"/>
+          <w:i w:val="0"/>
+          <w:color w:val="000000"/>
+          <w:sz w:val="24"/>
+        </w:rPr>
+        <w:t>ofessiona</w:t>
+      </w:r>
+      <w:r>
+        <w:rPr>
+          <w:u w:val="single" w:color="0000ff"/>
+          <w:rFonts w:ascii="Charis SIL Regular" w:hAnsi="Charis SIL Regular" w:eastAsia="Charis SIL Regular"/>
+          <w:b w:val="0"/>
+          <w:i w:val="0"/>
+          <w:color w:val="000000"/>
+          <w:sz w:val="24"/>
+        </w:rPr>
+        <w:hyperlink r:id="rId12" w:history="1">
+          <w:r>
+            <w:rPr>
+              <w:rStyle w:val="Hyperlink"/>
+            </w:rPr>
+            <w:t>lisatio</w:t>
+          </w:r>
+        </w:hyperlink>
       </w:r>
       <w:r>
         <w:rPr>
@@ -1011,7 +1074,50 @@
           <w:color w:val="000000"/>
           <w:sz w:val="24"/>
         </w:rPr>
-        <w:t>he Singhasari statues o</w:t>
+        <w:hyperlink r:id="rId13" w:history="1">
+          <w:r>
+            <w:rPr>
+              <w:rStyle w:val="Hyperlink"/>
+            </w:rPr>
+            <w:t>h</w:t>
+          </w:r>
+        </w:hyperlink>
+      </w:r>
+      <w:r>
+        <w:rPr>
+          <w:u w:val="single" w:color="0000ff"/>
+          <w:rFonts w:ascii="Charis SIL Regular" w:hAnsi="Charis SIL Regular" w:eastAsia="Charis SIL Regular"/>
+          <w:b w:val="0"/>
+          <w:i w:val="0"/>
+          <w:color w:val="000000"/>
+          <w:sz w:val="24"/>
+        </w:rPr>
+        <w:hyperlink r:id="rId13" w:history="1">
+          <w:r>
+            <w:rPr>
+              <w:rStyle w:val="Hyperlink"/>
+            </w:rPr>
+            <w:t>e Sin</w:t>
+          </w:r>
+        </w:hyperlink>
+      </w:r>
+      <w:r>
+        <w:rPr>
+          <w:u w:val="single" w:color="0000ff"/>
+          <w:rFonts w:ascii="Charis SIL Regular" w:hAnsi="Charis SIL Regular" w:eastAsia="Charis SIL Regular"/>
+          <w:b w:val="0"/>
+          <w:i w:val="0"/>
+          <w:color w:val="000000"/>
+          <w:sz w:val="24"/>
+        </w:rPr>
+        <w:hyperlink r:id="rId13" w:history="1">
+          <w:r>
+            <w:rPr>
+              <w:rStyle w:val="Hyperlink"/>
+            </w:rPr>
+            <w:t>ghasari statues o</w:t>
+          </w:r>
+        </w:hyperlink>
       </w:r>
       <w:r>
         <w:rPr>
@@ -1365,6 +1471,7 @@
       </w:r>
       <w:r>
         <w:rPr>
+          <w:u w:val="single" w:color="0000ff"/>
           <w:rFonts w:ascii="Charis SIL Regular" w:hAnsi="Charis SIL Regular" w:eastAsia="Charis SIL Regular"/>
           <w:b w:val="0"/>
           <w:i w:val="0"/>
@@ -1382,7 +1489,7 @@
           <w:sz w:val="24"/>
           <w:u w:val="single"/>
         </w:rPr>
-        <w:hyperlink r:id="rId14" w:history="1">
+        <w:hyperlink r:id="rId9" w:history="1">
           <w:r>
             <w:rPr>
               <w:rStyle w:val="Hyperlink"/>
@@ -2809,7 +2916,7 @@
             <w:rPr>
               <w:rStyle w:val="Hyperlink"/>
             </w:rPr>
-            <w:t>filter</w:t>
+            <w:t>filters</w:t>
           </w:r>
         </w:hyperlink>
       </w:r>
@@ -2826,19 +2933,9 @@
             <w:rPr>
               <w:rStyle w:val="Hyperlink"/>
             </w:rPr>
-            <w:t>s</w:t>
+            <w:t>%</w:t>
           </w:r>
         </w:hyperlink>
-      </w:r>
-      <w:r>
-        <w:rPr>
-          <w:rFonts w:ascii="Charis SIL Regular" w:hAnsi="Charis SIL Regular" w:eastAsia="Charis SIL Regular"/>
-          <w:b w:val="0"/>
-          <w:i w:val="0"/>
-          <w:color w:val="0000FF"/>
-          <w:sz w:val="24"/>
-        </w:rPr>
-        <w:t>%</w:t>
       </w:r>
       <w:r>
         <w:rPr>
@@ -2853,51 +2950,7 @@
             <w:rPr>
               <w:rStyle w:val="Hyperlink"/>
             </w:rPr>
-            <w:t>5B0%5D%5Bfield%5D=inform</w:t>
-          </w:r>
-        </w:hyperlink>
-      </w:r>
-      <w:r>
-        <w:rPr>
-          <w:rFonts w:ascii="Charis SIL Regular" w:hAnsi="Charis SIL Regular" w:eastAsia="Charis SIL Regular"/>
-          <w:b w:val="0"/>
-          <w:i w:val="0"/>
-          <w:color w:val="0000FF"/>
-          <w:sz w:val="24"/>
-        </w:rPr>
-        <w:hyperlink r:id="rId16" w:history="1">
-          <w:r>
-            <w:rPr>
-              <w:rStyle w:val="Hyperlink"/>
-            </w:rPr>
-            <w:t>a</w:t>
-          </w:r>
-        </w:hyperlink>
-      </w:r>
-      <w:r>
-        <w:rPr>
-          <w:rFonts w:ascii="Charis SIL Regular" w:hAnsi="Charis SIL Regular" w:eastAsia="Charis SIL Regular"/>
-          <w:b w:val="0"/>
-          <w:i w:val="0"/>
-          <w:color w:val="0000FF"/>
-          <w:sz w:val="24"/>
-        </w:rPr>
-        <w:t>t</w:t>
-      </w:r>
-      <w:r>
-        <w:rPr>
-          <w:rFonts w:ascii="Charis SIL Regular" w:hAnsi="Charis SIL Regular" w:eastAsia="Charis SIL Regular"/>
-          <w:b w:val="0"/>
-          <w:i w:val="0"/>
-          <w:color w:val="0000FF"/>
-          <w:sz w:val="24"/>
-        </w:rPr>
-        <w:hyperlink r:id="rId16" w:history="1">
-          <w:r>
-            <w:rPr>
-              <w:rStyle w:val="Hyperlink"/>
-            </w:rPr>
-            <w:t>ion_type&amp;fil</w:t>
+            <w:t>5B0%5D%5Bfield%5D=informa</w:t>
           </w:r>
         </w:hyperlink>
       </w:r>
@@ -2931,9 +2984,36 @@
             <w:rPr>
               <w:rStyle w:val="Hyperlink"/>
             </w:rPr>
-            <w:t>ers%5B0%5D%5Bvalues%5D%5B0</w:t>
+            <w:t>ion_type&amp;filt</w:t>
           </w:r>
         </w:hyperlink>
+      </w:r>
+      <w:r>
+        <w:rPr>
+          <w:rFonts w:ascii="Charis SIL Regular" w:hAnsi="Charis SIL Regular" w:eastAsia="Charis SIL Regular"/>
+          <w:b w:val="0"/>
+          <w:i w:val="0"/>
+          <w:color w:val="0000FF"/>
+          <w:sz w:val="24"/>
+        </w:rPr>
+        <w:hyperlink r:id="rId16" w:history="1">
+          <w:r>
+            <w:rPr>
+              <w:rStyle w:val="Hyperlink"/>
+            </w:rPr>
+            <w:t>ers%5B0%5D%5Bvalues%5D%</w:t>
+          </w:r>
+        </w:hyperlink>
+      </w:r>
+      <w:r>
+        <w:rPr>
+          <w:rFonts w:ascii="Charis SIL Regular" w:hAnsi="Charis SIL Regular" w:eastAsia="Charis SIL Regular"/>
+          <w:b w:val="0"/>
+          <w:i w:val="0"/>
+          <w:color w:val="0000FF"/>
+          <w:sz w:val="24"/>
+        </w:rPr>
+        <w:t>5B0</w:t>
       </w:r>
     </w:p>
     <w:p>
@@ -3452,51 +3532,7 @@
             <w:rPr>
               <w:rStyle w:val="Hyperlink"/>
             </w:rPr>
-            <w:t>5B0%5D%5Bfield%5D=infor</w:t>
-          </w:r>
-        </w:hyperlink>
-      </w:r>
-      <w:r>
-        <w:rPr>
-          <w:rFonts w:ascii="Charis SIL Regular" w:hAnsi="Charis SIL Regular" w:eastAsia="Charis SIL Regular"/>
-          <w:b w:val="0"/>
-          <w:i w:val="0"/>
-          <w:color w:val="0000FF"/>
-          <w:sz w:val="24"/>
-        </w:rPr>
-        <w:hyperlink r:id="rId16" w:history="1">
-          <w:r>
-            <w:rPr>
-              <w:rStyle w:val="Hyperlink"/>
-            </w:rPr>
-            <w:t>m</w:t>
-          </w:r>
-        </w:hyperlink>
-      </w:r>
-      <w:r>
-        <w:rPr>
-          <w:rFonts w:ascii="Charis SIL Regular" w:hAnsi="Charis SIL Regular" w:eastAsia="Charis SIL Regular"/>
-          <w:b w:val="0"/>
-          <w:i w:val="0"/>
-          <w:color w:val="0000FF"/>
-          <w:sz w:val="24"/>
-        </w:rPr>
-        <w:t>at</w:t>
-      </w:r>
-      <w:r>
-        <w:rPr>
-          <w:rFonts w:ascii="Charis SIL Regular" w:hAnsi="Charis SIL Regular" w:eastAsia="Charis SIL Regular"/>
-          <w:b w:val="0"/>
-          <w:i w:val="0"/>
-          <w:color w:val="0000FF"/>
-          <w:sz w:val="24"/>
-        </w:rPr>
-        <w:hyperlink r:id="rId16" w:history="1">
-          <w:r>
-            <w:rPr>
-              <w:rStyle w:val="Hyperlink"/>
-            </w:rPr>
-            <w:t>ion_type&amp;fil</w:t>
+            <w:t>5B0%5D%5Bfield%5D=informa</w:t>
           </w:r>
         </w:hyperlink>
       </w:r>
@@ -3530,9 +3566,36 @@
             <w:rPr>
               <w:rStyle w:val="Hyperlink"/>
             </w:rPr>
-            <w:t>ers%5B0%5D%5Bvalues%5D%5B0</w:t>
+            <w:t>ion_type&amp;filt</w:t>
           </w:r>
         </w:hyperlink>
+      </w:r>
+      <w:r>
+        <w:rPr>
+          <w:rFonts w:ascii="Charis SIL Regular" w:hAnsi="Charis SIL Regular" w:eastAsia="Charis SIL Regular"/>
+          <w:b w:val="0"/>
+          <w:i w:val="0"/>
+          <w:color w:val="0000FF"/>
+          <w:sz w:val="24"/>
+        </w:rPr>
+        <w:hyperlink r:id="rId16" w:history="1">
+          <w:r>
+            <w:rPr>
+              <w:rStyle w:val="Hyperlink"/>
+            </w:rPr>
+            <w:t>ers%5B0%5D%5Bvalues%5D%</w:t>
+          </w:r>
+        </w:hyperlink>
+      </w:r>
+      <w:r>
+        <w:rPr>
+          <w:rFonts w:ascii="Charis SIL Regular" w:hAnsi="Charis SIL Regular" w:eastAsia="Charis SIL Regular"/>
+          <w:b w:val="0"/>
+          <w:i w:val="0"/>
+          <w:color w:val="0000FF"/>
+          <w:sz w:val="24"/>
+        </w:rPr>
+        <w:t>5B0</w:t>
       </w:r>
     </w:p>
     <w:p>

--- a/EXPORTS/DOCX/published/niveau3/English/RMO.docx
+++ b/EXPORTS/DOCX/published/niveau3/English/RMO.docx
@@ -1478,7 +1478,32 @@
           <w:color w:val="000000"/>
           <w:sz w:val="24"/>
         </w:rPr>
-        <w:t xml:space="preserve">n. The </w:t>
+        <w:hyperlink r:id="rId9" w:history="1">
+          <w:r>
+            <w:rPr>
+              <w:rStyle w:val="Hyperlink"/>
+            </w:rPr>
+            <w:t xml:space="preserve">n. </w:t>
+          </w:r>
+        </w:hyperlink>
+      </w:r>
+      <w:r>
+        <w:rPr>
+          <w:u w:val="single" w:color="0000ff"/>
+          <w:rFonts w:ascii="Charis SIL Regular" w:hAnsi="Charis SIL Regular" w:eastAsia="Charis SIL Regular"/>
+          <w:b w:val="0"/>
+          <w:i w:val="0"/>
+          <w:color w:val="000000"/>
+          <w:sz w:val="24"/>
+        </w:rPr>
+        <w:hyperlink r:id="rId9" w:history="1">
+          <w:r>
+            <w:rPr>
+              <w:rStyle w:val="Hyperlink"/>
+            </w:rPr>
+            <w:t xml:space="preserve">The </w:t>
+          </w:r>
+        </w:hyperlink>
       </w:r>
       <w:r>
         <w:rPr>
@@ -1873,7 +1898,36 @@
           <w:color w:val="000000"/>
           <w:sz w:val="24"/>
         </w:rPr>
-        <w:t>. The archive of the KK</w:t>
+        <w:t xml:space="preserve">. The archive of </w:t>
+      </w:r>
+      <w:r>
+        <w:rPr>
+          <w:u w:val="single" w:color="0000ff"/>
+          <w:rFonts w:ascii="Charis SIL Regular" w:hAnsi="Charis SIL Regular" w:eastAsia="Charis SIL Regular"/>
+          <w:b w:val="0"/>
+          <w:i w:val="0"/>
+          <w:color w:val="000000"/>
+          <w:sz w:val="24"/>
+        </w:rPr>
+        <w:hyperlink r:id="rId12" w:history="1">
+          <w:r>
+            <w:rPr>
+              <w:rStyle w:val="Hyperlink"/>
+            </w:rPr>
+            <w:t>the K</w:t>
+          </w:r>
+        </w:hyperlink>
+      </w:r>
+      <w:r>
+        <w:rPr>
+          <w:u w:val="single" w:color="0000ff"/>
+          <w:rFonts w:ascii="Charis SIL Regular" w:hAnsi="Charis SIL Regular" w:eastAsia="Charis SIL Regular"/>
+          <w:b w:val="0"/>
+          <w:i w:val="0"/>
+          <w:color w:val="000000"/>
+          <w:sz w:val="24"/>
+        </w:rPr>
+        <w:t>K</w:t>
       </w:r>
       <w:r>
         <w:rPr>
@@ -2916,7 +2970,7 @@
             <w:rPr>
               <w:rStyle w:val="Hyperlink"/>
             </w:rPr>
-            <w:t>filters</w:t>
+            <w:t>filter</w:t>
           </w:r>
         </w:hyperlink>
       </w:r>
@@ -2933,7 +2987,7 @@
             <w:rPr>
               <w:rStyle w:val="Hyperlink"/>
             </w:rPr>
-            <w:t>%</w:t>
+            <w:t>s</w:t>
           </w:r>
         </w:hyperlink>
       </w:r>
@@ -2945,12 +2999,66 @@
           <w:color w:val="0000FF"/>
           <w:sz w:val="24"/>
         </w:rPr>
+        <w:t>%</w:t>
+      </w:r>
+      <w:r>
+        <w:rPr>
+          <w:rFonts w:ascii="Charis SIL Regular" w:hAnsi="Charis SIL Regular" w:eastAsia="Charis SIL Regular"/>
+          <w:b w:val="0"/>
+          <w:i w:val="0"/>
+          <w:color w:val="0000FF"/>
+          <w:sz w:val="24"/>
+        </w:rPr>
         <w:hyperlink r:id="rId16" w:history="1">
           <w:r>
             <w:rPr>
               <w:rStyle w:val="Hyperlink"/>
             </w:rPr>
-            <w:t>5B0%5D%5Bfield%5D=informa</w:t>
+            <w:t>5B0%5D%5Bfield%5D=inform</w:t>
+          </w:r>
+        </w:hyperlink>
+      </w:r>
+      <w:r>
+        <w:rPr>
+          <w:rFonts w:ascii="Charis SIL Regular" w:hAnsi="Charis SIL Regular" w:eastAsia="Charis SIL Regular"/>
+          <w:b w:val="0"/>
+          <w:i w:val="0"/>
+          <w:color w:val="0000FF"/>
+          <w:sz w:val="24"/>
+        </w:rPr>
+        <w:hyperlink r:id="rId16" w:history="1">
+          <w:r>
+            <w:rPr>
+              <w:rStyle w:val="Hyperlink"/>
+            </w:rPr>
+            <w:t>a</w:t>
+          </w:r>
+        </w:hyperlink>
+      </w:r>
+      <w:r>
+        <w:rPr>
+          <w:rFonts w:ascii="Charis SIL Regular" w:hAnsi="Charis SIL Regular" w:eastAsia="Charis SIL Regular"/>
+          <w:b w:val="0"/>
+          <w:i w:val="0"/>
+          <w:color w:val="0000FF"/>
+          <w:sz w:val="24"/>
+        </w:rPr>
+        <w:t>t</w:t>
+      </w:r>
+      <w:r>
+        <w:rPr>
+          <w:rFonts w:ascii="Charis SIL Regular" w:hAnsi="Charis SIL Regular" w:eastAsia="Charis SIL Regular"/>
+          <w:b w:val="0"/>
+          <w:i w:val="0"/>
+          <w:color w:val="0000FF"/>
+          <w:sz w:val="24"/>
+        </w:rPr>
+        <w:hyperlink r:id="rId16" w:history="1">
+          <w:r>
+            <w:rPr>
+              <w:rStyle w:val="Hyperlink"/>
+            </w:rPr>
+            <w:t>ion_type&amp;fil</w:t>
           </w:r>
         </w:hyperlink>
       </w:r>
@@ -2984,36 +3092,9 @@
             <w:rPr>
               <w:rStyle w:val="Hyperlink"/>
             </w:rPr>
-            <w:t>ion_type&amp;filt</w:t>
+            <w:t>ers%5B0%5D%5Bvalues%5D%5B0</w:t>
           </w:r>
         </w:hyperlink>
-      </w:r>
-      <w:r>
-        <w:rPr>
-          <w:rFonts w:ascii="Charis SIL Regular" w:hAnsi="Charis SIL Regular" w:eastAsia="Charis SIL Regular"/>
-          <w:b w:val="0"/>
-          <w:i w:val="0"/>
-          <w:color w:val="0000FF"/>
-          <w:sz w:val="24"/>
-        </w:rPr>
-        <w:hyperlink r:id="rId16" w:history="1">
-          <w:r>
-            <w:rPr>
-              <w:rStyle w:val="Hyperlink"/>
-            </w:rPr>
-            <w:t>ers%5B0%5D%5Bvalues%5D%</w:t>
-          </w:r>
-        </w:hyperlink>
-      </w:r>
-      <w:r>
-        <w:rPr>
-          <w:rFonts w:ascii="Charis SIL Regular" w:hAnsi="Charis SIL Regular" w:eastAsia="Charis SIL Regular"/>
-          <w:b w:val="0"/>
-          <w:i w:val="0"/>
-          <w:color w:val="0000FF"/>
-          <w:sz w:val="24"/>
-        </w:rPr>
-        <w:t>5B0</w:t>
       </w:r>
     </w:p>
     <w:p>
@@ -3498,7 +3579,7 @@
             <w:rPr>
               <w:rStyle w:val="Hyperlink"/>
             </w:rPr>
-            <w:t>filters</w:t>
+            <w:t>filter</w:t>
           </w:r>
         </w:hyperlink>
       </w:r>
@@ -3515,7 +3596,7 @@
             <w:rPr>
               <w:rStyle w:val="Hyperlink"/>
             </w:rPr>
-            <w:t>%</w:t>
+            <w:t>s</w:t>
           </w:r>
         </w:hyperlink>
       </w:r>
@@ -3527,12 +3608,66 @@
           <w:color w:val="0000FF"/>
           <w:sz w:val="24"/>
         </w:rPr>
+        <w:t>%</w:t>
+      </w:r>
+      <w:r>
+        <w:rPr>
+          <w:rFonts w:ascii="Charis SIL Regular" w:hAnsi="Charis SIL Regular" w:eastAsia="Charis SIL Regular"/>
+          <w:b w:val="0"/>
+          <w:i w:val="0"/>
+          <w:color w:val="0000FF"/>
+          <w:sz w:val="24"/>
+        </w:rPr>
         <w:hyperlink r:id="rId16" w:history="1">
           <w:r>
             <w:rPr>
               <w:rStyle w:val="Hyperlink"/>
             </w:rPr>
-            <w:t>5B0%5D%5Bfield%5D=informa</w:t>
+            <w:t>5B0%5D%5Bfield%5D=inform</w:t>
+          </w:r>
+        </w:hyperlink>
+      </w:r>
+      <w:r>
+        <w:rPr>
+          <w:rFonts w:ascii="Charis SIL Regular" w:hAnsi="Charis SIL Regular" w:eastAsia="Charis SIL Regular"/>
+          <w:b w:val="0"/>
+          <w:i w:val="0"/>
+          <w:color w:val="0000FF"/>
+          <w:sz w:val="24"/>
+        </w:rPr>
+        <w:hyperlink r:id="rId16" w:history="1">
+          <w:r>
+            <w:rPr>
+              <w:rStyle w:val="Hyperlink"/>
+            </w:rPr>
+            <w:t>a</w:t>
+          </w:r>
+        </w:hyperlink>
+      </w:r>
+      <w:r>
+        <w:rPr>
+          <w:rFonts w:ascii="Charis SIL Regular" w:hAnsi="Charis SIL Regular" w:eastAsia="Charis SIL Regular"/>
+          <w:b w:val="0"/>
+          <w:i w:val="0"/>
+          <w:color w:val="0000FF"/>
+          <w:sz w:val="24"/>
+        </w:rPr>
+        <w:t>t</w:t>
+      </w:r>
+      <w:r>
+        <w:rPr>
+          <w:rFonts w:ascii="Charis SIL Regular" w:hAnsi="Charis SIL Regular" w:eastAsia="Charis SIL Regular"/>
+          <w:b w:val="0"/>
+          <w:i w:val="0"/>
+          <w:color w:val="0000FF"/>
+          <w:sz w:val="24"/>
+        </w:rPr>
+        <w:hyperlink r:id="rId16" w:history="1">
+          <w:r>
+            <w:rPr>
+              <w:rStyle w:val="Hyperlink"/>
+            </w:rPr>
+            <w:t>ion_type&amp;fil</w:t>
           </w:r>
         </w:hyperlink>
       </w:r>
@@ -3566,36 +3701,9 @@
             <w:rPr>
               <w:rStyle w:val="Hyperlink"/>
             </w:rPr>
-            <w:t>ion_type&amp;filt</w:t>
+            <w:t>ers%5B0%5D%5Bvalues%5D%5B0</w:t>
           </w:r>
         </w:hyperlink>
-      </w:r>
-      <w:r>
-        <w:rPr>
-          <w:rFonts w:ascii="Charis SIL Regular" w:hAnsi="Charis SIL Regular" w:eastAsia="Charis SIL Regular"/>
-          <w:b w:val="0"/>
-          <w:i w:val="0"/>
-          <w:color w:val="0000FF"/>
-          <w:sz w:val="24"/>
-        </w:rPr>
-        <w:hyperlink r:id="rId16" w:history="1">
-          <w:r>
-            <w:rPr>
-              <w:rStyle w:val="Hyperlink"/>
-            </w:rPr>
-            <w:t>ers%5B0%5D%5Bvalues%5D%</w:t>
-          </w:r>
-        </w:hyperlink>
-      </w:r>
-      <w:r>
-        <w:rPr>
-          <w:rFonts w:ascii="Charis SIL Regular" w:hAnsi="Charis SIL Regular" w:eastAsia="Charis SIL Regular"/>
-          <w:b w:val="0"/>
-          <w:i w:val="0"/>
-          <w:color w:val="0000FF"/>
-          <w:sz w:val="24"/>
-        </w:rPr>
-        <w:t>5B0</w:t>
       </w:r>
     </w:p>
     <w:p>

--- a/EXPORTS/DOCX/published/niveau3/English/RMO.docx
+++ b/EXPORTS/DOCX/published/niveau3/English/RMO.docx
@@ -397,35 +397,7 @@
           <w:color w:val="000000"/>
           <w:sz w:val="24"/>
         </w:rPr>
-        <w:t>appointed professor of archaeology at Leiden University, thus als</w:t>
-      </w:r>
-      <w:r>
-        <w:rPr>
-          <w:u w:val="single" w:color="0000ff"/>
-          <w:rFonts w:ascii="Charis SIL Regular" w:hAnsi="Charis SIL Regular" w:eastAsia="Charis SIL Regular"/>
-          <w:b w:val="0"/>
-          <w:i w:val="0"/>
-          <w:color w:val="000000"/>
-          <w:sz w:val="24"/>
-        </w:rPr>
-        <w:hyperlink r:id="rId10" w:history="1">
-          <w:r>
-            <w:rPr>
-              <w:rStyle w:val="Hyperlink"/>
-            </w:rPr>
-            <w:t>o beco</w:t>
-          </w:r>
-        </w:hyperlink>
-      </w:r>
-      <w:r>
-        <w:rPr>
-          <w:rFonts w:ascii="Charis SIL Regular" w:hAnsi="Charis SIL Regular" w:eastAsia="Charis SIL Regular"/>
-          <w:b w:val="0"/>
-          <w:i w:val="0"/>
-          <w:color w:val="000000"/>
-          <w:sz w:val="24"/>
-        </w:rPr>
-        <w:t>m</w:t>
+        <w:t>appointed professor of archaeology at Leiden University, thus also becom</w:t>
       </w:r>
       <w:r>
         <w:rPr>
@@ -769,14 +741,7 @@
           <w:color w:val="000000"/>
           <w:sz w:val="24"/>
         </w:rPr>
-        <w:hyperlink r:id="rId12" w:history="1">
-          <w:r>
-            <w:rPr>
-              <w:rStyle w:val="Hyperlink"/>
-            </w:rPr>
-            <w:t>eu</w:t>
-          </w:r>
-        </w:hyperlink>
+        <w:t>eu</w:t>
       </w:r>
       <w:r>
         <w:rPr>
@@ -1514,7 +1479,7 @@
           <w:sz w:val="24"/>
           <w:u w:val="single"/>
         </w:rPr>
-        <w:hyperlink r:id="rId9" w:history="1">
+        <w:hyperlink r:id="rId14" w:history="1">
           <w:r>
             <w:rPr>
               <w:rStyle w:val="Hyperlink"/>
@@ -1920,7 +1885,6 @@
       </w:r>
       <w:r>
         <w:rPr>
-          <w:u w:val="single" w:color="0000ff"/>
           <w:rFonts w:ascii="Charis SIL Regular" w:hAnsi="Charis SIL Regular" w:eastAsia="Charis SIL Regular"/>
           <w:b w:val="0"/>
           <w:i w:val="0"/>
@@ -3286,7 +3250,7 @@
             <w:rPr>
               <w:rStyle w:val="Hyperlink"/>
             </w:rPr>
-            <w:t>filter</w:t>
+            <w:t>filters</w:t>
           </w:r>
         </w:hyperlink>
       </w:r>
@@ -3303,19 +3267,9 @@
             <w:rPr>
               <w:rStyle w:val="Hyperlink"/>
             </w:rPr>
-            <w:t>s</w:t>
+            <w:t>%</w:t>
           </w:r>
         </w:hyperlink>
-      </w:r>
-      <w:r>
-        <w:rPr>
-          <w:rFonts w:ascii="Charis SIL Regular" w:hAnsi="Charis SIL Regular" w:eastAsia="Charis SIL Regular"/>
-          <w:b w:val="0"/>
-          <w:i w:val="0"/>
-          <w:color w:val="0000FF"/>
-          <w:sz w:val="24"/>
-        </w:rPr>
-        <w:t>%</w:t>
       </w:r>
       <w:r>
         <w:rPr>
@@ -3330,7 +3284,7 @@
             <w:rPr>
               <w:rStyle w:val="Hyperlink"/>
             </w:rPr>
-            <w:t>5B0%5D%5Bfield%5D=inform</w:t>
+            <w:t>5B0%5D%5Bfield%5D=infor</w:t>
           </w:r>
         </w:hyperlink>
       </w:r>
@@ -3347,7 +3301,7 @@
             <w:rPr>
               <w:rStyle w:val="Hyperlink"/>
             </w:rPr>
-            <w:t>a</w:t>
+            <w:t>m</w:t>
           </w:r>
         </w:hyperlink>
       </w:r>
@@ -3359,7 +3313,7 @@
           <w:color w:val="0000FF"/>
           <w:sz w:val="24"/>
         </w:rPr>
-        <w:t>t</w:t>
+        <w:t>at</w:t>
       </w:r>
       <w:r>
         <w:rPr>
@@ -3875,7 +3829,7 @@
             <w:rPr>
               <w:rStyle w:val="Hyperlink"/>
             </w:rPr>
-            <w:t>filter</w:t>
+            <w:t>filters</w:t>
           </w:r>
         </w:hyperlink>
       </w:r>
@@ -3892,19 +3846,9 @@
             <w:rPr>
               <w:rStyle w:val="Hyperlink"/>
             </w:rPr>
-            <w:t>s</w:t>
+            <w:t>%</w:t>
           </w:r>
         </w:hyperlink>
-      </w:r>
-      <w:r>
-        <w:rPr>
-          <w:rFonts w:ascii="Charis SIL Regular" w:hAnsi="Charis SIL Regular" w:eastAsia="Charis SIL Regular"/>
-          <w:b w:val="0"/>
-          <w:i w:val="0"/>
-          <w:color w:val="0000FF"/>
-          <w:sz w:val="24"/>
-        </w:rPr>
-        <w:t>%</w:t>
       </w:r>
       <w:r>
         <w:rPr>
@@ -3919,51 +3863,7 @@
             <w:rPr>
               <w:rStyle w:val="Hyperlink"/>
             </w:rPr>
-            <w:t>5B0%5D%5Bfield%5D=inform</w:t>
-          </w:r>
-        </w:hyperlink>
-      </w:r>
-      <w:r>
-        <w:rPr>
-          <w:rFonts w:ascii="Charis SIL Regular" w:hAnsi="Charis SIL Regular" w:eastAsia="Charis SIL Regular"/>
-          <w:b w:val="0"/>
-          <w:i w:val="0"/>
-          <w:color w:val="0000FF"/>
-          <w:sz w:val="24"/>
-        </w:rPr>
-        <w:hyperlink r:id="rId16" w:history="1">
-          <w:r>
-            <w:rPr>
-              <w:rStyle w:val="Hyperlink"/>
-            </w:rPr>
-            <w:t>a</w:t>
-          </w:r>
-        </w:hyperlink>
-      </w:r>
-      <w:r>
-        <w:rPr>
-          <w:rFonts w:ascii="Charis SIL Regular" w:hAnsi="Charis SIL Regular" w:eastAsia="Charis SIL Regular"/>
-          <w:b w:val="0"/>
-          <w:i w:val="0"/>
-          <w:color w:val="0000FF"/>
-          <w:sz w:val="24"/>
-        </w:rPr>
-        <w:t>t</w:t>
-      </w:r>
-      <w:r>
-        <w:rPr>
-          <w:rFonts w:ascii="Charis SIL Regular" w:hAnsi="Charis SIL Regular" w:eastAsia="Charis SIL Regular"/>
-          <w:b w:val="0"/>
-          <w:i w:val="0"/>
-          <w:color w:val="0000FF"/>
-          <w:sz w:val="24"/>
-        </w:rPr>
-        <w:hyperlink r:id="rId16" w:history="1">
-          <w:r>
-            <w:rPr>
-              <w:rStyle w:val="Hyperlink"/>
-            </w:rPr>
-            <w:t>ion_type&amp;fil</w:t>
+            <w:t>5B0%5D%5Bfield%5D=informa</w:t>
           </w:r>
         </w:hyperlink>
       </w:r>
@@ -3997,9 +3897,36 @@
             <w:rPr>
               <w:rStyle w:val="Hyperlink"/>
             </w:rPr>
-            <w:t>ers%5B0%5D%5Bvalues%5D%5B0</w:t>
+            <w:t>ion_type&amp;filt</w:t>
           </w:r>
         </w:hyperlink>
+      </w:r>
+      <w:r>
+        <w:rPr>
+          <w:rFonts w:ascii="Charis SIL Regular" w:hAnsi="Charis SIL Regular" w:eastAsia="Charis SIL Regular"/>
+          <w:b w:val="0"/>
+          <w:i w:val="0"/>
+          <w:color w:val="0000FF"/>
+          <w:sz w:val="24"/>
+        </w:rPr>
+        <w:hyperlink r:id="rId16" w:history="1">
+          <w:r>
+            <w:rPr>
+              <w:rStyle w:val="Hyperlink"/>
+            </w:rPr>
+            <w:t>ers%5B0%5D%5Bvalues%5D%</w:t>
+          </w:r>
+        </w:hyperlink>
+      </w:r>
+      <w:r>
+        <w:rPr>
+          <w:rFonts w:ascii="Charis SIL Regular" w:hAnsi="Charis SIL Regular" w:eastAsia="Charis SIL Regular"/>
+          <w:b w:val="0"/>
+          <w:i w:val="0"/>
+          <w:color w:val="0000FF"/>
+          <w:sz w:val="24"/>
+        </w:rPr>
+        <w:t>5B0</w:t>
       </w:r>
     </w:p>
     <w:p>

--- a/EXPORTS/DOCX/published/niveau3/English/RMO.docx
+++ b/EXPORTS/DOCX/published/niveau3/English/RMO.docx
@@ -397,7 +397,35 @@
           <w:color w:val="000000"/>
           <w:sz w:val="24"/>
         </w:rPr>
-        <w:t>appointed professor of archaeology at Leiden University, thus also becom</w:t>
+        <w:t>appointed professor of archaeology at Leiden University, thus als</w:t>
+      </w:r>
+      <w:r>
+        <w:rPr>
+          <w:u w:val="single" w:color="0000ff"/>
+          <w:rFonts w:ascii="Charis SIL Regular" w:hAnsi="Charis SIL Regular" w:eastAsia="Charis SIL Regular"/>
+          <w:b w:val="0"/>
+          <w:i w:val="0"/>
+          <w:color w:val="000000"/>
+          <w:sz w:val="24"/>
+        </w:rPr>
+        <w:hyperlink r:id="rId10" w:history="1">
+          <w:r>
+            <w:rPr>
+              <w:rStyle w:val="Hyperlink"/>
+            </w:rPr>
+            <w:t>o beco</w:t>
+          </w:r>
+        </w:hyperlink>
+      </w:r>
+      <w:r>
+        <w:rPr>
+          <w:rFonts w:ascii="Charis SIL Regular" w:hAnsi="Charis SIL Regular" w:eastAsia="Charis SIL Regular"/>
+          <w:b w:val="0"/>
+          <w:i w:val="0"/>
+          <w:color w:val="000000"/>
+          <w:sz w:val="24"/>
+        </w:rPr>
+        <w:t>m</w:t>
       </w:r>
       <w:r>
         <w:rPr>
@@ -741,7 +769,14 @@
           <w:color w:val="000000"/>
           <w:sz w:val="24"/>
         </w:rPr>
-        <w:t>eu</w:t>
+        <w:hyperlink r:id="rId12" w:history="1">
+          <w:r>
+            <w:rPr>
+              <w:rStyle w:val="Hyperlink"/>
+            </w:rPr>
+            <w:t>eu</w:t>
+          </w:r>
+        </w:hyperlink>
       </w:r>
       <w:r>
         <w:rPr>
@@ -1385,90 +1420,7 @@
           <w:color w:val="000000"/>
           <w:sz w:val="24"/>
         </w:rPr>
-        <w:t>the museum, its his</w:t>
-      </w:r>
-      <w:r>
-        <w:rPr>
-          <w:u w:val="single" w:color="0000ff"/>
-          <w:rFonts w:ascii="Charis SIL Regular" w:hAnsi="Charis SIL Regular" w:eastAsia="Charis SIL Regular"/>
-          <w:b w:val="0"/>
-          <w:i w:val="0"/>
-          <w:color w:val="000000"/>
-          <w:sz w:val="24"/>
-        </w:rPr>
-        <w:hyperlink r:id="rId9" w:history="1">
-          <w:r>
-            <w:rPr>
-              <w:rStyle w:val="Hyperlink"/>
-            </w:rPr>
-            <w:t>tory and</w:t>
-          </w:r>
-        </w:hyperlink>
-      </w:r>
-      <w:r>
-        <w:rPr>
-          <w:u w:val="single" w:color="0000ff"/>
-          <w:rFonts w:ascii="Charis SIL Regular" w:hAnsi="Charis SIL Regular" w:eastAsia="Charis SIL Regular"/>
-          <w:b w:val="0"/>
-          <w:i w:val="0"/>
-          <w:color w:val="000000"/>
-          <w:sz w:val="24"/>
-        </w:rPr>
-        <w:t xml:space="preserve"> </w:t>
-      </w:r>
-      <w:r>
-        <w:rPr>
-          <w:u w:val="single" w:color="0000ff"/>
-          <w:rFonts w:ascii="Charis SIL Regular" w:hAnsi="Charis SIL Regular" w:eastAsia="Charis SIL Regular"/>
-          <w:b w:val="0"/>
-          <w:i w:val="0"/>
-          <w:color w:val="000000"/>
-          <w:sz w:val="24"/>
-        </w:rPr>
-        <w:hyperlink r:id="rId9" w:history="1">
-          <w:r>
-            <w:rPr>
-              <w:rStyle w:val="Hyperlink"/>
-            </w:rPr>
-            <w:t>collectio</w:t>
-          </w:r>
-        </w:hyperlink>
-      </w:r>
-      <w:r>
-        <w:rPr>
-          <w:u w:val="single" w:color="0000ff"/>
-          <w:rFonts w:ascii="Charis SIL Regular" w:hAnsi="Charis SIL Regular" w:eastAsia="Charis SIL Regular"/>
-          <w:b w:val="0"/>
-          <w:i w:val="0"/>
-          <w:color w:val="000000"/>
-          <w:sz w:val="24"/>
-        </w:rPr>
-        <w:hyperlink r:id="rId9" w:history="1">
-          <w:r>
-            <w:rPr>
-              <w:rStyle w:val="Hyperlink"/>
-            </w:rPr>
-            <w:t xml:space="preserve">n. </w:t>
-          </w:r>
-        </w:hyperlink>
-      </w:r>
-      <w:r>
-        <w:rPr>
-          <w:u w:val="single" w:color="0000ff"/>
-          <w:rFonts w:ascii="Charis SIL Regular" w:hAnsi="Charis SIL Regular" w:eastAsia="Charis SIL Regular"/>
-          <w:b w:val="0"/>
-          <w:i w:val="0"/>
-          <w:color w:val="000000"/>
-          <w:sz w:val="24"/>
-        </w:rPr>
-        <w:hyperlink r:id="rId9" w:history="1">
-          <w:r>
-            <w:rPr>
-              <w:rStyle w:val="Hyperlink"/>
-            </w:rPr>
-            <w:t xml:space="preserve">The </w:t>
-          </w:r>
-        </w:hyperlink>
+        <w:t xml:space="preserve">the museum, its history and collection. The </w:t>
       </w:r>
       <w:r>
         <w:rPr>
@@ -1479,7 +1431,7 @@
           <w:sz w:val="24"/>
           <w:u w:val="single"/>
         </w:rPr>
-        <w:hyperlink r:id="rId14" w:history="1">
+        <w:hyperlink r:id="rId9" w:history="1">
           <w:r>
             <w:rPr>
               <w:rStyle w:val="Hyperlink"/>
@@ -1885,6 +1837,7 @@
       </w:r>
       <w:r>
         <w:rPr>
+          <w:u w:val="single" w:color="0000ff"/>
           <w:rFonts w:ascii="Charis SIL Regular" w:hAnsi="Charis SIL Regular" w:eastAsia="Charis SIL Regular"/>
           <w:b w:val="0"/>
           <w:i w:val="0"/>
@@ -3829,7 +3782,7 @@
             <w:rPr>
               <w:rStyle w:val="Hyperlink"/>
             </w:rPr>
-            <w:t>filters</w:t>
+            <w:t>filter</w:t>
           </w:r>
         </w:hyperlink>
       </w:r>
@@ -3846,9 +3799,19 @@
             <w:rPr>
               <w:rStyle w:val="Hyperlink"/>
             </w:rPr>
-            <w:t>%</w:t>
+            <w:t>s</w:t>
           </w:r>
         </w:hyperlink>
+      </w:r>
+      <w:r>
+        <w:rPr>
+          <w:rFonts w:ascii="Charis SIL Regular" w:hAnsi="Charis SIL Regular" w:eastAsia="Charis SIL Regular"/>
+          <w:b w:val="0"/>
+          <w:i w:val="0"/>
+          <w:color w:val="0000FF"/>
+          <w:sz w:val="24"/>
+        </w:rPr>
+        <w:t>%</w:t>
       </w:r>
       <w:r>
         <w:rPr>
@@ -3863,7 +3826,51 @@
             <w:rPr>
               <w:rStyle w:val="Hyperlink"/>
             </w:rPr>
-            <w:t>5B0%5D%5Bfield%5D=informa</w:t>
+            <w:t>5B0%5D%5Bfield%5D=inform</w:t>
+          </w:r>
+        </w:hyperlink>
+      </w:r>
+      <w:r>
+        <w:rPr>
+          <w:rFonts w:ascii="Charis SIL Regular" w:hAnsi="Charis SIL Regular" w:eastAsia="Charis SIL Regular"/>
+          <w:b w:val="0"/>
+          <w:i w:val="0"/>
+          <w:color w:val="0000FF"/>
+          <w:sz w:val="24"/>
+        </w:rPr>
+        <w:hyperlink r:id="rId16" w:history="1">
+          <w:r>
+            <w:rPr>
+              <w:rStyle w:val="Hyperlink"/>
+            </w:rPr>
+            <w:t>a</w:t>
+          </w:r>
+        </w:hyperlink>
+      </w:r>
+      <w:r>
+        <w:rPr>
+          <w:rFonts w:ascii="Charis SIL Regular" w:hAnsi="Charis SIL Regular" w:eastAsia="Charis SIL Regular"/>
+          <w:b w:val="0"/>
+          <w:i w:val="0"/>
+          <w:color w:val="0000FF"/>
+          <w:sz w:val="24"/>
+        </w:rPr>
+        <w:t>t</w:t>
+      </w:r>
+      <w:r>
+        <w:rPr>
+          <w:rFonts w:ascii="Charis SIL Regular" w:hAnsi="Charis SIL Regular" w:eastAsia="Charis SIL Regular"/>
+          <w:b w:val="0"/>
+          <w:i w:val="0"/>
+          <w:color w:val="0000FF"/>
+          <w:sz w:val="24"/>
+        </w:rPr>
+        <w:hyperlink r:id="rId16" w:history="1">
+          <w:r>
+            <w:rPr>
+              <w:rStyle w:val="Hyperlink"/>
+            </w:rPr>
+            <w:t>ion_type&amp;fil</w:t>
           </w:r>
         </w:hyperlink>
       </w:r>
@@ -3897,36 +3904,9 @@
             <w:rPr>
               <w:rStyle w:val="Hyperlink"/>
             </w:rPr>
-            <w:t>ion_type&amp;filt</w:t>
+            <w:t>ers%5B0%5D%5Bvalues%5D%5B0</w:t>
           </w:r>
         </w:hyperlink>
-      </w:r>
-      <w:r>
-        <w:rPr>
-          <w:rFonts w:ascii="Charis SIL Regular" w:hAnsi="Charis SIL Regular" w:eastAsia="Charis SIL Regular"/>
-          <w:b w:val="0"/>
-          <w:i w:val="0"/>
-          <w:color w:val="0000FF"/>
-          <w:sz w:val="24"/>
-        </w:rPr>
-        <w:hyperlink r:id="rId16" w:history="1">
-          <w:r>
-            <w:rPr>
-              <w:rStyle w:val="Hyperlink"/>
-            </w:rPr>
-            <w:t>ers%5B0%5D%5Bvalues%5D%</w:t>
-          </w:r>
-        </w:hyperlink>
-      </w:r>
-      <w:r>
-        <w:rPr>
-          <w:rFonts w:ascii="Charis SIL Regular" w:hAnsi="Charis SIL Regular" w:eastAsia="Charis SIL Regular"/>
-          <w:b w:val="0"/>
-          <w:i w:val="0"/>
-          <w:color w:val="0000FF"/>
-          <w:sz w:val="24"/>
-        </w:rPr>
-        <w:t>5B0</w:t>
       </w:r>
     </w:p>
     <w:p>
